--- a/report.docx
+++ b/report.docx
@@ -17,15 +17,7 @@
           <w:rtl/>
           <w:lang w:bidi="fa-IR"/>
         </w:rPr>
-        <w:t xml:space="preserve">سوال </w:t>
-      </w:r>
-      <w:r>
-        <w:rPr>
-          <w:rFonts w:cs="B Nazanin" w:hint="cs"/>
-          <w:rtl/>
-          <w:lang w:bidi="fa-IR"/>
-        </w:rPr>
-        <w:t>1)</w:t>
+        <w:t>سوال 1)</w:t>
       </w:r>
     </w:p>
     <w:p>
@@ -67,15 +59,15 @@
     <w:p>
       <w:pPr>
         <w:bidi/>
-        <w:jc w:val="right"/>
-        <w:rPr>
-          <w:rFonts w:cs="B Nazanin" w:hint="cs"/>
-          <w:rtl/>
-          <w:lang w:bidi="fa-IR"/>
-        </w:rPr>
-      </w:pPr>
-      <w:r>
-        <w:rPr>
+        <w:rPr>
+          <w:rFonts w:cs="B Nazanin"/>
+          <w:rtl/>
+          <w:lang w:bidi="fa-IR"/>
+        </w:rPr>
+      </w:pPr>
+      <w:r>
+        <w:rPr>
+          <w:rFonts w:cs="B Nazanin"/>
           <w:noProof/>
         </w:rPr>
         <w:drawing>
@@ -144,6 +136,7 @@
       </w:pPr>
       <w:r>
         <w:rPr>
+          <w:rFonts w:cs="B Nazanin"/>
           <w:noProof/>
         </w:rPr>
         <w:drawing>
@@ -194,14 +187,14 @@
     <w:p>
       <w:pPr>
         <w:bidi/>
-        <w:jc w:val="right"/>
-        <w:rPr>
-          <w:rFonts w:cs="B Nazanin"/>
-          <w:lang w:bidi="fa-IR"/>
-        </w:rPr>
-      </w:pPr>
-      <w:r>
-        <w:rPr>
+        <w:rPr>
+          <w:rFonts w:cs="B Nazanin"/>
+          <w:lang w:bidi="fa-IR"/>
+        </w:rPr>
+      </w:pPr>
+      <w:r>
+        <w:rPr>
+          <w:rFonts w:cs="B Nazanin"/>
           <w:noProof/>
         </w:rPr>
         <w:drawing>
@@ -279,15 +272,15 @@
     <w:p>
       <w:pPr>
         <w:bidi/>
-        <w:jc w:val="center"/>
-        <w:rPr>
-          <w:rFonts w:cs="B Nazanin"/>
-          <w:rtl/>
-          <w:lang w:bidi="fa-IR"/>
-        </w:rPr>
-      </w:pPr>
-      <w:r>
-        <w:rPr>
+        <w:rPr>
+          <w:rFonts w:cs="B Nazanin"/>
+          <w:rtl/>
+          <w:lang w:bidi="fa-IR"/>
+        </w:rPr>
+      </w:pPr>
+      <w:r>
+        <w:rPr>
+          <w:rFonts w:cs="B Nazanin"/>
           <w:noProof/>
         </w:rPr>
         <w:drawing>
@@ -418,11 +411,13 @@
       <w:pPr>
         <w:bidi/>
         <w:rPr>
-          <w:noProof/>
-        </w:rPr>
-      </w:pPr>
-      <w:r>
-        <w:rPr>
+          <w:rFonts w:cs="B Nazanin"/>
+          <w:noProof/>
+        </w:rPr>
+      </w:pPr>
+      <w:r>
+        <w:rPr>
+          <w:rFonts w:cs="B Nazanin"/>
           <w:noProof/>
         </w:rPr>
         <w:drawing>
@@ -466,6 +461,7 @@
       <w:pPr>
         <w:bidi/>
         <w:rPr>
+          <w:rFonts w:cs="B Nazanin"/>
           <w:noProof/>
           <w:rtl/>
         </w:rPr>
@@ -659,11 +655,13 @@
       <w:pPr>
         <w:bidi/>
         <w:rPr>
-          <w:noProof/>
-        </w:rPr>
-      </w:pPr>
-      <w:r>
-        <w:rPr>
+          <w:rFonts w:cs="B Nazanin"/>
+          <w:noProof/>
+        </w:rPr>
+      </w:pPr>
+      <w:r>
+        <w:rPr>
+          <w:rFonts w:cs="B Nazanin"/>
           <w:noProof/>
         </w:rPr>
         <w:drawing>
@@ -725,13 +723,14 @@
       <w:pPr>
         <w:bidi/>
         <w:rPr>
-          <w:rFonts w:cs="B Nazanin" w:hint="cs"/>
-          <w:rtl/>
-          <w:lang w:bidi="fa-IR"/>
-        </w:rPr>
-      </w:pPr>
-      <w:r>
-        <w:rPr>
+          <w:rFonts w:cs="B Nazanin"/>
+          <w:rtl/>
+          <w:lang w:bidi="fa-IR"/>
+        </w:rPr>
+      </w:pPr>
+      <w:r>
+        <w:rPr>
+          <w:rFonts w:cs="B Nazanin"/>
           <w:noProof/>
         </w:rPr>
         <w:drawing>
@@ -775,7 +774,7 @@
       <w:pPr>
         <w:bidi/>
         <w:rPr>
-          <w:rFonts w:cs="B Nazanin" w:hint="cs"/>
+          <w:rFonts w:cs="B Nazanin"/>
           <w:rtl/>
           <w:lang w:bidi="fa-IR"/>
         </w:rPr>
@@ -826,6 +825,7 @@
       </w:pPr>
       <w:r>
         <w:rPr>
+          <w:rFonts w:cs="B Nazanin"/>
           <w:noProof/>
         </w:rPr>
         <w:drawing>
@@ -887,11 +887,13 @@
       <w:pPr>
         <w:bidi/>
         <w:rPr>
-          <w:noProof/>
-        </w:rPr>
-      </w:pPr>
-      <w:r>
-        <w:rPr>
+          <w:rFonts w:cs="B Nazanin"/>
+          <w:noProof/>
+        </w:rPr>
+      </w:pPr>
+      <w:r>
+        <w:rPr>
+          <w:rFonts w:cs="B Nazanin"/>
           <w:noProof/>
         </w:rPr>
         <w:drawing>
@@ -1058,6 +1060,7 @@
       <w:r>
         <w:rPr>
           <w:rFonts w:cs="B Nazanin"/>
+          <w:noProof/>
           <w:rtl/>
           <w:lang w:bidi="fa-IR"/>
         </w:rPr>
@@ -1228,7 +1231,7 @@
       <w:pPr>
         <w:bidi/>
         <w:rPr>
-          <w:rFonts w:cs="B Nazanin" w:hint="cs"/>
+          <w:rFonts w:cs="B Nazanin"/>
           <w:rtl/>
           <w:lang w:bidi="fa-IR"/>
         </w:rPr>
@@ -1257,13 +1260,14 @@
       <w:pPr>
         <w:bidi/>
         <w:rPr>
-          <w:rFonts w:cs="B Nazanin" w:hint="cs"/>
-          <w:rtl/>
-          <w:lang w:bidi="fa-IR"/>
-        </w:rPr>
-      </w:pPr>
-      <w:r>
-        <w:rPr>
+          <w:rFonts w:cs="B Nazanin"/>
+          <w:rtl/>
+          <w:lang w:bidi="fa-IR"/>
+        </w:rPr>
+      </w:pPr>
+      <w:r>
+        <w:rPr>
+          <w:rFonts w:cs="B Nazanin"/>
           <w:noProof/>
         </w:rPr>
         <w:drawing>
@@ -1307,7 +1311,7 @@
       <w:pPr>
         <w:bidi/>
         <w:rPr>
-          <w:rFonts w:cs="B Nazanin" w:hint="cs"/>
+          <w:rFonts w:cs="B Nazanin"/>
           <w:lang w:bidi="fa-IR"/>
         </w:rPr>
       </w:pPr>
@@ -1369,15 +1373,15 @@
     <w:p>
       <w:pPr>
         <w:bidi/>
-        <w:jc w:val="right"/>
-        <w:rPr>
-          <w:rFonts w:cs="B Nazanin" w:hint="cs"/>
-          <w:rtl/>
-          <w:lang w:bidi="fa-IR"/>
-        </w:rPr>
-      </w:pPr>
-      <w:r>
-        <w:rPr>
+        <w:rPr>
+          <w:rFonts w:cs="B Nazanin"/>
+          <w:rtl/>
+          <w:lang w:bidi="fa-IR"/>
+        </w:rPr>
+      </w:pPr>
+      <w:r>
+        <w:rPr>
+          <w:rFonts w:cs="B Nazanin"/>
           <w:noProof/>
         </w:rPr>
         <w:drawing>
@@ -1446,6 +1450,7 @@
       </w:pPr>
       <w:r>
         <w:rPr>
+          <w:rFonts w:cs="B Nazanin"/>
           <w:noProof/>
         </w:rPr>
         <w:drawing>
@@ -1578,6 +1583,7 @@
       </w:pPr>
       <w:r>
         <w:rPr>
+          <w:rFonts w:cs="B Nazanin"/>
           <w:noProof/>
         </w:rPr>
         <w:drawing>
@@ -1668,11 +1674,13 @@
         <w:bidi/>
         <w:rPr>
           <w:rFonts w:cs="B Nazanin"/>
-          <w:lang w:bidi="fa-IR"/>
-        </w:rPr>
-      </w:pPr>
-      <w:r>
-        <w:rPr>
+          <w:rtl/>
+          <w:lang w:bidi="fa-IR"/>
+        </w:rPr>
+      </w:pPr>
+      <w:r>
+        <w:rPr>
+          <w:rFonts w:cs="B Nazanin"/>
           <w:noProof/>
         </w:rPr>
         <w:drawing>
@@ -1711,6 +1719,1732 @@
           </wp:inline>
         </w:drawing>
       </w:r>
+    </w:p>
+    <w:p>
+      <w:pPr>
+        <w:bidi/>
+        <w:rPr>
+          <w:rFonts w:cs="B Nazanin"/>
+          <w:rtl/>
+          <w:lang w:bidi="fa-IR"/>
+        </w:rPr>
+      </w:pPr>
+      <w:r>
+        <w:rPr>
+          <w:rFonts w:cs="B Nazanin" w:hint="cs"/>
+          <w:rtl/>
+          <w:lang w:bidi="fa-IR"/>
+        </w:rPr>
+        <w:t xml:space="preserve">در ابتدا یک توصیف مختصر از هر کدوم از معیارهای زیر گفته می شود و بعد هر کدوم را برای مدل ساده خود تحلیل خواهیم کرد ابتدا </w:t>
+      </w:r>
+    </w:p>
+    <w:p>
+      <w:pPr>
+        <w:rPr>
+          <w:rFonts w:cs="B Nazanin"/>
+          <w:lang w:bidi="fa-IR"/>
+        </w:rPr>
+      </w:pPr>
+      <w:r>
+        <w:rPr>
+          <w:rFonts w:cs="B Nazanin"/>
+          <w:lang w:bidi="fa-IR"/>
+        </w:rPr>
+        <w:t>R2</w:t>
+      </w:r>
+    </w:p>
+    <w:p>
+      <w:pPr>
+        <w:bidi/>
+        <w:rPr>
+          <w:rFonts w:cs="B Nazanin"/>
+          <w:rtl/>
+          <w:lang w:bidi="fa-IR"/>
+        </w:rPr>
+      </w:pPr>
+      <w:r>
+        <w:rPr>
+          <w:rFonts w:cs="B Nazanin" w:hint="cs"/>
+          <w:rtl/>
+          <w:lang w:bidi="fa-IR"/>
+        </w:rPr>
+        <w:t xml:space="preserve"> این معیار </w:t>
+      </w:r>
+      <w:r>
+        <w:rPr>
+          <w:rFonts w:cs="B Nazanin"/>
+          <w:rtl/>
+        </w:rPr>
+        <w:t>نش</w:t>
+      </w:r>
+      <w:r>
+        <w:rPr>
+          <w:rFonts w:cs="B Nazanin" w:hint="cs"/>
+          <w:rtl/>
+        </w:rPr>
+        <w:t>ا</w:t>
+      </w:r>
+      <w:r>
+        <w:rPr>
+          <w:rFonts w:cs="B Nazanin"/>
+          <w:rtl/>
+        </w:rPr>
+        <w:t>ن می‌ده</w:t>
+      </w:r>
+      <w:r>
+        <w:rPr>
+          <w:rFonts w:cs="B Nazanin" w:hint="cs"/>
+          <w:rtl/>
+        </w:rPr>
+        <w:t>د</w:t>
+      </w:r>
+      <w:r>
+        <w:rPr>
+          <w:rFonts w:cs="B Nazanin"/>
+          <w:rtl/>
+        </w:rPr>
+        <w:t xml:space="preserve"> مدل شما </w:t>
+      </w:r>
+      <w:r>
+        <w:rPr>
+          <w:rFonts w:cs="B Nazanin"/>
+          <w:b/>
+          <w:bCs/>
+          <w:rtl/>
+        </w:rPr>
+        <w:t>چقدر خوب می‌تونه تغییرات متغیر هدف</w:t>
+      </w:r>
+      <w:r>
+        <w:rPr>
+          <w:rFonts w:cs="B Nazanin"/>
+          <w:b/>
+          <w:bCs/>
+          <w:lang w:bidi="fa-IR"/>
+        </w:rPr>
+        <w:t xml:space="preserve"> (y)</w:t>
+      </w:r>
+      <w:r>
+        <w:rPr>
+          <w:rFonts w:cs="B Nazanin"/>
+          <w:lang w:bidi="fa-IR"/>
+        </w:rPr>
+        <w:t xml:space="preserve"> </w:t>
+      </w:r>
+      <w:r>
+        <w:rPr>
+          <w:rFonts w:cs="B Nazanin"/>
+          <w:rtl/>
+        </w:rPr>
+        <w:t>رو بر اساس ویژگی‌ها</w:t>
+      </w:r>
+      <w:r>
+        <w:rPr>
+          <w:rFonts w:cs="B Nazanin"/>
+          <w:lang w:bidi="fa-IR"/>
+        </w:rPr>
+        <w:t xml:space="preserve"> (X) </w:t>
+      </w:r>
+      <w:r>
+        <w:rPr>
+          <w:rFonts w:cs="B Nazanin"/>
+          <w:rtl/>
+        </w:rPr>
+        <w:t>توضیح بد</w:t>
+      </w:r>
+      <w:r>
+        <w:rPr>
+          <w:rFonts w:cs="B Nazanin" w:hint="cs"/>
+          <w:rtl/>
+        </w:rPr>
+        <w:t xml:space="preserve">ه که مقادیر آن بین صفر و یک است که هر چه به یک نزدیک باشد در صورتی که مدل </w:t>
+      </w:r>
+      <w:r>
+        <w:rPr>
+          <w:rFonts w:cs="B Nazanin"/>
+        </w:rPr>
+        <w:t>overfit</w:t>
+      </w:r>
+      <w:r>
+        <w:rPr>
+          <w:rFonts w:cs="B Nazanin" w:hint="cs"/>
+          <w:rtl/>
+          <w:lang w:bidi="fa-IR"/>
+        </w:rPr>
+        <w:t xml:space="preserve"> نشده باشد بهتر است. و به این صورت حساب می شود که از تقسیم مجموع مربعات خطاها به مجموع مربعات کل به دست می آید.</w:t>
+      </w:r>
+    </w:p>
+    <w:p>
+      <w:pPr>
+        <w:rPr>
+          <w:rFonts w:cs="B Nazanin"/>
+          <w:lang w:bidi="fa-IR"/>
+        </w:rPr>
+      </w:pPr>
+      <w:r>
+        <w:rPr>
+          <w:rFonts w:cs="B Nazanin"/>
+          <w:lang w:bidi="fa-IR"/>
+        </w:rPr>
+        <w:t>MAE</w:t>
+      </w:r>
+    </w:p>
+    <w:p>
+      <w:pPr>
+        <w:bidi/>
+        <w:rPr>
+          <w:rFonts w:cs="B Nazanin"/>
+          <w:rtl/>
+          <w:lang w:bidi="fa-IR"/>
+        </w:rPr>
+      </w:pPr>
+      <w:r>
+        <w:rPr>
+          <w:rFonts w:cs="B Nazanin" w:hint="cs"/>
+          <w:rtl/>
+          <w:lang w:bidi="fa-IR"/>
+        </w:rPr>
+        <w:t xml:space="preserve"> همان میانگین قدر مطلق خطا ( اختلاف داده واقعی و پیشبینی) است که نسبت به </w:t>
+      </w:r>
+      <w:r>
+        <w:rPr>
+          <w:rFonts w:cs="B Nazanin"/>
+          <w:lang w:bidi="fa-IR"/>
+        </w:rPr>
+        <w:t>Outlier</w:t>
+      </w:r>
+      <w:r>
+        <w:rPr>
+          <w:rFonts w:cs="B Nazanin" w:hint="cs"/>
+          <w:rtl/>
+          <w:lang w:bidi="fa-IR"/>
+        </w:rPr>
+        <w:t xml:space="preserve"> ها حساسیت کمتر دارد.</w:t>
+      </w:r>
+    </w:p>
+    <w:p>
+      <w:pPr>
+        <w:rPr>
+          <w:rFonts w:cs="B Nazanin"/>
+          <w:lang w:bidi="fa-IR"/>
+        </w:rPr>
+      </w:pPr>
+      <w:r>
+        <w:rPr>
+          <w:rFonts w:cs="B Nazanin"/>
+          <w:lang w:bidi="fa-IR"/>
+        </w:rPr>
+        <w:t>MSE</w:t>
+      </w:r>
+    </w:p>
+    <w:p>
+      <w:pPr>
+        <w:bidi/>
+        <w:rPr>
+          <w:rFonts w:cs="B Nazanin"/>
+          <w:rtl/>
+          <w:lang w:bidi="fa-IR"/>
+        </w:rPr>
+      </w:pPr>
+      <w:r>
+        <w:rPr>
+          <w:rFonts w:cs="B Nazanin" w:hint="cs"/>
+          <w:rtl/>
+          <w:lang w:bidi="fa-IR"/>
+        </w:rPr>
+        <w:t>همان میانگین مربع خطا است. و از آنجایی که توان دوم دارد خطا را بزرگتر می کند.</w:t>
+      </w:r>
+    </w:p>
+    <w:p>
+      <w:pPr>
+        <w:rPr>
+          <w:rFonts w:cs="B Nazanin"/>
+          <w:rtl/>
+          <w:lang w:bidi="fa-IR"/>
+        </w:rPr>
+      </w:pPr>
+      <w:r>
+        <w:rPr>
+          <w:rFonts w:cs="B Nazanin"/>
+          <w:lang w:bidi="fa-IR"/>
+        </w:rPr>
+        <w:t>RMSE</w:t>
+      </w:r>
+    </w:p>
+    <w:p>
+      <w:pPr>
+        <w:bidi/>
+        <w:rPr>
+          <w:rFonts w:cs="B Nazanin"/>
+          <w:rtl/>
+          <w:lang w:bidi="fa-IR"/>
+        </w:rPr>
+      </w:pPr>
+      <w:r>
+        <w:rPr>
+          <w:rFonts w:cs="B Nazanin" w:hint="cs"/>
+          <w:rtl/>
+          <w:lang w:bidi="fa-IR"/>
+        </w:rPr>
+        <w:t xml:space="preserve">که مجذور </w:t>
+      </w:r>
+      <w:r>
+        <w:rPr>
+          <w:rFonts w:cs="B Nazanin"/>
+          <w:lang w:bidi="fa-IR"/>
+        </w:rPr>
+        <w:t>MSE</w:t>
+      </w:r>
+      <w:r>
+        <w:rPr>
+          <w:rFonts w:cs="B Nazanin" w:hint="cs"/>
+          <w:rtl/>
+          <w:lang w:bidi="fa-IR"/>
+        </w:rPr>
+        <w:t xml:space="preserve"> است که برای اینکه به داده های واقعی نزدیک تر باشد استفاده می شود. و قابل تفسیرتر است.</w:t>
+      </w:r>
+    </w:p>
+    <w:p>
+      <w:pPr>
+        <w:bidi/>
+        <w:rPr>
+          <w:rFonts w:cs="B Nazanin"/>
+          <w:rtl/>
+          <w:lang w:bidi="fa-IR"/>
+        </w:rPr>
+      </w:pPr>
+    </w:p>
+    <w:p>
+      <w:pPr>
+        <w:bidi/>
+        <w:rPr>
+          <w:rFonts w:cs="B Nazanin"/>
+          <w:rtl/>
+          <w:lang w:bidi="fa-IR"/>
+        </w:rPr>
+      </w:pPr>
+      <w:r>
+        <w:rPr>
+          <w:rFonts w:cs="B Nazanin" w:hint="cs"/>
+          <w:rtl/>
+          <w:lang w:bidi="fa-IR"/>
+        </w:rPr>
+        <w:lastRenderedPageBreak/>
+        <w:t>در مورد مدل ما این اعداد در بالا قابل مشاهده است و می توان دید که با این یک ویژگی ما می توانیم 50 درصد تغییرات را مدیریت کنیم. و همچنین نزدیک به 4 واحد اختلاف داریم.</w:t>
+      </w:r>
+    </w:p>
+    <w:p>
+      <w:pPr>
+        <w:bidi/>
+        <w:rPr>
+          <w:rFonts w:cs="B Nazanin"/>
+          <w:rtl/>
+          <w:lang w:bidi="fa-IR"/>
+        </w:rPr>
+      </w:pPr>
+      <w:r>
+        <w:rPr>
+          <w:rFonts w:cs="B Nazanin" w:hint="cs"/>
+          <w:rtl/>
+          <w:lang w:bidi="fa-IR"/>
+        </w:rPr>
+        <w:t>8)</w:t>
+      </w:r>
+    </w:p>
+    <w:p>
+      <w:pPr>
+        <w:bidi/>
+        <w:rPr>
+          <w:rFonts w:cs="B Nazanin"/>
+          <w:rtl/>
+          <w:lang w:bidi="fa-IR"/>
+        </w:rPr>
+      </w:pPr>
+      <w:r>
+        <w:rPr>
+          <w:rFonts w:cs="B Nazanin" w:hint="cs"/>
+          <w:rtl/>
+          <w:lang w:bidi="fa-IR"/>
+        </w:rPr>
+        <w:t xml:space="preserve">برای بهبود این روش میتوان کارهای زیادی انجام داد از جمله </w:t>
+      </w:r>
+      <w:r>
+        <w:rPr>
+          <w:rFonts w:cs="B Nazanin" w:hint="cs"/>
+          <w:rtl/>
+          <w:lang w:bidi="fa-IR"/>
+        </w:rPr>
+        <w:t xml:space="preserve">استفاده مدل های پیچیده تر رگرسیون مثل </w:t>
+      </w:r>
+      <w:r>
+        <w:rPr>
+          <w:rFonts w:cs="B Nazanin"/>
+          <w:lang w:bidi="fa-IR"/>
+        </w:rPr>
+        <w:t xml:space="preserve">multiple linear </w:t>
+      </w:r>
+      <w:r>
+        <w:rPr>
+          <w:rFonts w:cs="B Nazanin" w:hint="cs"/>
+          <w:rtl/>
+          <w:lang w:bidi="fa-IR"/>
+        </w:rPr>
+        <w:t xml:space="preserve"> چون اینجا ما فقط از یک ویژگی استفاده کردیم در این حالت می توانیم از چند ویژگی استفاده کنیم و یا حتی </w:t>
+      </w:r>
+      <w:r>
+        <w:rPr>
+          <w:rFonts w:cs="B Nazanin"/>
+          <w:lang w:bidi="fa-IR"/>
+        </w:rPr>
+        <w:t>polynomial</w:t>
+      </w:r>
+      <w:r>
+        <w:rPr>
+          <w:rFonts w:cs="B Nazanin" w:hint="cs"/>
+          <w:rtl/>
+          <w:lang w:bidi="fa-IR"/>
+        </w:rPr>
+        <w:t xml:space="preserve"> که وارد فضای چند جمله ای می شود.</w:t>
+      </w:r>
+    </w:p>
+    <w:p>
+      <w:pPr>
+        <w:bidi/>
+        <w:rPr>
+          <w:rFonts w:cs="B Nazanin"/>
+          <w:rtl/>
+          <w:lang w:bidi="fa-IR"/>
+        </w:rPr>
+      </w:pPr>
+      <w:r>
+        <w:rPr>
+          <w:rFonts w:cs="B Nazanin" w:hint="cs"/>
+          <w:rtl/>
+          <w:lang w:bidi="fa-IR"/>
+        </w:rPr>
+        <w:t>برای مشاهده بهتر رفتار مدل ما نمودار مقدار پیشبینی و حقیقی این مدل و خط ترسیم شده که نشان دهنده بهترین تناسب بین پیشبینی و مقدار واقعی است از رگرسیون را نیز رسم کردیم.</w:t>
+      </w:r>
+    </w:p>
+    <w:p>
+      <w:pPr>
+        <w:bidi/>
+        <w:rPr>
+          <w:rFonts w:cs="B Nazanin"/>
+          <w:rtl/>
+          <w:lang w:bidi="fa-IR"/>
+        </w:rPr>
+      </w:pPr>
+      <w:r>
+        <w:rPr>
+          <w:rFonts w:cs="B Nazanin" w:hint="cs"/>
+          <w:rtl/>
+          <w:lang w:bidi="fa-IR"/>
+        </w:rPr>
+        <w:t>خط وسط در حقیقت خطی است که اگر مدل دقیقا در 100% درصد موارد درست پیشبینی می کرد به دست می آمد و به نوعی برای این است که بفهمیم مدل چند تا از داده را به درستی روی این خط می اندازد توجه داشته باشیم که این خط خط رگرسیون ما نیست.</w:t>
+      </w:r>
+    </w:p>
+    <w:p>
+      <w:pPr>
+        <w:bidi/>
+        <w:rPr>
+          <w:rFonts w:cs="B Nazanin"/>
+          <w:rtl/>
+          <w:lang w:bidi="fa-IR"/>
+        </w:rPr>
+      </w:pPr>
+      <w:r>
+        <w:rPr>
+          <w:rFonts w:cs="B Nazanin"/>
+          <w:noProof/>
+        </w:rPr>
+        <w:drawing>
+          <wp:inline distT="0" distB="0" distL="0" distR="0" wp14:anchorId="458681E4" wp14:editId="0C0C991E">
+            <wp:extent cx="5943600" cy="4739005"/>
+            <wp:effectExtent l="0" t="0" r="0" b="4445"/>
+            <wp:docPr id="1144722177" name="Picture 1"/>
+            <wp:cNvGraphicFramePr>
+              <a:graphicFrameLocks xmlns:a="http://schemas.openxmlformats.org/drawingml/2006/main" noChangeAspect="1"/>
+            </wp:cNvGraphicFramePr>
+            <a:graphic xmlns:a="http://schemas.openxmlformats.org/drawingml/2006/main">
+              <a:graphicData uri="http://schemas.openxmlformats.org/drawingml/2006/picture">
+                <pic:pic xmlns:pic="http://schemas.openxmlformats.org/drawingml/2006/picture">
+                  <pic:nvPicPr>
+                    <pic:cNvPr id="1144722177" name=""/>
+                    <pic:cNvPicPr/>
+                  </pic:nvPicPr>
+                  <pic:blipFill>
+                    <a:blip r:embed="rId21"/>
+                    <a:stretch>
+                      <a:fillRect/>
+                    </a:stretch>
+                  </pic:blipFill>
+                  <pic:spPr>
+                    <a:xfrm>
+                      <a:off x="0" y="0"/>
+                      <a:ext cx="5943600" cy="4739005"/>
+                    </a:xfrm>
+                    <a:prstGeom prst="rect">
+                      <a:avLst/>
+                    </a:prstGeom>
+                  </pic:spPr>
+                </pic:pic>
+              </a:graphicData>
+            </a:graphic>
+          </wp:inline>
+        </w:drawing>
+      </w:r>
+    </w:p>
+    <w:p>
+      <w:pPr>
+        <w:bidi/>
+        <w:rPr>
+          <w:rFonts w:cs="B Nazanin"/>
+          <w:rtl/>
+          <w:lang w:bidi="fa-IR"/>
+        </w:rPr>
+      </w:pPr>
+      <w:r>
+        <w:rPr>
+          <w:rFonts w:cs="B Nazanin" w:hint="cs"/>
+          <w:rtl/>
+          <w:lang w:bidi="fa-IR"/>
+        </w:rPr>
+        <w:lastRenderedPageBreak/>
+        <w:t xml:space="preserve"> در ادامه هر دو روش </w:t>
+      </w:r>
+      <w:r>
+        <w:rPr>
+          <w:rFonts w:cs="B Nazanin" w:hint="cs"/>
+          <w:rtl/>
+          <w:lang w:bidi="fa-IR"/>
+        </w:rPr>
+        <w:t xml:space="preserve">برای بهبود </w:t>
+      </w:r>
+      <w:r>
+        <w:rPr>
+          <w:rFonts w:cs="B Nazanin" w:hint="cs"/>
+          <w:rtl/>
+          <w:lang w:bidi="fa-IR"/>
+        </w:rPr>
+        <w:t xml:space="preserve">را انجام داده و </w:t>
+      </w:r>
+      <w:r>
+        <w:rPr>
+          <w:rFonts w:cs="B Nazanin" w:hint="cs"/>
+          <w:rtl/>
+          <w:lang w:bidi="fa-IR"/>
+        </w:rPr>
+        <w:t xml:space="preserve">نمودار آن ها را نشان داده ایم </w:t>
+      </w:r>
+      <w:r>
+        <w:rPr>
+          <w:rFonts w:cs="B Nazanin" w:hint="cs"/>
+          <w:rtl/>
+          <w:lang w:bidi="fa-IR"/>
+        </w:rPr>
+        <w:t>نشان داده ایم</w:t>
+      </w:r>
+      <w:r>
+        <w:rPr>
+          <w:rFonts w:cs="B Nazanin" w:hint="cs"/>
+          <w:rtl/>
+          <w:lang w:bidi="fa-IR"/>
+        </w:rPr>
+        <w:t>.</w:t>
+      </w:r>
+    </w:p>
+    <w:p>
+      <w:pPr>
+        <w:bidi/>
+        <w:rPr>
+          <w:rFonts w:cs="B Nazanin"/>
+          <w:rtl/>
+          <w:lang w:bidi="fa-IR"/>
+        </w:rPr>
+      </w:pPr>
+      <w:r>
+        <w:rPr>
+          <w:rFonts w:cs="B Nazanin" w:hint="cs"/>
+          <w:rtl/>
+          <w:lang w:bidi="fa-IR"/>
+        </w:rPr>
+        <w:t>برای بهبود مدل کارهای زیر انجام شده است</w:t>
+      </w:r>
+    </w:p>
+    <w:p>
+      <w:pPr>
+        <w:bidi/>
+        <w:rPr>
+          <w:rFonts w:cs="B Nazanin"/>
+          <w:rtl/>
+          <w:lang w:bidi="fa-IR"/>
+        </w:rPr>
+      </w:pPr>
+      <w:r>
+        <w:rPr>
+          <w:rFonts w:cs="B Nazanin" w:hint="cs"/>
+          <w:rtl/>
+          <w:lang w:bidi="fa-IR"/>
+        </w:rPr>
+        <w:t xml:space="preserve">در ابتدا چون دو دسته از ویژگی های ما به صورت </w:t>
+      </w:r>
+      <w:r>
+        <w:rPr>
+          <w:rFonts w:cs="B Nazanin"/>
+          <w:lang w:bidi="fa-IR"/>
+        </w:rPr>
+        <w:t>categorical</w:t>
+      </w:r>
+      <w:r>
+        <w:rPr>
+          <w:rFonts w:cs="B Nazanin" w:hint="cs"/>
+          <w:rtl/>
+          <w:lang w:bidi="fa-IR"/>
+        </w:rPr>
+        <w:t xml:space="preserve"> بود و به صورت مستقیم نمی شد از آن استفاده کنیم این دو را کنار گزاشته و باقی ویژگی ها یک مدل </w:t>
+      </w:r>
+      <w:r>
+        <w:rPr>
+          <w:rFonts w:cs="B Nazanin"/>
+          <w:lang w:bidi="fa-IR"/>
+        </w:rPr>
+        <w:t>multiple linear</w:t>
+      </w:r>
+      <w:r>
+        <w:rPr>
+          <w:rFonts w:cs="B Nazanin" w:hint="cs"/>
+          <w:rtl/>
+          <w:lang w:bidi="fa-IR"/>
+        </w:rPr>
+        <w:t xml:space="preserve"> ساختیم که در ادامه کد و پارامترها و نمودار را آوردیم.</w:t>
+      </w:r>
+    </w:p>
+    <w:p>
+      <w:pPr>
+        <w:bidi/>
+        <w:rPr>
+          <w:rFonts w:cs="B Nazanin"/>
+          <w:rtl/>
+          <w:lang w:bidi="fa-IR"/>
+        </w:rPr>
+      </w:pPr>
+      <w:r>
+        <w:rPr>
+          <w:rFonts w:cs="B Nazanin" w:hint="cs"/>
+          <w:rtl/>
+          <w:lang w:bidi="fa-IR"/>
+        </w:rPr>
+        <w:t>کد زیر نشان می دهد کدام یک از ویژگی ها از این دسته هستند و به صورت عددی نیستند</w:t>
+      </w:r>
+    </w:p>
+    <w:p>
+      <w:pPr>
+        <w:bidi/>
+        <w:rPr>
+          <w:rFonts w:cs="B Nazanin"/>
+          <w:rtl/>
+          <w:lang w:bidi="fa-IR"/>
+        </w:rPr>
+      </w:pPr>
+      <w:r>
+        <w:rPr>
+          <w:rFonts w:cs="B Nazanin"/>
+          <w:noProof/>
+        </w:rPr>
+        <w:drawing>
+          <wp:inline distT="0" distB="0" distL="0" distR="0" wp14:anchorId="1F82371D" wp14:editId="3979E419">
+            <wp:extent cx="2683379" cy="3425295"/>
+            <wp:effectExtent l="0" t="0" r="3175" b="3810"/>
+            <wp:docPr id="1542083294" name="Picture 1"/>
+            <wp:cNvGraphicFramePr>
+              <a:graphicFrameLocks xmlns:a="http://schemas.openxmlformats.org/drawingml/2006/main" noChangeAspect="1"/>
+            </wp:cNvGraphicFramePr>
+            <a:graphic xmlns:a="http://schemas.openxmlformats.org/drawingml/2006/main">
+              <a:graphicData uri="http://schemas.openxmlformats.org/drawingml/2006/picture">
+                <pic:pic xmlns:pic="http://schemas.openxmlformats.org/drawingml/2006/picture">
+                  <pic:nvPicPr>
+                    <pic:cNvPr id="1542083294" name=""/>
+                    <pic:cNvPicPr/>
+                  </pic:nvPicPr>
+                  <pic:blipFill>
+                    <a:blip r:embed="rId22"/>
+                    <a:stretch>
+                      <a:fillRect/>
+                    </a:stretch>
+                  </pic:blipFill>
+                  <pic:spPr>
+                    <a:xfrm>
+                      <a:off x="0" y="0"/>
+                      <a:ext cx="2686731" cy="3429573"/>
+                    </a:xfrm>
+                    <a:prstGeom prst="rect">
+                      <a:avLst/>
+                    </a:prstGeom>
+                  </pic:spPr>
+                </pic:pic>
+              </a:graphicData>
+            </a:graphic>
+          </wp:inline>
+        </w:drawing>
+      </w:r>
+    </w:p>
+    <w:p>
+      <w:pPr>
+        <w:bidi/>
+        <w:rPr>
+          <w:rFonts w:cs="B Nazanin"/>
+          <w:rtl/>
+          <w:lang w:bidi="fa-IR"/>
+        </w:rPr>
+      </w:pPr>
+      <w:r>
+        <w:rPr>
+          <w:rFonts w:cs="B Nazanin" w:hint="cs"/>
+          <w:rtl/>
+          <w:lang w:bidi="fa-IR"/>
+        </w:rPr>
+        <w:t xml:space="preserve">در ادامه بقیه ویژگی هارو به عنوان ویژگی آموزش به مدل دادیم و مدل آموزش و پارامترهای آن را به دست آوردیم </w:t>
+      </w:r>
+    </w:p>
+    <w:p>
+      <w:pPr>
+        <w:bidi/>
+        <w:rPr>
+          <w:rFonts w:cs="B Nazanin"/>
+          <w:lang w:bidi="fa-IR"/>
+        </w:rPr>
+      </w:pPr>
+      <w:r>
+        <w:rPr>
+          <w:rFonts w:cs="B Nazanin"/>
+          <w:noProof/>
+        </w:rPr>
+        <w:lastRenderedPageBreak/>
+        <w:drawing>
+          <wp:inline distT="0" distB="0" distL="0" distR="0" wp14:anchorId="10DABD48" wp14:editId="53597C7B">
+            <wp:extent cx="5943600" cy="3175000"/>
+            <wp:effectExtent l="0" t="0" r="0" b="6350"/>
+            <wp:docPr id="2124466135" name="Picture 1"/>
+            <wp:cNvGraphicFramePr>
+              <a:graphicFrameLocks xmlns:a="http://schemas.openxmlformats.org/drawingml/2006/main" noChangeAspect="1"/>
+            </wp:cNvGraphicFramePr>
+            <a:graphic xmlns:a="http://schemas.openxmlformats.org/drawingml/2006/main">
+              <a:graphicData uri="http://schemas.openxmlformats.org/drawingml/2006/picture">
+                <pic:pic xmlns:pic="http://schemas.openxmlformats.org/drawingml/2006/picture">
+                  <pic:nvPicPr>
+                    <pic:cNvPr id="2124466135" name=""/>
+                    <pic:cNvPicPr/>
+                  </pic:nvPicPr>
+                  <pic:blipFill>
+                    <a:blip r:embed="rId23"/>
+                    <a:stretch>
+                      <a:fillRect/>
+                    </a:stretch>
+                  </pic:blipFill>
+                  <pic:spPr>
+                    <a:xfrm>
+                      <a:off x="0" y="0"/>
+                      <a:ext cx="5943600" cy="3175000"/>
+                    </a:xfrm>
+                    <a:prstGeom prst="rect">
+                      <a:avLst/>
+                    </a:prstGeom>
+                  </pic:spPr>
+                </pic:pic>
+              </a:graphicData>
+            </a:graphic>
+          </wp:inline>
+        </w:drawing>
+      </w:r>
+    </w:p>
+    <w:p>
+      <w:pPr>
+        <w:bidi/>
+        <w:rPr>
+          <w:rFonts w:cs="B Nazanin"/>
+          <w:rtl/>
+          <w:lang w:bidi="fa-IR"/>
+        </w:rPr>
+      </w:pPr>
+      <w:r>
+        <w:rPr>
+          <w:rFonts w:cs="B Nazanin" w:hint="cs"/>
+          <w:rtl/>
+          <w:lang w:bidi="fa-IR"/>
+        </w:rPr>
+        <w:t xml:space="preserve">که در پایین می بینیم که متریک های ما نیز بهتر شده اند نسبت به یک ویژگی </w:t>
+      </w:r>
+      <w:r>
+        <w:rPr>
+          <w:rFonts w:cs="B Nazanin"/>
+          <w:noProof/>
+        </w:rPr>
+        <w:drawing>
+          <wp:inline distT="0" distB="0" distL="0" distR="0" wp14:anchorId="7587DDDC" wp14:editId="2897FBE5">
+            <wp:extent cx="5943600" cy="2851150"/>
+            <wp:effectExtent l="0" t="0" r="0" b="6350"/>
+            <wp:docPr id="252956685" name="Picture 1"/>
+            <wp:cNvGraphicFramePr>
+              <a:graphicFrameLocks xmlns:a="http://schemas.openxmlformats.org/drawingml/2006/main" noChangeAspect="1"/>
+            </wp:cNvGraphicFramePr>
+            <a:graphic xmlns:a="http://schemas.openxmlformats.org/drawingml/2006/main">
+              <a:graphicData uri="http://schemas.openxmlformats.org/drawingml/2006/picture">
+                <pic:pic xmlns:pic="http://schemas.openxmlformats.org/drawingml/2006/picture">
+                  <pic:nvPicPr>
+                    <pic:cNvPr id="252956685" name=""/>
+                    <pic:cNvPicPr/>
+                  </pic:nvPicPr>
+                  <pic:blipFill>
+                    <a:blip r:embed="rId24"/>
+                    <a:stretch>
+                      <a:fillRect/>
+                    </a:stretch>
+                  </pic:blipFill>
+                  <pic:spPr>
+                    <a:xfrm>
+                      <a:off x="0" y="0"/>
+                      <a:ext cx="5943600" cy="2851150"/>
+                    </a:xfrm>
+                    <a:prstGeom prst="rect">
+                      <a:avLst/>
+                    </a:prstGeom>
+                  </pic:spPr>
+                </pic:pic>
+              </a:graphicData>
+            </a:graphic>
+          </wp:inline>
+        </w:drawing>
+      </w:r>
+    </w:p>
+    <w:p>
+      <w:pPr>
+        <w:bidi/>
+        <w:rPr>
+          <w:rFonts w:cs="B Nazanin"/>
+          <w:rtl/>
+          <w:lang w:bidi="fa-IR"/>
+        </w:rPr>
+      </w:pPr>
+    </w:p>
+    <w:p>
+      <w:pPr>
+        <w:bidi/>
+        <w:rPr>
+          <w:rFonts w:cs="B Nazanin"/>
+          <w:rtl/>
+          <w:lang w:bidi="fa-IR"/>
+        </w:rPr>
+      </w:pPr>
+      <w:r>
+        <w:rPr>
+          <w:rFonts w:cs="B Nazanin" w:hint="cs"/>
+          <w:rtl/>
+          <w:lang w:bidi="fa-IR"/>
+        </w:rPr>
+        <w:lastRenderedPageBreak/>
+        <w:t xml:space="preserve">با استفاده از کد زیر توانستیم نمودار آن را رسم کنیم </w:t>
+      </w:r>
+      <w:r>
+        <w:rPr>
+          <w:rFonts w:cs="B Nazanin"/>
+          <w:noProof/>
+        </w:rPr>
+        <w:drawing>
+          <wp:inline distT="0" distB="0" distL="0" distR="0" wp14:anchorId="6330A170" wp14:editId="505ADD10">
+            <wp:extent cx="5943600" cy="1084580"/>
+            <wp:effectExtent l="0" t="0" r="0" b="1270"/>
+            <wp:docPr id="579719217" name="Picture 1"/>
+            <wp:cNvGraphicFramePr>
+              <a:graphicFrameLocks xmlns:a="http://schemas.openxmlformats.org/drawingml/2006/main" noChangeAspect="1"/>
+            </wp:cNvGraphicFramePr>
+            <a:graphic xmlns:a="http://schemas.openxmlformats.org/drawingml/2006/main">
+              <a:graphicData uri="http://schemas.openxmlformats.org/drawingml/2006/picture">
+                <pic:pic xmlns:pic="http://schemas.openxmlformats.org/drawingml/2006/picture">
+                  <pic:nvPicPr>
+                    <pic:cNvPr id="579719217" name=""/>
+                    <pic:cNvPicPr/>
+                  </pic:nvPicPr>
+                  <pic:blipFill>
+                    <a:blip r:embed="rId25"/>
+                    <a:stretch>
+                      <a:fillRect/>
+                    </a:stretch>
+                  </pic:blipFill>
+                  <pic:spPr>
+                    <a:xfrm>
+                      <a:off x="0" y="0"/>
+                      <a:ext cx="5943600" cy="1084580"/>
+                    </a:xfrm>
+                    <a:prstGeom prst="rect">
+                      <a:avLst/>
+                    </a:prstGeom>
+                  </pic:spPr>
+                </pic:pic>
+              </a:graphicData>
+            </a:graphic>
+          </wp:inline>
+        </w:drawing>
+      </w:r>
+    </w:p>
+    <w:p>
+      <w:pPr>
+        <w:bidi/>
+        <w:rPr>
+          <w:rFonts w:cs="B Nazanin"/>
+          <w:rtl/>
+          <w:lang w:bidi="fa-IR"/>
+        </w:rPr>
+      </w:pPr>
+      <w:r>
+        <w:rPr>
+          <w:rFonts w:cs="B Nazanin" w:hint="cs"/>
+          <w:rtl/>
+          <w:lang w:bidi="fa-IR"/>
+        </w:rPr>
+        <w:t xml:space="preserve">که به شکل زیر است </w:t>
+      </w:r>
+    </w:p>
+    <w:p>
+      <w:pPr>
+        <w:bidi/>
+        <w:rPr>
+          <w:rFonts w:cs="B Nazanin"/>
+          <w:rtl/>
+          <w:lang w:bidi="fa-IR"/>
+        </w:rPr>
+      </w:pPr>
+      <w:r>
+        <w:rPr>
+          <w:rFonts w:cs="B Nazanin"/>
+          <w:noProof/>
+          <w:rtl/>
+          <w:lang w:bidi="fa-IR"/>
+        </w:rPr>
+        <w:drawing>
+          <wp:inline distT="0" distB="0" distL="0" distR="0" wp14:anchorId="42BA2EE4" wp14:editId="0A659932">
+            <wp:extent cx="5943600" cy="4739005"/>
+            <wp:effectExtent l="0" t="0" r="0" b="4445"/>
+            <wp:docPr id="2140218080" name="Picture 1"/>
+            <wp:cNvGraphicFramePr>
+              <a:graphicFrameLocks xmlns:a="http://schemas.openxmlformats.org/drawingml/2006/main" noChangeAspect="1"/>
+            </wp:cNvGraphicFramePr>
+            <a:graphic xmlns:a="http://schemas.openxmlformats.org/drawingml/2006/main">
+              <a:graphicData uri="http://schemas.openxmlformats.org/drawingml/2006/picture">
+                <pic:pic xmlns:pic="http://schemas.openxmlformats.org/drawingml/2006/picture">
+                  <pic:nvPicPr>
+                    <pic:cNvPr id="2140218080" name=""/>
+                    <pic:cNvPicPr/>
+                  </pic:nvPicPr>
+                  <pic:blipFill>
+                    <a:blip r:embed="rId26"/>
+                    <a:stretch>
+                      <a:fillRect/>
+                    </a:stretch>
+                  </pic:blipFill>
+                  <pic:spPr>
+                    <a:xfrm>
+                      <a:off x="0" y="0"/>
+                      <a:ext cx="5943600" cy="4739005"/>
+                    </a:xfrm>
+                    <a:prstGeom prst="rect">
+                      <a:avLst/>
+                    </a:prstGeom>
+                  </pic:spPr>
+                </pic:pic>
+              </a:graphicData>
+            </a:graphic>
+          </wp:inline>
+        </w:drawing>
+      </w:r>
+      <w:r>
+        <w:rPr>
+          <w:rFonts w:cs="B Nazanin" w:hint="cs"/>
+          <w:rtl/>
+          <w:lang w:bidi="fa-IR"/>
+        </w:rPr>
+        <w:t>که نشان می دهد تعداد نقاط نزدیک به خط بیشتر شده است.</w:t>
+      </w:r>
+    </w:p>
+    <w:p>
+      <w:pPr>
+        <w:bidi/>
+        <w:rPr>
+          <w:rFonts w:cs="B Nazanin"/>
+          <w:rtl/>
+          <w:lang w:bidi="fa-IR"/>
+        </w:rPr>
+      </w:pPr>
+      <w:r>
+        <w:rPr>
+          <w:rFonts w:cs="B Nazanin" w:hint="cs"/>
+          <w:rtl/>
+          <w:lang w:bidi="fa-IR"/>
+        </w:rPr>
+        <w:t xml:space="preserve">در ادامه برای این که اون دو ویژگی را از دست ندهیم از روش </w:t>
+      </w:r>
+      <w:r>
+        <w:rPr>
+          <w:rFonts w:cs="B Nazanin"/>
+          <w:lang w:bidi="fa-IR"/>
+        </w:rPr>
+        <w:t>one-hot encoding</w:t>
+      </w:r>
+      <w:r>
+        <w:rPr>
+          <w:rFonts w:cs="B Nazanin" w:hint="cs"/>
+          <w:rtl/>
+          <w:lang w:bidi="fa-IR"/>
+        </w:rPr>
+        <w:t xml:space="preserve"> به ایت صورت که مقادیر </w:t>
+      </w:r>
+      <w:r>
+        <w:rPr>
+          <w:rFonts w:cs="B Nazanin"/>
+          <w:lang w:bidi="fa-IR"/>
+        </w:rPr>
+        <w:t>categorical</w:t>
+      </w:r>
+      <w:r>
+        <w:rPr>
+          <w:rFonts w:cs="B Nazanin" w:hint="cs"/>
+          <w:rtl/>
+          <w:lang w:bidi="fa-IR"/>
+        </w:rPr>
+        <w:t xml:space="preserve"> به عددی به صورتی که چند ستون جدید به تعداد اعضای غیر تکراری به وجود می آورد و هر کدام که اون ویژگی را دارا بود 1 و بقیه را صفر می کند استفاده کردیم.</w:t>
+      </w:r>
+    </w:p>
+    <w:p>
+      <w:pPr>
+        <w:bidi/>
+        <w:rPr>
+          <w:rFonts w:cs="B Nazanin"/>
+          <w:rtl/>
+          <w:lang w:bidi="fa-IR"/>
+        </w:rPr>
+      </w:pPr>
+      <w:r>
+        <w:rPr>
+          <w:rFonts w:cs="B Nazanin" w:hint="cs"/>
+          <w:rtl/>
+          <w:lang w:bidi="fa-IR"/>
+        </w:rPr>
+        <w:t xml:space="preserve">در ادامه کد آن را مشاهده می کنید </w:t>
+      </w:r>
+    </w:p>
+    <w:p>
+      <w:pPr>
+        <w:bidi/>
+        <w:rPr>
+          <w:rFonts w:cs="B Nazanin"/>
+          <w:rtl/>
+          <w:lang w:bidi="fa-IR"/>
+        </w:rPr>
+      </w:pPr>
+      <w:r>
+        <w:rPr>
+          <w:rFonts w:cs="B Nazanin"/>
+          <w:noProof/>
+        </w:rPr>
+        <w:lastRenderedPageBreak/>
+        <w:drawing>
+          <wp:inline distT="0" distB="0" distL="0" distR="0" wp14:anchorId="4C17290D" wp14:editId="14EA6C7D">
+            <wp:extent cx="5943600" cy="626745"/>
+            <wp:effectExtent l="0" t="0" r="0" b="1905"/>
+            <wp:docPr id="207275312" name="Picture 1"/>
+            <wp:cNvGraphicFramePr>
+              <a:graphicFrameLocks xmlns:a="http://schemas.openxmlformats.org/drawingml/2006/main" noChangeAspect="1"/>
+            </wp:cNvGraphicFramePr>
+            <a:graphic xmlns:a="http://schemas.openxmlformats.org/drawingml/2006/main">
+              <a:graphicData uri="http://schemas.openxmlformats.org/drawingml/2006/picture">
+                <pic:pic xmlns:pic="http://schemas.openxmlformats.org/drawingml/2006/picture">
+                  <pic:nvPicPr>
+                    <pic:cNvPr id="207275312" name=""/>
+                    <pic:cNvPicPr/>
+                  </pic:nvPicPr>
+                  <pic:blipFill>
+                    <a:blip r:embed="rId27"/>
+                    <a:stretch>
+                      <a:fillRect/>
+                    </a:stretch>
+                  </pic:blipFill>
+                  <pic:spPr>
+                    <a:xfrm>
+                      <a:off x="0" y="0"/>
+                      <a:ext cx="5943600" cy="626745"/>
+                    </a:xfrm>
+                    <a:prstGeom prst="rect">
+                      <a:avLst/>
+                    </a:prstGeom>
+                  </pic:spPr>
+                </pic:pic>
+              </a:graphicData>
+            </a:graphic>
+          </wp:inline>
+        </w:drawing>
+      </w:r>
+    </w:p>
+    <w:p>
+      <w:pPr>
+        <w:bidi/>
+        <w:rPr>
+          <w:rFonts w:cs="B Nazanin"/>
+          <w:rtl/>
+          <w:lang w:bidi="fa-IR"/>
+        </w:rPr>
+      </w:pPr>
+      <w:r>
+        <w:rPr>
+          <w:rFonts w:cs="B Nazanin" w:hint="cs"/>
+          <w:rtl/>
+          <w:lang w:bidi="fa-IR"/>
+        </w:rPr>
+        <w:t>و ستون های اضافه شده</w:t>
+      </w:r>
+    </w:p>
+    <w:p>
+      <w:pPr>
+        <w:bidi/>
+        <w:rPr>
+          <w:rFonts w:cs="B Nazanin"/>
+          <w:noProof/>
+          <w:rtl/>
+        </w:rPr>
+      </w:pPr>
+      <w:r>
+        <w:rPr>
+          <w:rFonts w:cs="B Nazanin"/>
+          <w:noProof/>
+        </w:rPr>
+        <w:drawing>
+          <wp:inline distT="0" distB="0" distL="0" distR="0" wp14:anchorId="6227C1E7" wp14:editId="2A46B786">
+            <wp:extent cx="3914286" cy="5276190"/>
+            <wp:effectExtent l="0" t="0" r="0" b="1270"/>
+            <wp:docPr id="204016010" name="Picture 1"/>
+            <wp:cNvGraphicFramePr>
+              <a:graphicFrameLocks xmlns:a="http://schemas.openxmlformats.org/drawingml/2006/main" noChangeAspect="1"/>
+            </wp:cNvGraphicFramePr>
+            <a:graphic xmlns:a="http://schemas.openxmlformats.org/drawingml/2006/main">
+              <a:graphicData uri="http://schemas.openxmlformats.org/drawingml/2006/picture">
+                <pic:pic xmlns:pic="http://schemas.openxmlformats.org/drawingml/2006/picture">
+                  <pic:nvPicPr>
+                    <pic:cNvPr id="204016010" name=""/>
+                    <pic:cNvPicPr/>
+                  </pic:nvPicPr>
+                  <pic:blipFill>
+                    <a:blip r:embed="rId28"/>
+                    <a:stretch>
+                      <a:fillRect/>
+                    </a:stretch>
+                  </pic:blipFill>
+                  <pic:spPr>
+                    <a:xfrm>
+                      <a:off x="0" y="0"/>
+                      <a:ext cx="3914286" cy="5276190"/>
+                    </a:xfrm>
+                    <a:prstGeom prst="rect">
+                      <a:avLst/>
+                    </a:prstGeom>
+                  </pic:spPr>
+                </pic:pic>
+              </a:graphicData>
+            </a:graphic>
+          </wp:inline>
+        </w:drawing>
+      </w:r>
+    </w:p>
+    <w:p>
+      <w:pPr>
+        <w:bidi/>
+        <w:rPr>
+          <w:rFonts w:cs="B Nazanin"/>
+          <w:rtl/>
+          <w:lang w:bidi="fa-IR"/>
+        </w:rPr>
+      </w:pPr>
+      <w:r>
+        <w:rPr>
+          <w:rFonts w:cs="B Nazanin" w:hint="cs"/>
+          <w:rtl/>
+          <w:lang w:bidi="fa-IR"/>
+        </w:rPr>
+        <w:t xml:space="preserve">در ادامه مدل را با این داده ها آموزش و پارامترهارو حساب کردیم </w:t>
+      </w:r>
+    </w:p>
+    <w:p>
+      <w:pPr>
+        <w:bidi/>
+        <w:rPr>
+          <w:rFonts w:cs="B Nazanin"/>
+          <w:noProof/>
+          <w:rtl/>
+        </w:rPr>
+      </w:pPr>
+      <w:r>
+        <w:rPr>
+          <w:rFonts w:cs="B Nazanin"/>
+          <w:noProof/>
+        </w:rPr>
+        <w:lastRenderedPageBreak/>
+        <w:drawing>
+          <wp:inline distT="0" distB="0" distL="0" distR="0" wp14:anchorId="4A32F73B" wp14:editId="273CAADE">
+            <wp:extent cx="5943600" cy="3007360"/>
+            <wp:effectExtent l="0" t="0" r="0" b="2540"/>
+            <wp:docPr id="2075620982" name="Picture 1"/>
+            <wp:cNvGraphicFramePr>
+              <a:graphicFrameLocks xmlns:a="http://schemas.openxmlformats.org/drawingml/2006/main" noChangeAspect="1"/>
+            </wp:cNvGraphicFramePr>
+            <a:graphic xmlns:a="http://schemas.openxmlformats.org/drawingml/2006/main">
+              <a:graphicData uri="http://schemas.openxmlformats.org/drawingml/2006/picture">
+                <pic:pic xmlns:pic="http://schemas.openxmlformats.org/drawingml/2006/picture">
+                  <pic:nvPicPr>
+                    <pic:cNvPr id="2075620982" name=""/>
+                    <pic:cNvPicPr/>
+                  </pic:nvPicPr>
+                  <pic:blipFill>
+                    <a:blip r:embed="rId29"/>
+                    <a:stretch>
+                      <a:fillRect/>
+                    </a:stretch>
+                  </pic:blipFill>
+                  <pic:spPr>
+                    <a:xfrm>
+                      <a:off x="0" y="0"/>
+                      <a:ext cx="5943600" cy="3007360"/>
+                    </a:xfrm>
+                    <a:prstGeom prst="rect">
+                      <a:avLst/>
+                    </a:prstGeom>
+                  </pic:spPr>
+                </pic:pic>
+              </a:graphicData>
+            </a:graphic>
+          </wp:inline>
+        </w:drawing>
+      </w:r>
+    </w:p>
+    <w:p>
+      <w:pPr>
+        <w:bidi/>
+        <w:rPr>
+          <w:rFonts w:cs="B Nazanin"/>
+          <w:noProof/>
+          <w:rtl/>
+        </w:rPr>
+      </w:pPr>
+    </w:p>
+    <w:p>
+      <w:pPr>
+        <w:bidi/>
+        <w:rPr>
+          <w:rFonts w:cs="B Nazanin"/>
+          <w:noProof/>
+          <w:rtl/>
+        </w:rPr>
+      </w:pPr>
+      <w:r>
+        <w:rPr>
+          <w:rFonts w:cs="B Nazanin" w:hint="cs"/>
+          <w:noProof/>
+          <w:rtl/>
+        </w:rPr>
+        <w:t>و بعد متریک ها و نمودار مدل حاصل</w:t>
+      </w:r>
+    </w:p>
+    <w:p>
+      <w:pPr>
+        <w:bidi/>
+        <w:rPr>
+          <w:rFonts w:cs="B Nazanin"/>
+          <w:noProof/>
+          <w:rtl/>
+        </w:rPr>
+      </w:pPr>
+      <w:r>
+        <w:rPr>
+          <w:noProof/>
+        </w:rPr>
+        <w:drawing>
+          <wp:inline distT="0" distB="0" distL="0" distR="0" wp14:anchorId="00B9560A" wp14:editId="152EFE28">
+            <wp:extent cx="5943600" cy="2440940"/>
+            <wp:effectExtent l="0" t="0" r="0" b="0"/>
+            <wp:docPr id="18127251" name="Picture 1"/>
+            <wp:cNvGraphicFramePr>
+              <a:graphicFrameLocks xmlns:a="http://schemas.openxmlformats.org/drawingml/2006/main" noChangeAspect="1"/>
+            </wp:cNvGraphicFramePr>
+            <a:graphic xmlns:a="http://schemas.openxmlformats.org/drawingml/2006/main">
+              <a:graphicData uri="http://schemas.openxmlformats.org/drawingml/2006/picture">
+                <pic:pic xmlns:pic="http://schemas.openxmlformats.org/drawingml/2006/picture">
+                  <pic:nvPicPr>
+                    <pic:cNvPr id="18127251" name=""/>
+                    <pic:cNvPicPr/>
+                  </pic:nvPicPr>
+                  <pic:blipFill>
+                    <a:blip r:embed="rId30"/>
+                    <a:stretch>
+                      <a:fillRect/>
+                    </a:stretch>
+                  </pic:blipFill>
+                  <pic:spPr>
+                    <a:xfrm>
+                      <a:off x="0" y="0"/>
+                      <a:ext cx="5943600" cy="2440940"/>
+                    </a:xfrm>
+                    <a:prstGeom prst="rect">
+                      <a:avLst/>
+                    </a:prstGeom>
+                  </pic:spPr>
+                </pic:pic>
+              </a:graphicData>
+            </a:graphic>
+          </wp:inline>
+        </w:drawing>
+      </w:r>
+    </w:p>
+    <w:p>
+      <w:pPr>
+        <w:bidi/>
+        <w:rPr>
+          <w:rFonts w:cs="B Nazanin"/>
+          <w:noProof/>
+          <w:rtl/>
+        </w:rPr>
+      </w:pPr>
+      <w:r>
+        <w:rPr>
+          <w:rFonts w:cs="B Nazanin" w:hint="cs"/>
+          <w:noProof/>
+          <w:rtl/>
+        </w:rPr>
+        <w:t>که قابل مشاهده است که خیلی بهتر شده است. و نمودار آن را رسم کردیم.</w:t>
+      </w:r>
+    </w:p>
+    <w:p>
+      <w:pPr>
+        <w:bidi/>
+        <w:rPr>
+          <w:rFonts w:cs="B Nazanin"/>
+          <w:noProof/>
+          <w:rtl/>
+        </w:rPr>
+      </w:pPr>
+      <w:r>
+        <w:rPr>
+          <w:rFonts w:cs="B Nazanin"/>
+          <w:noProof/>
+          <w:rtl/>
+        </w:rPr>
+        <w:lastRenderedPageBreak/>
+        <w:drawing>
+          <wp:inline distT="0" distB="0" distL="0" distR="0" wp14:anchorId="02D7EF4C" wp14:editId="62CA085D">
+            <wp:extent cx="5943600" cy="4739005"/>
+            <wp:effectExtent l="0" t="0" r="0" b="4445"/>
+            <wp:docPr id="1448791166" name="Picture 1"/>
+            <wp:cNvGraphicFramePr>
+              <a:graphicFrameLocks xmlns:a="http://schemas.openxmlformats.org/drawingml/2006/main" noChangeAspect="1"/>
+            </wp:cNvGraphicFramePr>
+            <a:graphic xmlns:a="http://schemas.openxmlformats.org/drawingml/2006/main">
+              <a:graphicData uri="http://schemas.openxmlformats.org/drawingml/2006/picture">
+                <pic:pic xmlns:pic="http://schemas.openxmlformats.org/drawingml/2006/picture">
+                  <pic:nvPicPr>
+                    <pic:cNvPr id="1448791166" name=""/>
+                    <pic:cNvPicPr/>
+                  </pic:nvPicPr>
+                  <pic:blipFill>
+                    <a:blip r:embed="rId31"/>
+                    <a:stretch>
+                      <a:fillRect/>
+                    </a:stretch>
+                  </pic:blipFill>
+                  <pic:spPr>
+                    <a:xfrm>
+                      <a:off x="0" y="0"/>
+                      <a:ext cx="5943600" cy="4739005"/>
+                    </a:xfrm>
+                    <a:prstGeom prst="rect">
+                      <a:avLst/>
+                    </a:prstGeom>
+                  </pic:spPr>
+                </pic:pic>
+              </a:graphicData>
+            </a:graphic>
+          </wp:inline>
+        </w:drawing>
+      </w:r>
+    </w:p>
+    <w:p>
+      <w:pPr>
+        <w:bidi/>
+        <w:rPr>
+          <w:rFonts w:cs="B Nazanin"/>
+          <w:noProof/>
+          <w:rtl/>
+        </w:rPr>
+      </w:pPr>
+    </w:p>
+    <w:p>
+      <w:pPr>
+        <w:bidi/>
+        <w:rPr>
+          <w:rFonts w:cs="B Nazanin"/>
+          <w:noProof/>
+          <w:rtl/>
+          <w:lang w:bidi="fa-IR"/>
+        </w:rPr>
+      </w:pPr>
+      <w:r>
+        <w:rPr>
+          <w:rFonts w:cs="B Nazanin" w:hint="cs"/>
+          <w:noProof/>
+          <w:rtl/>
+        </w:rPr>
+        <w:t xml:space="preserve">برای تکمیل کار از یک مدل </w:t>
+      </w:r>
+      <w:r>
+        <w:rPr>
+          <w:rFonts w:cs="B Nazanin"/>
+          <w:noProof/>
+        </w:rPr>
+        <w:t>polynomial</w:t>
+      </w:r>
+      <w:r>
+        <w:rPr>
+          <w:rFonts w:cs="B Nazanin" w:hint="cs"/>
+          <w:noProof/>
+          <w:rtl/>
+          <w:lang w:bidi="fa-IR"/>
+        </w:rPr>
+        <w:t xml:space="preserve"> هم استفاده کردیم با درجه 6 که البته می توانستیم بزرگتر کنیم که به </w:t>
+      </w:r>
+      <w:r>
+        <w:rPr>
+          <w:rFonts w:cs="B Nazanin"/>
+          <w:noProof/>
+          <w:lang w:bidi="fa-IR"/>
+        </w:rPr>
+        <w:t>overfit</w:t>
+      </w:r>
+      <w:r>
+        <w:rPr>
+          <w:rFonts w:cs="B Nazanin" w:hint="cs"/>
+          <w:noProof/>
+          <w:rtl/>
+          <w:lang w:bidi="fa-IR"/>
+        </w:rPr>
+        <w:t xml:space="preserve"> نزدیک می شد.</w:t>
+      </w:r>
+    </w:p>
+    <w:p>
+      <w:pPr>
+        <w:bidi/>
+        <w:rPr>
+          <w:rFonts w:cs="B Nazanin"/>
+          <w:noProof/>
+          <w:rtl/>
+          <w:lang w:bidi="fa-IR"/>
+        </w:rPr>
+      </w:pPr>
+      <w:r>
+        <w:rPr>
+          <w:rFonts w:cs="B Nazanin" w:hint="cs"/>
+          <w:noProof/>
+          <w:rtl/>
+          <w:lang w:bidi="fa-IR"/>
+        </w:rPr>
+        <w:t>کد ایجاد مدل در ادامه نشان داده شده است</w:t>
+      </w:r>
+    </w:p>
+    <w:p>
+      <w:pPr>
+        <w:bidi/>
+        <w:rPr>
+          <w:rFonts w:cs="B Nazanin"/>
+          <w:noProof/>
+          <w:rtl/>
+          <w:lang w:bidi="fa-IR"/>
+        </w:rPr>
+      </w:pPr>
+      <w:r>
+        <w:rPr>
+          <w:noProof/>
+        </w:rPr>
+        <w:lastRenderedPageBreak/>
+        <w:drawing>
+          <wp:inline distT="0" distB="0" distL="0" distR="0" wp14:anchorId="7DBB1AD1" wp14:editId="70BFA3DD">
+            <wp:extent cx="5943600" cy="3121660"/>
+            <wp:effectExtent l="0" t="0" r="0" b="2540"/>
+            <wp:docPr id="1797403029" name="Picture 1"/>
+            <wp:cNvGraphicFramePr>
+              <a:graphicFrameLocks xmlns:a="http://schemas.openxmlformats.org/drawingml/2006/main" noChangeAspect="1"/>
+            </wp:cNvGraphicFramePr>
+            <a:graphic xmlns:a="http://schemas.openxmlformats.org/drawingml/2006/main">
+              <a:graphicData uri="http://schemas.openxmlformats.org/drawingml/2006/picture">
+                <pic:pic xmlns:pic="http://schemas.openxmlformats.org/drawingml/2006/picture">
+                  <pic:nvPicPr>
+                    <pic:cNvPr id="1797403029" name=""/>
+                    <pic:cNvPicPr/>
+                  </pic:nvPicPr>
+                  <pic:blipFill>
+                    <a:blip r:embed="rId32"/>
+                    <a:stretch>
+                      <a:fillRect/>
+                    </a:stretch>
+                  </pic:blipFill>
+                  <pic:spPr>
+                    <a:xfrm>
+                      <a:off x="0" y="0"/>
+                      <a:ext cx="5943600" cy="3121660"/>
+                    </a:xfrm>
+                    <a:prstGeom prst="rect">
+                      <a:avLst/>
+                    </a:prstGeom>
+                  </pic:spPr>
+                </pic:pic>
+              </a:graphicData>
+            </a:graphic>
+          </wp:inline>
+        </w:drawing>
+      </w:r>
+    </w:p>
+    <w:p>
+      <w:pPr>
+        <w:bidi/>
+        <w:rPr>
+          <w:rFonts w:cs="B Nazanin"/>
+          <w:noProof/>
+          <w:rtl/>
+        </w:rPr>
+      </w:pPr>
+      <w:r>
+        <w:rPr>
+          <w:rFonts w:cs="B Nazanin" w:hint="cs"/>
+          <w:noProof/>
+          <w:rtl/>
+        </w:rPr>
+        <w:t xml:space="preserve"> همچنین متریک و نمودار خواسته شده به صورت زیر است</w:t>
+      </w:r>
+    </w:p>
+    <w:p>
+      <w:pPr>
+        <w:bidi/>
+        <w:rPr>
+          <w:rFonts w:cs="B Nazanin"/>
+          <w:noProof/>
+          <w:rtl/>
+        </w:rPr>
+      </w:pPr>
+      <w:r>
+        <w:rPr>
+          <w:noProof/>
+        </w:rPr>
+        <w:drawing>
+          <wp:inline distT="0" distB="0" distL="0" distR="0" wp14:anchorId="296258C3" wp14:editId="2907E2BF">
+            <wp:extent cx="5943600" cy="3025775"/>
+            <wp:effectExtent l="0" t="0" r="0" b="3175"/>
+            <wp:docPr id="1454700092" name="Picture 1"/>
+            <wp:cNvGraphicFramePr>
+              <a:graphicFrameLocks xmlns:a="http://schemas.openxmlformats.org/drawingml/2006/main" noChangeAspect="1"/>
+            </wp:cNvGraphicFramePr>
+            <a:graphic xmlns:a="http://schemas.openxmlformats.org/drawingml/2006/main">
+              <a:graphicData uri="http://schemas.openxmlformats.org/drawingml/2006/picture">
+                <pic:pic xmlns:pic="http://schemas.openxmlformats.org/drawingml/2006/picture">
+                  <pic:nvPicPr>
+                    <pic:cNvPr id="1454700092" name=""/>
+                    <pic:cNvPicPr/>
+                  </pic:nvPicPr>
+                  <pic:blipFill>
+                    <a:blip r:embed="rId33"/>
+                    <a:stretch>
+                      <a:fillRect/>
+                    </a:stretch>
+                  </pic:blipFill>
+                  <pic:spPr>
+                    <a:xfrm>
+                      <a:off x="0" y="0"/>
+                      <a:ext cx="5943600" cy="3025775"/>
+                    </a:xfrm>
+                    <a:prstGeom prst="rect">
+                      <a:avLst/>
+                    </a:prstGeom>
+                  </pic:spPr>
+                </pic:pic>
+              </a:graphicData>
+            </a:graphic>
+          </wp:inline>
+        </w:drawing>
+      </w:r>
+    </w:p>
+    <w:p>
+      <w:pPr>
+        <w:bidi/>
+        <w:rPr>
+          <w:rFonts w:cs="B Nazanin"/>
+          <w:rtl/>
+          <w:lang w:bidi="fa-IR"/>
+        </w:rPr>
+      </w:pPr>
+    </w:p>
+    <w:p>
+      <w:pPr>
+        <w:bidi/>
+        <w:rPr>
+          <w:rFonts w:cs="B Nazanin"/>
+          <w:rtl/>
+          <w:lang w:bidi="fa-IR"/>
+        </w:rPr>
+      </w:pPr>
+      <w:r>
+        <w:rPr>
+          <w:rFonts w:cs="B Nazanin" w:hint="cs"/>
+          <w:rtl/>
+          <w:lang w:bidi="fa-IR"/>
+        </w:rPr>
+        <w:lastRenderedPageBreak/>
+        <w:t xml:space="preserve">نمودار خواسته سوال </w:t>
+      </w:r>
+      <w:r>
+        <w:rPr>
+          <w:rFonts w:cs="B Nazanin"/>
+          <w:noProof/>
+          <w:rtl/>
+          <w:lang w:bidi="fa-IR"/>
+        </w:rPr>
+        <w:drawing>
+          <wp:inline distT="0" distB="0" distL="0" distR="0" wp14:anchorId="09BBE538" wp14:editId="7262D6F2">
+            <wp:extent cx="5943600" cy="4657725"/>
+            <wp:effectExtent l="0" t="0" r="0" b="9525"/>
+            <wp:docPr id="1113276653" name="Picture 1"/>
+            <wp:cNvGraphicFramePr>
+              <a:graphicFrameLocks xmlns:a="http://schemas.openxmlformats.org/drawingml/2006/main" noChangeAspect="1"/>
+            </wp:cNvGraphicFramePr>
+            <a:graphic xmlns:a="http://schemas.openxmlformats.org/drawingml/2006/main">
+              <a:graphicData uri="http://schemas.openxmlformats.org/drawingml/2006/picture">
+                <pic:pic xmlns:pic="http://schemas.openxmlformats.org/drawingml/2006/picture">
+                  <pic:nvPicPr>
+                    <pic:cNvPr id="1113276653" name=""/>
+                    <pic:cNvPicPr/>
+                  </pic:nvPicPr>
+                  <pic:blipFill>
+                    <a:blip r:embed="rId34"/>
+                    <a:stretch>
+                      <a:fillRect/>
+                    </a:stretch>
+                  </pic:blipFill>
+                  <pic:spPr>
+                    <a:xfrm>
+                      <a:off x="0" y="0"/>
+                      <a:ext cx="5943600" cy="4657725"/>
+                    </a:xfrm>
+                    <a:prstGeom prst="rect">
+                      <a:avLst/>
+                    </a:prstGeom>
+                  </pic:spPr>
+                </pic:pic>
+              </a:graphicData>
+            </a:graphic>
+          </wp:inline>
+        </w:drawing>
+      </w:r>
+    </w:p>
+    <w:p>
+      <w:pPr>
+        <w:bidi/>
+        <w:rPr>
+          <w:rFonts w:cs="B Nazanin"/>
+          <w:rtl/>
+          <w:lang w:bidi="fa-IR"/>
+        </w:rPr>
+      </w:pPr>
+      <w:r>
+        <w:rPr>
+          <w:rFonts w:cs="B Nazanin" w:hint="cs"/>
+          <w:rtl/>
+          <w:lang w:bidi="fa-IR"/>
+        </w:rPr>
+        <w:t>با این درجه این مدل از مدل</w:t>
+      </w:r>
+      <w:r>
+        <w:rPr>
+          <w:rFonts w:cs="B Nazanin"/>
+          <w:lang w:bidi="fa-IR"/>
+        </w:rPr>
+        <w:t xml:space="preserve">multiple </w:t>
+      </w:r>
+      <w:r>
+        <w:rPr>
+          <w:rFonts w:cs="B Nazanin" w:hint="cs"/>
+          <w:rtl/>
+          <w:lang w:bidi="fa-IR"/>
+        </w:rPr>
+        <w:t xml:space="preserve"> ضعیف تر است </w:t>
+      </w:r>
+      <w:r>
+        <w:rPr>
+          <w:rFonts w:cs="B Nazanin" w:hint="cs"/>
+          <w:rtl/>
+          <w:lang w:bidi="fa-IR"/>
+        </w:rPr>
+        <w:t>می توان درجه رو بالاتر برد ولی سخت افزار قوی تری لازم داریم که در دسترس من نیست. ولی در کل مدل هایی با بیش از یک ویژگی و چند جمله ای عملکرد بهتری خواهد داشت.</w:t>
+      </w:r>
+    </w:p>
+    <w:p>
+      <w:pPr>
+        <w:pBdr>
+          <w:bottom w:val="single" w:sz="6" w:space="1" w:color="auto"/>
+        </w:pBdr>
+        <w:bidi/>
+        <w:rPr>
+          <w:rFonts w:cs="B Nazanin"/>
+          <w:rtl/>
+          <w:lang w:bidi="fa-IR"/>
+        </w:rPr>
+      </w:pPr>
+    </w:p>
+    <w:p>
+      <w:pPr>
+        <w:bidi/>
+        <w:rPr>
+          <w:rFonts w:cs="B Nazanin"/>
+          <w:rtl/>
+          <w:lang w:bidi="fa-IR"/>
+        </w:rPr>
+      </w:pPr>
+      <w:r>
+        <w:rPr>
+          <w:rFonts w:cs="B Nazanin" w:hint="cs"/>
+          <w:rtl/>
+          <w:lang w:bidi="fa-IR"/>
+        </w:rPr>
+        <w:t>سوال 2)</w:t>
+      </w:r>
+    </w:p>
+    <w:p>
+      <w:pPr>
+        <w:bidi/>
+        <w:rPr>
+          <w:rFonts w:cs="B Nazanin"/>
+          <w:rtl/>
+          <w:lang w:bidi="fa-IR"/>
+        </w:rPr>
+      </w:pPr>
+    </w:p>
+    <w:p>
+      <w:pPr>
+        <w:bidi/>
+        <w:rPr>
+          <w:rFonts w:cs="B Nazanin"/>
+          <w:rtl/>
+          <w:lang w:bidi="fa-IR"/>
+        </w:rPr>
+      </w:pPr>
+    </w:p>
+    <w:p>
+      <w:pPr>
+        <w:bidi/>
+        <w:rPr>
+          <w:rFonts w:cs="Calibri" w:hint="cs"/>
+          <w:rtl/>
+          <w:lang w:bidi="fa-IR"/>
+        </w:rPr>
+      </w:pPr>
     </w:p>
     <w:sectPr>
       <w:pgSz w:w="12240" w:h="15840"/>
@@ -2381,6 +4115,7 @@
   <w:style w:type="character" w:default="1" w:styleId="DefaultParagraphFont">
     <w:name w:val="Default Paragraph Font"/>
     <w:uiPriority w:val="1"/>
+    <w:semiHidden/>
     <w:unhideWhenUsed/>
   </w:style>
   <w:style w:type="table" w:default="1" w:styleId="TableNormal">

--- a/report.docx
+++ b/report.docx
@@ -3425,22 +3425,297 @@
           <w:lang w:bidi="fa-IR"/>
         </w:rPr>
       </w:pPr>
-    </w:p>
-    <w:p>
-      <w:pPr>
-        <w:bidi/>
-        <w:rPr>
-          <w:rFonts w:cs="B Nazanin"/>
-          <w:rtl/>
-          <w:lang w:bidi="fa-IR"/>
-        </w:rPr>
-      </w:pPr>
-    </w:p>
-    <w:p>
-      <w:pPr>
-        <w:bidi/>
-        <w:rPr>
-          <w:rFonts w:cs="Calibri" w:hint="cs"/>
+      <w:r>
+        <w:rPr>
+          <w:rFonts w:cs="B Nazanin" w:hint="cs"/>
+          <w:rtl/>
+          <w:lang w:bidi="fa-IR"/>
+        </w:rPr>
+        <w:t xml:space="preserve">1) در این قسمت از ما خواسته شده که ابتدا دیتاست داده شده را لود کنیم و سپس عملیات مربوط به پیش پردازش داده ها رو انجام دهیم تا بتوانیم مدل دقیق تری داشته باشیم </w:t>
+      </w:r>
+    </w:p>
+    <w:p>
+      <w:pPr>
+        <w:bidi/>
+        <w:rPr>
+          <w:rFonts w:cs="B Nazanin"/>
+          <w:rtl/>
+          <w:lang w:bidi="fa-IR"/>
+        </w:rPr>
+      </w:pPr>
+      <w:r>
+        <w:rPr>
+          <w:rFonts w:cs="B Nazanin" w:hint="cs"/>
+          <w:rtl/>
+          <w:lang w:bidi="fa-IR"/>
+        </w:rPr>
+        <w:lastRenderedPageBreak/>
+        <w:t xml:space="preserve">ابتدا کتابخانه های مورد نیاز و دیتا ست را با کد زیر لود می کنیم </w:t>
+      </w:r>
+      <w:r>
+        <w:rPr>
+          <w:noProof/>
+        </w:rPr>
+        <w:drawing>
+          <wp:inline distT="0" distB="0" distL="0" distR="0" wp14:anchorId="11CD7076" wp14:editId="0FCD8EFB">
+            <wp:extent cx="5943600" cy="3598545"/>
+            <wp:effectExtent l="0" t="0" r="0" b="1905"/>
+            <wp:docPr id="2005708177" name="Picture 1"/>
+            <wp:cNvGraphicFramePr>
+              <a:graphicFrameLocks xmlns:a="http://schemas.openxmlformats.org/drawingml/2006/main" noChangeAspect="1"/>
+            </wp:cNvGraphicFramePr>
+            <a:graphic xmlns:a="http://schemas.openxmlformats.org/drawingml/2006/main">
+              <a:graphicData uri="http://schemas.openxmlformats.org/drawingml/2006/picture">
+                <pic:pic xmlns:pic="http://schemas.openxmlformats.org/drawingml/2006/picture">
+                  <pic:nvPicPr>
+                    <pic:cNvPr id="2005708177" name=""/>
+                    <pic:cNvPicPr/>
+                  </pic:nvPicPr>
+                  <pic:blipFill>
+                    <a:blip r:embed="rId35"/>
+                    <a:stretch>
+                      <a:fillRect/>
+                    </a:stretch>
+                  </pic:blipFill>
+                  <pic:spPr>
+                    <a:xfrm>
+                      <a:off x="0" y="0"/>
+                      <a:ext cx="5943600" cy="3598545"/>
+                    </a:xfrm>
+                    <a:prstGeom prst="rect">
+                      <a:avLst/>
+                    </a:prstGeom>
+                  </pic:spPr>
+                </pic:pic>
+              </a:graphicData>
+            </a:graphic>
+          </wp:inline>
+        </w:drawing>
+      </w:r>
+    </w:p>
+    <w:p>
+      <w:pPr>
+        <w:bidi/>
+        <w:rPr>
+          <w:rFonts w:cs="B Nazanin"/>
+          <w:rtl/>
+          <w:lang w:bidi="fa-IR"/>
+        </w:rPr>
+      </w:pPr>
+    </w:p>
+    <w:p>
+      <w:pPr>
+        <w:bidi/>
+        <w:rPr>
+          <w:rFonts w:cs="B Nazanin"/>
+          <w:rtl/>
+          <w:lang w:bidi="fa-IR"/>
+        </w:rPr>
+      </w:pPr>
+      <w:r>
+        <w:rPr>
+          <w:rFonts w:cs="B Nazanin" w:hint="cs"/>
+          <w:rtl/>
+          <w:lang w:bidi="fa-IR"/>
+        </w:rPr>
+        <w:t xml:space="preserve">در ادامه به کارهای که برای پیش پردازش انجام داده ایم می پردازیم ابتدا دنبال مقادیر </w:t>
+      </w:r>
+      <w:proofErr w:type="spellStart"/>
+      <w:r>
+        <w:rPr>
+          <w:rFonts w:cs="B Nazanin"/>
+          <w:lang w:bidi="fa-IR"/>
+        </w:rPr>
+        <w:t>NaN</w:t>
+      </w:r>
+      <w:proofErr w:type="spellEnd"/>
+      <w:r>
+        <w:rPr>
+          <w:rFonts w:cs="B Nazanin" w:hint="cs"/>
+          <w:rtl/>
+          <w:lang w:bidi="fa-IR"/>
+        </w:rPr>
+        <w:t xml:space="preserve"> می گردیم با کد زیر که در دیتاست ما موجود نیست.</w:t>
+      </w:r>
+    </w:p>
+    <w:p>
+      <w:pPr>
+        <w:bidi/>
+        <w:rPr>
+          <w:rFonts w:cs="B Nazanin"/>
+          <w:rtl/>
+          <w:lang w:bidi="fa-IR"/>
+        </w:rPr>
+      </w:pPr>
+      <w:r>
+        <w:rPr>
+          <w:noProof/>
+        </w:rPr>
+        <w:lastRenderedPageBreak/>
+        <w:drawing>
+          <wp:inline distT="0" distB="0" distL="0" distR="0" wp14:anchorId="238D424F" wp14:editId="26D94681">
+            <wp:extent cx="5943600" cy="3812540"/>
+            <wp:effectExtent l="0" t="0" r="0" b="0"/>
+            <wp:docPr id="286073076" name="Picture 1"/>
+            <wp:cNvGraphicFramePr>
+              <a:graphicFrameLocks xmlns:a="http://schemas.openxmlformats.org/drawingml/2006/main" noChangeAspect="1"/>
+            </wp:cNvGraphicFramePr>
+            <a:graphic xmlns:a="http://schemas.openxmlformats.org/drawingml/2006/main">
+              <a:graphicData uri="http://schemas.openxmlformats.org/drawingml/2006/picture">
+                <pic:pic xmlns:pic="http://schemas.openxmlformats.org/drawingml/2006/picture">
+                  <pic:nvPicPr>
+                    <pic:cNvPr id="286073076" name=""/>
+                    <pic:cNvPicPr/>
+                  </pic:nvPicPr>
+                  <pic:blipFill>
+                    <a:blip r:embed="rId36"/>
+                    <a:stretch>
+                      <a:fillRect/>
+                    </a:stretch>
+                  </pic:blipFill>
+                  <pic:spPr>
+                    <a:xfrm>
+                      <a:off x="0" y="0"/>
+                      <a:ext cx="5943600" cy="3812540"/>
+                    </a:xfrm>
+                    <a:prstGeom prst="rect">
+                      <a:avLst/>
+                    </a:prstGeom>
+                  </pic:spPr>
+                </pic:pic>
+              </a:graphicData>
+            </a:graphic>
+          </wp:inline>
+        </w:drawing>
+      </w:r>
+    </w:p>
+    <w:p>
+      <w:pPr>
+        <w:rPr>
+          <w:rFonts w:cs="B Nazanin"/>
+          <w:lang w:bidi="fa-IR"/>
+        </w:rPr>
+      </w:pPr>
+      <w:r>
+        <w:rPr>
+          <w:rFonts w:cs="B Nazanin" w:hint="cs"/>
+          <w:rtl/>
+          <w:lang w:bidi="fa-IR"/>
+        </w:rPr>
+        <w:t xml:space="preserve"> ولی مشکلی وجود دارد بعضی از مقادیر امکان داشتن مقدار صفر را ندارند چون همچین چیزی امکان پذیر نیست</w:t>
+      </w:r>
+      <w:r>
+        <w:rPr>
+          <w:rFonts w:cs="B Nazanin" w:hint="cs"/>
+          <w:rtl/>
+          <w:lang w:bidi="fa-IR"/>
+        </w:rPr>
+        <w:t xml:space="preserve"> مانند </w:t>
+      </w:r>
+      <w:proofErr w:type="spellStart"/>
+      <w:r>
+        <w:rPr>
+          <w:rFonts w:cs="B Nazanin"/>
+          <w:lang w:bidi="fa-IR"/>
+        </w:rPr>
+        <w:t>SkinThickness</w:t>
+      </w:r>
+      <w:proofErr w:type="spellEnd"/>
+    </w:p>
+    <w:p>
+      <w:pPr>
+        <w:rPr>
+          <w:rFonts w:cs="B Nazanin"/>
+          <w:lang w:bidi="fa-IR"/>
+        </w:rPr>
+      </w:pPr>
+      <w:r>
+        <w:rPr>
+          <w:rFonts w:cs="B Nazanin"/>
+          <w:lang w:bidi="fa-IR"/>
+        </w:rPr>
+        <w:t>Glucose</w:t>
+      </w:r>
+    </w:p>
+    <w:p>
+      <w:pPr>
+        <w:rPr>
+          <w:rFonts w:cs="B Nazanin"/>
+          <w:lang w:bidi="fa-IR"/>
+        </w:rPr>
+      </w:pPr>
+      <w:proofErr w:type="spellStart"/>
+      <w:r>
+        <w:rPr>
+          <w:rFonts w:cs="B Nazanin"/>
+          <w:lang w:bidi="fa-IR"/>
+        </w:rPr>
+        <w:t>BloodPressure</w:t>
+      </w:r>
+      <w:proofErr w:type="spellEnd"/>
+    </w:p>
+    <w:p>
+      <w:pPr>
+        <w:rPr>
+          <w:rFonts w:cs="B Nazanin"/>
+          <w:lang w:bidi="fa-IR"/>
+        </w:rPr>
+      </w:pPr>
+      <w:r>
+        <w:rPr>
+          <w:rFonts w:cs="B Nazanin"/>
+          <w:lang w:bidi="fa-IR"/>
+        </w:rPr>
+        <w:t>Insulin</w:t>
+      </w:r>
+    </w:p>
+    <w:p>
+      <w:pPr>
+        <w:bidi/>
+        <w:rPr>
+          <w:rFonts w:cs="B Nazanin"/>
+          <w:rtl/>
+          <w:lang w:bidi="fa-IR"/>
+        </w:rPr>
+      </w:pPr>
+      <w:r>
+        <w:rPr>
+          <w:rFonts w:cs="B Nazanin" w:hint="cs"/>
+          <w:rtl/>
+          <w:lang w:bidi="fa-IR"/>
+        </w:rPr>
+        <w:t xml:space="preserve">این ویژگی ها در دیتاست ما دارای مقدار صفر هستند که منطقی نیست و این ویژگی ها در حقیقت </w:t>
+      </w:r>
+      <w:r>
+        <w:rPr>
+          <w:rFonts w:cs="B Nazanin"/>
+          <w:lang w:bidi="fa-IR"/>
+        </w:rPr>
+        <w:t>missing value</w:t>
+      </w:r>
+      <w:r>
+        <w:rPr>
+          <w:rFonts w:cs="B Nazanin" w:hint="cs"/>
+          <w:rtl/>
+          <w:lang w:bidi="fa-IR"/>
+        </w:rPr>
+        <w:t xml:space="preserve"> هستند که با کد زیر می توانیم تعداد آن ها را مشاهده کنیم.</w:t>
+      </w:r>
+    </w:p>
+    <w:p>
+      <w:pPr>
+        <w:bidi/>
+        <w:rPr>
+          <w:rFonts w:cs="B Nazanin" w:hint="cs"/>
+          <w:lang w:bidi="fa-IR"/>
+        </w:rPr>
+      </w:pPr>
+    </w:p>
+    <w:p>
+      <w:pPr>
+        <w:bidi/>
+        <w:rPr>
+          <w:rFonts w:cs="Calibri"/>
           <w:rtl/>
           <w:lang w:bidi="fa-IR"/>
         </w:rPr>
@@ -4115,7 +4390,6 @@
   <w:style w:type="character" w:default="1" w:styleId="DefaultParagraphFont">
     <w:name w:val="Default Paragraph Font"/>
     <w:uiPriority w:val="1"/>
-    <w:semiHidden/>
     <w:unhideWhenUsed/>
   </w:style>
   <w:style w:type="table" w:default="1" w:styleId="TableNormal">

--- a/report.docx
+++ b/report.docx
@@ -2960,6 +2960,7 @@
       </w:pPr>
       <w:r>
         <w:rPr>
+          <w:rFonts w:cs="B Nazanin"/>
           <w:noProof/>
         </w:rPr>
         <w:drawing>
@@ -3164,6 +3165,7 @@
       </w:pPr>
       <w:r>
         <w:rPr>
+          <w:rFonts w:cs="B Nazanin"/>
           <w:noProof/>
         </w:rPr>
         <w:lastRenderedPageBreak/>
@@ -3233,6 +3235,7 @@
       </w:pPr>
       <w:r>
         <w:rPr>
+          <w:rFonts w:cs="B Nazanin"/>
           <w:noProof/>
         </w:rPr>
         <w:drawing>
@@ -3454,6 +3457,7 @@
       </w:r>
       <w:r>
         <w:rPr>
+          <w:rFonts w:cs="B Nazanin"/>
           <w:noProof/>
         </w:rPr>
         <w:drawing>
@@ -3549,6 +3553,7 @@
       </w:pPr>
       <w:r>
         <w:rPr>
+          <w:rFonts w:cs="B Nazanin"/>
           <w:noProof/>
         </w:rPr>
         <w:lastRenderedPageBreak/>
@@ -3671,6 +3676,21 @@
     </w:p>
     <w:p>
       <w:pPr>
+        <w:rPr>
+          <w:rFonts w:cs="B Nazanin"/>
+          <w:lang w:bidi="fa-IR"/>
+        </w:rPr>
+      </w:pPr>
+      <w:r>
+        <w:rPr>
+          <w:rFonts w:cs="B Nazanin"/>
+          <w:lang w:bidi="fa-IR"/>
+        </w:rPr>
+        <w:t>BMI</w:t>
+      </w:r>
+    </w:p>
+    <w:p>
+      <w:pPr>
         <w:bidi/>
         <w:rPr>
           <w:rFonts w:cs="B Nazanin"/>
@@ -3710,16 +3730,699 @@
           <w:lang w:bidi="fa-IR"/>
         </w:rPr>
       </w:pPr>
-    </w:p>
-    <w:p>
-      <w:pPr>
-        <w:bidi/>
-        <w:rPr>
-          <w:rFonts w:cs="Calibri"/>
-          <w:rtl/>
-          <w:lang w:bidi="fa-IR"/>
-        </w:rPr>
-      </w:pPr>
+      <w:r>
+        <w:rPr>
+          <w:rFonts w:cs="B Nazanin"/>
+          <w:noProof/>
+        </w:rPr>
+        <w:lastRenderedPageBreak/>
+        <w:drawing>
+          <wp:inline distT="0" distB="0" distL="0" distR="0" wp14:anchorId="16B217AD" wp14:editId="686F7C09">
+            <wp:extent cx="5943600" cy="3004185"/>
+            <wp:effectExtent l="0" t="0" r="0" b="5715"/>
+            <wp:docPr id="1027301723" name="Picture 1"/>
+            <wp:cNvGraphicFramePr>
+              <a:graphicFrameLocks xmlns:a="http://schemas.openxmlformats.org/drawingml/2006/main" noChangeAspect="1"/>
+            </wp:cNvGraphicFramePr>
+            <a:graphic xmlns:a="http://schemas.openxmlformats.org/drawingml/2006/main">
+              <a:graphicData uri="http://schemas.openxmlformats.org/drawingml/2006/picture">
+                <pic:pic xmlns:pic="http://schemas.openxmlformats.org/drawingml/2006/picture">
+                  <pic:nvPicPr>
+                    <pic:cNvPr id="1027301723" name=""/>
+                    <pic:cNvPicPr/>
+                  </pic:nvPicPr>
+                  <pic:blipFill>
+                    <a:blip r:embed="rId37"/>
+                    <a:stretch>
+                      <a:fillRect/>
+                    </a:stretch>
+                  </pic:blipFill>
+                  <pic:spPr>
+                    <a:xfrm>
+                      <a:off x="0" y="0"/>
+                      <a:ext cx="5943600" cy="3004185"/>
+                    </a:xfrm>
+                    <a:prstGeom prst="rect">
+                      <a:avLst/>
+                    </a:prstGeom>
+                  </pic:spPr>
+                </pic:pic>
+              </a:graphicData>
+            </a:graphic>
+          </wp:inline>
+        </w:drawing>
+      </w:r>
+    </w:p>
+    <w:p>
+      <w:pPr>
+        <w:bidi/>
+        <w:rPr>
+          <w:rFonts w:cs="B Nazanin"/>
+          <w:rtl/>
+          <w:lang w:bidi="fa-IR"/>
+        </w:rPr>
+      </w:pPr>
+      <w:r>
+        <w:rPr>
+          <w:rFonts w:cs="B Nazanin" w:hint="cs"/>
+          <w:rtl/>
+          <w:lang w:bidi="fa-IR"/>
+        </w:rPr>
+        <w:t xml:space="preserve">برای بهبود مدل این مقادیر را به میانه هر ستون تغییر  داده ایم با توجه به کد زیر </w:t>
+      </w:r>
+    </w:p>
+    <w:p>
+      <w:pPr>
+        <w:bidi/>
+        <w:rPr>
+          <w:noProof/>
+        </w:rPr>
+      </w:pPr>
+      <w:r>
+        <w:rPr>
+          <w:noProof/>
+        </w:rPr>
+        <w:drawing>
+          <wp:inline distT="0" distB="0" distL="0" distR="0" wp14:anchorId="0FCDCBF2" wp14:editId="1A8252C6">
+            <wp:extent cx="5943600" cy="953770"/>
+            <wp:effectExtent l="0" t="0" r="0" b="0"/>
+            <wp:docPr id="1146727961" name="Picture 1"/>
+            <wp:cNvGraphicFramePr>
+              <a:graphicFrameLocks xmlns:a="http://schemas.openxmlformats.org/drawingml/2006/main" noChangeAspect="1"/>
+            </wp:cNvGraphicFramePr>
+            <a:graphic xmlns:a="http://schemas.openxmlformats.org/drawingml/2006/main">
+              <a:graphicData uri="http://schemas.openxmlformats.org/drawingml/2006/picture">
+                <pic:pic xmlns:pic="http://schemas.openxmlformats.org/drawingml/2006/picture">
+                  <pic:nvPicPr>
+                    <pic:cNvPr id="1146727961" name=""/>
+                    <pic:cNvPicPr/>
+                  </pic:nvPicPr>
+                  <pic:blipFill>
+                    <a:blip r:embed="rId38"/>
+                    <a:stretch>
+                      <a:fillRect/>
+                    </a:stretch>
+                  </pic:blipFill>
+                  <pic:spPr>
+                    <a:xfrm>
+                      <a:off x="0" y="0"/>
+                      <a:ext cx="5943600" cy="953770"/>
+                    </a:xfrm>
+                    <a:prstGeom prst="rect">
+                      <a:avLst/>
+                    </a:prstGeom>
+                  </pic:spPr>
+                </pic:pic>
+              </a:graphicData>
+            </a:graphic>
+          </wp:inline>
+        </w:drawing>
+      </w:r>
+    </w:p>
+    <w:p>
+      <w:pPr>
+        <w:bidi/>
+        <w:rPr>
+          <w:rFonts w:cs="B Nazanin"/>
+          <w:rtl/>
+          <w:lang w:bidi="fa-IR"/>
+        </w:rPr>
+      </w:pPr>
+      <w:r>
+        <w:rPr>
+          <w:rFonts w:cs="B Nazanin" w:hint="cs"/>
+          <w:rtl/>
+          <w:lang w:bidi="fa-IR"/>
+        </w:rPr>
+        <w:t xml:space="preserve">بعد از تغییر این مقادیر برای بهتر کردن از نمودار </w:t>
+      </w:r>
+      <w:r>
+        <w:rPr>
+          <w:rFonts w:cs="B Nazanin"/>
+          <w:lang w:bidi="fa-IR"/>
+        </w:rPr>
+        <w:t>boxplot</w:t>
+      </w:r>
+      <w:r>
+        <w:rPr>
+          <w:rFonts w:cs="B Nazanin" w:hint="cs"/>
+          <w:rtl/>
+          <w:lang w:bidi="fa-IR"/>
+        </w:rPr>
+        <w:t xml:space="preserve"> استفاده کردیم که مناسب است برای پیدا کردن </w:t>
+      </w:r>
+      <w:r>
+        <w:rPr>
+          <w:rFonts w:cs="B Nazanin"/>
+          <w:lang w:bidi="fa-IR"/>
+        </w:rPr>
+        <w:t>outlier</w:t>
+      </w:r>
+      <w:r>
+        <w:rPr>
+          <w:rFonts w:cs="B Nazanin" w:hint="cs"/>
+          <w:rtl/>
+          <w:lang w:bidi="fa-IR"/>
+        </w:rPr>
+        <w:t xml:space="preserve"> های مدل ما که در زیر کد رسم و ش</w:t>
+      </w:r>
+      <w:r>
+        <w:rPr>
+          <w:rFonts w:cs="B Nazanin" w:hint="cs"/>
+          <w:rtl/>
+          <w:lang w:bidi="fa-IR"/>
+        </w:rPr>
+        <w:t>ک</w:t>
+      </w:r>
+      <w:r>
+        <w:rPr>
+          <w:rFonts w:cs="B Nazanin" w:hint="cs"/>
+          <w:rtl/>
+          <w:lang w:bidi="fa-IR"/>
+        </w:rPr>
+        <w:t xml:space="preserve">ل حاصل را آوردیم </w:t>
+      </w:r>
+    </w:p>
+    <w:p>
+      <w:pPr>
+        <w:bidi/>
+        <w:rPr>
+          <w:rFonts w:cs="B Nazanin"/>
+          <w:rtl/>
+          <w:lang w:bidi="fa-IR"/>
+        </w:rPr>
+      </w:pPr>
+      <w:r>
+        <w:rPr>
+          <w:noProof/>
+        </w:rPr>
+        <w:drawing>
+          <wp:inline distT="0" distB="0" distL="0" distR="0" wp14:anchorId="0B63AA54" wp14:editId="7A940F6A">
+            <wp:extent cx="5943600" cy="1055370"/>
+            <wp:effectExtent l="0" t="0" r="0" b="0"/>
+            <wp:docPr id="1061467239" name="Picture 1"/>
+            <wp:cNvGraphicFramePr>
+              <a:graphicFrameLocks xmlns:a="http://schemas.openxmlformats.org/drawingml/2006/main" noChangeAspect="1"/>
+            </wp:cNvGraphicFramePr>
+            <a:graphic xmlns:a="http://schemas.openxmlformats.org/drawingml/2006/main">
+              <a:graphicData uri="http://schemas.openxmlformats.org/drawingml/2006/picture">
+                <pic:pic xmlns:pic="http://schemas.openxmlformats.org/drawingml/2006/picture">
+                  <pic:nvPicPr>
+                    <pic:cNvPr id="1061467239" name=""/>
+                    <pic:cNvPicPr/>
+                  </pic:nvPicPr>
+                  <pic:blipFill>
+                    <a:blip r:embed="rId39"/>
+                    <a:stretch>
+                      <a:fillRect/>
+                    </a:stretch>
+                  </pic:blipFill>
+                  <pic:spPr>
+                    <a:xfrm>
+                      <a:off x="0" y="0"/>
+                      <a:ext cx="5943600" cy="1055370"/>
+                    </a:xfrm>
+                    <a:prstGeom prst="rect">
+                      <a:avLst/>
+                    </a:prstGeom>
+                  </pic:spPr>
+                </pic:pic>
+              </a:graphicData>
+            </a:graphic>
+          </wp:inline>
+        </w:drawing>
+      </w:r>
+    </w:p>
+    <w:p>
+      <w:pPr>
+        <w:bidi/>
+        <w:rPr>
+          <w:rFonts w:cs="B Nazanin"/>
+          <w:rtl/>
+          <w:lang w:bidi="fa-IR"/>
+        </w:rPr>
+      </w:pPr>
+      <w:r>
+        <w:rPr>
+          <w:rFonts w:cs="B Nazanin"/>
+          <w:rtl/>
+          <w:lang w:bidi="fa-IR"/>
+        </w:rPr>
+        <w:lastRenderedPageBreak/>
+        <w:drawing>
+          <wp:inline distT="0" distB="0" distL="0" distR="0" wp14:anchorId="5883C4E4" wp14:editId="61E7D269">
+            <wp:extent cx="5943600" cy="2949575"/>
+            <wp:effectExtent l="0" t="0" r="0" b="3175"/>
+            <wp:docPr id="1929985312" name="Picture 1"/>
+            <wp:cNvGraphicFramePr>
+              <a:graphicFrameLocks xmlns:a="http://schemas.openxmlformats.org/drawingml/2006/main" noChangeAspect="1"/>
+            </wp:cNvGraphicFramePr>
+            <a:graphic xmlns:a="http://schemas.openxmlformats.org/drawingml/2006/main">
+              <a:graphicData uri="http://schemas.openxmlformats.org/drawingml/2006/picture">
+                <pic:pic xmlns:pic="http://schemas.openxmlformats.org/drawingml/2006/picture">
+                  <pic:nvPicPr>
+                    <pic:cNvPr id="1929985312" name=""/>
+                    <pic:cNvPicPr/>
+                  </pic:nvPicPr>
+                  <pic:blipFill>
+                    <a:blip r:embed="rId40"/>
+                    <a:stretch>
+                      <a:fillRect/>
+                    </a:stretch>
+                  </pic:blipFill>
+                  <pic:spPr>
+                    <a:xfrm>
+                      <a:off x="0" y="0"/>
+                      <a:ext cx="5943600" cy="2949575"/>
+                    </a:xfrm>
+                    <a:prstGeom prst="rect">
+                      <a:avLst/>
+                    </a:prstGeom>
+                  </pic:spPr>
+                </pic:pic>
+              </a:graphicData>
+            </a:graphic>
+          </wp:inline>
+        </w:drawing>
+      </w:r>
+    </w:p>
+    <w:p>
+      <w:pPr>
+        <w:bidi/>
+        <w:rPr>
+          <w:rFonts w:cs="B Nazanin"/>
+          <w:rtl/>
+          <w:lang w:bidi="fa-IR"/>
+        </w:rPr>
+      </w:pPr>
+    </w:p>
+    <w:p>
+      <w:pPr>
+        <w:bidi/>
+        <w:rPr>
+          <w:rFonts w:cs="B Nazanin" w:hint="cs"/>
+          <w:rtl/>
+          <w:lang w:bidi="fa-IR"/>
+        </w:rPr>
+      </w:pPr>
+      <w:r>
+        <w:rPr>
+          <w:rFonts w:cs="B Nazanin" w:hint="cs"/>
+          <w:rtl/>
+          <w:lang w:bidi="fa-IR"/>
+        </w:rPr>
+        <w:t xml:space="preserve">که مشاهده می کنیم که </w:t>
+      </w:r>
+      <w:r>
+        <w:rPr>
+          <w:rFonts w:cs="B Nazanin"/>
+          <w:lang w:bidi="fa-IR"/>
+        </w:rPr>
+        <w:t>outlier</w:t>
+      </w:r>
+      <w:r>
+        <w:rPr>
+          <w:rFonts w:cs="B Nazanin" w:hint="cs"/>
+          <w:rtl/>
+          <w:lang w:bidi="fa-IR"/>
+        </w:rPr>
+        <w:t xml:space="preserve"> داریم </w:t>
+      </w:r>
+    </w:p>
+    <w:p>
+      <w:pPr>
+        <w:bidi/>
+        <w:rPr>
+          <w:rFonts w:cs="B Nazanin"/>
+          <w:rtl/>
+          <w:lang w:bidi="fa-IR"/>
+        </w:rPr>
+      </w:pPr>
+      <w:r>
+        <w:rPr>
+          <w:rFonts w:cs="B Nazanin" w:hint="cs"/>
+          <w:rtl/>
+          <w:lang w:bidi="fa-IR"/>
+        </w:rPr>
+        <w:t xml:space="preserve">برای مدیریت این مقادیر </w:t>
+      </w:r>
+      <w:r>
+        <w:rPr>
+          <w:rFonts w:cs="B Nazanin"/>
+          <w:lang w:bidi="fa-IR"/>
+        </w:rPr>
+        <w:t>outlier</w:t>
+      </w:r>
+      <w:r>
+        <w:rPr>
+          <w:rFonts w:cs="B Nazanin" w:hint="cs"/>
+          <w:rtl/>
+          <w:lang w:bidi="fa-IR"/>
+        </w:rPr>
+        <w:t xml:space="preserve"> از جایگزینی این مقادیر با </w:t>
+      </w:r>
+      <w:proofErr w:type="spellStart"/>
+      <w:r>
+        <w:rPr>
+          <w:rFonts w:cs="B Nazanin"/>
+          <w:lang w:bidi="fa-IR"/>
+        </w:rPr>
+        <w:t>lowerboun</w:t>
+      </w:r>
+      <w:proofErr w:type="spellEnd"/>
+      <w:r>
+        <w:rPr>
+          <w:rFonts w:cs="B Nazanin" w:hint="cs"/>
+          <w:rtl/>
+          <w:lang w:bidi="fa-IR"/>
+        </w:rPr>
+        <w:t xml:space="preserve"> و </w:t>
+      </w:r>
+      <w:proofErr w:type="spellStart"/>
+      <w:r>
+        <w:rPr>
+          <w:rFonts w:cs="B Nazanin"/>
+          <w:lang w:bidi="fa-IR"/>
+        </w:rPr>
+        <w:t>upperbound</w:t>
+      </w:r>
+      <w:proofErr w:type="spellEnd"/>
+      <w:r>
+        <w:rPr>
+          <w:rFonts w:cs="B Nazanin" w:hint="cs"/>
+          <w:rtl/>
+          <w:lang w:bidi="fa-IR"/>
+        </w:rPr>
+        <w:t xml:space="preserve"> که نمودار </w:t>
+      </w:r>
+      <w:r>
+        <w:rPr>
+          <w:rFonts w:cs="B Nazanin"/>
+          <w:lang w:bidi="fa-IR"/>
+        </w:rPr>
+        <w:t>boxplot</w:t>
+      </w:r>
+      <w:r>
+        <w:rPr>
+          <w:rFonts w:cs="B Nazanin" w:hint="cs"/>
+          <w:rtl/>
+          <w:lang w:bidi="fa-IR"/>
+        </w:rPr>
+        <w:t xml:space="preserve"> می دهد استفاده می کنیم</w:t>
+      </w:r>
+    </w:p>
+    <w:p>
+      <w:pPr>
+        <w:bidi/>
+        <w:rPr>
+          <w:rFonts w:cs="B Nazanin" w:hint="cs"/>
+          <w:rtl/>
+          <w:lang w:bidi="fa-IR"/>
+        </w:rPr>
+      </w:pPr>
+      <w:r>
+        <w:rPr>
+          <w:noProof/>
+        </w:rPr>
+        <w:drawing>
+          <wp:inline distT="0" distB="0" distL="0" distR="0" wp14:anchorId="7BA9CCBD" wp14:editId="3E0BD6D5">
+            <wp:extent cx="5943600" cy="2167890"/>
+            <wp:effectExtent l="0" t="0" r="0" b="3810"/>
+            <wp:docPr id="2021159241" name="Picture 1"/>
+            <wp:cNvGraphicFramePr>
+              <a:graphicFrameLocks xmlns:a="http://schemas.openxmlformats.org/drawingml/2006/main" noChangeAspect="1"/>
+            </wp:cNvGraphicFramePr>
+            <a:graphic xmlns:a="http://schemas.openxmlformats.org/drawingml/2006/main">
+              <a:graphicData uri="http://schemas.openxmlformats.org/drawingml/2006/picture">
+                <pic:pic xmlns:pic="http://schemas.openxmlformats.org/drawingml/2006/picture">
+                  <pic:nvPicPr>
+                    <pic:cNvPr id="2021159241" name=""/>
+                    <pic:cNvPicPr/>
+                  </pic:nvPicPr>
+                  <pic:blipFill>
+                    <a:blip r:embed="rId41"/>
+                    <a:stretch>
+                      <a:fillRect/>
+                    </a:stretch>
+                  </pic:blipFill>
+                  <pic:spPr>
+                    <a:xfrm>
+                      <a:off x="0" y="0"/>
+                      <a:ext cx="5943600" cy="2167890"/>
+                    </a:xfrm>
+                    <a:prstGeom prst="rect">
+                      <a:avLst/>
+                    </a:prstGeom>
+                  </pic:spPr>
+                </pic:pic>
+              </a:graphicData>
+            </a:graphic>
+          </wp:inline>
+        </w:drawing>
+      </w:r>
+    </w:p>
+    <w:p>
+      <w:pPr>
+        <w:bidi/>
+        <w:rPr>
+          <w:rFonts w:cs="B Nazanin" w:hint="cs"/>
+          <w:lang w:bidi="fa-IR"/>
+        </w:rPr>
+      </w:pPr>
+    </w:p>
+    <w:p>
+      <w:pPr>
+        <w:bidi/>
+        <w:rPr>
+          <w:rFonts w:cs="B Nazanin"/>
+          <w:rtl/>
+          <w:lang w:bidi="fa-IR"/>
+        </w:rPr>
+      </w:pPr>
+      <w:r>
+        <w:rPr>
+          <w:rFonts w:cs="B Nazanin" w:hint="cs"/>
+          <w:rtl/>
+          <w:lang w:bidi="fa-IR"/>
+        </w:rPr>
+        <w:t>بعد از این دوباره نمودار را رسم می کنیم.</w:t>
+      </w:r>
+    </w:p>
+    <w:p>
+      <w:pPr>
+        <w:bidi/>
+        <w:rPr>
+          <w:rFonts w:cs="B Nazanin"/>
+          <w:rtl/>
+          <w:lang w:bidi="fa-IR"/>
+        </w:rPr>
+      </w:pPr>
+      <w:r>
+        <w:rPr>
+          <w:rFonts w:cs="B Nazanin"/>
+          <w:rtl/>
+          <w:lang w:bidi="fa-IR"/>
+        </w:rPr>
+        <w:lastRenderedPageBreak/>
+        <w:drawing>
+          <wp:inline distT="0" distB="0" distL="0" distR="0" wp14:anchorId="7DD5619B" wp14:editId="1FD12D8A">
+            <wp:extent cx="5943600" cy="2949575"/>
+            <wp:effectExtent l="0" t="0" r="0" b="3175"/>
+            <wp:docPr id="27030579" name="Picture 1"/>
+            <wp:cNvGraphicFramePr>
+              <a:graphicFrameLocks xmlns:a="http://schemas.openxmlformats.org/drawingml/2006/main" noChangeAspect="1"/>
+            </wp:cNvGraphicFramePr>
+            <a:graphic xmlns:a="http://schemas.openxmlformats.org/drawingml/2006/main">
+              <a:graphicData uri="http://schemas.openxmlformats.org/drawingml/2006/picture">
+                <pic:pic xmlns:pic="http://schemas.openxmlformats.org/drawingml/2006/picture">
+                  <pic:nvPicPr>
+                    <pic:cNvPr id="27030579" name=""/>
+                    <pic:cNvPicPr/>
+                  </pic:nvPicPr>
+                  <pic:blipFill>
+                    <a:blip r:embed="rId42"/>
+                    <a:stretch>
+                      <a:fillRect/>
+                    </a:stretch>
+                  </pic:blipFill>
+                  <pic:spPr>
+                    <a:xfrm>
+                      <a:off x="0" y="0"/>
+                      <a:ext cx="5943600" cy="2949575"/>
+                    </a:xfrm>
+                    <a:prstGeom prst="rect">
+                      <a:avLst/>
+                    </a:prstGeom>
+                  </pic:spPr>
+                </pic:pic>
+              </a:graphicData>
+            </a:graphic>
+          </wp:inline>
+        </w:drawing>
+      </w:r>
+    </w:p>
+    <w:p>
+      <w:pPr>
+        <w:bidi/>
+        <w:rPr>
+          <w:rFonts w:cs="B Nazanin"/>
+          <w:lang w:bidi="fa-IR"/>
+        </w:rPr>
+      </w:pPr>
+      <w:r>
+        <w:rPr>
+          <w:rFonts w:cs="B Nazanin" w:hint="cs"/>
+          <w:rtl/>
+          <w:lang w:bidi="fa-IR"/>
+        </w:rPr>
+        <w:t>مشاهده می شود که ما</w:t>
+      </w:r>
+      <w:r>
+        <w:rPr>
+          <w:rFonts w:cs="B Nazanin" w:hint="cs"/>
+          <w:rtl/>
+          <w:lang w:bidi="fa-IR"/>
+        </w:rPr>
+        <w:t xml:space="preserve"> دیگر </w:t>
+      </w:r>
+      <w:r>
+        <w:rPr>
+          <w:rFonts w:cs="B Nazanin"/>
+          <w:lang w:bidi="fa-IR"/>
+        </w:rPr>
+        <w:t>outlier</w:t>
+      </w:r>
+      <w:r>
+        <w:rPr>
+          <w:rFonts w:cs="B Nazanin" w:hint="cs"/>
+          <w:rtl/>
+          <w:lang w:bidi="fa-IR"/>
+        </w:rPr>
+        <w:t xml:space="preserve"> نداریم</w:t>
+      </w:r>
+      <w:r>
+        <w:rPr>
+          <w:rFonts w:cs="B Nazanin" w:hint="cs"/>
+          <w:rtl/>
+          <w:lang w:bidi="fa-IR"/>
+        </w:rPr>
+        <w:t>.</w:t>
+      </w:r>
+    </w:p>
+    <w:p>
+      <w:pPr>
+        <w:bidi/>
+        <w:rPr>
+          <w:rFonts w:cs="B Nazanin" w:hint="cs"/>
+          <w:rtl/>
+          <w:lang w:bidi="fa-IR"/>
+        </w:rPr>
+      </w:pPr>
+      <w:r>
+        <w:rPr>
+          <w:rFonts w:cs="B Nazanin" w:hint="cs"/>
+          <w:rtl/>
+          <w:lang w:bidi="fa-IR"/>
+        </w:rPr>
+        <w:t xml:space="preserve">در ادامه برای چک کردن این که دیتا </w:t>
+      </w:r>
+      <w:r>
+        <w:rPr>
+          <w:rFonts w:cs="B Nazanin"/>
+          <w:lang w:bidi="fa-IR"/>
+        </w:rPr>
+        <w:t>balance</w:t>
+      </w:r>
+      <w:r>
+        <w:rPr>
+          <w:rFonts w:cs="B Nazanin" w:hint="cs"/>
+          <w:rtl/>
+          <w:lang w:bidi="fa-IR"/>
+        </w:rPr>
+        <w:t xml:space="preserve"> یا </w:t>
+      </w:r>
+      <w:r>
+        <w:rPr>
+          <w:rFonts w:cs="B Nazanin"/>
+          <w:lang w:bidi="fa-IR"/>
+        </w:rPr>
+        <w:t>imbalance</w:t>
+      </w:r>
+      <w:r>
+        <w:rPr>
+          <w:rFonts w:cs="B Nazanin" w:hint="cs"/>
+          <w:rtl/>
+          <w:lang w:bidi="fa-IR"/>
+        </w:rPr>
+        <w:t xml:space="preserve"> است از کد استفاده می کنیم. مشاهده می کنیم که دیتاست بالانس ندارد و باید آن را مدیریت کنیم.</w:t>
+      </w:r>
+    </w:p>
+    <w:p>
+      <w:pPr>
+        <w:bidi/>
+        <w:rPr>
+          <w:rFonts w:cs="B Nazanin" w:hint="cs"/>
+          <w:rtl/>
+          <w:lang w:bidi="fa-IR"/>
+        </w:rPr>
+      </w:pPr>
+      <w:r>
+        <w:rPr>
+          <w:noProof/>
+        </w:rPr>
+        <w:drawing>
+          <wp:inline distT="0" distB="0" distL="0" distR="0" wp14:anchorId="45E6D508" wp14:editId="58E0E50E">
+            <wp:extent cx="5943600" cy="1120775"/>
+            <wp:effectExtent l="0" t="0" r="0" b="3175"/>
+            <wp:docPr id="1082791699" name="Picture 1"/>
+            <wp:cNvGraphicFramePr>
+              <a:graphicFrameLocks xmlns:a="http://schemas.openxmlformats.org/drawingml/2006/main" noChangeAspect="1"/>
+            </wp:cNvGraphicFramePr>
+            <a:graphic xmlns:a="http://schemas.openxmlformats.org/drawingml/2006/main">
+              <a:graphicData uri="http://schemas.openxmlformats.org/drawingml/2006/picture">
+                <pic:pic xmlns:pic="http://schemas.openxmlformats.org/drawingml/2006/picture">
+                  <pic:nvPicPr>
+                    <pic:cNvPr id="1082791699" name=""/>
+                    <pic:cNvPicPr/>
+                  </pic:nvPicPr>
+                  <pic:blipFill>
+                    <a:blip r:embed="rId43"/>
+                    <a:stretch>
+                      <a:fillRect/>
+                    </a:stretch>
+                  </pic:blipFill>
+                  <pic:spPr>
+                    <a:xfrm>
+                      <a:off x="0" y="0"/>
+                      <a:ext cx="5943600" cy="1120775"/>
+                    </a:xfrm>
+                    <a:prstGeom prst="rect">
+                      <a:avLst/>
+                    </a:prstGeom>
+                  </pic:spPr>
+                </pic:pic>
+              </a:graphicData>
+            </a:graphic>
+          </wp:inline>
+        </w:drawing>
+      </w:r>
+    </w:p>
+    <w:p>
+      <w:pPr>
+        <w:bidi/>
+        <w:rPr>
+          <w:rFonts w:cs="B Nazanin"/>
+          <w:lang w:bidi="fa-IR"/>
+        </w:rPr>
+      </w:pPr>
+      <w:r>
+        <w:rPr>
+          <w:rFonts w:cs="B Nazanin" w:hint="cs"/>
+          <w:rtl/>
+          <w:lang w:bidi="fa-IR"/>
+        </w:rPr>
+        <w:t xml:space="preserve">برای این که این مشکل را حل کنیم باید از یک روشی استفاده کنیم که دیتای مصنوعی تولید کنیم مثلن </w:t>
+      </w:r>
     </w:p>
     <w:sectPr>
       <w:pgSz w:w="12240" w:h="15840"/>

--- a/report.docx
+++ b/report.docx
@@ -3726,7 +3726,7 @@
       <w:pPr>
         <w:bidi/>
         <w:rPr>
-          <w:rFonts w:cs="B Nazanin" w:hint="cs"/>
+          <w:rFonts w:cs="B Nazanin"/>
           <w:lang w:bidi="fa-IR"/>
         </w:rPr>
       </w:pPr>
@@ -3965,6 +3965,7 @@
       <w:r>
         <w:rPr>
           <w:rFonts w:cs="B Nazanin"/>
+          <w:noProof/>
           <w:rtl/>
           <w:lang w:bidi="fa-IR"/>
         </w:rPr>
@@ -4020,7 +4021,7 @@
       <w:pPr>
         <w:bidi/>
         <w:rPr>
-          <w:rFonts w:cs="B Nazanin" w:hint="cs"/>
+          <w:rFonts w:cs="B Nazanin"/>
           <w:rtl/>
           <w:lang w:bidi="fa-IR"/>
         </w:rPr>
@@ -4135,7 +4136,7 @@
       <w:pPr>
         <w:bidi/>
         <w:rPr>
-          <w:rFonts w:cs="B Nazanin" w:hint="cs"/>
+          <w:rFonts w:cs="B Nazanin"/>
           <w:rtl/>
           <w:lang w:bidi="fa-IR"/>
         </w:rPr>
@@ -4185,7 +4186,7 @@
       <w:pPr>
         <w:bidi/>
         <w:rPr>
-          <w:rFonts w:cs="B Nazanin" w:hint="cs"/>
+          <w:rFonts w:cs="B Nazanin"/>
           <w:lang w:bidi="fa-IR"/>
         </w:rPr>
       </w:pPr>
@@ -4220,6 +4221,7 @@
       <w:r>
         <w:rPr>
           <w:rFonts w:cs="B Nazanin"/>
+          <w:noProof/>
           <w:rtl/>
           <w:lang w:bidi="fa-IR"/>
         </w:rPr>
@@ -4275,15 +4277,7 @@
           <w:rtl/>
           <w:lang w:bidi="fa-IR"/>
         </w:rPr>
-        <w:t>مشاهده می شود که ما</w:t>
-      </w:r>
-      <w:r>
-        <w:rPr>
-          <w:rFonts w:cs="B Nazanin" w:hint="cs"/>
-          <w:rtl/>
-          <w:lang w:bidi="fa-IR"/>
-        </w:rPr>
-        <w:t xml:space="preserve"> دیگر </w:t>
+        <w:t xml:space="preserve">مشاهده می شود که ما دیگر </w:t>
       </w:r>
       <w:r>
         <w:rPr>
@@ -4313,7 +4307,7 @@
       <w:pPr>
         <w:bidi/>
         <w:rPr>
-          <w:rFonts w:cs="B Nazanin" w:hint="cs"/>
+          <w:rFonts w:cs="B Nazanin"/>
           <w:rtl/>
           <w:lang w:bidi="fa-IR"/>
         </w:rPr>
@@ -4361,7 +4355,7 @@
       <w:pPr>
         <w:bidi/>
         <w:rPr>
-          <w:rFonts w:cs="B Nazanin" w:hint="cs"/>
+          <w:rFonts w:cs="B Nazanin"/>
           <w:rtl/>
           <w:lang w:bidi="fa-IR"/>
         </w:rPr>
@@ -4421,7 +4415,488 @@
           <w:rtl/>
           <w:lang w:bidi="fa-IR"/>
         </w:rPr>
-        <w:t xml:space="preserve">برای این که این مشکل را حل کنیم باید از یک روشی استفاده کنیم که دیتای مصنوعی تولید کنیم مثلن </w:t>
+        <w:t xml:space="preserve">برای این که این مشکل را حل کنیم باید از یک روشی استفاده کنیم که دیتای مصنوعی تولید کنیم </w:t>
+      </w:r>
+      <w:r>
+        <w:rPr>
+          <w:rFonts w:cs="B Nazanin" w:hint="cs"/>
+          <w:rtl/>
+          <w:lang w:bidi="fa-IR"/>
+        </w:rPr>
+        <w:t xml:space="preserve">که به دو صورت می توان انجام داد حذف کلاس بزرگ یا اضافه کردن به کلاس کوچک که ما از روش دوم با استفاده از روش </w:t>
+      </w:r>
+      <w:r>
+        <w:rPr>
+          <w:rFonts w:cs="B Nazanin"/>
+          <w:lang w:bidi="fa-IR"/>
+        </w:rPr>
+        <w:t>SMOTE</w:t>
+      </w:r>
+      <w:r>
+        <w:rPr>
+          <w:rFonts w:cs="B Nazanin" w:hint="cs"/>
+          <w:rtl/>
+          <w:lang w:bidi="fa-IR"/>
+        </w:rPr>
+        <w:t xml:space="preserve"> جلو رفتیم.</w:t>
+      </w:r>
+    </w:p>
+    <w:p>
+      <w:pPr>
+        <w:bidi/>
+        <w:rPr>
+          <w:rFonts w:cs="B Nazanin"/>
+          <w:rtl/>
+          <w:lang w:bidi="fa-IR"/>
+        </w:rPr>
+      </w:pPr>
+      <w:r>
+        <w:rPr>
+          <w:rFonts w:cs="B Nazanin" w:hint="cs"/>
+          <w:rtl/>
+          <w:lang w:bidi="fa-IR"/>
+        </w:rPr>
+        <w:t xml:space="preserve">برای جلوگیری از نشت اطلاعات که در این روش ممکن است اتفاق بیافتد ابتدا ما دیتای تست و آموزش را جدا کردیم و بعد از روش </w:t>
+      </w:r>
+      <w:r>
+        <w:rPr>
+          <w:rFonts w:cs="B Nazanin"/>
+          <w:lang w:bidi="fa-IR"/>
+        </w:rPr>
+        <w:t>smote</w:t>
+      </w:r>
+      <w:r>
+        <w:rPr>
+          <w:rFonts w:cs="B Nazanin" w:hint="cs"/>
+          <w:rtl/>
+          <w:lang w:bidi="fa-IR"/>
+        </w:rPr>
+        <w:t xml:space="preserve"> استفاده کردیم روی دیتای آموزش اگر برعکس این عمل کنیم و اول دیتا اضافه کنیم و بعد تست ممکن است برخی از این دیتای مصنوعی وارد آموزش </w:t>
+      </w:r>
+      <w:r>
+        <w:rPr>
+          <w:rFonts w:cs="B Nazanin" w:hint="cs"/>
+          <w:rtl/>
+          <w:lang w:bidi="fa-IR"/>
+        </w:rPr>
+        <w:t xml:space="preserve">شوند و مدل ما از داده های تست خبر دار بشه به این صورت که این داده ها توسط </w:t>
+      </w:r>
+      <w:r>
+        <w:rPr>
+          <w:rFonts w:cs="B Nazanin"/>
+          <w:lang w:bidi="fa-IR"/>
+        </w:rPr>
+        <w:t>smote</w:t>
+      </w:r>
+      <w:r>
+        <w:rPr>
+          <w:rFonts w:cs="B Nazanin" w:hint="cs"/>
+          <w:rtl/>
+          <w:lang w:bidi="fa-IR"/>
+        </w:rPr>
+        <w:t xml:space="preserve"> تولید شده که شبیه داد های تست است و اینگونه مدل از تست خبر دار است که روش مناسبی نیست پس ابتدا دیتا آموزش و تست جدا کرده و بعد روی تست </w:t>
+      </w:r>
+      <w:r>
+        <w:rPr>
+          <w:rFonts w:cs="B Nazanin"/>
+          <w:lang w:bidi="fa-IR"/>
+        </w:rPr>
+        <w:t>smote</w:t>
+      </w:r>
+      <w:r>
+        <w:rPr>
+          <w:rFonts w:cs="B Nazanin" w:hint="cs"/>
+          <w:rtl/>
+          <w:lang w:bidi="fa-IR"/>
+        </w:rPr>
+        <w:t xml:space="preserve"> میزنیم /</w:t>
+      </w:r>
+    </w:p>
+    <w:p>
+      <w:pPr>
+        <w:bidi/>
+        <w:rPr>
+          <w:rFonts w:cs="B Nazanin" w:hint="cs"/>
+          <w:rtl/>
+          <w:lang w:bidi="fa-IR"/>
+        </w:rPr>
+      </w:pPr>
+      <w:r>
+        <w:rPr>
+          <w:noProof/>
+        </w:rPr>
+        <w:lastRenderedPageBreak/>
+        <w:drawing>
+          <wp:inline distT="0" distB="0" distL="0" distR="0" wp14:anchorId="05378C83" wp14:editId="7B39C269">
+            <wp:extent cx="5943600" cy="3331210"/>
+            <wp:effectExtent l="0" t="0" r="0" b="2540"/>
+            <wp:docPr id="46400368" name="Picture 1"/>
+            <wp:cNvGraphicFramePr>
+              <a:graphicFrameLocks xmlns:a="http://schemas.openxmlformats.org/drawingml/2006/main" noChangeAspect="1"/>
+            </wp:cNvGraphicFramePr>
+            <a:graphic xmlns:a="http://schemas.openxmlformats.org/drawingml/2006/main">
+              <a:graphicData uri="http://schemas.openxmlformats.org/drawingml/2006/picture">
+                <pic:pic xmlns:pic="http://schemas.openxmlformats.org/drawingml/2006/picture">
+                  <pic:nvPicPr>
+                    <pic:cNvPr id="46400368" name=""/>
+                    <pic:cNvPicPr/>
+                  </pic:nvPicPr>
+                  <pic:blipFill>
+                    <a:blip r:embed="rId44"/>
+                    <a:stretch>
+                      <a:fillRect/>
+                    </a:stretch>
+                  </pic:blipFill>
+                  <pic:spPr>
+                    <a:xfrm>
+                      <a:off x="0" y="0"/>
+                      <a:ext cx="5943600" cy="3331210"/>
+                    </a:xfrm>
+                    <a:prstGeom prst="rect">
+                      <a:avLst/>
+                    </a:prstGeom>
+                  </pic:spPr>
+                </pic:pic>
+              </a:graphicData>
+            </a:graphic>
+          </wp:inline>
+        </w:drawing>
+      </w:r>
+    </w:p>
+    <w:p>
+      <w:pPr>
+        <w:bidi/>
+        <w:rPr>
+          <w:rFonts w:cs="B Nazanin"/>
+          <w:rtl/>
+          <w:lang w:bidi="fa-IR"/>
+        </w:rPr>
+      </w:pPr>
+      <w:r>
+        <w:rPr>
+          <w:rFonts w:cs="B Nazanin" w:hint="cs"/>
+          <w:rtl/>
+          <w:lang w:bidi="fa-IR"/>
+        </w:rPr>
+        <w:t xml:space="preserve">در </w:t>
+      </w:r>
+      <w:hyperlink r:id="rId45" w:anchor=":~:text=KNN%20imputation%20leakage%20occurs%20when,in%20values%206%20and%206)." w:history="1">
+        <w:r>
+          <w:rPr>
+            <w:rStyle w:val="Hyperlink"/>
+            <w:rFonts w:cs="B Nazanin" w:hint="cs"/>
+            <w:rtl/>
+            <w:lang w:bidi="fa-IR"/>
+          </w:rPr>
+          <w:t>لینک</w:t>
+        </w:r>
+      </w:hyperlink>
+      <w:r>
+        <w:rPr>
+          <w:rFonts w:cs="B Nazanin" w:hint="cs"/>
+          <w:rtl/>
+          <w:lang w:bidi="fa-IR"/>
+        </w:rPr>
+        <w:t xml:space="preserve"> تعریف نشت دیتا آمده که این روش رو توجیه می کند.</w:t>
+      </w:r>
+    </w:p>
+    <w:p>
+      <w:pPr>
+        <w:bidi/>
+        <w:rPr>
+          <w:rFonts w:cs="B Nazanin"/>
+          <w:rtl/>
+          <w:lang w:bidi="fa-IR"/>
+        </w:rPr>
+      </w:pPr>
+      <w:r>
+        <w:rPr>
+          <w:rFonts w:cs="B Nazanin" w:hint="cs"/>
+          <w:rtl/>
+          <w:lang w:bidi="fa-IR"/>
+        </w:rPr>
+        <w:t xml:space="preserve">در ابتدا دیتا رو طبق خواسته سوال جدا و بعد </w:t>
+      </w:r>
+      <w:r>
+        <w:rPr>
+          <w:rFonts w:cs="B Nazanin"/>
+          <w:lang w:bidi="fa-IR"/>
+        </w:rPr>
+        <w:t>smote</w:t>
+      </w:r>
+      <w:r>
+        <w:rPr>
+          <w:rFonts w:cs="B Nazanin" w:hint="cs"/>
+          <w:rtl/>
+          <w:lang w:bidi="fa-IR"/>
+        </w:rPr>
+        <w:t xml:space="preserve"> روی داده های آموزش اعمال می کنیم کد به ترتیب در زیر آمده است.</w:t>
+      </w:r>
+    </w:p>
+    <w:p>
+      <w:pPr>
+        <w:bidi/>
+        <w:rPr>
+          <w:rFonts w:cs="B Nazanin" w:hint="cs"/>
+          <w:rtl/>
+          <w:lang w:bidi="fa-IR"/>
+        </w:rPr>
+      </w:pPr>
+      <w:r>
+        <w:rPr>
+          <w:noProof/>
+        </w:rPr>
+        <w:drawing>
+          <wp:inline distT="0" distB="0" distL="0" distR="0" wp14:anchorId="7EF95974" wp14:editId="4A851F49">
+            <wp:extent cx="5943600" cy="1567180"/>
+            <wp:effectExtent l="0" t="0" r="0" b="0"/>
+            <wp:docPr id="104665569" name="Picture 1"/>
+            <wp:cNvGraphicFramePr>
+              <a:graphicFrameLocks xmlns:a="http://schemas.openxmlformats.org/drawingml/2006/main" noChangeAspect="1"/>
+            </wp:cNvGraphicFramePr>
+            <a:graphic xmlns:a="http://schemas.openxmlformats.org/drawingml/2006/main">
+              <a:graphicData uri="http://schemas.openxmlformats.org/drawingml/2006/picture">
+                <pic:pic xmlns:pic="http://schemas.openxmlformats.org/drawingml/2006/picture">
+                  <pic:nvPicPr>
+                    <pic:cNvPr id="104665569" name=""/>
+                    <pic:cNvPicPr/>
+                  </pic:nvPicPr>
+                  <pic:blipFill>
+                    <a:blip r:embed="rId46"/>
+                    <a:stretch>
+                      <a:fillRect/>
+                    </a:stretch>
+                  </pic:blipFill>
+                  <pic:spPr>
+                    <a:xfrm>
+                      <a:off x="0" y="0"/>
+                      <a:ext cx="5943600" cy="1567180"/>
+                    </a:xfrm>
+                    <a:prstGeom prst="rect">
+                      <a:avLst/>
+                    </a:prstGeom>
+                  </pic:spPr>
+                </pic:pic>
+              </a:graphicData>
+            </a:graphic>
+          </wp:inline>
+        </w:drawing>
+      </w:r>
+    </w:p>
+    <w:p>
+      <w:pPr>
+        <w:bidi/>
+        <w:rPr>
+          <w:rFonts w:cs="B Nazanin" w:hint="cs"/>
+          <w:rtl/>
+          <w:lang w:bidi="fa-IR"/>
+        </w:rPr>
+      </w:pPr>
+    </w:p>
+    <w:p>
+      <w:pPr>
+        <w:bidi/>
+        <w:rPr>
+          <w:rFonts w:cs="B Nazanin"/>
+          <w:rtl/>
+          <w:lang w:bidi="fa-IR"/>
+        </w:rPr>
+      </w:pPr>
+      <w:r>
+        <w:rPr>
+          <w:rFonts w:cs="B Nazanin" w:hint="cs"/>
+          <w:rtl/>
+          <w:lang w:bidi="fa-IR"/>
+        </w:rPr>
+        <w:t xml:space="preserve">4) در قسمت بعدی خواسته شده که اختلاف هر نمونه با نمونه های دیگر را به دست بیاوریم با استفاده از اختلاف با در نظر گرفتن وزن ولی از آنجایی که گفته نشده که به هر پارامتر چه وزنی بدهیم و اختلاف آن ها را حساب کنیم که حاصل یک ماتریس </w:t>
+      </w:r>
+      <w:r>
+        <w:rPr>
+          <w:rFonts w:cs="B Nazanin"/>
+          <w:lang w:bidi="fa-IR"/>
+        </w:rPr>
+        <w:t xml:space="preserve">n </w:t>
+      </w:r>
+      <w:r>
+        <w:rPr>
+          <w:rFonts w:cs="B Nazanin" w:hint="cs"/>
+          <w:rtl/>
+          <w:lang w:bidi="fa-IR"/>
+        </w:rPr>
+        <w:t xml:space="preserve">در </w:t>
+      </w:r>
+      <w:r>
+        <w:rPr>
+          <w:rFonts w:cs="B Nazanin"/>
+          <w:lang w:bidi="fa-IR"/>
+        </w:rPr>
+        <w:t>n</w:t>
+      </w:r>
+      <w:r>
+        <w:rPr>
+          <w:rFonts w:cs="B Nazanin" w:hint="cs"/>
+          <w:rtl/>
+          <w:lang w:bidi="fa-IR"/>
+        </w:rPr>
+        <w:t xml:space="preserve"> است که </w:t>
+      </w:r>
+      <w:r>
+        <w:rPr>
+          <w:rFonts w:cs="B Nazanin"/>
+          <w:lang w:bidi="fa-IR"/>
+        </w:rPr>
+        <w:t xml:space="preserve">n </w:t>
+      </w:r>
+      <w:r>
+        <w:rPr>
+          <w:rFonts w:cs="B Nazanin" w:hint="cs"/>
+          <w:rtl/>
+          <w:lang w:bidi="fa-IR"/>
+        </w:rPr>
+        <w:t xml:space="preserve">  تعداد نمونه ها است. ما ابتدا با وزن یک برای هر ویژگی این اختلاف را محاسبه کردیم و بعد با چند وزن که اهمیت بیشتر دارند اختلاف را حساب کردیم.</w:t>
+      </w:r>
+    </w:p>
+    <w:p>
+      <w:pPr>
+        <w:bidi/>
+        <w:rPr>
+          <w:rFonts w:cs="B Nazanin"/>
+          <w:rtl/>
+          <w:lang w:bidi="fa-IR"/>
+        </w:rPr>
+      </w:pPr>
+      <w:r>
+        <w:rPr>
+          <w:rFonts w:cs="B Nazanin" w:hint="cs"/>
+          <w:rtl/>
+          <w:lang w:bidi="fa-IR"/>
+        </w:rPr>
+        <w:t>کد اختلاف با وزن های یکسان و مقدار یک در زیر آمده است.</w:t>
+      </w:r>
+    </w:p>
+    <w:p>
+      <w:pPr>
+        <w:bidi/>
+        <w:rPr>
+          <w:noProof/>
+        </w:rPr>
+      </w:pPr>
+      <w:r>
+        <w:rPr>
+          <w:noProof/>
+        </w:rPr>
+        <w:lastRenderedPageBreak/>
+        <w:drawing>
+          <wp:inline distT="0" distB="0" distL="0" distR="0" wp14:anchorId="488C8E62" wp14:editId="78596E4B">
+            <wp:extent cx="5943600" cy="856615"/>
+            <wp:effectExtent l="0" t="0" r="0" b="635"/>
+            <wp:docPr id="43452278" name="Picture 1"/>
+            <wp:cNvGraphicFramePr>
+              <a:graphicFrameLocks xmlns:a="http://schemas.openxmlformats.org/drawingml/2006/main" noChangeAspect="1"/>
+            </wp:cNvGraphicFramePr>
+            <a:graphic xmlns:a="http://schemas.openxmlformats.org/drawingml/2006/main">
+              <a:graphicData uri="http://schemas.openxmlformats.org/drawingml/2006/picture">
+                <pic:pic xmlns:pic="http://schemas.openxmlformats.org/drawingml/2006/picture">
+                  <pic:nvPicPr>
+                    <pic:cNvPr id="43452278" name=""/>
+                    <pic:cNvPicPr/>
+                  </pic:nvPicPr>
+                  <pic:blipFill>
+                    <a:blip r:embed="rId47"/>
+                    <a:stretch>
+                      <a:fillRect/>
+                    </a:stretch>
+                  </pic:blipFill>
+                  <pic:spPr>
+                    <a:xfrm>
+                      <a:off x="0" y="0"/>
+                      <a:ext cx="5943600" cy="856615"/>
+                    </a:xfrm>
+                    <a:prstGeom prst="rect">
+                      <a:avLst/>
+                    </a:prstGeom>
+                  </pic:spPr>
+                </pic:pic>
+              </a:graphicData>
+            </a:graphic>
+          </wp:inline>
+        </w:drawing>
+      </w:r>
+    </w:p>
+    <w:p>
+      <w:pPr>
+        <w:bidi/>
+        <w:rPr>
+          <w:noProof/>
+          <w:rtl/>
+        </w:rPr>
+      </w:pPr>
+    </w:p>
+    <w:p>
+      <w:pPr>
+        <w:bidi/>
+        <w:rPr>
+          <w:rFonts w:cs="B Nazanin"/>
+          <w:rtl/>
+          <w:lang w:bidi="fa-IR"/>
+        </w:rPr>
+      </w:pPr>
+      <w:r>
+        <w:rPr>
+          <w:rFonts w:cs="B Nazanin" w:hint="cs"/>
+          <w:rtl/>
+          <w:lang w:bidi="fa-IR"/>
+        </w:rPr>
+        <w:t>حاصل این تفاضل به شکل زیر است.</w:t>
+      </w:r>
+    </w:p>
+    <w:p>
+      <w:pPr>
+        <w:bidi/>
+        <w:rPr>
+          <w:rFonts w:cs="B Nazanin" w:hint="cs"/>
+          <w:lang w:bidi="fa-IR"/>
+        </w:rPr>
+      </w:pPr>
+      <w:r>
+        <w:rPr>
+          <w:noProof/>
+        </w:rPr>
+        <w:drawing>
+          <wp:inline distT="0" distB="0" distL="0" distR="0" wp14:anchorId="34AEF9D6" wp14:editId="208097B0">
+            <wp:extent cx="5943600" cy="2731135"/>
+            <wp:effectExtent l="0" t="0" r="0" b="0"/>
+            <wp:docPr id="1272759717" name="Picture 1"/>
+            <wp:cNvGraphicFramePr>
+              <a:graphicFrameLocks xmlns:a="http://schemas.openxmlformats.org/drawingml/2006/main" noChangeAspect="1"/>
+            </wp:cNvGraphicFramePr>
+            <a:graphic xmlns:a="http://schemas.openxmlformats.org/drawingml/2006/main">
+              <a:graphicData uri="http://schemas.openxmlformats.org/drawingml/2006/picture">
+                <pic:pic xmlns:pic="http://schemas.openxmlformats.org/drawingml/2006/picture">
+                  <pic:nvPicPr>
+                    <pic:cNvPr id="1272759717" name=""/>
+                    <pic:cNvPicPr/>
+                  </pic:nvPicPr>
+                  <pic:blipFill>
+                    <a:blip r:embed="rId48"/>
+                    <a:stretch>
+                      <a:fillRect/>
+                    </a:stretch>
+                  </pic:blipFill>
+                  <pic:spPr>
+                    <a:xfrm>
+                      <a:off x="0" y="0"/>
+                      <a:ext cx="5943600" cy="2731135"/>
+                    </a:xfrm>
+                    <a:prstGeom prst="rect">
+                      <a:avLst/>
+                    </a:prstGeom>
+                  </pic:spPr>
+                </pic:pic>
+              </a:graphicData>
+            </a:graphic>
+          </wp:inline>
+        </w:drawing>
       </w:r>
     </w:p>
     <w:sectPr>
@@ -5093,6 +5568,7 @@
   <w:style w:type="character" w:default="1" w:styleId="DefaultParagraphFont">
     <w:name w:val="Default Paragraph Font"/>
     <w:uiPriority w:val="1"/>
+    <w:semiHidden/>
     <w:unhideWhenUsed/>
   </w:style>
   <w:style w:type="table" w:default="1" w:styleId="TableNormal">
@@ -5450,6 +5926,29 @@
     <w:uiPriority w:val="99"/>
     <w:rsid w:val="006D563D"/>
   </w:style>
+  <w:style w:type="character" w:styleId="Hyperlink">
+    <w:name w:val="Hyperlink"/>
+    <w:basedOn w:val="DefaultParagraphFont"/>
+    <w:uiPriority w:val="99"/>
+    <w:unhideWhenUsed/>
+    <w:rsid w:val="001B5FEC"/>
+    <w:rPr>
+      <w:color w:val="0563C1" w:themeColor="hyperlink"/>
+      <w:u w:val="single"/>
+    </w:rPr>
+  </w:style>
+  <w:style w:type="character" w:styleId="UnresolvedMention">
+    <w:name w:val="Unresolved Mention"/>
+    <w:basedOn w:val="DefaultParagraphFont"/>
+    <w:uiPriority w:val="99"/>
+    <w:semiHidden/>
+    <w:unhideWhenUsed/>
+    <w:rsid w:val="001B5FEC"/>
+    <w:rPr>
+      <w:color w:val="605E5C"/>
+      <w:shd w:val="clear" w:color="auto" w:fill="E1DFDD"/>
+    </w:rPr>
+  </w:style>
 </w:styles>
 </file>
 

--- a/report.docx
+++ b/report.docx
@@ -86,7 +86,7 @@
                     <pic:cNvPicPr/>
                   </pic:nvPicPr>
                   <pic:blipFill>
-                    <a:blip r:embed="rId6"/>
+                    <a:blip r:embed="rId7"/>
                     <a:stretch>
                       <a:fillRect/>
                     </a:stretch>
@@ -155,7 +155,7 @@
                     <pic:cNvPicPr/>
                   </pic:nvPicPr>
                   <pic:blipFill>
-                    <a:blip r:embed="rId7"/>
+                    <a:blip r:embed="rId8"/>
                     <a:stretch>
                       <a:fillRect/>
                     </a:stretch>
@@ -213,7 +213,7 @@
                     <pic:cNvPicPr/>
                   </pic:nvPicPr>
                   <pic:blipFill>
-                    <a:blip r:embed="rId8"/>
+                    <a:blip r:embed="rId9"/>
                     <a:stretch>
                       <a:fillRect/>
                     </a:stretch>
@@ -299,7 +299,7 @@
                     <pic:cNvPicPr/>
                   </pic:nvPicPr>
                   <pic:blipFill>
-                    <a:blip r:embed="rId9"/>
+                    <a:blip r:embed="rId10"/>
                     <a:stretch>
                       <a:fillRect/>
                     </a:stretch>
@@ -436,7 +436,7 @@
                     <pic:cNvPicPr/>
                   </pic:nvPicPr>
                   <pic:blipFill>
-                    <a:blip r:embed="rId10"/>
+                    <a:blip r:embed="rId11"/>
                     <a:stretch>
                       <a:fillRect/>
                     </a:stretch>
@@ -680,7 +680,7 @@
                     <pic:cNvPicPr/>
                   </pic:nvPicPr>
                   <pic:blipFill>
-                    <a:blip r:embed="rId11"/>
+                    <a:blip r:embed="rId12"/>
                     <a:stretch>
                       <a:fillRect/>
                     </a:stretch>
@@ -749,7 +749,7 @@
                     <pic:cNvPicPr/>
                   </pic:nvPicPr>
                   <pic:blipFill>
-                    <a:blip r:embed="rId12"/>
+                    <a:blip r:embed="rId13"/>
                     <a:stretch>
                       <a:fillRect/>
                     </a:stretch>
@@ -844,7 +844,7 @@
                     <pic:cNvPicPr/>
                   </pic:nvPicPr>
                   <pic:blipFill>
-                    <a:blip r:embed="rId13"/>
+                    <a:blip r:embed="rId14"/>
                     <a:stretch>
                       <a:fillRect/>
                     </a:stretch>
@@ -912,7 +912,7 @@
                     <pic:cNvPicPr/>
                   </pic:nvPicPr>
                   <pic:blipFill>
-                    <a:blip r:embed="rId14"/>
+                    <a:blip r:embed="rId15"/>
                     <a:stretch>
                       <a:fillRect/>
                     </a:stretch>
@@ -1080,7 +1080,7 @@
                     <pic:cNvPicPr/>
                   </pic:nvPicPr>
                   <pic:blipFill>
-                    <a:blip r:embed="rId15"/>
+                    <a:blip r:embed="rId16"/>
                     <a:stretch>
                       <a:fillRect/>
                     </a:stretch>
@@ -1286,7 +1286,7 @@
                     <pic:cNvPicPr/>
                   </pic:nvPicPr>
                   <pic:blipFill>
-                    <a:blip r:embed="rId16"/>
+                    <a:blip r:embed="rId17"/>
                     <a:stretch>
                       <a:fillRect/>
                     </a:stretch>
@@ -1400,7 +1400,7 @@
                     <pic:cNvPicPr/>
                   </pic:nvPicPr>
                   <pic:blipFill>
-                    <a:blip r:embed="rId17"/>
+                    <a:blip r:embed="rId18"/>
                     <a:stretch>
                       <a:fillRect/>
                     </a:stretch>
@@ -1469,7 +1469,7 @@
                     <pic:cNvPicPr/>
                   </pic:nvPicPr>
                   <pic:blipFill>
-                    <a:blip r:embed="rId18"/>
+                    <a:blip r:embed="rId19"/>
                     <a:stretch>
                       <a:fillRect/>
                     </a:stretch>
@@ -1602,7 +1602,7 @@
                     <pic:cNvPicPr/>
                   </pic:nvPicPr>
                   <pic:blipFill>
-                    <a:blip r:embed="rId19"/>
+                    <a:blip r:embed="rId20"/>
                     <a:stretch>
                       <a:fillRect/>
                     </a:stretch>
@@ -1699,7 +1699,7 @@
                     <pic:cNvPicPr/>
                   </pic:nvPicPr>
                   <pic:blipFill>
-                    <a:blip r:embed="rId20"/>
+                    <a:blip r:embed="rId21"/>
                     <a:stretch>
                       <a:fillRect/>
                     </a:stretch>
@@ -2172,7 +2172,7 @@
                     <pic:cNvPicPr/>
                   </pic:nvPicPr>
                   <pic:blipFill>
-                    <a:blip r:embed="rId21"/>
+                    <a:blip r:embed="rId22"/>
                     <a:stretch>
                       <a:fillRect/>
                     </a:stretch>
@@ -2339,6 +2339,7 @@
     <w:p>
       <w:pPr>
         <w:bidi/>
+        <w:jc w:val="center"/>
         <w:rPr>
           <w:rFonts w:cs="B Nazanin"/>
           <w:rtl/>
@@ -2366,7 +2367,7 @@
                     <pic:cNvPicPr/>
                   </pic:nvPicPr>
                   <pic:blipFill>
-                    <a:blip r:embed="rId22"/>
+                    <a:blip r:embed="rId23"/>
                     <a:stretch>
                       <a:fillRect/>
                     </a:stretch>
@@ -2435,7 +2436,7 @@
                     <pic:cNvPicPr/>
                   </pic:nvPicPr>
                   <pic:blipFill>
-                    <a:blip r:embed="rId23"/>
+                    <a:blip r:embed="rId24"/>
                     <a:stretch>
                       <a:fillRect/>
                     </a:stretch>
@@ -2494,7 +2495,7 @@
                     <pic:cNvPicPr/>
                   </pic:nvPicPr>
                   <pic:blipFill>
-                    <a:blip r:embed="rId24"/>
+                    <a:blip r:embed="rId25"/>
                     <a:stretch>
                       <a:fillRect/>
                     </a:stretch>
@@ -2564,7 +2565,7 @@
                     <pic:cNvPicPr/>
                   </pic:nvPicPr>
                   <pic:blipFill>
-                    <a:blip r:embed="rId25"/>
+                    <a:blip r:embed="rId26"/>
                     <a:stretch>
                       <a:fillRect/>
                     </a:stretch>
@@ -2635,7 +2636,7 @@
                     <pic:cNvPicPr/>
                   </pic:nvPicPr>
                   <pic:blipFill>
-                    <a:blip r:embed="rId26"/>
+                    <a:blip r:embed="rId27"/>
                     <a:stretch>
                       <a:fillRect/>
                     </a:stretch>
@@ -2761,7 +2762,7 @@
                     <pic:cNvPicPr/>
                   </pic:nvPicPr>
                   <pic:blipFill>
-                    <a:blip r:embed="rId27"/>
+                    <a:blip r:embed="rId28"/>
                     <a:stretch>
                       <a:fillRect/>
                     </a:stretch>
@@ -2803,6 +2804,7 @@
     <w:p>
       <w:pPr>
         <w:bidi/>
+        <w:jc w:val="center"/>
         <w:rPr>
           <w:rFonts w:cs="B Nazanin"/>
           <w:noProof/>
@@ -2830,7 +2832,7 @@
                     <pic:cNvPicPr/>
                   </pic:nvPicPr>
                   <pic:blipFill>
-                    <a:blip r:embed="rId28"/>
+                    <a:blip r:embed="rId29"/>
                     <a:stretch>
                       <a:fillRect/>
                     </a:stretch>
@@ -2900,7 +2902,7 @@
                     <pic:cNvPicPr/>
                   </pic:nvPicPr>
                   <pic:blipFill>
-                    <a:blip r:embed="rId29"/>
+                    <a:blip r:embed="rId30"/>
                     <a:stretch>
                       <a:fillRect/>
                     </a:stretch>
@@ -2979,7 +2981,7 @@
                     <pic:cNvPicPr/>
                   </pic:nvPicPr>
                   <pic:blipFill>
-                    <a:blip r:embed="rId30"/>
+                    <a:blip r:embed="rId31"/>
                     <a:stretch>
                       <a:fillRect/>
                     </a:stretch>
@@ -3050,7 +3052,7 @@
                     <pic:cNvPicPr/>
                   </pic:nvPicPr>
                   <pic:blipFill>
-                    <a:blip r:embed="rId31"/>
+                    <a:blip r:embed="rId32"/>
                     <a:stretch>
                       <a:fillRect/>
                     </a:stretch>
@@ -3185,7 +3187,7 @@
                     <pic:cNvPicPr/>
                   </pic:nvPicPr>
                   <pic:blipFill>
-                    <a:blip r:embed="rId32"/>
+                    <a:blip r:embed="rId33"/>
                     <a:stretch>
                       <a:fillRect/>
                     </a:stretch>
@@ -3254,7 +3256,7 @@
                     <pic:cNvPicPr/>
                   </pic:nvPicPr>
                   <pic:blipFill>
-                    <a:blip r:embed="rId33"/>
+                    <a:blip r:embed="rId34"/>
                     <a:stretch>
                       <a:fillRect/>
                     </a:stretch>
@@ -3326,7 +3328,7 @@
                     <pic:cNvPicPr/>
                   </pic:nvPicPr>
                   <pic:blipFill>
-                    <a:blip r:embed="rId34"/>
+                    <a:blip r:embed="rId35"/>
                     <a:stretch>
                       <a:fillRect/>
                     </a:stretch>
@@ -3476,7 +3478,7 @@
                     <pic:cNvPicPr/>
                   </pic:nvPicPr>
                   <pic:blipFill>
-                    <a:blip r:embed="rId35"/>
+                    <a:blip r:embed="rId36"/>
                     <a:stretch>
                       <a:fillRect/>
                     </a:stretch>
@@ -3573,7 +3575,7 @@
                     <pic:cNvPicPr/>
                   </pic:nvPicPr>
                   <pic:blipFill>
-                    <a:blip r:embed="rId36"/>
+                    <a:blip r:embed="rId37"/>
                     <a:stretch>
                       <a:fillRect/>
                     </a:stretch>
@@ -3752,7 +3754,7 @@
                     <pic:cNvPicPr/>
                   </pic:nvPicPr>
                   <pic:blipFill>
-                    <a:blip r:embed="rId37"/>
+                    <a:blip r:embed="rId38"/>
                     <a:stretch>
                       <a:fillRect/>
                     </a:stretch>
@@ -3818,7 +3820,7 @@
                     <pic:cNvPicPr/>
                   </pic:nvPicPr>
                   <pic:blipFill>
-                    <a:blip r:embed="rId38"/>
+                    <a:blip r:embed="rId39"/>
                     <a:stretch>
                       <a:fillRect/>
                     </a:stretch>
@@ -3932,7 +3934,7 @@
                     <pic:cNvPicPr/>
                   </pic:nvPicPr>
                   <pic:blipFill>
-                    <a:blip r:embed="rId39"/>
+                    <a:blip r:embed="rId40"/>
                     <a:stretch>
                       <a:fillRect/>
                     </a:stretch>
@@ -3986,7 +3988,7 @@
                     <pic:cNvPicPr/>
                   </pic:nvPicPr>
                   <pic:blipFill>
-                    <a:blip r:embed="rId40"/>
+                    <a:blip r:embed="rId41"/>
                     <a:stretch>
                       <a:fillRect/>
                     </a:stretch>
@@ -4161,7 +4163,7 @@
                     <pic:cNvPicPr/>
                   </pic:nvPicPr>
                   <pic:blipFill>
-                    <a:blip r:embed="rId41"/>
+                    <a:blip r:embed="rId42"/>
                     <a:stretch>
                       <a:fillRect/>
                     </a:stretch>
@@ -4242,7 +4244,7 @@
                     <pic:cNvPicPr/>
                   </pic:nvPicPr>
                   <pic:blipFill>
-                    <a:blip r:embed="rId42"/>
+                    <a:blip r:embed="rId43"/>
                     <a:stretch>
                       <a:fillRect/>
                     </a:stretch>
@@ -4380,7 +4382,7 @@
                     <pic:cNvPicPr/>
                   </pic:nvPicPr>
                   <pic:blipFill>
-                    <a:blip r:embed="rId43"/>
+                    <a:blip r:embed="rId44"/>
                     <a:stretch>
                       <a:fillRect/>
                     </a:stretch>
@@ -4516,7 +4518,7 @@
       <w:pPr>
         <w:bidi/>
         <w:rPr>
-          <w:rFonts w:cs="B Nazanin" w:hint="cs"/>
+          <w:rFonts w:cs="B Nazanin"/>
           <w:rtl/>
           <w:lang w:bidi="fa-IR"/>
         </w:rPr>
@@ -4542,7 +4544,7 @@
                     <pic:cNvPicPr/>
                   </pic:nvPicPr>
                   <pic:blipFill>
-                    <a:blip r:embed="rId44"/>
+                    <a:blip r:embed="rId45"/>
                     <a:stretch>
                       <a:fillRect/>
                     </a:stretch>
@@ -4580,7 +4582,7 @@
         </w:rPr>
         <w:t xml:space="preserve">در </w:t>
       </w:r>
-      <w:hyperlink r:id="rId45" w:anchor=":~:text=KNN%20imputation%20leakage%20occurs%20when,in%20values%206%20and%206)." w:history="1">
+      <w:hyperlink r:id="rId46" w:anchor=":~:text=KNN%20imputation%20leakage%20occurs%20when,in%20values%206%20and%206)." w:history="1">
         <w:r>
           <w:rPr>
             <w:rStyle w:val="Hyperlink"/>
@@ -4637,7 +4639,7 @@
       <w:pPr>
         <w:bidi/>
         <w:rPr>
-          <w:rFonts w:cs="B Nazanin" w:hint="cs"/>
+          <w:rFonts w:cs="B Nazanin"/>
           <w:rtl/>
           <w:lang w:bidi="fa-IR"/>
         </w:rPr>
@@ -4662,7 +4664,7 @@
                     <pic:cNvPicPr/>
                   </pic:nvPicPr>
                   <pic:blipFill>
-                    <a:blip r:embed="rId46"/>
+                    <a:blip r:embed="rId47"/>
                     <a:stretch>
                       <a:fillRect/>
                     </a:stretch>
@@ -4687,7 +4689,7 @@
       <w:pPr>
         <w:bidi/>
         <w:rPr>
-          <w:rFonts w:cs="B Nazanin" w:hint="cs"/>
+          <w:rFonts w:cs="B Nazanin"/>
           <w:rtl/>
           <w:lang w:bidi="fa-IR"/>
         </w:rPr>
@@ -4779,6 +4781,15 @@
         <w:bidi/>
         <w:rPr>
           <w:noProof/>
+        </w:rPr>
+      </w:pPr>
+    </w:p>
+    <w:p>
+      <w:pPr>
+        <w:bidi/>
+        <w:rPr>
+          <w:noProof/>
+          <w:rtl/>
         </w:rPr>
       </w:pPr>
       <w:r>
@@ -4787,10 +4798,10 @@
         </w:rPr>
         <w:lastRenderedPageBreak/>
         <w:drawing>
-          <wp:inline distT="0" distB="0" distL="0" distR="0" wp14:anchorId="488C8E62" wp14:editId="78596E4B">
-            <wp:extent cx="5943600" cy="856615"/>
-            <wp:effectExtent l="0" t="0" r="0" b="635"/>
-            <wp:docPr id="43452278" name="Picture 1"/>
+          <wp:inline distT="0" distB="0" distL="0" distR="0" wp14:anchorId="5744984D" wp14:editId="708BB656">
+            <wp:extent cx="5943600" cy="810260"/>
+            <wp:effectExtent l="0" t="0" r="0" b="8890"/>
+            <wp:docPr id="9426128" name="Picture 1"/>
             <wp:cNvGraphicFramePr>
               <a:graphicFrameLocks xmlns:a="http://schemas.openxmlformats.org/drawingml/2006/main" noChangeAspect="1"/>
             </wp:cNvGraphicFramePr>
@@ -4798,11 +4809,11 @@
               <a:graphicData uri="http://schemas.openxmlformats.org/drawingml/2006/picture">
                 <pic:pic xmlns:pic="http://schemas.openxmlformats.org/drawingml/2006/picture">
                   <pic:nvPicPr>
-                    <pic:cNvPr id="43452278" name=""/>
+                    <pic:cNvPr id="9426128" name=""/>
                     <pic:cNvPicPr/>
                   </pic:nvPicPr>
                   <pic:blipFill>
-                    <a:blip r:embed="rId47"/>
+                    <a:blip r:embed="rId48"/>
                     <a:stretch>
                       <a:fillRect/>
                     </a:stretch>
@@ -4810,7 +4821,7 @@
                   <pic:spPr>
                     <a:xfrm>
                       <a:off x="0" y="0"/>
-                      <a:ext cx="5943600" cy="856615"/>
+                      <a:ext cx="5943600" cy="810260"/>
                     </a:xfrm>
                     <a:prstGeom prst="rect">
                       <a:avLst/>
@@ -4827,35 +4838,25 @@
       <w:pPr>
         <w:bidi/>
         <w:rPr>
+          <w:rFonts w:cs="B Nazanin"/>
+          <w:rtl/>
+          <w:lang w:bidi="fa-IR"/>
+        </w:rPr>
+      </w:pPr>
+      <w:r>
+        <w:rPr>
+          <w:rFonts w:cs="B Nazanin" w:hint="cs"/>
+          <w:rtl/>
+          <w:lang w:bidi="fa-IR"/>
+        </w:rPr>
+        <w:t>حاصل این تفاضل به شکل زیر است.</w:t>
+      </w:r>
+    </w:p>
+    <w:p>
+      <w:pPr>
+        <w:bidi/>
+        <w:rPr>
           <w:noProof/>
-          <w:rtl/>
-        </w:rPr>
-      </w:pPr>
-    </w:p>
-    <w:p>
-      <w:pPr>
-        <w:bidi/>
-        <w:rPr>
-          <w:rFonts w:cs="B Nazanin"/>
-          <w:rtl/>
-          <w:lang w:bidi="fa-IR"/>
-        </w:rPr>
-      </w:pPr>
-      <w:r>
-        <w:rPr>
-          <w:rFonts w:cs="B Nazanin" w:hint="cs"/>
-          <w:rtl/>
-          <w:lang w:bidi="fa-IR"/>
-        </w:rPr>
-        <w:t>حاصل این تفاضل به شکل زیر است.</w:t>
-      </w:r>
-    </w:p>
-    <w:p>
-      <w:pPr>
-        <w:bidi/>
-        <w:rPr>
-          <w:rFonts w:cs="B Nazanin" w:hint="cs"/>
-          <w:lang w:bidi="fa-IR"/>
         </w:rPr>
       </w:pPr>
       <w:r>
@@ -4878,7 +4879,7 @@
                     <pic:cNvPicPr/>
                   </pic:nvPicPr>
                   <pic:blipFill>
-                    <a:blip r:embed="rId48"/>
+                    <a:blip r:embed="rId49"/>
                     <a:stretch>
                       <a:fillRect/>
                     </a:stretch>
@@ -4898,6 +4899,2767 @@
           </wp:inline>
         </w:drawing>
       </w:r>
+    </w:p>
+    <w:p>
+      <w:pPr>
+        <w:bidi/>
+        <w:rPr>
+          <w:rFonts w:cs="B Nazanin"/>
+          <w:rtl/>
+          <w:lang w:bidi="fa-IR"/>
+        </w:rPr>
+      </w:pPr>
+      <w:r>
+        <w:rPr>
+          <w:rFonts w:cs="B Nazanin" w:hint="cs"/>
+          <w:rtl/>
+          <w:lang w:bidi="fa-IR"/>
+        </w:rPr>
+        <w:t xml:space="preserve"> دو وزنی که با خروجی بیشترین </w:t>
+      </w:r>
+      <w:r>
+        <w:rPr>
+          <w:rFonts w:cs="B Nazanin"/>
+          <w:lang w:bidi="fa-IR"/>
+        </w:rPr>
+        <w:t>correlation</w:t>
+      </w:r>
+      <w:r>
+        <w:rPr>
+          <w:rFonts w:cs="B Nazanin" w:hint="cs"/>
+          <w:rtl/>
+          <w:lang w:bidi="fa-IR"/>
+        </w:rPr>
+        <w:t xml:space="preserve">  را دارند وزن هایشان را زیاد می کنیم </w:t>
+      </w:r>
+    </w:p>
+    <w:p>
+      <w:pPr>
+        <w:bidi/>
+        <w:rPr>
+          <w:rFonts w:cs="B Nazanin"/>
+          <w:rtl/>
+          <w:lang w:bidi="fa-IR"/>
+        </w:rPr>
+      </w:pPr>
+      <w:r>
+        <w:rPr>
+          <w:noProof/>
+        </w:rPr>
+        <w:drawing>
+          <wp:inline distT="0" distB="0" distL="0" distR="0" wp14:anchorId="46CEB1B5" wp14:editId="2A2AFCCC">
+            <wp:extent cx="5943600" cy="1283970"/>
+            <wp:effectExtent l="0" t="0" r="0" b="0"/>
+            <wp:docPr id="143629017" name="Picture 1"/>
+            <wp:cNvGraphicFramePr>
+              <a:graphicFrameLocks xmlns:a="http://schemas.openxmlformats.org/drawingml/2006/main" noChangeAspect="1"/>
+            </wp:cNvGraphicFramePr>
+            <a:graphic xmlns:a="http://schemas.openxmlformats.org/drawingml/2006/main">
+              <a:graphicData uri="http://schemas.openxmlformats.org/drawingml/2006/picture">
+                <pic:pic xmlns:pic="http://schemas.openxmlformats.org/drawingml/2006/picture">
+                  <pic:nvPicPr>
+                    <pic:cNvPr id="143629017" name=""/>
+                    <pic:cNvPicPr/>
+                  </pic:nvPicPr>
+                  <pic:blipFill>
+                    <a:blip r:embed="rId50"/>
+                    <a:stretch>
+                      <a:fillRect/>
+                    </a:stretch>
+                  </pic:blipFill>
+                  <pic:spPr>
+                    <a:xfrm>
+                      <a:off x="0" y="0"/>
+                      <a:ext cx="5943600" cy="1283970"/>
+                    </a:xfrm>
+                    <a:prstGeom prst="rect">
+                      <a:avLst/>
+                    </a:prstGeom>
+                  </pic:spPr>
+                </pic:pic>
+              </a:graphicData>
+            </a:graphic>
+          </wp:inline>
+        </w:drawing>
+      </w:r>
+    </w:p>
+    <w:p>
+      <w:pPr>
+        <w:bidi/>
+        <w:rPr>
+          <w:rFonts w:cs="B Nazanin" w:hint="cs"/>
+          <w:rtl/>
+          <w:lang w:bidi="fa-IR"/>
+        </w:rPr>
+      </w:pPr>
+    </w:p>
+    <w:p>
+      <w:pPr>
+        <w:bidi/>
+        <w:rPr>
+          <w:rFonts w:cs="B Nazanin"/>
+          <w:rtl/>
+          <w:lang w:bidi="fa-IR"/>
+        </w:rPr>
+      </w:pPr>
+      <w:r>
+        <w:rPr>
+          <w:rFonts w:cs="B Nazanin" w:hint="cs"/>
+          <w:rtl/>
+          <w:lang w:bidi="fa-IR"/>
+        </w:rPr>
+        <w:t>و اختلاف آنها را حساب می کنیم</w:t>
+      </w:r>
+    </w:p>
+    <w:p>
+      <w:pPr>
+        <w:bidi/>
+        <w:rPr>
+          <w:rFonts w:cs="B Nazanin" w:hint="cs"/>
+          <w:lang w:bidi="fa-IR"/>
+        </w:rPr>
+      </w:pPr>
+      <w:r>
+        <w:rPr>
+          <w:noProof/>
+        </w:rPr>
+        <w:lastRenderedPageBreak/>
+        <w:drawing>
+          <wp:inline distT="0" distB="0" distL="0" distR="0" wp14:anchorId="3E5476C4" wp14:editId="7E6819A1">
+            <wp:extent cx="5943600" cy="3094990"/>
+            <wp:effectExtent l="0" t="0" r="0" b="0"/>
+            <wp:docPr id="1248236906" name="Picture 1"/>
+            <wp:cNvGraphicFramePr>
+              <a:graphicFrameLocks xmlns:a="http://schemas.openxmlformats.org/drawingml/2006/main" noChangeAspect="1"/>
+            </wp:cNvGraphicFramePr>
+            <a:graphic xmlns:a="http://schemas.openxmlformats.org/drawingml/2006/main">
+              <a:graphicData uri="http://schemas.openxmlformats.org/drawingml/2006/picture">
+                <pic:pic xmlns:pic="http://schemas.openxmlformats.org/drawingml/2006/picture">
+                  <pic:nvPicPr>
+                    <pic:cNvPr id="1248236906" name=""/>
+                    <pic:cNvPicPr/>
+                  </pic:nvPicPr>
+                  <pic:blipFill>
+                    <a:blip r:embed="rId51"/>
+                    <a:stretch>
+                      <a:fillRect/>
+                    </a:stretch>
+                  </pic:blipFill>
+                  <pic:spPr>
+                    <a:xfrm>
+                      <a:off x="0" y="0"/>
+                      <a:ext cx="5943600" cy="3094990"/>
+                    </a:xfrm>
+                    <a:prstGeom prst="rect">
+                      <a:avLst/>
+                    </a:prstGeom>
+                  </pic:spPr>
+                </pic:pic>
+              </a:graphicData>
+            </a:graphic>
+          </wp:inline>
+        </w:drawing>
+      </w:r>
+    </w:p>
+    <w:p>
+      <w:pPr>
+        <w:tabs>
+          <w:tab w:val="left" w:pos="1848"/>
+        </w:tabs>
+        <w:bidi/>
+        <w:rPr>
+          <w:rFonts w:cs="B Nazanin"/>
+          <w:rtl/>
+          <w:lang w:bidi="fa-IR"/>
+        </w:rPr>
+      </w:pPr>
+      <w:r>
+        <w:rPr>
+          <w:rFonts w:cs="B Nazanin" w:hint="cs"/>
+          <w:rtl/>
+          <w:lang w:bidi="fa-IR"/>
+        </w:rPr>
+        <w:t>5)</w:t>
+      </w:r>
+    </w:p>
+    <w:p>
+      <w:pPr>
+        <w:tabs>
+          <w:tab w:val="left" w:pos="1848"/>
+        </w:tabs>
+        <w:bidi/>
+        <w:rPr>
+          <w:rFonts w:cs="B Nazanin"/>
+        </w:rPr>
+      </w:pPr>
+      <w:r>
+        <w:rPr>
+          <w:rFonts w:cs="B Nazanin" w:hint="cs"/>
+          <w:rtl/>
+          <w:lang w:bidi="fa-IR"/>
+        </w:rPr>
+        <w:t xml:space="preserve">در این مرحله از ما خواسته شده که با روش </w:t>
+      </w:r>
+      <w:r>
+        <w:rPr>
+          <w:rFonts w:cs="B Nazanin"/>
+          <w:lang w:bidi="fa-IR"/>
+        </w:rPr>
+        <w:t>cross validation</w:t>
+      </w:r>
+      <w:r>
+        <w:rPr>
+          <w:rFonts w:cs="B Nazanin" w:hint="cs"/>
+          <w:rtl/>
+          <w:lang w:bidi="fa-IR"/>
+        </w:rPr>
+        <w:t xml:space="preserve"> یک </w:t>
+      </w:r>
+      <w:r>
+        <w:rPr>
+          <w:rFonts w:cs="B Nazanin"/>
+          <w:lang w:bidi="fa-IR"/>
+        </w:rPr>
+        <w:t>k</w:t>
+      </w:r>
+      <w:r>
+        <w:rPr>
+          <w:rFonts w:cs="B Nazanin" w:hint="cs"/>
+          <w:rtl/>
+          <w:lang w:bidi="fa-IR"/>
+        </w:rPr>
+        <w:t xml:space="preserve"> مناسب برای مدل خود انتخاب کنیم که در این روش ما از یک پایپ لاین چند مرتبه ی استفاده می کنیم. </w:t>
+      </w:r>
+      <w:r>
+        <w:rPr>
+          <w:rFonts w:cs="B Nazanin"/>
+          <w:rtl/>
+        </w:rPr>
+        <w:t>در این روش، با تقسیم داده‌ها به چند بخش و استفاده‌ی چرخشی از آن‌ها برای آموزش و ارزیابی، عملکرد مدل برای مقادیر مختلف</w:t>
+      </w:r>
+      <w:r>
+        <w:rPr>
+          <w:rFonts w:cs="B Nazanin"/>
+          <w:lang w:bidi="fa-IR"/>
+        </w:rPr>
+        <w:t xml:space="preserve"> k </w:t>
+      </w:r>
+      <w:r>
+        <w:rPr>
+          <w:rFonts w:cs="B Nazanin"/>
+          <w:rtl/>
+        </w:rPr>
+        <w:t>(تعداد همسایه‌ها) بررسی می‌شود تا مقدار</w:t>
+      </w:r>
+      <w:r>
+        <w:rPr>
+          <w:rFonts w:cs="B Nazanin"/>
+          <w:lang w:bidi="fa-IR"/>
+        </w:rPr>
+        <w:t xml:space="preserve"> k </w:t>
+      </w:r>
+      <w:r>
+        <w:rPr>
+          <w:rFonts w:cs="B Nazanin"/>
+          <w:rtl/>
+        </w:rPr>
+        <w:t>مناسب انتخاب شود</w:t>
+      </w:r>
+      <w:r>
+        <w:rPr>
+          <w:rFonts w:cs="B Nazanin"/>
+        </w:rPr>
+        <w:t>.</w:t>
+      </w:r>
+    </w:p>
+    <w:p>
+      <w:pPr>
+        <w:tabs>
+          <w:tab w:val="left" w:pos="1848"/>
+        </w:tabs>
+        <w:bidi/>
+        <w:jc w:val="both"/>
+        <w:rPr>
+          <w:rFonts w:cs="B Nazanin"/>
+          <w:lang w:bidi="fa-IR"/>
+        </w:rPr>
+      </w:pPr>
+      <w:r>
+        <w:rPr>
+          <w:rFonts w:cs="B Nazanin"/>
+          <w:rtl/>
+        </w:rPr>
+        <w:t>برای هر مقدار</w:t>
+      </w:r>
+      <w:r>
+        <w:rPr>
+          <w:rFonts w:cs="B Nazanin"/>
+          <w:lang w:bidi="fa-IR"/>
+        </w:rPr>
+        <w:t xml:space="preserve"> k </w:t>
+      </w:r>
+      <w:r>
+        <w:rPr>
+          <w:rFonts w:cs="B Nazanin"/>
+          <w:rtl/>
+        </w:rPr>
+        <w:t>از 1 تا 20، ابتدا داده‌ها نرمال‌سازی می‌شوند، سپس با استفاده از تکنیک</w:t>
+      </w:r>
+      <w:r>
+        <w:rPr>
+          <w:rFonts w:cs="B Nazanin"/>
+          <w:lang w:bidi="fa-IR"/>
+        </w:rPr>
+        <w:t xml:space="preserve"> SMOTE </w:t>
+      </w:r>
+      <w:r>
+        <w:rPr>
+          <w:rFonts w:cs="B Nazanin"/>
+          <w:rtl/>
+        </w:rPr>
+        <w:t>تعداد نمونه‌های کلاس‌ها متعادل می‌شود، و در نهایت مدل</w:t>
+      </w:r>
+      <w:r>
+        <w:rPr>
+          <w:rFonts w:cs="B Nazanin"/>
+          <w:lang w:bidi="fa-IR"/>
+        </w:rPr>
+        <w:t xml:space="preserve"> KNN </w:t>
+      </w:r>
+      <w:r>
+        <w:rPr>
+          <w:rFonts w:cs="B Nazanin"/>
+          <w:rtl/>
+        </w:rPr>
+        <w:t xml:space="preserve">آموزش داده می‌شود. این فرآیند با اعتبارسنجی متقابل </w:t>
+      </w:r>
+      <w:r>
+        <w:rPr>
+          <w:rFonts w:cs="B Nazanin"/>
+          <w:rtl/>
+          <w:lang w:bidi="fa-IR"/>
+        </w:rPr>
+        <w:t>۵-</w:t>
+      </w:r>
+      <w:r>
+        <w:rPr>
+          <w:rFonts w:cs="B Nazanin"/>
+          <w:rtl/>
+        </w:rPr>
+        <w:t>تایی</w:t>
+      </w:r>
+      <w:r>
+        <w:rPr>
+          <w:rFonts w:cs="B Nazanin"/>
+          <w:lang w:bidi="fa-IR"/>
+        </w:rPr>
+        <w:t xml:space="preserve"> (5-fold cross-validation) </w:t>
+      </w:r>
+      <w:r>
+        <w:rPr>
+          <w:rFonts w:cs="B Nazanin"/>
+          <w:rtl/>
+        </w:rPr>
+        <w:t>انجام می‌شود و میانگین دقت هر مدل ذخیره می‌گردد</w:t>
+      </w:r>
+      <w:r>
+        <w:rPr>
+          <w:rFonts w:cs="B Nazanin"/>
+          <w:lang w:bidi="fa-IR"/>
+        </w:rPr>
+        <w:t>.</w:t>
+      </w:r>
+    </w:p>
+    <w:p>
+      <w:pPr>
+        <w:tabs>
+          <w:tab w:val="left" w:pos="1848"/>
+        </w:tabs>
+        <w:bidi/>
+        <w:jc w:val="both"/>
+        <w:rPr>
+          <w:rFonts w:cs="B Nazanin"/>
+          <w:lang w:bidi="fa-IR"/>
+        </w:rPr>
+      </w:pPr>
+      <w:r>
+        <w:rPr>
+          <w:rFonts w:cs="B Nazanin"/>
+          <w:rtl/>
+        </w:rPr>
+        <w:t>در هر بار تکرار، داده‌ها ابتدا با استفاده از</w:t>
+      </w:r>
+      <w:r>
+        <w:rPr>
+          <w:rFonts w:cs="B Nazanin"/>
+          <w:lang w:bidi="fa-IR"/>
+        </w:rPr>
+        <w:t xml:space="preserve"> </w:t>
+      </w:r>
+      <w:proofErr w:type="spellStart"/>
+      <w:r>
+        <w:rPr>
+          <w:rFonts w:cs="B Nazanin"/>
+          <w:lang w:bidi="fa-IR"/>
+        </w:rPr>
+        <w:t>MinMaxScaler</w:t>
+      </w:r>
+      <w:proofErr w:type="spellEnd"/>
+      <w:r>
+        <w:rPr>
+          <w:rFonts w:cs="B Nazanin"/>
+          <w:lang w:bidi="fa-IR"/>
+        </w:rPr>
+        <w:t xml:space="preserve"> </w:t>
+      </w:r>
+      <w:r>
+        <w:rPr>
+          <w:rFonts w:cs="B Nazanin"/>
+          <w:rtl/>
+        </w:rPr>
+        <w:t>نرمال‌سازی شده‌اند تا تأثیر مقیاس ویژگی‌ها بر فاصله‌سنجی در</w:t>
+      </w:r>
+      <w:r>
+        <w:rPr>
+          <w:rFonts w:cs="B Nazanin"/>
+          <w:lang w:bidi="fa-IR"/>
+        </w:rPr>
+        <w:t xml:space="preserve"> KNN </w:t>
+      </w:r>
+      <w:r>
+        <w:rPr>
+          <w:rFonts w:cs="B Nazanin"/>
+          <w:rtl/>
+        </w:rPr>
+        <w:t>کاهش یابد. سپس با استفاده از روش</w:t>
+      </w:r>
+      <w:r>
+        <w:rPr>
+          <w:rFonts w:cs="B Nazanin"/>
+          <w:lang w:bidi="fa-IR"/>
+        </w:rPr>
+        <w:t xml:space="preserve"> SMOTE</w:t>
+      </w:r>
+      <w:r>
+        <w:rPr>
+          <w:rFonts w:cs="B Nazanin"/>
+          <w:rtl/>
+        </w:rPr>
+        <w:t>، که یک تکنیک</w:t>
+      </w:r>
+      <w:r>
+        <w:rPr>
+          <w:rFonts w:cs="B Nazanin"/>
+          <w:lang w:bidi="fa-IR"/>
+        </w:rPr>
+        <w:t xml:space="preserve"> oversampling </w:t>
+      </w:r>
+      <w:r>
+        <w:rPr>
+          <w:rFonts w:cs="B Nazanin"/>
+          <w:rtl/>
+        </w:rPr>
+        <w:t>برای متعادل‌سازی کلاس‌هاست، داده‌ها به گونه‌ای بازنمونه‌برداری شده‌اند تا مدل نسبت به کلاس‌های کم‌تعداد دقت بهتری پیدا کند. در نهایت، مقداری از</w:t>
+      </w:r>
+      <w:r>
+        <w:rPr>
+          <w:rFonts w:cs="B Nazanin"/>
+          <w:lang w:bidi="fa-IR"/>
+        </w:rPr>
+        <w:t xml:space="preserve"> k </w:t>
+      </w:r>
+      <w:r>
+        <w:rPr>
+          <w:rFonts w:cs="B Nazanin"/>
+          <w:rtl/>
+        </w:rPr>
+        <w:t>که بالاترین میانگین دقت را داشته به عنوان بهترین</w:t>
+      </w:r>
+      <w:r>
+        <w:rPr>
+          <w:rFonts w:cs="B Nazanin"/>
+          <w:lang w:bidi="fa-IR"/>
+        </w:rPr>
+        <w:t xml:space="preserve"> k </w:t>
+      </w:r>
+      <w:r>
+        <w:rPr>
+          <w:rFonts w:cs="B Nazanin"/>
+          <w:rtl/>
+        </w:rPr>
+        <w:t>انتخاب شده است</w:t>
+      </w:r>
+      <w:r>
+        <w:rPr>
+          <w:rFonts w:cs="B Nazanin"/>
+          <w:lang w:bidi="fa-IR"/>
+        </w:rPr>
+        <w:t>.</w:t>
+      </w:r>
+    </w:p>
+    <w:p>
+      <w:pPr>
+        <w:tabs>
+          <w:tab w:val="left" w:pos="1848"/>
+        </w:tabs>
+        <w:bidi/>
+        <w:jc w:val="both"/>
+        <w:rPr>
+          <w:rFonts w:cs="B Nazanin"/>
+          <w:lang w:bidi="fa-IR"/>
+        </w:rPr>
+      </w:pPr>
+      <w:r>
+        <w:rPr>
+          <w:rFonts w:cs="B Nazanin"/>
+          <w:rtl/>
+        </w:rPr>
+        <w:t>سپس، بهترین مقدار</w:t>
+      </w:r>
+      <w:r>
+        <w:rPr>
+          <w:rFonts w:cs="B Nazanin"/>
+          <w:lang w:bidi="fa-IR"/>
+        </w:rPr>
+        <w:t xml:space="preserve"> k </w:t>
+      </w:r>
+      <w:r>
+        <w:rPr>
+          <w:rFonts w:cs="B Nazanin"/>
+          <w:rtl/>
+        </w:rPr>
+        <w:t>که بیشترین دقت را داشته انتخاب شده و یک مدل نهایی با همین</w:t>
+      </w:r>
+      <w:r>
+        <w:rPr>
+          <w:rFonts w:cs="B Nazanin"/>
+          <w:lang w:bidi="fa-IR"/>
+        </w:rPr>
+        <w:t xml:space="preserve"> k </w:t>
+      </w:r>
+      <w:r>
+        <w:rPr>
+          <w:rFonts w:cs="B Nazanin"/>
+          <w:rtl/>
+        </w:rPr>
+        <w:t>روی کل داده‌های آموزشی آموزش داده می‌شود. در پایان، عملکرد مدل نهایی با داده‌های تست ارزیابی می‌شود و دقت نهایی، گزارش دسته‌بندی و ماتریس سردرگمی</w:t>
+      </w:r>
+      <w:r>
+        <w:rPr>
+          <w:rFonts w:cs="B Nazanin"/>
+          <w:lang w:bidi="fa-IR"/>
+        </w:rPr>
+        <w:t xml:space="preserve"> (confusion matrix) </w:t>
+      </w:r>
+      <w:r>
+        <w:rPr>
+          <w:rFonts w:cs="B Nazanin"/>
+          <w:rtl/>
+        </w:rPr>
+        <w:t>نمایش داده می‌شوند</w:t>
+      </w:r>
+      <w:r>
+        <w:rPr>
+          <w:rFonts w:cs="B Nazanin"/>
+          <w:lang w:bidi="fa-IR"/>
+        </w:rPr>
+        <w:t>.</w:t>
+      </w:r>
+    </w:p>
+    <w:p>
+      <w:pPr>
+        <w:tabs>
+          <w:tab w:val="left" w:pos="1848"/>
+        </w:tabs>
+        <w:bidi/>
+        <w:jc w:val="both"/>
+        <w:rPr>
+          <w:rFonts w:cs="B Nazanin"/>
+          <w:lang w:bidi="fa-IR"/>
+        </w:rPr>
+      </w:pPr>
+    </w:p>
+    <w:p>
+      <w:pPr>
+        <w:tabs>
+          <w:tab w:val="left" w:pos="1848"/>
+        </w:tabs>
+        <w:bidi/>
+        <w:jc w:val="both"/>
+        <w:rPr>
+          <w:rFonts w:cs="B Nazanin"/>
+          <w:lang w:bidi="fa-IR"/>
+        </w:rPr>
+      </w:pPr>
+    </w:p>
+    <w:p>
+      <w:pPr>
+        <w:tabs>
+          <w:tab w:val="left" w:pos="1848"/>
+        </w:tabs>
+        <w:bidi/>
+        <w:rPr>
+          <w:rFonts w:cs="B Nazanin"/>
+          <w:rtl/>
+          <w:lang w:bidi="fa-IR"/>
+        </w:rPr>
+      </w:pPr>
+      <w:r>
+        <w:rPr>
+          <w:rFonts w:cs="B Nazanin" w:hint="cs"/>
+          <w:rtl/>
+          <w:lang w:bidi="fa-IR"/>
+        </w:rPr>
+        <w:lastRenderedPageBreak/>
+        <w:t xml:space="preserve">کد مخصوص اجرا </w:t>
+      </w:r>
+    </w:p>
+    <w:p>
+      <w:pPr>
+        <w:tabs>
+          <w:tab w:val="left" w:pos="1848"/>
+        </w:tabs>
+        <w:bidi/>
+        <w:rPr>
+          <w:noProof/>
+        </w:rPr>
+      </w:pPr>
+      <w:r>
+        <w:rPr>
+          <w:noProof/>
+        </w:rPr>
+        <w:drawing>
+          <wp:inline distT="0" distB="0" distL="0" distR="0" wp14:anchorId="2E79CC99" wp14:editId="666E3639">
+            <wp:extent cx="5943600" cy="3504565"/>
+            <wp:effectExtent l="0" t="0" r="0" b="635"/>
+            <wp:docPr id="1597737150" name="Picture 1"/>
+            <wp:cNvGraphicFramePr>
+              <a:graphicFrameLocks xmlns:a="http://schemas.openxmlformats.org/drawingml/2006/main" noChangeAspect="1"/>
+            </wp:cNvGraphicFramePr>
+            <a:graphic xmlns:a="http://schemas.openxmlformats.org/drawingml/2006/main">
+              <a:graphicData uri="http://schemas.openxmlformats.org/drawingml/2006/picture">
+                <pic:pic xmlns:pic="http://schemas.openxmlformats.org/drawingml/2006/picture">
+                  <pic:nvPicPr>
+                    <pic:cNvPr id="1597737150" name=""/>
+                    <pic:cNvPicPr/>
+                  </pic:nvPicPr>
+                  <pic:blipFill>
+                    <a:blip r:embed="rId52"/>
+                    <a:stretch>
+                      <a:fillRect/>
+                    </a:stretch>
+                  </pic:blipFill>
+                  <pic:spPr>
+                    <a:xfrm>
+                      <a:off x="0" y="0"/>
+                      <a:ext cx="5943600" cy="3504565"/>
+                    </a:xfrm>
+                    <a:prstGeom prst="rect">
+                      <a:avLst/>
+                    </a:prstGeom>
+                  </pic:spPr>
+                </pic:pic>
+              </a:graphicData>
+            </a:graphic>
+          </wp:inline>
+        </w:drawing>
+      </w:r>
+    </w:p>
+    <w:p>
+      <w:pPr>
+        <w:bidi/>
+        <w:rPr>
+          <w:rFonts w:cs="B Nazanin"/>
+          <w:rtl/>
+          <w:lang w:bidi="fa-IR"/>
+        </w:rPr>
+      </w:pPr>
+      <w:r>
+        <w:rPr>
+          <w:rFonts w:cs="B Nazanin" w:hint="cs"/>
+          <w:rtl/>
+          <w:lang w:bidi="fa-IR"/>
+        </w:rPr>
+        <w:t xml:space="preserve">خروجی ما در انتهای اجرای کد برای انتخاب </w:t>
+      </w:r>
+      <w:r>
+        <w:rPr>
+          <w:rFonts w:cs="B Nazanin"/>
+          <w:lang w:bidi="fa-IR"/>
+        </w:rPr>
+        <w:t>k</w:t>
+      </w:r>
+      <w:r>
+        <w:rPr>
+          <w:rFonts w:cs="B Nazanin" w:hint="cs"/>
+          <w:rtl/>
+          <w:lang w:bidi="fa-IR"/>
+        </w:rPr>
+        <w:t xml:space="preserve"> مناسب</w:t>
+      </w:r>
+    </w:p>
+    <w:p>
+      <w:pPr>
+        <w:bidi/>
+        <w:rPr>
+          <w:rFonts w:cs="B Nazanin" w:hint="cs"/>
+          <w:rtl/>
+          <w:lang w:bidi="fa-IR"/>
+        </w:rPr>
+      </w:pPr>
+      <w:r>
+        <w:rPr>
+          <w:noProof/>
+        </w:rPr>
+        <w:drawing>
+          <wp:inline distT="0" distB="0" distL="0" distR="0" wp14:anchorId="70B8D2DC" wp14:editId="34F89760">
+            <wp:extent cx="5943600" cy="2130425"/>
+            <wp:effectExtent l="0" t="0" r="0" b="3175"/>
+            <wp:docPr id="280707828" name="Picture 1"/>
+            <wp:cNvGraphicFramePr>
+              <a:graphicFrameLocks xmlns:a="http://schemas.openxmlformats.org/drawingml/2006/main" noChangeAspect="1"/>
+            </wp:cNvGraphicFramePr>
+            <a:graphic xmlns:a="http://schemas.openxmlformats.org/drawingml/2006/main">
+              <a:graphicData uri="http://schemas.openxmlformats.org/drawingml/2006/picture">
+                <pic:pic xmlns:pic="http://schemas.openxmlformats.org/drawingml/2006/picture">
+                  <pic:nvPicPr>
+                    <pic:cNvPr id="280707828" name=""/>
+                    <pic:cNvPicPr/>
+                  </pic:nvPicPr>
+                  <pic:blipFill>
+                    <a:blip r:embed="rId53"/>
+                    <a:stretch>
+                      <a:fillRect/>
+                    </a:stretch>
+                  </pic:blipFill>
+                  <pic:spPr>
+                    <a:xfrm>
+                      <a:off x="0" y="0"/>
+                      <a:ext cx="5943600" cy="2130425"/>
+                    </a:xfrm>
+                    <a:prstGeom prst="rect">
+                      <a:avLst/>
+                    </a:prstGeom>
+                  </pic:spPr>
+                </pic:pic>
+              </a:graphicData>
+            </a:graphic>
+          </wp:inline>
+        </w:drawing>
+      </w:r>
+    </w:p>
+    <w:p>
+      <w:pPr>
+        <w:bidi/>
+        <w:rPr>
+          <w:rFonts w:cs="B Nazanin"/>
+          <w:rtl/>
+          <w:lang w:bidi="fa-IR"/>
+        </w:rPr>
+      </w:pPr>
+      <w:r>
+        <w:rPr>
+          <w:rFonts w:cs="B Nazanin" w:hint="cs"/>
+          <w:rtl/>
+          <w:lang w:bidi="fa-IR"/>
+        </w:rPr>
+        <w:t>6)</w:t>
+      </w:r>
+    </w:p>
+    <w:p>
+      <w:pPr>
+        <w:bidi/>
+        <w:rPr>
+          <w:rFonts w:cs="B Nazanin"/>
+          <w:rtl/>
+          <w:lang w:bidi="fa-IR"/>
+        </w:rPr>
+      </w:pPr>
+      <w:r>
+        <w:rPr>
+          <w:rFonts w:cs="B Nazanin" w:hint="cs"/>
+          <w:rtl/>
+          <w:lang w:bidi="fa-IR"/>
+        </w:rPr>
+        <w:t xml:space="preserve">مدل را توجه به </w:t>
+      </w:r>
+      <w:r>
+        <w:rPr>
+          <w:rFonts w:cs="B Nazanin"/>
+          <w:lang w:bidi="fa-IR"/>
+        </w:rPr>
+        <w:t>k</w:t>
+      </w:r>
+      <w:r>
+        <w:rPr>
+          <w:rFonts w:cs="B Nazanin" w:hint="cs"/>
+          <w:rtl/>
+          <w:lang w:bidi="fa-IR"/>
+        </w:rPr>
+        <w:t xml:space="preserve"> به دست آورده با کد زیر ایجاد می کنیم و بر روی دیتای تست آن را ارزیابی می کنیم </w:t>
+      </w:r>
+      <w:r>
+        <w:rPr>
+          <w:rFonts w:cs="B Nazanin" w:hint="cs"/>
+          <w:rtl/>
+          <w:lang w:bidi="fa-IR"/>
+        </w:rPr>
+        <w:t xml:space="preserve">وزن هارو وزن هایی در نظر می گیریم که مرحله قبل به ویژگی ها دادیم ( وزن ویژگی هایی که </w:t>
+      </w:r>
+      <w:r>
+        <w:rPr>
+          <w:rFonts w:cs="B Nazanin"/>
+          <w:lang w:bidi="fa-IR"/>
+        </w:rPr>
+        <w:t>correlation</w:t>
+      </w:r>
+      <w:r>
+        <w:rPr>
+          <w:rFonts w:cs="B Nazanin" w:hint="cs"/>
+          <w:rtl/>
+          <w:lang w:bidi="fa-IR"/>
+        </w:rPr>
+        <w:t xml:space="preserve"> زیادی با </w:t>
+      </w:r>
+      <w:r>
+        <w:rPr>
+          <w:rFonts w:cs="B Nazanin"/>
+          <w:lang w:bidi="fa-IR"/>
+        </w:rPr>
+        <w:t>outcome</w:t>
+      </w:r>
+      <w:r>
+        <w:rPr>
+          <w:rFonts w:cs="B Nazanin" w:hint="cs"/>
+          <w:rtl/>
+          <w:lang w:bidi="fa-IR"/>
+        </w:rPr>
+        <w:t xml:space="preserve"> داشتند را زیاد کردیم )</w:t>
+      </w:r>
+    </w:p>
+    <w:p>
+      <w:pPr>
+        <w:bidi/>
+        <w:rPr>
+          <w:rFonts w:cs="B Nazanin"/>
+          <w:rtl/>
+          <w:lang w:bidi="fa-IR"/>
+        </w:rPr>
+      </w:pPr>
+      <w:r>
+        <w:rPr>
+          <w:rFonts w:cs="B Nazanin" w:hint="cs"/>
+          <w:rtl/>
+          <w:lang w:bidi="fa-IR"/>
+        </w:rPr>
+        <w:lastRenderedPageBreak/>
+        <w:t xml:space="preserve">مدل را </w:t>
+      </w:r>
+      <w:r>
+        <w:rPr>
+          <w:rFonts w:cs="B Nazanin" w:hint="cs"/>
+          <w:rtl/>
+          <w:lang w:bidi="fa-IR"/>
+        </w:rPr>
+        <w:t xml:space="preserve">با این فرضیات دوباره می سازیم و بر روی کل مجموعه تست از آن استفاده می کنیم. معادل اینکه برای هر نمونه فاصله وزن دار آن را نسبت به تمام نمونه های آموزش حساب کنیم و </w:t>
+      </w:r>
+      <w:r>
+        <w:rPr>
+          <w:rFonts w:cs="B Nazanin"/>
+          <w:lang w:bidi="fa-IR"/>
+        </w:rPr>
+        <w:t>k</w:t>
+      </w:r>
+      <w:r>
+        <w:rPr>
+          <w:rFonts w:cs="B Nazanin" w:hint="cs"/>
+          <w:rtl/>
+          <w:lang w:bidi="fa-IR"/>
+        </w:rPr>
+        <w:t xml:space="preserve">  تا نزدیک ترین را انتخاب کنیم. که خود </w:t>
+      </w:r>
+      <w:r>
+        <w:rPr>
+          <w:rFonts w:cs="B Nazanin"/>
+          <w:lang w:bidi="fa-IR"/>
+        </w:rPr>
+        <w:t xml:space="preserve">k </w:t>
+      </w:r>
+      <w:r>
+        <w:rPr>
+          <w:rFonts w:cs="B Nazanin" w:hint="cs"/>
+          <w:rtl/>
+          <w:lang w:bidi="fa-IR"/>
+        </w:rPr>
+        <w:t xml:space="preserve"> در مرخله قبل به دست آمده است.</w:t>
+      </w:r>
+    </w:p>
+    <w:p>
+      <w:pPr>
+        <w:bidi/>
+        <w:rPr>
+          <w:rFonts w:cs="B Nazanin"/>
+          <w:rtl/>
+          <w:lang w:bidi="fa-IR"/>
+        </w:rPr>
+      </w:pPr>
+      <w:r>
+        <w:rPr>
+          <w:rFonts w:cs="B Nazanin" w:hint="cs"/>
+          <w:rtl/>
+          <w:lang w:bidi="fa-IR"/>
+        </w:rPr>
+        <w:t xml:space="preserve">کد ایجاد مدل و ارزیابی با داده های تست </w:t>
+      </w:r>
+    </w:p>
+    <w:p>
+      <w:pPr>
+        <w:bidi/>
+        <w:rPr>
+          <w:rFonts w:cs="B Nazanin" w:hint="cs"/>
+          <w:rtl/>
+          <w:lang w:bidi="fa-IR"/>
+        </w:rPr>
+      </w:pPr>
+      <w:bookmarkStart w:id="0" w:name="pic1"/>
+      <w:r>
+        <w:rPr>
+          <w:noProof/>
+        </w:rPr>
+        <w:drawing>
+          <wp:inline distT="0" distB="0" distL="0" distR="0" wp14:anchorId="0DBBCE59" wp14:editId="5CEC1CE7">
+            <wp:extent cx="5943600" cy="2151380"/>
+            <wp:effectExtent l="0" t="0" r="0" b="1270"/>
+            <wp:docPr id="276303322" name="Picture 1"/>
+            <wp:cNvGraphicFramePr>
+              <a:graphicFrameLocks xmlns:a="http://schemas.openxmlformats.org/drawingml/2006/main" noChangeAspect="1"/>
+            </wp:cNvGraphicFramePr>
+            <a:graphic xmlns:a="http://schemas.openxmlformats.org/drawingml/2006/main">
+              <a:graphicData uri="http://schemas.openxmlformats.org/drawingml/2006/picture">
+                <pic:pic xmlns:pic="http://schemas.openxmlformats.org/drawingml/2006/picture">
+                  <pic:nvPicPr>
+                    <pic:cNvPr id="276303322" name=""/>
+                    <pic:cNvPicPr/>
+                  </pic:nvPicPr>
+                  <pic:blipFill>
+                    <a:blip r:embed="rId54"/>
+                    <a:stretch>
+                      <a:fillRect/>
+                    </a:stretch>
+                  </pic:blipFill>
+                  <pic:spPr>
+                    <a:xfrm>
+                      <a:off x="0" y="0"/>
+                      <a:ext cx="5943600" cy="2151380"/>
+                    </a:xfrm>
+                    <a:prstGeom prst="rect">
+                      <a:avLst/>
+                    </a:prstGeom>
+                  </pic:spPr>
+                </pic:pic>
+              </a:graphicData>
+            </a:graphic>
+          </wp:inline>
+        </w:drawing>
+      </w:r>
+      <w:bookmarkEnd w:id="0"/>
+    </w:p>
+    <w:p>
+      <w:pPr>
+        <w:bidi/>
+        <w:rPr>
+          <w:rFonts w:cs="B Nazanin"/>
+          <w:rtl/>
+          <w:lang w:bidi="fa-IR"/>
+        </w:rPr>
+      </w:pPr>
+    </w:p>
+    <w:p>
+      <w:pPr>
+        <w:bidi/>
+        <w:rPr>
+          <w:rFonts w:cs="B Nazanin"/>
+          <w:rtl/>
+          <w:lang w:bidi="fa-IR"/>
+        </w:rPr>
+      </w:pPr>
+      <w:r>
+        <w:rPr>
+          <w:rFonts w:cs="B Nazanin"/>
+          <w:lang w:bidi="fa-IR"/>
+        </w:rPr>
+        <w:t>7</w:t>
+      </w:r>
+      <w:r>
+        <w:rPr>
+          <w:rFonts w:cs="B Nazanin" w:hint="cs"/>
+          <w:rtl/>
+          <w:lang w:bidi="fa-IR"/>
+        </w:rPr>
+        <w:t>)</w:t>
+      </w:r>
+    </w:p>
+    <w:p>
+      <w:pPr>
+        <w:bidi/>
+        <w:rPr>
+          <w:rFonts w:cs="B Nazanin"/>
+          <w:rtl/>
+          <w:lang w:bidi="fa-IR"/>
+        </w:rPr>
+      </w:pPr>
+      <w:r>
+        <w:rPr>
+          <w:rFonts w:cs="B Nazanin" w:hint="cs"/>
+          <w:rtl/>
+          <w:lang w:bidi="fa-IR"/>
+        </w:rPr>
+        <w:t xml:space="preserve">در ادامه به جای استفاده از وزن ها با توجه به دید خود ازدیتاست به دنبال بهینه کردن وزن های مدل می رویم به این صورت که </w:t>
+      </w:r>
+      <w:r>
+        <w:rPr>
+          <w:rFonts w:cs="B Nazanin"/>
+          <w:rtl/>
+        </w:rPr>
+        <w:t>هدف بهبود عملکرد مدل</w:t>
+      </w:r>
+      <w:r>
+        <w:rPr>
+          <w:rFonts w:cs="B Nazanin"/>
+          <w:lang w:bidi="fa-IR"/>
+        </w:rPr>
+        <w:t xml:space="preserve"> </w:t>
+      </w:r>
+      <w:r>
+        <w:rPr>
+          <w:rFonts w:cs="B Nazanin"/>
+          <w:rtl/>
+        </w:rPr>
+        <w:t>با استفاده از بهینه‌سازی وزن ویژگی‌ها است. با اعمال وزن‌های بهینه به ویژگی‌های ورودی، تلاش می‌شود تا اهمیت هر ویژگی در پیش‌بینی خروجی به درستی در نظر گرفته شود. این امر می‌تواند منجر به کاهش خطا و افزایش دقت نهایی مدل شود</w:t>
+      </w:r>
+      <w:r>
+        <w:rPr>
+          <w:rFonts w:cs="B Nazanin"/>
+          <w:lang w:bidi="fa-IR"/>
+        </w:rPr>
+        <w:t>.</w:t>
+      </w:r>
+    </w:p>
+    <w:p>
+      <w:pPr>
+        <w:bidi/>
+        <w:rPr>
+          <w:rFonts w:cs="B Nazanin"/>
+          <w:rtl/>
+          <w:lang w:bidi="fa-IR"/>
+        </w:rPr>
+      </w:pPr>
+      <w:r>
+        <w:rPr>
+          <w:rFonts w:cs="B Nazanin" w:hint="cs"/>
+          <w:rtl/>
+          <w:lang w:bidi="fa-IR"/>
+        </w:rPr>
+        <w:t xml:space="preserve">ما برای اعمال وزن ها و ارزیابی از دو تابع زیر استفاده می کنیم </w:t>
+      </w:r>
+    </w:p>
+    <w:p>
+      <w:pPr>
+        <w:bidi/>
+        <w:rPr>
+          <w:rFonts w:cs="B Nazanin"/>
+          <w:rtl/>
+          <w:lang w:bidi="fa-IR"/>
+        </w:rPr>
+      </w:pPr>
+      <w:r>
+        <w:rPr>
+          <w:noProof/>
+        </w:rPr>
+        <w:drawing>
+          <wp:inline distT="0" distB="0" distL="0" distR="0" wp14:anchorId="4BA53C58" wp14:editId="4F48D7C4">
+            <wp:extent cx="5943600" cy="1586865"/>
+            <wp:effectExtent l="0" t="0" r="0" b="0"/>
+            <wp:docPr id="1799493986" name="Picture 1"/>
+            <wp:cNvGraphicFramePr>
+              <a:graphicFrameLocks xmlns:a="http://schemas.openxmlformats.org/drawingml/2006/main" noChangeAspect="1"/>
+            </wp:cNvGraphicFramePr>
+            <a:graphic xmlns:a="http://schemas.openxmlformats.org/drawingml/2006/main">
+              <a:graphicData uri="http://schemas.openxmlformats.org/drawingml/2006/picture">
+                <pic:pic xmlns:pic="http://schemas.openxmlformats.org/drawingml/2006/picture">
+                  <pic:nvPicPr>
+                    <pic:cNvPr id="1799493986" name=""/>
+                    <pic:cNvPicPr/>
+                  </pic:nvPicPr>
+                  <pic:blipFill>
+                    <a:blip r:embed="rId55"/>
+                    <a:stretch>
+                      <a:fillRect/>
+                    </a:stretch>
+                  </pic:blipFill>
+                  <pic:spPr>
+                    <a:xfrm>
+                      <a:off x="0" y="0"/>
+                      <a:ext cx="5943600" cy="1586865"/>
+                    </a:xfrm>
+                    <a:prstGeom prst="rect">
+                      <a:avLst/>
+                    </a:prstGeom>
+                  </pic:spPr>
+                </pic:pic>
+              </a:graphicData>
+            </a:graphic>
+          </wp:inline>
+        </w:drawing>
+      </w:r>
+    </w:p>
+    <w:p>
+      <w:pPr>
+        <w:bidi/>
+        <w:rPr>
+          <w:rFonts w:cs="B Nazanin"/>
+          <w:rtl/>
+          <w:lang w:bidi="fa-IR"/>
+        </w:rPr>
+      </w:pPr>
+    </w:p>
+    <w:p>
+      <w:pPr>
+        <w:bidi/>
+        <w:rPr>
+          <w:rFonts w:cs="B Nazanin"/>
+          <w:rtl/>
+          <w:lang w:bidi="fa-IR"/>
+        </w:rPr>
+      </w:pPr>
+    </w:p>
+    <w:p>
+      <w:pPr>
+        <w:bidi/>
+        <w:rPr>
+          <w:rFonts w:cs="B Nazanin"/>
+          <w:rtl/>
+          <w:lang w:bidi="fa-IR"/>
+        </w:rPr>
+      </w:pPr>
+      <w:r>
+        <w:rPr>
+          <w:rFonts w:cs="B Nazanin" w:hint="cs"/>
+          <w:rtl/>
+          <w:lang w:bidi="fa-IR"/>
+        </w:rPr>
+        <w:lastRenderedPageBreak/>
+        <w:t xml:space="preserve">در مرحله بعد </w:t>
+      </w:r>
+      <w:r>
+        <w:rPr>
+          <w:rFonts w:cs="B Nazanin"/>
+          <w:rtl/>
+        </w:rPr>
+        <w:t>ابتدا وزن‌های اولیه برابر صفر در نظر گرفته شده‌اند. سپس با استفاده از الگوریتم</w:t>
+      </w:r>
+      <w:r>
+        <w:rPr>
+          <w:rFonts w:cs="B Nazanin"/>
+          <w:lang w:bidi="fa-IR"/>
+        </w:rPr>
+        <w:t xml:space="preserve"> </w:t>
+      </w:r>
+      <w:r>
+        <w:rPr>
+          <w:rFonts w:cs="B Nazanin"/>
+          <w:b/>
+          <w:bCs/>
+          <w:lang w:bidi="fa-IR"/>
+        </w:rPr>
+        <w:t>Powell</w:t>
+      </w:r>
+      <w:r>
+        <w:rPr>
+          <w:rFonts w:cs="B Nazanin"/>
+          <w:lang w:bidi="fa-IR"/>
+        </w:rPr>
+        <w:t xml:space="preserve"> </w:t>
+      </w:r>
+      <w:r>
+        <w:rPr>
+          <w:rFonts w:cs="B Nazanin"/>
+          <w:rtl/>
+        </w:rPr>
+        <w:t xml:space="preserve">(یک روش مشتق‌ناپذیر برای بهینه‌سازی) وزن‌های بهینه برای ویژگی‌ها محاسبه می‌شوند. وزن‌های بهینه در </w:t>
+      </w:r>
+      <w:proofErr w:type="spellStart"/>
+      <w:r>
+        <w:rPr>
+          <w:rFonts w:cs="B Nazanin"/>
+          <w:lang w:bidi="fa-IR"/>
+        </w:rPr>
+        <w:t>optimal_weights</w:t>
+      </w:r>
+      <w:proofErr w:type="spellEnd"/>
+      <w:r>
+        <w:rPr>
+          <w:rFonts w:cs="B Nazanin"/>
+          <w:lang w:bidi="fa-IR"/>
+        </w:rPr>
+        <w:t xml:space="preserve"> </w:t>
+      </w:r>
+      <w:r>
+        <w:rPr>
+          <w:rFonts w:cs="B Nazanin"/>
+          <w:rtl/>
+        </w:rPr>
+        <w:t>ذخیره می‌گردند</w:t>
+      </w:r>
+      <w:r>
+        <w:rPr>
+          <w:rFonts w:cs="B Nazanin"/>
+          <w:lang w:bidi="fa-IR"/>
+        </w:rPr>
+        <w:t>.</w:t>
+      </w:r>
+    </w:p>
+    <w:p>
+      <w:pPr>
+        <w:bidi/>
+        <w:rPr>
+          <w:rFonts w:cs="B Nazanin"/>
+          <w:rtl/>
+          <w:lang w:bidi="fa-IR"/>
+        </w:rPr>
+      </w:pPr>
+      <w:r>
+        <w:rPr>
+          <w:rFonts w:cs="B Nazanin" w:hint="cs"/>
+          <w:rtl/>
+          <w:lang w:bidi="fa-IR"/>
+        </w:rPr>
+        <w:t>کد زیر بخش پیادهسازی آن است.</w:t>
+      </w:r>
+    </w:p>
+    <w:p>
+      <w:pPr>
+        <w:bidi/>
+        <w:rPr>
+          <w:rFonts w:cs="B Nazanin"/>
+          <w:rtl/>
+          <w:lang w:bidi="fa-IR"/>
+        </w:rPr>
+      </w:pPr>
+      <w:r>
+        <w:rPr>
+          <w:noProof/>
+        </w:rPr>
+        <w:drawing>
+          <wp:inline distT="0" distB="0" distL="0" distR="0" wp14:anchorId="5C9F25DE" wp14:editId="1CF0C287">
+            <wp:extent cx="5943600" cy="1170940"/>
+            <wp:effectExtent l="0" t="0" r="0" b="0"/>
+            <wp:docPr id="1404022049" name="Picture 1"/>
+            <wp:cNvGraphicFramePr>
+              <a:graphicFrameLocks xmlns:a="http://schemas.openxmlformats.org/drawingml/2006/main" noChangeAspect="1"/>
+            </wp:cNvGraphicFramePr>
+            <a:graphic xmlns:a="http://schemas.openxmlformats.org/drawingml/2006/main">
+              <a:graphicData uri="http://schemas.openxmlformats.org/drawingml/2006/picture">
+                <pic:pic xmlns:pic="http://schemas.openxmlformats.org/drawingml/2006/picture">
+                  <pic:nvPicPr>
+                    <pic:cNvPr id="1404022049" name=""/>
+                    <pic:cNvPicPr/>
+                  </pic:nvPicPr>
+                  <pic:blipFill>
+                    <a:blip r:embed="rId56"/>
+                    <a:stretch>
+                      <a:fillRect/>
+                    </a:stretch>
+                  </pic:blipFill>
+                  <pic:spPr>
+                    <a:xfrm>
+                      <a:off x="0" y="0"/>
+                      <a:ext cx="5943600" cy="1170940"/>
+                    </a:xfrm>
+                    <a:prstGeom prst="rect">
+                      <a:avLst/>
+                    </a:prstGeom>
+                  </pic:spPr>
+                </pic:pic>
+              </a:graphicData>
+            </a:graphic>
+          </wp:inline>
+        </w:drawing>
+      </w:r>
+    </w:p>
+    <w:p>
+      <w:pPr>
+        <w:bidi/>
+        <w:rPr>
+          <w:rFonts w:cs="B Nazanin"/>
+          <w:rtl/>
+          <w:lang w:bidi="fa-IR"/>
+        </w:rPr>
+      </w:pPr>
+    </w:p>
+    <w:p>
+      <w:pPr>
+        <w:bidi/>
+        <w:rPr>
+          <w:rFonts w:cs="B Nazanin"/>
+          <w:rtl/>
+          <w:lang w:bidi="fa-IR"/>
+        </w:rPr>
+      </w:pPr>
+      <w:r>
+        <w:rPr>
+          <w:rFonts w:cs="B Nazanin" w:hint="cs"/>
+          <w:rtl/>
+          <w:lang w:bidi="fa-IR"/>
+        </w:rPr>
+        <w:t xml:space="preserve">در بالا مشاهده می کنیم که ما 8 وزن به ازای ویژگی های دیتاست داریم که حتی مقادیر منفی هم داریم که اینگونه می توانیم اهمیت هر ویژگی </w:t>
+      </w:r>
+      <w:r>
+        <w:rPr>
+          <w:rFonts w:cs="B Nazanin" w:hint="cs"/>
+          <w:rtl/>
+          <w:lang w:bidi="fa-IR"/>
+        </w:rPr>
+        <w:t>را</w:t>
+      </w:r>
+      <w:r>
+        <w:rPr>
+          <w:rFonts w:cs="B Nazanin" w:hint="cs"/>
+          <w:rtl/>
+          <w:lang w:bidi="fa-IR"/>
+        </w:rPr>
+        <w:t xml:space="preserve"> مشاهده کنیم.</w:t>
+      </w:r>
+    </w:p>
+    <w:p>
+      <w:pPr>
+        <w:bidi/>
+        <w:rPr>
+          <w:rFonts w:cs="B Nazanin"/>
+          <w:rtl/>
+          <w:lang w:bidi="fa-IR"/>
+        </w:rPr>
+      </w:pPr>
+    </w:p>
+    <w:p>
+      <w:pPr>
+        <w:bidi/>
+        <w:rPr>
+          <w:rFonts w:cs="B Nazanin"/>
+          <w:rtl/>
+          <w:lang w:bidi="fa-IR"/>
+        </w:rPr>
+      </w:pPr>
+      <w:r>
+        <w:rPr>
+          <w:rFonts w:cs="B Nazanin" w:hint="cs"/>
+          <w:rtl/>
+          <w:lang w:bidi="fa-IR"/>
+        </w:rPr>
+        <w:t>8)</w:t>
+      </w:r>
+    </w:p>
+    <w:p>
+      <w:pPr>
+        <w:bidi/>
+        <w:rPr>
+          <w:rFonts w:cs="B Nazanin"/>
+          <w:rtl/>
+          <w:lang w:bidi="fa-IR"/>
+        </w:rPr>
+      </w:pPr>
+      <w:r>
+        <w:rPr>
+          <w:rFonts w:cs="B Nazanin" w:hint="cs"/>
+          <w:rtl/>
+          <w:lang w:bidi="fa-IR"/>
+        </w:rPr>
+        <w:t>با استفاده از وزن های مرحله قبل مدلی را که ایجاد کردیم ارزیابی می کنیم و با مدل قبلی مقایسه انجام می دهیم.</w:t>
+      </w:r>
+    </w:p>
+    <w:p>
+      <w:pPr>
+        <w:bidi/>
+        <w:rPr>
+          <w:rFonts w:cs="B Nazanin"/>
+          <w:rtl/>
+          <w:lang w:bidi="fa-IR"/>
+        </w:rPr>
+      </w:pPr>
+      <w:r>
+        <w:rPr>
+          <w:rFonts w:cs="B Nazanin" w:hint="cs"/>
+          <w:rtl/>
+          <w:lang w:bidi="fa-IR"/>
+        </w:rPr>
+        <w:t>کد اعمال داده های تست به مدل جدید</w:t>
+      </w:r>
+    </w:p>
+    <w:p>
+      <w:pPr>
+        <w:bidi/>
+        <w:rPr>
+          <w:rFonts w:cs="B Nazanin"/>
+          <w:rtl/>
+          <w:lang w:bidi="fa-IR"/>
+        </w:rPr>
+      </w:pPr>
+      <w:r>
+        <w:rPr>
+          <w:noProof/>
+        </w:rPr>
+        <w:drawing>
+          <wp:inline distT="0" distB="0" distL="0" distR="0" wp14:anchorId="471B6418" wp14:editId="69ED5FF0">
+            <wp:extent cx="5943600" cy="1657350"/>
+            <wp:effectExtent l="0" t="0" r="0" b="0"/>
+            <wp:docPr id="1393322918" name="Picture 1"/>
+            <wp:cNvGraphicFramePr>
+              <a:graphicFrameLocks xmlns:a="http://schemas.openxmlformats.org/drawingml/2006/main" noChangeAspect="1"/>
+            </wp:cNvGraphicFramePr>
+            <a:graphic xmlns:a="http://schemas.openxmlformats.org/drawingml/2006/main">
+              <a:graphicData uri="http://schemas.openxmlformats.org/drawingml/2006/picture">
+                <pic:pic xmlns:pic="http://schemas.openxmlformats.org/drawingml/2006/picture">
+                  <pic:nvPicPr>
+                    <pic:cNvPr id="1393322918" name=""/>
+                    <pic:cNvPicPr/>
+                  </pic:nvPicPr>
+                  <pic:blipFill>
+                    <a:blip r:embed="rId57"/>
+                    <a:stretch>
+                      <a:fillRect/>
+                    </a:stretch>
+                  </pic:blipFill>
+                  <pic:spPr>
+                    <a:xfrm>
+                      <a:off x="0" y="0"/>
+                      <a:ext cx="5943600" cy="1657350"/>
+                    </a:xfrm>
+                    <a:prstGeom prst="rect">
+                      <a:avLst/>
+                    </a:prstGeom>
+                  </pic:spPr>
+                </pic:pic>
+              </a:graphicData>
+            </a:graphic>
+          </wp:inline>
+        </w:drawing>
+      </w:r>
+    </w:p>
+    <w:p>
+      <w:pPr>
+        <w:bidi/>
+        <w:rPr>
+          <w:rFonts w:cs="B Nazanin"/>
+          <w:rtl/>
+          <w:lang w:bidi="fa-IR"/>
+        </w:rPr>
+      </w:pPr>
+      <w:r>
+        <w:rPr>
+          <w:rFonts w:cs="B Nazanin" w:hint="cs"/>
+          <w:rtl/>
+          <w:lang w:bidi="fa-IR"/>
+        </w:rPr>
+        <w:t xml:space="preserve">مشاهده می شود که دقت ما در اینجا به 84 رسیده است در حالی که در </w:t>
+      </w:r>
+      <w:hyperlink w:anchor="pic1" w:history="1">
+        <w:r>
+          <w:rPr>
+            <w:rStyle w:val="Hyperlink"/>
+            <w:rFonts w:cs="B Nazanin" w:hint="cs"/>
+            <w:rtl/>
+            <w:lang w:bidi="fa-IR"/>
+          </w:rPr>
+          <w:t>مرح</w:t>
+        </w:r>
+        <w:r>
+          <w:rPr>
+            <w:rStyle w:val="Hyperlink"/>
+            <w:rFonts w:cs="B Nazanin" w:hint="cs"/>
+            <w:rtl/>
+            <w:lang w:bidi="fa-IR"/>
+          </w:rPr>
+          <w:t>ل</w:t>
+        </w:r>
+        <w:r>
+          <w:rPr>
+            <w:rStyle w:val="Hyperlink"/>
+            <w:rFonts w:cs="B Nazanin" w:hint="cs"/>
+            <w:rtl/>
+            <w:lang w:bidi="fa-IR"/>
+          </w:rPr>
+          <w:t>ه قبل</w:t>
+        </w:r>
+      </w:hyperlink>
+      <w:r>
+        <w:rPr>
+          <w:rFonts w:cs="B Nazanin" w:hint="cs"/>
+          <w:rtl/>
+          <w:lang w:bidi="fa-IR"/>
+        </w:rPr>
+        <w:t xml:space="preserve"> 72 درصد بوده است.</w:t>
+      </w:r>
+    </w:p>
+    <w:p>
+      <w:pPr>
+        <w:bidi/>
+        <w:rPr>
+          <w:rFonts w:cs="B Nazanin"/>
+          <w:rtl/>
+          <w:lang w:bidi="fa-IR"/>
+        </w:rPr>
+      </w:pPr>
+      <w:r>
+        <w:rPr>
+          <w:rFonts w:cs="B Nazanin"/>
+          <w:rtl/>
+          <w:lang w:bidi="fa-IR"/>
+        </w:rPr>
+        <w:br/>
+      </w:r>
+    </w:p>
+    <w:p>
+      <w:pPr>
+        <w:bidi/>
+        <w:rPr>
+          <w:rFonts w:cs="B Nazanin"/>
+          <w:rtl/>
+          <w:lang w:bidi="fa-IR"/>
+        </w:rPr>
+      </w:pPr>
+    </w:p>
+    <w:p>
+      <w:pPr>
+        <w:bidi/>
+        <w:rPr>
+          <w:rFonts w:cs="B Nazanin"/>
+          <w:rtl/>
+          <w:lang w:bidi="fa-IR"/>
+        </w:rPr>
+      </w:pPr>
+    </w:p>
+    <w:p>
+      <w:pPr>
+        <w:bidi/>
+        <w:rPr>
+          <w:rFonts w:cs="B Nazanin"/>
+          <w:rtl/>
+          <w:lang w:bidi="fa-IR"/>
+        </w:rPr>
+      </w:pPr>
+      <w:r>
+        <w:rPr>
+          <w:rFonts w:cs="B Nazanin" w:hint="cs"/>
+          <w:rtl/>
+          <w:lang w:bidi="fa-IR"/>
+        </w:rPr>
+        <w:lastRenderedPageBreak/>
+        <w:t>9)</w:t>
+      </w:r>
+    </w:p>
+    <w:p>
+      <w:pPr>
+        <w:bidi/>
+        <w:rPr>
+          <w:rFonts w:cs="B Nazanin"/>
+          <w:lang w:bidi="fa-IR"/>
+        </w:rPr>
+      </w:pPr>
+      <w:r>
+        <w:rPr>
+          <w:rFonts w:cs="B Nazanin"/>
+          <w:rtl/>
+        </w:rPr>
+        <w:t>در حالت اول، مدل</w:t>
+      </w:r>
+      <w:r>
+        <w:rPr>
+          <w:rFonts w:cs="B Nazanin"/>
+          <w:lang w:bidi="fa-IR"/>
+        </w:rPr>
+        <w:t xml:space="preserve"> KNN </w:t>
+      </w:r>
+      <w:r>
+        <w:rPr>
+          <w:rFonts w:cs="B Nazanin"/>
+          <w:rtl/>
+        </w:rPr>
+        <w:t>با استفاده از تمامی ویژگی‌های موجود آموزش داده شد. دقت حاصل از این مدل 72</w:t>
+      </w:r>
+      <w:r>
+        <w:rPr>
+          <w:rFonts w:ascii="Arial" w:hAnsi="Arial" w:cs="Arial" w:hint="cs"/>
+          <w:rtl/>
+        </w:rPr>
+        <w:t>٪</w:t>
+      </w:r>
+      <w:r>
+        <w:rPr>
+          <w:rFonts w:cs="B Nazanin"/>
+          <w:rtl/>
+        </w:rPr>
+        <w:t xml:space="preserve"> </w:t>
+      </w:r>
+      <w:r>
+        <w:rPr>
+          <w:rFonts w:cs="B Nazanin" w:hint="cs"/>
+          <w:rtl/>
+        </w:rPr>
+        <w:t>بود</w:t>
+      </w:r>
+      <w:r>
+        <w:rPr>
+          <w:rFonts w:cs="B Nazanin"/>
+          <w:rtl/>
+        </w:rPr>
+        <w:t xml:space="preserve"> </w:t>
+      </w:r>
+      <w:r>
+        <w:rPr>
+          <w:rFonts w:cs="B Nazanin" w:hint="cs"/>
+          <w:rtl/>
+        </w:rPr>
+        <w:t>که</w:t>
+      </w:r>
+      <w:r>
+        <w:rPr>
+          <w:rFonts w:cs="B Nazanin"/>
+          <w:rtl/>
+        </w:rPr>
+        <w:t xml:space="preserve"> </w:t>
+      </w:r>
+      <w:r>
+        <w:rPr>
+          <w:rFonts w:cs="B Nazanin" w:hint="cs"/>
+          <w:rtl/>
+        </w:rPr>
+        <w:t>نشان‌دهنده</w:t>
+      </w:r>
+      <w:r>
+        <w:rPr>
+          <w:rFonts w:cs="B Nazanin"/>
+          <w:rtl/>
+        </w:rPr>
+        <w:t xml:space="preserve"> </w:t>
+      </w:r>
+      <w:r>
+        <w:rPr>
+          <w:rFonts w:cs="B Nazanin" w:hint="cs"/>
+          <w:rtl/>
+        </w:rPr>
+        <w:t>تأثیر</w:t>
+      </w:r>
+      <w:r>
+        <w:rPr>
+          <w:rFonts w:cs="B Nazanin"/>
+          <w:rtl/>
+        </w:rPr>
+        <w:t xml:space="preserve"> </w:t>
+      </w:r>
+      <w:r>
+        <w:rPr>
+          <w:rFonts w:cs="B Nazanin" w:hint="cs"/>
+          <w:rtl/>
+        </w:rPr>
+        <w:t>منفی</w:t>
+      </w:r>
+      <w:r>
+        <w:rPr>
+          <w:rFonts w:cs="B Nazanin"/>
+          <w:rtl/>
+        </w:rPr>
+        <w:t xml:space="preserve"> </w:t>
+      </w:r>
+      <w:r>
+        <w:rPr>
+          <w:rFonts w:cs="B Nazanin" w:hint="cs"/>
+          <w:rtl/>
+        </w:rPr>
+        <w:t>وجود</w:t>
+      </w:r>
+      <w:r>
+        <w:rPr>
+          <w:rFonts w:cs="B Nazanin"/>
+          <w:rtl/>
+        </w:rPr>
+        <w:t xml:space="preserve"> </w:t>
+      </w:r>
+      <w:r>
+        <w:rPr>
+          <w:rFonts w:cs="B Nazanin" w:hint="cs"/>
+          <w:rtl/>
+        </w:rPr>
+        <w:t>ویژگی‌های</w:t>
+      </w:r>
+      <w:r>
+        <w:rPr>
+          <w:rFonts w:cs="B Nazanin"/>
+          <w:rtl/>
+        </w:rPr>
+        <w:t xml:space="preserve"> </w:t>
+      </w:r>
+      <w:r>
+        <w:rPr>
+          <w:rFonts w:cs="B Nazanin" w:hint="cs"/>
+          <w:rtl/>
+        </w:rPr>
+        <w:t>کم‌اهمیت</w:t>
+      </w:r>
+      <w:r>
+        <w:rPr>
+          <w:rFonts w:cs="B Nazanin"/>
+          <w:rtl/>
+        </w:rPr>
+        <w:t xml:space="preserve"> </w:t>
+      </w:r>
+      <w:r>
+        <w:rPr>
+          <w:rFonts w:cs="B Nazanin" w:hint="cs"/>
+          <w:rtl/>
+        </w:rPr>
+        <w:t>یا</w:t>
+      </w:r>
+      <w:r>
+        <w:rPr>
+          <w:rFonts w:cs="B Nazanin"/>
+          <w:rtl/>
+        </w:rPr>
+        <w:t xml:space="preserve"> </w:t>
+      </w:r>
+      <w:r>
+        <w:rPr>
+          <w:rFonts w:cs="B Nazanin" w:hint="cs"/>
+          <w:rtl/>
+        </w:rPr>
+        <w:t>نویزی</w:t>
+      </w:r>
+      <w:r>
+        <w:rPr>
+          <w:rFonts w:cs="B Nazanin"/>
+          <w:rtl/>
+        </w:rPr>
+        <w:t xml:space="preserve"> </w:t>
+      </w:r>
+      <w:r>
+        <w:rPr>
+          <w:rFonts w:cs="B Nazanin" w:hint="cs"/>
+          <w:rtl/>
+        </w:rPr>
+        <w:t>در</w:t>
+      </w:r>
+      <w:r>
+        <w:rPr>
+          <w:rFonts w:cs="B Nazanin"/>
+          <w:rtl/>
+        </w:rPr>
+        <w:t xml:space="preserve"> </w:t>
+      </w:r>
+      <w:r>
+        <w:rPr>
+          <w:rFonts w:cs="B Nazanin" w:hint="cs"/>
+          <w:rtl/>
+        </w:rPr>
+        <w:t>تصمیم‌گیری</w:t>
+      </w:r>
+      <w:r>
+        <w:rPr>
+          <w:rFonts w:cs="B Nazanin"/>
+          <w:rtl/>
+        </w:rPr>
+        <w:t xml:space="preserve"> </w:t>
+      </w:r>
+      <w:r>
+        <w:rPr>
+          <w:rFonts w:cs="B Nazanin" w:hint="cs"/>
+          <w:rtl/>
+        </w:rPr>
+        <w:t>مدل</w:t>
+      </w:r>
+      <w:r>
+        <w:rPr>
+          <w:rFonts w:cs="B Nazanin"/>
+          <w:rtl/>
+        </w:rPr>
+        <w:t xml:space="preserve"> </w:t>
+      </w:r>
+      <w:r>
+        <w:rPr>
+          <w:rFonts w:cs="B Nazanin" w:hint="cs"/>
+          <w:rtl/>
+        </w:rPr>
+        <w:t>است</w:t>
+      </w:r>
+      <w:r>
+        <w:rPr>
+          <w:rFonts w:cs="B Nazanin"/>
+          <w:rtl/>
+        </w:rPr>
+        <w:t xml:space="preserve">. </w:t>
+      </w:r>
+      <w:r>
+        <w:rPr>
+          <w:rFonts w:cs="B Nazanin" w:hint="cs"/>
+          <w:rtl/>
+        </w:rPr>
+        <w:t>در</w:t>
+      </w:r>
+      <w:r>
+        <w:rPr>
+          <w:rFonts w:cs="B Nazanin"/>
+          <w:rtl/>
+        </w:rPr>
+        <w:t xml:space="preserve"> </w:t>
+      </w:r>
+      <w:r>
+        <w:rPr>
+          <w:rFonts w:cs="B Nazanin" w:hint="cs"/>
+          <w:rtl/>
+        </w:rPr>
+        <w:t>این</w:t>
+      </w:r>
+      <w:r>
+        <w:rPr>
+          <w:rFonts w:cs="B Nazanin"/>
+          <w:rtl/>
+        </w:rPr>
+        <w:t xml:space="preserve"> </w:t>
+      </w:r>
+      <w:r>
+        <w:rPr>
+          <w:rFonts w:cs="B Nazanin" w:hint="cs"/>
+          <w:rtl/>
+        </w:rPr>
+        <w:t>حالت،</w:t>
+      </w:r>
+      <w:r>
+        <w:rPr>
+          <w:rFonts w:cs="B Nazanin"/>
+          <w:rtl/>
+        </w:rPr>
+        <w:t xml:space="preserve"> </w:t>
+      </w:r>
+      <w:r>
+        <w:rPr>
+          <w:rFonts w:cs="B Nazanin" w:hint="cs"/>
+          <w:rtl/>
+        </w:rPr>
+        <w:t>تمامی</w:t>
+      </w:r>
+      <w:r>
+        <w:rPr>
+          <w:rFonts w:cs="B Nazanin"/>
+          <w:rtl/>
+        </w:rPr>
+        <w:t xml:space="preserve"> </w:t>
+      </w:r>
+      <w:r>
+        <w:rPr>
+          <w:rFonts w:cs="B Nazanin" w:hint="cs"/>
+          <w:rtl/>
+        </w:rPr>
+        <w:t>ویژگی‌ها</w:t>
+      </w:r>
+      <w:r>
+        <w:rPr>
+          <w:rFonts w:cs="B Nazanin"/>
+          <w:rtl/>
+        </w:rPr>
+        <w:t xml:space="preserve"> </w:t>
+      </w:r>
+      <w:r>
+        <w:rPr>
+          <w:rFonts w:cs="B Nazanin" w:hint="cs"/>
+          <w:rtl/>
+        </w:rPr>
+        <w:t>به‌صورت</w:t>
+      </w:r>
+      <w:r>
+        <w:rPr>
+          <w:rFonts w:cs="B Nazanin"/>
+          <w:rtl/>
+        </w:rPr>
+        <w:t xml:space="preserve"> </w:t>
+      </w:r>
+      <w:r>
+        <w:rPr>
+          <w:rFonts w:cs="B Nazanin" w:hint="cs"/>
+          <w:rtl/>
+        </w:rPr>
+        <w:t>مساوی</w:t>
+      </w:r>
+      <w:r>
+        <w:rPr>
+          <w:rFonts w:cs="B Nazanin"/>
+          <w:rtl/>
+        </w:rPr>
+        <w:t xml:space="preserve"> </w:t>
+      </w:r>
+      <w:r>
+        <w:rPr>
+          <w:rFonts w:cs="B Nazanin" w:hint="cs"/>
+          <w:rtl/>
+        </w:rPr>
+        <w:t>در</w:t>
+      </w:r>
+      <w:r>
+        <w:rPr>
+          <w:rFonts w:cs="B Nazanin"/>
+          <w:rtl/>
+        </w:rPr>
+        <w:t xml:space="preserve"> </w:t>
+      </w:r>
+      <w:r>
+        <w:rPr>
+          <w:rFonts w:cs="B Nazanin" w:hint="cs"/>
+          <w:rtl/>
+        </w:rPr>
+        <w:t>نظر</w:t>
+      </w:r>
+      <w:r>
+        <w:rPr>
+          <w:rFonts w:cs="B Nazanin"/>
+          <w:rtl/>
+        </w:rPr>
+        <w:t xml:space="preserve"> </w:t>
+      </w:r>
+      <w:r>
+        <w:rPr>
+          <w:rFonts w:cs="B Nazanin" w:hint="cs"/>
+          <w:rtl/>
+        </w:rPr>
+        <w:t>گرفته</w:t>
+      </w:r>
+      <w:r>
+        <w:rPr>
+          <w:rFonts w:cs="B Nazanin"/>
+          <w:rtl/>
+        </w:rPr>
+        <w:t xml:space="preserve"> </w:t>
+      </w:r>
+      <w:r>
+        <w:rPr>
+          <w:rFonts w:cs="B Nazanin" w:hint="cs"/>
+          <w:rtl/>
+        </w:rPr>
+        <w:t>شدند،</w:t>
+      </w:r>
+      <w:r>
+        <w:rPr>
+          <w:rFonts w:cs="B Nazanin"/>
+          <w:rtl/>
+        </w:rPr>
+        <w:t xml:space="preserve"> </w:t>
+      </w:r>
+      <w:r>
+        <w:rPr>
+          <w:rFonts w:cs="B Nazanin" w:hint="cs"/>
+          <w:rtl/>
+        </w:rPr>
+        <w:t>بدون</w:t>
+      </w:r>
+      <w:r>
+        <w:rPr>
+          <w:rFonts w:cs="B Nazanin"/>
+          <w:rtl/>
+        </w:rPr>
+        <w:t xml:space="preserve"> </w:t>
+      </w:r>
+      <w:r>
+        <w:rPr>
+          <w:rFonts w:cs="B Nazanin" w:hint="cs"/>
+          <w:rtl/>
+        </w:rPr>
+        <w:t>توجه</w:t>
+      </w:r>
+      <w:r>
+        <w:rPr>
+          <w:rFonts w:cs="B Nazanin"/>
+          <w:rtl/>
+        </w:rPr>
+        <w:t xml:space="preserve"> </w:t>
+      </w:r>
+      <w:r>
+        <w:rPr>
+          <w:rFonts w:cs="B Nazanin" w:hint="cs"/>
+          <w:rtl/>
+        </w:rPr>
+        <w:t>به</w:t>
+      </w:r>
+      <w:r>
+        <w:rPr>
+          <w:rFonts w:cs="B Nazanin"/>
+          <w:rtl/>
+        </w:rPr>
+        <w:t xml:space="preserve"> </w:t>
+      </w:r>
+      <w:r>
+        <w:rPr>
+          <w:rFonts w:cs="B Nazanin" w:hint="cs"/>
+          <w:rtl/>
+        </w:rPr>
+        <w:t>اهمیت</w:t>
+      </w:r>
+      <w:r>
+        <w:rPr>
+          <w:rFonts w:cs="B Nazanin"/>
+          <w:rtl/>
+        </w:rPr>
+        <w:t xml:space="preserve"> </w:t>
+      </w:r>
+      <w:r>
+        <w:rPr>
+          <w:rFonts w:cs="B Nazanin" w:hint="cs"/>
+          <w:rtl/>
+        </w:rPr>
+        <w:t>آن‌ها</w:t>
+      </w:r>
+      <w:r>
+        <w:rPr>
+          <w:rFonts w:cs="B Nazanin"/>
+          <w:rtl/>
+        </w:rPr>
+        <w:t xml:space="preserve"> </w:t>
+      </w:r>
+      <w:r>
+        <w:rPr>
+          <w:rFonts w:cs="B Nazanin" w:hint="cs"/>
+          <w:rtl/>
+        </w:rPr>
+        <w:t>در</w:t>
+      </w:r>
+      <w:r>
+        <w:rPr>
+          <w:rFonts w:cs="B Nazanin"/>
+          <w:rtl/>
+        </w:rPr>
+        <w:t xml:space="preserve"> </w:t>
+      </w:r>
+      <w:r>
+        <w:rPr>
+          <w:rFonts w:cs="B Nazanin" w:hint="cs"/>
+          <w:rtl/>
+        </w:rPr>
+        <w:t>پیش‌بینی</w:t>
+      </w:r>
+      <w:r>
+        <w:rPr>
+          <w:rFonts w:cs="B Nazanin"/>
+          <w:rtl/>
+        </w:rPr>
+        <w:t xml:space="preserve"> </w:t>
+      </w:r>
+      <w:r>
+        <w:rPr>
+          <w:rFonts w:cs="B Nazanin" w:hint="cs"/>
+          <w:rtl/>
+        </w:rPr>
+        <w:t>خروجی</w:t>
+      </w:r>
+      <w:r>
+        <w:rPr>
+          <w:rFonts w:cs="B Nazanin"/>
+          <w:lang w:bidi="fa-IR"/>
+        </w:rPr>
+        <w:t>.</w:t>
+      </w:r>
+    </w:p>
+    <w:p>
+      <w:pPr>
+        <w:bidi/>
+        <w:rPr>
+          <w:rFonts w:cs="B Nazanin"/>
+          <w:lang w:bidi="fa-IR"/>
+        </w:rPr>
+      </w:pPr>
+      <w:r>
+        <w:rPr>
+          <w:rFonts w:cs="B Nazanin"/>
+          <w:rtl/>
+        </w:rPr>
+        <w:t>در حالت دوم، با استفاده از روش بهینه‌سازی</w:t>
+      </w:r>
+      <w:r>
+        <w:rPr>
+          <w:rFonts w:cs="B Nazanin"/>
+          <w:lang w:bidi="fa-IR"/>
+        </w:rPr>
+        <w:t xml:space="preserve"> (Powell)</w:t>
+      </w:r>
+      <w:r>
+        <w:rPr>
+          <w:rFonts w:cs="B Nazanin"/>
+          <w:rtl/>
+        </w:rPr>
+        <w:t>، وزن‌هایی برای ویژگی‌ها تعیین شد و ویژگی‌هایی با اهمیت پایین، عملاً حذف شدند. مدل</w:t>
+      </w:r>
+      <w:r>
+        <w:rPr>
+          <w:rFonts w:cs="B Nazanin"/>
+          <w:lang w:bidi="fa-IR"/>
+        </w:rPr>
+        <w:t xml:space="preserve"> KNN </w:t>
+      </w:r>
+      <w:r>
+        <w:rPr>
+          <w:rFonts w:cs="B Nazanin"/>
+          <w:rtl/>
+        </w:rPr>
+        <w:t>پس از اعمال این وزن‌ها مجدداً آموزش داده شد و دقت آن به 84</w:t>
+      </w:r>
+      <w:r>
+        <w:rPr>
+          <w:rFonts w:ascii="Arial" w:hAnsi="Arial" w:cs="Arial" w:hint="cs"/>
+          <w:rtl/>
+        </w:rPr>
+        <w:t>٪</w:t>
+      </w:r>
+      <w:r>
+        <w:rPr>
+          <w:rFonts w:cs="B Nazanin"/>
+          <w:rtl/>
+        </w:rPr>
+        <w:t xml:space="preserve"> </w:t>
+      </w:r>
+      <w:r>
+        <w:rPr>
+          <w:rFonts w:cs="B Nazanin" w:hint="cs"/>
+          <w:rtl/>
+        </w:rPr>
+        <w:t>افزایش</w:t>
+      </w:r>
+      <w:r>
+        <w:rPr>
+          <w:rFonts w:cs="B Nazanin"/>
+          <w:rtl/>
+        </w:rPr>
+        <w:t xml:space="preserve"> </w:t>
+      </w:r>
+      <w:r>
+        <w:rPr>
+          <w:rFonts w:cs="B Nazanin" w:hint="cs"/>
+          <w:rtl/>
+        </w:rPr>
+        <w:t>یافت</w:t>
+      </w:r>
+      <w:r>
+        <w:rPr>
+          <w:rFonts w:cs="B Nazanin"/>
+          <w:rtl/>
+        </w:rPr>
+        <w:t xml:space="preserve">. </w:t>
+      </w:r>
+      <w:r>
+        <w:rPr>
+          <w:rFonts w:cs="B Nazanin" w:hint="cs"/>
+          <w:rtl/>
+        </w:rPr>
+        <w:t>این</w:t>
+      </w:r>
+      <w:r>
+        <w:rPr>
+          <w:rFonts w:cs="B Nazanin"/>
+          <w:rtl/>
+        </w:rPr>
+        <w:t xml:space="preserve"> </w:t>
+      </w:r>
+      <w:r>
+        <w:rPr>
+          <w:rFonts w:cs="B Nazanin" w:hint="cs"/>
+          <w:rtl/>
+        </w:rPr>
+        <w:t>بهبود</w:t>
+      </w:r>
+      <w:r>
+        <w:rPr>
+          <w:rFonts w:cs="B Nazanin"/>
+          <w:rtl/>
+        </w:rPr>
+        <w:t xml:space="preserve"> 12 </w:t>
+      </w:r>
+      <w:r>
+        <w:rPr>
+          <w:rFonts w:cs="B Nazanin" w:hint="cs"/>
+          <w:rtl/>
+        </w:rPr>
+        <w:t>درصدی</w:t>
+      </w:r>
+      <w:r>
+        <w:rPr>
+          <w:rFonts w:cs="B Nazanin"/>
+          <w:rtl/>
+        </w:rPr>
+        <w:t xml:space="preserve"> </w:t>
+      </w:r>
+      <w:r>
+        <w:rPr>
+          <w:rFonts w:cs="B Nazanin" w:hint="cs"/>
+          <w:rtl/>
+        </w:rPr>
+        <w:t>بیانگر</w:t>
+      </w:r>
+      <w:r>
+        <w:rPr>
+          <w:rFonts w:cs="B Nazanin"/>
+          <w:rtl/>
+        </w:rPr>
+        <w:t xml:space="preserve"> </w:t>
+      </w:r>
+      <w:r>
+        <w:rPr>
+          <w:rFonts w:cs="B Nazanin" w:hint="cs"/>
+          <w:rtl/>
+        </w:rPr>
+        <w:t>آن</w:t>
+      </w:r>
+      <w:r>
+        <w:rPr>
+          <w:rFonts w:cs="B Nazanin"/>
+          <w:rtl/>
+        </w:rPr>
+        <w:t xml:space="preserve"> </w:t>
+      </w:r>
+      <w:r>
+        <w:rPr>
+          <w:rFonts w:cs="B Nazanin" w:hint="cs"/>
+          <w:rtl/>
+        </w:rPr>
+        <w:t>است</w:t>
+      </w:r>
+      <w:r>
+        <w:rPr>
+          <w:rFonts w:cs="B Nazanin"/>
+          <w:rtl/>
+        </w:rPr>
+        <w:t xml:space="preserve"> </w:t>
+      </w:r>
+      <w:r>
+        <w:rPr>
+          <w:rFonts w:cs="B Nazanin" w:hint="cs"/>
+          <w:rtl/>
+        </w:rPr>
+        <w:t>که</w:t>
+      </w:r>
+      <w:r>
+        <w:rPr>
+          <w:rFonts w:cs="B Nazanin"/>
+          <w:rtl/>
+        </w:rPr>
+        <w:t xml:space="preserve"> </w:t>
+      </w:r>
+      <w:r>
+        <w:rPr>
+          <w:rFonts w:cs="B Nazanin" w:hint="cs"/>
+          <w:rtl/>
+        </w:rPr>
+        <w:t>وزن‌دهی</w:t>
+      </w:r>
+      <w:r>
+        <w:rPr>
+          <w:rFonts w:cs="B Nazanin"/>
+          <w:rtl/>
+        </w:rPr>
+        <w:t xml:space="preserve"> </w:t>
+      </w:r>
+      <w:r>
+        <w:rPr>
+          <w:rFonts w:cs="B Nazanin" w:hint="cs"/>
+          <w:rtl/>
+        </w:rPr>
+        <w:t>مناسب</w:t>
+      </w:r>
+      <w:r>
+        <w:rPr>
+          <w:rFonts w:cs="B Nazanin"/>
+          <w:rtl/>
+        </w:rPr>
+        <w:t xml:space="preserve"> </w:t>
+      </w:r>
+      <w:r>
+        <w:rPr>
+          <w:rFonts w:cs="B Nazanin" w:hint="cs"/>
+          <w:rtl/>
+        </w:rPr>
+        <w:t>به</w:t>
+      </w:r>
+      <w:r>
+        <w:rPr>
+          <w:rFonts w:cs="B Nazanin"/>
+          <w:rtl/>
+        </w:rPr>
+        <w:t xml:space="preserve"> </w:t>
+      </w:r>
+      <w:r>
+        <w:rPr>
+          <w:rFonts w:cs="B Nazanin" w:hint="cs"/>
+          <w:rtl/>
+        </w:rPr>
+        <w:t>ویژگی‌ها</w:t>
+      </w:r>
+      <w:r>
+        <w:rPr>
+          <w:rFonts w:cs="B Nazanin"/>
+          <w:rtl/>
+        </w:rPr>
+        <w:t xml:space="preserve"> </w:t>
+      </w:r>
+      <w:r>
+        <w:rPr>
+          <w:rFonts w:cs="B Nazanin" w:hint="cs"/>
+          <w:rtl/>
+        </w:rPr>
+        <w:t>نه</w:t>
+      </w:r>
+      <w:r>
+        <w:rPr>
+          <w:rFonts w:cs="B Nazanin"/>
+          <w:rtl/>
+        </w:rPr>
+        <w:t xml:space="preserve"> </w:t>
+      </w:r>
+      <w:r>
+        <w:rPr>
+          <w:rFonts w:cs="B Nazanin" w:hint="cs"/>
+          <w:rtl/>
+        </w:rPr>
+        <w:t>تنها</w:t>
+      </w:r>
+      <w:r>
+        <w:rPr>
+          <w:rFonts w:cs="B Nazanin"/>
+          <w:rtl/>
+        </w:rPr>
+        <w:t xml:space="preserve"> </w:t>
+      </w:r>
+      <w:r>
+        <w:rPr>
+          <w:rFonts w:cs="B Nazanin" w:hint="cs"/>
+          <w:rtl/>
+        </w:rPr>
+        <w:t>عملکرد</w:t>
+      </w:r>
+      <w:r>
+        <w:rPr>
+          <w:rFonts w:cs="B Nazanin"/>
+          <w:rtl/>
+        </w:rPr>
+        <w:t xml:space="preserve"> </w:t>
+      </w:r>
+      <w:r>
+        <w:rPr>
+          <w:rFonts w:cs="B Nazanin" w:hint="cs"/>
+          <w:rtl/>
+        </w:rPr>
+        <w:t>مدل</w:t>
+      </w:r>
+      <w:r>
+        <w:rPr>
+          <w:rFonts w:cs="B Nazanin"/>
+          <w:rtl/>
+        </w:rPr>
+        <w:t xml:space="preserve"> </w:t>
+      </w:r>
+      <w:r>
+        <w:rPr>
+          <w:rFonts w:cs="B Nazanin" w:hint="cs"/>
+          <w:rtl/>
+        </w:rPr>
+        <w:t>را</w:t>
+      </w:r>
+      <w:r>
+        <w:rPr>
+          <w:rFonts w:cs="B Nazanin"/>
+          <w:rtl/>
+        </w:rPr>
+        <w:t xml:space="preserve"> </w:t>
+      </w:r>
+      <w:r>
+        <w:rPr>
+          <w:rFonts w:cs="B Nazanin" w:hint="cs"/>
+          <w:rtl/>
+        </w:rPr>
+        <w:t>بهبود</w:t>
+      </w:r>
+      <w:r>
+        <w:rPr>
+          <w:rFonts w:cs="B Nazanin"/>
+          <w:rtl/>
+        </w:rPr>
+        <w:t xml:space="preserve"> </w:t>
+      </w:r>
+      <w:r>
+        <w:rPr>
+          <w:rFonts w:cs="B Nazanin" w:hint="cs"/>
+          <w:rtl/>
+        </w:rPr>
+        <w:t>می‌دهد،</w:t>
+      </w:r>
+      <w:r>
+        <w:rPr>
+          <w:rFonts w:cs="B Nazanin"/>
+          <w:rtl/>
+        </w:rPr>
+        <w:t xml:space="preserve"> </w:t>
+      </w:r>
+      <w:r>
+        <w:rPr>
+          <w:rFonts w:cs="B Nazanin" w:hint="cs"/>
+          <w:rtl/>
+        </w:rPr>
+        <w:t>بلکه</w:t>
+      </w:r>
+      <w:r>
+        <w:rPr>
+          <w:rFonts w:cs="B Nazanin"/>
+          <w:rtl/>
+        </w:rPr>
+        <w:t xml:space="preserve"> </w:t>
+      </w:r>
+      <w:r>
+        <w:rPr>
+          <w:rFonts w:cs="B Nazanin" w:hint="cs"/>
+          <w:rtl/>
+        </w:rPr>
+        <w:t>اثر</w:t>
+      </w:r>
+      <w:r>
+        <w:rPr>
+          <w:rFonts w:cs="B Nazanin"/>
+          <w:rtl/>
+        </w:rPr>
+        <w:t xml:space="preserve"> </w:t>
+      </w:r>
+      <w:r>
+        <w:rPr>
+          <w:rFonts w:cs="B Nazanin" w:hint="cs"/>
+          <w:rtl/>
+        </w:rPr>
+        <w:t>منفی</w:t>
+      </w:r>
+      <w:r>
+        <w:rPr>
+          <w:rFonts w:cs="B Nazanin"/>
+          <w:rtl/>
+        </w:rPr>
+        <w:t xml:space="preserve"> </w:t>
+      </w:r>
+      <w:r>
+        <w:rPr>
+          <w:rFonts w:cs="B Nazanin" w:hint="cs"/>
+          <w:rtl/>
+        </w:rPr>
+        <w:t>نفرین</w:t>
+      </w:r>
+      <w:r>
+        <w:rPr>
+          <w:rFonts w:cs="B Nazanin"/>
+          <w:rtl/>
+        </w:rPr>
+        <w:t xml:space="preserve"> </w:t>
+      </w:r>
+      <w:r>
+        <w:rPr>
+          <w:rFonts w:cs="B Nazanin" w:hint="cs"/>
+          <w:rtl/>
+        </w:rPr>
+        <w:t>ابعاد</w:t>
+      </w:r>
+      <w:r>
+        <w:rPr>
+          <w:rFonts w:cs="B Nazanin"/>
+          <w:rtl/>
+        </w:rPr>
+        <w:t xml:space="preserve"> </w:t>
+      </w:r>
+      <w:r>
+        <w:rPr>
+          <w:rFonts w:cs="B Nazanin" w:hint="cs"/>
+          <w:rtl/>
+        </w:rPr>
+        <w:t>را</w:t>
+      </w:r>
+      <w:r>
+        <w:rPr>
+          <w:rFonts w:cs="B Nazanin"/>
+          <w:rtl/>
+        </w:rPr>
+        <w:t xml:space="preserve"> </w:t>
+      </w:r>
+      <w:r>
+        <w:rPr>
+          <w:rFonts w:cs="B Nazanin" w:hint="cs"/>
+          <w:rtl/>
+        </w:rPr>
+        <w:t>نیز</w:t>
+      </w:r>
+      <w:r>
+        <w:rPr>
+          <w:rFonts w:cs="B Nazanin"/>
+          <w:rtl/>
+        </w:rPr>
+        <w:t xml:space="preserve"> </w:t>
+      </w:r>
+      <w:r>
+        <w:rPr>
+          <w:rFonts w:cs="B Nazanin" w:hint="cs"/>
+          <w:rtl/>
+        </w:rPr>
+        <w:t>کاهش</w:t>
+      </w:r>
+      <w:r>
+        <w:rPr>
+          <w:rFonts w:cs="B Nazanin"/>
+          <w:rtl/>
+        </w:rPr>
+        <w:t xml:space="preserve"> </w:t>
+      </w:r>
+      <w:r>
+        <w:rPr>
+          <w:rFonts w:cs="B Nazanin" w:hint="cs"/>
+          <w:rtl/>
+        </w:rPr>
+        <w:t>می‌دهد</w:t>
+      </w:r>
+      <w:r>
+        <w:rPr>
+          <w:rFonts w:cs="B Nazanin"/>
+          <w:rtl/>
+        </w:rPr>
+        <w:t xml:space="preserve">. </w:t>
+      </w:r>
+      <w:r>
+        <w:rPr>
+          <w:rFonts w:cs="B Nazanin" w:hint="cs"/>
+          <w:rtl/>
+        </w:rPr>
+        <w:t>بنابراین،</w:t>
+      </w:r>
+      <w:r>
+        <w:rPr>
+          <w:rFonts w:cs="B Nazanin"/>
+          <w:rtl/>
+        </w:rPr>
+        <w:t xml:space="preserve"> </w:t>
+      </w:r>
+      <w:r>
+        <w:rPr>
+          <w:rFonts w:cs="B Nazanin" w:hint="cs"/>
+          <w:rtl/>
+        </w:rPr>
+        <w:t>استفاده</w:t>
+      </w:r>
+      <w:r>
+        <w:rPr>
+          <w:rFonts w:cs="B Nazanin"/>
+          <w:rtl/>
+        </w:rPr>
+        <w:t xml:space="preserve"> </w:t>
+      </w:r>
+      <w:r>
+        <w:rPr>
+          <w:rFonts w:cs="B Nazanin" w:hint="cs"/>
+          <w:rtl/>
+        </w:rPr>
+        <w:t>از</w:t>
+      </w:r>
+      <w:r>
+        <w:rPr>
+          <w:rFonts w:cs="B Nazanin"/>
+          <w:rtl/>
+        </w:rPr>
+        <w:t xml:space="preserve"> </w:t>
+      </w:r>
+      <w:r>
+        <w:rPr>
+          <w:rFonts w:cs="B Nazanin" w:hint="cs"/>
+          <w:rtl/>
+        </w:rPr>
+        <w:t>ویژگی‌های</w:t>
+      </w:r>
+      <w:r>
+        <w:rPr>
+          <w:rFonts w:cs="B Nazanin"/>
+          <w:rtl/>
+        </w:rPr>
+        <w:t xml:space="preserve"> </w:t>
+      </w:r>
+      <w:r>
+        <w:rPr>
+          <w:rFonts w:cs="B Nazanin" w:hint="cs"/>
+          <w:rtl/>
+        </w:rPr>
+        <w:t>بهینه‌شده</w:t>
+      </w:r>
+      <w:r>
+        <w:rPr>
+          <w:rFonts w:cs="B Nazanin"/>
+          <w:rtl/>
+        </w:rPr>
+        <w:t xml:space="preserve"> </w:t>
+      </w:r>
+      <w:r>
+        <w:rPr>
+          <w:rFonts w:cs="B Nazanin" w:hint="cs"/>
+          <w:rtl/>
+        </w:rPr>
+        <w:t>نتیجه</w:t>
+      </w:r>
+      <w:r>
+        <w:rPr>
+          <w:rFonts w:cs="B Nazanin"/>
+          <w:rtl/>
+        </w:rPr>
+        <w:t xml:space="preserve"> </w:t>
+      </w:r>
+      <w:r>
+        <w:rPr>
+          <w:rFonts w:cs="B Nazanin" w:hint="cs"/>
+          <w:rtl/>
+        </w:rPr>
+        <w:t>بهتری</w:t>
+      </w:r>
+      <w:r>
+        <w:rPr>
+          <w:rFonts w:cs="B Nazanin"/>
+          <w:rtl/>
+        </w:rPr>
+        <w:t xml:space="preserve"> </w:t>
+      </w:r>
+      <w:r>
+        <w:rPr>
+          <w:rFonts w:cs="B Nazanin" w:hint="cs"/>
+          <w:rtl/>
+        </w:rPr>
+        <w:t>نسبت</w:t>
+      </w:r>
+      <w:r>
+        <w:rPr>
+          <w:rFonts w:cs="B Nazanin"/>
+          <w:rtl/>
+        </w:rPr>
+        <w:t xml:space="preserve"> </w:t>
+      </w:r>
+      <w:r>
+        <w:rPr>
+          <w:rFonts w:cs="B Nazanin" w:hint="cs"/>
+          <w:rtl/>
+        </w:rPr>
+        <w:t>به</w:t>
+      </w:r>
+      <w:r>
+        <w:rPr>
+          <w:rFonts w:cs="B Nazanin"/>
+          <w:rtl/>
+        </w:rPr>
+        <w:t xml:space="preserve"> </w:t>
+      </w:r>
+      <w:r>
+        <w:rPr>
+          <w:rFonts w:cs="B Nazanin" w:hint="cs"/>
+          <w:rtl/>
+        </w:rPr>
+        <w:t>استفاده</w:t>
+      </w:r>
+      <w:r>
+        <w:rPr>
+          <w:rFonts w:cs="B Nazanin"/>
+          <w:rtl/>
+        </w:rPr>
+        <w:t xml:space="preserve"> </w:t>
+      </w:r>
+      <w:r>
+        <w:rPr>
+          <w:rFonts w:cs="B Nazanin" w:hint="cs"/>
+          <w:rtl/>
+        </w:rPr>
+        <w:t>از</w:t>
+      </w:r>
+      <w:r>
+        <w:rPr>
+          <w:rFonts w:cs="B Nazanin"/>
+          <w:rtl/>
+        </w:rPr>
+        <w:t xml:space="preserve"> </w:t>
+      </w:r>
+      <w:r>
+        <w:rPr>
+          <w:rFonts w:cs="B Nazanin" w:hint="cs"/>
+          <w:rtl/>
+        </w:rPr>
+        <w:t>تمام</w:t>
+      </w:r>
+      <w:r>
+        <w:rPr>
+          <w:rFonts w:cs="B Nazanin"/>
+          <w:rtl/>
+        </w:rPr>
+        <w:t xml:space="preserve"> </w:t>
+      </w:r>
+      <w:r>
+        <w:rPr>
+          <w:rFonts w:cs="B Nazanin" w:hint="cs"/>
+          <w:rtl/>
+        </w:rPr>
+        <w:t>ویژگی‌ها</w:t>
+      </w:r>
+      <w:r>
+        <w:rPr>
+          <w:rFonts w:cs="B Nazanin"/>
+          <w:rtl/>
+        </w:rPr>
+        <w:t xml:space="preserve"> </w:t>
+      </w:r>
+      <w:r>
+        <w:rPr>
+          <w:rFonts w:cs="B Nazanin" w:hint="cs"/>
+          <w:rtl/>
+        </w:rPr>
+        <w:t>به</w:t>
+      </w:r>
+      <w:r>
+        <w:rPr>
+          <w:rFonts w:cs="B Nazanin"/>
+          <w:rtl/>
+        </w:rPr>
+        <w:t xml:space="preserve"> </w:t>
+      </w:r>
+      <w:r>
+        <w:rPr>
+          <w:rFonts w:cs="B Nazanin" w:hint="cs"/>
+          <w:rtl/>
+        </w:rPr>
+        <w:t>همراه</w:t>
+      </w:r>
+      <w:r>
+        <w:rPr>
+          <w:rFonts w:cs="B Nazanin"/>
+          <w:rtl/>
+        </w:rPr>
+        <w:t xml:space="preserve"> </w:t>
+      </w:r>
+      <w:r>
+        <w:rPr>
+          <w:rFonts w:cs="B Nazanin" w:hint="cs"/>
+          <w:rtl/>
+        </w:rPr>
+        <w:t>دارد</w:t>
+      </w:r>
+      <w:r>
+        <w:rPr>
+          <w:rFonts w:cs="B Nazanin"/>
+          <w:lang w:bidi="fa-IR"/>
+        </w:rPr>
+        <w:t>.</w:t>
+      </w:r>
+    </w:p>
+    <w:p>
+      <w:pPr>
+        <w:bidi/>
+        <w:rPr>
+          <w:rFonts w:cs="B Nazanin" w:hint="cs"/>
+          <w:rtl/>
+          <w:lang w:bidi="fa-IR"/>
+        </w:rPr>
+      </w:pPr>
     </w:p>
     <w:sectPr>
       <w:pgSz w:w="12240" w:h="15840"/>
@@ -5568,7 +8330,6 @@
   <w:style w:type="character" w:default="1" w:styleId="DefaultParagraphFont">
     <w:name w:val="Default Paragraph Font"/>
     <w:uiPriority w:val="1"/>
-    <w:semiHidden/>
     <w:unhideWhenUsed/>
   </w:style>
   <w:style w:type="table" w:default="1" w:styleId="TableNormal">
@@ -5949,6 +8710,18 @@
       <w:shd w:val="clear" w:color="auto" w:fill="E1DFDD"/>
     </w:rPr>
   </w:style>
+  <w:style w:type="character" w:styleId="FollowedHyperlink">
+    <w:name w:val="FollowedHyperlink"/>
+    <w:basedOn w:val="DefaultParagraphFont"/>
+    <w:uiPriority w:val="99"/>
+    <w:semiHidden/>
+    <w:unhideWhenUsed/>
+    <w:rsid w:val="00D317FB"/>
+    <w:rPr>
+      <w:color w:val="954F72" w:themeColor="followedHyperlink"/>
+      <w:u w:val="single"/>
+    </w:rPr>
+  </w:style>
 </w:styles>
 </file>
 
@@ -6245,4 +9018,16 @@
     </a:ext>
   </a:extLst>
 </a:theme>
+</file>
+
+<file path=customXml/item1.xml><?xml version="1.0" encoding="utf-8"?>
+<b:Sources xmlns:b="http://schemas.openxmlformats.org/officeDocument/2006/bibliography" xmlns="http://schemas.openxmlformats.org/officeDocument/2006/bibliography" SelectedStyle="\APASixthEditionOfficeOnline.xsl" StyleName="APA" Version="6"/>
+</file>
+
+<file path=customXml/itemProps1.xml><?xml version="1.0" encoding="utf-8"?>
+<ds:datastoreItem xmlns:ds="http://schemas.openxmlformats.org/officeDocument/2006/customXml" ds:itemID="{8FD522F2-D5E9-4B9E-BE6D-A29AE429ABAE}">
+  <ds:schemaRefs>
+    <ds:schemaRef ds:uri="http://schemas.openxmlformats.org/officeDocument/2006/bibliography"/>
+  </ds:schemaRefs>
+</ds:datastoreItem>
 </file>
--- a/report.docx
+++ b/report.docx
@@ -6099,6 +6099,14 @@
       <w:proofErr w:type="spellEnd"/>
       <w:r>
         <w:rPr>
+          <w:rFonts w:cs="B Nazanin" w:hint="cs"/>
+          <w:rtl/>
+          <w:lang w:bidi="fa-IR"/>
+        </w:rPr>
+        <w:t xml:space="preserve"> </w:t>
+      </w:r>
+      <w:r>
+        <w:rPr>
           <w:rFonts w:cs="B Nazanin"/>
           <w:lang w:bidi="fa-IR"/>
         </w:rPr>
@@ -6460,6 +6468,7 @@
     <w:p>
       <w:pPr>
         <w:bidi/>
+        <w:jc w:val="both"/>
         <w:rPr>
           <w:rFonts w:cs="B Nazanin"/>
           <w:lang w:bidi="fa-IR"/>
@@ -6966,6 +6975,7 @@
     <w:p>
       <w:pPr>
         <w:bidi/>
+        <w:jc w:val="both"/>
         <w:rPr>
           <w:rFonts w:cs="B Nazanin"/>
           <w:lang w:bidi="fa-IR"/>

--- a/report.docx
+++ b/report.docx
@@ -6159,10 +6159,10 @@
           <w:noProof/>
         </w:rPr>
         <w:drawing>
-          <wp:inline distT="0" distB="0" distL="0" distR="0" wp14:anchorId="5C9F25DE" wp14:editId="1CF0C287">
-            <wp:extent cx="5943600" cy="1170940"/>
+          <wp:inline distT="0" distB="0" distL="0" distR="0" wp14:anchorId="518715E3" wp14:editId="7D9E3282">
+            <wp:extent cx="5943600" cy="1279525"/>
             <wp:effectExtent l="0" t="0" r="0" b="0"/>
-            <wp:docPr id="1404022049" name="Picture 1"/>
+            <wp:docPr id="115817872" name="Picture 1"/>
             <wp:cNvGraphicFramePr>
               <a:graphicFrameLocks xmlns:a="http://schemas.openxmlformats.org/drawingml/2006/main" noChangeAspect="1"/>
             </wp:cNvGraphicFramePr>
@@ -6170,7 +6170,7 @@
               <a:graphicData uri="http://schemas.openxmlformats.org/drawingml/2006/picture">
                 <pic:pic xmlns:pic="http://schemas.openxmlformats.org/drawingml/2006/picture">
                   <pic:nvPicPr>
-                    <pic:cNvPr id="1404022049" name=""/>
+                    <pic:cNvPr id="115817872" name=""/>
                     <pic:cNvPicPr/>
                   </pic:nvPicPr>
                   <pic:blipFill>
@@ -6182,7 +6182,7 @@
                   <pic:spPr>
                     <a:xfrm>
                       <a:off x="0" y="0"/>
-                      <a:ext cx="5943600" cy="1170940"/>
+                      <a:ext cx="5943600" cy="1279525"/>
                     </a:xfrm>
                     <a:prstGeom prst="rect">
                       <a:avLst/>
@@ -6317,10 +6317,10 @@
           <w:noProof/>
         </w:rPr>
         <w:drawing>
-          <wp:inline distT="0" distB="0" distL="0" distR="0" wp14:anchorId="471B6418" wp14:editId="69ED5FF0">
-            <wp:extent cx="5943600" cy="1657350"/>
+          <wp:inline distT="0" distB="0" distL="0" distR="0" wp14:anchorId="6CAC0F1B" wp14:editId="37D0CEF6">
+            <wp:extent cx="5943600" cy="1856105"/>
             <wp:effectExtent l="0" t="0" r="0" b="0"/>
-            <wp:docPr id="1393322918" name="Picture 1"/>
+            <wp:docPr id="893459346" name="Picture 1"/>
             <wp:cNvGraphicFramePr>
               <a:graphicFrameLocks xmlns:a="http://schemas.openxmlformats.org/drawingml/2006/main" noChangeAspect="1"/>
             </wp:cNvGraphicFramePr>
@@ -6328,7 +6328,7 @@
               <a:graphicData uri="http://schemas.openxmlformats.org/drawingml/2006/picture">
                 <pic:pic xmlns:pic="http://schemas.openxmlformats.org/drawingml/2006/picture">
                   <pic:nvPicPr>
-                    <pic:cNvPr id="1393322918" name=""/>
+                    <pic:cNvPr id="893459346" name=""/>
                     <pic:cNvPicPr/>
                   </pic:nvPicPr>
                   <pic:blipFill>
@@ -6340,7 +6340,7 @@
                   <pic:spPr>
                     <a:xfrm>
                       <a:off x="0" y="0"/>
-                      <a:ext cx="5943600" cy="1657350"/>
+                      <a:ext cx="5943600" cy="1856105"/>
                     </a:xfrm>
                     <a:prstGeom prst="rect">
                       <a:avLst/>
@@ -6368,7 +6368,22 @@
           <w:rtl/>
           <w:lang w:bidi="fa-IR"/>
         </w:rPr>
-        <w:t xml:space="preserve">مشاهده می شود که دقت ما در اینجا به 84 رسیده است در حالی که در </w:t>
+        <w:t xml:space="preserve">مشاهده می شود که دقت ما در اینجا به </w:t>
+      </w:r>
+      <w:r>
+        <w:rPr>
+          <w:rFonts w:cs="B Nazanin"/>
+          <w:lang w:bidi="fa-IR"/>
+        </w:rPr>
+        <w:t>83</w:t>
+      </w:r>
+      <w:r>
+        <w:rPr>
+          <w:rFonts w:cs="B Nazanin" w:hint="cs"/>
+          <w:rtl/>
+          <w:lang w:bidi="fa-IR"/>
+        </w:rPr>
+        <w:t xml:space="preserve"> رسیده است در حالی که در </w:t>
       </w:r>
       <w:hyperlink w:anchor="pic1" w:history="1">
         <w:r>
@@ -6461,8 +6476,2472 @@
           <w:rtl/>
           <w:lang w:bidi="fa-IR"/>
         </w:rPr>
+        <w:t>9)</w:t>
+      </w:r>
+    </w:p>
+    <w:p>
+      <w:pPr>
+        <w:bidi/>
+        <w:jc w:val="both"/>
+        <w:rPr>
+          <w:rFonts w:cs="B Nazanin"/>
+          <w:lang w:bidi="fa-IR"/>
+        </w:rPr>
+      </w:pPr>
+      <w:r>
+        <w:rPr>
+          <w:rFonts w:cs="B Nazanin"/>
+          <w:rtl/>
+        </w:rPr>
+        <w:t>در حالت اول، مدل</w:t>
+      </w:r>
+      <w:r>
+        <w:rPr>
+          <w:rFonts w:cs="B Nazanin"/>
+          <w:lang w:bidi="fa-IR"/>
+        </w:rPr>
+        <w:t xml:space="preserve"> KNN </w:t>
+      </w:r>
+      <w:r>
+        <w:rPr>
+          <w:rFonts w:cs="B Nazanin"/>
+          <w:rtl/>
+        </w:rPr>
+        <w:t>با استفاده از تمامی ویژگی‌های موجود آموزش داده شد. دقت حاصل از این مدل 72</w:t>
+      </w:r>
+      <w:r>
+        <w:rPr>
+          <w:rFonts w:ascii="Arial" w:hAnsi="Arial" w:cs="Arial" w:hint="cs"/>
+          <w:rtl/>
+        </w:rPr>
+        <w:t>٪</w:t>
+      </w:r>
+      <w:r>
+        <w:rPr>
+          <w:rFonts w:cs="B Nazanin"/>
+          <w:rtl/>
+        </w:rPr>
+        <w:t xml:space="preserve"> </w:t>
+      </w:r>
+      <w:r>
+        <w:rPr>
+          <w:rFonts w:cs="B Nazanin" w:hint="cs"/>
+          <w:rtl/>
+        </w:rPr>
+        <w:t>بود</w:t>
+      </w:r>
+      <w:r>
+        <w:rPr>
+          <w:rFonts w:cs="B Nazanin"/>
+          <w:rtl/>
+        </w:rPr>
+        <w:t xml:space="preserve"> </w:t>
+      </w:r>
+      <w:r>
+        <w:rPr>
+          <w:rFonts w:cs="B Nazanin" w:hint="cs"/>
+          <w:rtl/>
+        </w:rPr>
+        <w:t>که</w:t>
+      </w:r>
+      <w:r>
+        <w:rPr>
+          <w:rFonts w:cs="B Nazanin"/>
+          <w:rtl/>
+        </w:rPr>
+        <w:t xml:space="preserve"> </w:t>
+      </w:r>
+      <w:r>
+        <w:rPr>
+          <w:rFonts w:cs="B Nazanin" w:hint="cs"/>
+          <w:rtl/>
+        </w:rPr>
+        <w:t>نشان‌دهنده</w:t>
+      </w:r>
+      <w:r>
+        <w:rPr>
+          <w:rFonts w:cs="B Nazanin"/>
+          <w:rtl/>
+        </w:rPr>
+        <w:t xml:space="preserve"> </w:t>
+      </w:r>
+      <w:r>
+        <w:rPr>
+          <w:rFonts w:cs="B Nazanin" w:hint="cs"/>
+          <w:rtl/>
+        </w:rPr>
+        <w:t>تأثیر</w:t>
+      </w:r>
+      <w:r>
+        <w:rPr>
+          <w:rFonts w:cs="B Nazanin"/>
+          <w:rtl/>
+        </w:rPr>
+        <w:t xml:space="preserve"> </w:t>
+      </w:r>
+      <w:r>
+        <w:rPr>
+          <w:rFonts w:cs="B Nazanin" w:hint="cs"/>
+          <w:rtl/>
+        </w:rPr>
+        <w:t>منفی</w:t>
+      </w:r>
+      <w:r>
+        <w:rPr>
+          <w:rFonts w:cs="B Nazanin"/>
+          <w:rtl/>
+        </w:rPr>
+        <w:t xml:space="preserve"> </w:t>
+      </w:r>
+      <w:r>
+        <w:rPr>
+          <w:rFonts w:cs="B Nazanin" w:hint="cs"/>
+          <w:rtl/>
+        </w:rPr>
+        <w:t>وجود</w:t>
+      </w:r>
+      <w:r>
+        <w:rPr>
+          <w:rFonts w:cs="B Nazanin"/>
+          <w:rtl/>
+        </w:rPr>
+        <w:t xml:space="preserve"> </w:t>
+      </w:r>
+      <w:r>
+        <w:rPr>
+          <w:rFonts w:cs="B Nazanin" w:hint="cs"/>
+          <w:rtl/>
+        </w:rPr>
+        <w:t>ویژگی‌های</w:t>
+      </w:r>
+      <w:r>
+        <w:rPr>
+          <w:rFonts w:cs="B Nazanin"/>
+          <w:rtl/>
+        </w:rPr>
+        <w:t xml:space="preserve"> </w:t>
+      </w:r>
+      <w:r>
+        <w:rPr>
+          <w:rFonts w:cs="B Nazanin" w:hint="cs"/>
+          <w:rtl/>
+        </w:rPr>
+        <w:t>کم‌اهمیت</w:t>
+      </w:r>
+      <w:r>
+        <w:rPr>
+          <w:rFonts w:cs="B Nazanin"/>
+          <w:rtl/>
+        </w:rPr>
+        <w:t xml:space="preserve"> </w:t>
+      </w:r>
+      <w:r>
+        <w:rPr>
+          <w:rFonts w:cs="B Nazanin" w:hint="cs"/>
+          <w:rtl/>
+        </w:rPr>
+        <w:t>یا</w:t>
+      </w:r>
+      <w:r>
+        <w:rPr>
+          <w:rFonts w:cs="B Nazanin"/>
+          <w:rtl/>
+        </w:rPr>
+        <w:t xml:space="preserve"> </w:t>
+      </w:r>
+      <w:r>
+        <w:rPr>
+          <w:rFonts w:cs="B Nazanin" w:hint="cs"/>
+          <w:rtl/>
+        </w:rPr>
+        <w:t>نویزی</w:t>
+      </w:r>
+      <w:r>
+        <w:rPr>
+          <w:rFonts w:cs="B Nazanin"/>
+          <w:rtl/>
+        </w:rPr>
+        <w:t xml:space="preserve"> </w:t>
+      </w:r>
+      <w:r>
+        <w:rPr>
+          <w:rFonts w:cs="B Nazanin" w:hint="cs"/>
+          <w:rtl/>
+        </w:rPr>
+        <w:t>در</w:t>
+      </w:r>
+      <w:r>
+        <w:rPr>
+          <w:rFonts w:cs="B Nazanin"/>
+          <w:rtl/>
+        </w:rPr>
+        <w:t xml:space="preserve"> </w:t>
+      </w:r>
+      <w:r>
+        <w:rPr>
+          <w:rFonts w:cs="B Nazanin" w:hint="cs"/>
+          <w:rtl/>
+        </w:rPr>
+        <w:t>تصمیم‌گیری</w:t>
+      </w:r>
+      <w:r>
+        <w:rPr>
+          <w:rFonts w:cs="B Nazanin"/>
+          <w:rtl/>
+        </w:rPr>
+        <w:t xml:space="preserve"> </w:t>
+      </w:r>
+      <w:r>
+        <w:rPr>
+          <w:rFonts w:cs="B Nazanin" w:hint="cs"/>
+          <w:rtl/>
+        </w:rPr>
+        <w:t>مدل</w:t>
+      </w:r>
+      <w:r>
+        <w:rPr>
+          <w:rFonts w:cs="B Nazanin"/>
+          <w:rtl/>
+        </w:rPr>
+        <w:t xml:space="preserve"> </w:t>
+      </w:r>
+      <w:r>
+        <w:rPr>
+          <w:rFonts w:cs="B Nazanin" w:hint="cs"/>
+          <w:rtl/>
+        </w:rPr>
+        <w:t>است</w:t>
+      </w:r>
+      <w:r>
+        <w:rPr>
+          <w:rFonts w:cs="B Nazanin"/>
+          <w:rtl/>
+        </w:rPr>
+        <w:t xml:space="preserve">. </w:t>
+      </w:r>
+      <w:r>
+        <w:rPr>
+          <w:rFonts w:cs="B Nazanin" w:hint="cs"/>
+          <w:rtl/>
+        </w:rPr>
+        <w:t>در</w:t>
+      </w:r>
+      <w:r>
+        <w:rPr>
+          <w:rFonts w:cs="B Nazanin"/>
+          <w:rtl/>
+        </w:rPr>
+        <w:t xml:space="preserve"> </w:t>
+      </w:r>
+      <w:r>
+        <w:rPr>
+          <w:rFonts w:cs="B Nazanin" w:hint="cs"/>
+          <w:rtl/>
+        </w:rPr>
+        <w:t>این</w:t>
+      </w:r>
+      <w:r>
+        <w:rPr>
+          <w:rFonts w:cs="B Nazanin"/>
+          <w:rtl/>
+        </w:rPr>
+        <w:t xml:space="preserve"> </w:t>
+      </w:r>
+      <w:r>
+        <w:rPr>
+          <w:rFonts w:cs="B Nazanin" w:hint="cs"/>
+          <w:rtl/>
+        </w:rPr>
+        <w:t>حالت،</w:t>
+      </w:r>
+      <w:r>
+        <w:rPr>
+          <w:rFonts w:cs="B Nazanin"/>
+          <w:rtl/>
+        </w:rPr>
+        <w:t xml:space="preserve"> </w:t>
+      </w:r>
+      <w:r>
+        <w:rPr>
+          <w:rFonts w:cs="B Nazanin" w:hint="cs"/>
+          <w:rtl/>
+        </w:rPr>
+        <w:t>تمامی</w:t>
+      </w:r>
+      <w:r>
+        <w:rPr>
+          <w:rFonts w:cs="B Nazanin"/>
+          <w:rtl/>
+        </w:rPr>
+        <w:t xml:space="preserve"> </w:t>
+      </w:r>
+      <w:r>
+        <w:rPr>
+          <w:rFonts w:cs="B Nazanin" w:hint="cs"/>
+          <w:rtl/>
+        </w:rPr>
+        <w:t>ویژگی‌ها</w:t>
+      </w:r>
+      <w:r>
+        <w:rPr>
+          <w:rFonts w:cs="B Nazanin"/>
+          <w:rtl/>
+        </w:rPr>
+        <w:t xml:space="preserve"> </w:t>
+      </w:r>
+      <w:r>
+        <w:rPr>
+          <w:rFonts w:cs="B Nazanin" w:hint="cs"/>
+          <w:rtl/>
+        </w:rPr>
+        <w:t>به‌صورت</w:t>
+      </w:r>
+      <w:r>
+        <w:rPr>
+          <w:rFonts w:cs="B Nazanin"/>
+          <w:rtl/>
+        </w:rPr>
+        <w:t xml:space="preserve"> </w:t>
+      </w:r>
+      <w:r>
+        <w:rPr>
+          <w:rFonts w:cs="B Nazanin" w:hint="cs"/>
+          <w:rtl/>
+        </w:rPr>
+        <w:t>مساوی</w:t>
+      </w:r>
+      <w:r>
+        <w:rPr>
+          <w:rFonts w:cs="B Nazanin"/>
+          <w:rtl/>
+        </w:rPr>
+        <w:t xml:space="preserve"> </w:t>
+      </w:r>
+      <w:r>
+        <w:rPr>
+          <w:rFonts w:cs="B Nazanin" w:hint="cs"/>
+          <w:rtl/>
+        </w:rPr>
+        <w:t>در</w:t>
+      </w:r>
+      <w:r>
+        <w:rPr>
+          <w:rFonts w:cs="B Nazanin"/>
+          <w:rtl/>
+        </w:rPr>
+        <w:t xml:space="preserve"> </w:t>
+      </w:r>
+      <w:r>
+        <w:rPr>
+          <w:rFonts w:cs="B Nazanin" w:hint="cs"/>
+          <w:rtl/>
+        </w:rPr>
+        <w:t>نظر</w:t>
+      </w:r>
+      <w:r>
+        <w:rPr>
+          <w:rFonts w:cs="B Nazanin"/>
+          <w:rtl/>
+        </w:rPr>
+        <w:t xml:space="preserve"> </w:t>
+      </w:r>
+      <w:r>
+        <w:rPr>
+          <w:rFonts w:cs="B Nazanin" w:hint="cs"/>
+          <w:rtl/>
+        </w:rPr>
+        <w:t>گرفته</w:t>
+      </w:r>
+      <w:r>
+        <w:rPr>
+          <w:rFonts w:cs="B Nazanin"/>
+          <w:rtl/>
+        </w:rPr>
+        <w:t xml:space="preserve"> </w:t>
+      </w:r>
+      <w:r>
+        <w:rPr>
+          <w:rFonts w:cs="B Nazanin" w:hint="cs"/>
+          <w:rtl/>
+        </w:rPr>
+        <w:t>شدند،</w:t>
+      </w:r>
+      <w:r>
+        <w:rPr>
+          <w:rFonts w:cs="B Nazanin"/>
+          <w:rtl/>
+        </w:rPr>
+        <w:t xml:space="preserve"> </w:t>
+      </w:r>
+      <w:r>
+        <w:rPr>
+          <w:rFonts w:cs="B Nazanin" w:hint="cs"/>
+          <w:rtl/>
+        </w:rPr>
+        <w:t>بدون</w:t>
+      </w:r>
+      <w:r>
+        <w:rPr>
+          <w:rFonts w:cs="B Nazanin"/>
+          <w:rtl/>
+        </w:rPr>
+        <w:t xml:space="preserve"> </w:t>
+      </w:r>
+      <w:r>
+        <w:rPr>
+          <w:rFonts w:cs="B Nazanin" w:hint="cs"/>
+          <w:rtl/>
+        </w:rPr>
+        <w:t>توجه</w:t>
+      </w:r>
+      <w:r>
+        <w:rPr>
+          <w:rFonts w:cs="B Nazanin"/>
+          <w:rtl/>
+        </w:rPr>
+        <w:t xml:space="preserve"> </w:t>
+      </w:r>
+      <w:r>
+        <w:rPr>
+          <w:rFonts w:cs="B Nazanin" w:hint="cs"/>
+          <w:rtl/>
+        </w:rPr>
+        <w:t>به</w:t>
+      </w:r>
+      <w:r>
+        <w:rPr>
+          <w:rFonts w:cs="B Nazanin"/>
+          <w:rtl/>
+        </w:rPr>
+        <w:t xml:space="preserve"> </w:t>
+      </w:r>
+      <w:r>
+        <w:rPr>
+          <w:rFonts w:cs="B Nazanin" w:hint="cs"/>
+          <w:rtl/>
+        </w:rPr>
+        <w:t>اهمیت</w:t>
+      </w:r>
+      <w:r>
+        <w:rPr>
+          <w:rFonts w:cs="B Nazanin"/>
+          <w:rtl/>
+        </w:rPr>
+        <w:t xml:space="preserve"> </w:t>
+      </w:r>
+      <w:r>
+        <w:rPr>
+          <w:rFonts w:cs="B Nazanin" w:hint="cs"/>
+          <w:rtl/>
+        </w:rPr>
+        <w:t>آن‌ها</w:t>
+      </w:r>
+      <w:r>
+        <w:rPr>
+          <w:rFonts w:cs="B Nazanin"/>
+          <w:rtl/>
+        </w:rPr>
+        <w:t xml:space="preserve"> </w:t>
+      </w:r>
+      <w:r>
+        <w:rPr>
+          <w:rFonts w:cs="B Nazanin" w:hint="cs"/>
+          <w:rtl/>
+        </w:rPr>
+        <w:t>در</w:t>
+      </w:r>
+      <w:r>
+        <w:rPr>
+          <w:rFonts w:cs="B Nazanin"/>
+          <w:rtl/>
+        </w:rPr>
+        <w:t xml:space="preserve"> </w:t>
+      </w:r>
+      <w:r>
+        <w:rPr>
+          <w:rFonts w:cs="B Nazanin" w:hint="cs"/>
+          <w:rtl/>
+        </w:rPr>
+        <w:t>پیش‌بینی</w:t>
+      </w:r>
+      <w:r>
+        <w:rPr>
+          <w:rFonts w:cs="B Nazanin"/>
+          <w:rtl/>
+        </w:rPr>
+        <w:t xml:space="preserve"> </w:t>
+      </w:r>
+      <w:r>
+        <w:rPr>
+          <w:rFonts w:cs="B Nazanin" w:hint="cs"/>
+          <w:rtl/>
+        </w:rPr>
+        <w:t>خروجی</w:t>
+      </w:r>
+      <w:r>
+        <w:rPr>
+          <w:rFonts w:cs="B Nazanin"/>
+          <w:lang w:bidi="fa-IR"/>
+        </w:rPr>
+        <w:t>.</w:t>
+      </w:r>
+    </w:p>
+    <w:p>
+      <w:pPr>
+        <w:bidi/>
+        <w:jc w:val="both"/>
+        <w:rPr>
+          <w:rFonts w:cs="B Nazanin"/>
+          <w:lang w:bidi="fa-IR"/>
+        </w:rPr>
+      </w:pPr>
+      <w:r>
+        <w:rPr>
+          <w:rFonts w:cs="B Nazanin"/>
+          <w:rtl/>
+        </w:rPr>
+        <w:t>در حالت دوم، با استفاده از روش بهینه‌سازی</w:t>
+      </w:r>
+      <w:r>
+        <w:rPr>
+          <w:rFonts w:cs="B Nazanin"/>
+          <w:lang w:bidi="fa-IR"/>
+        </w:rPr>
+        <w:t xml:space="preserve"> (Powell)</w:t>
+      </w:r>
+      <w:r>
+        <w:rPr>
+          <w:rFonts w:cs="B Nazanin"/>
+          <w:rtl/>
+        </w:rPr>
+        <w:t>، وزن‌هایی برای ویژگی‌ها تعیین شد و ویژگی‌هایی با اهمیت پایین، عملاً حذف شدند. مدل</w:t>
+      </w:r>
+      <w:r>
+        <w:rPr>
+          <w:rFonts w:cs="B Nazanin"/>
+          <w:lang w:bidi="fa-IR"/>
+        </w:rPr>
+        <w:t xml:space="preserve"> KNN </w:t>
+      </w:r>
+      <w:r>
+        <w:rPr>
+          <w:rFonts w:cs="B Nazanin"/>
+          <w:rtl/>
+        </w:rPr>
+        <w:t>پس از اعمال این وزن‌ها مجدداً آموزش داده شد و دقت آن به 84</w:t>
+      </w:r>
+      <w:r>
+        <w:rPr>
+          <w:rFonts w:ascii="Arial" w:hAnsi="Arial" w:cs="Arial" w:hint="cs"/>
+          <w:rtl/>
+        </w:rPr>
+        <w:t>٪</w:t>
+      </w:r>
+      <w:r>
+        <w:rPr>
+          <w:rFonts w:cs="B Nazanin"/>
+          <w:rtl/>
+        </w:rPr>
+        <w:t xml:space="preserve"> </w:t>
+      </w:r>
+      <w:r>
+        <w:rPr>
+          <w:rFonts w:cs="B Nazanin" w:hint="cs"/>
+          <w:rtl/>
+        </w:rPr>
+        <w:t>افزایش</w:t>
+      </w:r>
+      <w:r>
+        <w:rPr>
+          <w:rFonts w:cs="B Nazanin"/>
+          <w:rtl/>
+        </w:rPr>
+        <w:t xml:space="preserve"> </w:t>
+      </w:r>
+      <w:r>
+        <w:rPr>
+          <w:rFonts w:cs="B Nazanin" w:hint="cs"/>
+          <w:rtl/>
+        </w:rPr>
+        <w:t>یافت</w:t>
+      </w:r>
+      <w:r>
+        <w:rPr>
+          <w:rFonts w:cs="B Nazanin"/>
+          <w:rtl/>
+        </w:rPr>
+        <w:t xml:space="preserve">. </w:t>
+      </w:r>
+      <w:r>
+        <w:rPr>
+          <w:rFonts w:cs="B Nazanin" w:hint="cs"/>
+          <w:rtl/>
+        </w:rPr>
+        <w:t>این</w:t>
+      </w:r>
+      <w:r>
+        <w:rPr>
+          <w:rFonts w:cs="B Nazanin"/>
+          <w:rtl/>
+        </w:rPr>
+        <w:t xml:space="preserve"> </w:t>
+      </w:r>
+      <w:r>
+        <w:rPr>
+          <w:rFonts w:cs="B Nazanin" w:hint="cs"/>
+          <w:rtl/>
+        </w:rPr>
+        <w:t>بهبود</w:t>
+      </w:r>
+      <w:r>
+        <w:rPr>
+          <w:rFonts w:cs="B Nazanin"/>
+          <w:rtl/>
+        </w:rPr>
+        <w:t xml:space="preserve"> 1</w:t>
+      </w:r>
+      <w:r>
+        <w:rPr>
+          <w:rFonts w:cs="B Nazanin"/>
+        </w:rPr>
+        <w:t>1</w:t>
+      </w:r>
+      <w:r>
+        <w:rPr>
+          <w:rFonts w:cs="B Nazanin"/>
+          <w:rtl/>
+        </w:rPr>
+        <w:t xml:space="preserve"> </w:t>
+      </w:r>
+      <w:r>
+        <w:rPr>
+          <w:rFonts w:cs="B Nazanin" w:hint="cs"/>
+          <w:rtl/>
+        </w:rPr>
+        <w:t>درصدی</w:t>
+      </w:r>
+      <w:r>
+        <w:rPr>
+          <w:rFonts w:cs="B Nazanin"/>
+          <w:rtl/>
+        </w:rPr>
+        <w:t xml:space="preserve"> </w:t>
+      </w:r>
+      <w:r>
+        <w:rPr>
+          <w:rFonts w:cs="B Nazanin" w:hint="cs"/>
+          <w:rtl/>
+        </w:rPr>
+        <w:t>بیانگر</w:t>
+      </w:r>
+      <w:r>
+        <w:rPr>
+          <w:rFonts w:cs="B Nazanin"/>
+          <w:rtl/>
+        </w:rPr>
+        <w:t xml:space="preserve"> </w:t>
+      </w:r>
+      <w:r>
+        <w:rPr>
+          <w:rFonts w:cs="B Nazanin" w:hint="cs"/>
+          <w:rtl/>
+        </w:rPr>
+        <w:t>آن</w:t>
+      </w:r>
+      <w:r>
+        <w:rPr>
+          <w:rFonts w:cs="B Nazanin"/>
+          <w:rtl/>
+        </w:rPr>
+        <w:t xml:space="preserve"> </w:t>
+      </w:r>
+      <w:r>
+        <w:rPr>
+          <w:rFonts w:cs="B Nazanin" w:hint="cs"/>
+          <w:rtl/>
+        </w:rPr>
+        <w:t>است</w:t>
+      </w:r>
+      <w:r>
+        <w:rPr>
+          <w:rFonts w:cs="B Nazanin"/>
+          <w:rtl/>
+        </w:rPr>
+        <w:t xml:space="preserve"> </w:t>
+      </w:r>
+      <w:r>
+        <w:rPr>
+          <w:rFonts w:cs="B Nazanin" w:hint="cs"/>
+          <w:rtl/>
+        </w:rPr>
+        <w:t>که</w:t>
+      </w:r>
+      <w:r>
+        <w:rPr>
+          <w:rFonts w:cs="B Nazanin"/>
+          <w:rtl/>
+        </w:rPr>
+        <w:t xml:space="preserve"> </w:t>
+      </w:r>
+      <w:r>
+        <w:rPr>
+          <w:rFonts w:cs="B Nazanin" w:hint="cs"/>
+          <w:rtl/>
+        </w:rPr>
+        <w:t>وزن‌دهی</w:t>
+      </w:r>
+      <w:r>
+        <w:rPr>
+          <w:rFonts w:cs="B Nazanin"/>
+          <w:rtl/>
+        </w:rPr>
+        <w:t xml:space="preserve"> </w:t>
+      </w:r>
+      <w:r>
+        <w:rPr>
+          <w:rFonts w:cs="B Nazanin" w:hint="cs"/>
+          <w:rtl/>
+        </w:rPr>
+        <w:t>مناسب</w:t>
+      </w:r>
+      <w:r>
+        <w:rPr>
+          <w:rFonts w:cs="B Nazanin"/>
+          <w:rtl/>
+        </w:rPr>
+        <w:t xml:space="preserve"> </w:t>
+      </w:r>
+      <w:r>
+        <w:rPr>
+          <w:rFonts w:cs="B Nazanin" w:hint="cs"/>
+          <w:rtl/>
+        </w:rPr>
+        <w:t>به</w:t>
+      </w:r>
+      <w:r>
+        <w:rPr>
+          <w:rFonts w:cs="B Nazanin"/>
+          <w:rtl/>
+        </w:rPr>
+        <w:t xml:space="preserve"> </w:t>
+      </w:r>
+      <w:r>
+        <w:rPr>
+          <w:rFonts w:cs="B Nazanin" w:hint="cs"/>
+          <w:rtl/>
+        </w:rPr>
+        <w:t>ویژگی‌ها</w:t>
+      </w:r>
+      <w:r>
+        <w:rPr>
+          <w:rFonts w:cs="B Nazanin"/>
+          <w:rtl/>
+        </w:rPr>
+        <w:t xml:space="preserve"> </w:t>
+      </w:r>
+      <w:r>
+        <w:rPr>
+          <w:rFonts w:cs="B Nazanin" w:hint="cs"/>
+          <w:rtl/>
+        </w:rPr>
+        <w:t>نه</w:t>
+      </w:r>
+      <w:r>
+        <w:rPr>
+          <w:rFonts w:cs="B Nazanin"/>
+          <w:rtl/>
+        </w:rPr>
+        <w:t xml:space="preserve"> </w:t>
+      </w:r>
+      <w:r>
+        <w:rPr>
+          <w:rFonts w:cs="B Nazanin" w:hint="cs"/>
+          <w:rtl/>
+        </w:rPr>
+        <w:t>تنها</w:t>
+      </w:r>
+      <w:r>
+        <w:rPr>
+          <w:rFonts w:cs="B Nazanin"/>
+          <w:rtl/>
+        </w:rPr>
+        <w:t xml:space="preserve"> </w:t>
+      </w:r>
+      <w:r>
+        <w:rPr>
+          <w:rFonts w:cs="B Nazanin" w:hint="cs"/>
+          <w:rtl/>
+        </w:rPr>
+        <w:t>عملکرد</w:t>
+      </w:r>
+      <w:r>
+        <w:rPr>
+          <w:rFonts w:cs="B Nazanin"/>
+          <w:rtl/>
+        </w:rPr>
+        <w:t xml:space="preserve"> </w:t>
+      </w:r>
+      <w:r>
+        <w:rPr>
+          <w:rFonts w:cs="B Nazanin" w:hint="cs"/>
+          <w:rtl/>
+        </w:rPr>
+        <w:t>مدل</w:t>
+      </w:r>
+      <w:r>
+        <w:rPr>
+          <w:rFonts w:cs="B Nazanin"/>
+          <w:rtl/>
+        </w:rPr>
+        <w:t xml:space="preserve"> </w:t>
+      </w:r>
+      <w:r>
+        <w:rPr>
+          <w:rFonts w:cs="B Nazanin" w:hint="cs"/>
+          <w:rtl/>
+        </w:rPr>
+        <w:t>را</w:t>
+      </w:r>
+      <w:r>
+        <w:rPr>
+          <w:rFonts w:cs="B Nazanin"/>
+          <w:rtl/>
+        </w:rPr>
+        <w:t xml:space="preserve"> </w:t>
+      </w:r>
+      <w:r>
+        <w:rPr>
+          <w:rFonts w:cs="B Nazanin" w:hint="cs"/>
+          <w:rtl/>
+        </w:rPr>
+        <w:t>بهبود</w:t>
+      </w:r>
+      <w:r>
+        <w:rPr>
+          <w:rFonts w:cs="B Nazanin"/>
+          <w:rtl/>
+        </w:rPr>
+        <w:t xml:space="preserve"> </w:t>
+      </w:r>
+      <w:r>
+        <w:rPr>
+          <w:rFonts w:cs="B Nazanin" w:hint="cs"/>
+          <w:rtl/>
+        </w:rPr>
+        <w:t>می‌دهد،</w:t>
+      </w:r>
+      <w:r>
+        <w:rPr>
+          <w:rFonts w:cs="B Nazanin"/>
+          <w:rtl/>
+        </w:rPr>
+        <w:t xml:space="preserve"> </w:t>
+      </w:r>
+      <w:r>
+        <w:rPr>
+          <w:rFonts w:cs="B Nazanin" w:hint="cs"/>
+          <w:rtl/>
+        </w:rPr>
+        <w:t>بلکه</w:t>
+      </w:r>
+      <w:r>
+        <w:rPr>
+          <w:rFonts w:cs="B Nazanin"/>
+          <w:rtl/>
+        </w:rPr>
+        <w:t xml:space="preserve"> </w:t>
+      </w:r>
+      <w:r>
+        <w:rPr>
+          <w:rFonts w:cs="B Nazanin" w:hint="cs"/>
+          <w:rtl/>
+        </w:rPr>
+        <w:t>اثر</w:t>
+      </w:r>
+      <w:r>
+        <w:rPr>
+          <w:rFonts w:cs="B Nazanin"/>
+          <w:rtl/>
+        </w:rPr>
+        <w:t xml:space="preserve"> </w:t>
+      </w:r>
+      <w:r>
+        <w:rPr>
+          <w:rFonts w:cs="B Nazanin" w:hint="cs"/>
+          <w:rtl/>
+        </w:rPr>
+        <w:t>منفی</w:t>
+      </w:r>
+      <w:r>
+        <w:rPr>
+          <w:rFonts w:cs="B Nazanin"/>
+          <w:rtl/>
+        </w:rPr>
+        <w:t xml:space="preserve"> </w:t>
+      </w:r>
+      <w:r>
+        <w:rPr>
+          <w:rFonts w:cs="B Nazanin" w:hint="cs"/>
+          <w:rtl/>
+        </w:rPr>
+        <w:t>نفرین</w:t>
+      </w:r>
+      <w:r>
+        <w:rPr>
+          <w:rFonts w:cs="B Nazanin"/>
+          <w:rtl/>
+        </w:rPr>
+        <w:t xml:space="preserve"> </w:t>
+      </w:r>
+      <w:r>
+        <w:rPr>
+          <w:rFonts w:cs="B Nazanin" w:hint="cs"/>
+          <w:rtl/>
+        </w:rPr>
+        <w:t>ابعاد</w:t>
+      </w:r>
+      <w:r>
+        <w:rPr>
+          <w:rFonts w:cs="B Nazanin"/>
+          <w:rtl/>
+        </w:rPr>
+        <w:t xml:space="preserve"> </w:t>
+      </w:r>
+      <w:r>
+        <w:rPr>
+          <w:rFonts w:cs="B Nazanin" w:hint="cs"/>
+          <w:rtl/>
+        </w:rPr>
+        <w:t>را</w:t>
+      </w:r>
+      <w:r>
+        <w:rPr>
+          <w:rFonts w:cs="B Nazanin"/>
+          <w:rtl/>
+        </w:rPr>
+        <w:t xml:space="preserve"> </w:t>
+      </w:r>
+      <w:r>
+        <w:rPr>
+          <w:rFonts w:cs="B Nazanin" w:hint="cs"/>
+          <w:rtl/>
+        </w:rPr>
+        <w:t>نیز</w:t>
+      </w:r>
+      <w:r>
+        <w:rPr>
+          <w:rFonts w:cs="B Nazanin"/>
+          <w:rtl/>
+        </w:rPr>
+        <w:t xml:space="preserve"> </w:t>
+      </w:r>
+      <w:r>
+        <w:rPr>
+          <w:rFonts w:cs="B Nazanin" w:hint="cs"/>
+          <w:rtl/>
+        </w:rPr>
+        <w:t>کاهش</w:t>
+      </w:r>
+      <w:r>
+        <w:rPr>
+          <w:rFonts w:cs="B Nazanin"/>
+          <w:rtl/>
+        </w:rPr>
+        <w:t xml:space="preserve"> </w:t>
+      </w:r>
+      <w:r>
+        <w:rPr>
+          <w:rFonts w:cs="B Nazanin" w:hint="cs"/>
+          <w:rtl/>
+        </w:rPr>
+        <w:t>می‌دهد</w:t>
+      </w:r>
+      <w:r>
+        <w:rPr>
+          <w:rFonts w:cs="B Nazanin"/>
+          <w:rtl/>
+        </w:rPr>
+        <w:t xml:space="preserve">. </w:t>
+      </w:r>
+      <w:r>
+        <w:rPr>
+          <w:rFonts w:cs="B Nazanin" w:hint="cs"/>
+          <w:rtl/>
+        </w:rPr>
+        <w:t>بنابراین،</w:t>
+      </w:r>
+      <w:r>
+        <w:rPr>
+          <w:rFonts w:cs="B Nazanin"/>
+          <w:rtl/>
+        </w:rPr>
+        <w:t xml:space="preserve"> </w:t>
+      </w:r>
+      <w:r>
+        <w:rPr>
+          <w:rFonts w:cs="B Nazanin" w:hint="cs"/>
+          <w:rtl/>
+        </w:rPr>
+        <w:t>استفاده</w:t>
+      </w:r>
+      <w:r>
+        <w:rPr>
+          <w:rFonts w:cs="B Nazanin"/>
+          <w:rtl/>
+        </w:rPr>
+        <w:t xml:space="preserve"> </w:t>
+      </w:r>
+      <w:r>
+        <w:rPr>
+          <w:rFonts w:cs="B Nazanin" w:hint="cs"/>
+          <w:rtl/>
+        </w:rPr>
+        <w:t>از</w:t>
+      </w:r>
+      <w:r>
+        <w:rPr>
+          <w:rFonts w:cs="B Nazanin"/>
+          <w:rtl/>
+        </w:rPr>
+        <w:t xml:space="preserve"> </w:t>
+      </w:r>
+      <w:r>
+        <w:rPr>
+          <w:rFonts w:cs="B Nazanin" w:hint="cs"/>
+          <w:rtl/>
+        </w:rPr>
+        <w:t>ویژگی‌های</w:t>
+      </w:r>
+      <w:r>
+        <w:rPr>
+          <w:rFonts w:cs="B Nazanin"/>
+          <w:rtl/>
+        </w:rPr>
+        <w:t xml:space="preserve"> </w:t>
+      </w:r>
+      <w:r>
+        <w:rPr>
+          <w:rFonts w:cs="B Nazanin" w:hint="cs"/>
+          <w:rtl/>
+        </w:rPr>
+        <w:t>بهینه‌شده</w:t>
+      </w:r>
+      <w:r>
+        <w:rPr>
+          <w:rFonts w:cs="B Nazanin"/>
+          <w:rtl/>
+        </w:rPr>
+        <w:t xml:space="preserve"> </w:t>
+      </w:r>
+      <w:r>
+        <w:rPr>
+          <w:rFonts w:cs="B Nazanin" w:hint="cs"/>
+          <w:rtl/>
+        </w:rPr>
+        <w:t>نتیجه</w:t>
+      </w:r>
+      <w:r>
+        <w:rPr>
+          <w:rFonts w:cs="B Nazanin"/>
+          <w:rtl/>
+        </w:rPr>
+        <w:t xml:space="preserve"> </w:t>
+      </w:r>
+      <w:r>
+        <w:rPr>
+          <w:rFonts w:cs="B Nazanin" w:hint="cs"/>
+          <w:rtl/>
+        </w:rPr>
+        <w:t>بهتری</w:t>
+      </w:r>
+      <w:r>
+        <w:rPr>
+          <w:rFonts w:cs="B Nazanin"/>
+          <w:rtl/>
+        </w:rPr>
+        <w:t xml:space="preserve"> </w:t>
+      </w:r>
+      <w:r>
+        <w:rPr>
+          <w:rFonts w:cs="B Nazanin" w:hint="cs"/>
+          <w:rtl/>
+        </w:rPr>
+        <w:t>نسبت</w:t>
+      </w:r>
+      <w:r>
+        <w:rPr>
+          <w:rFonts w:cs="B Nazanin"/>
+          <w:rtl/>
+        </w:rPr>
+        <w:t xml:space="preserve"> </w:t>
+      </w:r>
+      <w:r>
+        <w:rPr>
+          <w:rFonts w:cs="B Nazanin" w:hint="cs"/>
+          <w:rtl/>
+        </w:rPr>
+        <w:t>به</w:t>
+      </w:r>
+      <w:r>
+        <w:rPr>
+          <w:rFonts w:cs="B Nazanin"/>
+          <w:rtl/>
+        </w:rPr>
+        <w:t xml:space="preserve"> </w:t>
+      </w:r>
+      <w:r>
+        <w:rPr>
+          <w:rFonts w:cs="B Nazanin" w:hint="cs"/>
+          <w:rtl/>
+        </w:rPr>
+        <w:t>استفاده</w:t>
+      </w:r>
+      <w:r>
+        <w:rPr>
+          <w:rFonts w:cs="B Nazanin"/>
+          <w:rtl/>
+        </w:rPr>
+        <w:t xml:space="preserve"> </w:t>
+      </w:r>
+      <w:r>
+        <w:rPr>
+          <w:rFonts w:cs="B Nazanin" w:hint="cs"/>
+          <w:rtl/>
+        </w:rPr>
+        <w:t>از</w:t>
+      </w:r>
+      <w:r>
+        <w:rPr>
+          <w:rFonts w:cs="B Nazanin"/>
+          <w:rtl/>
+        </w:rPr>
+        <w:t xml:space="preserve"> </w:t>
+      </w:r>
+      <w:r>
+        <w:rPr>
+          <w:rFonts w:cs="B Nazanin" w:hint="cs"/>
+          <w:rtl/>
+        </w:rPr>
+        <w:t>تمام</w:t>
+      </w:r>
+      <w:r>
+        <w:rPr>
+          <w:rFonts w:cs="B Nazanin"/>
+          <w:rtl/>
+        </w:rPr>
+        <w:t xml:space="preserve"> </w:t>
+      </w:r>
+      <w:r>
+        <w:rPr>
+          <w:rFonts w:cs="B Nazanin" w:hint="cs"/>
+          <w:rtl/>
+        </w:rPr>
+        <w:t>ویژگی‌ها</w:t>
+      </w:r>
+      <w:r>
+        <w:rPr>
+          <w:rFonts w:cs="B Nazanin"/>
+          <w:rtl/>
+        </w:rPr>
+        <w:t xml:space="preserve"> </w:t>
+      </w:r>
+      <w:r>
+        <w:rPr>
+          <w:rFonts w:cs="B Nazanin" w:hint="cs"/>
+          <w:rtl/>
+        </w:rPr>
+        <w:t>به</w:t>
+      </w:r>
+      <w:r>
+        <w:rPr>
+          <w:rFonts w:cs="B Nazanin"/>
+          <w:rtl/>
+        </w:rPr>
+        <w:t xml:space="preserve"> </w:t>
+      </w:r>
+      <w:r>
+        <w:rPr>
+          <w:rFonts w:cs="B Nazanin" w:hint="cs"/>
+          <w:rtl/>
+        </w:rPr>
+        <w:t>همراه</w:t>
+      </w:r>
+      <w:r>
+        <w:rPr>
+          <w:rFonts w:cs="B Nazanin"/>
+          <w:rtl/>
+        </w:rPr>
+        <w:t xml:space="preserve"> </w:t>
+      </w:r>
+      <w:r>
+        <w:rPr>
+          <w:rFonts w:cs="B Nazanin" w:hint="cs"/>
+          <w:rtl/>
+        </w:rPr>
+        <w:t>دارد</w:t>
+      </w:r>
+      <w:r>
+        <w:rPr>
+          <w:rFonts w:cs="B Nazanin"/>
+          <w:lang w:bidi="fa-IR"/>
+        </w:rPr>
+        <w:t>.</w:t>
+      </w:r>
+    </w:p>
+    <w:p>
+      <w:pPr>
+        <w:bidi/>
+        <w:rPr>
+          <w:rFonts w:cs="B Nazanin" w:hint="cs"/>
+          <w:rtl/>
+          <w:lang w:bidi="fa-IR"/>
+        </w:rPr>
+      </w:pPr>
+      <w:r>
+        <w:rPr>
+          <w:noProof/>
+        </w:rPr>
+        <w:drawing>
+          <wp:inline distT="0" distB="0" distL="0" distR="0" wp14:anchorId="5354A4C9" wp14:editId="0ACEB2FE">
+            <wp:extent cx="5943600" cy="1790065"/>
+            <wp:effectExtent l="0" t="0" r="0" b="635"/>
+            <wp:docPr id="1534551235" name="Picture 1"/>
+            <wp:cNvGraphicFramePr>
+              <a:graphicFrameLocks xmlns:a="http://schemas.openxmlformats.org/drawingml/2006/main" noChangeAspect="1"/>
+            </wp:cNvGraphicFramePr>
+            <a:graphic xmlns:a="http://schemas.openxmlformats.org/drawingml/2006/main">
+              <a:graphicData uri="http://schemas.openxmlformats.org/drawingml/2006/picture">
+                <pic:pic xmlns:pic="http://schemas.openxmlformats.org/drawingml/2006/picture">
+                  <pic:nvPicPr>
+                    <pic:cNvPr id="1534551235" name=""/>
+                    <pic:cNvPicPr/>
+                  </pic:nvPicPr>
+                  <pic:blipFill>
+                    <a:blip r:embed="rId58"/>
+                    <a:stretch>
+                      <a:fillRect/>
+                    </a:stretch>
+                  </pic:blipFill>
+                  <pic:spPr>
+                    <a:xfrm>
+                      <a:off x="0" y="0"/>
+                      <a:ext cx="5943600" cy="1790065"/>
+                    </a:xfrm>
+                    <a:prstGeom prst="rect">
+                      <a:avLst/>
+                    </a:prstGeom>
+                  </pic:spPr>
+                </pic:pic>
+              </a:graphicData>
+            </a:graphic>
+          </wp:inline>
+        </w:drawing>
+      </w:r>
+    </w:p>
+    <w:p>
+      <w:pPr>
+        <w:bidi/>
+        <w:rPr>
+          <w:rFonts w:cs="B Nazanin" w:hint="cs"/>
+          <w:lang w:bidi="fa-IR"/>
+        </w:rPr>
+      </w:pPr>
+    </w:p>
+    <w:p>
+      <w:pPr>
+        <w:bidi/>
+        <w:rPr>
+          <w:rFonts w:cs="B Nazanin"/>
+          <w:lang w:bidi="fa-IR"/>
+        </w:rPr>
+      </w:pPr>
+    </w:p>
+    <w:p>
+      <w:pPr>
+        <w:bidi/>
+        <w:rPr>
+          <w:rFonts w:cs="B Nazanin"/>
+          <w:lang w:bidi="fa-IR"/>
+        </w:rPr>
+      </w:pPr>
+    </w:p>
+    <w:p>
+      <w:pPr>
+        <w:bidi/>
+        <w:rPr>
+          <w:rFonts w:cs="B Nazanin"/>
+          <w:lang w:bidi="fa-IR"/>
+        </w:rPr>
+      </w:pPr>
+    </w:p>
+    <w:p>
+      <w:pPr>
+        <w:bidi/>
+        <w:rPr>
+          <w:rFonts w:cs="B Nazanin"/>
+          <w:lang w:bidi="fa-IR"/>
+        </w:rPr>
+      </w:pPr>
+    </w:p>
+    <w:p>
+      <w:pPr>
+        <w:bidi/>
+        <w:rPr>
+          <w:rFonts w:cs="B Nazanin"/>
+          <w:lang w:bidi="fa-IR"/>
+        </w:rPr>
+      </w:pPr>
+    </w:p>
+    <w:p>
+      <w:pPr>
+        <w:bidi/>
+        <w:rPr>
+          <w:rFonts w:cs="B Nazanin"/>
+          <w:lang w:bidi="fa-IR"/>
+        </w:rPr>
+      </w:pPr>
+    </w:p>
+    <w:p>
+      <w:pPr>
+        <w:bidi/>
+        <w:rPr>
+          <w:rFonts w:cs="B Nazanin"/>
+          <w:lang w:bidi="fa-IR"/>
+        </w:rPr>
+      </w:pPr>
+    </w:p>
+    <w:p>
+      <w:pPr>
+        <w:bidi/>
+        <w:rPr>
+          <w:rFonts w:cs="B Nazanin"/>
+          <w:lang w:bidi="fa-IR"/>
+        </w:rPr>
+      </w:pPr>
+    </w:p>
+    <w:p>
+      <w:pPr>
+        <w:bidi/>
+        <w:rPr>
+          <w:rFonts w:cs="B Nazanin"/>
+          <w:lang w:bidi="fa-IR"/>
+        </w:rPr>
+      </w:pPr>
+    </w:p>
+    <w:p>
+      <w:pPr>
+        <w:bidi/>
+        <w:rPr>
+          <w:rFonts w:cs="B Nazanin"/>
+          <w:lang w:bidi="fa-IR"/>
+        </w:rPr>
+      </w:pPr>
+    </w:p>
+    <w:p>
+      <w:pPr>
+        <w:bidi/>
+        <w:rPr>
+          <w:rFonts w:cs="B Nazanin"/>
+          <w:rtl/>
+          <w:lang w:bidi="fa-IR"/>
+        </w:rPr>
+      </w:pPr>
+      <w:r>
+        <w:rPr>
+          <w:rFonts w:cs="B Nazanin" w:hint="cs"/>
+          <w:rtl/>
+          <w:lang w:bidi="fa-IR"/>
+        </w:rPr>
         <w:lastRenderedPageBreak/>
-        <w:t>9)</w:t>
+        <w:t>سوال 3)</w:t>
+      </w:r>
+    </w:p>
+    <w:p>
+      <w:pPr>
+        <w:bidi/>
+        <w:rPr>
+          <w:rFonts w:cs="B Nazanin"/>
+          <w:rtl/>
+          <w:lang w:bidi="fa-IR"/>
+        </w:rPr>
+      </w:pPr>
+      <w:r>
+        <w:rPr>
+          <w:rFonts w:cs="B Nazanin" w:hint="cs"/>
+          <w:rtl/>
+          <w:lang w:bidi="fa-IR"/>
+        </w:rPr>
+        <w:t xml:space="preserve">ابتدا کتابخانه های مورد نیاز و دیتاست رو لو می کنیم </w:t>
+      </w:r>
+    </w:p>
+    <w:p>
+      <w:pPr>
+        <w:bidi/>
+        <w:rPr>
+          <w:rFonts w:cs="B Nazanin" w:hint="cs"/>
+          <w:rtl/>
+          <w:lang w:bidi="fa-IR"/>
+        </w:rPr>
+      </w:pPr>
+      <w:r>
+        <w:rPr>
+          <w:noProof/>
+        </w:rPr>
+        <w:drawing>
+          <wp:inline distT="0" distB="0" distL="0" distR="0" wp14:anchorId="0E44214A" wp14:editId="6C575B00">
+            <wp:extent cx="5943600" cy="2122805"/>
+            <wp:effectExtent l="0" t="0" r="0" b="0"/>
+            <wp:docPr id="1241239603" name="Picture 1"/>
+            <wp:cNvGraphicFramePr>
+              <a:graphicFrameLocks xmlns:a="http://schemas.openxmlformats.org/drawingml/2006/main" noChangeAspect="1"/>
+            </wp:cNvGraphicFramePr>
+            <a:graphic xmlns:a="http://schemas.openxmlformats.org/drawingml/2006/main">
+              <a:graphicData uri="http://schemas.openxmlformats.org/drawingml/2006/picture">
+                <pic:pic xmlns:pic="http://schemas.openxmlformats.org/drawingml/2006/picture">
+                  <pic:nvPicPr>
+                    <pic:cNvPr id="1241239603" name=""/>
+                    <pic:cNvPicPr/>
+                  </pic:nvPicPr>
+                  <pic:blipFill>
+                    <a:blip r:embed="rId59"/>
+                    <a:stretch>
+                      <a:fillRect/>
+                    </a:stretch>
+                  </pic:blipFill>
+                  <pic:spPr>
+                    <a:xfrm>
+                      <a:off x="0" y="0"/>
+                      <a:ext cx="5943600" cy="2122805"/>
+                    </a:xfrm>
+                    <a:prstGeom prst="rect">
+                      <a:avLst/>
+                    </a:prstGeom>
+                  </pic:spPr>
+                </pic:pic>
+              </a:graphicData>
+            </a:graphic>
+          </wp:inline>
+        </w:drawing>
+      </w:r>
+    </w:p>
+    <w:p>
+      <w:pPr>
+        <w:bidi/>
+        <w:rPr>
+          <w:rFonts w:cs="B Nazanin" w:hint="cs"/>
+          <w:rtl/>
+          <w:lang w:bidi="fa-IR"/>
+        </w:rPr>
+      </w:pPr>
+    </w:p>
+    <w:p>
+      <w:pPr>
+        <w:bidi/>
+        <w:rPr>
+          <w:rFonts w:cs="B Nazanin"/>
+          <w:rtl/>
+          <w:lang w:bidi="fa-IR"/>
+        </w:rPr>
+      </w:pPr>
+      <w:r>
+        <w:rPr>
+          <w:rFonts w:cs="B Nazanin" w:hint="cs"/>
+          <w:rtl/>
+          <w:lang w:bidi="fa-IR"/>
+        </w:rPr>
+        <w:t xml:space="preserve">1) این دیتاست شامل </w:t>
+      </w:r>
+      <w:r>
+        <w:rPr>
+          <w:rFonts w:cs="B Nazanin"/>
+          <w:lang w:bidi="fa-IR"/>
+        </w:rPr>
+        <w:t>1797</w:t>
+      </w:r>
+      <w:r>
+        <w:rPr>
+          <w:rFonts w:cs="B Nazanin" w:hint="cs"/>
+          <w:rtl/>
+          <w:lang w:bidi="fa-IR"/>
+        </w:rPr>
+        <w:t xml:space="preserve"> عکس 64 پیکسلی یک ماتریس 8 در 8 که هر کدوم نشان دهنده مقدار اون </w:t>
+      </w:r>
+      <w:r>
+        <w:rPr>
+          <w:rFonts w:cs="B Nazanin" w:hint="cs"/>
+          <w:b/>
+          <w:bCs/>
+          <w:rtl/>
+          <w:lang w:bidi="fa-IR"/>
+        </w:rPr>
+        <w:t>پیکسل</w:t>
+      </w:r>
+      <w:r>
+        <w:rPr>
+          <w:rFonts w:cs="B Nazanin" w:hint="cs"/>
+          <w:rtl/>
+          <w:lang w:bidi="fa-IR"/>
+        </w:rPr>
+        <w:t xml:space="preserve"> به صورت </w:t>
+      </w:r>
+      <w:r>
+        <w:rPr>
+          <w:rFonts w:cs="B Nazanin"/>
+          <w:lang w:bidi="fa-IR"/>
+        </w:rPr>
+        <w:t>grayscale</w:t>
+      </w:r>
+      <w:r>
+        <w:rPr>
+          <w:rFonts w:cs="B Nazanin" w:hint="cs"/>
+          <w:rtl/>
+          <w:lang w:bidi="fa-IR"/>
+        </w:rPr>
+        <w:t xml:space="preserve"> است.</w:t>
+      </w:r>
+    </w:p>
+    <w:p>
+      <w:pPr>
+        <w:bidi/>
+        <w:rPr>
+          <w:rFonts w:cs="B Nazanin"/>
+          <w:rtl/>
+          <w:lang w:bidi="fa-IR"/>
+        </w:rPr>
+      </w:pPr>
+      <w:r>
+        <w:rPr>
+          <w:noProof/>
+        </w:rPr>
+        <w:drawing>
+          <wp:inline distT="0" distB="0" distL="0" distR="0" wp14:anchorId="5D5F158E" wp14:editId="0BA4B983">
+            <wp:extent cx="5943600" cy="914400"/>
+            <wp:effectExtent l="0" t="0" r="0" b="0"/>
+            <wp:docPr id="983630761" name="Picture 1"/>
+            <wp:cNvGraphicFramePr>
+              <a:graphicFrameLocks xmlns:a="http://schemas.openxmlformats.org/drawingml/2006/main" noChangeAspect="1"/>
+            </wp:cNvGraphicFramePr>
+            <a:graphic xmlns:a="http://schemas.openxmlformats.org/drawingml/2006/main">
+              <a:graphicData uri="http://schemas.openxmlformats.org/drawingml/2006/picture">
+                <pic:pic xmlns:pic="http://schemas.openxmlformats.org/drawingml/2006/picture">
+                  <pic:nvPicPr>
+                    <pic:cNvPr id="983630761" name=""/>
+                    <pic:cNvPicPr/>
+                  </pic:nvPicPr>
+                  <pic:blipFill>
+                    <a:blip r:embed="rId60"/>
+                    <a:stretch>
+                      <a:fillRect/>
+                    </a:stretch>
+                  </pic:blipFill>
+                  <pic:spPr>
+                    <a:xfrm>
+                      <a:off x="0" y="0"/>
+                      <a:ext cx="5943600" cy="914400"/>
+                    </a:xfrm>
+                    <a:prstGeom prst="rect">
+                      <a:avLst/>
+                    </a:prstGeom>
+                  </pic:spPr>
+                </pic:pic>
+              </a:graphicData>
+            </a:graphic>
+          </wp:inline>
+        </w:drawing>
+      </w:r>
+    </w:p>
+    <w:p>
+      <w:pPr>
+        <w:bidi/>
+        <w:rPr>
+          <w:rFonts w:cs="B Nazanin"/>
+          <w:rtl/>
+          <w:lang w:bidi="fa-IR"/>
+        </w:rPr>
+      </w:pPr>
+      <w:r>
+        <w:rPr>
+          <w:rFonts w:cs="B Nazanin" w:hint="cs"/>
+          <w:rtl/>
+          <w:lang w:bidi="fa-IR"/>
+        </w:rPr>
+        <w:t>کد زیر نشان دهنده تصویر اول و لیبل آن است.</w:t>
+      </w:r>
+    </w:p>
+    <w:p>
+      <w:pPr>
+        <w:bidi/>
+        <w:jc w:val="center"/>
+        <w:rPr>
+          <w:rFonts w:cs="B Nazanin"/>
+          <w:rtl/>
+          <w:lang w:bidi="fa-IR"/>
+        </w:rPr>
+      </w:pPr>
+      <w:r>
+        <w:rPr>
+          <w:noProof/>
+        </w:rPr>
+        <w:drawing>
+          <wp:inline distT="0" distB="0" distL="0" distR="0" wp14:anchorId="25968FE3" wp14:editId="1C1AC16C">
+            <wp:extent cx="5114925" cy="2600325"/>
+            <wp:effectExtent l="0" t="0" r="9525" b="9525"/>
+            <wp:docPr id="1367122582" name="Picture 1"/>
+            <wp:cNvGraphicFramePr>
+              <a:graphicFrameLocks xmlns:a="http://schemas.openxmlformats.org/drawingml/2006/main" noChangeAspect="1"/>
+            </wp:cNvGraphicFramePr>
+            <a:graphic xmlns:a="http://schemas.openxmlformats.org/drawingml/2006/main">
+              <a:graphicData uri="http://schemas.openxmlformats.org/drawingml/2006/picture">
+                <pic:pic xmlns:pic="http://schemas.openxmlformats.org/drawingml/2006/picture">
+                  <pic:nvPicPr>
+                    <pic:cNvPr id="1367122582" name=""/>
+                    <pic:cNvPicPr/>
+                  </pic:nvPicPr>
+                  <pic:blipFill>
+                    <a:blip r:embed="rId61"/>
+                    <a:stretch>
+                      <a:fillRect/>
+                    </a:stretch>
+                  </pic:blipFill>
+                  <pic:spPr>
+                    <a:xfrm>
+                      <a:off x="0" y="0"/>
+                      <a:ext cx="5114925" cy="2600325"/>
+                    </a:xfrm>
+                    <a:prstGeom prst="rect">
+                      <a:avLst/>
+                    </a:prstGeom>
+                  </pic:spPr>
+                </pic:pic>
+              </a:graphicData>
+            </a:graphic>
+          </wp:inline>
+        </w:drawing>
+      </w:r>
+    </w:p>
+    <w:p>
+      <w:pPr>
+        <w:bidi/>
+        <w:rPr>
+          <w:rFonts w:cs="B Nazanin"/>
+          <w:rtl/>
+          <w:lang w:bidi="fa-IR"/>
+        </w:rPr>
+      </w:pPr>
+      <w:r>
+        <w:rPr>
+          <w:rFonts w:cs="B Nazanin" w:hint="cs"/>
+          <w:rtl/>
+          <w:lang w:bidi="fa-IR"/>
+        </w:rPr>
+        <w:lastRenderedPageBreak/>
+        <w:t>و کد زیر نشان دهنده 10 تصویر و لیبل آن است.</w:t>
+      </w:r>
+    </w:p>
+    <w:p>
+      <w:pPr>
+        <w:bidi/>
+        <w:rPr>
+          <w:rFonts w:cs="B Nazanin"/>
+          <w:rtl/>
+          <w:lang w:bidi="fa-IR"/>
+        </w:rPr>
+      </w:pPr>
+      <w:r>
+        <w:rPr>
+          <w:noProof/>
+        </w:rPr>
+        <w:drawing>
+          <wp:inline distT="0" distB="0" distL="0" distR="0" wp14:anchorId="2B155F2C" wp14:editId="70AECD63">
+            <wp:extent cx="5943600" cy="2064385"/>
+            <wp:effectExtent l="0" t="0" r="0" b="0"/>
+            <wp:docPr id="70216204" name="Picture 1"/>
+            <wp:cNvGraphicFramePr>
+              <a:graphicFrameLocks xmlns:a="http://schemas.openxmlformats.org/drawingml/2006/main" noChangeAspect="1"/>
+            </wp:cNvGraphicFramePr>
+            <a:graphic xmlns:a="http://schemas.openxmlformats.org/drawingml/2006/main">
+              <a:graphicData uri="http://schemas.openxmlformats.org/drawingml/2006/picture">
+                <pic:pic xmlns:pic="http://schemas.openxmlformats.org/drawingml/2006/picture">
+                  <pic:nvPicPr>
+                    <pic:cNvPr id="70216204" name=""/>
+                    <pic:cNvPicPr/>
+                  </pic:nvPicPr>
+                  <pic:blipFill>
+                    <a:blip r:embed="rId62"/>
+                    <a:stretch>
+                      <a:fillRect/>
+                    </a:stretch>
+                  </pic:blipFill>
+                  <pic:spPr>
+                    <a:xfrm>
+                      <a:off x="0" y="0"/>
+                      <a:ext cx="5943600" cy="2064385"/>
+                    </a:xfrm>
+                    <a:prstGeom prst="rect">
+                      <a:avLst/>
+                    </a:prstGeom>
+                  </pic:spPr>
+                </pic:pic>
+              </a:graphicData>
+            </a:graphic>
+          </wp:inline>
+        </w:drawing>
+      </w:r>
+    </w:p>
+    <w:p>
+      <w:pPr>
+        <w:bidi/>
+        <w:rPr>
+          <w:rFonts w:cs="B Nazanin"/>
+          <w:rtl/>
+          <w:lang w:bidi="fa-IR"/>
+        </w:rPr>
+      </w:pPr>
+    </w:p>
+    <w:p>
+      <w:pPr>
+        <w:bidi/>
+        <w:rPr>
+          <w:rFonts w:cs="B Nazanin"/>
+          <w:rtl/>
+          <w:lang w:bidi="fa-IR"/>
+        </w:rPr>
+      </w:pPr>
+      <w:r>
+        <w:rPr>
+          <w:rFonts w:cs="B Nazanin" w:hint="cs"/>
+          <w:rtl/>
+          <w:lang w:bidi="fa-IR"/>
+        </w:rPr>
+        <w:t>1</w:t>
+      </w:r>
+      <w:r>
+        <w:rPr>
+          <w:rFonts w:cs="B Nazanin" w:hint="cs"/>
+          <w:rtl/>
+          <w:lang w:bidi="fa-IR"/>
+        </w:rPr>
+        <w:t>و2</w:t>
+      </w:r>
+      <w:r>
+        <w:rPr>
+          <w:rFonts w:cs="B Nazanin" w:hint="cs"/>
+          <w:rtl/>
+          <w:lang w:bidi="fa-IR"/>
+        </w:rPr>
+        <w:t xml:space="preserve">) </w:t>
+      </w:r>
+    </w:p>
+    <w:p>
+      <w:pPr>
+        <w:bidi/>
+        <w:rPr>
+          <w:rFonts w:cs="B Nazanin"/>
+          <w:rtl/>
+        </w:rPr>
+      </w:pPr>
+      <w:r>
+        <w:rPr>
+          <w:rFonts w:cs="B Nazanin" w:hint="cs"/>
+          <w:rtl/>
+          <w:lang w:bidi="fa-IR"/>
+        </w:rPr>
+        <w:t xml:space="preserve"> در قسمت اول از ما خواسته شده </w:t>
+      </w:r>
+      <w:r>
+        <w:rPr>
+          <w:rFonts w:cs="B Nazanin"/>
+          <w:rtl/>
+        </w:rPr>
+        <w:t xml:space="preserve">که </w:t>
+      </w:r>
+      <w:r>
+        <w:rPr>
+          <w:rFonts w:cs="B Nazanin"/>
+          <w:rtl/>
+          <w:lang w:bidi="fa-IR"/>
+        </w:rPr>
+        <w:t>۷۰</w:t>
+      </w:r>
+      <w:r>
+        <w:rPr>
+          <w:rFonts w:ascii="Arial" w:hAnsi="Arial" w:cs="Arial" w:hint="cs"/>
+          <w:rtl/>
+          <w:lang w:bidi="fa-IR"/>
+        </w:rPr>
+        <w:t>٪</w:t>
+      </w:r>
+      <w:r>
+        <w:rPr>
+          <w:rFonts w:cs="B Nazanin"/>
+          <w:rtl/>
+        </w:rPr>
+        <w:t xml:space="preserve"> از اطلاعات اصلی داده حفظ بشه، </w:t>
+      </w:r>
+      <w:r>
+        <w:rPr>
+          <w:rFonts w:cs="B Nazanin" w:hint="cs"/>
+          <w:rtl/>
+        </w:rPr>
+        <w:t xml:space="preserve">و نشان داده بشه که </w:t>
+      </w:r>
+      <w:r>
+        <w:rPr>
+          <w:rFonts w:cs="B Nazanin"/>
+          <w:rtl/>
+        </w:rPr>
+        <w:t>به چند تا از اون مؤلفه‌های اصلی نیاز داریم</w:t>
+      </w:r>
+      <w:r>
+        <w:rPr>
+          <w:rFonts w:cs="B Nazanin" w:hint="cs"/>
+          <w:rtl/>
+        </w:rPr>
+        <w:t>.</w:t>
+      </w:r>
+    </w:p>
+    <w:p>
+      <w:pPr>
+        <w:bidi/>
+        <w:rPr>
+          <w:rFonts w:cs="B Nazanin"/>
+          <w:rtl/>
+        </w:rPr>
+      </w:pPr>
+      <w:r>
+        <w:rPr>
+          <w:rFonts w:cs="B Nazanin" w:hint="cs"/>
+          <w:rtl/>
+        </w:rPr>
+        <w:t>برای این کار</w:t>
+      </w:r>
+      <w:r>
+        <w:rPr>
+          <w:rFonts w:cs="B Nazanin" w:hint="cs"/>
+          <w:rtl/>
+        </w:rPr>
+        <w:t xml:space="preserve"> ابتدا ویژگی ها رو فشارده می کنیم و روی دیتاست اعمال می کنیم و</w:t>
+      </w:r>
+      <w:r>
+        <w:rPr>
+          <w:rFonts w:cs="B Nazanin" w:hint="cs"/>
+          <w:rtl/>
+        </w:rPr>
+        <w:t xml:space="preserve"> از کد زیر استفاده می کنیم تا </w:t>
+      </w:r>
+      <w:r>
+        <w:rPr>
+          <w:rFonts w:cs="B Nazanin"/>
+          <w:rtl/>
+        </w:rPr>
+        <w:t>۷۰</w:t>
+      </w:r>
+      <w:r>
+        <w:rPr>
+          <w:rFonts w:ascii="Arial" w:hAnsi="Arial" w:cs="Arial" w:hint="cs"/>
+          <w:rtl/>
+        </w:rPr>
+        <w:t>٪</w:t>
+      </w:r>
+      <w:r>
+        <w:rPr>
+          <w:rFonts w:cs="B Nazanin" w:hint="cs"/>
+          <w:rtl/>
+        </w:rPr>
+        <w:t xml:space="preserve"> اطلاعات را نگه داریم</w:t>
+      </w:r>
+      <w:r>
+        <w:rPr>
+          <w:rFonts w:cs="B Nazanin" w:hint="cs"/>
+          <w:rtl/>
+        </w:rPr>
+        <w:t xml:space="preserve"> ومشاهده کنیم چند تا از ویژگی ها باقی می ماند</w:t>
+      </w:r>
+      <w:r>
+        <w:rPr>
+          <w:rFonts w:cs="B Nazanin" w:hint="cs"/>
+          <w:rtl/>
+        </w:rPr>
+        <w:t>.</w:t>
+      </w:r>
+    </w:p>
+    <w:p>
+      <w:pPr>
+        <w:bidi/>
+        <w:jc w:val="center"/>
+        <w:rPr>
+          <w:rFonts w:cs="B Nazanin"/>
+          <w:rtl/>
+        </w:rPr>
+      </w:pPr>
+      <w:r>
+        <w:rPr>
+          <w:noProof/>
+        </w:rPr>
+        <w:drawing>
+          <wp:inline distT="0" distB="0" distL="0" distR="0" wp14:anchorId="6A47F416" wp14:editId="050827F1">
+            <wp:extent cx="5943600" cy="1428115"/>
+            <wp:effectExtent l="0" t="0" r="0" b="635"/>
+            <wp:docPr id="47468162" name="Picture 1"/>
+            <wp:cNvGraphicFramePr>
+              <a:graphicFrameLocks xmlns:a="http://schemas.openxmlformats.org/drawingml/2006/main" noChangeAspect="1"/>
+            </wp:cNvGraphicFramePr>
+            <a:graphic xmlns:a="http://schemas.openxmlformats.org/drawingml/2006/main">
+              <a:graphicData uri="http://schemas.openxmlformats.org/drawingml/2006/picture">
+                <pic:pic xmlns:pic="http://schemas.openxmlformats.org/drawingml/2006/picture">
+                  <pic:nvPicPr>
+                    <pic:cNvPr id="47468162" name=""/>
+                    <pic:cNvPicPr/>
+                  </pic:nvPicPr>
+                  <pic:blipFill>
+                    <a:blip r:embed="rId63"/>
+                    <a:stretch>
+                      <a:fillRect/>
+                    </a:stretch>
+                  </pic:blipFill>
+                  <pic:spPr>
+                    <a:xfrm>
+                      <a:off x="0" y="0"/>
+                      <a:ext cx="5943600" cy="1428115"/>
+                    </a:xfrm>
+                    <a:prstGeom prst="rect">
+                      <a:avLst/>
+                    </a:prstGeom>
+                  </pic:spPr>
+                </pic:pic>
+              </a:graphicData>
+            </a:graphic>
+          </wp:inline>
+        </w:drawing>
+      </w:r>
+    </w:p>
+    <w:p>
+      <w:pPr>
+        <w:bidi/>
+        <w:rPr>
+          <w:rFonts w:cs="B Nazanin"/>
+          <w:rtl/>
+        </w:rPr>
+      </w:pPr>
+      <w:r>
+        <w:rPr>
+          <w:rFonts w:cs="B Nazanin" w:hint="cs"/>
+          <w:rtl/>
+        </w:rPr>
+        <w:t xml:space="preserve">می بینیم که به </w:t>
+      </w:r>
+      <w:r>
+        <w:rPr>
+          <w:rFonts w:cs="B Nazanin" w:hint="cs"/>
+          <w:rtl/>
+        </w:rPr>
+        <w:t>9</w:t>
+      </w:r>
+      <w:r>
+        <w:rPr>
+          <w:rFonts w:cs="B Nazanin" w:hint="cs"/>
+          <w:rtl/>
+        </w:rPr>
+        <w:t xml:space="preserve"> تا از ویژگی ها نیاز داریم از 64 تا تا بتوانیم 70 درصد اطلاعات اصلی حفظ بشود.</w:t>
+      </w:r>
+    </w:p>
+    <w:p>
+      <w:pPr>
+        <w:bidi/>
+        <w:rPr>
+          <w:rFonts w:cs="B Nazanin"/>
+          <w:rtl/>
+          <w:lang w:bidi="fa-IR"/>
+        </w:rPr>
+      </w:pPr>
+      <w:r>
+        <w:rPr>
+          <w:rFonts w:cs="B Nazanin" w:hint="cs"/>
+          <w:rtl/>
+          <w:lang w:bidi="fa-IR"/>
+        </w:rPr>
+        <w:t>برای اینکه واضح تر مشخص شود کاهش بعد را انجام و برای سمپل اول تغییر را نشان دادیم که به 9 پیکسل رسیده است</w:t>
+      </w:r>
+    </w:p>
+    <w:p>
+      <w:pPr>
+        <w:bidi/>
+        <w:rPr>
+          <w:rFonts w:cs="B Nazanin" w:hint="cs"/>
+          <w:rtl/>
+          <w:lang w:bidi="fa-IR"/>
+        </w:rPr>
+      </w:pPr>
+      <w:r>
+        <w:rPr>
+          <w:noProof/>
+        </w:rPr>
+        <w:lastRenderedPageBreak/>
+        <w:drawing>
+          <wp:inline distT="0" distB="0" distL="0" distR="0" wp14:anchorId="7430F090" wp14:editId="1A5B40AE">
+            <wp:extent cx="5943600" cy="3484245"/>
+            <wp:effectExtent l="0" t="0" r="0" b="1905"/>
+            <wp:docPr id="904376655" name="Picture 1"/>
+            <wp:cNvGraphicFramePr>
+              <a:graphicFrameLocks xmlns:a="http://schemas.openxmlformats.org/drawingml/2006/main" noChangeAspect="1"/>
+            </wp:cNvGraphicFramePr>
+            <a:graphic xmlns:a="http://schemas.openxmlformats.org/drawingml/2006/main">
+              <a:graphicData uri="http://schemas.openxmlformats.org/drawingml/2006/picture">
+                <pic:pic xmlns:pic="http://schemas.openxmlformats.org/drawingml/2006/picture">
+                  <pic:nvPicPr>
+                    <pic:cNvPr id="904376655" name=""/>
+                    <pic:cNvPicPr/>
+                  </pic:nvPicPr>
+                  <pic:blipFill>
+                    <a:blip r:embed="rId64"/>
+                    <a:stretch>
+                      <a:fillRect/>
+                    </a:stretch>
+                  </pic:blipFill>
+                  <pic:spPr>
+                    <a:xfrm>
+                      <a:off x="0" y="0"/>
+                      <a:ext cx="5943600" cy="3484245"/>
+                    </a:xfrm>
+                    <a:prstGeom prst="rect">
+                      <a:avLst/>
+                    </a:prstGeom>
+                  </pic:spPr>
+                </pic:pic>
+              </a:graphicData>
+            </a:graphic>
+          </wp:inline>
+        </w:drawing>
+      </w:r>
+    </w:p>
+    <w:p>
+      <w:pPr>
+        <w:bidi/>
+        <w:rPr>
+          <w:rFonts w:cs="B Nazanin"/>
+          <w:rtl/>
+        </w:rPr>
+      </w:pPr>
+    </w:p>
+    <w:p>
+      <w:pPr>
+        <w:bidi/>
+        <w:rPr>
+          <w:rFonts w:cs="B Nazanin"/>
+          <w:rtl/>
+        </w:rPr>
+      </w:pPr>
+      <w:r>
+        <w:rPr>
+          <w:rFonts w:cs="B Nazanin" w:hint="cs"/>
+          <w:rtl/>
+        </w:rPr>
+        <w:t>2)</w:t>
+      </w:r>
+    </w:p>
+    <w:p>
+      <w:pPr>
+        <w:bidi/>
+        <w:rPr>
+          <w:rFonts w:cs="B Nazanin"/>
+          <w:rtl/>
+        </w:rPr>
+      </w:pPr>
+      <w:r>
+        <w:rPr>
+          <w:rFonts w:cs="B Nazanin"/>
+          <w:rtl/>
+        </w:rPr>
+        <w:t>وقتی تعداد مؤلفه‌های اصلی</w:t>
+      </w:r>
+      <w:r>
+        <w:rPr>
+          <w:rFonts w:cs="B Nazanin"/>
+        </w:rPr>
+        <w:t xml:space="preserve"> (components) </w:t>
+      </w:r>
+      <w:r>
+        <w:rPr>
+          <w:rFonts w:cs="B Nazanin"/>
+          <w:rtl/>
+        </w:rPr>
+        <w:t xml:space="preserve">را به‌صورت دستی مشخص می‌کنیم، ممکن است مقدار نامناسبی انتخاب کنیم که یا اطلاعات زیادی از بین برود یا کاهش بُعد به‌خوبی انجام نشود. به‌جای انتخاب یک عدد ثابت، بهتر است مقدار واریانسی که می‌خواهیم حفظ شود را مشخص کنیم (مثلاً </w:t>
+      </w:r>
+      <w:r>
+        <w:rPr>
+          <w:rFonts w:cs="B Nazanin"/>
+          <w:rtl/>
+          <w:lang w:bidi="fa-IR"/>
+        </w:rPr>
+        <w:t>۷۰</w:t>
+      </w:r>
+      <w:r>
+        <w:rPr>
+          <w:rFonts w:ascii="Arial" w:hAnsi="Arial" w:cs="Arial" w:hint="cs"/>
+          <w:rtl/>
+          <w:lang w:bidi="fa-IR"/>
+        </w:rPr>
+        <w:t>٪</w:t>
+      </w:r>
+      <w:r>
+        <w:rPr>
+          <w:rFonts w:cs="B Nazanin"/>
+          <w:rtl/>
+        </w:rPr>
+        <w:t xml:space="preserve"> یا </w:t>
+      </w:r>
+      <w:r>
+        <w:rPr>
+          <w:rFonts w:cs="B Nazanin"/>
+          <w:rtl/>
+          <w:lang w:bidi="fa-IR"/>
+        </w:rPr>
+        <w:t>۹۰</w:t>
+      </w:r>
+      <w:r>
+        <w:rPr>
+          <w:rFonts w:ascii="Arial" w:hAnsi="Arial" w:cs="Arial" w:hint="cs"/>
+          <w:rtl/>
+          <w:lang w:bidi="fa-IR"/>
+        </w:rPr>
+        <w:t>٪</w:t>
+      </w:r>
+      <w:r>
+        <w:rPr>
+          <w:rFonts w:cs="B Nazanin"/>
+          <w:rtl/>
+          <w:lang w:bidi="fa-IR"/>
+        </w:rPr>
+        <w:t xml:space="preserve">) </w:t>
+      </w:r>
+      <w:r>
+        <w:rPr>
+          <w:rFonts w:cs="B Nazanin"/>
+          <w:rtl/>
+        </w:rPr>
+        <w:t>تا</w:t>
+      </w:r>
+      <w:r>
+        <w:rPr>
+          <w:rFonts w:cs="B Nazanin"/>
+        </w:rPr>
+        <w:t xml:space="preserve"> PCA </w:t>
+      </w:r>
+      <w:r>
+        <w:rPr>
+          <w:rFonts w:cs="B Nazanin"/>
+          <w:rtl/>
+        </w:rPr>
+        <w:t>به‌صورت خودکار تعداد مؤلفه‌های لازم را انتخاب کند. این کار باعث می‌شود تعادل بهتری بین حفظ اطلاعات و کاهش بُعد برقرار شود، و در نتیجه مدل ما کارآمدتر و دقیق‌تر عمل کند. بنابراین، اگر الزام خاصی وجود ندارد، بهتر است تعداد مؤلفه‌ها را به‌صورت دستی تعیین نکنیم</w:t>
+      </w:r>
+      <w:r>
+        <w:rPr>
+          <w:rFonts w:cs="B Nazanin"/>
+        </w:rPr>
+        <w:t>.</w:t>
+      </w:r>
+    </w:p>
+    <w:p>
+      <w:pPr>
+        <w:bidi/>
+        <w:rPr>
+          <w:rFonts w:cs="B Nazanin"/>
+          <w:rtl/>
+        </w:rPr>
+      </w:pPr>
+      <w:r>
+        <w:rPr>
+          <w:rFonts w:cs="B Nazanin" w:hint="cs"/>
+          <w:rtl/>
+        </w:rPr>
+        <w:t>اگر مجبور نباشیم بهتر است به صورت دستی مشخص نکنیم و واریانس را بدهیم.</w:t>
+      </w:r>
+    </w:p>
+    <w:p>
+      <w:pPr>
+        <w:bidi/>
+        <w:rPr>
+          <w:rFonts w:cs="B Nazanin"/>
+          <w:rtl/>
+        </w:rPr>
+      </w:pPr>
+    </w:p>
+    <w:p>
+      <w:pPr>
+        <w:bidi/>
+        <w:rPr>
+          <w:rFonts w:cs="B Nazanin"/>
+          <w:rtl/>
+        </w:rPr>
+      </w:pPr>
+      <w:r>
+        <w:rPr>
+          <w:rFonts w:cs="B Nazanin" w:hint="cs"/>
+          <w:rtl/>
+        </w:rPr>
+        <w:t>4</w:t>
+      </w:r>
+      <w:r>
+        <w:rPr>
+          <w:rFonts w:cs="B Nazanin" w:hint="cs"/>
+          <w:rtl/>
+        </w:rPr>
+        <w:t>)</w:t>
+      </w:r>
+    </w:p>
+    <w:p>
+      <w:pPr>
+        <w:bidi/>
+        <w:rPr>
+          <w:rFonts w:cs="B Nazanin"/>
+          <w:rtl/>
+        </w:rPr>
+      </w:pPr>
+      <w:r>
+        <w:rPr>
+          <w:rFonts w:cs="B Nazanin" w:hint="cs"/>
+          <w:rtl/>
+        </w:rPr>
+        <w:t xml:space="preserve">در این حالت ما مجبور می کنیم که فقط دو ویژگی باقی بماند یعنی تا دو ویژگی کاهش بعد می دهیم </w:t>
+      </w:r>
+      <w:r>
+        <w:rPr>
+          <w:rFonts w:cs="B Nazanin" w:hint="cs"/>
+          <w:rtl/>
+        </w:rPr>
+        <w:t xml:space="preserve">که به واریانس 28 درصد می رسیم یعنی فقط 28 درصد اطلاعات به درستی قابل تشخیص هستند </w:t>
+      </w:r>
+    </w:p>
+    <w:p>
+      <w:pPr>
+        <w:bidi/>
+        <w:rPr>
+          <w:noProof/>
+        </w:rPr>
+      </w:pPr>
+      <w:r>
+        <w:rPr>
+          <w:noProof/>
+        </w:rPr>
+        <w:lastRenderedPageBreak/>
+        <w:drawing>
+          <wp:inline distT="0" distB="0" distL="0" distR="0" wp14:anchorId="079453DC" wp14:editId="703E11D6">
+            <wp:extent cx="5943600" cy="2462530"/>
+            <wp:effectExtent l="0" t="0" r="0" b="0"/>
+            <wp:docPr id="181492924" name="Picture 1"/>
+            <wp:cNvGraphicFramePr>
+              <a:graphicFrameLocks xmlns:a="http://schemas.openxmlformats.org/drawingml/2006/main" noChangeAspect="1"/>
+            </wp:cNvGraphicFramePr>
+            <a:graphic xmlns:a="http://schemas.openxmlformats.org/drawingml/2006/main">
+              <a:graphicData uri="http://schemas.openxmlformats.org/drawingml/2006/picture">
+                <pic:pic xmlns:pic="http://schemas.openxmlformats.org/drawingml/2006/picture">
+                  <pic:nvPicPr>
+                    <pic:cNvPr id="181492924" name=""/>
+                    <pic:cNvPicPr/>
+                  </pic:nvPicPr>
+                  <pic:blipFill>
+                    <a:blip r:embed="rId65"/>
+                    <a:stretch>
+                      <a:fillRect/>
+                    </a:stretch>
+                  </pic:blipFill>
+                  <pic:spPr>
+                    <a:xfrm>
+                      <a:off x="0" y="0"/>
+                      <a:ext cx="5943600" cy="2462530"/>
+                    </a:xfrm>
+                    <a:prstGeom prst="rect">
+                      <a:avLst/>
+                    </a:prstGeom>
+                  </pic:spPr>
+                </pic:pic>
+              </a:graphicData>
+            </a:graphic>
+          </wp:inline>
+        </w:drawing>
+      </w:r>
+    </w:p>
+    <w:p>
+      <w:pPr>
+        <w:bidi/>
+        <w:rPr>
+          <w:noProof/>
+          <w:rtl/>
+        </w:rPr>
+      </w:pPr>
+    </w:p>
+    <w:p>
+      <w:pPr>
+        <w:bidi/>
+        <w:rPr>
+          <w:rFonts w:cs="B Nazanin"/>
+          <w:rtl/>
+        </w:rPr>
+      </w:pPr>
+      <w:r>
+        <w:rPr>
+          <w:rFonts w:cs="B Nazanin" w:hint="cs"/>
+          <w:rtl/>
+        </w:rPr>
+        <w:t xml:space="preserve">5) </w:t>
+      </w:r>
+    </w:p>
+    <w:p>
+      <w:pPr>
+        <w:bidi/>
+        <w:rPr>
+          <w:rFonts w:cs="B Nazanin"/>
+          <w:rtl/>
+        </w:rPr>
+      </w:pPr>
+      <w:r>
+        <w:rPr>
+          <w:rFonts w:cs="B Nazanin" w:hint="cs"/>
+          <w:rtl/>
+        </w:rPr>
+        <w:t xml:space="preserve">نمودار خواسته شده را با کد زیر ایجاد می کنیم که فقط دو بعد باقی مانده است </w:t>
+      </w:r>
+    </w:p>
+    <w:p>
+      <w:pPr>
+        <w:bidi/>
+        <w:rPr>
+          <w:rFonts w:cs="B Nazanin"/>
+          <w:rtl/>
+        </w:rPr>
+      </w:pPr>
+      <w:r>
+        <w:rPr>
+          <w:noProof/>
+        </w:rPr>
+        <w:drawing>
+          <wp:inline distT="0" distB="0" distL="0" distR="0" wp14:anchorId="1E2FDB65" wp14:editId="59282469">
+            <wp:extent cx="5943600" cy="1950720"/>
+            <wp:effectExtent l="0" t="0" r="0" b="0"/>
+            <wp:docPr id="1858862362" name="Picture 1"/>
+            <wp:cNvGraphicFramePr>
+              <a:graphicFrameLocks xmlns:a="http://schemas.openxmlformats.org/drawingml/2006/main" noChangeAspect="1"/>
+            </wp:cNvGraphicFramePr>
+            <a:graphic xmlns:a="http://schemas.openxmlformats.org/drawingml/2006/main">
+              <a:graphicData uri="http://schemas.openxmlformats.org/drawingml/2006/picture">
+                <pic:pic xmlns:pic="http://schemas.openxmlformats.org/drawingml/2006/picture">
+                  <pic:nvPicPr>
+                    <pic:cNvPr id="1858862362" name=""/>
+                    <pic:cNvPicPr/>
+                  </pic:nvPicPr>
+                  <pic:blipFill>
+                    <a:blip r:embed="rId66"/>
+                    <a:stretch>
+                      <a:fillRect/>
+                    </a:stretch>
+                  </pic:blipFill>
+                  <pic:spPr>
+                    <a:xfrm>
+                      <a:off x="0" y="0"/>
+                      <a:ext cx="5943600" cy="1950720"/>
+                    </a:xfrm>
+                    <a:prstGeom prst="rect">
+                      <a:avLst/>
+                    </a:prstGeom>
+                  </pic:spPr>
+                </pic:pic>
+              </a:graphicData>
+            </a:graphic>
+          </wp:inline>
+        </w:drawing>
+      </w:r>
+    </w:p>
+    <w:p>
+      <w:pPr>
+        <w:bidi/>
+        <w:rPr>
+          <w:rFonts w:cs="B Nazanin"/>
+          <w:rtl/>
+        </w:rPr>
+      </w:pPr>
+      <w:r>
+        <w:rPr>
+          <w:rFonts w:cs="B Nazanin" w:hint="cs"/>
+          <w:rtl/>
+        </w:rPr>
+        <w:t>که به ما خروجی زیر را می دهد.</w:t>
+      </w:r>
+    </w:p>
+    <w:p>
+      <w:pPr>
+        <w:bidi/>
+        <w:jc w:val="center"/>
+        <w:rPr>
+          <w:rFonts w:cs="B Nazanin"/>
+          <w:rtl/>
+        </w:rPr>
+      </w:pPr>
+      <w:r>
+        <w:rPr>
+          <w:rFonts w:cs="B Nazanin"/>
+          <w:rtl/>
+        </w:rPr>
+        <w:lastRenderedPageBreak/>
+        <w:drawing>
+          <wp:inline distT="0" distB="0" distL="0" distR="0" wp14:anchorId="6D2ABBAD" wp14:editId="2DDDD1D7">
+            <wp:extent cx="4096512" cy="3192303"/>
+            <wp:effectExtent l="0" t="0" r="0" b="8255"/>
+            <wp:docPr id="773757041" name="Picture 1"/>
+            <wp:cNvGraphicFramePr>
+              <a:graphicFrameLocks xmlns:a="http://schemas.openxmlformats.org/drawingml/2006/main" noChangeAspect="1"/>
+            </wp:cNvGraphicFramePr>
+            <a:graphic xmlns:a="http://schemas.openxmlformats.org/drawingml/2006/main">
+              <a:graphicData uri="http://schemas.openxmlformats.org/drawingml/2006/picture">
+                <pic:pic xmlns:pic="http://schemas.openxmlformats.org/drawingml/2006/picture">
+                  <pic:nvPicPr>
+                    <pic:cNvPr id="773757041" name=""/>
+                    <pic:cNvPicPr/>
+                  </pic:nvPicPr>
+                  <pic:blipFill>
+                    <a:blip r:embed="rId67"/>
+                    <a:stretch>
+                      <a:fillRect/>
+                    </a:stretch>
+                  </pic:blipFill>
+                  <pic:spPr>
+                    <a:xfrm>
+                      <a:off x="0" y="0"/>
+                      <a:ext cx="4117793" cy="3208887"/>
+                    </a:xfrm>
+                    <a:prstGeom prst="rect">
+                      <a:avLst/>
+                    </a:prstGeom>
+                  </pic:spPr>
+                </pic:pic>
+              </a:graphicData>
+            </a:graphic>
+          </wp:inline>
+        </w:drawing>
+      </w:r>
+    </w:p>
+    <w:p>
+      <w:pPr>
+        <w:bidi/>
+        <w:rPr>
+          <w:rFonts w:cs="B Nazanin"/>
+          <w:rtl/>
+        </w:rPr>
+      </w:pPr>
+    </w:p>
+    <w:p>
+      <w:pPr>
+        <w:bidi/>
+        <w:rPr>
+          <w:rFonts w:cs="B Nazanin"/>
+          <w:rtl/>
+        </w:rPr>
+      </w:pPr>
+      <w:r>
+        <w:rPr>
+          <w:rFonts w:cs="B Nazanin" w:hint="cs"/>
+          <w:rtl/>
+        </w:rPr>
+        <w:t>6)</w:t>
       </w:r>
     </w:p>
     <w:p>
@@ -6470,1206 +8949,271 @@
         <w:bidi/>
         <w:jc w:val="both"/>
         <w:rPr>
-          <w:rFonts w:cs="B Nazanin"/>
-          <w:lang w:bidi="fa-IR"/>
-        </w:rPr>
-      </w:pPr>
-      <w:r>
-        <w:rPr>
-          <w:rFonts w:cs="B Nazanin"/>
-          <w:rtl/>
-        </w:rPr>
-        <w:t>در حالت اول، مدل</w:t>
-      </w:r>
-      <w:r>
-        <w:rPr>
-          <w:rFonts w:cs="B Nazanin"/>
-          <w:lang w:bidi="fa-IR"/>
-        </w:rPr>
-        <w:t xml:space="preserve"> KNN </w:t>
-      </w:r>
-      <w:r>
-        <w:rPr>
-          <w:rFonts w:cs="B Nazanin"/>
-          <w:rtl/>
-        </w:rPr>
-        <w:t>با استفاده از تمامی ویژگی‌های موجود آموزش داده شد. دقت حاصل از این مدل 72</w:t>
-      </w:r>
-      <w:r>
-        <w:rPr>
-          <w:rFonts w:ascii="Arial" w:hAnsi="Arial" w:cs="Arial" w:hint="cs"/>
-          <w:rtl/>
-        </w:rPr>
-        <w:t>٪</w:t>
-      </w:r>
-      <w:r>
-        <w:rPr>
-          <w:rFonts w:cs="B Nazanin"/>
+          <w:rFonts w:cs="B Nazanin" w:hint="cs"/>
+          <w:rtl/>
+        </w:rPr>
+      </w:pPr>
+      <w:proofErr w:type="gramStart"/>
+      <w:r>
+        <w:rPr>
+          <w:rFonts w:cs="B Nazanin"/>
+        </w:rPr>
+        <w:t>PCA</w:t>
+      </w:r>
+      <w:r>
+        <w:rPr>
+          <w:rFonts w:cs="B Nazanin" w:hint="cs"/>
           <w:rtl/>
         </w:rPr>
         <w:t xml:space="preserve"> </w:t>
       </w:r>
       <w:r>
         <w:rPr>
-          <w:rFonts w:cs="B Nazanin" w:hint="cs"/>
-          <w:rtl/>
-        </w:rPr>
-        <w:t>بود</w:t>
-      </w:r>
-      <w:r>
-        <w:rPr>
-          <w:rFonts w:cs="B Nazanin"/>
-          <w:rtl/>
+          <w:rFonts w:cs="B Nazanin"/>
         </w:rPr>
         <w:t xml:space="preserve"> </w:t>
       </w:r>
       <w:r>
         <w:rPr>
-          <w:rFonts w:cs="B Nazanin" w:hint="cs"/>
-          <w:rtl/>
-        </w:rPr>
-        <w:t>که</w:t>
-      </w:r>
-      <w:r>
-        <w:rPr>
-          <w:rFonts w:cs="B Nazanin"/>
+          <w:rFonts w:cs="B Nazanin"/>
+          <w:rtl/>
+        </w:rPr>
+        <w:t>به</w:t>
+      </w:r>
+      <w:proofErr w:type="gramEnd"/>
+      <w:r>
+        <w:rPr>
+          <w:rFonts w:cs="B Nazanin"/>
+          <w:rtl/>
+        </w:rPr>
+        <w:t xml:space="preserve"> خودی خود ابزار کاهش بُعد است و هدف اصلی آن فشرده‌سازی داده‌ها و حفظ واریانس است. اما </w:t>
+      </w:r>
+      <w:r>
+        <w:rPr>
+          <w:rFonts w:cs="B Nazanin"/>
+        </w:rPr>
+        <w:t>PCA</w:t>
+      </w:r>
+      <w:r>
+        <w:rPr>
+          <w:rFonts w:cs="B Nazanin" w:hint="cs"/>
           <w:rtl/>
         </w:rPr>
         <w:t xml:space="preserve"> </w:t>
       </w:r>
       <w:r>
         <w:rPr>
-          <w:rFonts w:cs="B Nazanin" w:hint="cs"/>
-          <w:rtl/>
-        </w:rPr>
-        <w:t>نشان‌دهنده</w:t>
-      </w:r>
-      <w:r>
-        <w:rPr>
-          <w:rFonts w:cs="B Nazanin"/>
-          <w:rtl/>
+          <w:rFonts w:cs="B Nazanin"/>
         </w:rPr>
         <w:t xml:space="preserve"> </w:t>
       </w:r>
       <w:r>
         <w:rPr>
-          <w:rFonts w:cs="B Nazanin" w:hint="cs"/>
-          <w:rtl/>
-        </w:rPr>
-        <w:t>تأثیر</w:t>
-      </w:r>
-      <w:r>
-        <w:rPr>
-          <w:rFonts w:cs="B Nazanin"/>
+          <w:rFonts w:cs="B Nazanin"/>
+          <w:rtl/>
+        </w:rPr>
+        <w:t>به تنهایی برای کلاس‌بندی ارقام مناسب نیست،</w:t>
+      </w:r>
+      <w:r>
+        <w:rPr>
+          <w:rFonts w:cs="B Nazanin" w:hint="cs"/>
+          <w:rtl/>
+        </w:rPr>
+        <w:t xml:space="preserve"> چون </w:t>
+      </w:r>
+      <w:r>
+        <w:rPr>
+          <w:rFonts w:cs="B Nazanin"/>
+        </w:rPr>
+        <w:t>PCA</w:t>
+      </w:r>
+      <w:r>
+        <w:rPr>
+          <w:rFonts w:cs="B Nazanin" w:hint="cs"/>
           <w:rtl/>
         </w:rPr>
         <w:t xml:space="preserve"> </w:t>
       </w:r>
       <w:r>
         <w:rPr>
-          <w:rFonts w:cs="B Nazanin" w:hint="cs"/>
-          <w:rtl/>
-        </w:rPr>
-        <w:t>منفی</w:t>
-      </w:r>
-      <w:r>
-        <w:rPr>
-          <w:rFonts w:cs="B Nazanin"/>
-          <w:rtl/>
+          <w:rFonts w:cs="B Nazanin"/>
         </w:rPr>
         <w:t xml:space="preserve"> </w:t>
       </w:r>
       <w:r>
         <w:rPr>
-          <w:rFonts w:cs="B Nazanin" w:hint="cs"/>
-          <w:rtl/>
-        </w:rPr>
-        <w:t>وجود</w:t>
-      </w:r>
-      <w:r>
-        <w:rPr>
-          <w:rFonts w:cs="B Nazanin"/>
+          <w:rFonts w:cs="B Nazanin"/>
+          <w:rtl/>
+        </w:rPr>
+        <w:t>فقط ویژگی‌ها را کاهش می‌دهد و خودش هیچ الگوریتمی برای پیش‌بینی کلاس‌ها (مثل کلاسیفیکیشن) ندارد. پس</w:t>
+      </w:r>
+      <w:r>
+        <w:rPr>
+          <w:rFonts w:cs="B Nazanin"/>
+        </w:rPr>
+        <w:t xml:space="preserve"> PCA </w:t>
+      </w:r>
+      <w:r>
+        <w:rPr>
+          <w:rFonts w:cs="B Nazanin"/>
+          <w:rtl/>
+        </w:rPr>
+        <w:t xml:space="preserve">داده‌ها را به فضایی با ابعاد کمتر تبدیل می‌کند، اما برای تخصیص آن داده‌ها به کلاس‌های مختلف، به مدل‌های یادگیری ماشین دیگر مانند </w:t>
+      </w:r>
+      <w:r>
+        <w:rPr>
+          <w:rFonts w:cs="B Nazanin"/>
+        </w:rPr>
+        <w:t>KNN</w:t>
+      </w:r>
+      <w:r>
+        <w:rPr>
+          <w:rFonts w:cs="B Nazanin"/>
+          <w:rtl/>
+        </w:rPr>
+        <w:t xml:space="preserve">، </w:t>
+      </w:r>
+      <w:r>
+        <w:rPr>
+          <w:rFonts w:cs="B Nazanin"/>
+        </w:rPr>
+        <w:t>SVM</w:t>
+      </w:r>
+      <w:r>
+        <w:rPr>
+          <w:rFonts w:cs="B Nazanin"/>
+          <w:rtl/>
+        </w:rPr>
+        <w:t>، یا رگرسیون لجستیک نیاز داریم</w:t>
+      </w:r>
+      <w:r>
+        <w:rPr>
+          <w:rFonts w:cs="B Nazanin"/>
+        </w:rPr>
+        <w:t>.</w:t>
+      </w:r>
+      <w:r>
+        <w:rPr>
+          <w:rFonts w:cs="B Nazanin" w:hint="cs"/>
           <w:rtl/>
         </w:rPr>
         <w:t xml:space="preserve"> </w:t>
       </w:r>
-      <w:r>
-        <w:rPr>
-          <w:rFonts w:cs="B Nazanin" w:hint="cs"/>
-          <w:rtl/>
-        </w:rPr>
-        <w:t>ویژگی‌های</w:t>
-      </w:r>
-      <w:r>
-        <w:rPr>
-          <w:rFonts w:cs="B Nazanin"/>
+      <w:proofErr w:type="gramStart"/>
+      <w:r>
+        <w:rPr>
+          <w:rFonts w:cs="B Nazanin"/>
+        </w:rPr>
+        <w:t>PCA</w:t>
+      </w:r>
+      <w:r>
+        <w:rPr>
+          <w:rFonts w:cs="B Nazanin" w:hint="cs"/>
           <w:rtl/>
         </w:rPr>
         <w:t xml:space="preserve"> </w:t>
       </w:r>
       <w:r>
         <w:rPr>
-          <w:rFonts w:cs="B Nazanin" w:hint="cs"/>
-          <w:rtl/>
-        </w:rPr>
-        <w:t>کم‌اهمیت</w:t>
-      </w:r>
-      <w:r>
-        <w:rPr>
-          <w:rFonts w:cs="B Nazanin"/>
-          <w:rtl/>
+          <w:rFonts w:cs="B Nazanin"/>
         </w:rPr>
         <w:t xml:space="preserve"> </w:t>
       </w:r>
       <w:r>
         <w:rPr>
-          <w:rFonts w:cs="B Nazanin" w:hint="cs"/>
-          <w:rtl/>
-        </w:rPr>
-        <w:t>یا</w:t>
-      </w:r>
-      <w:r>
-        <w:rPr>
-          <w:rFonts w:cs="B Nazanin"/>
+          <w:rFonts w:cs="B Nazanin"/>
+          <w:rtl/>
+        </w:rPr>
+        <w:t>هیچ</w:t>
+      </w:r>
+      <w:proofErr w:type="gramEnd"/>
+      <w:r>
+        <w:rPr>
+          <w:rFonts w:cs="B Nazanin"/>
+          <w:rtl/>
+        </w:rPr>
+        <w:t xml:space="preserve"> توجهی به برچسب‌ها یا دسته‌بندی‌های هدف ندارد. این ابزار فقط ویژگی‌های داده را کاهش می‌دهد، اما در مورد اینکه این ویژگی‌ها چگونه باید به دسته‌ها تخصیص داده شوند، تصمیم نمی‌گیرد. به عبارت دیگر، </w:t>
+      </w:r>
+      <w:r>
+        <w:rPr>
+          <w:rFonts w:cs="B Nazanin"/>
+        </w:rPr>
+        <w:t>PCA</w:t>
+      </w:r>
+      <w:r>
+        <w:rPr>
+          <w:rFonts w:cs="B Nazanin" w:hint="cs"/>
           <w:rtl/>
         </w:rPr>
         <w:t xml:space="preserve"> </w:t>
       </w:r>
       <w:r>
         <w:rPr>
-          <w:rFonts w:cs="B Nazanin" w:hint="cs"/>
-          <w:rtl/>
-        </w:rPr>
-        <w:t>نویزی</w:t>
-      </w:r>
-      <w:r>
-        <w:rPr>
-          <w:rFonts w:cs="B Nazanin"/>
-          <w:rtl/>
+          <w:rFonts w:cs="B Nazanin"/>
         </w:rPr>
         <w:t xml:space="preserve"> </w:t>
       </w:r>
       <w:r>
         <w:rPr>
-          <w:rFonts w:cs="B Nazanin" w:hint="cs"/>
-          <w:rtl/>
-        </w:rPr>
-        <w:t>در</w:t>
-      </w:r>
-      <w:r>
-        <w:rPr>
-          <w:rFonts w:cs="B Nazanin"/>
+          <w:rFonts w:cs="B Nazanin"/>
+          <w:rtl/>
+        </w:rPr>
+        <w:t>فقط ویژگی‌ها را تحلیل می‌کند ولی خودش قادر به تشخیص اینکه هر ویژگی به کدام کلاس تعلق دارد نیست</w:t>
+      </w:r>
+      <w:r>
+        <w:rPr>
+          <w:rFonts w:cs="B Nazanin"/>
+        </w:rPr>
+        <w:t>.</w:t>
+      </w:r>
+      <w:r>
+        <w:rPr>
+          <w:rFonts w:cs="B Nazanin" w:hint="cs"/>
           <w:rtl/>
         </w:rPr>
         <w:t xml:space="preserve"> </w:t>
       </w:r>
-      <w:r>
-        <w:rPr>
-          <w:rFonts w:cs="B Nazanin" w:hint="cs"/>
-          <w:rtl/>
-        </w:rPr>
-        <w:t>تصمیم‌گیری</w:t>
-      </w:r>
-      <w:r>
-        <w:rPr>
-          <w:rFonts w:cs="B Nazanin"/>
+      <w:proofErr w:type="gramStart"/>
+      <w:r>
+        <w:rPr>
+          <w:rFonts w:cs="B Nazanin"/>
+        </w:rPr>
+        <w:t>PCA</w:t>
+      </w:r>
+      <w:r>
+        <w:rPr>
+          <w:rFonts w:cs="B Nazanin" w:hint="cs"/>
           <w:rtl/>
         </w:rPr>
         <w:t xml:space="preserve"> </w:t>
       </w:r>
       <w:r>
         <w:rPr>
-          <w:rFonts w:cs="B Nazanin" w:hint="cs"/>
-          <w:rtl/>
-        </w:rPr>
-        <w:t>مدل</w:t>
-      </w:r>
-      <w:r>
-        <w:rPr>
-          <w:rFonts w:cs="B Nazanin"/>
-          <w:rtl/>
+          <w:rFonts w:cs="B Nazanin"/>
         </w:rPr>
         <w:t xml:space="preserve"> </w:t>
       </w:r>
       <w:r>
         <w:rPr>
-          <w:rFonts w:cs="B Nazanin" w:hint="cs"/>
-          <w:rtl/>
-        </w:rPr>
-        <w:t>است</w:t>
-      </w:r>
-      <w:r>
-        <w:rPr>
-          <w:rFonts w:cs="B Nazanin"/>
-          <w:rtl/>
-        </w:rPr>
-        <w:t xml:space="preserve">. </w:t>
-      </w:r>
-      <w:r>
-        <w:rPr>
-          <w:rFonts w:cs="B Nazanin" w:hint="cs"/>
-          <w:rtl/>
-        </w:rPr>
-        <w:t>در</w:t>
-      </w:r>
-      <w:r>
-        <w:rPr>
-          <w:rFonts w:cs="B Nazanin"/>
-          <w:rtl/>
-        </w:rPr>
-        <w:t xml:space="preserve"> </w:t>
-      </w:r>
-      <w:r>
-        <w:rPr>
-          <w:rFonts w:cs="B Nazanin" w:hint="cs"/>
-          <w:rtl/>
-        </w:rPr>
-        <w:t>این</w:t>
-      </w:r>
-      <w:r>
-        <w:rPr>
-          <w:rFonts w:cs="B Nazanin"/>
-          <w:rtl/>
-        </w:rPr>
-        <w:t xml:space="preserve"> </w:t>
-      </w:r>
-      <w:r>
-        <w:rPr>
-          <w:rFonts w:cs="B Nazanin" w:hint="cs"/>
-          <w:rtl/>
-        </w:rPr>
-        <w:t>حالت،</w:t>
-      </w:r>
-      <w:r>
-        <w:rPr>
-          <w:rFonts w:cs="B Nazanin"/>
-          <w:rtl/>
-        </w:rPr>
-        <w:t xml:space="preserve"> </w:t>
-      </w:r>
-      <w:r>
-        <w:rPr>
-          <w:rFonts w:cs="B Nazanin" w:hint="cs"/>
-          <w:rtl/>
-        </w:rPr>
-        <w:t>تمامی</w:t>
-      </w:r>
-      <w:r>
-        <w:rPr>
-          <w:rFonts w:cs="B Nazanin"/>
-          <w:rtl/>
-        </w:rPr>
-        <w:t xml:space="preserve"> </w:t>
-      </w:r>
-      <w:r>
-        <w:rPr>
-          <w:rFonts w:cs="B Nazanin" w:hint="cs"/>
-          <w:rtl/>
-        </w:rPr>
-        <w:t>ویژگی‌ها</w:t>
-      </w:r>
-      <w:r>
-        <w:rPr>
-          <w:rFonts w:cs="B Nazanin"/>
-          <w:rtl/>
-        </w:rPr>
-        <w:t xml:space="preserve"> </w:t>
-      </w:r>
-      <w:r>
-        <w:rPr>
-          <w:rFonts w:cs="B Nazanin" w:hint="cs"/>
-          <w:rtl/>
-        </w:rPr>
-        <w:t>به‌صورت</w:t>
-      </w:r>
-      <w:r>
-        <w:rPr>
-          <w:rFonts w:cs="B Nazanin"/>
-          <w:rtl/>
-        </w:rPr>
-        <w:t xml:space="preserve"> </w:t>
-      </w:r>
-      <w:r>
-        <w:rPr>
-          <w:rFonts w:cs="B Nazanin" w:hint="cs"/>
-          <w:rtl/>
-        </w:rPr>
-        <w:t>مساوی</w:t>
-      </w:r>
-      <w:r>
-        <w:rPr>
-          <w:rFonts w:cs="B Nazanin"/>
-          <w:rtl/>
-        </w:rPr>
-        <w:t xml:space="preserve"> </w:t>
-      </w:r>
-      <w:r>
-        <w:rPr>
-          <w:rFonts w:cs="B Nazanin" w:hint="cs"/>
-          <w:rtl/>
-        </w:rPr>
-        <w:t>در</w:t>
-      </w:r>
-      <w:r>
-        <w:rPr>
-          <w:rFonts w:cs="B Nazanin"/>
-          <w:rtl/>
-        </w:rPr>
-        <w:t xml:space="preserve"> </w:t>
-      </w:r>
-      <w:r>
-        <w:rPr>
-          <w:rFonts w:cs="B Nazanin" w:hint="cs"/>
-          <w:rtl/>
-        </w:rPr>
-        <w:t>نظر</w:t>
-      </w:r>
-      <w:r>
-        <w:rPr>
-          <w:rFonts w:cs="B Nazanin"/>
-          <w:rtl/>
-        </w:rPr>
-        <w:t xml:space="preserve"> </w:t>
-      </w:r>
-      <w:r>
-        <w:rPr>
-          <w:rFonts w:cs="B Nazanin" w:hint="cs"/>
-          <w:rtl/>
-        </w:rPr>
-        <w:t>گرفته</w:t>
-      </w:r>
-      <w:r>
-        <w:rPr>
-          <w:rFonts w:cs="B Nazanin"/>
-          <w:rtl/>
-        </w:rPr>
-        <w:t xml:space="preserve"> </w:t>
-      </w:r>
-      <w:r>
-        <w:rPr>
-          <w:rFonts w:cs="B Nazanin" w:hint="cs"/>
-          <w:rtl/>
-        </w:rPr>
-        <w:t>شدند،</w:t>
-      </w:r>
-      <w:r>
-        <w:rPr>
-          <w:rFonts w:cs="B Nazanin"/>
-          <w:rtl/>
-        </w:rPr>
-        <w:t xml:space="preserve"> </w:t>
-      </w:r>
-      <w:r>
-        <w:rPr>
-          <w:rFonts w:cs="B Nazanin" w:hint="cs"/>
-          <w:rtl/>
-        </w:rPr>
-        <w:t>بدون</w:t>
-      </w:r>
-      <w:r>
-        <w:rPr>
-          <w:rFonts w:cs="B Nazanin"/>
-          <w:rtl/>
-        </w:rPr>
-        <w:t xml:space="preserve"> </w:t>
-      </w:r>
-      <w:r>
-        <w:rPr>
-          <w:rFonts w:cs="B Nazanin" w:hint="cs"/>
-          <w:rtl/>
-        </w:rPr>
-        <w:t>توجه</w:t>
-      </w:r>
-      <w:r>
-        <w:rPr>
-          <w:rFonts w:cs="B Nazanin"/>
-          <w:rtl/>
-        </w:rPr>
-        <w:t xml:space="preserve"> </w:t>
-      </w:r>
-      <w:r>
-        <w:rPr>
-          <w:rFonts w:cs="B Nazanin" w:hint="cs"/>
-          <w:rtl/>
-        </w:rPr>
-        <w:t>به</w:t>
-      </w:r>
-      <w:r>
-        <w:rPr>
-          <w:rFonts w:cs="B Nazanin"/>
-          <w:rtl/>
-        </w:rPr>
-        <w:t xml:space="preserve"> </w:t>
-      </w:r>
-      <w:r>
-        <w:rPr>
-          <w:rFonts w:cs="B Nazanin" w:hint="cs"/>
-          <w:rtl/>
-        </w:rPr>
-        <w:t>اهمیت</w:t>
-      </w:r>
-      <w:r>
-        <w:rPr>
-          <w:rFonts w:cs="B Nazanin"/>
-          <w:rtl/>
-        </w:rPr>
-        <w:t xml:space="preserve"> </w:t>
-      </w:r>
-      <w:r>
-        <w:rPr>
-          <w:rFonts w:cs="B Nazanin" w:hint="cs"/>
-          <w:rtl/>
-        </w:rPr>
-        <w:t>آن‌ها</w:t>
-      </w:r>
-      <w:r>
-        <w:rPr>
-          <w:rFonts w:cs="B Nazanin"/>
-          <w:rtl/>
-        </w:rPr>
-        <w:t xml:space="preserve"> </w:t>
-      </w:r>
-      <w:r>
-        <w:rPr>
-          <w:rFonts w:cs="B Nazanin" w:hint="cs"/>
-          <w:rtl/>
-        </w:rPr>
-        <w:t>در</w:t>
-      </w:r>
-      <w:r>
-        <w:rPr>
-          <w:rFonts w:cs="B Nazanin"/>
-          <w:rtl/>
-        </w:rPr>
-        <w:t xml:space="preserve"> </w:t>
-      </w:r>
-      <w:r>
-        <w:rPr>
-          <w:rFonts w:cs="B Nazanin" w:hint="cs"/>
-          <w:rtl/>
-        </w:rPr>
-        <w:t>پیش‌بینی</w:t>
-      </w:r>
-      <w:r>
-        <w:rPr>
-          <w:rFonts w:cs="B Nazanin"/>
-          <w:rtl/>
-        </w:rPr>
-        <w:t xml:space="preserve"> </w:t>
-      </w:r>
-      <w:r>
-        <w:rPr>
-          <w:rFonts w:cs="B Nazanin" w:hint="cs"/>
-          <w:rtl/>
-        </w:rPr>
-        <w:t>خروجی</w:t>
-      </w:r>
-      <w:r>
-        <w:rPr>
-          <w:rFonts w:cs="B Nazanin"/>
-          <w:lang w:bidi="fa-IR"/>
+          <w:rFonts w:cs="B Nazanin"/>
+          <w:rtl/>
+        </w:rPr>
+        <w:t>می‌تواند</w:t>
+      </w:r>
+      <w:proofErr w:type="gramEnd"/>
+      <w:r>
+        <w:rPr>
+          <w:rFonts w:cs="B Nazanin"/>
+          <w:rtl/>
+        </w:rPr>
+        <w:t xml:space="preserve"> برای پیش‌پردازش داده‌ها و کاهش ابعاد استفاده شود. با کاهش ابعاد داده‌ها، می‌توان فضای ویژگی‌ها را فشرده‌تر کرد و این می‌تواند منجر به بهبود کارایی مدل‌های کلاسیفیکیشن شود</w:t>
+      </w:r>
+      <w:r>
+        <w:rPr>
+          <w:rFonts w:cs="B Nazanin"/>
         </w:rPr>
         <w:t>.</w:t>
       </w:r>
-    </w:p>
-    <w:p>
-      <w:pPr>
-        <w:bidi/>
-        <w:jc w:val="both"/>
-        <w:rPr>
-          <w:rFonts w:cs="B Nazanin"/>
-          <w:lang w:bidi="fa-IR"/>
-        </w:rPr>
-      </w:pPr>
-      <w:r>
-        <w:rPr>
-          <w:rFonts w:cs="B Nazanin"/>
-          <w:rtl/>
-        </w:rPr>
-        <w:t>در حالت دوم، با استفاده از روش بهینه‌سازی</w:t>
-      </w:r>
-      <w:r>
-        <w:rPr>
-          <w:rFonts w:cs="B Nazanin"/>
-          <w:lang w:bidi="fa-IR"/>
-        </w:rPr>
-        <w:t xml:space="preserve"> (Powell)</w:t>
-      </w:r>
-      <w:r>
-        <w:rPr>
-          <w:rFonts w:cs="B Nazanin"/>
-          <w:rtl/>
-        </w:rPr>
-        <w:t>، وزن‌هایی برای ویژگی‌ها تعیین شد و ویژگی‌هایی با اهمیت پایین، عملاً حذف شدند. مدل</w:t>
-      </w:r>
-      <w:r>
-        <w:rPr>
-          <w:rFonts w:cs="B Nazanin"/>
-          <w:lang w:bidi="fa-IR"/>
-        </w:rPr>
-        <w:t xml:space="preserve"> KNN </w:t>
-      </w:r>
-      <w:r>
-        <w:rPr>
-          <w:rFonts w:cs="B Nazanin"/>
-          <w:rtl/>
-        </w:rPr>
-        <w:t>پس از اعمال این وزن‌ها مجدداً آموزش داده شد و دقت آن به 84</w:t>
-      </w:r>
-      <w:r>
-        <w:rPr>
-          <w:rFonts w:ascii="Arial" w:hAnsi="Arial" w:cs="Arial" w:hint="cs"/>
-          <w:rtl/>
-        </w:rPr>
-        <w:t>٪</w:t>
-      </w:r>
-      <w:r>
-        <w:rPr>
-          <w:rFonts w:cs="B Nazanin"/>
-          <w:rtl/>
-        </w:rPr>
-        <w:t xml:space="preserve"> </w:t>
-      </w:r>
-      <w:r>
-        <w:rPr>
-          <w:rFonts w:cs="B Nazanin" w:hint="cs"/>
-          <w:rtl/>
-        </w:rPr>
-        <w:t>افزایش</w:t>
-      </w:r>
-      <w:r>
-        <w:rPr>
-          <w:rFonts w:cs="B Nazanin"/>
-          <w:rtl/>
-        </w:rPr>
-        <w:t xml:space="preserve"> </w:t>
-      </w:r>
-      <w:r>
-        <w:rPr>
-          <w:rFonts w:cs="B Nazanin" w:hint="cs"/>
-          <w:rtl/>
-        </w:rPr>
-        <w:t>یافت</w:t>
-      </w:r>
-      <w:r>
-        <w:rPr>
-          <w:rFonts w:cs="B Nazanin"/>
-          <w:rtl/>
-        </w:rPr>
-        <w:t xml:space="preserve">. </w:t>
-      </w:r>
-      <w:r>
-        <w:rPr>
-          <w:rFonts w:cs="B Nazanin" w:hint="cs"/>
-          <w:rtl/>
-        </w:rPr>
-        <w:t>این</w:t>
-      </w:r>
-      <w:r>
-        <w:rPr>
-          <w:rFonts w:cs="B Nazanin"/>
-          <w:rtl/>
-        </w:rPr>
-        <w:t xml:space="preserve"> </w:t>
-      </w:r>
-      <w:r>
-        <w:rPr>
-          <w:rFonts w:cs="B Nazanin" w:hint="cs"/>
-          <w:rtl/>
-        </w:rPr>
-        <w:t>بهبود</w:t>
-      </w:r>
-      <w:r>
-        <w:rPr>
-          <w:rFonts w:cs="B Nazanin"/>
-          <w:rtl/>
-        </w:rPr>
-        <w:t xml:space="preserve"> 12 </w:t>
-      </w:r>
-      <w:r>
-        <w:rPr>
-          <w:rFonts w:cs="B Nazanin" w:hint="cs"/>
-          <w:rtl/>
-        </w:rPr>
-        <w:t>درصدی</w:t>
-      </w:r>
-      <w:r>
-        <w:rPr>
-          <w:rFonts w:cs="B Nazanin"/>
-          <w:rtl/>
-        </w:rPr>
-        <w:t xml:space="preserve"> </w:t>
-      </w:r>
-      <w:r>
-        <w:rPr>
-          <w:rFonts w:cs="B Nazanin" w:hint="cs"/>
-          <w:rtl/>
-        </w:rPr>
-        <w:t>بیانگر</w:t>
-      </w:r>
-      <w:r>
-        <w:rPr>
-          <w:rFonts w:cs="B Nazanin"/>
-          <w:rtl/>
-        </w:rPr>
-        <w:t xml:space="preserve"> </w:t>
-      </w:r>
-      <w:r>
-        <w:rPr>
-          <w:rFonts w:cs="B Nazanin" w:hint="cs"/>
-          <w:rtl/>
-        </w:rPr>
-        <w:t>آن</w:t>
-      </w:r>
-      <w:r>
-        <w:rPr>
-          <w:rFonts w:cs="B Nazanin"/>
-          <w:rtl/>
-        </w:rPr>
-        <w:t xml:space="preserve"> </w:t>
-      </w:r>
-      <w:r>
-        <w:rPr>
-          <w:rFonts w:cs="B Nazanin" w:hint="cs"/>
-          <w:rtl/>
-        </w:rPr>
-        <w:t>است</w:t>
-      </w:r>
-      <w:r>
-        <w:rPr>
-          <w:rFonts w:cs="B Nazanin"/>
-          <w:rtl/>
-        </w:rPr>
-        <w:t xml:space="preserve"> </w:t>
-      </w:r>
-      <w:r>
-        <w:rPr>
-          <w:rFonts w:cs="B Nazanin" w:hint="cs"/>
-          <w:rtl/>
-        </w:rPr>
-        <w:t>که</w:t>
-      </w:r>
-      <w:r>
-        <w:rPr>
-          <w:rFonts w:cs="B Nazanin"/>
-          <w:rtl/>
-        </w:rPr>
-        <w:t xml:space="preserve"> </w:t>
-      </w:r>
-      <w:r>
-        <w:rPr>
-          <w:rFonts w:cs="B Nazanin" w:hint="cs"/>
-          <w:rtl/>
-        </w:rPr>
-        <w:t>وزن‌دهی</w:t>
-      </w:r>
-      <w:r>
-        <w:rPr>
-          <w:rFonts w:cs="B Nazanin"/>
-          <w:rtl/>
-        </w:rPr>
-        <w:t xml:space="preserve"> </w:t>
-      </w:r>
-      <w:r>
-        <w:rPr>
-          <w:rFonts w:cs="B Nazanin" w:hint="cs"/>
-          <w:rtl/>
-        </w:rPr>
-        <w:t>مناسب</w:t>
-      </w:r>
-      <w:r>
-        <w:rPr>
-          <w:rFonts w:cs="B Nazanin"/>
-          <w:rtl/>
-        </w:rPr>
-        <w:t xml:space="preserve"> </w:t>
-      </w:r>
-      <w:r>
-        <w:rPr>
-          <w:rFonts w:cs="B Nazanin" w:hint="cs"/>
-          <w:rtl/>
-        </w:rPr>
-        <w:t>به</w:t>
-      </w:r>
-      <w:r>
-        <w:rPr>
-          <w:rFonts w:cs="B Nazanin"/>
-          <w:rtl/>
-        </w:rPr>
-        <w:t xml:space="preserve"> </w:t>
-      </w:r>
-      <w:r>
-        <w:rPr>
-          <w:rFonts w:cs="B Nazanin" w:hint="cs"/>
-          <w:rtl/>
-        </w:rPr>
-        <w:t>ویژگی‌ها</w:t>
-      </w:r>
-      <w:r>
-        <w:rPr>
-          <w:rFonts w:cs="B Nazanin"/>
-          <w:rtl/>
-        </w:rPr>
-        <w:t xml:space="preserve"> </w:t>
-      </w:r>
-      <w:r>
-        <w:rPr>
-          <w:rFonts w:cs="B Nazanin" w:hint="cs"/>
-          <w:rtl/>
-        </w:rPr>
-        <w:t>نه</w:t>
-      </w:r>
-      <w:r>
-        <w:rPr>
-          <w:rFonts w:cs="B Nazanin"/>
-          <w:rtl/>
-        </w:rPr>
-        <w:t xml:space="preserve"> </w:t>
-      </w:r>
-      <w:r>
-        <w:rPr>
-          <w:rFonts w:cs="B Nazanin" w:hint="cs"/>
-          <w:rtl/>
-        </w:rPr>
-        <w:t>تنها</w:t>
-      </w:r>
-      <w:r>
-        <w:rPr>
-          <w:rFonts w:cs="B Nazanin"/>
-          <w:rtl/>
-        </w:rPr>
-        <w:t xml:space="preserve"> </w:t>
-      </w:r>
-      <w:r>
-        <w:rPr>
-          <w:rFonts w:cs="B Nazanin" w:hint="cs"/>
-          <w:rtl/>
-        </w:rPr>
-        <w:t>عملکرد</w:t>
-      </w:r>
-      <w:r>
-        <w:rPr>
-          <w:rFonts w:cs="B Nazanin"/>
-          <w:rtl/>
-        </w:rPr>
-        <w:t xml:space="preserve"> </w:t>
-      </w:r>
-      <w:r>
-        <w:rPr>
-          <w:rFonts w:cs="B Nazanin" w:hint="cs"/>
-          <w:rtl/>
-        </w:rPr>
-        <w:t>مدل</w:t>
-      </w:r>
-      <w:r>
-        <w:rPr>
-          <w:rFonts w:cs="B Nazanin"/>
-          <w:rtl/>
-        </w:rPr>
-        <w:t xml:space="preserve"> </w:t>
-      </w:r>
-      <w:r>
-        <w:rPr>
-          <w:rFonts w:cs="B Nazanin" w:hint="cs"/>
-          <w:rtl/>
-        </w:rPr>
-        <w:t>را</w:t>
-      </w:r>
-      <w:r>
-        <w:rPr>
-          <w:rFonts w:cs="B Nazanin"/>
-          <w:rtl/>
-        </w:rPr>
-        <w:t xml:space="preserve"> </w:t>
-      </w:r>
-      <w:r>
-        <w:rPr>
-          <w:rFonts w:cs="B Nazanin" w:hint="cs"/>
-          <w:rtl/>
-        </w:rPr>
-        <w:t>بهبود</w:t>
-      </w:r>
-      <w:r>
-        <w:rPr>
-          <w:rFonts w:cs="B Nazanin"/>
-          <w:rtl/>
-        </w:rPr>
-        <w:t xml:space="preserve"> </w:t>
-      </w:r>
-      <w:r>
-        <w:rPr>
-          <w:rFonts w:cs="B Nazanin" w:hint="cs"/>
-          <w:rtl/>
-        </w:rPr>
-        <w:t>می‌دهد،</w:t>
-      </w:r>
-      <w:r>
-        <w:rPr>
-          <w:rFonts w:cs="B Nazanin"/>
-          <w:rtl/>
-        </w:rPr>
-        <w:t xml:space="preserve"> </w:t>
-      </w:r>
-      <w:r>
-        <w:rPr>
-          <w:rFonts w:cs="B Nazanin" w:hint="cs"/>
-          <w:rtl/>
-        </w:rPr>
-        <w:t>بلکه</w:t>
-      </w:r>
-      <w:r>
-        <w:rPr>
-          <w:rFonts w:cs="B Nazanin"/>
-          <w:rtl/>
-        </w:rPr>
-        <w:t xml:space="preserve"> </w:t>
-      </w:r>
-      <w:r>
-        <w:rPr>
-          <w:rFonts w:cs="B Nazanin" w:hint="cs"/>
-          <w:rtl/>
-        </w:rPr>
-        <w:t>اثر</w:t>
-      </w:r>
-      <w:r>
-        <w:rPr>
-          <w:rFonts w:cs="B Nazanin"/>
-          <w:rtl/>
-        </w:rPr>
-        <w:t xml:space="preserve"> </w:t>
-      </w:r>
-      <w:r>
-        <w:rPr>
-          <w:rFonts w:cs="B Nazanin" w:hint="cs"/>
-          <w:rtl/>
-        </w:rPr>
-        <w:t>منفی</w:t>
-      </w:r>
-      <w:r>
-        <w:rPr>
-          <w:rFonts w:cs="B Nazanin"/>
-          <w:rtl/>
-        </w:rPr>
-        <w:t xml:space="preserve"> </w:t>
-      </w:r>
-      <w:r>
-        <w:rPr>
-          <w:rFonts w:cs="B Nazanin" w:hint="cs"/>
-          <w:rtl/>
-        </w:rPr>
-        <w:t>نفرین</w:t>
-      </w:r>
-      <w:r>
-        <w:rPr>
-          <w:rFonts w:cs="B Nazanin"/>
-          <w:rtl/>
-        </w:rPr>
-        <w:t xml:space="preserve"> </w:t>
-      </w:r>
-      <w:r>
-        <w:rPr>
-          <w:rFonts w:cs="B Nazanin" w:hint="cs"/>
-          <w:rtl/>
-        </w:rPr>
-        <w:t>ابعاد</w:t>
-      </w:r>
-      <w:r>
-        <w:rPr>
-          <w:rFonts w:cs="B Nazanin"/>
-          <w:rtl/>
-        </w:rPr>
-        <w:t xml:space="preserve"> </w:t>
-      </w:r>
-      <w:r>
-        <w:rPr>
-          <w:rFonts w:cs="B Nazanin" w:hint="cs"/>
-          <w:rtl/>
-        </w:rPr>
-        <w:t>را</w:t>
-      </w:r>
-      <w:r>
-        <w:rPr>
-          <w:rFonts w:cs="B Nazanin"/>
-          <w:rtl/>
-        </w:rPr>
-        <w:t xml:space="preserve"> </w:t>
-      </w:r>
-      <w:r>
-        <w:rPr>
-          <w:rFonts w:cs="B Nazanin" w:hint="cs"/>
-          <w:rtl/>
-        </w:rPr>
-        <w:t>نیز</w:t>
-      </w:r>
-      <w:r>
-        <w:rPr>
-          <w:rFonts w:cs="B Nazanin"/>
-          <w:rtl/>
-        </w:rPr>
-        <w:t xml:space="preserve"> </w:t>
-      </w:r>
-      <w:r>
-        <w:rPr>
-          <w:rFonts w:cs="B Nazanin" w:hint="cs"/>
-          <w:rtl/>
-        </w:rPr>
-        <w:t>کاهش</w:t>
-      </w:r>
-      <w:r>
-        <w:rPr>
-          <w:rFonts w:cs="B Nazanin"/>
-          <w:rtl/>
-        </w:rPr>
-        <w:t xml:space="preserve"> </w:t>
-      </w:r>
-      <w:r>
-        <w:rPr>
-          <w:rFonts w:cs="B Nazanin" w:hint="cs"/>
-          <w:rtl/>
-        </w:rPr>
-        <w:t>می‌دهد</w:t>
-      </w:r>
-      <w:r>
-        <w:rPr>
-          <w:rFonts w:cs="B Nazanin"/>
-          <w:rtl/>
-        </w:rPr>
-        <w:t xml:space="preserve">. </w:t>
-      </w:r>
-      <w:r>
-        <w:rPr>
-          <w:rFonts w:cs="B Nazanin" w:hint="cs"/>
-          <w:rtl/>
-        </w:rPr>
-        <w:t>بنابراین،</w:t>
-      </w:r>
-      <w:r>
-        <w:rPr>
-          <w:rFonts w:cs="B Nazanin"/>
-          <w:rtl/>
-        </w:rPr>
-        <w:t xml:space="preserve"> </w:t>
-      </w:r>
-      <w:r>
-        <w:rPr>
-          <w:rFonts w:cs="B Nazanin" w:hint="cs"/>
-          <w:rtl/>
-        </w:rPr>
-        <w:t>استفاده</w:t>
-      </w:r>
-      <w:r>
-        <w:rPr>
-          <w:rFonts w:cs="B Nazanin"/>
-          <w:rtl/>
-        </w:rPr>
-        <w:t xml:space="preserve"> </w:t>
-      </w:r>
-      <w:r>
-        <w:rPr>
-          <w:rFonts w:cs="B Nazanin" w:hint="cs"/>
-          <w:rtl/>
-        </w:rPr>
-        <w:t>از</w:t>
-      </w:r>
-      <w:r>
-        <w:rPr>
-          <w:rFonts w:cs="B Nazanin"/>
-          <w:rtl/>
-        </w:rPr>
-        <w:t xml:space="preserve"> </w:t>
-      </w:r>
-      <w:r>
-        <w:rPr>
-          <w:rFonts w:cs="B Nazanin" w:hint="cs"/>
-          <w:rtl/>
-        </w:rPr>
-        <w:t>ویژگی‌های</w:t>
-      </w:r>
-      <w:r>
-        <w:rPr>
-          <w:rFonts w:cs="B Nazanin"/>
-          <w:rtl/>
-        </w:rPr>
-        <w:t xml:space="preserve"> </w:t>
-      </w:r>
-      <w:r>
-        <w:rPr>
-          <w:rFonts w:cs="B Nazanin" w:hint="cs"/>
-          <w:rtl/>
-        </w:rPr>
-        <w:t>بهینه‌شده</w:t>
-      </w:r>
-      <w:r>
-        <w:rPr>
-          <w:rFonts w:cs="B Nazanin"/>
-          <w:rtl/>
-        </w:rPr>
-        <w:t xml:space="preserve"> </w:t>
-      </w:r>
-      <w:r>
-        <w:rPr>
-          <w:rFonts w:cs="B Nazanin" w:hint="cs"/>
-          <w:rtl/>
-        </w:rPr>
-        <w:t>نتیجه</w:t>
-      </w:r>
-      <w:r>
-        <w:rPr>
-          <w:rFonts w:cs="B Nazanin"/>
-          <w:rtl/>
-        </w:rPr>
-        <w:t xml:space="preserve"> </w:t>
-      </w:r>
-      <w:r>
-        <w:rPr>
-          <w:rFonts w:cs="B Nazanin" w:hint="cs"/>
-          <w:rtl/>
-        </w:rPr>
-        <w:t>بهتری</w:t>
-      </w:r>
-      <w:r>
-        <w:rPr>
-          <w:rFonts w:cs="B Nazanin"/>
-          <w:rtl/>
-        </w:rPr>
-        <w:t xml:space="preserve"> </w:t>
-      </w:r>
-      <w:r>
-        <w:rPr>
-          <w:rFonts w:cs="B Nazanin" w:hint="cs"/>
-          <w:rtl/>
-        </w:rPr>
-        <w:t>نسبت</w:t>
-      </w:r>
-      <w:r>
-        <w:rPr>
-          <w:rFonts w:cs="B Nazanin"/>
-          <w:rtl/>
-        </w:rPr>
-        <w:t xml:space="preserve"> </w:t>
-      </w:r>
-      <w:r>
-        <w:rPr>
-          <w:rFonts w:cs="B Nazanin" w:hint="cs"/>
-          <w:rtl/>
-        </w:rPr>
-        <w:t>به</w:t>
-      </w:r>
-      <w:r>
-        <w:rPr>
-          <w:rFonts w:cs="B Nazanin"/>
-          <w:rtl/>
-        </w:rPr>
-        <w:t xml:space="preserve"> </w:t>
-      </w:r>
-      <w:r>
-        <w:rPr>
-          <w:rFonts w:cs="B Nazanin" w:hint="cs"/>
-          <w:rtl/>
-        </w:rPr>
-        <w:t>استفاده</w:t>
-      </w:r>
-      <w:r>
-        <w:rPr>
-          <w:rFonts w:cs="B Nazanin"/>
-          <w:rtl/>
-        </w:rPr>
-        <w:t xml:space="preserve"> </w:t>
-      </w:r>
-      <w:r>
-        <w:rPr>
-          <w:rFonts w:cs="B Nazanin" w:hint="cs"/>
-          <w:rtl/>
-        </w:rPr>
-        <w:t>از</w:t>
-      </w:r>
-      <w:r>
-        <w:rPr>
-          <w:rFonts w:cs="B Nazanin"/>
-          <w:rtl/>
-        </w:rPr>
-        <w:t xml:space="preserve"> </w:t>
-      </w:r>
-      <w:r>
-        <w:rPr>
-          <w:rFonts w:cs="B Nazanin" w:hint="cs"/>
-          <w:rtl/>
-        </w:rPr>
-        <w:t>تمام</w:t>
-      </w:r>
-      <w:r>
-        <w:rPr>
-          <w:rFonts w:cs="B Nazanin"/>
-          <w:rtl/>
-        </w:rPr>
-        <w:t xml:space="preserve"> </w:t>
-      </w:r>
-      <w:r>
-        <w:rPr>
-          <w:rFonts w:cs="B Nazanin" w:hint="cs"/>
-          <w:rtl/>
-        </w:rPr>
-        <w:t>ویژگی‌ها</w:t>
-      </w:r>
-      <w:r>
-        <w:rPr>
-          <w:rFonts w:cs="B Nazanin"/>
-          <w:rtl/>
-        </w:rPr>
-        <w:t xml:space="preserve"> </w:t>
-      </w:r>
-      <w:r>
-        <w:rPr>
-          <w:rFonts w:cs="B Nazanin" w:hint="cs"/>
-          <w:rtl/>
-        </w:rPr>
-        <w:t>به</w:t>
-      </w:r>
-      <w:r>
-        <w:rPr>
-          <w:rFonts w:cs="B Nazanin"/>
-          <w:rtl/>
-        </w:rPr>
-        <w:t xml:space="preserve"> </w:t>
-      </w:r>
-      <w:r>
-        <w:rPr>
-          <w:rFonts w:cs="B Nazanin" w:hint="cs"/>
-          <w:rtl/>
-        </w:rPr>
-        <w:t>همراه</w:t>
-      </w:r>
-      <w:r>
-        <w:rPr>
-          <w:rFonts w:cs="B Nazanin"/>
-          <w:rtl/>
-        </w:rPr>
-        <w:t xml:space="preserve"> </w:t>
-      </w:r>
-      <w:r>
-        <w:rPr>
-          <w:rFonts w:cs="B Nazanin" w:hint="cs"/>
-          <w:rtl/>
-        </w:rPr>
-        <w:t>دارد</w:t>
-      </w:r>
-      <w:r>
-        <w:rPr>
-          <w:rFonts w:cs="B Nazanin"/>
-          <w:lang w:bidi="fa-IR"/>
-        </w:rPr>
-        <w:t>.</w:t>
-      </w:r>
-    </w:p>
-    <w:p>
-      <w:pPr>
-        <w:bidi/>
-        <w:rPr>
-          <w:rFonts w:cs="B Nazanin" w:hint="cs"/>
-          <w:rtl/>
-          <w:lang w:bidi="fa-IR"/>
-        </w:rPr>
-      </w:pPr>
     </w:p>
     <w:sectPr>
       <w:pgSz w:w="12240" w:h="15840"/>

--- a/report.docx
+++ b/report.docx
@@ -8949,7 +8949,7 @@
         <w:bidi/>
         <w:jc w:val="both"/>
         <w:rPr>
-          <w:rFonts w:cs="B Nazanin" w:hint="cs"/>
+          <w:rFonts w:cs="B Nazanin"/>
           <w:rtl/>
         </w:rPr>
       </w:pPr>
@@ -9045,7 +9045,7 @@
           <w:rFonts w:cs="B Nazanin"/>
           <w:rtl/>
         </w:rPr>
-        <w:t>فقط ویژگی‌ها را کاهش می‌دهد و خودش هیچ الگوریتمی برای پیش‌بینی کلاس‌ها (مثل کلاسیفیکیشن) ندارد. پس</w:t>
+        <w:t>فقط ویژگی‌ها را کاهش می‌دهد و خودش هیچ الگوریتمی برای پیش‌بینی کلاس‌ها  ندارد. پس</w:t>
       </w:r>
       <w:r>
         <w:rPr>
@@ -9084,7 +9084,21 @@
           <w:rFonts w:cs="B Nazanin"/>
           <w:rtl/>
         </w:rPr>
-        <w:t>، یا رگرسیون لجستیک نیاز داریم</w:t>
+        <w:t xml:space="preserve">، یا رگرسیون </w:t>
+      </w:r>
+      <w:r>
+        <w:rPr>
+          <w:rFonts w:cs="B Nazanin" w:hint="cs"/>
+          <w:rtl/>
+        </w:rPr>
+        <w:t xml:space="preserve">و .. </w:t>
+      </w:r>
+      <w:r>
+        <w:rPr>
+          <w:rFonts w:cs="B Nazanin"/>
+          <w:rtl/>
+        </w:rPr>
+        <w:t>نیاز داریم</w:t>
       </w:r>
       <w:r>
         <w:rPr>
@@ -9206,13 +9220,618 @@
           <w:rFonts w:cs="B Nazanin"/>
           <w:rtl/>
         </w:rPr>
-        <w:t xml:space="preserve"> برای پیش‌پردازش داده‌ها و کاهش ابعاد استفاده شود. با کاهش ابعاد داده‌ها، می‌توان فضای ویژگی‌ها را فشرده‌تر کرد و این می‌تواند منجر به بهبود کارایی مدل‌های کلاسیفیکیشن شود</w:t>
+        <w:t xml:space="preserve"> برای پیش‌پردازش داده‌ها و کاهش ابعاد استفاده شود. با کاهش ابعاد داده‌ها، می‌توان فضای ویژگی‌ها را فشرده‌تر کرد و این می‌تواند منجر به بهبود کارایی مدل‌های </w:t>
+      </w:r>
+      <w:r>
+        <w:rPr>
+          <w:rFonts w:cs="B Nazanin"/>
+        </w:rPr>
+        <w:t>classification</w:t>
+      </w:r>
+      <w:r>
+        <w:rPr>
+          <w:rFonts w:cs="B Nazanin"/>
+          <w:rtl/>
+        </w:rPr>
+        <w:t xml:space="preserve"> شود</w:t>
       </w:r>
       <w:r>
         <w:rPr>
           <w:rFonts w:cs="B Nazanin"/>
         </w:rPr>
         <w:t>.</w:t>
+      </w:r>
+    </w:p>
+    <w:p>
+      <w:pPr>
+        <w:bidi/>
+        <w:rPr>
+          <w:rFonts w:cs="B Nazanin"/>
+          <w:rtl/>
+        </w:rPr>
+      </w:pPr>
+    </w:p>
+    <w:p>
+      <w:pPr>
+        <w:bidi/>
+        <w:rPr>
+          <w:rFonts w:cs="B Nazanin"/>
+          <w:rtl/>
+        </w:rPr>
+      </w:pPr>
+    </w:p>
+    <w:p>
+      <w:pPr>
+        <w:bidi/>
+        <w:rPr>
+          <w:rFonts w:cs="B Nazanin"/>
+          <w:rtl/>
+        </w:rPr>
+      </w:pPr>
+    </w:p>
+    <w:p>
+      <w:pPr>
+        <w:bidi/>
+        <w:rPr>
+          <w:rFonts w:cs="B Nazanin"/>
+          <w:rtl/>
+        </w:rPr>
+      </w:pPr>
+    </w:p>
+    <w:p>
+      <w:pPr>
+        <w:bidi/>
+        <w:rPr>
+          <w:rFonts w:cs="B Nazanin"/>
+          <w:rtl/>
+        </w:rPr>
+      </w:pPr>
+    </w:p>
+    <w:p>
+      <w:pPr>
+        <w:bidi/>
+        <w:rPr>
+          <w:rFonts w:cs="B Nazanin"/>
+          <w:rtl/>
+        </w:rPr>
+      </w:pPr>
+      <w:r>
+        <w:rPr>
+          <w:rFonts w:cs="B Nazanin" w:hint="cs"/>
+          <w:rtl/>
+        </w:rPr>
+        <w:lastRenderedPageBreak/>
+        <w:t>7)</w:t>
+      </w:r>
+    </w:p>
+    <w:p>
+      <w:pPr>
+        <w:bidi/>
+        <w:rPr>
+          <w:rFonts w:cs="B Nazanin" w:hint="cs"/>
+          <w:rtl/>
+          <w:lang w:bidi="fa-IR"/>
+        </w:rPr>
+      </w:pPr>
+      <w:r>
+        <w:rPr>
+          <w:rFonts w:cs="B Nazanin" w:hint="cs"/>
+          <w:rtl/>
+          <w:lang w:bidi="fa-IR"/>
+        </w:rPr>
+        <w:t xml:space="preserve">برای نشان دادن تاثیر بزرگ کردن ابعاد روی تصویر ابتدا تصویری که با ابعاد دو بعدی قبلی ایجاد شده را نشان می دهیم و در ادامه برای یک مقدار مقادیر متفاوت بعد تا 64 ویژگی را امتحان می کنیم تا تصویر حاصل را ببینم </w:t>
+      </w:r>
+    </w:p>
+    <w:p>
+      <w:pPr>
+        <w:bidi/>
+        <w:rPr>
+          <w:rFonts w:cs="B Nazanin" w:hint="cs"/>
+          <w:rtl/>
+          <w:lang w:bidi="fa-IR"/>
+        </w:rPr>
+      </w:pPr>
+    </w:p>
+    <w:p>
+      <w:pPr>
+        <w:bidi/>
+        <w:rPr>
+          <w:rFonts w:cs="B Nazanin"/>
+          <w:rtl/>
+          <w:lang w:bidi="fa-IR"/>
+        </w:rPr>
+      </w:pPr>
+      <w:r>
+        <w:rPr>
+          <w:rFonts w:cs="B Nazanin" w:hint="cs"/>
+          <w:rtl/>
+          <w:lang w:bidi="fa-IR"/>
+        </w:rPr>
+        <w:t>کد زیر</w:t>
+      </w:r>
+      <w:r>
+        <w:rPr>
+          <w:rFonts w:cs="B Nazanin" w:hint="cs"/>
+          <w:rtl/>
+          <w:lang w:bidi="fa-IR"/>
+        </w:rPr>
+        <w:t xml:space="preserve"> برای </w:t>
+      </w:r>
+      <w:r>
+        <w:rPr>
+          <w:rFonts w:cs="B Nazanin"/>
+          <w:rtl/>
+        </w:rPr>
+        <w:t xml:space="preserve">نشون دادن و مقایسه‌ی </w:t>
+      </w:r>
+      <w:r>
+        <w:rPr>
+          <w:rFonts w:cs="B Nazanin"/>
+          <w:rtl/>
+          <w:lang w:bidi="fa-IR"/>
+        </w:rPr>
+        <w:t xml:space="preserve">تصویر اصلی و تصویر بازسازی‌شده بعد از اعمال </w:t>
+      </w:r>
+      <w:r>
+        <w:rPr>
+          <w:rFonts w:cs="B Nazanin"/>
+          <w:lang w:bidi="fa-IR"/>
+        </w:rPr>
+        <w:t>PCA</w:t>
+      </w:r>
+      <w:r>
+        <w:rPr>
+          <w:rFonts w:cs="B Nazanin" w:hint="cs"/>
+          <w:rtl/>
+          <w:lang w:bidi="fa-IR"/>
+        </w:rPr>
+        <w:t xml:space="preserve"> است.</w:t>
+      </w:r>
+    </w:p>
+    <w:p>
+      <w:pPr>
+        <w:bidi/>
+        <w:rPr>
+          <w:rFonts w:cs="B Nazanin"/>
+          <w:lang w:bidi="fa-IR"/>
+        </w:rPr>
+      </w:pPr>
+      <w:r>
+        <w:rPr>
+          <w:noProof/>
+        </w:rPr>
+        <w:drawing>
+          <wp:inline distT="0" distB="0" distL="0" distR="0" wp14:anchorId="221C5AF3" wp14:editId="44D63856">
+            <wp:extent cx="5943600" cy="2287905"/>
+            <wp:effectExtent l="0" t="0" r="0" b="0"/>
+            <wp:docPr id="612779290" name="Picture 1"/>
+            <wp:cNvGraphicFramePr>
+              <a:graphicFrameLocks xmlns:a="http://schemas.openxmlformats.org/drawingml/2006/main" noChangeAspect="1"/>
+            </wp:cNvGraphicFramePr>
+            <a:graphic xmlns:a="http://schemas.openxmlformats.org/drawingml/2006/main">
+              <a:graphicData uri="http://schemas.openxmlformats.org/drawingml/2006/picture">
+                <pic:pic xmlns:pic="http://schemas.openxmlformats.org/drawingml/2006/picture">
+                  <pic:nvPicPr>
+                    <pic:cNvPr id="612779290" name=""/>
+                    <pic:cNvPicPr/>
+                  </pic:nvPicPr>
+                  <pic:blipFill>
+                    <a:blip r:embed="rId68"/>
+                    <a:stretch>
+                      <a:fillRect/>
+                    </a:stretch>
+                  </pic:blipFill>
+                  <pic:spPr>
+                    <a:xfrm>
+                      <a:off x="0" y="0"/>
+                      <a:ext cx="5943600" cy="2287905"/>
+                    </a:xfrm>
+                    <a:prstGeom prst="rect">
+                      <a:avLst/>
+                    </a:prstGeom>
+                  </pic:spPr>
+                </pic:pic>
+              </a:graphicData>
+            </a:graphic>
+          </wp:inline>
+        </w:drawing>
+      </w:r>
+    </w:p>
+    <w:p>
+      <w:pPr>
+        <w:bidi/>
+        <w:rPr>
+          <w:rFonts w:cs="B Nazanin"/>
+          <w:rtl/>
+          <w:lang w:bidi="fa-IR"/>
+        </w:rPr>
+      </w:pPr>
+      <w:r>
+        <w:rPr>
+          <w:rFonts w:cs="B Nazanin" w:hint="cs"/>
+          <w:rtl/>
+          <w:lang w:bidi="fa-IR"/>
+        </w:rPr>
+        <w:t xml:space="preserve">تصویر حاصل از این تبدیل </w:t>
+      </w:r>
+    </w:p>
+    <w:p>
+      <w:pPr>
+        <w:bidi/>
+        <w:jc w:val="center"/>
+        <w:rPr>
+          <w:rFonts w:cs="B Nazanin"/>
+          <w:rtl/>
+          <w:lang w:bidi="fa-IR"/>
+        </w:rPr>
+      </w:pPr>
+    </w:p>
+    <w:p>
+      <w:pPr>
+        <w:bidi/>
+        <w:jc w:val="center"/>
+        <w:rPr>
+          <w:rFonts w:cs="B Nazanin"/>
+          <w:rtl/>
+          <w:lang w:bidi="fa-IR"/>
+        </w:rPr>
+      </w:pPr>
+    </w:p>
+    <w:p>
+      <w:pPr>
+        <w:bidi/>
+        <w:jc w:val="center"/>
+        <w:rPr>
+          <w:rFonts w:cs="B Nazanin"/>
+          <w:rtl/>
+          <w:lang w:bidi="fa-IR"/>
+        </w:rPr>
+      </w:pPr>
+    </w:p>
+    <w:p>
+      <w:pPr>
+        <w:bidi/>
+        <w:jc w:val="center"/>
+        <w:rPr>
+          <w:rFonts w:cs="B Nazanin"/>
+          <w:rtl/>
+          <w:lang w:bidi="fa-IR"/>
+        </w:rPr>
+      </w:pPr>
+    </w:p>
+    <w:p>
+      <w:pPr>
+        <w:bidi/>
+        <w:jc w:val="center"/>
+        <w:rPr>
+          <w:rFonts w:cs="B Nazanin"/>
+          <w:rtl/>
+          <w:lang w:bidi="fa-IR"/>
+        </w:rPr>
+      </w:pPr>
+    </w:p>
+    <w:p>
+      <w:pPr>
+        <w:bidi/>
+        <w:jc w:val="center"/>
+        <w:rPr>
+          <w:rFonts w:cs="B Nazanin"/>
+          <w:rtl/>
+          <w:lang w:bidi="fa-IR"/>
+        </w:rPr>
+      </w:pPr>
+    </w:p>
+    <w:p>
+      <w:pPr>
+        <w:bidi/>
+        <w:jc w:val="center"/>
+        <w:rPr>
+          <w:rFonts w:cs="B Nazanin"/>
+          <w:rtl/>
+          <w:lang w:bidi="fa-IR"/>
+        </w:rPr>
+      </w:pPr>
+    </w:p>
+    <w:p>
+      <w:pPr>
+        <w:bidi/>
+        <w:jc w:val="center"/>
+        <w:rPr>
+          <w:rFonts w:cs="B Nazanin"/>
+          <w:rtl/>
+          <w:lang w:bidi="fa-IR"/>
+        </w:rPr>
+      </w:pPr>
+      <w:r>
+        <w:rPr>
+          <w:rFonts w:cs="B Nazanin"/>
+          <w:rtl/>
+          <w:lang w:bidi="fa-IR"/>
+        </w:rPr>
+        <w:lastRenderedPageBreak/>
+        <w:drawing>
+          <wp:inline distT="0" distB="0" distL="0" distR="0" wp14:anchorId="0556BA67" wp14:editId="6B39A9A7">
+            <wp:extent cx="3838575" cy="8229600"/>
+            <wp:effectExtent l="0" t="0" r="9525" b="0"/>
+            <wp:docPr id="1174174820" name="Picture 1"/>
+            <wp:cNvGraphicFramePr>
+              <a:graphicFrameLocks xmlns:a="http://schemas.openxmlformats.org/drawingml/2006/main" noChangeAspect="1"/>
+            </wp:cNvGraphicFramePr>
+            <a:graphic xmlns:a="http://schemas.openxmlformats.org/drawingml/2006/main">
+              <a:graphicData uri="http://schemas.openxmlformats.org/drawingml/2006/picture">
+                <pic:pic xmlns:pic="http://schemas.openxmlformats.org/drawingml/2006/picture">
+                  <pic:nvPicPr>
+                    <pic:cNvPr id="1174174820" name=""/>
+                    <pic:cNvPicPr/>
+                  </pic:nvPicPr>
+                  <pic:blipFill>
+                    <a:blip r:embed="rId69"/>
+                    <a:stretch>
+                      <a:fillRect/>
+                    </a:stretch>
+                  </pic:blipFill>
+                  <pic:spPr>
+                    <a:xfrm>
+                      <a:off x="0" y="0"/>
+                      <a:ext cx="3838575" cy="8229600"/>
+                    </a:xfrm>
+                    <a:prstGeom prst="rect">
+                      <a:avLst/>
+                    </a:prstGeom>
+                  </pic:spPr>
+                </pic:pic>
+              </a:graphicData>
+            </a:graphic>
+          </wp:inline>
+        </w:drawing>
+      </w:r>
+    </w:p>
+    <w:p>
+      <w:pPr>
+        <w:bidi/>
+        <w:rPr>
+          <w:rFonts w:cs="B Nazanin"/>
+          <w:rtl/>
+          <w:lang w:bidi="fa-IR"/>
+        </w:rPr>
+      </w:pPr>
+      <w:r>
+        <w:rPr>
+          <w:rFonts w:cs="B Nazanin" w:hint="cs"/>
+          <w:rtl/>
+          <w:lang w:bidi="fa-IR"/>
+        </w:rPr>
+        <w:lastRenderedPageBreak/>
+        <w:t xml:space="preserve">حالا مقدار ابعاد را زیاد می کنیم تا تغییر را ببینم </w:t>
+      </w:r>
+    </w:p>
+    <w:p>
+      <w:pPr>
+        <w:bidi/>
+        <w:rPr>
+          <w:noProof/>
+        </w:rPr>
+      </w:pPr>
+      <w:r>
+        <w:rPr>
+          <w:rFonts w:cs="B Nazanin" w:hint="cs"/>
+          <w:rtl/>
+          <w:lang w:bidi="fa-IR"/>
+        </w:rPr>
+        <w:t xml:space="preserve">کد زیاد کردن ابعاد </w:t>
+      </w:r>
+      <w:r>
+        <w:rPr>
+          <w:noProof/>
+        </w:rPr>
+        <w:drawing>
+          <wp:inline distT="0" distB="0" distL="0" distR="0" wp14:anchorId="67097FAA" wp14:editId="4A29485D">
+            <wp:extent cx="5943600" cy="2655570"/>
+            <wp:effectExtent l="0" t="0" r="0" b="0"/>
+            <wp:docPr id="379984339" name="Picture 1"/>
+            <wp:cNvGraphicFramePr>
+              <a:graphicFrameLocks xmlns:a="http://schemas.openxmlformats.org/drawingml/2006/main" noChangeAspect="1"/>
+            </wp:cNvGraphicFramePr>
+            <a:graphic xmlns:a="http://schemas.openxmlformats.org/drawingml/2006/main">
+              <a:graphicData uri="http://schemas.openxmlformats.org/drawingml/2006/picture">
+                <pic:pic xmlns:pic="http://schemas.openxmlformats.org/drawingml/2006/picture">
+                  <pic:nvPicPr>
+                    <pic:cNvPr id="379984339" name=""/>
+                    <pic:cNvPicPr/>
+                  </pic:nvPicPr>
+                  <pic:blipFill>
+                    <a:blip r:embed="rId70"/>
+                    <a:stretch>
+                      <a:fillRect/>
+                    </a:stretch>
+                  </pic:blipFill>
+                  <pic:spPr>
+                    <a:xfrm>
+                      <a:off x="0" y="0"/>
+                      <a:ext cx="5943600" cy="2655570"/>
+                    </a:xfrm>
+                    <a:prstGeom prst="rect">
+                      <a:avLst/>
+                    </a:prstGeom>
+                  </pic:spPr>
+                </pic:pic>
+              </a:graphicData>
+            </a:graphic>
+          </wp:inline>
+        </w:drawing>
+      </w:r>
+    </w:p>
+    <w:p>
+      <w:pPr>
+        <w:bidi/>
+        <w:rPr>
+          <w:noProof/>
+          <w:rtl/>
+        </w:rPr>
+      </w:pPr>
+    </w:p>
+    <w:p>
+      <w:pPr>
+        <w:bidi/>
+        <w:rPr>
+          <w:rFonts w:cs="B Nazanin"/>
+          <w:lang w:bidi="fa-IR"/>
+        </w:rPr>
+      </w:pPr>
+      <w:r>
+        <w:rPr>
+          <w:rFonts w:cs="B Nazanin" w:hint="cs"/>
+          <w:rtl/>
+          <w:lang w:bidi="fa-IR"/>
+        </w:rPr>
+        <w:t xml:space="preserve">تغییر و تاثیر تصویر با بزرگ شدن </w:t>
+      </w:r>
+      <w:r>
+        <w:rPr>
+          <w:rFonts w:cs="B Nazanin"/>
+          <w:lang w:bidi="fa-IR"/>
+        </w:rPr>
+        <w:t>PCA</w:t>
+      </w:r>
+    </w:p>
+    <w:p>
+      <w:pPr>
+        <w:bidi/>
+        <w:jc w:val="center"/>
+        <w:rPr>
+          <w:rFonts w:cs="B Nazanin"/>
+          <w:rtl/>
+          <w:lang w:bidi="fa-IR"/>
+        </w:rPr>
+      </w:pPr>
+      <w:r>
+        <w:rPr>
+          <w:rFonts w:cs="B Nazanin"/>
+          <w:rtl/>
+          <w:lang w:bidi="fa-IR"/>
+        </w:rPr>
+        <w:lastRenderedPageBreak/>
+        <w:drawing>
+          <wp:inline distT="0" distB="0" distL="0" distR="0" wp14:anchorId="4AFAA2FC" wp14:editId="164C7FB2">
+            <wp:extent cx="2974238" cy="6748272"/>
+            <wp:effectExtent l="0" t="0" r="0" b="0"/>
+            <wp:docPr id="923058614" name="Picture 1"/>
+            <wp:cNvGraphicFramePr>
+              <a:graphicFrameLocks xmlns:a="http://schemas.openxmlformats.org/drawingml/2006/main" noChangeAspect="1"/>
+            </wp:cNvGraphicFramePr>
+            <a:graphic xmlns:a="http://schemas.openxmlformats.org/drawingml/2006/main">
+              <a:graphicData uri="http://schemas.openxmlformats.org/drawingml/2006/picture">
+                <pic:pic xmlns:pic="http://schemas.openxmlformats.org/drawingml/2006/picture">
+                  <pic:nvPicPr>
+                    <pic:cNvPr id="923058614" name=""/>
+                    <pic:cNvPicPr/>
+                  </pic:nvPicPr>
+                  <pic:blipFill>
+                    <a:blip r:embed="rId71"/>
+                    <a:stretch>
+                      <a:fillRect/>
+                    </a:stretch>
+                  </pic:blipFill>
+                  <pic:spPr>
+                    <a:xfrm>
+                      <a:off x="0" y="0"/>
+                      <a:ext cx="2977301" cy="6755221"/>
+                    </a:xfrm>
+                    <a:prstGeom prst="rect">
+                      <a:avLst/>
+                    </a:prstGeom>
+                  </pic:spPr>
+                </pic:pic>
+              </a:graphicData>
+            </a:graphic>
+          </wp:inline>
+        </w:drawing>
+      </w:r>
+    </w:p>
+    <w:p>
+      <w:pPr>
+        <w:bidi/>
+        <w:rPr>
+          <w:rFonts w:cs="B Nazanin"/>
+          <w:lang w:bidi="fa-IR"/>
+        </w:rPr>
+      </w:pPr>
+      <w:r>
+        <w:rPr>
+          <w:rFonts w:cs="B Nazanin" w:hint="cs"/>
+          <w:rtl/>
+          <w:lang w:bidi="fa-IR"/>
+        </w:rPr>
+        <w:t>که در مورد اخر همان تصویر اصلی با 64 پیکسل است.</w:t>
+      </w:r>
+    </w:p>
+    <w:p>
+      <w:pPr>
+        <w:bidi/>
+        <w:rPr>
+          <w:rFonts w:cs="B Nazanin"/>
+          <w:rtl/>
+          <w:lang w:bidi="fa-IR"/>
+        </w:rPr>
+      </w:pPr>
+      <w:r>
+        <w:rPr>
+          <w:rFonts w:cs="B Nazanin" w:hint="cs"/>
+          <w:rtl/>
+          <w:lang w:bidi="fa-IR"/>
+        </w:rPr>
+        <w:t>که در زیر واریانس متناظر رو با مقادیر متفاوت مشاهده می کنیم.</w:t>
+      </w:r>
+    </w:p>
+    <w:p>
+      <w:pPr>
+        <w:bidi/>
+        <w:rPr>
+          <w:rFonts w:cs="B Nazanin" w:hint="cs"/>
+          <w:rtl/>
+          <w:lang w:bidi="fa-IR"/>
+        </w:rPr>
+      </w:pPr>
+      <w:r>
+        <w:rPr>
+          <w:noProof/>
+        </w:rPr>
+        <w:lastRenderedPageBreak/>
+        <w:drawing>
+          <wp:inline distT="0" distB="0" distL="0" distR="0" wp14:anchorId="7A2B0023" wp14:editId="403BEA53">
+            <wp:extent cx="5943600" cy="3248025"/>
+            <wp:effectExtent l="0" t="0" r="0" b="9525"/>
+            <wp:docPr id="124394224" name="Picture 1"/>
+            <wp:cNvGraphicFramePr>
+              <a:graphicFrameLocks xmlns:a="http://schemas.openxmlformats.org/drawingml/2006/main" noChangeAspect="1"/>
+            </wp:cNvGraphicFramePr>
+            <a:graphic xmlns:a="http://schemas.openxmlformats.org/drawingml/2006/main">
+              <a:graphicData uri="http://schemas.openxmlformats.org/drawingml/2006/picture">
+                <pic:pic xmlns:pic="http://schemas.openxmlformats.org/drawingml/2006/picture">
+                  <pic:nvPicPr>
+                    <pic:cNvPr id="124394224" name=""/>
+                    <pic:cNvPicPr/>
+                  </pic:nvPicPr>
+                  <pic:blipFill>
+                    <a:blip r:embed="rId72"/>
+                    <a:stretch>
+                      <a:fillRect/>
+                    </a:stretch>
+                  </pic:blipFill>
+                  <pic:spPr>
+                    <a:xfrm>
+                      <a:off x="0" y="0"/>
+                      <a:ext cx="5943600" cy="3248025"/>
+                    </a:xfrm>
+                    <a:prstGeom prst="rect">
+                      <a:avLst/>
+                    </a:prstGeom>
+                  </pic:spPr>
+                </pic:pic>
+              </a:graphicData>
+            </a:graphic>
+          </wp:inline>
+        </w:drawing>
       </w:r>
     </w:p>
     <w:sectPr>

--- a/report.docx
+++ b/report.docx
@@ -11,13 +11,262 @@
           <w:lang w:bidi="fa-IR"/>
         </w:rPr>
       </w:pPr>
-      <w:r>
-        <w:rPr>
-          <w:rFonts w:cs="B Nazanin" w:hint="cs"/>
-          <w:rtl/>
-          <w:lang w:bidi="fa-IR"/>
-        </w:rPr>
+    </w:p>
+    <w:p>
+      <w:pPr>
+        <w:bidi/>
+        <w:rPr>
+          <w:rFonts w:cs="B Nazanin"/>
+          <w:rtl/>
+          <w:lang w:bidi="fa-IR"/>
+        </w:rPr>
+      </w:pPr>
+    </w:p>
+    <w:p>
+      <w:pPr>
+        <w:bidi/>
+        <w:rPr>
+          <w:rFonts w:cs="B Nazanin"/>
+          <w:rtl/>
+          <w:lang w:bidi="fa-IR"/>
+        </w:rPr>
+      </w:pPr>
+    </w:p>
+    <w:p>
+      <w:pPr>
+        <w:bidi/>
+        <w:rPr>
+          <w:rFonts w:cs="B Nazanin"/>
+          <w:rtl/>
+          <w:lang w:bidi="fa-IR"/>
+        </w:rPr>
+      </w:pPr>
+    </w:p>
+    <w:p>
+      <w:pPr>
+        <w:bidi/>
+        <w:rPr>
+          <w:rFonts w:cs="B Nazanin"/>
+          <w:rtl/>
+          <w:lang w:bidi="fa-IR"/>
+        </w:rPr>
+      </w:pPr>
+    </w:p>
+    <w:p>
+      <w:pPr>
+        <w:bidi/>
+        <w:rPr>
+          <w:rFonts w:cs="B Nazanin"/>
+          <w:rtl/>
+          <w:lang w:bidi="fa-IR"/>
+        </w:rPr>
+      </w:pPr>
+    </w:p>
+    <w:p>
+      <w:pPr>
+        <w:bidi/>
+        <w:rPr>
+          <w:rFonts w:cs="B Nazanin"/>
+          <w:rtl/>
+          <w:lang w:bidi="fa-IR"/>
+        </w:rPr>
+      </w:pPr>
+    </w:p>
+    <w:p>
+      <w:pPr>
+        <w:bidi/>
+        <w:rPr>
+          <w:rFonts w:cs="B Nazanin"/>
+          <w:rtl/>
+          <w:lang w:bidi="fa-IR"/>
+        </w:rPr>
+      </w:pPr>
+    </w:p>
+    <w:p>
+      <w:pPr>
+        <w:bidi/>
+        <w:rPr>
+          <w:rFonts w:cs="B Nazanin"/>
+          <w:rtl/>
+          <w:lang w:bidi="fa-IR"/>
+        </w:rPr>
+      </w:pPr>
+    </w:p>
+    <w:p>
+      <w:pPr>
+        <w:bidi/>
+        <w:rPr>
+          <w:rFonts w:cs="B Nazanin"/>
+          <w:rtl/>
+          <w:lang w:bidi="fa-IR"/>
+        </w:rPr>
+      </w:pPr>
+    </w:p>
+    <w:p>
+      <w:pPr>
+        <w:bidi/>
+        <w:rPr>
+          <w:rFonts w:cs="B Nazanin"/>
+          <w:rtl/>
+          <w:lang w:bidi="fa-IR"/>
+        </w:rPr>
+      </w:pPr>
+    </w:p>
+    <w:p>
+      <w:pPr>
+        <w:bidi/>
+        <w:rPr>
+          <w:rFonts w:cs="B Nazanin"/>
+          <w:rtl/>
+          <w:lang w:bidi="fa-IR"/>
+        </w:rPr>
+      </w:pPr>
+    </w:p>
+    <w:p>
+      <w:pPr>
+        <w:bidi/>
+        <w:rPr>
+          <w:rFonts w:cs="B Nazanin"/>
+          <w:rtl/>
+          <w:lang w:bidi="fa-IR"/>
+        </w:rPr>
+      </w:pPr>
+    </w:p>
+    <w:p>
+      <w:pPr>
+        <w:bidi/>
+        <w:rPr>
+          <w:rFonts w:cs="B Nazanin"/>
+          <w:rtl/>
+          <w:lang w:bidi="fa-IR"/>
+        </w:rPr>
+      </w:pPr>
+    </w:p>
+    <w:p>
+      <w:pPr>
+        <w:bidi/>
+        <w:rPr>
+          <w:rFonts w:cs="B Nazanin"/>
+          <w:rtl/>
+          <w:lang w:bidi="fa-IR"/>
+        </w:rPr>
+      </w:pPr>
+    </w:p>
+    <w:p>
+      <w:pPr>
+        <w:bidi/>
+        <w:rPr>
+          <w:rFonts w:cs="B Nazanin"/>
+          <w:rtl/>
+          <w:lang w:bidi="fa-IR"/>
+        </w:rPr>
+      </w:pPr>
+    </w:p>
+    <w:p>
+      <w:pPr>
+        <w:bidi/>
+        <w:rPr>
+          <w:rFonts w:cs="B Nazanin"/>
+          <w:rtl/>
+          <w:lang w:bidi="fa-IR"/>
+        </w:rPr>
+      </w:pPr>
+    </w:p>
+    <w:p>
+      <w:pPr>
+        <w:bidi/>
+        <w:rPr>
+          <w:rFonts w:cs="B Nazanin"/>
+          <w:rtl/>
+          <w:lang w:bidi="fa-IR"/>
+        </w:rPr>
+      </w:pPr>
+    </w:p>
+    <w:p>
+      <w:pPr>
+        <w:bidi/>
+        <w:rPr>
+          <w:rFonts w:cs="B Nazanin"/>
+          <w:rtl/>
+          <w:lang w:bidi="fa-IR"/>
+        </w:rPr>
+      </w:pPr>
+    </w:p>
+    <w:p>
+      <w:pPr>
+        <w:bidi/>
+        <w:rPr>
+          <w:rFonts w:cs="B Nazanin"/>
+          <w:rtl/>
+          <w:lang w:bidi="fa-IR"/>
+        </w:rPr>
+      </w:pPr>
+    </w:p>
+    <w:p>
+      <w:pPr>
+        <w:bidi/>
+        <w:rPr>
+          <w:rFonts w:cs="B Nazanin"/>
+          <w:rtl/>
+          <w:lang w:bidi="fa-IR"/>
+        </w:rPr>
+      </w:pPr>
+    </w:p>
+    <w:p>
+      <w:pPr>
+        <w:bidi/>
+        <w:rPr>
+          <w:rFonts w:cs="B Nazanin"/>
+          <w:rtl/>
+          <w:lang w:bidi="fa-IR"/>
+        </w:rPr>
+      </w:pPr>
+    </w:p>
+    <w:p>
+      <w:pPr>
+        <w:bidi/>
+        <w:rPr>
+          <w:rFonts w:cs="B Nazanin"/>
+          <w:rtl/>
+          <w:lang w:bidi="fa-IR"/>
+        </w:rPr>
+      </w:pPr>
+    </w:p>
+    <w:p>
+      <w:pPr>
+        <w:bidi/>
+        <w:rPr>
+          <w:rFonts w:cs="B Nazanin"/>
+          <w:rtl/>
+          <w:lang w:bidi="fa-IR"/>
+        </w:rPr>
+      </w:pPr>
+      <w:r>
+        <w:rPr>
+          <w:rFonts w:cs="B Nazanin" w:hint="cs"/>
+          <w:rtl/>
+          <w:lang w:bidi="fa-IR"/>
+        </w:rPr>
+        <w:lastRenderedPageBreak/>
         <w:t>سوال 1)</w:t>
+      </w:r>
+    </w:p>
+    <w:p>
+      <w:pPr>
+        <w:bidi/>
+        <w:rPr>
+          <w:rFonts w:cs="B Nazanin"/>
+          <w:rtl/>
+          <w:lang w:bidi="fa-IR"/>
+        </w:rPr>
+      </w:pPr>
+      <w:r>
+        <w:rPr>
+          <w:rFonts w:cs="B Nazanin" w:hint="cs"/>
+          <w:rtl/>
+          <w:lang w:bidi="fa-IR"/>
+        </w:rPr>
+        <w:t>1)</w:t>
       </w:r>
     </w:p>
     <w:p>
@@ -86,7 +335,7 @@
                     <pic:cNvPicPr/>
                   </pic:nvPicPr>
                   <pic:blipFill>
-                    <a:blip r:embed="rId7"/>
+                    <a:blip r:embed="rId8"/>
                     <a:stretch>
                       <a:fillRect/>
                     </a:stretch>
@@ -155,7 +404,7 @@
                     <pic:cNvPicPr/>
                   </pic:nvPicPr>
                   <pic:blipFill>
-                    <a:blip r:embed="rId8"/>
+                    <a:blip r:embed="rId9"/>
                     <a:stretch>
                       <a:fillRect/>
                     </a:stretch>
@@ -213,7 +462,7 @@
                     <pic:cNvPicPr/>
                   </pic:nvPicPr>
                   <pic:blipFill>
-                    <a:blip r:embed="rId9"/>
+                    <a:blip r:embed="rId10"/>
                     <a:stretch>
                       <a:fillRect/>
                     </a:stretch>
@@ -272,6 +521,7 @@
     <w:p>
       <w:pPr>
         <w:bidi/>
+        <w:jc w:val="center"/>
         <w:rPr>
           <w:rFonts w:cs="B Nazanin"/>
           <w:rtl/>
@@ -284,8 +534,8 @@
           <w:noProof/>
         </w:rPr>
         <w:drawing>
-          <wp:inline distT="0" distB="0" distL="0" distR="0" wp14:anchorId="11FABA33" wp14:editId="3AD1C77C">
-            <wp:extent cx="5943600" cy="2905024"/>
+          <wp:inline distT="0" distB="0" distL="0" distR="0" wp14:anchorId="11FABA33" wp14:editId="04EE8AD2">
+            <wp:extent cx="4828032" cy="2343651"/>
             <wp:effectExtent l="0" t="0" r="0" b="0"/>
             <wp:docPr id="645076506" name="Picture 1"/>
             <wp:cNvGraphicFramePr>
@@ -299,7 +549,7 @@
                     <pic:cNvPicPr/>
                   </pic:nvPicPr>
                   <pic:blipFill>
-                    <a:blip r:embed="rId10"/>
+                    <a:blip r:embed="rId11"/>
                     <a:stretch>
                       <a:fillRect/>
                     </a:stretch>
@@ -307,7 +557,7 @@
                   <pic:spPr>
                     <a:xfrm>
                       <a:off x="0" y="0"/>
-                      <a:ext cx="5971555" cy="2918688"/>
+                      <a:ext cx="4867157" cy="2362643"/>
                     </a:xfrm>
                     <a:prstGeom prst="rect">
                       <a:avLst/>
@@ -323,6 +573,18 @@
     <w:p>
       <w:pPr>
         <w:bidi/>
+        <w:jc w:val="both"/>
+        <w:rPr>
+          <w:rFonts w:cs="B Nazanin"/>
+          <w:rtl/>
+          <w:lang w:bidi="fa-IR"/>
+        </w:rPr>
+      </w:pPr>
+    </w:p>
+    <w:p>
+      <w:pPr>
+        <w:bidi/>
+        <w:jc w:val="both"/>
         <w:rPr>
           <w:rFonts w:cs="B Nazanin"/>
           <w:rtl/>
@@ -336,6 +598,25 @@
           <w:lang w:bidi="fa-IR"/>
         </w:rPr>
         <w:lastRenderedPageBreak/>
+        <w:t>2)</w:t>
+      </w:r>
+    </w:p>
+    <w:p>
+      <w:pPr>
+        <w:bidi/>
+        <w:jc w:val="both"/>
+        <w:rPr>
+          <w:rFonts w:cs="B Nazanin"/>
+          <w:rtl/>
+          <w:lang w:bidi="fa-IR"/>
+        </w:rPr>
+      </w:pPr>
+      <w:r>
+        <w:rPr>
+          <w:rFonts w:cs="B Nazanin" w:hint="cs"/>
+          <w:rtl/>
+          <w:lang w:bidi="fa-IR"/>
+        </w:rPr>
         <w:t xml:space="preserve">در این دیتاست ما مقادیر </w:t>
       </w:r>
       <w:r>
@@ -413,6 +694,7 @@
         <w:rPr>
           <w:rFonts w:cs="B Nazanin"/>
           <w:noProof/>
+          <w:rtl/>
         </w:rPr>
       </w:pPr>
       <w:r>
@@ -436,7 +718,7 @@
                     <pic:cNvPicPr/>
                   </pic:nvPicPr>
                   <pic:blipFill>
-                    <a:blip r:embed="rId11"/>
+                    <a:blip r:embed="rId12"/>
                     <a:stretch>
                       <a:fillRect/>
                     </a:stretch>
@@ -462,16 +744,6 @@
         <w:bidi/>
         <w:rPr>
           <w:rFonts w:cs="B Nazanin"/>
-          <w:noProof/>
-          <w:rtl/>
-        </w:rPr>
-      </w:pPr>
-    </w:p>
-    <w:p>
-      <w:pPr>
-        <w:bidi/>
-        <w:rPr>
-          <w:rFonts w:cs="B Nazanin"/>
           <w:rtl/>
           <w:lang w:bidi="fa-IR"/>
         </w:rPr>
@@ -512,7 +784,23 @@
           <w:rtl/>
           <w:lang w:bidi="fa-IR"/>
         </w:rPr>
-        <w:t xml:space="preserve"> که خیلی مربوط به ویژگی یا ستونی است که داده از دست رفته دارد.</w:t>
+        <w:t xml:space="preserve"> </w:t>
+      </w:r>
+      <w:r>
+        <w:rPr>
+          <w:rFonts w:cs="B Nazanin" w:hint="cs"/>
+          <w:rtl/>
+          <w:lang w:bidi="fa-IR"/>
+        </w:rPr>
+        <w:t xml:space="preserve">جایگزین می کنیم </w:t>
+      </w:r>
+      <w:r>
+        <w:rPr>
+          <w:rFonts w:cs="B Nazanin" w:hint="cs"/>
+          <w:rtl/>
+          <w:lang w:bidi="fa-IR"/>
+        </w:rPr>
+        <w:t>که خیلی مربوط به ویژگی یا ستونی است که داده از دست رفته دارد.</w:t>
       </w:r>
     </w:p>
     <w:p>
@@ -680,7 +968,7 @@
                     <pic:cNvPicPr/>
                   </pic:nvPicPr>
                   <pic:blipFill>
-                    <a:blip r:embed="rId12"/>
+                    <a:blip r:embed="rId13"/>
                     <a:stretch>
                       <a:fillRect/>
                     </a:stretch>
@@ -749,7 +1037,7 @@
                     <pic:cNvPicPr/>
                   </pic:nvPicPr>
                   <pic:blipFill>
-                    <a:blip r:embed="rId13"/>
+                    <a:blip r:embed="rId14"/>
                     <a:stretch>
                       <a:fillRect/>
                     </a:stretch>
@@ -817,6 +1105,7 @@
     <w:p>
       <w:pPr>
         <w:bidi/>
+        <w:jc w:val="center"/>
         <w:rPr>
           <w:rFonts w:cs="B Nazanin"/>
           <w:rtl/>
@@ -829,9 +1118,9 @@
           <w:noProof/>
         </w:rPr>
         <w:drawing>
-          <wp:inline distT="0" distB="0" distL="0" distR="0" wp14:anchorId="2B802384" wp14:editId="45BD3390">
-            <wp:extent cx="5943600" cy="2845435"/>
-            <wp:effectExtent l="0" t="0" r="0" b="0"/>
+          <wp:inline distT="0" distB="0" distL="0" distR="0" wp14:anchorId="2B802384" wp14:editId="52A1D906">
+            <wp:extent cx="4718304" cy="2258838"/>
+            <wp:effectExtent l="0" t="0" r="6350" b="8255"/>
             <wp:docPr id="1722526396" name="Picture 1"/>
             <wp:cNvGraphicFramePr>
               <a:graphicFrameLocks xmlns:a="http://schemas.openxmlformats.org/drawingml/2006/main" noChangeAspect="1"/>
@@ -844,7 +1133,7 @@
                     <pic:cNvPicPr/>
                   </pic:nvPicPr>
                   <pic:blipFill>
-                    <a:blip r:embed="rId14"/>
+                    <a:blip r:embed="rId15"/>
                     <a:stretch>
                       <a:fillRect/>
                     </a:stretch>
@@ -852,7 +1141,7 @@
                   <pic:spPr>
                     <a:xfrm>
                       <a:off x="0" y="0"/>
-                      <a:ext cx="5943600" cy="2845435"/>
+                      <a:ext cx="4728160" cy="2263556"/>
                     </a:xfrm>
                     <a:prstGeom prst="rect">
                       <a:avLst/>
@@ -912,7 +1201,7 @@
                     <pic:cNvPicPr/>
                   </pic:nvPicPr>
                   <pic:blipFill>
-                    <a:blip r:embed="rId15"/>
+                    <a:blip r:embed="rId16"/>
                     <a:stretch>
                       <a:fillRect/>
                     </a:stretch>
@@ -941,103 +1230,12 @@
           <w:lang w:bidi="fa-IR"/>
         </w:rPr>
       </w:pPr>
-    </w:p>
-    <w:p>
-      <w:pPr>
-        <w:bidi/>
-        <w:rPr>
-          <w:rFonts w:cs="B Nazanin"/>
-          <w:lang w:bidi="fa-IR"/>
-        </w:rPr>
-      </w:pPr>
-    </w:p>
-    <w:p>
-      <w:pPr>
-        <w:bidi/>
-        <w:rPr>
-          <w:rFonts w:cs="B Nazanin"/>
-          <w:lang w:bidi="fa-IR"/>
-        </w:rPr>
-      </w:pPr>
-    </w:p>
-    <w:p>
-      <w:pPr>
-        <w:bidi/>
-        <w:rPr>
-          <w:rFonts w:cs="B Nazanin"/>
-          <w:lang w:bidi="fa-IR"/>
-        </w:rPr>
-      </w:pPr>
-    </w:p>
-    <w:p>
-      <w:pPr>
-        <w:bidi/>
-        <w:rPr>
-          <w:rFonts w:cs="B Nazanin"/>
-          <w:lang w:bidi="fa-IR"/>
-        </w:rPr>
-      </w:pPr>
-    </w:p>
-    <w:p>
-      <w:pPr>
-        <w:bidi/>
-        <w:rPr>
-          <w:rFonts w:cs="B Nazanin"/>
-          <w:lang w:bidi="fa-IR"/>
-        </w:rPr>
-      </w:pPr>
-    </w:p>
-    <w:p>
-      <w:pPr>
-        <w:bidi/>
-        <w:rPr>
-          <w:rFonts w:cs="B Nazanin"/>
-          <w:lang w:bidi="fa-IR"/>
-        </w:rPr>
-      </w:pPr>
-    </w:p>
-    <w:p>
-      <w:pPr>
-        <w:bidi/>
-        <w:rPr>
-          <w:rFonts w:cs="B Nazanin"/>
-          <w:lang w:bidi="fa-IR"/>
-        </w:rPr>
-      </w:pPr>
-    </w:p>
-    <w:p>
-      <w:pPr>
-        <w:bidi/>
-        <w:rPr>
-          <w:rFonts w:cs="B Nazanin"/>
-          <w:lang w:bidi="fa-IR"/>
-        </w:rPr>
-      </w:pPr>
-    </w:p>
-    <w:p>
-      <w:pPr>
-        <w:bidi/>
-        <w:rPr>
-          <w:rFonts w:cs="B Nazanin"/>
-          <w:lang w:bidi="fa-IR"/>
-        </w:rPr>
-      </w:pPr>
-    </w:p>
-    <w:p>
-      <w:pPr>
-        <w:bidi/>
-        <w:rPr>
-          <w:rFonts w:cs="B Nazanin"/>
-          <w:lang w:bidi="fa-IR"/>
-        </w:rPr>
-      </w:pPr>
-      <w:r>
-        <w:rPr>
-          <w:rFonts w:cs="B Nazanin" w:hint="cs"/>
-          <w:rtl/>
-          <w:lang w:bidi="fa-IR"/>
-        </w:rPr>
-        <w:lastRenderedPageBreak/>
+      <w:r>
+        <w:rPr>
+          <w:rFonts w:cs="B Nazanin" w:hint="cs"/>
+          <w:rtl/>
+          <w:lang w:bidi="fa-IR"/>
+        </w:rPr>
         <w:t xml:space="preserve">نمودار </w:t>
       </w:r>
       <w:r>
@@ -1051,6 +1249,7 @@
     <w:p>
       <w:pPr>
         <w:bidi/>
+        <w:jc w:val="center"/>
         <w:rPr>
           <w:rFonts w:cs="B Nazanin"/>
           <w:rtl/>
@@ -1065,9 +1264,9 @@
           <w:lang w:bidi="fa-IR"/>
         </w:rPr>
         <w:drawing>
-          <wp:inline distT="0" distB="0" distL="0" distR="0" wp14:anchorId="4EF4BE82" wp14:editId="764F66A4">
-            <wp:extent cx="5943600" cy="5268595"/>
-            <wp:effectExtent l="0" t="0" r="0" b="8255"/>
+          <wp:inline distT="0" distB="0" distL="0" distR="0" wp14:anchorId="4EF4BE82" wp14:editId="603F7220">
+            <wp:extent cx="3977640" cy="3525907"/>
+            <wp:effectExtent l="0" t="0" r="3810" b="0"/>
             <wp:docPr id="533206747" name="Picture 1"/>
             <wp:cNvGraphicFramePr>
               <a:graphicFrameLocks xmlns:a="http://schemas.openxmlformats.org/drawingml/2006/main" noChangeAspect="1"/>
@@ -1080,7 +1279,7 @@
                     <pic:cNvPicPr/>
                   </pic:nvPicPr>
                   <pic:blipFill>
-                    <a:blip r:embed="rId16"/>
+                    <a:blip r:embed="rId17"/>
                     <a:stretch>
                       <a:fillRect/>
                     </a:stretch>
@@ -1088,7 +1287,7 @@
                   <pic:spPr>
                     <a:xfrm>
                       <a:off x="0" y="0"/>
-                      <a:ext cx="5943600" cy="5268595"/>
+                      <a:ext cx="3995551" cy="3541784"/>
                     </a:xfrm>
                     <a:prstGeom prst="rect">
                       <a:avLst/>
@@ -1116,12 +1315,14 @@
           <w:rtl/>
           <w:lang w:bidi="fa-IR"/>
         </w:rPr>
+        <w:lastRenderedPageBreak/>
         <w:t>4)</w:t>
       </w:r>
     </w:p>
     <w:p>
       <w:pPr>
         <w:bidi/>
+        <w:jc w:val="both"/>
         <w:rPr>
           <w:rFonts w:cs="B Nazanin"/>
           <w:rtl/>
@@ -1140,6 +1341,7 @@
     <w:p>
       <w:pPr>
         <w:bidi/>
+        <w:jc w:val="both"/>
         <w:rPr>
           <w:rFonts w:cs="B Nazanin"/>
           <w:rtl/>
@@ -1236,23 +1438,12 @@
           <w:lang w:bidi="fa-IR"/>
         </w:rPr>
       </w:pPr>
-    </w:p>
-    <w:p>
-      <w:pPr>
-        <w:bidi/>
-        <w:rPr>
-          <w:rFonts w:cs="B Nazanin"/>
-          <w:rtl/>
-          <w:lang w:bidi="fa-IR"/>
-        </w:rPr>
-      </w:pPr>
-      <w:r>
-        <w:rPr>
-          <w:rFonts w:cs="B Nazanin" w:hint="cs"/>
-          <w:rtl/>
-          <w:lang w:bidi="fa-IR"/>
-        </w:rPr>
-        <w:lastRenderedPageBreak/>
+      <w:r>
+        <w:rPr>
+          <w:rFonts w:cs="B Nazanin" w:hint="cs"/>
+          <w:rtl/>
+          <w:lang w:bidi="fa-IR"/>
+        </w:rPr>
         <w:t>در ادامه کد که برای پیادهسازی استفاده شده قرار داده ایم.</w:t>
       </w:r>
     </w:p>
@@ -1286,7 +1477,7 @@
                     <pic:cNvPicPr/>
                   </pic:nvPicPr>
                   <pic:blipFill>
-                    <a:blip r:embed="rId17"/>
+                    <a:blip r:embed="rId18"/>
                     <a:stretch>
                       <a:fillRect/>
                     </a:stretch>
@@ -1373,6 +1564,7 @@
     <w:p>
       <w:pPr>
         <w:bidi/>
+        <w:jc w:val="right"/>
         <w:rPr>
           <w:rFonts w:cs="B Nazanin"/>
           <w:rtl/>
@@ -1400,7 +1592,7 @@
                     <pic:cNvPicPr/>
                   </pic:nvPicPr>
                   <pic:blipFill>
-                    <a:blip r:embed="rId18"/>
+                    <a:blip r:embed="rId19"/>
                     <a:stretch>
                       <a:fillRect/>
                     </a:stretch>
@@ -1469,7 +1661,7 @@
                     <pic:cNvPicPr/>
                   </pic:nvPicPr>
                   <pic:blipFill>
-                    <a:blip r:embed="rId19"/>
+                    <a:blip r:embed="rId20"/>
                     <a:stretch>
                       <a:fillRect/>
                     </a:stretch>
@@ -1552,7 +1744,16 @@
           <w:rtl/>
           <w:lang w:bidi="fa-IR"/>
         </w:rPr>
-        <w:t xml:space="preserve"> نشان دهنده عرض از مبدا است یعنی که می توان این رو هم برداشت که با صفر بودن این ویژگی مقدار خروجی چقدر خواهد شد.  که برای ویژگی تعداد اتاق این مقدار مثبت و نسبتا تاٍثیر گذار است.</w:t>
+        <w:t xml:space="preserve"> نشان </w:t>
+      </w:r>
+      <w:r>
+        <w:rPr>
+          <w:rFonts w:cs="B Nazanin" w:hint="cs"/>
+          <w:rtl/>
+          <w:lang w:bidi="fa-IR"/>
+        </w:rPr>
+        <w:lastRenderedPageBreak/>
+        <w:t>دهنده عرض از مبدا است یعنی که می توان این رو هم برداشت که با صفر بودن این ویژگی مقدار خروجی چقدر خواهد شد.  که برای ویژگی تعداد اتاق این مقدار مثبت و نسبتا تاٍثیر گذار است.</w:t>
       </w:r>
     </w:p>
     <w:p>
@@ -1602,7 +1803,7 @@
                     <pic:cNvPicPr/>
                   </pic:nvPicPr>
                   <pic:blipFill>
-                    <a:blip r:embed="rId20"/>
+                    <a:blip r:embed="rId21"/>
                     <a:stretch>
                       <a:fillRect/>
                     </a:stretch>
@@ -1647,7 +1848,6 @@
           <w:rtl/>
           <w:lang w:bidi="fa-IR"/>
         </w:rPr>
-        <w:lastRenderedPageBreak/>
         <w:t>7)</w:t>
       </w:r>
     </w:p>
@@ -1678,6 +1878,7 @@
           <w:lang w:bidi="fa-IR"/>
         </w:rPr>
       </w:pPr>
+      <w:bookmarkStart w:id="0" w:name="pic2"/>
       <w:r>
         <w:rPr>
           <w:rFonts w:cs="B Nazanin"/>
@@ -1699,7 +1900,7 @@
                     <pic:cNvPicPr/>
                   </pic:nvPicPr>
                   <pic:blipFill>
-                    <a:blip r:embed="rId21"/>
+                    <a:blip r:embed="rId22"/>
                     <a:stretch>
                       <a:fillRect/>
                     </a:stretch>
@@ -1719,6 +1920,7 @@
           </wp:inline>
         </w:drawing>
       </w:r>
+      <w:bookmarkEnd w:id="0"/>
     </w:p>
     <w:p>
       <w:pPr>
@@ -1808,8 +2010,6 @@
       <w:r>
         <w:rPr>
           <w:rFonts w:cs="B Nazanin"/>
-          <w:b/>
-          <w:bCs/>
           <w:rtl/>
         </w:rPr>
         <w:t>چقدر خوب می‌تونه تغییرات متغیر هدف</w:t>
@@ -1817,16 +2017,12 @@
       <w:r>
         <w:rPr>
           <w:rFonts w:cs="B Nazanin"/>
-          <w:b/>
-          <w:bCs/>
-          <w:lang w:bidi="fa-IR"/>
         </w:rPr>
         <w:t xml:space="preserve"> (y)</w:t>
       </w:r>
       <w:r>
         <w:rPr>
           <w:rFonts w:cs="B Nazanin"/>
-          <w:lang w:bidi="fa-IR"/>
         </w:rPr>
         <w:t xml:space="preserve"> </w:t>
       </w:r>
@@ -1875,16 +2071,27 @@
     </w:p>
     <w:p>
       <w:pPr>
-        <w:rPr>
-          <w:rFonts w:cs="B Nazanin"/>
-          <w:lang w:bidi="fa-IR"/>
-        </w:rPr>
-      </w:pPr>
-      <w:r>
-        <w:rPr>
-          <w:rFonts w:cs="B Nazanin"/>
-          <w:lang w:bidi="fa-IR"/>
-        </w:rPr>
+        <w:bidi/>
+        <w:rPr>
+          <w:rFonts w:cs="B Nazanin"/>
+          <w:rtl/>
+          <w:lang w:bidi="fa-IR"/>
+        </w:rPr>
+      </w:pPr>
+    </w:p>
+    <w:p>
+      <w:pPr>
+        <w:rPr>
+          <w:rFonts w:cs="B Nazanin"/>
+          <w:lang w:bidi="fa-IR"/>
+        </w:rPr>
+      </w:pPr>
+      <w:r>
+        <w:rPr>
+          <w:rFonts w:cs="B Nazanin"/>
+          <w:lang w:bidi="fa-IR"/>
+        </w:rPr>
+        <w:lastRenderedPageBreak/>
         <w:t>MAE</w:t>
       </w:r>
     </w:p>
@@ -2028,8 +2235,126 @@
           <w:rtl/>
           <w:lang w:bidi="fa-IR"/>
         </w:rPr>
-        <w:lastRenderedPageBreak/>
-        <w:t>در مورد مدل ما این اعداد در بالا قابل مشاهده است و می توان دید که با این یک ویژگی ما می توانیم 50 درصد تغییرات را مدیریت کنیم. و همچنین نزدیک به 4 واحد اختلاف داریم.</w:t>
+        <w:t xml:space="preserve">در مورد مدل ما این اعداد در </w:t>
+      </w:r>
+      <w:r>
+        <w:rPr>
+          <w:rFonts w:cs="B Nazanin"/>
+          <w:rtl/>
+          <w:lang w:bidi="fa-IR"/>
+        </w:rPr>
+        <w:fldChar w:fldCharType="begin"/>
+      </w:r>
+      <w:r>
+        <w:rPr>
+          <w:rFonts w:cs="B Nazanin" w:hint="cs"/>
+          <w:lang w:bidi="fa-IR"/>
+        </w:rPr>
+        <w:instrText>HYPERLINK</w:instrText>
+      </w:r>
+      <w:r>
+        <w:rPr>
+          <w:rFonts w:cs="B Nazanin" w:hint="cs"/>
+          <w:rtl/>
+          <w:lang w:bidi="fa-IR"/>
+        </w:rPr>
+        <w:instrText xml:space="preserve"> </w:instrText>
+      </w:r>
+      <w:r>
+        <w:rPr>
+          <w:rFonts w:cs="B Nazanin"/>
+          <w:rtl/>
+          <w:lang w:bidi="fa-IR"/>
+        </w:rPr>
+        <w:instrText xml:space="preserve"> \</w:instrText>
+      </w:r>
+      <w:r>
+        <w:rPr>
+          <w:rFonts w:cs="B Nazanin"/>
+          <w:lang w:bidi="fa-IR"/>
+        </w:rPr>
+        <w:instrText>l</w:instrText>
+      </w:r>
+      <w:r>
+        <w:rPr>
+          <w:rFonts w:cs="B Nazanin"/>
+          <w:rtl/>
+          <w:lang w:bidi="fa-IR"/>
+        </w:rPr>
+        <w:instrText xml:space="preserve"> "</w:instrText>
+      </w:r>
+      <w:r>
+        <w:rPr>
+          <w:rFonts w:cs="B Nazanin"/>
+          <w:lang w:bidi="fa-IR"/>
+        </w:rPr>
+        <w:instrText>pic2</w:instrText>
+      </w:r>
+      <w:r>
+        <w:rPr>
+          <w:rFonts w:cs="B Nazanin"/>
+          <w:rtl/>
+          <w:lang w:bidi="fa-IR"/>
+        </w:rPr>
+        <w:instrText>"</w:instrText>
+      </w:r>
+      <w:r>
+        <w:rPr>
+          <w:rFonts w:cs="B Nazanin"/>
+          <w:rtl/>
+          <w:lang w:bidi="fa-IR"/>
+        </w:rPr>
+      </w:r>
+      <w:r>
+        <w:rPr>
+          <w:rFonts w:cs="B Nazanin"/>
+          <w:rtl/>
+          <w:lang w:bidi="fa-IR"/>
+        </w:rPr>
+        <w:fldChar w:fldCharType="separate"/>
+      </w:r>
+      <w:r>
+        <w:rPr>
+          <w:rStyle w:val="Hyperlink"/>
+          <w:rFonts w:cs="B Nazanin" w:hint="cs"/>
+          <w:rtl/>
+          <w:lang w:bidi="fa-IR"/>
+        </w:rPr>
+        <w:t>ب</w:t>
+      </w:r>
+      <w:r>
+        <w:rPr>
+          <w:rStyle w:val="Hyperlink"/>
+          <w:rFonts w:cs="B Nazanin" w:hint="cs"/>
+          <w:rtl/>
+          <w:lang w:bidi="fa-IR"/>
+        </w:rPr>
+        <w:t>ا</w:t>
+      </w:r>
+      <w:r>
+        <w:rPr>
+          <w:rStyle w:val="Hyperlink"/>
+          <w:rFonts w:cs="B Nazanin" w:hint="cs"/>
+          <w:rtl/>
+          <w:lang w:bidi="fa-IR"/>
+        </w:rPr>
+        <w:t>لا</w:t>
+      </w:r>
+      <w:r>
+        <w:rPr>
+          <w:rFonts w:cs="B Nazanin"/>
+          <w:rtl/>
+          <w:lang w:bidi="fa-IR"/>
+        </w:rPr>
+        <w:fldChar w:fldCharType="end"/>
+      </w:r>
+      <w:r>
+        <w:rPr>
+          <w:rFonts w:cs="B Nazanin" w:hint="cs"/>
+          <w:rtl/>
+          <w:lang w:bidi="fa-IR"/>
+        </w:rPr>
+        <w:t xml:space="preserve"> قابل مشاهده است و می توان دید که با این یک ویژگی ما می توانیم 50 درصد تغییرات را مدیریت کنیم. و همچنین نزدیک به 4 واحد اختلاف داریم.</w:t>
       </w:r>
     </w:p>
     <w:p>
@@ -2053,6 +2378,7 @@
     <w:p>
       <w:pPr>
         <w:bidi/>
+        <w:jc w:val="both"/>
         <w:rPr>
           <w:rFonts w:cs="B Nazanin"/>
           <w:rtl/>
@@ -2109,6 +2435,7 @@
     <w:p>
       <w:pPr>
         <w:bidi/>
+        <w:jc w:val="both"/>
         <w:rPr>
           <w:rFonts w:cs="B Nazanin"/>
           <w:rtl/>
@@ -2127,6 +2454,7 @@
     <w:p>
       <w:pPr>
         <w:bidi/>
+        <w:jc w:val="both"/>
         <w:rPr>
           <w:rFonts w:cs="B Nazanin"/>
           <w:rtl/>
@@ -2145,6 +2473,7 @@
     <w:p>
       <w:pPr>
         <w:bidi/>
+        <w:jc w:val="center"/>
         <w:rPr>
           <w:rFonts w:cs="B Nazanin"/>
           <w:rtl/>
@@ -2157,9 +2486,9 @@
           <w:noProof/>
         </w:rPr>
         <w:drawing>
-          <wp:inline distT="0" distB="0" distL="0" distR="0" wp14:anchorId="458681E4" wp14:editId="0C0C991E">
-            <wp:extent cx="5943600" cy="4739005"/>
-            <wp:effectExtent l="0" t="0" r="0" b="4445"/>
+          <wp:inline distT="0" distB="0" distL="0" distR="0" wp14:anchorId="458681E4" wp14:editId="5EB5D32A">
+            <wp:extent cx="3008376" cy="2398666"/>
+            <wp:effectExtent l="0" t="0" r="1905" b="1905"/>
             <wp:docPr id="1144722177" name="Picture 1"/>
             <wp:cNvGraphicFramePr>
               <a:graphicFrameLocks xmlns:a="http://schemas.openxmlformats.org/drawingml/2006/main" noChangeAspect="1"/>
@@ -2172,7 +2501,937 @@
                     <pic:cNvPicPr/>
                   </pic:nvPicPr>
                   <pic:blipFill>
-                    <a:blip r:embed="rId22"/>
+                    <a:blip r:embed="rId23"/>
+                    <a:stretch>
+                      <a:fillRect/>
+                    </a:stretch>
+                  </pic:blipFill>
+                  <pic:spPr>
+                    <a:xfrm>
+                      <a:off x="0" y="0"/>
+                      <a:ext cx="3018372" cy="2406636"/>
+                    </a:xfrm>
+                    <a:prstGeom prst="rect">
+                      <a:avLst/>
+                    </a:prstGeom>
+                  </pic:spPr>
+                </pic:pic>
+              </a:graphicData>
+            </a:graphic>
+          </wp:inline>
+        </w:drawing>
+      </w:r>
+    </w:p>
+    <w:p>
+      <w:pPr>
+        <w:bidi/>
+        <w:jc w:val="both"/>
+        <w:rPr>
+          <w:rFonts w:cs="B Nazanin"/>
+          <w:rtl/>
+          <w:lang w:bidi="fa-IR"/>
+        </w:rPr>
+      </w:pPr>
+      <w:r>
+        <w:rPr>
+          <w:rFonts w:cs="B Nazanin" w:hint="cs"/>
+          <w:rtl/>
+          <w:lang w:bidi="fa-IR"/>
+        </w:rPr>
+        <w:lastRenderedPageBreak/>
+        <w:t xml:space="preserve"> در ادامه هر دو روش </w:t>
+      </w:r>
+      <w:r>
+        <w:rPr>
+          <w:rFonts w:cs="B Nazanin" w:hint="cs"/>
+          <w:rtl/>
+          <w:lang w:bidi="fa-IR"/>
+        </w:rPr>
+        <w:t xml:space="preserve">برای بهبود </w:t>
+      </w:r>
+      <w:r>
+        <w:rPr>
+          <w:rFonts w:cs="B Nazanin" w:hint="cs"/>
+          <w:rtl/>
+          <w:lang w:bidi="fa-IR"/>
+        </w:rPr>
+        <w:t xml:space="preserve">را انجام داده و </w:t>
+      </w:r>
+      <w:r>
+        <w:rPr>
+          <w:rFonts w:cs="B Nazanin" w:hint="cs"/>
+          <w:rtl/>
+          <w:lang w:bidi="fa-IR"/>
+        </w:rPr>
+        <w:t xml:space="preserve">نمودار آن ها را نشان داده ایم </w:t>
+      </w:r>
+      <w:r>
+        <w:rPr>
+          <w:rFonts w:cs="B Nazanin" w:hint="cs"/>
+          <w:rtl/>
+          <w:lang w:bidi="fa-IR"/>
+        </w:rPr>
+        <w:t>نشان داده ایم</w:t>
+      </w:r>
+      <w:r>
+        <w:rPr>
+          <w:rFonts w:cs="B Nazanin" w:hint="cs"/>
+          <w:rtl/>
+          <w:lang w:bidi="fa-IR"/>
+        </w:rPr>
+        <w:t>.</w:t>
+      </w:r>
+    </w:p>
+    <w:p>
+      <w:pPr>
+        <w:bidi/>
+        <w:jc w:val="both"/>
+        <w:rPr>
+          <w:rFonts w:cs="B Nazanin"/>
+          <w:rtl/>
+          <w:lang w:bidi="fa-IR"/>
+        </w:rPr>
+      </w:pPr>
+      <w:r>
+        <w:rPr>
+          <w:rFonts w:cs="B Nazanin" w:hint="cs"/>
+          <w:rtl/>
+          <w:lang w:bidi="fa-IR"/>
+        </w:rPr>
+        <w:t>برای بهبود مدل کارهای زیر انجام شده است</w:t>
+      </w:r>
+    </w:p>
+    <w:p>
+      <w:pPr>
+        <w:pStyle w:val="ListParagraph"/>
+        <w:numPr>
+          <w:ilvl w:val="0"/>
+          <w:numId w:val="1"/>
+        </w:numPr>
+        <w:bidi/>
+        <w:jc w:val="both"/>
+        <w:rPr>
+          <w:rFonts w:cs="B Nazanin"/>
+          <w:rtl/>
+          <w:lang w:bidi="fa-IR"/>
+        </w:rPr>
+      </w:pPr>
+      <w:r>
+        <w:rPr>
+          <w:rFonts w:cs="B Nazanin" w:hint="cs"/>
+          <w:rtl/>
+          <w:lang w:bidi="fa-IR"/>
+        </w:rPr>
+        <w:t xml:space="preserve">در ابتدا چون دو دسته از ویژگی های ما به صورت </w:t>
+      </w:r>
+      <w:r>
+        <w:rPr>
+          <w:rFonts w:cs="B Nazanin"/>
+          <w:lang w:bidi="fa-IR"/>
+        </w:rPr>
+        <w:t>categorical</w:t>
+      </w:r>
+      <w:r>
+        <w:rPr>
+          <w:rFonts w:cs="B Nazanin" w:hint="cs"/>
+          <w:rtl/>
+          <w:lang w:bidi="fa-IR"/>
+        </w:rPr>
+        <w:t xml:space="preserve"> بود و به صورت مستقیم نمی شد از آن استفاده کنیم این دو را کنار گزاشته و باقی ویژگی ها یک مدل </w:t>
+      </w:r>
+      <w:r>
+        <w:rPr>
+          <w:rFonts w:cs="B Nazanin"/>
+          <w:lang w:bidi="fa-IR"/>
+        </w:rPr>
+        <w:t>multiple linear</w:t>
+      </w:r>
+      <w:r>
+        <w:rPr>
+          <w:rFonts w:cs="B Nazanin" w:hint="cs"/>
+          <w:rtl/>
+          <w:lang w:bidi="fa-IR"/>
+        </w:rPr>
+        <w:t xml:space="preserve"> ساختیم که در ادامه کد و پارامترها و نمودار را آوردیم.</w:t>
+      </w:r>
+    </w:p>
+    <w:p>
+      <w:pPr>
+        <w:bidi/>
+        <w:jc w:val="both"/>
+        <w:rPr>
+          <w:rFonts w:cs="B Nazanin"/>
+          <w:rtl/>
+          <w:lang w:bidi="fa-IR"/>
+        </w:rPr>
+      </w:pPr>
+      <w:r>
+        <w:rPr>
+          <w:rFonts w:cs="B Nazanin" w:hint="cs"/>
+          <w:rtl/>
+          <w:lang w:bidi="fa-IR"/>
+        </w:rPr>
+        <w:t>کد زیر نشان می دهد کدام یک از ویژگی ها از این دسته هستند و به صورت عددی نیستند</w:t>
+      </w:r>
+    </w:p>
+    <w:p>
+      <w:pPr>
+        <w:bidi/>
+        <w:jc w:val="center"/>
+        <w:rPr>
+          <w:rFonts w:cs="B Nazanin"/>
+          <w:rtl/>
+          <w:lang w:bidi="fa-IR"/>
+        </w:rPr>
+      </w:pPr>
+      <w:r>
+        <w:rPr>
+          <w:rFonts w:cs="B Nazanin"/>
+          <w:noProof/>
+        </w:rPr>
+        <w:drawing>
+          <wp:inline distT="0" distB="0" distL="0" distR="0" wp14:anchorId="1F82371D" wp14:editId="3979E419">
+            <wp:extent cx="2683379" cy="3425295"/>
+            <wp:effectExtent l="0" t="0" r="3175" b="3810"/>
+            <wp:docPr id="1542083294" name="Picture 1"/>
+            <wp:cNvGraphicFramePr>
+              <a:graphicFrameLocks xmlns:a="http://schemas.openxmlformats.org/drawingml/2006/main" noChangeAspect="1"/>
+            </wp:cNvGraphicFramePr>
+            <a:graphic xmlns:a="http://schemas.openxmlformats.org/drawingml/2006/main">
+              <a:graphicData uri="http://schemas.openxmlformats.org/drawingml/2006/picture">
+                <pic:pic xmlns:pic="http://schemas.openxmlformats.org/drawingml/2006/picture">
+                  <pic:nvPicPr>
+                    <pic:cNvPr id="1542083294" name=""/>
+                    <pic:cNvPicPr/>
+                  </pic:nvPicPr>
+                  <pic:blipFill>
+                    <a:blip r:embed="rId24"/>
+                    <a:stretch>
+                      <a:fillRect/>
+                    </a:stretch>
+                  </pic:blipFill>
+                  <pic:spPr>
+                    <a:xfrm>
+                      <a:off x="0" y="0"/>
+                      <a:ext cx="2686731" cy="3429573"/>
+                    </a:xfrm>
+                    <a:prstGeom prst="rect">
+                      <a:avLst/>
+                    </a:prstGeom>
+                  </pic:spPr>
+                </pic:pic>
+              </a:graphicData>
+            </a:graphic>
+          </wp:inline>
+        </w:drawing>
+      </w:r>
+    </w:p>
+    <w:p>
+      <w:pPr>
+        <w:bidi/>
+        <w:rPr>
+          <w:rFonts w:cs="B Nazanin"/>
+          <w:rtl/>
+          <w:lang w:bidi="fa-IR"/>
+        </w:rPr>
+      </w:pPr>
+      <w:r>
+        <w:rPr>
+          <w:rFonts w:cs="B Nazanin" w:hint="cs"/>
+          <w:rtl/>
+          <w:lang w:bidi="fa-IR"/>
+        </w:rPr>
+        <w:t xml:space="preserve">در ادامه بقیه ویژگی هارو به عنوان ویژگی آموزش به مدل دادیم و مدل آموزش و پارامترهای آن را به دست آوردیم </w:t>
+      </w:r>
+    </w:p>
+    <w:p>
+      <w:pPr>
+        <w:bidi/>
+        <w:jc w:val="center"/>
+        <w:rPr>
+          <w:rFonts w:cs="B Nazanin"/>
+          <w:lang w:bidi="fa-IR"/>
+        </w:rPr>
+      </w:pPr>
+      <w:r>
+        <w:rPr>
+          <w:rFonts w:cs="B Nazanin"/>
+          <w:noProof/>
+        </w:rPr>
+        <w:drawing>
+          <wp:inline distT="0" distB="0" distL="0" distR="0" wp14:anchorId="10DABD48" wp14:editId="266486D1">
+            <wp:extent cx="4187952" cy="2237154"/>
+            <wp:effectExtent l="0" t="0" r="3175" b="0"/>
+            <wp:docPr id="2124466135" name="Picture 1"/>
+            <wp:cNvGraphicFramePr>
+              <a:graphicFrameLocks xmlns:a="http://schemas.openxmlformats.org/drawingml/2006/main" noChangeAspect="1"/>
+            </wp:cNvGraphicFramePr>
+            <a:graphic xmlns:a="http://schemas.openxmlformats.org/drawingml/2006/main">
+              <a:graphicData uri="http://schemas.openxmlformats.org/drawingml/2006/picture">
+                <pic:pic xmlns:pic="http://schemas.openxmlformats.org/drawingml/2006/picture">
+                  <pic:nvPicPr>
+                    <pic:cNvPr id="2124466135" name=""/>
+                    <pic:cNvPicPr/>
+                  </pic:nvPicPr>
+                  <pic:blipFill>
+                    <a:blip r:embed="rId25"/>
+                    <a:stretch>
+                      <a:fillRect/>
+                    </a:stretch>
+                  </pic:blipFill>
+                  <pic:spPr>
+                    <a:xfrm>
+                      <a:off x="0" y="0"/>
+                      <a:ext cx="4206253" cy="2246930"/>
+                    </a:xfrm>
+                    <a:prstGeom prst="rect">
+                      <a:avLst/>
+                    </a:prstGeom>
+                  </pic:spPr>
+                </pic:pic>
+              </a:graphicData>
+            </a:graphic>
+          </wp:inline>
+        </w:drawing>
+      </w:r>
+    </w:p>
+    <w:p>
+      <w:pPr>
+        <w:bidi/>
+        <w:jc w:val="center"/>
+        <w:rPr>
+          <w:rFonts w:cs="B Nazanin"/>
+          <w:rtl/>
+          <w:lang w:bidi="fa-IR"/>
+        </w:rPr>
+      </w:pPr>
+      <w:r>
+        <w:rPr>
+          <w:rFonts w:cs="B Nazanin" w:hint="cs"/>
+          <w:rtl/>
+          <w:lang w:bidi="fa-IR"/>
+        </w:rPr>
+        <w:lastRenderedPageBreak/>
+        <w:t xml:space="preserve">که در پایین می بینیم که متریک های ما نیز بهتر شده اند نسبت به یک ویژگی </w:t>
+      </w:r>
+      <w:r>
+        <w:rPr>
+          <w:rFonts w:cs="B Nazanin"/>
+          <w:noProof/>
+        </w:rPr>
+        <w:drawing>
+          <wp:inline distT="0" distB="0" distL="0" distR="0" wp14:anchorId="7587DDDC" wp14:editId="7409E63D">
+            <wp:extent cx="4690872" cy="2250215"/>
+            <wp:effectExtent l="0" t="0" r="0" b="0"/>
+            <wp:docPr id="252956685" name="Picture 1"/>
+            <wp:cNvGraphicFramePr>
+              <a:graphicFrameLocks xmlns:a="http://schemas.openxmlformats.org/drawingml/2006/main" noChangeAspect="1"/>
+            </wp:cNvGraphicFramePr>
+            <a:graphic xmlns:a="http://schemas.openxmlformats.org/drawingml/2006/main">
+              <a:graphicData uri="http://schemas.openxmlformats.org/drawingml/2006/picture">
+                <pic:pic xmlns:pic="http://schemas.openxmlformats.org/drawingml/2006/picture">
+                  <pic:nvPicPr>
+                    <pic:cNvPr id="252956685" name=""/>
+                    <pic:cNvPicPr/>
+                  </pic:nvPicPr>
+                  <pic:blipFill>
+                    <a:blip r:embed="rId26"/>
+                    <a:stretch>
+                      <a:fillRect/>
+                    </a:stretch>
+                  </pic:blipFill>
+                  <pic:spPr>
+                    <a:xfrm>
+                      <a:off x="0" y="0"/>
+                      <a:ext cx="4699869" cy="2254531"/>
+                    </a:xfrm>
+                    <a:prstGeom prst="rect">
+                      <a:avLst/>
+                    </a:prstGeom>
+                  </pic:spPr>
+                </pic:pic>
+              </a:graphicData>
+            </a:graphic>
+          </wp:inline>
+        </w:drawing>
+      </w:r>
+    </w:p>
+    <w:p>
+      <w:pPr>
+        <w:bidi/>
+        <w:rPr>
+          <w:rFonts w:cs="B Nazanin"/>
+          <w:rtl/>
+          <w:lang w:bidi="fa-IR"/>
+        </w:rPr>
+      </w:pPr>
+    </w:p>
+    <w:p>
+      <w:pPr>
+        <w:bidi/>
+        <w:jc w:val="center"/>
+        <w:rPr>
+          <w:rFonts w:cs="B Nazanin"/>
+          <w:rtl/>
+          <w:lang w:bidi="fa-IR"/>
+        </w:rPr>
+      </w:pPr>
+      <w:r>
+        <w:rPr>
+          <w:rFonts w:cs="B Nazanin" w:hint="cs"/>
+          <w:rtl/>
+          <w:lang w:bidi="fa-IR"/>
+        </w:rPr>
+        <w:t xml:space="preserve">با استفاده از کد زیر توانستیم نمودار آن را رسم کنیم </w:t>
+      </w:r>
+      <w:r>
+        <w:rPr>
+          <w:rFonts w:cs="B Nazanin"/>
+          <w:noProof/>
+        </w:rPr>
+        <w:drawing>
+          <wp:inline distT="0" distB="0" distL="0" distR="0" wp14:anchorId="6330A170" wp14:editId="6A83CFE7">
+            <wp:extent cx="5678424" cy="1036191"/>
+            <wp:effectExtent l="0" t="0" r="0" b="0"/>
+            <wp:docPr id="579719217" name="Picture 1"/>
+            <wp:cNvGraphicFramePr>
+              <a:graphicFrameLocks xmlns:a="http://schemas.openxmlformats.org/drawingml/2006/main" noChangeAspect="1"/>
+            </wp:cNvGraphicFramePr>
+            <a:graphic xmlns:a="http://schemas.openxmlformats.org/drawingml/2006/main">
+              <a:graphicData uri="http://schemas.openxmlformats.org/drawingml/2006/picture">
+                <pic:pic xmlns:pic="http://schemas.openxmlformats.org/drawingml/2006/picture">
+                  <pic:nvPicPr>
+                    <pic:cNvPr id="579719217" name=""/>
+                    <pic:cNvPicPr/>
+                  </pic:nvPicPr>
+                  <pic:blipFill>
+                    <a:blip r:embed="rId27"/>
+                    <a:stretch>
+                      <a:fillRect/>
+                    </a:stretch>
+                  </pic:blipFill>
+                  <pic:spPr>
+                    <a:xfrm>
+                      <a:off x="0" y="0"/>
+                      <a:ext cx="5703941" cy="1040847"/>
+                    </a:xfrm>
+                    <a:prstGeom prst="rect">
+                      <a:avLst/>
+                    </a:prstGeom>
+                  </pic:spPr>
+                </pic:pic>
+              </a:graphicData>
+            </a:graphic>
+          </wp:inline>
+        </w:drawing>
+      </w:r>
+    </w:p>
+    <w:p>
+      <w:pPr>
+        <w:bidi/>
+        <w:rPr>
+          <w:rFonts w:cs="B Nazanin"/>
+          <w:rtl/>
+          <w:lang w:bidi="fa-IR"/>
+        </w:rPr>
+      </w:pPr>
+      <w:r>
+        <w:rPr>
+          <w:rFonts w:cs="B Nazanin" w:hint="cs"/>
+          <w:rtl/>
+          <w:lang w:bidi="fa-IR"/>
+        </w:rPr>
+        <w:t xml:space="preserve">که به شکل زیر است </w:t>
+      </w:r>
+    </w:p>
+    <w:p>
+      <w:pPr>
+        <w:bidi/>
+        <w:jc w:val="center"/>
+        <w:rPr>
+          <w:rFonts w:cs="B Nazanin"/>
+          <w:rtl/>
+          <w:lang w:bidi="fa-IR"/>
+        </w:rPr>
+      </w:pPr>
+      <w:r>
+        <w:rPr>
+          <w:rFonts w:cs="B Nazanin"/>
+          <w:noProof/>
+          <w:rtl/>
+          <w:lang w:bidi="fa-IR"/>
+        </w:rPr>
+        <w:drawing>
+          <wp:inline distT="0" distB="0" distL="0" distR="0" wp14:anchorId="42BA2EE4" wp14:editId="6E2B310B">
+            <wp:extent cx="3685032" cy="2938183"/>
+            <wp:effectExtent l="0" t="0" r="0" b="0"/>
+            <wp:docPr id="2140218080" name="Picture 1"/>
+            <wp:cNvGraphicFramePr>
+              <a:graphicFrameLocks xmlns:a="http://schemas.openxmlformats.org/drawingml/2006/main" noChangeAspect="1"/>
+            </wp:cNvGraphicFramePr>
+            <a:graphic xmlns:a="http://schemas.openxmlformats.org/drawingml/2006/main">
+              <a:graphicData uri="http://schemas.openxmlformats.org/drawingml/2006/picture">
+                <pic:pic xmlns:pic="http://schemas.openxmlformats.org/drawingml/2006/picture">
+                  <pic:nvPicPr>
+                    <pic:cNvPr id="2140218080" name=""/>
+                    <pic:cNvPicPr/>
+                  </pic:nvPicPr>
+                  <pic:blipFill>
+                    <a:blip r:embed="rId28"/>
+                    <a:stretch>
+                      <a:fillRect/>
+                    </a:stretch>
+                  </pic:blipFill>
+                  <pic:spPr>
+                    <a:xfrm>
+                      <a:off x="0" y="0"/>
+                      <a:ext cx="3708780" cy="2957118"/>
+                    </a:xfrm>
+                    <a:prstGeom prst="rect">
+                      <a:avLst/>
+                    </a:prstGeom>
+                  </pic:spPr>
+                </pic:pic>
+              </a:graphicData>
+            </a:graphic>
+          </wp:inline>
+        </w:drawing>
+      </w:r>
+    </w:p>
+    <w:p>
+      <w:pPr>
+        <w:bidi/>
+        <w:rPr>
+          <w:rFonts w:cs="B Nazanin"/>
+          <w:rtl/>
+          <w:lang w:bidi="fa-IR"/>
+        </w:rPr>
+      </w:pPr>
+    </w:p>
+    <w:p>
+      <w:pPr>
+        <w:bidi/>
+        <w:rPr>
+          <w:rFonts w:cs="B Nazanin"/>
+          <w:rtl/>
+          <w:lang w:bidi="fa-IR"/>
+        </w:rPr>
+      </w:pPr>
+      <w:r>
+        <w:rPr>
+          <w:rFonts w:cs="B Nazanin" w:hint="cs"/>
+          <w:rtl/>
+          <w:lang w:bidi="fa-IR"/>
+        </w:rPr>
+        <w:lastRenderedPageBreak/>
+        <w:t>که نشان می دهد تعداد نقاط نزدیک به خط بیشتر شده است.</w:t>
+      </w:r>
+    </w:p>
+    <w:p>
+      <w:pPr>
+        <w:bidi/>
+        <w:rPr>
+          <w:rFonts w:cs="B Nazanin"/>
+          <w:rtl/>
+          <w:lang w:bidi="fa-IR"/>
+        </w:rPr>
+      </w:pPr>
+      <w:r>
+        <w:rPr>
+          <w:rFonts w:cs="B Nazanin" w:hint="cs"/>
+          <w:rtl/>
+          <w:lang w:bidi="fa-IR"/>
+        </w:rPr>
+        <w:t xml:space="preserve">در ادامه برای این که اون </w:t>
+      </w:r>
+      <w:r>
+        <w:rPr>
+          <w:rFonts w:cs="B Nazanin" w:hint="cs"/>
+          <w:b/>
+          <w:bCs/>
+          <w:rtl/>
+          <w:lang w:bidi="fa-IR"/>
+        </w:rPr>
+        <w:t>دو ویژگی</w:t>
+      </w:r>
+      <w:r>
+        <w:rPr>
+          <w:rFonts w:cs="B Nazanin" w:hint="cs"/>
+          <w:rtl/>
+          <w:lang w:bidi="fa-IR"/>
+        </w:rPr>
+        <w:t xml:space="preserve"> را از دست ندهیم از روش </w:t>
+      </w:r>
+      <w:r>
+        <w:rPr>
+          <w:rFonts w:cs="B Nazanin"/>
+          <w:lang w:bidi="fa-IR"/>
+        </w:rPr>
+        <w:t>one-hot encoding</w:t>
+      </w:r>
+      <w:r>
+        <w:rPr>
+          <w:rFonts w:cs="B Nazanin" w:hint="cs"/>
+          <w:rtl/>
+          <w:lang w:bidi="fa-IR"/>
+        </w:rPr>
+        <w:t xml:space="preserve"> به ایت صورت که مقادیر </w:t>
+      </w:r>
+      <w:r>
+        <w:rPr>
+          <w:rFonts w:cs="B Nazanin"/>
+          <w:lang w:bidi="fa-IR"/>
+        </w:rPr>
+        <w:t>categorical</w:t>
+      </w:r>
+      <w:r>
+        <w:rPr>
+          <w:rFonts w:cs="B Nazanin" w:hint="cs"/>
+          <w:rtl/>
+          <w:lang w:bidi="fa-IR"/>
+        </w:rPr>
+        <w:t xml:space="preserve"> به عددی به صورتی که چند ستون جدید به تعداد اعضای غیر تکراری به وجود می آورد و هر کدام که اون ویژگی را دارا بود 1 و بقیه را صفر می کند استفاده کردیم.</w:t>
+      </w:r>
+    </w:p>
+    <w:p>
+      <w:pPr>
+        <w:bidi/>
+        <w:rPr>
+          <w:rFonts w:cs="B Nazanin"/>
+          <w:rtl/>
+          <w:lang w:bidi="fa-IR"/>
+        </w:rPr>
+      </w:pPr>
+      <w:r>
+        <w:rPr>
+          <w:rFonts w:cs="B Nazanin" w:hint="cs"/>
+          <w:rtl/>
+          <w:lang w:bidi="fa-IR"/>
+        </w:rPr>
+        <w:t xml:space="preserve">در ادامه کد آن را مشاهده می کنید </w:t>
+      </w:r>
+    </w:p>
+    <w:p>
+      <w:pPr>
+        <w:bidi/>
+        <w:rPr>
+          <w:rFonts w:cs="B Nazanin"/>
+          <w:rtl/>
+          <w:lang w:bidi="fa-IR"/>
+        </w:rPr>
+      </w:pPr>
+      <w:r>
+        <w:rPr>
+          <w:rFonts w:cs="B Nazanin"/>
+          <w:noProof/>
+        </w:rPr>
+        <w:drawing>
+          <wp:inline distT="0" distB="0" distL="0" distR="0" wp14:anchorId="4C17290D" wp14:editId="14EA6C7D">
+            <wp:extent cx="5943600" cy="626745"/>
+            <wp:effectExtent l="0" t="0" r="0" b="1905"/>
+            <wp:docPr id="207275312" name="Picture 1"/>
+            <wp:cNvGraphicFramePr>
+              <a:graphicFrameLocks xmlns:a="http://schemas.openxmlformats.org/drawingml/2006/main" noChangeAspect="1"/>
+            </wp:cNvGraphicFramePr>
+            <a:graphic xmlns:a="http://schemas.openxmlformats.org/drawingml/2006/main">
+              <a:graphicData uri="http://schemas.openxmlformats.org/drawingml/2006/picture">
+                <pic:pic xmlns:pic="http://schemas.openxmlformats.org/drawingml/2006/picture">
+                  <pic:nvPicPr>
+                    <pic:cNvPr id="207275312" name=""/>
+                    <pic:cNvPicPr/>
+                  </pic:nvPicPr>
+                  <pic:blipFill>
+                    <a:blip r:embed="rId29"/>
+                    <a:stretch>
+                      <a:fillRect/>
+                    </a:stretch>
+                  </pic:blipFill>
+                  <pic:spPr>
+                    <a:xfrm>
+                      <a:off x="0" y="0"/>
+                      <a:ext cx="5943600" cy="626745"/>
+                    </a:xfrm>
+                    <a:prstGeom prst="rect">
+                      <a:avLst/>
+                    </a:prstGeom>
+                  </pic:spPr>
+                </pic:pic>
+              </a:graphicData>
+            </a:graphic>
+          </wp:inline>
+        </w:drawing>
+      </w:r>
+    </w:p>
+    <w:p>
+      <w:pPr>
+        <w:bidi/>
+        <w:rPr>
+          <w:rFonts w:cs="B Nazanin"/>
+          <w:rtl/>
+          <w:lang w:bidi="fa-IR"/>
+        </w:rPr>
+      </w:pPr>
+      <w:r>
+        <w:rPr>
+          <w:rFonts w:cs="B Nazanin" w:hint="cs"/>
+          <w:rtl/>
+          <w:lang w:bidi="fa-IR"/>
+        </w:rPr>
+        <w:t>و ستون های اضافه شده</w:t>
+      </w:r>
+    </w:p>
+    <w:p>
+      <w:pPr>
+        <w:bidi/>
+        <w:jc w:val="center"/>
+        <w:rPr>
+          <w:rFonts w:cs="B Nazanin"/>
+          <w:noProof/>
+          <w:rtl/>
+        </w:rPr>
+      </w:pPr>
+      <w:r>
+        <w:rPr>
+          <w:rFonts w:cs="B Nazanin"/>
+          <w:noProof/>
+        </w:rPr>
+        <w:drawing>
+          <wp:inline distT="0" distB="0" distL="0" distR="0" wp14:anchorId="6227C1E7" wp14:editId="2A46B786">
+            <wp:extent cx="3914286" cy="5276190"/>
+            <wp:effectExtent l="0" t="0" r="0" b="1270"/>
+            <wp:docPr id="204016010" name="Picture 1"/>
+            <wp:cNvGraphicFramePr>
+              <a:graphicFrameLocks xmlns:a="http://schemas.openxmlformats.org/drawingml/2006/main" noChangeAspect="1"/>
+            </wp:cNvGraphicFramePr>
+            <a:graphic xmlns:a="http://schemas.openxmlformats.org/drawingml/2006/main">
+              <a:graphicData uri="http://schemas.openxmlformats.org/drawingml/2006/picture">
+                <pic:pic xmlns:pic="http://schemas.openxmlformats.org/drawingml/2006/picture">
+                  <pic:nvPicPr>
+                    <pic:cNvPr id="204016010" name=""/>
+                    <pic:cNvPicPr/>
+                  </pic:nvPicPr>
+                  <pic:blipFill>
+                    <a:blip r:embed="rId30"/>
+                    <a:stretch>
+                      <a:fillRect/>
+                    </a:stretch>
+                  </pic:blipFill>
+                  <pic:spPr>
+                    <a:xfrm>
+                      <a:off x="0" y="0"/>
+                      <a:ext cx="3914286" cy="5276190"/>
+                    </a:xfrm>
+                    <a:prstGeom prst="rect">
+                      <a:avLst/>
+                    </a:prstGeom>
+                  </pic:spPr>
+                </pic:pic>
+              </a:graphicData>
+            </a:graphic>
+          </wp:inline>
+        </w:drawing>
+      </w:r>
+    </w:p>
+    <w:p>
+      <w:pPr>
+        <w:bidi/>
+        <w:rPr>
+          <w:rFonts w:cs="B Nazanin"/>
+          <w:rtl/>
+          <w:lang w:bidi="fa-IR"/>
+        </w:rPr>
+      </w:pPr>
+      <w:r>
+        <w:rPr>
+          <w:rFonts w:cs="B Nazanin" w:hint="cs"/>
+          <w:rtl/>
+          <w:lang w:bidi="fa-IR"/>
+        </w:rPr>
+        <w:lastRenderedPageBreak/>
+        <w:t xml:space="preserve">در ادامه مدل را با این داده ها آموزش و پارامترهارو حساب کردیم </w:t>
+      </w:r>
+    </w:p>
+    <w:p>
+      <w:pPr>
+        <w:bidi/>
+        <w:rPr>
+          <w:rFonts w:cs="B Nazanin"/>
+          <w:noProof/>
+          <w:rtl/>
+        </w:rPr>
+      </w:pPr>
+      <w:r>
+        <w:rPr>
+          <w:rFonts w:cs="B Nazanin"/>
+          <w:noProof/>
+        </w:rPr>
+        <w:drawing>
+          <wp:inline distT="0" distB="0" distL="0" distR="0" wp14:anchorId="4A32F73B" wp14:editId="273CAADE">
+            <wp:extent cx="5943600" cy="3007360"/>
+            <wp:effectExtent l="0" t="0" r="0" b="2540"/>
+            <wp:docPr id="2075620982" name="Picture 1"/>
+            <wp:cNvGraphicFramePr>
+              <a:graphicFrameLocks xmlns:a="http://schemas.openxmlformats.org/drawingml/2006/main" noChangeAspect="1"/>
+            </wp:cNvGraphicFramePr>
+            <a:graphic xmlns:a="http://schemas.openxmlformats.org/drawingml/2006/main">
+              <a:graphicData uri="http://schemas.openxmlformats.org/drawingml/2006/picture">
+                <pic:pic xmlns:pic="http://schemas.openxmlformats.org/drawingml/2006/picture">
+                  <pic:nvPicPr>
+                    <pic:cNvPr id="2075620982" name=""/>
+                    <pic:cNvPicPr/>
+                  </pic:nvPicPr>
+                  <pic:blipFill>
+                    <a:blip r:embed="rId31"/>
+                    <a:stretch>
+                      <a:fillRect/>
+                    </a:stretch>
+                  </pic:blipFill>
+                  <pic:spPr>
+                    <a:xfrm>
+                      <a:off x="0" y="0"/>
+                      <a:ext cx="5943600" cy="3007360"/>
+                    </a:xfrm>
+                    <a:prstGeom prst="rect">
+                      <a:avLst/>
+                    </a:prstGeom>
+                  </pic:spPr>
+                </pic:pic>
+              </a:graphicData>
+            </a:graphic>
+          </wp:inline>
+        </w:drawing>
+      </w:r>
+    </w:p>
+    <w:p>
+      <w:pPr>
+        <w:bidi/>
+        <w:rPr>
+          <w:rFonts w:cs="B Nazanin"/>
+          <w:noProof/>
+          <w:rtl/>
+        </w:rPr>
+      </w:pPr>
+    </w:p>
+    <w:p>
+      <w:pPr>
+        <w:bidi/>
+        <w:rPr>
+          <w:rFonts w:cs="B Nazanin"/>
+          <w:noProof/>
+          <w:rtl/>
+        </w:rPr>
+      </w:pPr>
+      <w:r>
+        <w:rPr>
+          <w:rFonts w:cs="B Nazanin" w:hint="cs"/>
+          <w:noProof/>
+          <w:rtl/>
+        </w:rPr>
+        <w:t>و بعد متریک ها و نمودار مدل حاصل</w:t>
+      </w:r>
+    </w:p>
+    <w:p>
+      <w:pPr>
+        <w:bidi/>
+        <w:rPr>
+          <w:rFonts w:cs="B Nazanin"/>
+          <w:noProof/>
+          <w:rtl/>
+        </w:rPr>
+      </w:pPr>
+      <w:r>
+        <w:rPr>
+          <w:rFonts w:cs="B Nazanin"/>
+          <w:noProof/>
+        </w:rPr>
+        <w:drawing>
+          <wp:inline distT="0" distB="0" distL="0" distR="0" wp14:anchorId="00B9560A" wp14:editId="152EFE28">
+            <wp:extent cx="5943600" cy="2440940"/>
+            <wp:effectExtent l="0" t="0" r="0" b="0"/>
+            <wp:docPr id="18127251" name="Picture 1"/>
+            <wp:cNvGraphicFramePr>
+              <a:graphicFrameLocks xmlns:a="http://schemas.openxmlformats.org/drawingml/2006/main" noChangeAspect="1"/>
+            </wp:cNvGraphicFramePr>
+            <a:graphic xmlns:a="http://schemas.openxmlformats.org/drawingml/2006/main">
+              <a:graphicData uri="http://schemas.openxmlformats.org/drawingml/2006/picture">
+                <pic:pic xmlns:pic="http://schemas.openxmlformats.org/drawingml/2006/picture">
+                  <pic:nvPicPr>
+                    <pic:cNvPr id="18127251" name=""/>
+                    <pic:cNvPicPr/>
+                  </pic:nvPicPr>
+                  <pic:blipFill>
+                    <a:blip r:embed="rId32"/>
+                    <a:stretch>
+                      <a:fillRect/>
+                    </a:stretch>
+                  </pic:blipFill>
+                  <pic:spPr>
+                    <a:xfrm>
+                      <a:off x="0" y="0"/>
+                      <a:ext cx="5943600" cy="2440940"/>
+                    </a:xfrm>
+                    <a:prstGeom prst="rect">
+                      <a:avLst/>
+                    </a:prstGeom>
+                  </pic:spPr>
+                </pic:pic>
+              </a:graphicData>
+            </a:graphic>
+          </wp:inline>
+        </w:drawing>
+      </w:r>
+    </w:p>
+    <w:p>
+      <w:pPr>
+        <w:bidi/>
+        <w:rPr>
+          <w:rFonts w:cs="B Nazanin"/>
+          <w:noProof/>
+          <w:rtl/>
+        </w:rPr>
+      </w:pPr>
+      <w:r>
+        <w:rPr>
+          <w:rFonts w:cs="B Nazanin" w:hint="cs"/>
+          <w:noProof/>
+          <w:rtl/>
+        </w:rPr>
+        <w:t>که قابل مشاهده است که خیلی بهتر شده است. و نمودار آن را رسم کردیم.</w:t>
+      </w:r>
+    </w:p>
+    <w:p>
+      <w:pPr>
+        <w:bidi/>
+        <w:rPr>
+          <w:rFonts w:cs="B Nazanin"/>
+          <w:noProof/>
+          <w:rtl/>
+        </w:rPr>
+      </w:pPr>
+      <w:r>
+        <w:rPr>
+          <w:rFonts w:cs="B Nazanin"/>
+          <w:noProof/>
+          <w:rtl/>
+        </w:rPr>
+        <w:lastRenderedPageBreak/>
+        <w:drawing>
+          <wp:inline distT="0" distB="0" distL="0" distR="0" wp14:anchorId="02D7EF4C" wp14:editId="62CA085D">
+            <wp:extent cx="5943600" cy="4739005"/>
+            <wp:effectExtent l="0" t="0" r="0" b="4445"/>
+            <wp:docPr id="1448791166" name="Picture 1"/>
+            <wp:cNvGraphicFramePr>
+              <a:graphicFrameLocks xmlns:a="http://schemas.openxmlformats.org/drawingml/2006/main" noChangeAspect="1"/>
+            </wp:cNvGraphicFramePr>
+            <a:graphic xmlns:a="http://schemas.openxmlformats.org/drawingml/2006/main">
+              <a:graphicData uri="http://schemas.openxmlformats.org/drawingml/2006/picture">
+                <pic:pic xmlns:pic="http://schemas.openxmlformats.org/drawingml/2006/picture">
+                  <pic:nvPicPr>
+                    <pic:cNvPr id="1448791166" name=""/>
+                    <pic:cNvPicPr/>
+                  </pic:nvPicPr>
+                  <pic:blipFill>
+                    <a:blip r:embed="rId33"/>
                     <a:stretch>
                       <a:fillRect/>
                     </a:stretch>
@@ -2198,617 +3457,162 @@
         <w:bidi/>
         <w:rPr>
           <w:rFonts w:cs="B Nazanin"/>
-          <w:rtl/>
-          <w:lang w:bidi="fa-IR"/>
-        </w:rPr>
-      </w:pPr>
-      <w:r>
-        <w:rPr>
-          <w:rFonts w:cs="B Nazanin" w:hint="cs"/>
-          <w:rtl/>
-          <w:lang w:bidi="fa-IR"/>
+          <w:noProof/>
+          <w:rtl/>
+        </w:rPr>
+      </w:pPr>
+    </w:p>
+    <w:p>
+      <w:pPr>
+        <w:bidi/>
+        <w:rPr>
+          <w:rFonts w:cs="B Nazanin"/>
+          <w:noProof/>
+          <w:rtl/>
+        </w:rPr>
+      </w:pPr>
+    </w:p>
+    <w:p>
+      <w:pPr>
+        <w:bidi/>
+        <w:rPr>
+          <w:rFonts w:cs="B Nazanin"/>
+          <w:noProof/>
+          <w:rtl/>
+        </w:rPr>
+      </w:pPr>
+    </w:p>
+    <w:p>
+      <w:pPr>
+        <w:bidi/>
+        <w:rPr>
+          <w:rFonts w:cs="B Nazanin"/>
+          <w:noProof/>
+          <w:rtl/>
+        </w:rPr>
+      </w:pPr>
+    </w:p>
+    <w:p>
+      <w:pPr>
+        <w:bidi/>
+        <w:rPr>
+          <w:rFonts w:cs="B Nazanin"/>
+          <w:noProof/>
+          <w:rtl/>
+        </w:rPr>
+      </w:pPr>
+    </w:p>
+    <w:p>
+      <w:pPr>
+        <w:bidi/>
+        <w:rPr>
+          <w:rFonts w:cs="B Nazanin"/>
+          <w:noProof/>
+          <w:rtl/>
+        </w:rPr>
+      </w:pPr>
+    </w:p>
+    <w:p>
+      <w:pPr>
+        <w:bidi/>
+        <w:rPr>
+          <w:rFonts w:cs="B Nazanin"/>
+          <w:noProof/>
+          <w:rtl/>
+        </w:rPr>
+      </w:pPr>
+    </w:p>
+    <w:p>
+      <w:pPr>
+        <w:bidi/>
+        <w:rPr>
+          <w:rFonts w:cs="B Nazanin"/>
+          <w:noProof/>
+          <w:rtl/>
+        </w:rPr>
+      </w:pPr>
+    </w:p>
+    <w:p>
+      <w:pPr>
+        <w:bidi/>
+        <w:rPr>
+          <w:rFonts w:cs="B Nazanin"/>
+          <w:noProof/>
+          <w:rtl/>
+          <w:lang w:bidi="fa-IR"/>
+        </w:rPr>
+      </w:pPr>
+      <w:r>
+        <w:rPr>
+          <w:rFonts w:cs="B Nazanin" w:hint="cs"/>
+          <w:noProof/>
+          <w:rtl/>
         </w:rPr>
         <w:lastRenderedPageBreak/>
-        <w:t xml:space="preserve"> در ادامه هر دو روش </w:t>
-      </w:r>
-      <w:r>
-        <w:rPr>
-          <w:rFonts w:cs="B Nazanin" w:hint="cs"/>
-          <w:rtl/>
-          <w:lang w:bidi="fa-IR"/>
-        </w:rPr>
-        <w:t xml:space="preserve">برای بهبود </w:t>
-      </w:r>
-      <w:r>
-        <w:rPr>
-          <w:rFonts w:cs="B Nazanin" w:hint="cs"/>
-          <w:rtl/>
-          <w:lang w:bidi="fa-IR"/>
-        </w:rPr>
-        <w:t xml:space="preserve">را انجام داده و </w:t>
-      </w:r>
-      <w:r>
-        <w:rPr>
-          <w:rFonts w:cs="B Nazanin" w:hint="cs"/>
-          <w:rtl/>
-          <w:lang w:bidi="fa-IR"/>
-        </w:rPr>
-        <w:t xml:space="preserve">نمودار آن ها را نشان داده ایم </w:t>
-      </w:r>
-      <w:r>
-        <w:rPr>
-          <w:rFonts w:cs="B Nazanin" w:hint="cs"/>
-          <w:rtl/>
-          <w:lang w:bidi="fa-IR"/>
-        </w:rPr>
-        <w:t>نشان داده ایم</w:t>
-      </w:r>
-      <w:r>
-        <w:rPr>
-          <w:rFonts w:cs="B Nazanin" w:hint="cs"/>
-          <w:rtl/>
-          <w:lang w:bidi="fa-IR"/>
-        </w:rPr>
-        <w:t>.</w:t>
-      </w:r>
-    </w:p>
-    <w:p>
-      <w:pPr>
-        <w:bidi/>
-        <w:rPr>
-          <w:rFonts w:cs="B Nazanin"/>
-          <w:rtl/>
-          <w:lang w:bidi="fa-IR"/>
-        </w:rPr>
-      </w:pPr>
-      <w:r>
-        <w:rPr>
-          <w:rFonts w:cs="B Nazanin" w:hint="cs"/>
-          <w:rtl/>
-          <w:lang w:bidi="fa-IR"/>
-        </w:rPr>
-        <w:t>برای بهبود مدل کارهای زیر انجام شده است</w:t>
-      </w:r>
-    </w:p>
-    <w:p>
-      <w:pPr>
-        <w:bidi/>
-        <w:rPr>
-          <w:rFonts w:cs="B Nazanin"/>
-          <w:rtl/>
-          <w:lang w:bidi="fa-IR"/>
-        </w:rPr>
-      </w:pPr>
-      <w:r>
-        <w:rPr>
-          <w:rFonts w:cs="B Nazanin" w:hint="cs"/>
-          <w:rtl/>
-          <w:lang w:bidi="fa-IR"/>
-        </w:rPr>
-        <w:t xml:space="preserve">در ابتدا چون دو دسته از ویژگی های ما به صورت </w:t>
-      </w:r>
-      <w:r>
-        <w:rPr>
-          <w:rFonts w:cs="B Nazanin"/>
-          <w:lang w:bidi="fa-IR"/>
-        </w:rPr>
-        <w:t>categorical</w:t>
-      </w:r>
-      <w:r>
-        <w:rPr>
-          <w:rFonts w:cs="B Nazanin" w:hint="cs"/>
-          <w:rtl/>
-          <w:lang w:bidi="fa-IR"/>
-        </w:rPr>
-        <w:t xml:space="preserve"> بود و به صورت مستقیم نمی شد از آن استفاده کنیم این دو را کنار گزاشته و باقی ویژگی ها یک مدل </w:t>
-      </w:r>
-      <w:r>
-        <w:rPr>
-          <w:rFonts w:cs="B Nazanin"/>
-          <w:lang w:bidi="fa-IR"/>
-        </w:rPr>
-        <w:t>multiple linear</w:t>
-      </w:r>
-      <w:r>
-        <w:rPr>
-          <w:rFonts w:cs="B Nazanin" w:hint="cs"/>
-          <w:rtl/>
-          <w:lang w:bidi="fa-IR"/>
-        </w:rPr>
-        <w:t xml:space="preserve"> ساختیم که در ادامه کد و پارامترها و نمودار را آوردیم.</w:t>
-      </w:r>
-    </w:p>
-    <w:p>
-      <w:pPr>
-        <w:bidi/>
-        <w:rPr>
-          <w:rFonts w:cs="B Nazanin"/>
-          <w:rtl/>
-          <w:lang w:bidi="fa-IR"/>
-        </w:rPr>
-      </w:pPr>
-      <w:r>
-        <w:rPr>
-          <w:rFonts w:cs="B Nazanin" w:hint="cs"/>
-          <w:rtl/>
-          <w:lang w:bidi="fa-IR"/>
-        </w:rPr>
-        <w:t>کد زیر نشان می دهد کدام یک از ویژگی ها از این دسته هستند و به صورت عددی نیستند</w:t>
-      </w:r>
-    </w:p>
-    <w:p>
-      <w:pPr>
-        <w:bidi/>
-        <w:jc w:val="center"/>
-        <w:rPr>
-          <w:rFonts w:cs="B Nazanin"/>
-          <w:rtl/>
-          <w:lang w:bidi="fa-IR"/>
-        </w:rPr>
-      </w:pPr>
+        <w:t xml:space="preserve">برای تکمیل کار از یک مدل </w:t>
+      </w:r>
       <w:r>
         <w:rPr>
           <w:rFonts w:cs="B Nazanin"/>
           <w:noProof/>
         </w:rPr>
-        <w:drawing>
-          <wp:inline distT="0" distB="0" distL="0" distR="0" wp14:anchorId="1F82371D" wp14:editId="3979E419">
-            <wp:extent cx="2683379" cy="3425295"/>
-            <wp:effectExtent l="0" t="0" r="3175" b="3810"/>
-            <wp:docPr id="1542083294" name="Picture 1"/>
-            <wp:cNvGraphicFramePr>
-              <a:graphicFrameLocks xmlns:a="http://schemas.openxmlformats.org/drawingml/2006/main" noChangeAspect="1"/>
-            </wp:cNvGraphicFramePr>
-            <a:graphic xmlns:a="http://schemas.openxmlformats.org/drawingml/2006/main">
-              <a:graphicData uri="http://schemas.openxmlformats.org/drawingml/2006/picture">
-                <pic:pic xmlns:pic="http://schemas.openxmlformats.org/drawingml/2006/picture">
-                  <pic:nvPicPr>
-                    <pic:cNvPr id="1542083294" name=""/>
-                    <pic:cNvPicPr/>
-                  </pic:nvPicPr>
-                  <pic:blipFill>
-                    <a:blip r:embed="rId23"/>
-                    <a:stretch>
-                      <a:fillRect/>
-                    </a:stretch>
-                  </pic:blipFill>
-                  <pic:spPr>
-                    <a:xfrm>
-                      <a:off x="0" y="0"/>
-                      <a:ext cx="2686731" cy="3429573"/>
-                    </a:xfrm>
-                    <a:prstGeom prst="rect">
-                      <a:avLst/>
-                    </a:prstGeom>
-                  </pic:spPr>
-                </pic:pic>
-              </a:graphicData>
-            </a:graphic>
-          </wp:inline>
-        </w:drawing>
-      </w:r>
-    </w:p>
-    <w:p>
-      <w:pPr>
-        <w:bidi/>
-        <w:rPr>
-          <w:rFonts w:cs="B Nazanin"/>
-          <w:rtl/>
-          <w:lang w:bidi="fa-IR"/>
-        </w:rPr>
-      </w:pPr>
-      <w:r>
-        <w:rPr>
-          <w:rFonts w:cs="B Nazanin" w:hint="cs"/>
-          <w:rtl/>
-          <w:lang w:bidi="fa-IR"/>
-        </w:rPr>
-        <w:t xml:space="preserve">در ادامه بقیه ویژگی هارو به عنوان ویژگی آموزش به مدل دادیم و مدل آموزش و پارامترهای آن را به دست آوردیم </w:t>
-      </w:r>
-    </w:p>
-    <w:p>
-      <w:pPr>
-        <w:bidi/>
-        <w:rPr>
-          <w:rFonts w:cs="B Nazanin"/>
-          <w:lang w:bidi="fa-IR"/>
-        </w:rPr>
-      </w:pPr>
-      <w:r>
-        <w:rPr>
-          <w:rFonts w:cs="B Nazanin"/>
+        <w:t>polynomial</w:t>
+      </w:r>
+      <w:r>
+        <w:rPr>
+          <w:rFonts w:cs="B Nazanin" w:hint="cs"/>
           <w:noProof/>
-        </w:rPr>
-        <w:lastRenderedPageBreak/>
-        <w:drawing>
-          <wp:inline distT="0" distB="0" distL="0" distR="0" wp14:anchorId="10DABD48" wp14:editId="53597C7B">
-            <wp:extent cx="5943600" cy="3175000"/>
-            <wp:effectExtent l="0" t="0" r="0" b="6350"/>
-            <wp:docPr id="2124466135" name="Picture 1"/>
-            <wp:cNvGraphicFramePr>
-              <a:graphicFrameLocks xmlns:a="http://schemas.openxmlformats.org/drawingml/2006/main" noChangeAspect="1"/>
-            </wp:cNvGraphicFramePr>
-            <a:graphic xmlns:a="http://schemas.openxmlformats.org/drawingml/2006/main">
-              <a:graphicData uri="http://schemas.openxmlformats.org/drawingml/2006/picture">
-                <pic:pic xmlns:pic="http://schemas.openxmlformats.org/drawingml/2006/picture">
-                  <pic:nvPicPr>
-                    <pic:cNvPr id="2124466135" name=""/>
-                    <pic:cNvPicPr/>
-                  </pic:nvPicPr>
-                  <pic:blipFill>
-                    <a:blip r:embed="rId24"/>
-                    <a:stretch>
-                      <a:fillRect/>
-                    </a:stretch>
-                  </pic:blipFill>
-                  <pic:spPr>
-                    <a:xfrm>
-                      <a:off x="0" y="0"/>
-                      <a:ext cx="5943600" cy="3175000"/>
-                    </a:xfrm>
-                    <a:prstGeom prst="rect">
-                      <a:avLst/>
-                    </a:prstGeom>
-                  </pic:spPr>
-                </pic:pic>
-              </a:graphicData>
-            </a:graphic>
-          </wp:inline>
-        </w:drawing>
-      </w:r>
-    </w:p>
-    <w:p>
-      <w:pPr>
-        <w:bidi/>
-        <w:rPr>
-          <w:rFonts w:cs="B Nazanin"/>
-          <w:rtl/>
-          <w:lang w:bidi="fa-IR"/>
-        </w:rPr>
-      </w:pPr>
-      <w:r>
-        <w:rPr>
-          <w:rFonts w:cs="B Nazanin" w:hint="cs"/>
-          <w:rtl/>
-          <w:lang w:bidi="fa-IR"/>
-        </w:rPr>
-        <w:t xml:space="preserve">که در پایین می بینیم که متریک های ما نیز بهتر شده اند نسبت به یک ویژگی </w:t>
+          <w:rtl/>
+          <w:lang w:bidi="fa-IR"/>
+        </w:rPr>
+        <w:t xml:space="preserve"> هم استفاده کردیم با درجه 6 که البته می توانستیم بزرگتر کنیم که به </w:t>
       </w:r>
       <w:r>
         <w:rPr>
           <w:rFonts w:cs="B Nazanin"/>
           <w:noProof/>
-        </w:rPr>
-        <w:drawing>
-          <wp:inline distT="0" distB="0" distL="0" distR="0" wp14:anchorId="7587DDDC" wp14:editId="2897FBE5">
-            <wp:extent cx="5943600" cy="2851150"/>
-            <wp:effectExtent l="0" t="0" r="0" b="6350"/>
-            <wp:docPr id="252956685" name="Picture 1"/>
-            <wp:cNvGraphicFramePr>
-              <a:graphicFrameLocks xmlns:a="http://schemas.openxmlformats.org/drawingml/2006/main" noChangeAspect="1"/>
-            </wp:cNvGraphicFramePr>
-            <a:graphic xmlns:a="http://schemas.openxmlformats.org/drawingml/2006/main">
-              <a:graphicData uri="http://schemas.openxmlformats.org/drawingml/2006/picture">
-                <pic:pic xmlns:pic="http://schemas.openxmlformats.org/drawingml/2006/picture">
-                  <pic:nvPicPr>
-                    <pic:cNvPr id="252956685" name=""/>
-                    <pic:cNvPicPr/>
-                  </pic:nvPicPr>
-                  <pic:blipFill>
-                    <a:blip r:embed="rId25"/>
-                    <a:stretch>
-                      <a:fillRect/>
-                    </a:stretch>
-                  </pic:blipFill>
-                  <pic:spPr>
-                    <a:xfrm>
-                      <a:off x="0" y="0"/>
-                      <a:ext cx="5943600" cy="2851150"/>
-                    </a:xfrm>
-                    <a:prstGeom prst="rect">
-                      <a:avLst/>
-                    </a:prstGeom>
-                  </pic:spPr>
-                </pic:pic>
-              </a:graphicData>
-            </a:graphic>
-          </wp:inline>
-        </w:drawing>
-      </w:r>
-    </w:p>
-    <w:p>
-      <w:pPr>
-        <w:bidi/>
-        <w:rPr>
-          <w:rFonts w:cs="B Nazanin"/>
-          <w:rtl/>
-          <w:lang w:bidi="fa-IR"/>
-        </w:rPr>
-      </w:pPr>
-    </w:p>
-    <w:p>
-      <w:pPr>
-        <w:bidi/>
-        <w:rPr>
-          <w:rFonts w:cs="B Nazanin"/>
-          <w:rtl/>
-          <w:lang w:bidi="fa-IR"/>
-        </w:rPr>
-      </w:pPr>
-      <w:r>
-        <w:rPr>
-          <w:rFonts w:cs="B Nazanin" w:hint="cs"/>
-          <w:rtl/>
-          <w:lang w:bidi="fa-IR"/>
-        </w:rPr>
-        <w:lastRenderedPageBreak/>
-        <w:t xml:space="preserve">با استفاده از کد زیر توانستیم نمودار آن را رسم کنیم </w:t>
-      </w:r>
-      <w:r>
-        <w:rPr>
-          <w:rFonts w:cs="B Nazanin"/>
+          <w:lang w:bidi="fa-IR"/>
+        </w:rPr>
+        <w:t>overfit</w:t>
+      </w:r>
+      <w:r>
+        <w:rPr>
+          <w:rFonts w:cs="B Nazanin" w:hint="cs"/>
           <w:noProof/>
-        </w:rPr>
-        <w:drawing>
-          <wp:inline distT="0" distB="0" distL="0" distR="0" wp14:anchorId="6330A170" wp14:editId="505ADD10">
-            <wp:extent cx="5943600" cy="1084580"/>
-            <wp:effectExtent l="0" t="0" r="0" b="1270"/>
-            <wp:docPr id="579719217" name="Picture 1"/>
-            <wp:cNvGraphicFramePr>
-              <a:graphicFrameLocks xmlns:a="http://schemas.openxmlformats.org/drawingml/2006/main" noChangeAspect="1"/>
-            </wp:cNvGraphicFramePr>
-            <a:graphic xmlns:a="http://schemas.openxmlformats.org/drawingml/2006/main">
-              <a:graphicData uri="http://schemas.openxmlformats.org/drawingml/2006/picture">
-                <pic:pic xmlns:pic="http://schemas.openxmlformats.org/drawingml/2006/picture">
-                  <pic:nvPicPr>
-                    <pic:cNvPr id="579719217" name=""/>
-                    <pic:cNvPicPr/>
-                  </pic:nvPicPr>
-                  <pic:blipFill>
-                    <a:blip r:embed="rId26"/>
-                    <a:stretch>
-                      <a:fillRect/>
-                    </a:stretch>
-                  </pic:blipFill>
-                  <pic:spPr>
-                    <a:xfrm>
-                      <a:off x="0" y="0"/>
-                      <a:ext cx="5943600" cy="1084580"/>
-                    </a:xfrm>
-                    <a:prstGeom prst="rect">
-                      <a:avLst/>
-                    </a:prstGeom>
-                  </pic:spPr>
-                </pic:pic>
-              </a:graphicData>
-            </a:graphic>
-          </wp:inline>
-        </w:drawing>
-      </w:r>
-    </w:p>
-    <w:p>
-      <w:pPr>
-        <w:bidi/>
-        <w:rPr>
-          <w:rFonts w:cs="B Nazanin"/>
-          <w:rtl/>
-          <w:lang w:bidi="fa-IR"/>
-        </w:rPr>
-      </w:pPr>
-      <w:r>
-        <w:rPr>
-          <w:rFonts w:cs="B Nazanin" w:hint="cs"/>
-          <w:rtl/>
-          <w:lang w:bidi="fa-IR"/>
-        </w:rPr>
-        <w:t xml:space="preserve">که به شکل زیر است </w:t>
-      </w:r>
-    </w:p>
-    <w:p>
-      <w:pPr>
-        <w:bidi/>
-        <w:rPr>
-          <w:rFonts w:cs="B Nazanin"/>
-          <w:rtl/>
-          <w:lang w:bidi="fa-IR"/>
-        </w:rPr>
-      </w:pPr>
-      <w:r>
+          <w:rtl/>
+          <w:lang w:bidi="fa-IR"/>
+        </w:rPr>
+        <w:t xml:space="preserve"> نزدیک می شد.</w:t>
+      </w:r>
+    </w:p>
+    <w:p>
+      <w:pPr>
+        <w:bidi/>
         <w:rPr>
           <w:rFonts w:cs="B Nazanin"/>
           <w:noProof/>
           <w:rtl/>
           <w:lang w:bidi="fa-IR"/>
         </w:rPr>
-        <w:drawing>
-          <wp:inline distT="0" distB="0" distL="0" distR="0" wp14:anchorId="42BA2EE4" wp14:editId="0A659932">
-            <wp:extent cx="5943600" cy="4739005"/>
-            <wp:effectExtent l="0" t="0" r="0" b="4445"/>
-            <wp:docPr id="2140218080" name="Picture 1"/>
-            <wp:cNvGraphicFramePr>
-              <a:graphicFrameLocks xmlns:a="http://schemas.openxmlformats.org/drawingml/2006/main" noChangeAspect="1"/>
-            </wp:cNvGraphicFramePr>
-            <a:graphic xmlns:a="http://schemas.openxmlformats.org/drawingml/2006/main">
-              <a:graphicData uri="http://schemas.openxmlformats.org/drawingml/2006/picture">
-                <pic:pic xmlns:pic="http://schemas.openxmlformats.org/drawingml/2006/picture">
-                  <pic:nvPicPr>
-                    <pic:cNvPr id="2140218080" name=""/>
-                    <pic:cNvPicPr/>
-                  </pic:nvPicPr>
-                  <pic:blipFill>
-                    <a:blip r:embed="rId27"/>
-                    <a:stretch>
-                      <a:fillRect/>
-                    </a:stretch>
-                  </pic:blipFill>
-                  <pic:spPr>
-                    <a:xfrm>
-                      <a:off x="0" y="0"/>
-                      <a:ext cx="5943600" cy="4739005"/>
-                    </a:xfrm>
-                    <a:prstGeom prst="rect">
-                      <a:avLst/>
-                    </a:prstGeom>
-                  </pic:spPr>
-                </pic:pic>
-              </a:graphicData>
-            </a:graphic>
-          </wp:inline>
-        </w:drawing>
-      </w:r>
-      <w:r>
-        <w:rPr>
-          <w:rFonts w:cs="B Nazanin" w:hint="cs"/>
-          <w:rtl/>
-          <w:lang w:bidi="fa-IR"/>
-        </w:rPr>
-        <w:t>که نشان می دهد تعداد نقاط نزدیک به خط بیشتر شده است.</w:t>
-      </w:r>
-    </w:p>
-    <w:p>
-      <w:pPr>
-        <w:bidi/>
-        <w:rPr>
-          <w:rFonts w:cs="B Nazanin"/>
-          <w:rtl/>
-          <w:lang w:bidi="fa-IR"/>
-        </w:rPr>
-      </w:pPr>
-      <w:r>
-        <w:rPr>
-          <w:rFonts w:cs="B Nazanin" w:hint="cs"/>
-          <w:rtl/>
-          <w:lang w:bidi="fa-IR"/>
-        </w:rPr>
-        <w:t xml:space="preserve">در ادامه برای این که اون دو ویژگی را از دست ندهیم از روش </w:t>
-      </w:r>
-      <w:r>
-        <w:rPr>
-          <w:rFonts w:cs="B Nazanin"/>
-          <w:lang w:bidi="fa-IR"/>
-        </w:rPr>
-        <w:t>one-hot encoding</w:t>
-      </w:r>
-      <w:r>
-        <w:rPr>
-          <w:rFonts w:cs="B Nazanin" w:hint="cs"/>
-          <w:rtl/>
-          <w:lang w:bidi="fa-IR"/>
-        </w:rPr>
-        <w:t xml:space="preserve"> به ایت صورت که مقادیر </w:t>
-      </w:r>
-      <w:r>
-        <w:rPr>
-          <w:rFonts w:cs="B Nazanin"/>
-          <w:lang w:bidi="fa-IR"/>
-        </w:rPr>
-        <w:t>categorical</w:t>
-      </w:r>
-      <w:r>
-        <w:rPr>
-          <w:rFonts w:cs="B Nazanin" w:hint="cs"/>
-          <w:rtl/>
-          <w:lang w:bidi="fa-IR"/>
-        </w:rPr>
-        <w:t xml:space="preserve"> به عددی به صورتی که چند ستون جدید به تعداد اعضای غیر تکراری به وجود می آورد و هر کدام که اون ویژگی را دارا بود 1 و بقیه را صفر می کند استفاده کردیم.</w:t>
-      </w:r>
-    </w:p>
-    <w:p>
-      <w:pPr>
-        <w:bidi/>
-        <w:rPr>
-          <w:rFonts w:cs="B Nazanin"/>
-          <w:rtl/>
-          <w:lang w:bidi="fa-IR"/>
-        </w:rPr>
-      </w:pPr>
-      <w:r>
-        <w:rPr>
-          <w:rFonts w:cs="B Nazanin" w:hint="cs"/>
-          <w:rtl/>
-          <w:lang w:bidi="fa-IR"/>
-        </w:rPr>
-        <w:t xml:space="preserve">در ادامه کد آن را مشاهده می کنید </w:t>
-      </w:r>
-    </w:p>
-    <w:p>
-      <w:pPr>
-        <w:bidi/>
-        <w:rPr>
-          <w:rFonts w:cs="B Nazanin"/>
-          <w:rtl/>
-          <w:lang w:bidi="fa-IR"/>
-        </w:rPr>
-      </w:pPr>
-      <w:r>
-        <w:rPr>
-          <w:rFonts w:cs="B Nazanin"/>
+      </w:pPr>
+      <w:r>
+        <w:rPr>
+          <w:rFonts w:cs="B Nazanin" w:hint="cs"/>
           <w:noProof/>
-        </w:rPr>
-        <w:lastRenderedPageBreak/>
-        <w:drawing>
-          <wp:inline distT="0" distB="0" distL="0" distR="0" wp14:anchorId="4C17290D" wp14:editId="14EA6C7D">
-            <wp:extent cx="5943600" cy="626745"/>
-            <wp:effectExtent l="0" t="0" r="0" b="1905"/>
-            <wp:docPr id="207275312" name="Picture 1"/>
-            <wp:cNvGraphicFramePr>
-              <a:graphicFrameLocks xmlns:a="http://schemas.openxmlformats.org/drawingml/2006/main" noChangeAspect="1"/>
-            </wp:cNvGraphicFramePr>
-            <a:graphic xmlns:a="http://schemas.openxmlformats.org/drawingml/2006/main">
-              <a:graphicData uri="http://schemas.openxmlformats.org/drawingml/2006/picture">
-                <pic:pic xmlns:pic="http://schemas.openxmlformats.org/drawingml/2006/picture">
-                  <pic:nvPicPr>
-                    <pic:cNvPr id="207275312" name=""/>
-                    <pic:cNvPicPr/>
-                  </pic:nvPicPr>
-                  <pic:blipFill>
-                    <a:blip r:embed="rId28"/>
-                    <a:stretch>
-                      <a:fillRect/>
-                    </a:stretch>
-                  </pic:blipFill>
-                  <pic:spPr>
-                    <a:xfrm>
-                      <a:off x="0" y="0"/>
-                      <a:ext cx="5943600" cy="626745"/>
-                    </a:xfrm>
-                    <a:prstGeom prst="rect">
-                      <a:avLst/>
-                    </a:prstGeom>
-                  </pic:spPr>
-                </pic:pic>
-              </a:graphicData>
-            </a:graphic>
-          </wp:inline>
-        </w:drawing>
-      </w:r>
-    </w:p>
-    <w:p>
-      <w:pPr>
-        <w:bidi/>
-        <w:rPr>
-          <w:rFonts w:cs="B Nazanin"/>
-          <w:rtl/>
-          <w:lang w:bidi="fa-IR"/>
-        </w:rPr>
-      </w:pPr>
-      <w:r>
-        <w:rPr>
-          <w:rFonts w:cs="B Nazanin" w:hint="cs"/>
-          <w:rtl/>
-          <w:lang w:bidi="fa-IR"/>
-        </w:rPr>
-        <w:t>و ستون های اضافه شده</w:t>
-      </w:r>
-    </w:p>
-    <w:p>
-      <w:pPr>
-        <w:bidi/>
-        <w:jc w:val="center"/>
+          <w:rtl/>
+          <w:lang w:bidi="fa-IR"/>
+        </w:rPr>
+        <w:t>کد ایجاد مدل در ادامه نشان داده شده است</w:t>
+      </w:r>
+    </w:p>
+    <w:p>
+      <w:pPr>
+        <w:bidi/>
         <w:rPr>
           <w:rFonts w:cs="B Nazanin"/>
           <w:noProof/>
           <w:rtl/>
+          <w:lang w:bidi="fa-IR"/>
         </w:rPr>
       </w:pPr>
       <w:r>
@@ -2816,361 +3620,6 @@
           <w:rFonts w:cs="B Nazanin"/>
           <w:noProof/>
         </w:rPr>
-        <w:drawing>
-          <wp:inline distT="0" distB="0" distL="0" distR="0" wp14:anchorId="6227C1E7" wp14:editId="2A46B786">
-            <wp:extent cx="3914286" cy="5276190"/>
-            <wp:effectExtent l="0" t="0" r="0" b="1270"/>
-            <wp:docPr id="204016010" name="Picture 1"/>
-            <wp:cNvGraphicFramePr>
-              <a:graphicFrameLocks xmlns:a="http://schemas.openxmlformats.org/drawingml/2006/main" noChangeAspect="1"/>
-            </wp:cNvGraphicFramePr>
-            <a:graphic xmlns:a="http://schemas.openxmlformats.org/drawingml/2006/main">
-              <a:graphicData uri="http://schemas.openxmlformats.org/drawingml/2006/picture">
-                <pic:pic xmlns:pic="http://schemas.openxmlformats.org/drawingml/2006/picture">
-                  <pic:nvPicPr>
-                    <pic:cNvPr id="204016010" name=""/>
-                    <pic:cNvPicPr/>
-                  </pic:nvPicPr>
-                  <pic:blipFill>
-                    <a:blip r:embed="rId29"/>
-                    <a:stretch>
-                      <a:fillRect/>
-                    </a:stretch>
-                  </pic:blipFill>
-                  <pic:spPr>
-                    <a:xfrm>
-                      <a:off x="0" y="0"/>
-                      <a:ext cx="3914286" cy="5276190"/>
-                    </a:xfrm>
-                    <a:prstGeom prst="rect">
-                      <a:avLst/>
-                    </a:prstGeom>
-                  </pic:spPr>
-                </pic:pic>
-              </a:graphicData>
-            </a:graphic>
-          </wp:inline>
-        </w:drawing>
-      </w:r>
-    </w:p>
-    <w:p>
-      <w:pPr>
-        <w:bidi/>
-        <w:rPr>
-          <w:rFonts w:cs="B Nazanin"/>
-          <w:rtl/>
-          <w:lang w:bidi="fa-IR"/>
-        </w:rPr>
-      </w:pPr>
-      <w:r>
-        <w:rPr>
-          <w:rFonts w:cs="B Nazanin" w:hint="cs"/>
-          <w:rtl/>
-          <w:lang w:bidi="fa-IR"/>
-        </w:rPr>
-        <w:t xml:space="preserve">در ادامه مدل را با این داده ها آموزش و پارامترهارو حساب کردیم </w:t>
-      </w:r>
-    </w:p>
-    <w:p>
-      <w:pPr>
-        <w:bidi/>
-        <w:rPr>
-          <w:rFonts w:cs="B Nazanin"/>
-          <w:noProof/>
-          <w:rtl/>
-        </w:rPr>
-      </w:pPr>
-      <w:r>
-        <w:rPr>
-          <w:rFonts w:cs="B Nazanin"/>
-          <w:noProof/>
-        </w:rPr>
-        <w:lastRenderedPageBreak/>
-        <w:drawing>
-          <wp:inline distT="0" distB="0" distL="0" distR="0" wp14:anchorId="4A32F73B" wp14:editId="273CAADE">
-            <wp:extent cx="5943600" cy="3007360"/>
-            <wp:effectExtent l="0" t="0" r="0" b="2540"/>
-            <wp:docPr id="2075620982" name="Picture 1"/>
-            <wp:cNvGraphicFramePr>
-              <a:graphicFrameLocks xmlns:a="http://schemas.openxmlformats.org/drawingml/2006/main" noChangeAspect="1"/>
-            </wp:cNvGraphicFramePr>
-            <a:graphic xmlns:a="http://schemas.openxmlformats.org/drawingml/2006/main">
-              <a:graphicData uri="http://schemas.openxmlformats.org/drawingml/2006/picture">
-                <pic:pic xmlns:pic="http://schemas.openxmlformats.org/drawingml/2006/picture">
-                  <pic:nvPicPr>
-                    <pic:cNvPr id="2075620982" name=""/>
-                    <pic:cNvPicPr/>
-                  </pic:nvPicPr>
-                  <pic:blipFill>
-                    <a:blip r:embed="rId30"/>
-                    <a:stretch>
-                      <a:fillRect/>
-                    </a:stretch>
-                  </pic:blipFill>
-                  <pic:spPr>
-                    <a:xfrm>
-                      <a:off x="0" y="0"/>
-                      <a:ext cx="5943600" cy="3007360"/>
-                    </a:xfrm>
-                    <a:prstGeom prst="rect">
-                      <a:avLst/>
-                    </a:prstGeom>
-                  </pic:spPr>
-                </pic:pic>
-              </a:graphicData>
-            </a:graphic>
-          </wp:inline>
-        </w:drawing>
-      </w:r>
-    </w:p>
-    <w:p>
-      <w:pPr>
-        <w:bidi/>
-        <w:rPr>
-          <w:rFonts w:cs="B Nazanin"/>
-          <w:noProof/>
-          <w:rtl/>
-        </w:rPr>
-      </w:pPr>
-    </w:p>
-    <w:p>
-      <w:pPr>
-        <w:bidi/>
-        <w:rPr>
-          <w:rFonts w:cs="B Nazanin"/>
-          <w:noProof/>
-          <w:rtl/>
-        </w:rPr>
-      </w:pPr>
-      <w:r>
-        <w:rPr>
-          <w:rFonts w:cs="B Nazanin" w:hint="cs"/>
-          <w:noProof/>
-          <w:rtl/>
-        </w:rPr>
-        <w:t>و بعد متریک ها و نمودار مدل حاصل</w:t>
-      </w:r>
-    </w:p>
-    <w:p>
-      <w:pPr>
-        <w:bidi/>
-        <w:rPr>
-          <w:rFonts w:cs="B Nazanin"/>
-          <w:noProof/>
-          <w:rtl/>
-        </w:rPr>
-      </w:pPr>
-      <w:r>
-        <w:rPr>
-          <w:rFonts w:cs="B Nazanin"/>
-          <w:noProof/>
-        </w:rPr>
-        <w:drawing>
-          <wp:inline distT="0" distB="0" distL="0" distR="0" wp14:anchorId="00B9560A" wp14:editId="152EFE28">
-            <wp:extent cx="5943600" cy="2440940"/>
-            <wp:effectExtent l="0" t="0" r="0" b="0"/>
-            <wp:docPr id="18127251" name="Picture 1"/>
-            <wp:cNvGraphicFramePr>
-              <a:graphicFrameLocks xmlns:a="http://schemas.openxmlformats.org/drawingml/2006/main" noChangeAspect="1"/>
-            </wp:cNvGraphicFramePr>
-            <a:graphic xmlns:a="http://schemas.openxmlformats.org/drawingml/2006/main">
-              <a:graphicData uri="http://schemas.openxmlformats.org/drawingml/2006/picture">
-                <pic:pic xmlns:pic="http://schemas.openxmlformats.org/drawingml/2006/picture">
-                  <pic:nvPicPr>
-                    <pic:cNvPr id="18127251" name=""/>
-                    <pic:cNvPicPr/>
-                  </pic:nvPicPr>
-                  <pic:blipFill>
-                    <a:blip r:embed="rId31"/>
-                    <a:stretch>
-                      <a:fillRect/>
-                    </a:stretch>
-                  </pic:blipFill>
-                  <pic:spPr>
-                    <a:xfrm>
-                      <a:off x="0" y="0"/>
-                      <a:ext cx="5943600" cy="2440940"/>
-                    </a:xfrm>
-                    <a:prstGeom prst="rect">
-                      <a:avLst/>
-                    </a:prstGeom>
-                  </pic:spPr>
-                </pic:pic>
-              </a:graphicData>
-            </a:graphic>
-          </wp:inline>
-        </w:drawing>
-      </w:r>
-    </w:p>
-    <w:p>
-      <w:pPr>
-        <w:bidi/>
-        <w:rPr>
-          <w:rFonts w:cs="B Nazanin"/>
-          <w:noProof/>
-          <w:rtl/>
-        </w:rPr>
-      </w:pPr>
-      <w:r>
-        <w:rPr>
-          <w:rFonts w:cs="B Nazanin" w:hint="cs"/>
-          <w:noProof/>
-          <w:rtl/>
-        </w:rPr>
-        <w:t>که قابل مشاهده است که خیلی بهتر شده است. و نمودار آن را رسم کردیم.</w:t>
-      </w:r>
-    </w:p>
-    <w:p>
-      <w:pPr>
-        <w:bidi/>
-        <w:rPr>
-          <w:rFonts w:cs="B Nazanin"/>
-          <w:noProof/>
-          <w:rtl/>
-        </w:rPr>
-      </w:pPr>
-      <w:r>
-        <w:rPr>
-          <w:rFonts w:cs="B Nazanin"/>
-          <w:noProof/>
-          <w:rtl/>
-        </w:rPr>
-        <w:lastRenderedPageBreak/>
-        <w:drawing>
-          <wp:inline distT="0" distB="0" distL="0" distR="0" wp14:anchorId="02D7EF4C" wp14:editId="62CA085D">
-            <wp:extent cx="5943600" cy="4739005"/>
-            <wp:effectExtent l="0" t="0" r="0" b="4445"/>
-            <wp:docPr id="1448791166" name="Picture 1"/>
-            <wp:cNvGraphicFramePr>
-              <a:graphicFrameLocks xmlns:a="http://schemas.openxmlformats.org/drawingml/2006/main" noChangeAspect="1"/>
-            </wp:cNvGraphicFramePr>
-            <a:graphic xmlns:a="http://schemas.openxmlformats.org/drawingml/2006/main">
-              <a:graphicData uri="http://schemas.openxmlformats.org/drawingml/2006/picture">
-                <pic:pic xmlns:pic="http://schemas.openxmlformats.org/drawingml/2006/picture">
-                  <pic:nvPicPr>
-                    <pic:cNvPr id="1448791166" name=""/>
-                    <pic:cNvPicPr/>
-                  </pic:nvPicPr>
-                  <pic:blipFill>
-                    <a:blip r:embed="rId32"/>
-                    <a:stretch>
-                      <a:fillRect/>
-                    </a:stretch>
-                  </pic:blipFill>
-                  <pic:spPr>
-                    <a:xfrm>
-                      <a:off x="0" y="0"/>
-                      <a:ext cx="5943600" cy="4739005"/>
-                    </a:xfrm>
-                    <a:prstGeom prst="rect">
-                      <a:avLst/>
-                    </a:prstGeom>
-                  </pic:spPr>
-                </pic:pic>
-              </a:graphicData>
-            </a:graphic>
-          </wp:inline>
-        </w:drawing>
-      </w:r>
-    </w:p>
-    <w:p>
-      <w:pPr>
-        <w:bidi/>
-        <w:rPr>
-          <w:rFonts w:cs="B Nazanin"/>
-          <w:noProof/>
-          <w:rtl/>
-        </w:rPr>
-      </w:pPr>
-    </w:p>
-    <w:p>
-      <w:pPr>
-        <w:bidi/>
-        <w:rPr>
-          <w:rFonts w:cs="B Nazanin"/>
-          <w:noProof/>
-          <w:rtl/>
-          <w:lang w:bidi="fa-IR"/>
-        </w:rPr>
-      </w:pPr>
-      <w:r>
-        <w:rPr>
-          <w:rFonts w:cs="B Nazanin" w:hint="cs"/>
-          <w:noProof/>
-          <w:rtl/>
-        </w:rPr>
-        <w:t xml:space="preserve">برای تکمیل کار از یک مدل </w:t>
-      </w:r>
-      <w:r>
-        <w:rPr>
-          <w:rFonts w:cs="B Nazanin"/>
-          <w:noProof/>
-        </w:rPr>
-        <w:t>polynomial</w:t>
-      </w:r>
-      <w:r>
-        <w:rPr>
-          <w:rFonts w:cs="B Nazanin" w:hint="cs"/>
-          <w:noProof/>
-          <w:rtl/>
-          <w:lang w:bidi="fa-IR"/>
-        </w:rPr>
-        <w:t xml:space="preserve"> هم استفاده کردیم با درجه 6 که البته می توانستیم بزرگتر کنیم که به </w:t>
-      </w:r>
-      <w:r>
-        <w:rPr>
-          <w:rFonts w:cs="B Nazanin"/>
-          <w:noProof/>
-          <w:lang w:bidi="fa-IR"/>
-        </w:rPr>
-        <w:t>overfit</w:t>
-      </w:r>
-      <w:r>
-        <w:rPr>
-          <w:rFonts w:cs="B Nazanin" w:hint="cs"/>
-          <w:noProof/>
-          <w:rtl/>
-          <w:lang w:bidi="fa-IR"/>
-        </w:rPr>
-        <w:t xml:space="preserve"> نزدیک می شد.</w:t>
-      </w:r>
-    </w:p>
-    <w:p>
-      <w:pPr>
-        <w:bidi/>
-        <w:rPr>
-          <w:rFonts w:cs="B Nazanin"/>
-          <w:noProof/>
-          <w:rtl/>
-          <w:lang w:bidi="fa-IR"/>
-        </w:rPr>
-      </w:pPr>
-      <w:r>
-        <w:rPr>
-          <w:rFonts w:cs="B Nazanin" w:hint="cs"/>
-          <w:noProof/>
-          <w:rtl/>
-          <w:lang w:bidi="fa-IR"/>
-        </w:rPr>
-        <w:t>کد ایجاد مدل در ادامه نشان داده شده است</w:t>
-      </w:r>
-    </w:p>
-    <w:p>
-      <w:pPr>
-        <w:bidi/>
-        <w:rPr>
-          <w:rFonts w:cs="B Nazanin"/>
-          <w:noProof/>
-          <w:rtl/>
-          <w:lang w:bidi="fa-IR"/>
-        </w:rPr>
-      </w:pPr>
-      <w:r>
-        <w:rPr>
-          <w:rFonts w:cs="B Nazanin"/>
-          <w:noProof/>
-        </w:rPr>
-        <w:lastRenderedPageBreak/>
         <w:drawing>
           <wp:inline distT="0" distB="0" distL="0" distR="0" wp14:anchorId="7DBB1AD1" wp14:editId="70BFA3DD">
             <wp:extent cx="5943600" cy="3121660"/>
@@ -3187,7 +3636,7 @@
                     <pic:cNvPicPr/>
                   </pic:nvPicPr>
                   <pic:blipFill>
-                    <a:blip r:embed="rId33"/>
+                    <a:blip r:embed="rId34"/>
                     <a:stretch>
                       <a:fillRect/>
                     </a:stretch>
@@ -3256,7 +3705,7 @@
                     <pic:cNvPicPr/>
                   </pic:nvPicPr>
                   <pic:blipFill>
-                    <a:blip r:embed="rId34"/>
+                    <a:blip r:embed="rId35"/>
                     <a:stretch>
                       <a:fillRect/>
                     </a:stretch>
@@ -3328,7 +3777,7 @@
                     <pic:cNvPicPr/>
                   </pic:nvPicPr>
                   <pic:blipFill>
-                    <a:blip r:embed="rId35"/>
+                    <a:blip r:embed="rId36"/>
                     <a:stretch>
                       <a:fillRect/>
                     </a:stretch>
@@ -3387,37 +3836,126 @@
           <w:rtl/>
           <w:lang w:bidi="fa-IR"/>
         </w:rPr>
-        <w:t>می توان درجه رو بالاتر برد ولی سخت افزار قوی تری لازم داریم که در دسترس من نیست. ولی در کل مدل هایی با بیش از یک ویژگی و چند جمله ای عملکرد بهتری خواهد داشت.</w:t>
-      </w:r>
-    </w:p>
-    <w:p>
-      <w:pPr>
-        <w:pBdr>
-          <w:bottom w:val="single" w:sz="6" w:space="1" w:color="auto"/>
-        </w:pBdr>
-        <w:bidi/>
-        <w:rPr>
-          <w:rFonts w:cs="B Nazanin"/>
-          <w:rtl/>
-          <w:lang w:bidi="fa-IR"/>
-        </w:rPr>
-      </w:pPr>
-    </w:p>
-    <w:p>
-      <w:pPr>
-        <w:bidi/>
-        <w:rPr>
-          <w:rFonts w:cs="B Nazanin"/>
-          <w:rtl/>
-          <w:lang w:bidi="fa-IR"/>
-        </w:rPr>
-      </w:pPr>
-      <w:r>
-        <w:rPr>
-          <w:rFonts w:cs="B Nazanin" w:hint="cs"/>
-          <w:rtl/>
-          <w:lang w:bidi="fa-IR"/>
-        </w:rPr>
+        <w:t xml:space="preserve">می توان درجه رو بالاتر برد </w:t>
+      </w:r>
+      <w:r>
+        <w:rPr>
+          <w:rFonts w:cs="B Nazanin" w:hint="cs"/>
+          <w:rtl/>
+          <w:lang w:bidi="fa-IR"/>
+        </w:rPr>
+        <w:t xml:space="preserve">تا دقت خیلی بالای به دست آورد یا تا جایی پیش رفت </w:t>
+      </w:r>
+      <w:r>
+        <w:rPr>
+          <w:rFonts w:cs="B Nazanin" w:hint="cs"/>
+          <w:rtl/>
+          <w:lang w:bidi="fa-IR"/>
+        </w:rPr>
+        <w:t>که حتی دقیقا همه نقاط را حفظ کند (</w:t>
+      </w:r>
+      <w:proofErr w:type="spellStart"/>
+      <w:r>
+        <w:rPr>
+          <w:rFonts w:cs="B Nazanin"/>
+          <w:lang w:bidi="fa-IR"/>
+        </w:rPr>
+        <w:t>overfitin</w:t>
+      </w:r>
+      <w:proofErr w:type="spellEnd"/>
+      <w:r>
+        <w:rPr>
+          <w:rFonts w:cs="B Nazanin" w:hint="cs"/>
+          <w:rtl/>
+          <w:lang w:bidi="fa-IR"/>
+        </w:rPr>
+        <w:t xml:space="preserve">) </w:t>
+      </w:r>
+      <w:r>
+        <w:rPr>
+          <w:rFonts w:cs="B Nazanin" w:hint="cs"/>
+          <w:rtl/>
+          <w:lang w:bidi="fa-IR"/>
+        </w:rPr>
+        <w:t>ولی سخت افزار قوی تری لازم داریم که در دسترس من نیست. ولی در کل مدل هایی با بیش از یک ویژگی و چند جمله ای عملکرد بهتری خواهد داشت.</w:t>
+      </w:r>
+    </w:p>
+    <w:p>
+      <w:pPr>
+        <w:bidi/>
+        <w:rPr>
+          <w:rFonts w:cs="B Nazanin"/>
+          <w:rtl/>
+          <w:lang w:bidi="fa-IR"/>
+        </w:rPr>
+      </w:pPr>
+    </w:p>
+    <w:p>
+      <w:pPr>
+        <w:bidi/>
+        <w:rPr>
+          <w:rFonts w:cs="B Nazanin"/>
+          <w:rtl/>
+          <w:lang w:bidi="fa-IR"/>
+        </w:rPr>
+      </w:pPr>
+    </w:p>
+    <w:p>
+      <w:pPr>
+        <w:bidi/>
+        <w:rPr>
+          <w:rFonts w:cs="B Nazanin"/>
+          <w:rtl/>
+          <w:lang w:bidi="fa-IR"/>
+        </w:rPr>
+      </w:pPr>
+    </w:p>
+    <w:p>
+      <w:pPr>
+        <w:bidi/>
+        <w:rPr>
+          <w:rFonts w:cs="B Nazanin"/>
+          <w:rtl/>
+          <w:lang w:bidi="fa-IR"/>
+        </w:rPr>
+      </w:pPr>
+    </w:p>
+    <w:p>
+      <w:pPr>
+        <w:bidi/>
+        <w:rPr>
+          <w:rFonts w:cs="B Nazanin"/>
+          <w:rtl/>
+          <w:lang w:bidi="fa-IR"/>
+        </w:rPr>
+      </w:pPr>
+    </w:p>
+    <w:p>
+      <w:pPr>
+        <w:bidi/>
+        <w:rPr>
+          <w:rFonts w:cs="B Nazanin"/>
+          <w:rtl/>
+          <w:lang w:bidi="fa-IR"/>
+        </w:rPr>
+      </w:pPr>
+    </w:p>
+    <w:p>
+      <w:pPr>
+        <w:bidi/>
+        <w:rPr>
+          <w:rFonts w:cs="B Nazanin"/>
+          <w:rtl/>
+          <w:lang w:bidi="fa-IR"/>
+        </w:rPr>
+      </w:pPr>
+      <w:r>
+        <w:rPr>
+          <w:rFonts w:cs="B Nazanin" w:hint="cs"/>
+          <w:rtl/>
+          <w:lang w:bidi="fa-IR"/>
+        </w:rPr>
+        <w:lastRenderedPageBreak/>
         <w:t>سوال 2)</w:t>
       </w:r>
     </w:p>
@@ -3436,25 +3974,43 @@
           <w:rtl/>
           <w:lang w:bidi="fa-IR"/>
         </w:rPr>
-        <w:t xml:space="preserve">1) در این قسمت از ما خواسته شده که ابتدا دیتاست داده شده را لود کنیم و سپس عملیات مربوط به پیش پردازش داده ها رو انجام دهیم تا بتوانیم مدل دقیق تری داشته باشیم </w:t>
-      </w:r>
-    </w:p>
-    <w:p>
-      <w:pPr>
-        <w:bidi/>
-        <w:rPr>
-          <w:rFonts w:cs="B Nazanin"/>
-          <w:rtl/>
-          <w:lang w:bidi="fa-IR"/>
-        </w:rPr>
-      </w:pPr>
-      <w:r>
-        <w:rPr>
-          <w:rFonts w:cs="B Nazanin" w:hint="cs"/>
-          <w:rtl/>
-          <w:lang w:bidi="fa-IR"/>
-        </w:rPr>
-        <w:lastRenderedPageBreak/>
+        <w:t xml:space="preserve">1) </w:t>
+      </w:r>
+    </w:p>
+    <w:p>
+      <w:pPr>
+        <w:bidi/>
+        <w:rPr>
+          <w:rFonts w:cs="B Nazanin"/>
+          <w:rtl/>
+          <w:lang w:bidi="fa-IR"/>
+        </w:rPr>
+      </w:pPr>
+      <w:r>
+        <w:rPr>
+          <w:rFonts w:cs="B Nazanin" w:hint="cs"/>
+          <w:rtl/>
+          <w:lang w:bidi="fa-IR"/>
+        </w:rPr>
+        <w:t xml:space="preserve">در این قسمت از ما خواسته شده که ابتدا دیتاست داده شده را لود کنیم و سپس عملیات مربوط به پیش پردازش داده ها رو انجام دهیم تا بتوانیم مدل دقیق تری داشته باشیم </w:t>
+      </w:r>
+    </w:p>
+    <w:p>
+      <w:pPr>
+        <w:bidi/>
+        <w:jc w:val="center"/>
+        <w:rPr>
+          <w:rFonts w:cs="B Nazanin"/>
+          <w:rtl/>
+          <w:lang w:bidi="fa-IR"/>
+        </w:rPr>
+      </w:pPr>
+      <w:r>
+        <w:rPr>
+          <w:rFonts w:cs="B Nazanin" w:hint="cs"/>
+          <w:rtl/>
+          <w:lang w:bidi="fa-IR"/>
+        </w:rPr>
         <w:t xml:space="preserve">ابتدا کتابخانه های مورد نیاز و دیتا ست را با کد زیر لود می کنیم </w:t>
       </w:r>
       <w:r>
@@ -3463,9 +4019,9 @@
           <w:noProof/>
         </w:rPr>
         <w:drawing>
-          <wp:inline distT="0" distB="0" distL="0" distR="0" wp14:anchorId="11CD7076" wp14:editId="0FCD8EFB">
-            <wp:extent cx="5943600" cy="3598545"/>
-            <wp:effectExtent l="0" t="0" r="0" b="1905"/>
+          <wp:inline distT="0" distB="0" distL="0" distR="0" wp14:anchorId="11CD7076" wp14:editId="1838F37C">
+            <wp:extent cx="4919472" cy="2978488"/>
+            <wp:effectExtent l="0" t="0" r="0" b="0"/>
             <wp:docPr id="2005708177" name="Picture 1"/>
             <wp:cNvGraphicFramePr>
               <a:graphicFrameLocks xmlns:a="http://schemas.openxmlformats.org/drawingml/2006/main" noChangeAspect="1"/>
@@ -3478,7 +4034,7 @@
                     <pic:cNvPicPr/>
                   </pic:nvPicPr>
                   <pic:blipFill>
-                    <a:blip r:embed="rId36"/>
+                    <a:blip r:embed="rId37"/>
                     <a:stretch>
                       <a:fillRect/>
                     </a:stretch>
@@ -3486,7 +4042,7 @@
                   <pic:spPr>
                     <a:xfrm>
                       <a:off x="0" y="0"/>
-                      <a:ext cx="5943600" cy="3598545"/>
+                      <a:ext cx="4926098" cy="2982499"/>
                     </a:xfrm>
                     <a:prstGeom prst="rect">
                       <a:avLst/>
@@ -3508,16 +4064,6 @@
           <w:lang w:bidi="fa-IR"/>
         </w:rPr>
       </w:pPr>
-    </w:p>
-    <w:p>
-      <w:pPr>
-        <w:bidi/>
-        <w:rPr>
-          <w:rFonts w:cs="B Nazanin"/>
-          <w:rtl/>
-          <w:lang w:bidi="fa-IR"/>
-        </w:rPr>
-      </w:pPr>
       <w:r>
         <w:rPr>
           <w:rFonts w:cs="B Nazanin" w:hint="cs"/>
@@ -3547,6 +4093,7 @@
     <w:p>
       <w:pPr>
         <w:bidi/>
+        <w:jc w:val="center"/>
         <w:rPr>
           <w:rFonts w:cs="B Nazanin"/>
           <w:rtl/>
@@ -3558,10 +4105,9 @@
           <w:rFonts w:cs="B Nazanin"/>
           <w:noProof/>
         </w:rPr>
-        <w:lastRenderedPageBreak/>
         <w:drawing>
-          <wp:inline distT="0" distB="0" distL="0" distR="0" wp14:anchorId="238D424F" wp14:editId="26D94681">
-            <wp:extent cx="5943600" cy="3812540"/>
+          <wp:inline distT="0" distB="0" distL="0" distR="0" wp14:anchorId="238D424F" wp14:editId="08D40F66">
+            <wp:extent cx="3931920" cy="2522142"/>
             <wp:effectExtent l="0" t="0" r="0" b="0"/>
             <wp:docPr id="286073076" name="Picture 1"/>
             <wp:cNvGraphicFramePr>
@@ -3575,7 +4121,7 @@
                     <pic:cNvPicPr/>
                   </pic:nvPicPr>
                   <pic:blipFill>
-                    <a:blip r:embed="rId37"/>
+                    <a:blip r:embed="rId38"/>
                     <a:stretch>
                       <a:fillRect/>
                     </a:stretch>
@@ -3583,7 +4129,7 @@
                   <pic:spPr>
                     <a:xfrm>
                       <a:off x="0" y="0"/>
-                      <a:ext cx="5943600" cy="3812540"/>
+                      <a:ext cx="3949688" cy="2533540"/>
                     </a:xfrm>
                     <a:prstGeom prst="rect">
                       <a:avLst/>
@@ -3600,15 +4146,27 @@
       <w:pPr>
         <w:rPr>
           <w:rFonts w:cs="B Nazanin"/>
-          <w:lang w:bidi="fa-IR"/>
-        </w:rPr>
-      </w:pPr>
-      <w:r>
-        <w:rPr>
-          <w:rFonts w:cs="B Nazanin" w:hint="cs"/>
-          <w:rtl/>
-          <w:lang w:bidi="fa-IR"/>
-        </w:rPr>
+          <w:rtl/>
+          <w:lang w:bidi="fa-IR"/>
+        </w:rPr>
+      </w:pPr>
+    </w:p>
+    <w:p>
+      <w:pPr>
+        <w:jc w:val="right"/>
+        <w:rPr>
+          <w:rFonts w:cs="B Nazanin"/>
+          <w:rtl/>
+          <w:lang w:bidi="fa-IR"/>
+        </w:rPr>
+      </w:pPr>
+      <w:r>
+        <w:rPr>
+          <w:rFonts w:cs="B Nazanin" w:hint="cs"/>
+          <w:rtl/>
+          <w:lang w:bidi="fa-IR"/>
+        </w:rPr>
+        <w:lastRenderedPageBreak/>
         <w:t xml:space="preserve"> ولی مشکلی وجود دارد بعضی از مقادیر امکان داشتن مقدار صفر را ندارند چون همچین چیزی امکان پذیر نیست</w:t>
       </w:r>
       <w:r>
@@ -3619,6 +4177,14 @@
         </w:rPr>
         <w:t xml:space="preserve"> مانند </w:t>
       </w:r>
+    </w:p>
+    <w:p>
+      <w:pPr>
+        <w:rPr>
+          <w:rFonts w:cs="B Nazanin"/>
+          <w:lang w:bidi="fa-IR"/>
+        </w:rPr>
+      </w:pPr>
       <w:proofErr w:type="spellStart"/>
       <w:r>
         <w:rPr>
@@ -3737,7 +4303,6 @@
           <w:rFonts w:cs="B Nazanin"/>
           <w:noProof/>
         </w:rPr>
-        <w:lastRenderedPageBreak/>
         <w:drawing>
           <wp:inline distT="0" distB="0" distL="0" distR="0" wp14:anchorId="16B217AD" wp14:editId="686F7C09">
             <wp:extent cx="5943600" cy="3004185"/>
@@ -3754,7 +4319,7 @@
                     <pic:cNvPicPr/>
                   </pic:nvPicPr>
                   <pic:blipFill>
-                    <a:blip r:embed="rId38"/>
+                    <a:blip r:embed="rId39"/>
                     <a:stretch>
                       <a:fillRect/>
                     </a:stretch>
@@ -3820,7 +4385,7 @@
                     <pic:cNvPicPr/>
                   </pic:nvPicPr>
                   <pic:blipFill>
-                    <a:blip r:embed="rId39"/>
+                    <a:blip r:embed="rId40"/>
                     <a:stretch>
                       <a:fillRect/>
                     </a:stretch>
@@ -3918,6 +4483,7 @@
         <w:rPr>
           <w:noProof/>
         </w:rPr>
+        <w:lastRenderedPageBreak/>
         <w:drawing>
           <wp:inline distT="0" distB="0" distL="0" distR="0" wp14:anchorId="0B63AA54" wp14:editId="7A940F6A">
             <wp:extent cx="5943600" cy="1055370"/>
@@ -3934,7 +4500,7 @@
                     <pic:cNvPicPr/>
                   </pic:nvPicPr>
                   <pic:blipFill>
-                    <a:blip r:embed="rId40"/>
+                    <a:blip r:embed="rId41"/>
                     <a:stretch>
                       <a:fillRect/>
                     </a:stretch>
@@ -3971,7 +4537,6 @@
           <w:rtl/>
           <w:lang w:bidi="fa-IR"/>
         </w:rPr>
-        <w:lastRenderedPageBreak/>
         <w:drawing>
           <wp:inline distT="0" distB="0" distL="0" distR="0" wp14:anchorId="5883C4E4" wp14:editId="61E7D269">
             <wp:extent cx="5943600" cy="2949575"/>
@@ -3988,7 +4553,7 @@
                     <pic:cNvPicPr/>
                   </pic:nvPicPr>
                   <pic:blipFill>
-                    <a:blip r:embed="rId41"/>
+                    <a:blip r:embed="rId42"/>
                     <a:stretch>
                       <a:fillRect/>
                     </a:stretch>
@@ -4049,7 +4614,23 @@
           <w:rtl/>
           <w:lang w:bidi="fa-IR"/>
         </w:rPr>
-        <w:t xml:space="preserve"> داریم </w:t>
+        <w:t xml:space="preserve"> داریم</w:t>
+      </w:r>
+      <w:r>
+        <w:rPr>
+          <w:rFonts w:cs="B Nazanin" w:hint="cs"/>
+          <w:rtl/>
+          <w:lang w:bidi="fa-IR"/>
+        </w:rPr>
+        <w:t>.</w:t>
+      </w:r>
+      <w:r>
+        <w:rPr>
+          <w:rFonts w:cs="B Nazanin" w:hint="cs"/>
+          <w:rtl/>
+          <w:lang w:bidi="fa-IR"/>
+        </w:rPr>
+        <w:t xml:space="preserve"> </w:t>
       </w:r>
     </w:p>
     <w:p>
@@ -4137,6 +4718,7 @@
     <w:p>
       <w:pPr>
         <w:bidi/>
+        <w:jc w:val="center"/>
         <w:rPr>
           <w:rFonts w:cs="B Nazanin"/>
           <w:rtl/>
@@ -4148,9 +4730,9 @@
           <w:noProof/>
         </w:rPr>
         <w:drawing>
-          <wp:inline distT="0" distB="0" distL="0" distR="0" wp14:anchorId="7BA9CCBD" wp14:editId="3E0BD6D5">
-            <wp:extent cx="5943600" cy="2167890"/>
-            <wp:effectExtent l="0" t="0" r="0" b="3810"/>
+          <wp:inline distT="0" distB="0" distL="0" distR="0" wp14:anchorId="7BA9CCBD" wp14:editId="29DAEAD6">
+            <wp:extent cx="4965192" cy="1811022"/>
+            <wp:effectExtent l="0" t="0" r="6985" b="0"/>
             <wp:docPr id="2021159241" name="Picture 1"/>
             <wp:cNvGraphicFramePr>
               <a:graphicFrameLocks xmlns:a="http://schemas.openxmlformats.org/drawingml/2006/main" noChangeAspect="1"/>
@@ -4163,7 +4745,7 @@
                     <pic:cNvPicPr/>
                   </pic:nvPicPr>
                   <pic:blipFill>
-                    <a:blip r:embed="rId42"/>
+                    <a:blip r:embed="rId43"/>
                     <a:stretch>
                       <a:fillRect/>
                     </a:stretch>
@@ -4171,7 +4753,7 @@
                   <pic:spPr>
                     <a:xfrm>
                       <a:off x="0" y="0"/>
-                      <a:ext cx="5943600" cy="2167890"/>
+                      <a:ext cx="4971481" cy="1813316"/>
                     </a:xfrm>
                     <a:prstGeom prst="rect">
                       <a:avLst/>
@@ -4202,12 +4784,23 @@
           <w:lang w:bidi="fa-IR"/>
         </w:rPr>
       </w:pPr>
-      <w:r>
-        <w:rPr>
-          <w:rFonts w:cs="B Nazanin" w:hint="cs"/>
-          <w:rtl/>
-          <w:lang w:bidi="fa-IR"/>
-        </w:rPr>
+    </w:p>
+    <w:p>
+      <w:pPr>
+        <w:bidi/>
+        <w:rPr>
+          <w:rFonts w:cs="B Nazanin"/>
+          <w:rtl/>
+          <w:lang w:bidi="fa-IR"/>
+        </w:rPr>
+      </w:pPr>
+      <w:r>
+        <w:rPr>
+          <w:rFonts w:cs="B Nazanin" w:hint="cs"/>
+          <w:rtl/>
+          <w:lang w:bidi="fa-IR"/>
+        </w:rPr>
+        <w:lastRenderedPageBreak/>
         <w:t>بعد از این دوباره نمودار را رسم می کنیم.</w:t>
       </w:r>
     </w:p>
@@ -4227,7 +4820,6 @@
           <w:rtl/>
           <w:lang w:bidi="fa-IR"/>
         </w:rPr>
-        <w:lastRenderedPageBreak/>
         <w:drawing>
           <wp:inline distT="0" distB="0" distL="0" distR="0" wp14:anchorId="7DD5619B" wp14:editId="1FD12D8A">
             <wp:extent cx="5943600" cy="2949575"/>
@@ -4244,7 +4836,7 @@
                     <pic:cNvPicPr/>
                   </pic:nvPicPr>
                   <pic:blipFill>
-                    <a:blip r:embed="rId43"/>
+                    <a:blip r:embed="rId44"/>
                     <a:stretch>
                       <a:fillRect/>
                     </a:stretch>
@@ -4320,6 +4912,40 @@
           <w:rtl/>
           <w:lang w:bidi="fa-IR"/>
         </w:rPr>
+        <w:t>2</w:t>
+      </w:r>
+      <w:r>
+        <w:rPr>
+          <w:rFonts w:cs="B Nazanin" w:hint="cs"/>
+          <w:rtl/>
+          <w:lang w:bidi="fa-IR"/>
+        </w:rPr>
+        <w:t>و3</w:t>
+      </w:r>
+      <w:r>
+        <w:rPr>
+          <w:rFonts w:cs="B Nazanin" w:hint="cs"/>
+          <w:rtl/>
+          <w:lang w:bidi="fa-IR"/>
+        </w:rPr>
+        <w:t>)</w:t>
+      </w:r>
+    </w:p>
+    <w:p>
+      <w:pPr>
+        <w:bidi/>
+        <w:rPr>
+          <w:rFonts w:cs="B Nazanin"/>
+          <w:rtl/>
+          <w:lang w:bidi="fa-IR"/>
+        </w:rPr>
+      </w:pPr>
+      <w:r>
+        <w:rPr>
+          <w:rFonts w:cs="B Nazanin" w:hint="cs"/>
+          <w:rtl/>
+          <w:lang w:bidi="fa-IR"/>
+        </w:rPr>
         <w:t xml:space="preserve">در ادامه برای چک کردن این که دیتا </w:t>
       </w:r>
       <w:r>
@@ -4382,7 +5008,7 @@
                     <pic:cNvPicPr/>
                   </pic:nvPicPr>
                   <pic:blipFill>
-                    <a:blip r:embed="rId44"/>
+                    <a:blip r:embed="rId45"/>
                     <a:stretch>
                       <a:fillRect/>
                     </a:stretch>
@@ -4406,6 +5032,7 @@
     <w:p>
       <w:pPr>
         <w:bidi/>
+        <w:jc w:val="both"/>
         <w:rPr>
           <w:rFonts w:cs="B Nazanin"/>
           <w:lang w:bidi="fa-IR"/>
@@ -4446,6 +5073,7 @@
     <w:p>
       <w:pPr>
         <w:bidi/>
+        <w:jc w:val="both"/>
         <w:rPr>
           <w:rFonts w:cs="B Nazanin"/>
           <w:rtl/>
@@ -4465,15 +5093,23 @@
           <w:rFonts w:cs="B Nazanin"/>
           <w:lang w:bidi="fa-IR"/>
         </w:rPr>
-        <w:t>smote</w:t>
-      </w:r>
-      <w:r>
-        <w:rPr>
-          <w:rFonts w:cs="B Nazanin" w:hint="cs"/>
-          <w:rtl/>
-          <w:lang w:bidi="fa-IR"/>
-        </w:rPr>
-        <w:t xml:space="preserve"> استفاده کردیم روی دیتای آموزش اگر برعکس این عمل کنیم و اول دیتا اضافه کنیم و بعد تست ممکن است برخی از این دیتای مصنوعی وارد آموزش </w:t>
+        <w:t>SMOTE</w:t>
+      </w:r>
+      <w:r>
+        <w:rPr>
+          <w:rFonts w:cs="B Nazanin" w:hint="cs"/>
+          <w:rtl/>
+          <w:lang w:bidi="fa-IR"/>
+        </w:rPr>
+        <w:t xml:space="preserve"> </w:t>
+      </w:r>
+      <w:r>
+        <w:rPr>
+          <w:rFonts w:cs="B Nazanin" w:hint="cs"/>
+          <w:rtl/>
+          <w:lang w:bidi="fa-IR"/>
+        </w:rPr>
+        <w:t xml:space="preserve">استفاده کردیم روی دیتای آموزش اگر برعکس این عمل کنیم و اول دیتا اضافه کنیم و بعد تست ممکن است برخی از این دیتای مصنوعی وارد آموزش </w:t>
       </w:r>
       <w:r>
         <w:rPr>
@@ -4488,35 +5124,60 @@
           <w:rFonts w:cs="B Nazanin"/>
           <w:lang w:bidi="fa-IR"/>
         </w:rPr>
-        <w:t>smote</w:t>
-      </w:r>
-      <w:r>
-        <w:rPr>
-          <w:rFonts w:cs="B Nazanin" w:hint="cs"/>
-          <w:rtl/>
-          <w:lang w:bidi="fa-IR"/>
-        </w:rPr>
-        <w:t xml:space="preserve"> تولید شده که شبیه داد های تست است و اینگونه مدل از تست خبر دار است که روش مناسبی نیست پس ابتدا دیتا آموزش و تست جدا کرده و بعد روی تست </w:t>
-      </w:r>
-      <w:r>
-        <w:rPr>
-          <w:rFonts w:cs="B Nazanin"/>
-          <w:lang w:bidi="fa-IR"/>
-        </w:rPr>
-        <w:t>smote</w:t>
-      </w:r>
-      <w:r>
-        <w:rPr>
-          <w:rFonts w:cs="B Nazanin" w:hint="cs"/>
-          <w:rtl/>
-          <w:lang w:bidi="fa-IR"/>
-        </w:rPr>
-        <w:t xml:space="preserve"> میزنیم /</w:t>
-      </w:r>
-    </w:p>
-    <w:p>
-      <w:pPr>
-        <w:bidi/>
+        <w:t>SMOTE</w:t>
+      </w:r>
+      <w:r>
+        <w:rPr>
+          <w:rFonts w:cs="B Nazanin" w:hint="cs"/>
+          <w:rtl/>
+          <w:lang w:bidi="fa-IR"/>
+        </w:rPr>
+        <w:t xml:space="preserve"> </w:t>
+      </w:r>
+      <w:r>
+        <w:rPr>
+          <w:rFonts w:cs="B Nazanin" w:hint="cs"/>
+          <w:rtl/>
+          <w:lang w:bidi="fa-IR"/>
+        </w:rPr>
+        <w:t xml:space="preserve">تولید شده که شبیه داد های تست است و اینگونه مدل از تست خبر دار است که روش مناسبی نیست پس ابتدا دیتا آموزش و تست جدا کرده و بعد روی تست </w:t>
+      </w:r>
+      <w:r>
+        <w:rPr>
+          <w:rFonts w:cs="B Nazanin"/>
+          <w:lang w:bidi="fa-IR"/>
+        </w:rPr>
+        <w:t>SMOTE</w:t>
+      </w:r>
+      <w:r>
+        <w:rPr>
+          <w:rFonts w:cs="B Nazanin" w:hint="cs"/>
+          <w:rtl/>
+          <w:lang w:bidi="fa-IR"/>
+        </w:rPr>
+        <w:t xml:space="preserve"> </w:t>
+      </w:r>
+      <w:r>
+        <w:rPr>
+          <w:rFonts w:cs="B Nazanin" w:hint="cs"/>
+          <w:rtl/>
+          <w:lang w:bidi="fa-IR"/>
+        </w:rPr>
+        <w:t>میزنیم</w:t>
+      </w:r>
+      <w:r>
+        <w:rPr>
+          <w:rFonts w:cs="B Nazanin" w:hint="cs"/>
+          <w:rtl/>
+          <w:lang w:bidi="fa-IR"/>
+        </w:rPr>
+        <w:t>.</w:t>
+      </w:r>
+    </w:p>
+    <w:p>
+      <w:pPr>
+        <w:bidi/>
+        <w:jc w:val="center"/>
         <w:rPr>
           <w:rFonts w:cs="B Nazanin"/>
           <w:rtl/>
@@ -4529,9 +5190,9 @@
         </w:rPr>
         <w:lastRenderedPageBreak/>
         <w:drawing>
-          <wp:inline distT="0" distB="0" distL="0" distR="0" wp14:anchorId="05378C83" wp14:editId="7B39C269">
-            <wp:extent cx="5943600" cy="3331210"/>
-            <wp:effectExtent l="0" t="0" r="0" b="2540"/>
+          <wp:inline distT="0" distB="0" distL="0" distR="0" wp14:anchorId="05378C83" wp14:editId="1DB2BE06">
+            <wp:extent cx="5486400" cy="3074963"/>
+            <wp:effectExtent l="0" t="0" r="0" b="0"/>
             <wp:docPr id="46400368" name="Picture 1"/>
             <wp:cNvGraphicFramePr>
               <a:graphicFrameLocks xmlns:a="http://schemas.openxmlformats.org/drawingml/2006/main" noChangeAspect="1"/>
@@ -4544,7 +5205,7 @@
                     <pic:cNvPicPr/>
                   </pic:nvPicPr>
                   <pic:blipFill>
-                    <a:blip r:embed="rId45"/>
+                    <a:blip r:embed="rId46"/>
                     <a:stretch>
                       <a:fillRect/>
                     </a:stretch>
@@ -4552,7 +5213,7 @@
                   <pic:spPr>
                     <a:xfrm>
                       <a:off x="0" y="0"/>
-                      <a:ext cx="5943600" cy="3331210"/>
+                      <a:ext cx="5498600" cy="3081801"/>
                     </a:xfrm>
                     <a:prstGeom prst="rect">
                       <a:avLst/>
@@ -4582,17 +5243,27 @@
         </w:rPr>
         <w:t xml:space="preserve">در </w:t>
       </w:r>
-      <w:hyperlink r:id="rId46" w:anchor=":~:text=KNN%20imputation%20leakage%20occurs%20when,in%20values%206%20and%206)." w:history="1">
-        <w:r>
-          <w:rPr>
-            <w:rStyle w:val="Hyperlink"/>
-            <w:rFonts w:cs="B Nazanin" w:hint="cs"/>
-            <w:rtl/>
-            <w:lang w:bidi="fa-IR"/>
-          </w:rPr>
-          <w:t>لینک</w:t>
-        </w:r>
-      </w:hyperlink>
+      <w:r>
+        <w:fldChar w:fldCharType="begin"/>
+      </w:r>
+      <w:r>
+        <w:instrText>HYPERLINK "https://towardsdatascience.com/data-leakage-in-preprocessing-explained-a-visual-guide-with-code-examples-33cbf07507b7/" \l ":~:text=KNN%20imputation%20leakage%20occurs%20when,in%20values%206%20and%206)."</w:instrText>
+      </w:r>
+      <w:r>
+        <w:fldChar w:fldCharType="separate"/>
+      </w:r>
+      <w:r>
+        <w:rPr>
+          <w:rStyle w:val="Hyperlink"/>
+          <w:rFonts w:cs="B Nazanin" w:hint="cs"/>
+          <w:rtl/>
+          <w:lang w:bidi="fa-IR"/>
+        </w:rPr>
+        <w:t>لینک</w:t>
+      </w:r>
+      <w:r>
+        <w:fldChar w:fldCharType="end"/>
+      </w:r>
       <w:r>
         <w:rPr>
           <w:rFonts w:cs="B Nazanin" w:hint="cs"/>
@@ -4624,15 +5295,23 @@
           <w:rFonts w:cs="B Nazanin"/>
           <w:lang w:bidi="fa-IR"/>
         </w:rPr>
-        <w:t>smote</w:t>
-      </w:r>
-      <w:r>
-        <w:rPr>
-          <w:rFonts w:cs="B Nazanin" w:hint="cs"/>
-          <w:rtl/>
-          <w:lang w:bidi="fa-IR"/>
-        </w:rPr>
-        <w:t xml:space="preserve"> روی داده های آموزش اعمال می کنیم کد به ترتیب در زیر آمده است.</w:t>
+        <w:t>SMOTE</w:t>
+      </w:r>
+      <w:r>
+        <w:rPr>
+          <w:rFonts w:cs="B Nazanin" w:hint="cs"/>
+          <w:rtl/>
+          <w:lang w:bidi="fa-IR"/>
+        </w:rPr>
+        <w:t xml:space="preserve"> </w:t>
+      </w:r>
+      <w:r>
+        <w:rPr>
+          <w:rFonts w:cs="B Nazanin" w:hint="cs"/>
+          <w:rtl/>
+          <w:lang w:bidi="fa-IR"/>
+        </w:rPr>
+        <w:t>روی داده های آموزش اعمال می کنیم کد به ترتیب در زیر آمده است.</w:t>
       </w:r>
     </w:p>
     <w:p>
@@ -4704,13 +5383,93 @@
           <w:lang w:bidi="fa-IR"/>
         </w:rPr>
       </w:pPr>
-      <w:r>
-        <w:rPr>
-          <w:rFonts w:cs="B Nazanin" w:hint="cs"/>
-          <w:rtl/>
-          <w:lang w:bidi="fa-IR"/>
-        </w:rPr>
-        <w:t xml:space="preserve">4) در قسمت بعدی خواسته شده که اختلاف هر نمونه با نمونه های دیگر را به دست بیاوریم با استفاده از اختلاف با در نظر گرفتن وزن ولی از آنجایی که گفته نشده که به هر پارامتر چه وزنی بدهیم و اختلاف آن ها را حساب کنیم که حاصل یک ماتریس </w:t>
+    </w:p>
+    <w:p>
+      <w:pPr>
+        <w:bidi/>
+        <w:rPr>
+          <w:rFonts w:cs="B Nazanin"/>
+          <w:rtl/>
+          <w:lang w:bidi="fa-IR"/>
+        </w:rPr>
+      </w:pPr>
+    </w:p>
+    <w:p>
+      <w:pPr>
+        <w:bidi/>
+        <w:rPr>
+          <w:rFonts w:cs="B Nazanin"/>
+          <w:rtl/>
+          <w:lang w:bidi="fa-IR"/>
+        </w:rPr>
+      </w:pPr>
+    </w:p>
+    <w:p>
+      <w:pPr>
+        <w:bidi/>
+        <w:rPr>
+          <w:rFonts w:cs="B Nazanin"/>
+          <w:rtl/>
+          <w:lang w:bidi="fa-IR"/>
+        </w:rPr>
+      </w:pPr>
+    </w:p>
+    <w:p>
+      <w:pPr>
+        <w:bidi/>
+        <w:rPr>
+          <w:rFonts w:cs="B Nazanin"/>
+          <w:rtl/>
+          <w:lang w:bidi="fa-IR"/>
+        </w:rPr>
+      </w:pPr>
+    </w:p>
+    <w:p>
+      <w:pPr>
+        <w:bidi/>
+        <w:rPr>
+          <w:rFonts w:cs="B Nazanin"/>
+          <w:rtl/>
+          <w:lang w:bidi="fa-IR"/>
+        </w:rPr>
+      </w:pPr>
+    </w:p>
+    <w:p>
+      <w:pPr>
+        <w:bidi/>
+        <w:rPr>
+          <w:rFonts w:cs="B Nazanin"/>
+          <w:rtl/>
+          <w:lang w:bidi="fa-IR"/>
+        </w:rPr>
+      </w:pPr>
+      <w:r>
+        <w:rPr>
+          <w:rFonts w:cs="B Nazanin" w:hint="cs"/>
+          <w:rtl/>
+          <w:lang w:bidi="fa-IR"/>
+        </w:rPr>
+        <w:lastRenderedPageBreak/>
+        <w:t xml:space="preserve">4) </w:t>
+      </w:r>
+    </w:p>
+    <w:p>
+      <w:pPr>
+        <w:bidi/>
+        <w:jc w:val="both"/>
+        <w:rPr>
+          <w:rFonts w:cs="B Nazanin" w:hint="cs"/>
+          <w:rtl/>
+          <w:lang w:bidi="fa-IR"/>
+        </w:rPr>
+      </w:pPr>
+      <w:r>
+        <w:rPr>
+          <w:rFonts w:cs="B Nazanin" w:hint="cs"/>
+          <w:rtl/>
+          <w:lang w:bidi="fa-IR"/>
+        </w:rPr>
+        <w:t xml:space="preserve">در قسمت بعدی خواسته شده که اختلاف هر نمونه با نمونه های دیگر را به دست بیاوریم با استفاده از اختلاف با در نظر گرفتن وزن ولی از آنجایی که گفته نشده که به هر پارامتر چه وزنی بدهیم و اختلاف آن ها را حساب کنیم که حاصل یک ماتریس </w:t>
       </w:r>
       <w:r>
         <w:rPr>
@@ -4755,7 +5514,30 @@
           <w:rtl/>
           <w:lang w:bidi="fa-IR"/>
         </w:rPr>
-        <w:t xml:space="preserve">  تعداد نمونه ها است. ما ابتدا با وزن یک برای هر ویژگی این اختلاف را محاسبه کردیم و بعد با چند وزن که اهمیت بیشتر دارند اختلاف را حساب کردیم.</w:t>
+        <w:t xml:space="preserve">  تعداد نمونه ها است. ما ابتدا با وزن یک برای هر ویژگی این اختلاف را محاسبه کردیم و بعد با چند وزن که اهمیت بیشتر دارند اختلاف را حساب کردیم</w:t>
+      </w:r>
+      <w:r>
+        <w:rPr>
+          <w:rFonts w:cs="B Nazanin" w:hint="cs"/>
+          <w:rtl/>
+          <w:lang w:bidi="fa-IR"/>
+        </w:rPr>
+        <w:t xml:space="preserve"> که این وزن ها را براساس </w:t>
+      </w:r>
+      <w:r>
+        <w:rPr>
+          <w:rFonts w:cs="B Nazanin"/>
+          <w:lang w:bidi="fa-IR"/>
+        </w:rPr>
+        <w:t>correlation</w:t>
+      </w:r>
+      <w:r>
+        <w:rPr>
+          <w:rFonts w:cs="B Nazanin" w:hint="cs"/>
+          <w:rtl/>
+          <w:lang w:bidi="fa-IR"/>
+        </w:rPr>
+        <w:t xml:space="preserve"> بین آن ها زیاد کردیم.</w:t>
       </w:r>
     </w:p>
     <w:p>
@@ -4796,7 +5578,6 @@
         <w:rPr>
           <w:noProof/>
         </w:rPr>
-        <w:lastRenderedPageBreak/>
         <w:drawing>
           <wp:inline distT="0" distB="0" distL="0" distR="0" wp14:anchorId="5744984D" wp14:editId="708BB656">
             <wp:extent cx="5943600" cy="810260"/>
@@ -4930,14 +5711,14 @@
           <w:rtl/>
           <w:lang w:bidi="fa-IR"/>
         </w:rPr>
-        <w:t xml:space="preserve">  را دارند وزن هایشان را زیاد می کنیم </w:t>
-      </w:r>
-    </w:p>
-    <w:p>
-      <w:pPr>
-        <w:bidi/>
-        <w:rPr>
-          <w:rFonts w:cs="B Nazanin"/>
+        <w:t xml:space="preserve"> را دارند وزن هایشان را زیاد می کنیم </w:t>
+      </w:r>
+    </w:p>
+    <w:p>
+      <w:pPr>
+        <w:bidi/>
+        <w:rPr>
+          <w:rFonts w:cs="B Nazanin" w:hint="cs"/>
           <w:rtl/>
           <w:lang w:bidi="fa-IR"/>
         </w:rPr>
@@ -4987,27 +5768,18 @@
       <w:pPr>
         <w:bidi/>
         <w:rPr>
-          <w:rFonts w:cs="B Nazanin" w:hint="cs"/>
-          <w:rtl/>
-          <w:lang w:bidi="fa-IR"/>
-        </w:rPr>
-      </w:pPr>
-    </w:p>
-    <w:p>
-      <w:pPr>
-        <w:bidi/>
-        <w:rPr>
-          <w:rFonts w:cs="B Nazanin"/>
-          <w:rtl/>
-          <w:lang w:bidi="fa-IR"/>
-        </w:rPr>
-      </w:pPr>
-      <w:r>
-        <w:rPr>
-          <w:rFonts w:cs="B Nazanin" w:hint="cs"/>
-          <w:rtl/>
-          <w:lang w:bidi="fa-IR"/>
-        </w:rPr>
+          <w:rFonts w:cs="B Nazanin"/>
+          <w:rtl/>
+          <w:lang w:bidi="fa-IR"/>
+        </w:rPr>
+      </w:pPr>
+      <w:r>
+        <w:rPr>
+          <w:rFonts w:cs="B Nazanin" w:hint="cs"/>
+          <w:rtl/>
+          <w:lang w:bidi="fa-IR"/>
+        </w:rPr>
+        <w:lastRenderedPageBreak/>
         <w:t>و اختلاف آنها را حساب می کنیم</w:t>
       </w:r>
     </w:p>
@@ -5023,7 +5795,6 @@
         <w:rPr>
           <w:noProof/>
         </w:rPr>
-        <w:lastRenderedPageBreak/>
         <w:drawing>
           <wp:inline distT="0" distB="0" distL="0" distR="0" wp14:anchorId="3E5476C4" wp14:editId="7E6819A1">
             <wp:extent cx="5943600" cy="3094990"/>
@@ -5088,8 +5859,11 @@
           <w:tab w:val="left" w:pos="1848"/>
         </w:tabs>
         <w:bidi/>
-        <w:rPr>
-          <w:rFonts w:cs="B Nazanin"/>
+        <w:jc w:val="both"/>
+        <w:rPr>
+          <w:rFonts w:cs="B Nazanin"/>
+          <w:rtl/>
+          <w:lang w:bidi="fa-IR"/>
         </w:rPr>
       </w:pPr>
       <w:r>
@@ -5128,48 +5902,7 @@
           <w:rtl/>
           <w:lang w:bidi="fa-IR"/>
         </w:rPr>
-        <w:t xml:space="preserve"> مناسب برای مدل خود انتخاب کنیم که در این روش ما از یک پایپ لاین چند مرتبه ی استفاده می کنیم. </w:t>
-      </w:r>
-      <w:r>
-        <w:rPr>
-          <w:rFonts w:cs="B Nazanin"/>
-          <w:rtl/>
-        </w:rPr>
-        <w:t>در این روش، با تقسیم داده‌ها به چند بخش و استفاده‌ی چرخشی از آن‌ها برای آموزش و ارزیابی، عملکرد مدل برای مقادیر مختلف</w:t>
-      </w:r>
-      <w:r>
-        <w:rPr>
-          <w:rFonts w:cs="B Nazanin"/>
-          <w:lang w:bidi="fa-IR"/>
-        </w:rPr>
-        <w:t xml:space="preserve"> k </w:t>
-      </w:r>
-      <w:r>
-        <w:rPr>
-          <w:rFonts w:cs="B Nazanin"/>
-          <w:rtl/>
-        </w:rPr>
-        <w:t>(تعداد همسایه‌ها) بررسی می‌شود تا مقدار</w:t>
-      </w:r>
-      <w:r>
-        <w:rPr>
-          <w:rFonts w:cs="B Nazanin"/>
-          <w:lang w:bidi="fa-IR"/>
-        </w:rPr>
-        <w:t xml:space="preserve"> k </w:t>
-      </w:r>
-      <w:r>
-        <w:rPr>
-          <w:rFonts w:cs="B Nazanin"/>
-          <w:rtl/>
-        </w:rPr>
-        <w:t>مناسب انتخاب شود</w:t>
-      </w:r>
-      <w:r>
-        <w:rPr>
-          <w:rFonts w:cs="B Nazanin"/>
-        </w:rPr>
-        <w:t>.</w:t>
+        <w:t xml:space="preserve"> مناسب برای مدل خود انتخاب کنیم که در این روش ما از یک پایپ لاین چند مرتبه ی استفاده می کنیم.</w:t>
       </w:r>
     </w:p>
     <w:p>
@@ -5181,15 +5914,22 @@
         <w:jc w:val="both"/>
         <w:rPr>
           <w:rFonts w:cs="B Nazanin"/>
-          <w:lang w:bidi="fa-IR"/>
-        </w:rPr>
-      </w:pPr>
-      <w:r>
-        <w:rPr>
-          <w:rFonts w:cs="B Nazanin"/>
-          <w:rtl/>
-        </w:rPr>
-        <w:t>برای هر مقدار</w:t>
+        </w:rPr>
+      </w:pPr>
+      <w:r>
+        <w:rPr>
+          <w:rFonts w:cs="B Nazanin" w:hint="cs"/>
+          <w:rtl/>
+          <w:lang w:bidi="fa-IR"/>
+        </w:rPr>
+        <w:t xml:space="preserve"> </w:t>
+      </w:r>
+      <w:r>
+        <w:rPr>
+          <w:rFonts w:cs="B Nazanin"/>
+          <w:rtl/>
+        </w:rPr>
+        <w:t>در این روش، با تقسیم داده‌ها به چند بخش و استفاده‌ی چرخشی از آن‌ها برای آموزش و ارزیابی، عملکرد مدل برای مقادیر مختلف</w:t>
       </w:r>
       <w:r>
         <w:rPr>
@@ -5200,72 +5940,35 @@
       </w:r>
       <w:r>
         <w:rPr>
-          <w:rFonts w:cs="B Nazanin"/>
-          <w:rtl/>
-        </w:rPr>
-        <w:t>از 1 تا 20، ابتدا داده‌ها نرمال‌سازی می‌شوند، سپس با استفاده از تکنیک</w:t>
-      </w:r>
-      <w:r>
-        <w:rPr>
-          <w:rFonts w:cs="B Nazanin"/>
-          <w:lang w:bidi="fa-IR"/>
-        </w:rPr>
-        <w:t xml:space="preserve"> SMOTE </w:t>
-      </w:r>
-      <w:r>
-        <w:rPr>
-          <w:rFonts w:cs="B Nazanin"/>
-          <w:rtl/>
-        </w:rPr>
-        <w:t>تعداد نمونه‌های کلاس‌ها متعادل می‌شود، و در نهایت مدل</w:t>
-      </w:r>
-      <w:r>
-        <w:rPr>
-          <w:rFonts w:cs="B Nazanin"/>
-          <w:lang w:bidi="fa-IR"/>
-        </w:rPr>
-        <w:t xml:space="preserve"> KNN </w:t>
-      </w:r>
-      <w:r>
-        <w:rPr>
-          <w:rFonts w:cs="B Nazanin"/>
-          <w:rtl/>
-        </w:rPr>
-        <w:t xml:space="preserve">آموزش داده می‌شود. این فرآیند با اعتبارسنجی متقابل </w:t>
-      </w:r>
-      <w:r>
-        <w:rPr>
-          <w:rFonts w:cs="B Nazanin"/>
-          <w:rtl/>
-          <w:lang w:bidi="fa-IR"/>
-        </w:rPr>
-        <w:t>۵-</w:t>
-      </w:r>
-      <w:r>
-        <w:rPr>
-          <w:rFonts w:cs="B Nazanin"/>
-          <w:rtl/>
-        </w:rPr>
-        <w:t>تایی</w:t>
-      </w:r>
-      <w:r>
-        <w:rPr>
-          <w:rFonts w:cs="B Nazanin"/>
-          <w:lang w:bidi="fa-IR"/>
-        </w:rPr>
-        <w:t xml:space="preserve"> (5-fold cross-validation) </w:t>
-      </w:r>
-      <w:r>
-        <w:rPr>
-          <w:rFonts w:cs="B Nazanin"/>
-          <w:rtl/>
-        </w:rPr>
-        <w:t>انجام می‌شود و میانگین دقت هر مدل ذخیره می‌گردد</w:t>
-      </w:r>
-      <w:r>
-        <w:rPr>
-          <w:rFonts w:cs="B Nazanin"/>
-          <w:lang w:bidi="fa-IR"/>
+          <w:rFonts w:cs="B Nazanin" w:hint="cs"/>
+          <w:rtl/>
+        </w:rPr>
+        <w:t xml:space="preserve"> </w:t>
+      </w:r>
+      <w:r>
+        <w:rPr>
+          <w:rFonts w:cs="B Nazanin"/>
+          <w:rtl/>
+        </w:rPr>
+        <w:t>بررسی می‌شود تا مقدار</w:t>
+      </w:r>
+      <w:r>
+        <w:rPr>
+          <w:rFonts w:cs="B Nazanin"/>
+          <w:lang w:bidi="fa-IR"/>
+        </w:rPr>
+        <w:t xml:space="preserve"> k </w:t>
+      </w:r>
+      <w:r>
+        <w:rPr>
+          <w:rFonts w:cs="B Nazanin"/>
+          <w:rtl/>
+        </w:rPr>
+        <w:t>مناسب انتخاب شود</w:t>
+      </w:r>
+      <w:r>
+        <w:rPr>
+          <w:rFonts w:cs="B Nazanin"/>
         </w:rPr>
         <w:t>.</w:t>
       </w:r>
@@ -5287,107 +5990,71 @@
           <w:rFonts w:cs="B Nazanin"/>
           <w:rtl/>
         </w:rPr>
-        <w:t>در هر بار تکرار، داده‌ها ابتدا با استفاده از</w:t>
-      </w:r>
-      <w:r>
-        <w:rPr>
-          <w:rFonts w:cs="B Nazanin"/>
+        <w:t>برای هر مقدار</w:t>
+      </w:r>
+      <w:r>
+        <w:rPr>
+          <w:rFonts w:cs="B Nazanin"/>
+          <w:lang w:bidi="fa-IR"/>
+        </w:rPr>
+        <w:t xml:space="preserve"> k </w:t>
+      </w:r>
+      <w:r>
+        <w:rPr>
+          <w:rFonts w:cs="B Nazanin"/>
+          <w:rtl/>
+        </w:rPr>
+        <w:t>از 1 تا 20، ابتدا داده‌ها نرمال‌سازی می‌شوند، سپس با استفاده از تکنیک</w:t>
+      </w:r>
+      <w:r>
+        <w:rPr>
+          <w:rFonts w:cs="B Nazanin"/>
+          <w:lang w:bidi="fa-IR"/>
+        </w:rPr>
+        <w:t xml:space="preserve"> SMOTE </w:t>
+      </w:r>
+      <w:r>
+        <w:rPr>
+          <w:rFonts w:cs="B Nazanin"/>
+          <w:rtl/>
+        </w:rPr>
+        <w:t>تعداد نمونه‌های کلاس‌ها متعادل می‌شود، و در نهایت مدل</w:t>
+      </w:r>
+      <w:r>
+        <w:rPr>
+          <w:rFonts w:cs="B Nazanin"/>
+          <w:lang w:bidi="fa-IR"/>
+        </w:rPr>
+        <w:t xml:space="preserve"> KNN </w:t>
+      </w:r>
+      <w:r>
+        <w:rPr>
+          <w:rFonts w:cs="B Nazanin"/>
+          <w:rtl/>
+        </w:rPr>
+        <w:t xml:space="preserve">آموزش داده می‌شود. این فرآیند با اعتبارسنجی </w:t>
+      </w:r>
+      <w:r>
+        <w:rPr>
+          <w:rFonts w:cs="B Nazanin"/>
+          <w:lang w:bidi="fa-IR"/>
+        </w:rPr>
+        <w:t>5-fold cross-validation</w:t>
+      </w:r>
+      <w:r>
+        <w:rPr>
+          <w:rFonts w:cs="B Nazanin" w:hint="cs"/>
+          <w:rtl/>
           <w:lang w:bidi="fa-IR"/>
         </w:rPr>
         <w:t xml:space="preserve"> </w:t>
       </w:r>
-      <w:proofErr w:type="spellStart"/>
-      <w:r>
-        <w:rPr>
-          <w:rFonts w:cs="B Nazanin"/>
-          <w:lang w:bidi="fa-IR"/>
-        </w:rPr>
-        <w:t>MinMaxScaler</w:t>
-      </w:r>
-      <w:proofErr w:type="spellEnd"/>
-      <w:r>
-        <w:rPr>
-          <w:rFonts w:cs="B Nazanin"/>
-          <w:lang w:bidi="fa-IR"/>
-        </w:rPr>
-        <w:t xml:space="preserve"> </w:t>
-      </w:r>
-      <w:r>
-        <w:rPr>
-          <w:rFonts w:cs="B Nazanin"/>
-          <w:rtl/>
-        </w:rPr>
-        <w:t>نرمال‌سازی شده‌اند تا تأثیر مقیاس ویژگی‌ها بر فاصله‌سنجی در</w:t>
-      </w:r>
-      <w:r>
-        <w:rPr>
-          <w:rFonts w:cs="B Nazanin"/>
-          <w:lang w:bidi="fa-IR"/>
-        </w:rPr>
-        <w:t xml:space="preserve"> KNN </w:t>
-      </w:r>
-      <w:r>
-        <w:rPr>
-          <w:rFonts w:cs="B Nazanin"/>
-          <w:rtl/>
-        </w:rPr>
-        <w:t>کاهش یابد. سپس با استفاده از روش</w:t>
-      </w:r>
-      <w:r>
-        <w:rPr>
-          <w:rFonts w:cs="B Nazanin"/>
-          <w:lang w:bidi="fa-IR"/>
-        </w:rPr>
-        <w:t xml:space="preserve"> SMOTE</w:t>
-      </w:r>
-      <w:r>
-        <w:rPr>
-          <w:rFonts w:cs="B Nazanin"/>
-          <w:rtl/>
-        </w:rPr>
-        <w:t>، که یک تکنیک</w:t>
-      </w:r>
-      <w:r>
-        <w:rPr>
-          <w:rFonts w:cs="B Nazanin"/>
-          <w:lang w:bidi="fa-IR"/>
-        </w:rPr>
-        <w:t xml:space="preserve"> oversampling </w:t>
-      </w:r>
-      <w:r>
-        <w:rPr>
-          <w:rFonts w:cs="B Nazanin"/>
-          <w:rtl/>
-        </w:rPr>
-        <w:t>برای متعادل‌سازی کلاس‌هاست، داده‌ها به گونه‌ای بازنمونه‌برداری شده‌اند تا مدل نسبت به کلاس‌های کم‌تعداد دقت بهتری پیدا کند. در نهایت، مقداری از</w:t>
-      </w:r>
-      <w:r>
-        <w:rPr>
-          <w:rFonts w:cs="B Nazanin"/>
-          <w:lang w:bidi="fa-IR"/>
-        </w:rPr>
-        <w:t xml:space="preserve"> k </w:t>
-      </w:r>
-      <w:r>
-        <w:rPr>
-          <w:rFonts w:cs="B Nazanin"/>
-          <w:rtl/>
-        </w:rPr>
-        <w:t>که بالاترین میانگین دقت را داشته به عنوان بهترین</w:t>
-      </w:r>
-      <w:r>
-        <w:rPr>
-          <w:rFonts w:cs="B Nazanin"/>
-          <w:lang w:bidi="fa-IR"/>
-        </w:rPr>
-        <w:t xml:space="preserve"> k </w:t>
-      </w:r>
-      <w:r>
-        <w:rPr>
-          <w:rFonts w:cs="B Nazanin"/>
-          <w:rtl/>
-        </w:rPr>
-        <w:t>انتخاب شده است</w:t>
+      <w:r>
+        <w:rPr>
+          <w:rFonts w:cs="B Nazanin"/>
+          <w:rtl/>
+        </w:rPr>
+        <w:t>انجام می‌شود و میانگین دقت هر مدل ذخیره می‌گردد</w:t>
       </w:r>
       <w:r>
         <w:rPr>
@@ -5414,7 +6081,79 @@
           <w:rFonts w:cs="B Nazanin"/>
           <w:rtl/>
         </w:rPr>
-        <w:t>سپس، بهترین مقدار</w:t>
+        <w:t>در هر بار تکرار، داده‌ها ابتدا با استفاده از</w:t>
+      </w:r>
+      <w:r>
+        <w:rPr>
+          <w:rFonts w:cs="B Nazanin"/>
+          <w:lang w:bidi="fa-IR"/>
+        </w:rPr>
+        <w:t xml:space="preserve"> </w:t>
+      </w:r>
+      <w:proofErr w:type="spellStart"/>
+      <w:r>
+        <w:rPr>
+          <w:rFonts w:cs="B Nazanin"/>
+          <w:lang w:bidi="fa-IR"/>
+        </w:rPr>
+        <w:t>MinMaxScaler</w:t>
+      </w:r>
+      <w:proofErr w:type="spellEnd"/>
+      <w:r>
+        <w:rPr>
+          <w:rFonts w:cs="B Nazanin"/>
+          <w:lang w:bidi="fa-IR"/>
+        </w:rPr>
+        <w:t xml:space="preserve"> </w:t>
+      </w:r>
+      <w:r>
+        <w:rPr>
+          <w:rFonts w:cs="B Nazanin"/>
+          <w:rtl/>
+        </w:rPr>
+        <w:t>نرمال‌سازی شده‌اند تا تأثیر مقیاس ویژگی‌ها بر فاصله‌سنجی در</w:t>
+      </w:r>
+      <w:r>
+        <w:rPr>
+          <w:rFonts w:cs="B Nazanin"/>
+          <w:lang w:bidi="fa-IR"/>
+        </w:rPr>
+        <w:t xml:space="preserve"> KNN </w:t>
+      </w:r>
+      <w:r>
+        <w:rPr>
+          <w:rFonts w:cs="B Nazanin"/>
+          <w:rtl/>
+        </w:rPr>
+        <w:t>کاهش یابد. سپس با استفاده از روش</w:t>
+      </w:r>
+      <w:r>
+        <w:rPr>
+          <w:rFonts w:cs="B Nazanin"/>
+          <w:lang w:bidi="fa-IR"/>
+        </w:rPr>
+        <w:t xml:space="preserve"> SMOTE</w:t>
+      </w:r>
+      <w:r>
+        <w:rPr>
+          <w:rFonts w:cs="B Nazanin"/>
+          <w:rtl/>
+        </w:rPr>
+        <w:t>، که یک تکنیک</w:t>
+      </w:r>
+      <w:r>
+        <w:rPr>
+          <w:rFonts w:cs="B Nazanin"/>
+          <w:lang w:bidi="fa-IR"/>
+        </w:rPr>
+        <w:t xml:space="preserve"> oversampling </w:t>
+      </w:r>
+      <w:r>
+        <w:rPr>
+          <w:rFonts w:cs="B Nazanin"/>
+          <w:rtl/>
+        </w:rPr>
+        <w:t>برای متعادل‌سازی کلاس‌هاست، داده‌ها به گونه‌ای بازنمونه‌برداری شده‌اند تا مدل نسبت به کلاس‌های کم‌تعداد دقت بهتری پیدا کند. در نهایت، مقداری از</w:t>
       </w:r>
       <w:r>
         <w:rPr>
@@ -5428,7 +6167,7 @@
           <w:rFonts w:cs="B Nazanin"/>
           <w:rtl/>
         </w:rPr>
-        <w:t>که بیشترین دقت را داشته انتخاب شده و یک مدل نهایی با همین</w:t>
+        <w:t>که بالاترین میانگین دقت را داشته به عنوان بهترین</w:t>
       </w:r>
       <w:r>
         <w:rPr>
@@ -5442,21 +6181,7 @@
           <w:rFonts w:cs="B Nazanin"/>
           <w:rtl/>
         </w:rPr>
-        <w:t>روی کل داده‌های آموزشی آموزش داده می‌شود. در پایان، عملکرد مدل نهایی با داده‌های تست ارزیابی می‌شود و دقت نهایی، گزارش دسته‌بندی و ماتریس سردرگمی</w:t>
-      </w:r>
-      <w:r>
-        <w:rPr>
-          <w:rFonts w:cs="B Nazanin"/>
-          <w:lang w:bidi="fa-IR"/>
-        </w:rPr>
-        <w:t xml:space="preserve"> (confusion matrix) </w:t>
-      </w:r>
-      <w:r>
-        <w:rPr>
-          <w:rFonts w:cs="B Nazanin"/>
-          <w:rtl/>
-        </w:rPr>
-        <w:t>نمایش داده می‌شوند</w:t>
+        <w:t>انتخاب شده است</w:t>
       </w:r>
       <w:r>
         <w:rPr>
@@ -5478,6 +6203,62 @@
           <w:lang w:bidi="fa-IR"/>
         </w:rPr>
       </w:pPr>
+      <w:r>
+        <w:rPr>
+          <w:rFonts w:cs="B Nazanin"/>
+          <w:rtl/>
+        </w:rPr>
+        <w:t>سپس، بهترین مقدار</w:t>
+      </w:r>
+      <w:r>
+        <w:rPr>
+          <w:rFonts w:cs="B Nazanin"/>
+          <w:lang w:bidi="fa-IR"/>
+        </w:rPr>
+        <w:t xml:space="preserve"> k </w:t>
+      </w:r>
+      <w:r>
+        <w:rPr>
+          <w:rFonts w:cs="B Nazanin"/>
+          <w:rtl/>
+        </w:rPr>
+        <w:t>که بیشترین دقت را داشته انتخاب شده و یک مدل نهایی با همین</w:t>
+      </w:r>
+      <w:r>
+        <w:rPr>
+          <w:rFonts w:cs="B Nazanin"/>
+          <w:lang w:bidi="fa-IR"/>
+        </w:rPr>
+        <w:t xml:space="preserve"> k </w:t>
+      </w:r>
+      <w:r>
+        <w:rPr>
+          <w:rFonts w:cs="B Nazanin"/>
+          <w:rtl/>
+        </w:rPr>
+        <w:t>روی کل داده‌های آموزشی آموزش داده می‌شود. در پایان، عملکرد مدل نهایی با داده‌های تست ارزیابی می‌شود و دقت نهایی، گزارش دسته‌بندی و</w:t>
+      </w:r>
+      <w:r>
+        <w:rPr>
+          <w:rFonts w:cs="B Nazanin"/>
+          <w:lang w:bidi="fa-IR"/>
+        </w:rPr>
+        <w:t xml:space="preserve">confusion matrix </w:t>
+      </w:r>
+      <w:r>
+        <w:rPr>
+          <w:rFonts w:cs="B Nazanin"/>
+          <w:rtl/>
+        </w:rPr>
+        <w:t>نمایش داده می‌شوند</w:t>
+      </w:r>
+      <w:r>
+        <w:rPr>
+          <w:rFonts w:cs="B Nazanin"/>
+          <w:lang w:bidi="fa-IR"/>
+        </w:rPr>
+        <w:t>.</w:t>
+      </w:r>
     </w:p>
     <w:p>
       <w:pPr>
@@ -5485,12 +6266,21 @@
           <w:tab w:val="left" w:pos="1848"/>
         </w:tabs>
         <w:bidi/>
-        <w:jc w:val="both"/>
-        <w:rPr>
-          <w:rFonts w:cs="B Nazanin"/>
-          <w:lang w:bidi="fa-IR"/>
-        </w:rPr>
-      </w:pPr>
+        <w:rPr>
+          <w:rFonts w:cs="B Nazanin"/>
+          <w:rtl/>
+          <w:lang w:bidi="fa-IR"/>
+        </w:rPr>
+      </w:pPr>
+      <w:r>
+        <w:rPr>
+          <w:rFonts w:cs="B Nazanin" w:hint="cs"/>
+          <w:rtl/>
+          <w:lang w:bidi="fa-IR"/>
+        </w:rPr>
+        <w:lastRenderedPageBreak/>
+        <w:t xml:space="preserve">کد مخصوص اجرا </w:t>
+      </w:r>
     </w:p>
     <w:p>
       <w:pPr>
@@ -5498,28 +6288,7 @@
           <w:tab w:val="left" w:pos="1848"/>
         </w:tabs>
         <w:bidi/>
-        <w:rPr>
-          <w:rFonts w:cs="B Nazanin"/>
-          <w:rtl/>
-          <w:lang w:bidi="fa-IR"/>
-        </w:rPr>
-      </w:pPr>
-      <w:r>
-        <w:rPr>
-          <w:rFonts w:cs="B Nazanin" w:hint="cs"/>
-          <w:rtl/>
-          <w:lang w:bidi="fa-IR"/>
-        </w:rPr>
-        <w:lastRenderedPageBreak/>
-        <w:t xml:space="preserve">کد مخصوص اجرا </w:t>
-      </w:r>
-    </w:p>
-    <w:p>
-      <w:pPr>
-        <w:tabs>
-          <w:tab w:val="left" w:pos="1848"/>
-        </w:tabs>
-        <w:bidi/>
+        <w:jc w:val="center"/>
         <w:rPr>
           <w:noProof/>
         </w:rPr>
@@ -5529,10 +6298,10 @@
           <w:noProof/>
         </w:rPr>
         <w:drawing>
-          <wp:inline distT="0" distB="0" distL="0" distR="0" wp14:anchorId="2E79CC99" wp14:editId="666E3639">
-            <wp:extent cx="5943600" cy="3504565"/>
-            <wp:effectExtent l="0" t="0" r="0" b="635"/>
-            <wp:docPr id="1597737150" name="Picture 1"/>
+          <wp:inline distT="0" distB="0" distL="0" distR="0" wp14:anchorId="2B656E50" wp14:editId="7E64CBDB">
+            <wp:extent cx="5943600" cy="4903470"/>
+            <wp:effectExtent l="0" t="0" r="0" b="0"/>
+            <wp:docPr id="1377490900" name="Picture 1"/>
             <wp:cNvGraphicFramePr>
               <a:graphicFrameLocks xmlns:a="http://schemas.openxmlformats.org/drawingml/2006/main" noChangeAspect="1"/>
             </wp:cNvGraphicFramePr>
@@ -5540,7 +6309,7 @@
               <a:graphicData uri="http://schemas.openxmlformats.org/drawingml/2006/picture">
                 <pic:pic xmlns:pic="http://schemas.openxmlformats.org/drawingml/2006/picture">
                   <pic:nvPicPr>
-                    <pic:cNvPr id="1597737150" name=""/>
+                    <pic:cNvPr id="1377490900" name=""/>
                     <pic:cNvPicPr/>
                   </pic:nvPicPr>
                   <pic:blipFill>
@@ -5552,7 +6321,7 @@
                   <pic:spPr>
                     <a:xfrm>
                       <a:off x="0" y="0"/>
-                      <a:ext cx="5943600" cy="3504565"/>
+                      <a:ext cx="5943600" cy="4903470"/>
                     </a:xfrm>
                     <a:prstGeom prst="rect">
                       <a:avLst/>
@@ -5601,6 +6370,7 @@
     <w:p>
       <w:pPr>
         <w:bidi/>
+        <w:jc w:val="center"/>
         <w:rPr>
           <w:rFonts w:cs="B Nazanin" w:hint="cs"/>
           <w:rtl/>
@@ -5612,10 +6382,10 @@
           <w:noProof/>
         </w:rPr>
         <w:drawing>
-          <wp:inline distT="0" distB="0" distL="0" distR="0" wp14:anchorId="70B8D2DC" wp14:editId="34F89760">
-            <wp:extent cx="5943600" cy="2130425"/>
+          <wp:inline distT="0" distB="0" distL="0" distR="0" wp14:anchorId="702CEAFF" wp14:editId="276BB08A">
+            <wp:extent cx="5943600" cy="2397125"/>
             <wp:effectExtent l="0" t="0" r="0" b="3175"/>
-            <wp:docPr id="280707828" name="Picture 1"/>
+            <wp:docPr id="1699943362" name="Picture 1"/>
             <wp:cNvGraphicFramePr>
               <a:graphicFrameLocks xmlns:a="http://schemas.openxmlformats.org/drawingml/2006/main" noChangeAspect="1"/>
             </wp:cNvGraphicFramePr>
@@ -5623,7 +6393,7 @@
               <a:graphicData uri="http://schemas.openxmlformats.org/drawingml/2006/picture">
                 <pic:pic xmlns:pic="http://schemas.openxmlformats.org/drawingml/2006/picture">
                   <pic:nvPicPr>
-                    <pic:cNvPr id="280707828" name=""/>
+                    <pic:cNvPr id="1699943362" name=""/>
                     <pic:cNvPicPr/>
                   </pic:nvPicPr>
                   <pic:blipFill>
@@ -5635,7 +6405,7 @@
                   <pic:spPr>
                     <a:xfrm>
                       <a:off x="0" y="0"/>
-                      <a:ext cx="5943600" cy="2130425"/>
+                      <a:ext cx="5943600" cy="2397125"/>
                     </a:xfrm>
                     <a:prstGeom prst="rect">
                       <a:avLst/>
@@ -5663,12 +6433,14 @@
           <w:rtl/>
           <w:lang w:bidi="fa-IR"/>
         </w:rPr>
+        <w:lastRenderedPageBreak/>
         <w:t>6)</w:t>
       </w:r>
     </w:p>
     <w:p>
       <w:pPr>
         <w:bidi/>
+        <w:jc w:val="both"/>
         <w:rPr>
           <w:rFonts w:cs="B Nazanin"/>
           <w:rtl/>
@@ -5740,19 +6512,19 @@
     <w:p>
       <w:pPr>
         <w:bidi/>
-        <w:rPr>
-          <w:rFonts w:cs="B Nazanin"/>
-          <w:rtl/>
-          <w:lang w:bidi="fa-IR"/>
-        </w:rPr>
-      </w:pPr>
-      <w:r>
-        <w:rPr>
-          <w:rFonts w:cs="B Nazanin" w:hint="cs"/>
-          <w:rtl/>
-          <w:lang w:bidi="fa-IR"/>
-        </w:rPr>
-        <w:lastRenderedPageBreak/>
+        <w:jc w:val="both"/>
+        <w:rPr>
+          <w:rFonts w:cs="B Nazanin"/>
+          <w:rtl/>
+          <w:lang w:bidi="fa-IR"/>
+        </w:rPr>
+      </w:pPr>
+      <w:r>
+        <w:rPr>
+          <w:rFonts w:cs="B Nazanin" w:hint="cs"/>
+          <w:rtl/>
+          <w:lang w:bidi="fa-IR"/>
+        </w:rPr>
         <w:t xml:space="preserve">مدل را </w:t>
       </w:r>
       <w:r>
@@ -5797,6 +6569,7 @@
     <w:p>
       <w:pPr>
         <w:bidi/>
+        <w:jc w:val="both"/>
         <w:rPr>
           <w:rFonts w:cs="B Nazanin"/>
           <w:rtl/>
@@ -5821,7 +6594,7 @@
           <w:lang w:bidi="fa-IR"/>
         </w:rPr>
       </w:pPr>
-      <w:bookmarkStart w:id="0" w:name="pic1"/>
+      <w:bookmarkStart w:id="1" w:name="pic1"/>
       <w:r>
         <w:rPr>
           <w:noProof/>
@@ -5862,7 +6635,7 @@
           </wp:inline>
         </w:drawing>
       </w:r>
-      <w:bookmarkEnd w:id="0"/>
+      <w:bookmarkEnd w:id="1"/>
     </w:p>
     <w:p>
       <w:pPr>
@@ -5902,6 +6675,7 @@
     <w:p>
       <w:pPr>
         <w:bidi/>
+        <w:jc w:val="both"/>
         <w:rPr>
           <w:rFonts w:cs="B Nazanin"/>
           <w:rtl/>
@@ -5966,6 +6740,7 @@
     <w:p>
       <w:pPr>
         <w:bidi/>
+        <w:jc w:val="center"/>
         <w:rPr>
           <w:rFonts w:cs="B Nazanin"/>
           <w:rtl/>
@@ -5977,8 +6752,8 @@
           <w:noProof/>
         </w:rPr>
         <w:drawing>
-          <wp:inline distT="0" distB="0" distL="0" distR="0" wp14:anchorId="4BA53C58" wp14:editId="4F48D7C4">
-            <wp:extent cx="5943600" cy="1586865"/>
+          <wp:inline distT="0" distB="0" distL="0" distR="0" wp14:anchorId="4BA53C58" wp14:editId="3A89C513">
+            <wp:extent cx="5093208" cy="1359821"/>
             <wp:effectExtent l="0" t="0" r="0" b="0"/>
             <wp:docPr id="1799493986" name="Picture 1"/>
             <wp:cNvGraphicFramePr>
@@ -6000,7 +6775,7 @@
                   <pic:spPr>
                     <a:xfrm>
                       <a:off x="0" y="0"/>
-                      <a:ext cx="5943600" cy="1586865"/>
+                      <a:ext cx="5102664" cy="1362346"/>
                     </a:xfrm>
                     <a:prstGeom prst="rect">
                       <a:avLst/>
@@ -6016,26 +6791,7 @@
     <w:p>
       <w:pPr>
         <w:bidi/>
-        <w:rPr>
-          <w:rFonts w:cs="B Nazanin"/>
-          <w:rtl/>
-          <w:lang w:bidi="fa-IR"/>
-        </w:rPr>
-      </w:pPr>
-    </w:p>
-    <w:p>
-      <w:pPr>
-        <w:bidi/>
-        <w:rPr>
-          <w:rFonts w:cs="B Nazanin"/>
-          <w:rtl/>
-          <w:lang w:bidi="fa-IR"/>
-        </w:rPr>
-      </w:pPr>
-    </w:p>
-    <w:p>
-      <w:pPr>
-        <w:bidi/>
+        <w:jc w:val="both"/>
         <w:rPr>
           <w:rFonts w:cs="B Nazanin"/>
           <w:rtl/>
@@ -6130,6 +6886,7 @@
     <w:p>
       <w:pPr>
         <w:bidi/>
+        <w:jc w:val="both"/>
         <w:rPr>
           <w:rFonts w:cs="B Nazanin"/>
           <w:rtl/>
@@ -6204,16 +6961,6 @@
           <w:lang w:bidi="fa-IR"/>
         </w:rPr>
       </w:pPr>
-    </w:p>
-    <w:p>
-      <w:pPr>
-        <w:bidi/>
-        <w:rPr>
-          <w:rFonts w:cs="B Nazanin"/>
-          <w:rtl/>
-          <w:lang w:bidi="fa-IR"/>
-        </w:rPr>
-      </w:pPr>
       <w:r>
         <w:rPr>
           <w:rFonts w:cs="B Nazanin" w:hint="cs"/>
@@ -6476,6 +7223,7 @@
           <w:rtl/>
           <w:lang w:bidi="fa-IR"/>
         </w:rPr>
+        <w:lastRenderedPageBreak/>
         <w:t>9)</w:t>
       </w:r>
     </w:p>
@@ -7028,7 +7776,14 @@
           <w:rFonts w:cs="B Nazanin"/>
           <w:rtl/>
         </w:rPr>
-        <w:t>پس از اعمال این وزن‌ها مجدداً آموزش داده شد و دقت آن به 84</w:t>
+        <w:t>پس از اعمال این وزن‌ها مجدداً آموزش داده شد و دقت آن به 8</w:t>
+      </w:r>
+      <w:r>
+        <w:rPr>
+          <w:rFonts w:cs="B Nazanin" w:hint="cs"/>
+          <w:rtl/>
+        </w:rPr>
+        <w:t>3</w:t>
       </w:r>
       <w:r>
         <w:rPr>
@@ -7833,6 +8588,16 @@
         <w:bidi/>
         <w:rPr>
           <w:rFonts w:cs="B Nazanin"/>
+          <w:rtl/>
+          <w:lang w:bidi="fa-IR"/>
+        </w:rPr>
+      </w:pPr>
+    </w:p>
+    <w:p>
+      <w:pPr>
+        <w:bidi/>
+        <w:rPr>
+          <w:rFonts w:cs="B Nazanin"/>
           <w:lang w:bidi="fa-IR"/>
         </w:rPr>
       </w:pPr>
@@ -7877,6 +8642,7 @@
     <w:p>
       <w:pPr>
         <w:bidi/>
+        <w:jc w:val="center"/>
         <w:rPr>
           <w:rFonts w:cs="B Nazanin" w:hint="cs"/>
           <w:rtl/>
@@ -7888,9 +8654,9 @@
           <w:noProof/>
         </w:rPr>
         <w:drawing>
-          <wp:inline distT="0" distB="0" distL="0" distR="0" wp14:anchorId="0E44214A" wp14:editId="6C575B00">
-            <wp:extent cx="5943600" cy="2122805"/>
-            <wp:effectExtent l="0" t="0" r="0" b="0"/>
+          <wp:inline distT="0" distB="0" distL="0" distR="0" wp14:anchorId="0E44214A" wp14:editId="43A2F5B9">
+            <wp:extent cx="5577840" cy="1992171"/>
+            <wp:effectExtent l="0" t="0" r="3810" b="8255"/>
             <wp:docPr id="1241239603" name="Picture 1"/>
             <wp:cNvGraphicFramePr>
               <a:graphicFrameLocks xmlns:a="http://schemas.openxmlformats.org/drawingml/2006/main" noChangeAspect="1"/>
@@ -7911,7 +8677,7 @@
                   <pic:spPr>
                     <a:xfrm>
                       <a:off x="0" y="0"/>
-                      <a:ext cx="5943600" cy="2122805"/>
+                      <a:ext cx="5587744" cy="1995708"/>
                     </a:xfrm>
                     <a:prstGeom prst="rect">
                       <a:avLst/>
@@ -8141,6 +8907,7 @@
     <w:p>
       <w:pPr>
         <w:bidi/>
+        <w:jc w:val="center"/>
         <w:rPr>
           <w:rFonts w:cs="B Nazanin"/>
           <w:rtl/>
@@ -8152,9 +8919,9 @@
           <w:noProof/>
         </w:rPr>
         <w:drawing>
-          <wp:inline distT="0" distB="0" distL="0" distR="0" wp14:anchorId="2B155F2C" wp14:editId="70AECD63">
-            <wp:extent cx="5943600" cy="2064385"/>
-            <wp:effectExtent l="0" t="0" r="0" b="0"/>
+          <wp:inline distT="0" distB="0" distL="0" distR="0" wp14:anchorId="2B155F2C" wp14:editId="2EF70553">
+            <wp:extent cx="5138928" cy="1784899"/>
+            <wp:effectExtent l="0" t="0" r="5080" b="6350"/>
             <wp:docPr id="70216204" name="Picture 1"/>
             <wp:cNvGraphicFramePr>
               <a:graphicFrameLocks xmlns:a="http://schemas.openxmlformats.org/drawingml/2006/main" noChangeAspect="1"/>
@@ -8175,7 +8942,7 @@
                   <pic:spPr>
                     <a:xfrm>
                       <a:off x="0" y="0"/>
-                      <a:ext cx="5943600" cy="2064385"/>
+                      <a:ext cx="5164295" cy="1793710"/>
                     </a:xfrm>
                     <a:prstGeom prst="rect">
                       <a:avLst/>
@@ -8213,15 +8980,7 @@
           <w:rtl/>
           <w:lang w:bidi="fa-IR"/>
         </w:rPr>
-        <w:t>1</w:t>
-      </w:r>
-      <w:r>
-        <w:rPr>
-          <w:rFonts w:cs="B Nazanin" w:hint="cs"/>
-          <w:rtl/>
-          <w:lang w:bidi="fa-IR"/>
-        </w:rPr>
-        <w:t>و2</w:t>
+        <w:t>2</w:t>
       </w:r>
       <w:r>
         <w:rPr>
@@ -8379,9 +9138,9 @@
           <w:noProof/>
         </w:rPr>
         <w:drawing>
-          <wp:inline distT="0" distB="0" distL="0" distR="0" wp14:anchorId="6A47F416" wp14:editId="050827F1">
-            <wp:extent cx="5943600" cy="1428115"/>
-            <wp:effectExtent l="0" t="0" r="0" b="635"/>
+          <wp:inline distT="0" distB="0" distL="0" distR="0" wp14:anchorId="6A47F416" wp14:editId="478BF145">
+            <wp:extent cx="4909217" cy="1179576"/>
+            <wp:effectExtent l="0" t="0" r="5715" b="1905"/>
             <wp:docPr id="47468162" name="Picture 1"/>
             <wp:cNvGraphicFramePr>
               <a:graphicFrameLocks xmlns:a="http://schemas.openxmlformats.org/drawingml/2006/main" noChangeAspect="1"/>
@@ -8402,7 +9161,7 @@
                   <pic:spPr>
                     <a:xfrm>
                       <a:off x="0" y="0"/>
-                      <a:ext cx="5943600" cy="1428115"/>
+                      <a:ext cx="4972056" cy="1194675"/>
                     </a:xfrm>
                     <a:prstGeom prst="rect">
                       <a:avLst/>
@@ -8454,18 +9213,88 @@
           <w:lang w:bidi="fa-IR"/>
         </w:rPr>
       </w:pPr>
-      <w:r>
-        <w:rPr>
-          <w:rFonts w:cs="B Nazanin" w:hint="cs"/>
-          <w:rtl/>
-          <w:lang w:bidi="fa-IR"/>
-        </w:rPr>
+    </w:p>
+    <w:p>
+      <w:pPr>
+        <w:bidi/>
+        <w:rPr>
+          <w:rFonts w:cs="B Nazanin"/>
+          <w:rtl/>
+          <w:lang w:bidi="fa-IR"/>
+        </w:rPr>
+      </w:pPr>
+    </w:p>
+    <w:p>
+      <w:pPr>
+        <w:bidi/>
+        <w:rPr>
+          <w:rFonts w:cs="B Nazanin"/>
+          <w:rtl/>
+          <w:lang w:bidi="fa-IR"/>
+        </w:rPr>
+      </w:pPr>
+    </w:p>
+    <w:p>
+      <w:pPr>
+        <w:bidi/>
+        <w:rPr>
+          <w:rFonts w:cs="B Nazanin"/>
+          <w:rtl/>
+          <w:lang w:bidi="fa-IR"/>
+        </w:rPr>
+      </w:pPr>
+    </w:p>
+    <w:p>
+      <w:pPr>
+        <w:bidi/>
+        <w:rPr>
+          <w:rFonts w:cs="B Nazanin"/>
+          <w:rtl/>
+          <w:lang w:bidi="fa-IR"/>
+        </w:rPr>
+      </w:pPr>
+    </w:p>
+    <w:p>
+      <w:pPr>
+        <w:bidi/>
+        <w:rPr>
+          <w:rFonts w:cs="B Nazanin"/>
+          <w:rtl/>
+          <w:lang w:bidi="fa-IR"/>
+        </w:rPr>
+      </w:pPr>
+    </w:p>
+    <w:p>
+      <w:pPr>
+        <w:bidi/>
+        <w:rPr>
+          <w:rFonts w:cs="B Nazanin"/>
+          <w:rtl/>
+          <w:lang w:bidi="fa-IR"/>
+        </w:rPr>
+      </w:pPr>
+      <w:r>
+        <w:rPr>
+          <w:rFonts w:cs="B Nazanin" w:hint="cs"/>
+          <w:rtl/>
+          <w:lang w:bidi="fa-IR"/>
+        </w:rPr>
+        <w:lastRenderedPageBreak/>
         <w:t>برای اینکه واضح تر مشخص شود کاهش بعد را انجام و برای سمپل اول تغییر را نشان دادیم که به 9 پیکسل رسیده است</w:t>
       </w:r>
-    </w:p>
-    <w:p>
-      <w:pPr>
-        <w:bidi/>
+      <w:r>
+        <w:rPr>
+          <w:rFonts w:cs="B Nazanin" w:hint="cs"/>
+          <w:rtl/>
+          <w:lang w:bidi="fa-IR"/>
+        </w:rPr>
+        <w:t>.</w:t>
+      </w:r>
+    </w:p>
+    <w:p>
+      <w:pPr>
+        <w:bidi/>
+        <w:jc w:val="center"/>
         <w:rPr>
           <w:rFonts w:cs="B Nazanin" w:hint="cs"/>
           <w:rtl/>
@@ -8476,11 +9305,10 @@
         <w:rPr>
           <w:noProof/>
         </w:rPr>
-        <w:lastRenderedPageBreak/>
         <w:drawing>
-          <wp:inline distT="0" distB="0" distL="0" distR="0" wp14:anchorId="7430F090" wp14:editId="1A5B40AE">
-            <wp:extent cx="5943600" cy="3484245"/>
-            <wp:effectExtent l="0" t="0" r="0" b="1905"/>
+          <wp:inline distT="0" distB="0" distL="0" distR="0" wp14:anchorId="7430F090" wp14:editId="70ABE644">
+            <wp:extent cx="5022648" cy="2944368"/>
+            <wp:effectExtent l="0" t="0" r="6985" b="8890"/>
             <wp:docPr id="904376655" name="Picture 1"/>
             <wp:cNvGraphicFramePr>
               <a:graphicFrameLocks xmlns:a="http://schemas.openxmlformats.org/drawingml/2006/main" noChangeAspect="1"/>
@@ -8501,7 +9329,7 @@
                   <pic:spPr>
                     <a:xfrm>
                       <a:off x="0" y="0"/>
-                      <a:ext cx="5943600" cy="3484245"/>
+                      <a:ext cx="5036277" cy="2952357"/>
                     </a:xfrm>
                     <a:prstGeom prst="rect">
                       <a:avLst/>
@@ -8542,6 +9370,7 @@
     <w:p>
       <w:pPr>
         <w:bidi/>
+        <w:jc w:val="both"/>
         <w:rPr>
           <w:rFonts w:cs="B Nazanin"/>
           <w:rtl/>
@@ -8644,41 +9473,102 @@
     <w:p>
       <w:pPr>
         <w:bidi/>
-        <w:rPr>
-          <w:rFonts w:cs="B Nazanin"/>
-          <w:rtl/>
-        </w:rPr>
-      </w:pPr>
-      <w:r>
-        <w:rPr>
-          <w:rFonts w:cs="B Nazanin" w:hint="cs"/>
-          <w:rtl/>
-        </w:rPr>
-        <w:t>اگر مجبور نباشیم بهتر است به صورت دستی مشخص نکنیم و واریانس را بدهیم.</w:t>
-      </w:r>
-    </w:p>
-    <w:p>
-      <w:pPr>
-        <w:bidi/>
-        <w:rPr>
-          <w:rFonts w:cs="B Nazanin"/>
-          <w:rtl/>
-        </w:rPr>
-      </w:pPr>
-    </w:p>
-    <w:p>
-      <w:pPr>
-        <w:bidi/>
-        <w:rPr>
-          <w:rFonts w:cs="B Nazanin"/>
-          <w:rtl/>
-        </w:rPr>
-      </w:pPr>
-      <w:r>
-        <w:rPr>
-          <w:rFonts w:cs="B Nazanin" w:hint="cs"/>
-          <w:rtl/>
-        </w:rPr>
+        <w:jc w:val="both"/>
+        <w:rPr>
+          <w:rFonts w:cs="B Nazanin"/>
+          <w:rtl/>
+        </w:rPr>
+      </w:pPr>
+      <w:r>
+        <w:rPr>
+          <w:rFonts w:cs="B Nazanin" w:hint="cs"/>
+          <w:rtl/>
+        </w:rPr>
+        <w:t xml:space="preserve">اگر مجبور نباشیم بهتر است به صورت دستی مشخص نکنیم و </w:t>
+      </w:r>
+      <w:r>
+        <w:rPr>
+          <w:rFonts w:cs="B Nazanin" w:hint="cs"/>
+          <w:rtl/>
+        </w:rPr>
+        <w:t xml:space="preserve">درصد </w:t>
+      </w:r>
+      <w:r>
+        <w:rPr>
+          <w:rFonts w:cs="B Nazanin" w:hint="cs"/>
+          <w:rtl/>
+        </w:rPr>
+        <w:t>واریانس را بدهیم.</w:t>
+      </w:r>
+    </w:p>
+    <w:p>
+      <w:pPr>
+        <w:bidi/>
+        <w:rPr>
+          <w:rFonts w:cs="B Nazanin"/>
+          <w:rtl/>
+        </w:rPr>
+      </w:pPr>
+    </w:p>
+    <w:p>
+      <w:pPr>
+        <w:bidi/>
+        <w:rPr>
+          <w:rFonts w:cs="B Nazanin"/>
+          <w:rtl/>
+        </w:rPr>
+      </w:pPr>
+    </w:p>
+    <w:p>
+      <w:pPr>
+        <w:bidi/>
+        <w:rPr>
+          <w:rFonts w:cs="B Nazanin"/>
+          <w:rtl/>
+        </w:rPr>
+      </w:pPr>
+    </w:p>
+    <w:p>
+      <w:pPr>
+        <w:bidi/>
+        <w:rPr>
+          <w:rFonts w:cs="B Nazanin"/>
+          <w:rtl/>
+        </w:rPr>
+      </w:pPr>
+    </w:p>
+    <w:p>
+      <w:pPr>
+        <w:bidi/>
+        <w:rPr>
+          <w:rFonts w:cs="B Nazanin"/>
+          <w:rtl/>
+        </w:rPr>
+      </w:pPr>
+    </w:p>
+    <w:p>
+      <w:pPr>
+        <w:bidi/>
+        <w:rPr>
+          <w:rFonts w:cs="B Nazanin"/>
+          <w:rtl/>
+        </w:rPr>
+      </w:pPr>
+    </w:p>
+    <w:p>
+      <w:pPr>
+        <w:bidi/>
+        <w:rPr>
+          <w:rFonts w:cs="B Nazanin"/>
+          <w:rtl/>
+        </w:rPr>
+      </w:pPr>
+      <w:r>
+        <w:rPr>
+          <w:rFonts w:cs="B Nazanin" w:hint="cs"/>
+          <w:rtl/>
+        </w:rPr>
+        <w:lastRenderedPageBreak/>
         <w:t>4</w:t>
       </w:r>
       <w:r>
@@ -8715,6 +9605,7 @@
     <w:p>
       <w:pPr>
         <w:bidi/>
+        <w:jc w:val="center"/>
         <w:rPr>
           <w:noProof/>
         </w:rPr>
@@ -8723,11 +9614,10 @@
         <w:rPr>
           <w:noProof/>
         </w:rPr>
-        <w:lastRenderedPageBreak/>
         <w:drawing>
-          <wp:inline distT="0" distB="0" distL="0" distR="0" wp14:anchorId="079453DC" wp14:editId="703E11D6">
-            <wp:extent cx="5943600" cy="2462530"/>
-            <wp:effectExtent l="0" t="0" r="0" b="0"/>
+          <wp:inline distT="0" distB="0" distL="0" distR="0" wp14:anchorId="079453DC" wp14:editId="0D120A92">
+            <wp:extent cx="5614416" cy="2326144"/>
+            <wp:effectExtent l="0" t="0" r="5715" b="0"/>
             <wp:docPr id="181492924" name="Picture 1"/>
             <wp:cNvGraphicFramePr>
               <a:graphicFrameLocks xmlns:a="http://schemas.openxmlformats.org/drawingml/2006/main" noChangeAspect="1"/>
@@ -8748,7 +9638,7 @@
                   <pic:spPr>
                     <a:xfrm>
                       <a:off x="0" y="0"/>
-                      <a:ext cx="5943600" cy="2462530"/>
+                      <a:ext cx="5631880" cy="2333380"/>
                     </a:xfrm>
                     <a:prstGeom prst="rect">
                       <a:avLst/>
@@ -8774,15 +9664,142 @@
       <w:pPr>
         <w:bidi/>
         <w:rPr>
-          <w:rFonts w:cs="B Nazanin"/>
-          <w:rtl/>
-        </w:rPr>
-      </w:pPr>
-      <w:r>
-        <w:rPr>
-          <w:rFonts w:cs="B Nazanin" w:hint="cs"/>
-          <w:rtl/>
-        </w:rPr>
+          <w:noProof/>
+          <w:rtl/>
+        </w:rPr>
+      </w:pPr>
+    </w:p>
+    <w:p>
+      <w:pPr>
+        <w:bidi/>
+        <w:rPr>
+          <w:noProof/>
+          <w:rtl/>
+        </w:rPr>
+      </w:pPr>
+    </w:p>
+    <w:p>
+      <w:pPr>
+        <w:bidi/>
+        <w:rPr>
+          <w:noProof/>
+          <w:rtl/>
+        </w:rPr>
+      </w:pPr>
+    </w:p>
+    <w:p>
+      <w:pPr>
+        <w:bidi/>
+        <w:rPr>
+          <w:noProof/>
+          <w:rtl/>
+        </w:rPr>
+      </w:pPr>
+    </w:p>
+    <w:p>
+      <w:pPr>
+        <w:bidi/>
+        <w:rPr>
+          <w:noProof/>
+          <w:rtl/>
+        </w:rPr>
+      </w:pPr>
+    </w:p>
+    <w:p>
+      <w:pPr>
+        <w:bidi/>
+        <w:rPr>
+          <w:noProof/>
+          <w:rtl/>
+        </w:rPr>
+      </w:pPr>
+    </w:p>
+    <w:p>
+      <w:pPr>
+        <w:bidi/>
+        <w:rPr>
+          <w:noProof/>
+          <w:rtl/>
+        </w:rPr>
+      </w:pPr>
+    </w:p>
+    <w:p>
+      <w:pPr>
+        <w:bidi/>
+        <w:rPr>
+          <w:noProof/>
+          <w:rtl/>
+        </w:rPr>
+      </w:pPr>
+    </w:p>
+    <w:p>
+      <w:pPr>
+        <w:bidi/>
+        <w:rPr>
+          <w:noProof/>
+          <w:rtl/>
+        </w:rPr>
+      </w:pPr>
+    </w:p>
+    <w:p>
+      <w:pPr>
+        <w:bidi/>
+        <w:rPr>
+          <w:noProof/>
+          <w:rtl/>
+        </w:rPr>
+      </w:pPr>
+    </w:p>
+    <w:p>
+      <w:pPr>
+        <w:bidi/>
+        <w:rPr>
+          <w:noProof/>
+          <w:rtl/>
+        </w:rPr>
+      </w:pPr>
+    </w:p>
+    <w:p>
+      <w:pPr>
+        <w:bidi/>
+        <w:rPr>
+          <w:noProof/>
+          <w:rtl/>
+        </w:rPr>
+      </w:pPr>
+    </w:p>
+    <w:p>
+      <w:pPr>
+        <w:bidi/>
+        <w:rPr>
+          <w:noProof/>
+          <w:rtl/>
+        </w:rPr>
+      </w:pPr>
+    </w:p>
+    <w:p>
+      <w:pPr>
+        <w:bidi/>
+        <w:rPr>
+          <w:noProof/>
+          <w:rtl/>
+        </w:rPr>
+      </w:pPr>
+    </w:p>
+    <w:p>
+      <w:pPr>
+        <w:bidi/>
+        <w:rPr>
+          <w:rFonts w:cs="B Nazanin"/>
+          <w:rtl/>
+        </w:rPr>
+      </w:pPr>
+      <w:r>
+        <w:rPr>
+          <w:rFonts w:cs="B Nazanin" w:hint="cs"/>
+          <w:rtl/>
+        </w:rPr>
+        <w:lastRenderedPageBreak/>
         <w:t xml:space="preserve">5) </w:t>
       </w:r>
     </w:p>
@@ -8881,11 +9898,10 @@
           <w:rFonts w:cs="B Nazanin"/>
           <w:rtl/>
         </w:rPr>
-        <w:lastRenderedPageBreak/>
         <w:drawing>
-          <wp:inline distT="0" distB="0" distL="0" distR="0" wp14:anchorId="6D2ABBAD" wp14:editId="2DDDD1D7">
-            <wp:extent cx="4096512" cy="3192303"/>
-            <wp:effectExtent l="0" t="0" r="0" b="8255"/>
+          <wp:inline distT="0" distB="0" distL="0" distR="0" wp14:anchorId="6D2ABBAD" wp14:editId="1EC91583">
+            <wp:extent cx="5174697" cy="4032504"/>
+            <wp:effectExtent l="0" t="0" r="6985" b="6350"/>
             <wp:docPr id="773757041" name="Picture 1"/>
             <wp:cNvGraphicFramePr>
               <a:graphicFrameLocks xmlns:a="http://schemas.openxmlformats.org/drawingml/2006/main" noChangeAspect="1"/>
@@ -8906,7 +9922,7 @@
                   <pic:spPr>
                     <a:xfrm>
                       <a:off x="0" y="0"/>
-                      <a:ext cx="4117793" cy="3208887"/>
+                      <a:ext cx="5211902" cy="4061497"/>
                     </a:xfrm>
                     <a:prstGeom prst="rect">
                       <a:avLst/>
@@ -8936,11 +9952,21 @@
           <w:rtl/>
         </w:rPr>
       </w:pPr>
-      <w:r>
-        <w:rPr>
-          <w:rFonts w:cs="B Nazanin" w:hint="cs"/>
-          <w:rtl/>
-        </w:rPr>
+    </w:p>
+    <w:p>
+      <w:pPr>
+        <w:bidi/>
+        <w:rPr>
+          <w:rFonts w:cs="B Nazanin"/>
+          <w:rtl/>
+        </w:rPr>
+      </w:pPr>
+      <w:r>
+        <w:rPr>
+          <w:rFonts w:cs="B Nazanin" w:hint="cs"/>
+          <w:rtl/>
+        </w:rPr>
+        <w:lastRenderedPageBreak/>
         <w:t>6)</w:t>
       </w:r>
     </w:p>
@@ -9259,54 +10285,18 @@
           <w:rtl/>
         </w:rPr>
       </w:pPr>
-    </w:p>
-    <w:p>
-      <w:pPr>
-        <w:bidi/>
-        <w:rPr>
-          <w:rFonts w:cs="B Nazanin"/>
-          <w:rtl/>
-        </w:rPr>
-      </w:pPr>
-    </w:p>
-    <w:p>
-      <w:pPr>
-        <w:bidi/>
-        <w:rPr>
-          <w:rFonts w:cs="B Nazanin"/>
-          <w:rtl/>
-        </w:rPr>
-      </w:pPr>
-    </w:p>
-    <w:p>
-      <w:pPr>
-        <w:bidi/>
-        <w:rPr>
-          <w:rFonts w:cs="B Nazanin"/>
-          <w:rtl/>
-        </w:rPr>
-      </w:pPr>
-    </w:p>
-    <w:p>
-      <w:pPr>
-        <w:bidi/>
-        <w:rPr>
-          <w:rFonts w:cs="B Nazanin"/>
-          <w:rtl/>
-        </w:rPr>
-      </w:pPr>
-      <w:r>
-        <w:rPr>
-          <w:rFonts w:cs="B Nazanin" w:hint="cs"/>
-          <w:rtl/>
-        </w:rPr>
-        <w:lastRenderedPageBreak/>
+      <w:r>
+        <w:rPr>
+          <w:rFonts w:cs="B Nazanin" w:hint="cs"/>
+          <w:rtl/>
+        </w:rPr>
         <w:t>7)</w:t>
       </w:r>
     </w:p>
     <w:p>
       <w:pPr>
         <w:bidi/>
+        <w:jc w:val="both"/>
         <w:rPr>
           <w:rFonts w:cs="B Nazanin" w:hint="cs"/>
           <w:rtl/>
@@ -9321,16 +10311,6 @@
         </w:rPr>
         <w:t xml:space="preserve">برای نشان دادن تاثیر بزرگ کردن ابعاد روی تصویر ابتدا تصویری که با ابعاد دو بعدی قبلی ایجاد شده را نشان می دهیم و در ادامه برای یک مقدار مقادیر متفاوت بعد تا 64 ویژگی را امتحان می کنیم تا تصویر حاصل را ببینم </w:t>
       </w:r>
-    </w:p>
-    <w:p>
-      <w:pPr>
-        <w:bidi/>
-        <w:rPr>
-          <w:rFonts w:cs="B Nazanin" w:hint="cs"/>
-          <w:rtl/>
-          <w:lang w:bidi="fa-IR"/>
-        </w:rPr>
-      </w:pPr>
     </w:p>
     <w:p>
       <w:pPr>
@@ -9446,18 +10426,69 @@
           <w:lang w:bidi="fa-IR"/>
         </w:rPr>
       </w:pPr>
-      <w:r>
-        <w:rPr>
-          <w:rFonts w:cs="B Nazanin" w:hint="cs"/>
-          <w:rtl/>
-          <w:lang w:bidi="fa-IR"/>
-        </w:rPr>
+    </w:p>
+    <w:p>
+      <w:pPr>
+        <w:bidi/>
+        <w:rPr>
+          <w:rFonts w:cs="B Nazanin"/>
+          <w:rtl/>
+          <w:lang w:bidi="fa-IR"/>
+        </w:rPr>
+      </w:pPr>
+    </w:p>
+    <w:p>
+      <w:pPr>
+        <w:bidi/>
+        <w:rPr>
+          <w:rFonts w:cs="B Nazanin"/>
+          <w:rtl/>
+          <w:lang w:bidi="fa-IR"/>
+        </w:rPr>
+      </w:pPr>
+    </w:p>
+    <w:p>
+      <w:pPr>
+        <w:bidi/>
+        <w:rPr>
+          <w:rFonts w:cs="B Nazanin"/>
+          <w:rtl/>
+          <w:lang w:bidi="fa-IR"/>
+        </w:rPr>
+      </w:pPr>
+    </w:p>
+    <w:p>
+      <w:pPr>
+        <w:bidi/>
+        <w:rPr>
+          <w:rFonts w:cs="B Nazanin"/>
+          <w:rtl/>
+          <w:lang w:bidi="fa-IR"/>
+        </w:rPr>
+      </w:pPr>
+      <w:r>
+        <w:rPr>
+          <w:rFonts w:cs="B Nazanin" w:hint="cs"/>
+          <w:rtl/>
+          <w:lang w:bidi="fa-IR"/>
+        </w:rPr>
+        <w:lastRenderedPageBreak/>
         <w:t xml:space="preserve">تصویر حاصل از این تبدیل </w:t>
       </w:r>
     </w:p>
     <w:p>
       <w:pPr>
         <w:bidi/>
+        <w:rPr>
+          <w:rFonts w:cs="B Nazanin"/>
+          <w:rtl/>
+          <w:lang w:bidi="fa-IR"/>
+        </w:rPr>
+      </w:pPr>
+    </w:p>
+    <w:p>
+      <w:pPr>
+        <w:bidi/>
         <w:jc w:val="center"/>
         <w:rPr>
           <w:rFonts w:cs="B Nazanin"/>
@@ -9465,94 +10496,16 @@
           <w:lang w:bidi="fa-IR"/>
         </w:rPr>
       </w:pPr>
-    </w:p>
-    <w:p>
-      <w:pPr>
-        <w:bidi/>
-        <w:jc w:val="center"/>
-        <w:rPr>
-          <w:rFonts w:cs="B Nazanin"/>
-          <w:rtl/>
-          <w:lang w:bidi="fa-IR"/>
-        </w:rPr>
-      </w:pPr>
-    </w:p>
-    <w:p>
-      <w:pPr>
-        <w:bidi/>
-        <w:jc w:val="center"/>
-        <w:rPr>
-          <w:rFonts w:cs="B Nazanin"/>
-          <w:rtl/>
-          <w:lang w:bidi="fa-IR"/>
-        </w:rPr>
-      </w:pPr>
-    </w:p>
-    <w:p>
-      <w:pPr>
-        <w:bidi/>
-        <w:jc w:val="center"/>
-        <w:rPr>
-          <w:rFonts w:cs="B Nazanin"/>
-          <w:rtl/>
-          <w:lang w:bidi="fa-IR"/>
-        </w:rPr>
-      </w:pPr>
-    </w:p>
-    <w:p>
-      <w:pPr>
-        <w:bidi/>
-        <w:jc w:val="center"/>
-        <w:rPr>
-          <w:rFonts w:cs="B Nazanin"/>
-          <w:rtl/>
-          <w:lang w:bidi="fa-IR"/>
-        </w:rPr>
-      </w:pPr>
-    </w:p>
-    <w:p>
-      <w:pPr>
-        <w:bidi/>
-        <w:jc w:val="center"/>
-        <w:rPr>
-          <w:rFonts w:cs="B Nazanin"/>
-          <w:rtl/>
-          <w:lang w:bidi="fa-IR"/>
-        </w:rPr>
-      </w:pPr>
-    </w:p>
-    <w:p>
-      <w:pPr>
-        <w:bidi/>
-        <w:jc w:val="center"/>
-        <w:rPr>
-          <w:rFonts w:cs="B Nazanin"/>
-          <w:rtl/>
-          <w:lang w:bidi="fa-IR"/>
-        </w:rPr>
-      </w:pPr>
-    </w:p>
-    <w:p>
-      <w:pPr>
-        <w:bidi/>
-        <w:jc w:val="center"/>
-        <w:rPr>
-          <w:rFonts w:cs="B Nazanin"/>
-          <w:rtl/>
-          <w:lang w:bidi="fa-IR"/>
-        </w:rPr>
-      </w:pPr>
-      <w:r>
-        <w:rPr>
-          <w:rFonts w:cs="B Nazanin"/>
-          <w:rtl/>
-          <w:lang w:bidi="fa-IR"/>
-        </w:rPr>
-        <w:lastRenderedPageBreak/>
+      <w:r>
+        <w:rPr>
+          <w:rFonts w:cs="B Nazanin"/>
+          <w:rtl/>
+          <w:lang w:bidi="fa-IR"/>
+        </w:rPr>
         <w:drawing>
-          <wp:inline distT="0" distB="0" distL="0" distR="0" wp14:anchorId="0556BA67" wp14:editId="6B39A9A7">
-            <wp:extent cx="3838575" cy="8229600"/>
-            <wp:effectExtent l="0" t="0" r="9525" b="0"/>
+          <wp:inline distT="0" distB="0" distL="0" distR="0" wp14:anchorId="0556BA67" wp14:editId="1196342F">
+            <wp:extent cx="3412067" cy="7315200"/>
+            <wp:effectExtent l="0" t="0" r="0" b="0"/>
             <wp:docPr id="1174174820" name="Picture 1"/>
             <wp:cNvGraphicFramePr>
               <a:graphicFrameLocks xmlns:a="http://schemas.openxmlformats.org/drawingml/2006/main" noChangeAspect="1"/>
@@ -9573,7 +10526,7 @@
                   <pic:spPr>
                     <a:xfrm>
                       <a:off x="0" y="0"/>
-                      <a:ext cx="3838575" cy="8229600"/>
+                      <a:ext cx="3416017" cy="7323669"/>
                     </a:xfrm>
                     <a:prstGeom prst="rect">
                       <a:avLst/>
@@ -9602,7 +10555,15 @@
           <w:lang w:bidi="fa-IR"/>
         </w:rPr>
         <w:lastRenderedPageBreak/>
-        <w:t xml:space="preserve">حالا مقدار ابعاد را زیاد می کنیم تا تغییر را ببینم </w:t>
+        <w:t>حالا مقدار ابعاد را زیاد می کنیم تا تغییر را ببینم</w:t>
+      </w:r>
+      <w:r>
+        <w:rPr>
+          <w:rFonts w:cs="B Nazanin" w:hint="cs"/>
+          <w:rtl/>
+          <w:lang w:bidi="fa-IR"/>
+        </w:rPr>
+        <w:t>.</w:t>
       </w:r>
     </w:p>
     <w:p>
@@ -9610,6 +10571,7 @@
         <w:bidi/>
         <w:rPr>
           <w:noProof/>
+          <w:rtl/>
         </w:rPr>
       </w:pPr>
       <w:r>
@@ -9665,25 +10627,147 @@
       <w:pPr>
         <w:bidi/>
         <w:rPr>
-          <w:noProof/>
-          <w:rtl/>
-        </w:rPr>
-      </w:pPr>
-    </w:p>
-    <w:p>
-      <w:pPr>
-        <w:bidi/>
-        <w:rPr>
-          <w:rFonts w:cs="B Nazanin"/>
-          <w:lang w:bidi="fa-IR"/>
-        </w:rPr>
-      </w:pPr>
-      <w:r>
-        <w:rPr>
-          <w:rFonts w:cs="B Nazanin" w:hint="cs"/>
-          <w:rtl/>
-          <w:lang w:bidi="fa-IR"/>
-        </w:rPr>
+          <w:rFonts w:cs="B Nazanin"/>
+          <w:rtl/>
+          <w:lang w:bidi="fa-IR"/>
+        </w:rPr>
+      </w:pPr>
+    </w:p>
+    <w:p>
+      <w:pPr>
+        <w:bidi/>
+        <w:rPr>
+          <w:rFonts w:cs="B Nazanin"/>
+          <w:rtl/>
+          <w:lang w:bidi="fa-IR"/>
+        </w:rPr>
+      </w:pPr>
+    </w:p>
+    <w:p>
+      <w:pPr>
+        <w:bidi/>
+        <w:rPr>
+          <w:rFonts w:cs="B Nazanin"/>
+          <w:rtl/>
+          <w:lang w:bidi="fa-IR"/>
+        </w:rPr>
+      </w:pPr>
+    </w:p>
+    <w:p>
+      <w:pPr>
+        <w:bidi/>
+        <w:rPr>
+          <w:rFonts w:cs="B Nazanin"/>
+          <w:rtl/>
+          <w:lang w:bidi="fa-IR"/>
+        </w:rPr>
+      </w:pPr>
+    </w:p>
+    <w:p>
+      <w:pPr>
+        <w:bidi/>
+        <w:rPr>
+          <w:rFonts w:cs="B Nazanin"/>
+          <w:rtl/>
+          <w:lang w:bidi="fa-IR"/>
+        </w:rPr>
+      </w:pPr>
+    </w:p>
+    <w:p>
+      <w:pPr>
+        <w:bidi/>
+        <w:rPr>
+          <w:rFonts w:cs="B Nazanin"/>
+          <w:rtl/>
+          <w:lang w:bidi="fa-IR"/>
+        </w:rPr>
+      </w:pPr>
+    </w:p>
+    <w:p>
+      <w:pPr>
+        <w:bidi/>
+        <w:rPr>
+          <w:rFonts w:cs="B Nazanin"/>
+          <w:rtl/>
+          <w:lang w:bidi="fa-IR"/>
+        </w:rPr>
+      </w:pPr>
+    </w:p>
+    <w:p>
+      <w:pPr>
+        <w:bidi/>
+        <w:rPr>
+          <w:rFonts w:cs="B Nazanin"/>
+          <w:rtl/>
+          <w:lang w:bidi="fa-IR"/>
+        </w:rPr>
+      </w:pPr>
+    </w:p>
+    <w:p>
+      <w:pPr>
+        <w:bidi/>
+        <w:rPr>
+          <w:rFonts w:cs="B Nazanin"/>
+          <w:rtl/>
+          <w:lang w:bidi="fa-IR"/>
+        </w:rPr>
+      </w:pPr>
+    </w:p>
+    <w:p>
+      <w:pPr>
+        <w:bidi/>
+        <w:rPr>
+          <w:rFonts w:cs="B Nazanin"/>
+          <w:rtl/>
+          <w:lang w:bidi="fa-IR"/>
+        </w:rPr>
+      </w:pPr>
+    </w:p>
+    <w:p>
+      <w:pPr>
+        <w:bidi/>
+        <w:rPr>
+          <w:rFonts w:cs="B Nazanin"/>
+          <w:rtl/>
+          <w:lang w:bidi="fa-IR"/>
+        </w:rPr>
+      </w:pPr>
+    </w:p>
+    <w:p>
+      <w:pPr>
+        <w:bidi/>
+        <w:rPr>
+          <w:rFonts w:cs="B Nazanin"/>
+          <w:rtl/>
+          <w:lang w:bidi="fa-IR"/>
+        </w:rPr>
+      </w:pPr>
+    </w:p>
+    <w:p>
+      <w:pPr>
+        <w:bidi/>
+        <w:rPr>
+          <w:rFonts w:cs="B Nazanin"/>
+          <w:rtl/>
+          <w:lang w:bidi="fa-IR"/>
+        </w:rPr>
+      </w:pPr>
+    </w:p>
+    <w:p>
+      <w:pPr>
+        <w:bidi/>
+        <w:rPr>
+          <w:rFonts w:cs="B Nazanin"/>
+          <w:lang w:bidi="fa-IR"/>
+        </w:rPr>
+      </w:pPr>
+      <w:r>
+        <w:rPr>
+          <w:rFonts w:cs="B Nazanin" w:hint="cs"/>
+          <w:rtl/>
+          <w:lang w:bidi="fa-IR"/>
+        </w:rPr>
+        <w:lastRenderedPageBreak/>
         <w:t xml:space="preserve">تغییر و تاثیر تصویر با بزرگ شدن </w:t>
       </w:r>
       <w:r>
@@ -9710,7 +10794,6 @@
           <w:rtl/>
           <w:lang w:bidi="fa-IR"/>
         </w:rPr>
-        <w:lastRenderedPageBreak/>
         <w:drawing>
           <wp:inline distT="0" distB="0" distL="0" distR="0" wp14:anchorId="4AFAA2FC" wp14:editId="164C7FB2">
             <wp:extent cx="2974238" cy="6748272"/>
@@ -9774,21 +10857,73 @@
           <w:lang w:bidi="fa-IR"/>
         </w:rPr>
       </w:pPr>
-      <w:r>
-        <w:rPr>
-          <w:rFonts w:cs="B Nazanin" w:hint="cs"/>
-          <w:rtl/>
-          <w:lang w:bidi="fa-IR"/>
-        </w:rPr>
-        <w:t>که در زیر واریانس متناظر رو با مقادیر متفاوت مشاهده می کنیم.</w:t>
-      </w:r>
-    </w:p>
-    <w:p>
-      <w:pPr>
-        <w:bidi/>
-        <w:rPr>
-          <w:rFonts w:cs="B Nazanin" w:hint="cs"/>
-          <w:rtl/>
+    </w:p>
+    <w:p>
+      <w:pPr>
+        <w:bidi/>
+        <w:rPr>
+          <w:rFonts w:cs="B Nazanin"/>
+          <w:rtl/>
+          <w:lang w:bidi="fa-IR"/>
+        </w:rPr>
+      </w:pPr>
+    </w:p>
+    <w:p>
+      <w:pPr>
+        <w:bidi/>
+        <w:rPr>
+          <w:rFonts w:cs="B Nazanin"/>
+          <w:rtl/>
+          <w:lang w:bidi="fa-IR"/>
+        </w:rPr>
+      </w:pPr>
+      <w:r>
+        <w:rPr>
+          <w:rFonts w:cs="B Nazanin" w:hint="cs"/>
+          <w:rtl/>
+          <w:lang w:bidi="fa-IR"/>
+        </w:rPr>
+        <w:lastRenderedPageBreak/>
+        <w:t xml:space="preserve">در زیر واریانس متناظر رو با مقادیر </w:t>
+      </w:r>
+      <w:r>
+        <w:rPr>
+          <w:rFonts w:cs="B Nazanin" w:hint="cs"/>
+          <w:rtl/>
+          <w:lang w:bidi="fa-IR"/>
+        </w:rPr>
+        <w:t xml:space="preserve">متفاوت </w:t>
+      </w:r>
+      <w:r>
+        <w:rPr>
+          <w:rFonts w:cs="B Nazanin" w:hint="cs"/>
+          <w:rtl/>
+          <w:lang w:bidi="fa-IR"/>
+        </w:rPr>
+        <w:t>س</w:t>
+      </w:r>
+      <w:r>
+        <w:rPr>
+          <w:rFonts w:cs="B Nazanin" w:hint="cs"/>
+          <w:rtl/>
+          <w:lang w:bidi="fa-IR"/>
+        </w:rPr>
+        <w:t xml:space="preserve">را همچنان </w:t>
+      </w:r>
+      <w:r>
+        <w:rPr>
+          <w:rFonts w:cs="B Nazanin" w:hint="cs"/>
+          <w:rtl/>
+          <w:lang w:bidi="fa-IR"/>
+        </w:rPr>
+        <w:t>مشاهده می کنیم.</w:t>
+      </w:r>
+    </w:p>
+    <w:p>
+      <w:pPr>
+        <w:bidi/>
+        <w:rPr>
+          <w:rFonts w:cs="B Nazanin"/>
           <w:lang w:bidi="fa-IR"/>
         </w:rPr>
       </w:pPr>
@@ -9796,7 +10931,6 @@
         <w:rPr>
           <w:noProof/>
         </w:rPr>
-        <w:lastRenderedPageBreak/>
         <w:drawing>
           <wp:inline distT="0" distB="0" distL="0" distR="0" wp14:anchorId="7A2B0023" wp14:editId="403BEA53">
             <wp:extent cx="5943600" cy="3248025"/>
@@ -9898,6 +11032,127 @@
     </w:p>
   </w:footnote>
 </w:footnotes>
+</file>
+
+<file path=word/numbering.xml><?xml version="1.0" encoding="utf-8"?>
+<w:numbering xmlns:wpc="http://schemas.microsoft.com/office/word/2010/wordprocessingCanvas" xmlns:cx="http://schemas.microsoft.com/office/drawing/2014/chartex" xmlns:cx1="http://schemas.microsoft.com/office/drawing/2015/9/8/chartex" xmlns:cx2="http://schemas.microsoft.com/office/drawing/2015/10/21/chartex" xmlns:cx3="http://schemas.microsoft.com/office/drawing/2016/5/9/chartex" xmlns:cx4="http://schemas.microsoft.com/office/drawing/2016/5/10/chartex" xmlns:cx5="http://schemas.microsoft.com/office/drawing/2016/5/11/chartex" xmlns:cx6="http://schemas.microsoft.com/office/drawing/2016/5/12/chartex" xmlns:cx7="http://schemas.microsoft.com/office/drawing/2016/5/13/chartex" xmlns:cx8="http://schemas.microsoft.com/office/drawing/2016/5/14/chartex" xmlns:mc="http://schemas.openxmlformats.org/markup-compatibility/2006" xmlns:aink="http://schemas.microsoft.com/office/drawing/2016/ink" xmlns:am3d="http://schemas.microsoft.com/office/drawing/2017/model3d" xmlns:o="urn:schemas-microsoft-com:office:office" xmlns:oel="http://schemas.microsoft.com/office/2019/extlst" xmlns:r="http://schemas.openxmlformats.org/officeDocument/2006/relationships" xmlns:m="http://schemas.openxmlformats.org/officeDocument/2006/math" xmlns:v="urn:schemas-microsoft-com:vml" xmlns:wp14="http://schemas.microsoft.com/office/word/2010/wordprocessingDrawing" xmlns:wp="http://schemas.openxmlformats.org/drawingml/2006/wordprocessingDrawing" xmlns:w10="urn:schemas-microsoft-com:office:word" xmlns:w="http://schemas.openxmlformats.org/wordprocessingml/2006/main" xmlns:w14="http://schemas.microsoft.com/office/word/2010/wordml" xmlns:w15="http://schemas.microsoft.com/office/word/2012/wordml" xmlns:w16cex="http://schemas.microsoft.com/office/word/2018/wordml/cex" xmlns:w16cid="http://schemas.microsoft.com/office/word/2016/wordml/cid" xmlns:w16="http://schemas.microsoft.com/office/word/2018/wordml" xmlns:w16du="http://schemas.microsoft.com/office/word/2023/wordml/word16du" xmlns:w16sdtdh="http://schemas.microsoft.com/office/word/2020/wordml/sdtdatahash" xmlns:w16sdtfl="http://schemas.microsoft.com/office/word/2024/wordml/sdtformatlock" xmlns:w16se="http://schemas.microsoft.com/office/word/2015/wordml/symex" xmlns:wpg="http://schemas.microsoft.com/office/word/2010/wordprocessingGroup" xmlns:wpi="http://schemas.microsoft.com/office/word/2010/wordprocessingInk" xmlns:wne="http://schemas.microsoft.com/office/word/2006/wordml" xmlns:wps="http://schemas.microsoft.com/office/word/2010/wordprocessingShape" mc:Ignorable="w14 w15 w16se w16cid w16 w16cex w16sdtdh w16sdtfl w16du wp14">
+  <w:abstractNum w:abstractNumId="0" w15:restartNumberingAfterBreak="0">
+    <w:nsid w:val="52B664FC"/>
+    <w:multiLevelType w:val="hybridMultilevel"/>
+    <w:tmpl w:val="08F05F8A"/>
+    <w:lvl w:ilvl="0" w:tplc="BE6259CA">
+      <w:start w:val="2"/>
+      <w:numFmt w:val="bullet"/>
+      <w:lvlText w:val="-"/>
+      <w:lvlJc w:val="left"/>
+      <w:pPr>
+        <w:ind w:left="720" w:hanging="360"/>
+      </w:pPr>
+      <w:rPr>
+        <w:rFonts w:asciiTheme="minorHAnsi" w:eastAsiaTheme="minorHAnsi" w:hAnsiTheme="minorHAnsi" w:cs="B Nazanin" w:hint="default"/>
+      </w:rPr>
+    </w:lvl>
+    <w:lvl w:ilvl="1" w:tplc="04090003" w:tentative="1">
+      <w:start w:val="1"/>
+      <w:numFmt w:val="bullet"/>
+      <w:lvlText w:val="o"/>
+      <w:lvlJc w:val="left"/>
+      <w:pPr>
+        <w:ind w:left="1440" w:hanging="360"/>
+      </w:pPr>
+      <w:rPr>
+        <w:rFonts w:ascii="Courier New" w:hAnsi="Courier New" w:cs="Courier New" w:hint="default"/>
+      </w:rPr>
+    </w:lvl>
+    <w:lvl w:ilvl="2" w:tplc="04090005" w:tentative="1">
+      <w:start w:val="1"/>
+      <w:numFmt w:val="bullet"/>
+      <w:lvlText w:val=""/>
+      <w:lvlJc w:val="left"/>
+      <w:pPr>
+        <w:ind w:left="2160" w:hanging="360"/>
+      </w:pPr>
+      <w:rPr>
+        <w:rFonts w:ascii="Wingdings" w:hAnsi="Wingdings" w:hint="default"/>
+      </w:rPr>
+    </w:lvl>
+    <w:lvl w:ilvl="3" w:tplc="04090001" w:tentative="1">
+      <w:start w:val="1"/>
+      <w:numFmt w:val="bullet"/>
+      <w:lvlText w:val=""/>
+      <w:lvlJc w:val="left"/>
+      <w:pPr>
+        <w:ind w:left="2880" w:hanging="360"/>
+      </w:pPr>
+      <w:rPr>
+        <w:rFonts w:ascii="Symbol" w:hAnsi="Symbol" w:hint="default"/>
+      </w:rPr>
+    </w:lvl>
+    <w:lvl w:ilvl="4" w:tplc="04090003" w:tentative="1">
+      <w:start w:val="1"/>
+      <w:numFmt w:val="bullet"/>
+      <w:lvlText w:val="o"/>
+      <w:lvlJc w:val="left"/>
+      <w:pPr>
+        <w:ind w:left="3600" w:hanging="360"/>
+      </w:pPr>
+      <w:rPr>
+        <w:rFonts w:ascii="Courier New" w:hAnsi="Courier New" w:cs="Courier New" w:hint="default"/>
+      </w:rPr>
+    </w:lvl>
+    <w:lvl w:ilvl="5" w:tplc="04090005" w:tentative="1">
+      <w:start w:val="1"/>
+      <w:numFmt w:val="bullet"/>
+      <w:lvlText w:val=""/>
+      <w:lvlJc w:val="left"/>
+      <w:pPr>
+        <w:ind w:left="4320" w:hanging="360"/>
+      </w:pPr>
+      <w:rPr>
+        <w:rFonts w:ascii="Wingdings" w:hAnsi="Wingdings" w:hint="default"/>
+      </w:rPr>
+    </w:lvl>
+    <w:lvl w:ilvl="6" w:tplc="04090001" w:tentative="1">
+      <w:start w:val="1"/>
+      <w:numFmt w:val="bullet"/>
+      <w:lvlText w:val=""/>
+      <w:lvlJc w:val="left"/>
+      <w:pPr>
+        <w:ind w:left="5040" w:hanging="360"/>
+      </w:pPr>
+      <w:rPr>
+        <w:rFonts w:ascii="Symbol" w:hAnsi="Symbol" w:hint="default"/>
+      </w:rPr>
+    </w:lvl>
+    <w:lvl w:ilvl="7" w:tplc="04090003" w:tentative="1">
+      <w:start w:val="1"/>
+      <w:numFmt w:val="bullet"/>
+      <w:lvlText w:val="o"/>
+      <w:lvlJc w:val="left"/>
+      <w:pPr>
+        <w:ind w:left="5760" w:hanging="360"/>
+      </w:pPr>
+      <w:rPr>
+        <w:rFonts w:ascii="Courier New" w:hAnsi="Courier New" w:cs="Courier New" w:hint="default"/>
+      </w:rPr>
+    </w:lvl>
+    <w:lvl w:ilvl="8" w:tplc="04090005" w:tentative="1">
+      <w:start w:val="1"/>
+      <w:numFmt w:val="bullet"/>
+      <w:lvlText w:val=""/>
+      <w:lvlJc w:val="left"/>
+      <w:pPr>
+        <w:ind w:left="6480" w:hanging="360"/>
+      </w:pPr>
+      <w:rPr>
+        <w:rFonts w:ascii="Wingdings" w:hAnsi="Wingdings" w:hint="default"/>
+      </w:rPr>
+    </w:lvl>
+  </w:abstractNum>
+  <w:num w:numId="1" w16cid:durableId="1792820864">
+    <w:abstractNumId w:val="0"/>
+  </w:num>
+</w:numbering>
 </file>
 
 <file path=word/styles.xml><?xml version="1.0" encoding="utf-8"?>

--- a/report.docx
+++ b/report.docx
@@ -31,243 +31,1167 @@
           <w:lang w:bidi="fa-IR"/>
         </w:rPr>
       </w:pPr>
-    </w:p>
-    <w:p>
-      <w:pPr>
-        <w:bidi/>
-        <w:rPr>
-          <w:rFonts w:cs="B Nazanin"/>
-          <w:rtl/>
-          <w:lang w:bidi="fa-IR"/>
-        </w:rPr>
-      </w:pPr>
-    </w:p>
-    <w:p>
-      <w:pPr>
-        <w:bidi/>
-        <w:rPr>
-          <w:rFonts w:cs="B Nazanin"/>
-          <w:rtl/>
-          <w:lang w:bidi="fa-IR"/>
-        </w:rPr>
-      </w:pPr>
-    </w:p>
-    <w:p>
-      <w:pPr>
-        <w:bidi/>
-        <w:rPr>
-          <w:rFonts w:cs="B Nazanin"/>
-          <w:rtl/>
-          <w:lang w:bidi="fa-IR"/>
-        </w:rPr>
-      </w:pPr>
-    </w:p>
-    <w:p>
-      <w:pPr>
-        <w:bidi/>
-        <w:rPr>
-          <w:rFonts w:cs="B Nazanin"/>
-          <w:rtl/>
-          <w:lang w:bidi="fa-IR"/>
-        </w:rPr>
-      </w:pPr>
-    </w:p>
-    <w:p>
-      <w:pPr>
-        <w:bidi/>
-        <w:rPr>
-          <w:rFonts w:cs="B Nazanin"/>
-          <w:rtl/>
-          <w:lang w:bidi="fa-IR"/>
-        </w:rPr>
-      </w:pPr>
-    </w:p>
-    <w:p>
-      <w:pPr>
-        <w:bidi/>
-        <w:rPr>
-          <w:rFonts w:cs="B Nazanin"/>
-          <w:rtl/>
-          <w:lang w:bidi="fa-IR"/>
-        </w:rPr>
-      </w:pPr>
-    </w:p>
-    <w:p>
-      <w:pPr>
-        <w:bidi/>
-        <w:rPr>
-          <w:rFonts w:cs="B Nazanin"/>
-          <w:rtl/>
-          <w:lang w:bidi="fa-IR"/>
-        </w:rPr>
-      </w:pPr>
-    </w:p>
-    <w:p>
-      <w:pPr>
-        <w:bidi/>
-        <w:rPr>
-          <w:rFonts w:cs="B Nazanin"/>
-          <w:rtl/>
-          <w:lang w:bidi="fa-IR"/>
-        </w:rPr>
-      </w:pPr>
-    </w:p>
-    <w:p>
-      <w:pPr>
-        <w:bidi/>
-        <w:rPr>
-          <w:rFonts w:cs="B Nazanin"/>
-          <w:rtl/>
-          <w:lang w:bidi="fa-IR"/>
-        </w:rPr>
-      </w:pPr>
-    </w:p>
-    <w:p>
-      <w:pPr>
-        <w:bidi/>
-        <w:rPr>
-          <w:rFonts w:cs="B Nazanin"/>
-          <w:rtl/>
-          <w:lang w:bidi="fa-IR"/>
-        </w:rPr>
-      </w:pPr>
-    </w:p>
-    <w:p>
-      <w:pPr>
-        <w:bidi/>
-        <w:rPr>
-          <w:rFonts w:cs="B Nazanin"/>
-          <w:rtl/>
-          <w:lang w:bidi="fa-IR"/>
-        </w:rPr>
-      </w:pPr>
-    </w:p>
-    <w:p>
-      <w:pPr>
-        <w:bidi/>
-        <w:rPr>
-          <w:rFonts w:cs="B Nazanin"/>
-          <w:rtl/>
-          <w:lang w:bidi="fa-IR"/>
-        </w:rPr>
-      </w:pPr>
-    </w:p>
-    <w:p>
-      <w:pPr>
-        <w:bidi/>
-        <w:rPr>
-          <w:rFonts w:cs="B Nazanin"/>
-          <w:rtl/>
-          <w:lang w:bidi="fa-IR"/>
-        </w:rPr>
-      </w:pPr>
-    </w:p>
-    <w:p>
-      <w:pPr>
-        <w:bidi/>
-        <w:rPr>
-          <w:rFonts w:cs="B Nazanin"/>
-          <w:rtl/>
-          <w:lang w:bidi="fa-IR"/>
-        </w:rPr>
-      </w:pPr>
-    </w:p>
-    <w:p>
-      <w:pPr>
-        <w:bidi/>
-        <w:rPr>
-          <w:rFonts w:cs="B Nazanin"/>
-          <w:rtl/>
-          <w:lang w:bidi="fa-IR"/>
-        </w:rPr>
-      </w:pPr>
-    </w:p>
-    <w:p>
-      <w:pPr>
-        <w:bidi/>
-        <w:rPr>
-          <w:rFonts w:cs="B Nazanin"/>
-          <w:rtl/>
-          <w:lang w:bidi="fa-IR"/>
-        </w:rPr>
-      </w:pPr>
-    </w:p>
-    <w:p>
-      <w:pPr>
-        <w:bidi/>
-        <w:rPr>
-          <w:rFonts w:cs="B Nazanin"/>
-          <w:rtl/>
-          <w:lang w:bidi="fa-IR"/>
-        </w:rPr>
-      </w:pPr>
-    </w:p>
-    <w:p>
-      <w:pPr>
-        <w:bidi/>
-        <w:rPr>
-          <w:rFonts w:cs="B Nazanin"/>
-          <w:rtl/>
-          <w:lang w:bidi="fa-IR"/>
-        </w:rPr>
-      </w:pPr>
-    </w:p>
-    <w:p>
-      <w:pPr>
-        <w:bidi/>
-        <w:rPr>
-          <w:rFonts w:cs="B Nazanin"/>
-          <w:rtl/>
-          <w:lang w:bidi="fa-IR"/>
-        </w:rPr>
-      </w:pPr>
-    </w:p>
-    <w:p>
-      <w:pPr>
-        <w:bidi/>
-        <w:rPr>
-          <w:rFonts w:cs="B Nazanin"/>
-          <w:rtl/>
-          <w:lang w:bidi="fa-IR"/>
-        </w:rPr>
-      </w:pPr>
-    </w:p>
-    <w:p>
-      <w:pPr>
-        <w:bidi/>
-        <w:rPr>
-          <w:rFonts w:cs="B Nazanin"/>
-          <w:rtl/>
-          <w:lang w:bidi="fa-IR"/>
-        </w:rPr>
-      </w:pPr>
-      <w:r>
-        <w:rPr>
-          <w:rFonts w:cs="B Nazanin" w:hint="cs"/>
+      <w:r>
+        <w:rPr>
+          <w:rFonts w:cs="B Nazanin" w:hint="cs"/>
+          <w:b/>
+          <w:bCs/>
+          <w:noProof/>
+          <w:sz w:val="33"/>
+          <w:lang w:bidi="fa-IR"/>
+        </w:rPr>
+        <w:drawing>
+          <wp:anchor distT="0" distB="0" distL="114300" distR="114300" simplePos="0" relativeHeight="251659264" behindDoc="0" locked="0" layoutInCell="1" allowOverlap="1" wp14:anchorId="406E42CF" wp14:editId="0E840D3C">
+            <wp:simplePos x="0" y="0"/>
+            <wp:positionH relativeFrom="margin">
+              <wp:align>center</wp:align>
+            </wp:positionH>
+            <wp:positionV relativeFrom="paragraph">
+              <wp:posOffset>5080</wp:posOffset>
+            </wp:positionV>
+            <wp:extent cx="1749425" cy="2087245"/>
+            <wp:effectExtent l="0" t="0" r="3175" b="8255"/>
+            <wp:wrapSquare wrapText="bothSides"/>
+            <wp:docPr id="2" name="Picture 2"/>
+            <wp:cNvGraphicFramePr>
+              <a:graphicFrameLocks xmlns:a="http://schemas.openxmlformats.org/drawingml/2006/main" noChangeAspect="1"/>
+            </wp:cNvGraphicFramePr>
+            <a:graphic xmlns:a="http://schemas.openxmlformats.org/drawingml/2006/main">
+              <a:graphicData uri="http://schemas.openxmlformats.org/drawingml/2006/picture">
+                <pic:pic xmlns:pic="http://schemas.openxmlformats.org/drawingml/2006/picture">
+                  <pic:nvPicPr>
+                    <pic:cNvPr id="0" name="Picture 4"/>
+                    <pic:cNvPicPr>
+                      <a:picLocks noChangeAspect="1" noChangeArrowheads="1"/>
+                    </pic:cNvPicPr>
+                  </pic:nvPicPr>
+                  <pic:blipFill>
+                    <a:blip r:embed="rId8">
+                      <a:extLst>
+                        <a:ext uri="{28A0092B-C50C-407E-A947-70E740481C1C}">
+                          <a14:useLocalDpi xmlns:a14="http://schemas.microsoft.com/office/drawing/2010/main" val="0"/>
+                        </a:ext>
+                      </a:extLst>
+                    </a:blip>
+                    <a:srcRect/>
+                    <a:stretch>
+                      <a:fillRect/>
+                    </a:stretch>
+                  </pic:blipFill>
+                  <pic:spPr bwMode="auto">
+                    <a:xfrm>
+                      <a:off x="0" y="0"/>
+                      <a:ext cx="1749425" cy="2087245"/>
+                    </a:xfrm>
+                    <a:prstGeom prst="rect">
+                      <a:avLst/>
+                    </a:prstGeom>
+                    <a:noFill/>
+                    <a:ln>
+                      <a:noFill/>
+                    </a:ln>
+                  </pic:spPr>
+                </pic:pic>
+              </a:graphicData>
+            </a:graphic>
+            <wp14:sizeRelH relativeFrom="margin">
+              <wp14:pctWidth>0</wp14:pctWidth>
+            </wp14:sizeRelH>
+            <wp14:sizeRelV relativeFrom="margin">
+              <wp14:pctHeight>0</wp14:pctHeight>
+            </wp14:sizeRelV>
+          </wp:anchor>
+        </w:drawing>
+      </w:r>
+    </w:p>
+    <w:p>
+      <w:pPr>
+        <w:bidi/>
+        <w:rPr>
+          <w:rFonts w:cs="B Nazanin"/>
+          <w:rtl/>
+          <w:lang w:bidi="fa-IR"/>
+        </w:rPr>
+      </w:pPr>
+    </w:p>
+    <w:p>
+      <w:pPr>
+        <w:bidi/>
+        <w:rPr>
+          <w:rFonts w:cs="B Nazanin"/>
+          <w:rtl/>
+          <w:lang w:bidi="fa-IR"/>
+        </w:rPr>
+      </w:pPr>
+    </w:p>
+    <w:p>
+      <w:pPr>
+        <w:bidi/>
+        <w:rPr>
+          <w:rFonts w:cs="B Nazanin"/>
+          <w:rtl/>
+          <w:lang w:bidi="fa-IR"/>
+        </w:rPr>
+      </w:pPr>
+    </w:p>
+    <w:p>
+      <w:pPr>
+        <w:bidi/>
+        <w:rPr>
+          <w:rFonts w:cs="B Nazanin"/>
+          <w:rtl/>
+          <w:lang w:bidi="fa-IR"/>
+        </w:rPr>
+      </w:pPr>
+    </w:p>
+    <w:p>
+      <w:pPr>
+        <w:bidi/>
+        <w:rPr>
+          <w:rFonts w:cs="B Nazanin"/>
+          <w:rtl/>
+          <w:lang w:bidi="fa-IR"/>
+        </w:rPr>
+      </w:pPr>
+    </w:p>
+    <w:p>
+      <w:pPr>
+        <w:bidi/>
+        <w:rPr>
+          <w:rFonts w:cs="B Nazanin"/>
+          <w:rtl/>
+          <w:lang w:bidi="fa-IR"/>
+        </w:rPr>
+      </w:pPr>
+      <w:r>
+        <w:rPr>
+          <w:rFonts w:cs="B Nazanin"/>
+          <w:noProof/>
+          <w:sz w:val="33"/>
+          <w:lang w:bidi="fa-IR"/>
+        </w:rPr>
+        <mc:AlternateContent>
+          <mc:Choice Requires="wps">
+            <w:drawing>
+              <wp:anchor distT="45720" distB="45720" distL="114300" distR="114300" simplePos="0" relativeHeight="251661312" behindDoc="0" locked="0" layoutInCell="1" allowOverlap="1" wp14:anchorId="122883C7" wp14:editId="42C64E92">
+                <wp:simplePos x="0" y="0"/>
+                <wp:positionH relativeFrom="margin">
+                  <wp:align>center</wp:align>
+                </wp:positionH>
+                <wp:positionV relativeFrom="paragraph">
+                  <wp:posOffset>194056</wp:posOffset>
+                </wp:positionV>
+                <wp:extent cx="4343400" cy="2313305"/>
+                <wp:effectExtent l="0" t="0" r="0" b="0"/>
+                <wp:wrapSquare wrapText="bothSides"/>
+                <wp:docPr id="217" name="Text Box 2"/>
+                <wp:cNvGraphicFramePr>
+                  <a:graphicFrameLocks xmlns:a="http://schemas.openxmlformats.org/drawingml/2006/main"/>
+                </wp:cNvGraphicFramePr>
+                <a:graphic xmlns:a="http://schemas.openxmlformats.org/drawingml/2006/main">
+                  <a:graphicData uri="http://schemas.microsoft.com/office/word/2010/wordprocessingShape">
+                    <wps:wsp>
+                      <wps:cNvSpPr txBox="1">
+                        <a:spLocks noChangeArrowheads="1"/>
+                      </wps:cNvSpPr>
+                      <wps:spPr bwMode="auto">
+                        <a:xfrm>
+                          <a:off x="0" y="0"/>
+                          <a:ext cx="4343400" cy="2313432"/>
+                        </a:xfrm>
+                        <a:prstGeom prst="rect">
+                          <a:avLst/>
+                        </a:prstGeom>
+                        <a:noFill/>
+                        <a:ln>
+                          <a:noFill/>
+                        </a:ln>
+                      </wps:spPr>
+                      <wps:style>
+                        <a:lnRef idx="0">
+                          <a:scrgbClr r="0" g="0" b="0"/>
+                        </a:lnRef>
+                        <a:fillRef idx="0">
+                          <a:scrgbClr r="0" g="0" b="0"/>
+                        </a:fillRef>
+                        <a:effectRef idx="0">
+                          <a:scrgbClr r="0" g="0" b="0"/>
+                        </a:effectRef>
+                        <a:fontRef idx="minor">
+                          <a:schemeClr val="dk1"/>
+                        </a:fontRef>
+                      </wps:style>
+                      <wps:txbx>
+                        <w:txbxContent>
+                          <w:p>
+                            <w:pPr>
+                              <w:bidi/>
+                              <w:jc w:val="center"/>
+                              <w:rPr>
+                                <w:rFonts w:cs="B Nazanin"/>
+                                <w:b/>
+                                <w:bCs/>
+                                <w:rtl/>
+                              </w:rPr>
+                            </w:pPr>
+                            <w:r>
+                              <w:rPr>
+                                <w:rFonts w:cs="B Nazanin" w:hint="cs"/>
+                                <w:b/>
+                                <w:bCs/>
+                                <w:rtl/>
+                              </w:rPr>
+                              <w:t>یادگیری ماشین کاربردی</w:t>
+                            </w:r>
+                          </w:p>
+                          <w:p>
+                            <w:pPr>
+                              <w:jc w:val="center"/>
+                              <w:rPr>
+                                <w:rFonts w:cs="B Nazanin"/>
+                                <w:b/>
+                                <w:bCs/>
+                              </w:rPr>
+                            </w:pPr>
+                            <w:r>
+                              <w:rPr>
+                                <w:rFonts w:cs="B Nazanin" w:hint="cs"/>
+                                <w:b/>
+                                <w:bCs/>
+                                <w:rtl/>
+                              </w:rPr>
+                              <w:t xml:space="preserve">دکتر </w:t>
+                            </w:r>
+                            <w:r>
+                              <w:rPr>
+                                <w:rFonts w:cs="B Nazanin" w:hint="cs"/>
+                                <w:b/>
+                                <w:bCs/>
+                                <w:rtl/>
+                              </w:rPr>
+                              <w:t>ناظرفرد</w:t>
+                            </w:r>
+                          </w:p>
+                          <w:p>
+                            <w:pPr>
+                              <w:jc w:val="center"/>
+                              <w:rPr>
+                                <w:rFonts w:cs="B Nazanin"/>
+                                <w:b/>
+                                <w:bCs/>
+                              </w:rPr>
+                            </w:pPr>
+                          </w:p>
+                          <w:p>
+                            <w:pPr>
+                              <w:jc w:val="center"/>
+                              <w:rPr>
+                                <w:rFonts w:cs="B Nazanin"/>
+                                <w:b/>
+                                <w:bCs/>
+                                <w:rtl/>
+                                <w:lang w:bidi="fa-IR"/>
+                              </w:rPr>
+                            </w:pPr>
+                            <w:r>
+                              <w:rPr>
+                                <w:rFonts w:cs="B Nazanin" w:hint="cs"/>
+                                <w:b/>
+                                <w:bCs/>
+                                <w:rtl/>
+                                <w:lang w:bidi="fa-IR"/>
+                              </w:rPr>
+                              <w:t>شایان نقی زاده</w:t>
+                            </w:r>
+                          </w:p>
+                          <w:p>
+                            <w:pPr>
+                              <w:jc w:val="center"/>
+                              <w:rPr>
+                                <w:rFonts w:cs="B Nazanin"/>
+                                <w:b/>
+                                <w:bCs/>
+                                <w:rtl/>
+                                <w:lang w:bidi="fa-IR"/>
+                              </w:rPr>
+                            </w:pPr>
+                            <w:r>
+                              <w:rPr>
+                                <w:rFonts w:cs="B Nazanin" w:hint="cs"/>
+                                <w:b/>
+                                <w:bCs/>
+                                <w:rtl/>
+                                <w:lang w:bidi="fa-IR"/>
+                              </w:rPr>
+                              <w:t>402131043</w:t>
+                            </w:r>
+                          </w:p>
+                          <w:p>
+                            <w:pPr>
+                              <w:jc w:val="center"/>
+                              <w:rPr>
+                                <w:rFonts w:cs="B Nazanin"/>
+                                <w:b/>
+                                <w:bCs/>
+                                <w:rtl/>
+                                <w:lang w:bidi="fa-IR"/>
+                              </w:rPr>
+                            </w:pPr>
+                            <w:r>
+                              <w:rPr>
+                                <w:rFonts w:cs="B Nazanin" w:hint="cs"/>
+                                <w:b/>
+                                <w:bCs/>
+                                <w:rtl/>
+                              </w:rPr>
+                              <w:t xml:space="preserve">تمرین </w:t>
+                            </w:r>
+                            <w:r>
+                              <w:rPr>
+                                <w:rFonts w:cs="B Nazanin" w:hint="cs"/>
+                                <w:b/>
+                                <w:bCs/>
+                                <w:rtl/>
+                              </w:rPr>
+                              <w:t>دوم</w:t>
+                            </w:r>
+                          </w:p>
+                        </w:txbxContent>
+                      </wps:txbx>
+                      <wps:bodyPr rot="0" vert="horz" wrap="square" lIns="91440" tIns="45720" rIns="91440" bIns="45720" anchor="t" anchorCtr="0">
+                        <a:noAutofit/>
+                      </wps:bodyPr>
+                    </wps:wsp>
+                  </a:graphicData>
+                </a:graphic>
+                <wp14:sizeRelH relativeFrom="margin">
+                  <wp14:pctWidth>0</wp14:pctWidth>
+                </wp14:sizeRelH>
+                <wp14:sizeRelV relativeFrom="margin">
+                  <wp14:pctHeight>0</wp14:pctHeight>
+                </wp14:sizeRelV>
+              </wp:anchor>
+            </w:drawing>
+          </mc:Choice>
+          <mc:Fallback>
+            <w:pict>
+              <v:shapetype w14:anchorId="122883C7" id="_x0000_t202" coordsize="21600,21600" o:spt="202" path="m,l,21600r21600,l21600,xe">
+                <v:stroke joinstyle="miter"/>
+                <v:path gradientshapeok="t" o:connecttype="rect"/>
+              </v:shapetype>
+              <v:shape id="Text Box 2" o:spid="_x0000_s1026" type="#_x0000_t202" style="position:absolute;left:0;text-align:left;margin-left:0;margin-top:15.3pt;width:342pt;height:182.15pt;z-index:251661312;visibility:visible;mso-wrap-style:square;mso-width-percent:0;mso-height-percent:0;mso-wrap-distance-left:9pt;mso-wrap-distance-top:3.6pt;mso-wrap-distance-right:9pt;mso-wrap-distance-bottom:3.6pt;mso-position-horizontal:center;mso-position-horizontal-relative:margin;mso-position-vertical:absolute;mso-position-vertical-relative:text;mso-width-percent:0;mso-height-percent:0;mso-width-relative:margin;mso-height-relative:margin;v-text-anchor:top" o:gfxdata="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" filled="f" stroked="f">
+                <v:textbox>
+                  <w:txbxContent>
+                    <w:p>
+                      <w:pPr>
+                        <w:bidi/>
+                        <w:jc w:val="center"/>
+                        <w:rPr>
+                          <w:rFonts w:cs="B Nazanin"/>
+                          <w:b/>
+                          <w:bCs/>
+                          <w:rtl/>
+                        </w:rPr>
+                      </w:pPr>
+                      <w:r>
+                        <w:rPr>
+                          <w:rFonts w:cs="B Nazanin" w:hint="cs"/>
+                          <w:b/>
+                          <w:bCs/>
+                          <w:rtl/>
+                        </w:rPr>
+                        <w:t>یادگیری ماشین کاربردی</w:t>
+                      </w:r>
+                    </w:p>
+                    <w:p>
+                      <w:pPr>
+                        <w:jc w:val="center"/>
+                        <w:rPr>
+                          <w:rFonts w:cs="B Nazanin"/>
+                          <w:b/>
+                          <w:bCs/>
+                        </w:rPr>
+                      </w:pPr>
+                      <w:r>
+                        <w:rPr>
+                          <w:rFonts w:cs="B Nazanin" w:hint="cs"/>
+                          <w:b/>
+                          <w:bCs/>
+                          <w:rtl/>
+                        </w:rPr>
+                        <w:t xml:space="preserve">دکتر </w:t>
+                      </w:r>
+                      <w:r>
+                        <w:rPr>
+                          <w:rFonts w:cs="B Nazanin" w:hint="cs"/>
+                          <w:b/>
+                          <w:bCs/>
+                          <w:rtl/>
+                        </w:rPr>
+                        <w:t>ناظرفرد</w:t>
+                      </w:r>
+                    </w:p>
+                    <w:p>
+                      <w:pPr>
+                        <w:jc w:val="center"/>
+                        <w:rPr>
+                          <w:rFonts w:cs="B Nazanin"/>
+                          <w:b/>
+                          <w:bCs/>
+                        </w:rPr>
+                      </w:pPr>
+                    </w:p>
+                    <w:p>
+                      <w:pPr>
+                        <w:jc w:val="center"/>
+                        <w:rPr>
+                          <w:rFonts w:cs="B Nazanin"/>
+                          <w:b/>
+                          <w:bCs/>
+                          <w:rtl/>
+                          <w:lang w:bidi="fa-IR"/>
+                        </w:rPr>
+                      </w:pPr>
+                      <w:r>
+                        <w:rPr>
+                          <w:rFonts w:cs="B Nazanin" w:hint="cs"/>
+                          <w:b/>
+                          <w:bCs/>
+                          <w:rtl/>
+                          <w:lang w:bidi="fa-IR"/>
+                        </w:rPr>
+                        <w:t>شایان نقی زاده</w:t>
+                      </w:r>
+                    </w:p>
+                    <w:p>
+                      <w:pPr>
+                        <w:jc w:val="center"/>
+                        <w:rPr>
+                          <w:rFonts w:cs="B Nazanin"/>
+                          <w:b/>
+                          <w:bCs/>
+                          <w:rtl/>
+                          <w:lang w:bidi="fa-IR"/>
+                        </w:rPr>
+                      </w:pPr>
+                      <w:r>
+                        <w:rPr>
+                          <w:rFonts w:cs="B Nazanin" w:hint="cs"/>
+                          <w:b/>
+                          <w:bCs/>
+                          <w:rtl/>
+                          <w:lang w:bidi="fa-IR"/>
+                        </w:rPr>
+                        <w:t>402131043</w:t>
+                      </w:r>
+                    </w:p>
+                    <w:p>
+                      <w:pPr>
+                        <w:jc w:val="center"/>
+                        <w:rPr>
+                          <w:rFonts w:cs="B Nazanin"/>
+                          <w:b/>
+                          <w:bCs/>
+                          <w:rtl/>
+                          <w:lang w:bidi="fa-IR"/>
+                        </w:rPr>
+                      </w:pPr>
+                      <w:r>
+                        <w:rPr>
+                          <w:rFonts w:cs="B Nazanin" w:hint="cs"/>
+                          <w:b/>
+                          <w:bCs/>
+                          <w:rtl/>
+                        </w:rPr>
+                        <w:t xml:space="preserve">تمرین </w:t>
+                      </w:r>
+                      <w:r>
+                        <w:rPr>
+                          <w:rFonts w:cs="B Nazanin" w:hint="cs"/>
+                          <w:b/>
+                          <w:bCs/>
+                          <w:rtl/>
+                        </w:rPr>
+                        <w:t>دوم</w:t>
+                      </w:r>
+                    </w:p>
+                  </w:txbxContent>
+                </v:textbox>
+                <w10:wrap type="square" anchorx="margin"/>
+              </v:shape>
+            </w:pict>
+          </mc:Fallback>
+        </mc:AlternateContent>
+      </w:r>
+    </w:p>
+    <w:p>
+      <w:pPr>
+        <w:bidi/>
+        <w:rPr>
+          <w:rFonts w:cs="B Nazanin"/>
+          <w:rtl/>
+          <w:lang w:bidi="fa-IR"/>
+        </w:rPr>
+      </w:pPr>
+    </w:p>
+    <w:p>
+      <w:pPr>
+        <w:bidi/>
+        <w:rPr>
+          <w:rFonts w:cs="B Nazanin"/>
+          <w:rtl/>
+          <w:lang w:bidi="fa-IR"/>
+        </w:rPr>
+      </w:pPr>
+    </w:p>
+    <w:p>
+      <w:pPr>
+        <w:bidi/>
+        <w:rPr>
+          <w:rFonts w:cs="B Nazanin"/>
+          <w:rtl/>
+          <w:lang w:bidi="fa-IR"/>
+        </w:rPr>
+      </w:pPr>
+    </w:p>
+    <w:p>
+      <w:pPr>
+        <w:bidi/>
+        <w:rPr>
+          <w:rFonts w:cs="B Nazanin"/>
+          <w:rtl/>
+          <w:lang w:bidi="fa-IR"/>
+        </w:rPr>
+      </w:pPr>
+    </w:p>
+    <w:p>
+      <w:pPr>
+        <w:bidi/>
+        <w:rPr>
+          <w:rFonts w:cs="B Nazanin"/>
+          <w:rtl/>
+          <w:lang w:bidi="fa-IR"/>
+        </w:rPr>
+      </w:pPr>
+    </w:p>
+    <w:p>
+      <w:pPr>
+        <w:bidi/>
+        <w:rPr>
+          <w:rFonts w:cs="B Nazanin"/>
+          <w:rtl/>
+          <w:lang w:bidi="fa-IR"/>
+        </w:rPr>
+      </w:pPr>
+    </w:p>
+    <w:p>
+      <w:pPr>
+        <w:bidi/>
+        <w:rPr>
+          <w:rFonts w:cs="B Nazanin"/>
+          <w:rtl/>
+          <w:lang w:bidi="fa-IR"/>
+        </w:rPr>
+      </w:pPr>
+    </w:p>
+    <w:p>
+      <w:pPr>
+        <w:bidi/>
+        <w:rPr>
+          <w:rFonts w:cs="B Nazanin"/>
+          <w:rtl/>
+          <w:lang w:bidi="fa-IR"/>
+        </w:rPr>
+      </w:pPr>
+    </w:p>
+    <w:p>
+      <w:pPr>
+        <w:bidi/>
+        <w:rPr>
+          <w:rFonts w:cs="B Nazanin"/>
+          <w:rtl/>
+          <w:lang w:bidi="fa-IR"/>
+        </w:rPr>
+      </w:pPr>
+    </w:p>
+    <w:p>
+      <w:pPr>
+        <w:bidi/>
+        <w:rPr>
+          <w:rFonts w:cs="B Nazanin"/>
+          <w:rtl/>
+          <w:lang w:bidi="fa-IR"/>
+        </w:rPr>
+      </w:pPr>
+    </w:p>
+    <w:p>
+      <w:pPr>
+        <w:bidi/>
+        <w:rPr>
+          <w:rFonts w:cs="B Nazanin"/>
+          <w:rtl/>
+          <w:lang w:bidi="fa-IR"/>
+        </w:rPr>
+      </w:pPr>
+    </w:p>
+    <w:p>
+      <w:pPr>
+        <w:bidi/>
+        <w:rPr>
+          <w:rFonts w:cs="B Nazanin"/>
+          <w:rtl/>
+          <w:lang w:bidi="fa-IR"/>
+        </w:rPr>
+      </w:pPr>
+    </w:p>
+    <w:p>
+      <w:pPr>
+        <w:bidi/>
+        <w:rPr>
+          <w:rFonts w:cs="B Nazanin"/>
+          <w:rtl/>
+          <w:lang w:bidi="fa-IR"/>
+        </w:rPr>
+      </w:pPr>
+    </w:p>
+    <w:p>
+      <w:pPr>
+        <w:bidi/>
+        <w:rPr>
+          <w:rFonts w:cs="B Nazanin"/>
+          <w:rtl/>
+          <w:lang w:bidi="fa-IR"/>
+        </w:rPr>
+      </w:pPr>
+    </w:p>
+    <w:p>
+      <w:pPr>
+        <w:bidi/>
+        <w:jc w:val="center"/>
+        <w:rPr>
+          <w:rFonts w:cs="B Nazanin"/>
+          <w:b/>
+          <w:bCs/>
+          <w:sz w:val="32"/>
+          <w:szCs w:val="32"/>
+          <w:rtl/>
+          <w:lang w:bidi="fa-IR"/>
+        </w:rPr>
+      </w:pPr>
+      <w:r>
+        <w:rPr>
+          <w:rFonts w:cs="B Nazanin" w:hint="cs"/>
+          <w:b/>
+          <w:bCs/>
+          <w:sz w:val="32"/>
+          <w:szCs w:val="32"/>
           <w:rtl/>
           <w:lang w:bidi="fa-IR"/>
         </w:rPr>
         <w:lastRenderedPageBreak/>
-        <w:t>سوال 1)</w:t>
-      </w:r>
-    </w:p>
-    <w:p>
-      <w:pPr>
-        <w:bidi/>
-        <w:rPr>
-          <w:rFonts w:cs="B Nazanin"/>
-          <w:rtl/>
-          <w:lang w:bidi="fa-IR"/>
-        </w:rPr>
-      </w:pPr>
-      <w:r>
-        <w:rPr>
-          <w:rFonts w:cs="B Nazanin" w:hint="cs"/>
+        <w:t>فهرست</w:t>
+      </w:r>
+    </w:p>
+    <w:sdt>
+      <w:sdtPr>
+        <w:id w:val="-186453796"/>
+        <w:docPartObj>
+          <w:docPartGallery w:val="Table of Contents"/>
+          <w:docPartUnique/>
+        </w:docPartObj>
+      </w:sdtPr>
+      <w:sdtEndPr>
+        <w:rPr>
+          <w:rFonts w:asciiTheme="minorHAnsi" w:eastAsiaTheme="minorHAnsi" w:hAnsiTheme="minorHAnsi" w:cstheme="minorBidi"/>
+          <w:b/>
+          <w:bCs/>
+          <w:noProof/>
+          <w:color w:val="auto"/>
+          <w:kern w:val="2"/>
+          <w:sz w:val="24"/>
+          <w:szCs w:val="24"/>
+          <w14:ligatures w14:val="standardContextual"/>
+        </w:rPr>
+      </w:sdtEndPr>
+      <w:sdtContent>
+        <w:p>
+          <w:pPr>
+            <w:pStyle w:val="TOCHeading"/>
+          </w:pPr>
+        </w:p>
+        <w:p>
+          <w:pPr>
+            <w:pStyle w:val="TOC1"/>
+            <w:rPr>
+              <w:b/>
+              <w:bCs/>
+            </w:rPr>
+          </w:pPr>
+          <w:r>
+            <w:fldChar w:fldCharType="begin"/>
+          </w:r>
+          <w:r>
+            <w:instrText xml:space="preserve"> TOC \o "1-3" \h \z \u </w:instrText>
+          </w:r>
+          <w:r>
+            <w:fldChar w:fldCharType="separate"/>
+          </w:r>
+          <w:hyperlink w:anchor="_Toc196062438" w:history="1">
+            <w:r>
+              <w:rPr>
+                <w:rStyle w:val="Hyperlink"/>
+                <w:rFonts w:hint="cs"/>
+                <w:b/>
+                <w:bCs/>
+                <w:rtl/>
+              </w:rPr>
+              <w:t>سوال اول</w:t>
+            </w:r>
+            <w:r>
+              <w:rPr>
+                <w:rStyle w:val="Hyperlink"/>
+                <w:rFonts w:hint="cs"/>
+                <w:b/>
+                <w:bCs/>
+                <w:rtl/>
+              </w:rPr>
+              <w:t xml:space="preserve"> </w:t>
+            </w:r>
+            <w:r>
+              <w:rPr>
+                <w:b/>
+                <w:bCs/>
+                <w:webHidden/>
+              </w:rPr>
+              <w:tab/>
+            </w:r>
+            <w:r>
+              <w:rPr>
+                <w:b/>
+                <w:bCs/>
+                <w:webHidden/>
+              </w:rPr>
+              <w:fldChar w:fldCharType="begin"/>
+            </w:r>
+            <w:r>
+              <w:rPr>
+                <w:b/>
+                <w:bCs/>
+                <w:webHidden/>
+              </w:rPr>
+              <w:instrText xml:space="preserve"> PAGEREF _Toc196062438 \h </w:instrText>
+            </w:r>
+            <w:r>
+              <w:rPr>
+                <w:b/>
+                <w:bCs/>
+                <w:webHidden/>
+              </w:rPr>
+            </w:r>
+            <w:r>
+              <w:rPr>
+                <w:b/>
+                <w:bCs/>
+                <w:webHidden/>
+              </w:rPr>
+              <w:fldChar w:fldCharType="separate"/>
+            </w:r>
+            <w:r>
+              <w:rPr>
+                <w:b/>
+                <w:bCs/>
+                <w:webHidden/>
+                <w:rtl/>
+              </w:rPr>
+              <w:t>1</w:t>
+            </w:r>
+            <w:r>
+              <w:rPr>
+                <w:b/>
+                <w:bCs/>
+                <w:webHidden/>
+              </w:rPr>
+              <w:fldChar w:fldCharType="end"/>
+            </w:r>
+          </w:hyperlink>
+        </w:p>
+        <w:p>
+          <w:pPr>
+            <w:pStyle w:val="TOC1"/>
+            <w:rPr>
+              <w:b/>
+              <w:bCs/>
+            </w:rPr>
+          </w:pPr>
+          <w:r>
+            <w:rPr>
+              <w:rStyle w:val="Hyperlink"/>
+              <w:b/>
+              <w:bCs/>
+            </w:rPr>
+            <w:fldChar w:fldCharType="begin"/>
+          </w:r>
+          <w:r>
+            <w:rPr>
+              <w:rStyle w:val="Hyperlink"/>
+              <w:b/>
+              <w:bCs/>
+            </w:rPr>
+            <w:instrText xml:space="preserve"> </w:instrText>
+          </w:r>
+          <w:r>
+            <w:rPr>
+              <w:b/>
+              <w:bCs/>
+            </w:rPr>
+            <w:instrText>HYPERLINK \l "_Toc196062439"</w:instrText>
+          </w:r>
+          <w:r>
+            <w:rPr>
+              <w:rStyle w:val="Hyperlink"/>
+              <w:b/>
+              <w:bCs/>
+            </w:rPr>
+            <w:instrText xml:space="preserve"> </w:instrText>
+          </w:r>
+          <w:r>
+            <w:rPr>
+              <w:rStyle w:val="Hyperlink"/>
+              <w:b/>
+              <w:bCs/>
+            </w:rPr>
+          </w:r>
+          <w:r>
+            <w:rPr>
+              <w:rStyle w:val="Hyperlink"/>
+              <w:b/>
+              <w:bCs/>
+            </w:rPr>
+            <w:fldChar w:fldCharType="separate"/>
+          </w:r>
+          <w:r>
+            <w:rPr>
+              <w:rStyle w:val="Hyperlink"/>
+              <w:rFonts w:hint="cs"/>
+              <w:b/>
+              <w:bCs/>
+              <w:rtl/>
+            </w:rPr>
+            <w:t xml:space="preserve">سوال </w:t>
+          </w:r>
+          <w:r>
+            <w:rPr>
+              <w:rStyle w:val="Hyperlink"/>
+              <w:rFonts w:hint="cs"/>
+              <w:b/>
+              <w:bCs/>
+              <w:rtl/>
+            </w:rPr>
+            <w:t>د</w:t>
+          </w:r>
+          <w:r>
+            <w:rPr>
+              <w:rStyle w:val="Hyperlink"/>
+              <w:rFonts w:hint="cs"/>
+              <w:b/>
+              <w:bCs/>
+              <w:rtl/>
+            </w:rPr>
+            <w:t>وم</w:t>
+          </w:r>
+          <w:r>
+            <w:rPr>
+              <w:b/>
+              <w:bCs/>
+              <w:webHidden/>
+            </w:rPr>
+            <w:tab/>
+          </w:r>
+          <w:r>
+            <w:rPr>
+              <w:b/>
+              <w:bCs/>
+              <w:webHidden/>
+            </w:rPr>
+            <w:t>15</w:t>
+          </w:r>
+          <w:r>
+            <w:rPr>
+              <w:rStyle w:val="Hyperlink"/>
+              <w:b/>
+              <w:bCs/>
+            </w:rPr>
+            <w:fldChar w:fldCharType="end"/>
+          </w:r>
+        </w:p>
+        <w:p>
+          <w:pPr>
+            <w:pStyle w:val="TOC1"/>
+            <w:rPr>
+              <w:b/>
+              <w:bCs/>
+            </w:rPr>
+          </w:pPr>
+          <w:hyperlink w:anchor="_Toc196062440" w:history="1">
+            <w:r>
+              <w:rPr>
+                <w:rStyle w:val="Hyperlink"/>
+                <w:rFonts w:hint="cs"/>
+                <w:b/>
+                <w:bCs/>
+                <w:rtl/>
+              </w:rPr>
+              <w:t>سوا</w:t>
+            </w:r>
+            <w:r>
+              <w:rPr>
+                <w:rStyle w:val="Hyperlink"/>
+                <w:rFonts w:hint="cs"/>
+                <w:b/>
+                <w:bCs/>
+                <w:rtl/>
+              </w:rPr>
+              <w:t>ل</w:t>
+            </w:r>
+            <w:r>
+              <w:rPr>
+                <w:rStyle w:val="Hyperlink"/>
+                <w:rFonts w:hint="cs"/>
+                <w:b/>
+                <w:bCs/>
+                <w:rtl/>
+              </w:rPr>
+              <w:t xml:space="preserve"> سوم</w:t>
+            </w:r>
+            <w:r>
+              <w:rPr>
+                <w:b/>
+                <w:bCs/>
+                <w:webHidden/>
+              </w:rPr>
+              <w:tab/>
+            </w:r>
+            <w:r>
+              <w:rPr>
+                <w:b/>
+                <w:bCs/>
+                <w:webHidden/>
+              </w:rPr>
+              <w:t>26</w:t>
+            </w:r>
+          </w:hyperlink>
+        </w:p>
+        <w:p>
+          <w:r>
+            <w:rPr>
+              <w:b/>
+              <w:bCs/>
+              <w:noProof/>
+            </w:rPr>
+            <w:fldChar w:fldCharType="end"/>
+          </w:r>
+        </w:p>
+      </w:sdtContent>
+    </w:sdt>
+    <w:p>
+      <w:pPr>
+        <w:bidi/>
+        <w:rPr>
+          <w:rFonts w:cs="B Nazanin"/>
+          <w:rtl/>
+          <w:lang w:bidi="fa-IR"/>
+        </w:rPr>
+      </w:pPr>
+    </w:p>
+    <w:p>
+      <w:pPr>
+        <w:bidi/>
+        <w:rPr>
+          <w:rFonts w:cs="B Nazanin"/>
+          <w:rtl/>
+          <w:lang w:bidi="fa-IR"/>
+        </w:rPr>
+      </w:pPr>
+    </w:p>
+    <w:p>
+      <w:pPr>
+        <w:bidi/>
+        <w:rPr>
+          <w:rFonts w:cs="B Nazanin"/>
+          <w:rtl/>
+          <w:lang w:bidi="fa-IR"/>
+        </w:rPr>
+      </w:pPr>
+    </w:p>
+    <w:p>
+      <w:pPr>
+        <w:bidi/>
+        <w:rPr>
+          <w:rFonts w:cs="B Nazanin"/>
+          <w:rtl/>
+          <w:lang w:bidi="fa-IR"/>
+        </w:rPr>
+      </w:pPr>
+    </w:p>
+    <w:p>
+      <w:pPr>
+        <w:bidi/>
+        <w:rPr>
+          <w:rFonts w:cs="B Nazanin"/>
+          <w:rtl/>
+          <w:lang w:bidi="fa-IR"/>
+        </w:rPr>
+      </w:pPr>
+    </w:p>
+    <w:p>
+      <w:pPr>
+        <w:bidi/>
+        <w:rPr>
+          <w:rFonts w:cs="B Nazanin"/>
+          <w:rtl/>
+          <w:lang w:bidi="fa-IR"/>
+        </w:rPr>
+      </w:pPr>
+    </w:p>
+    <w:p>
+      <w:pPr>
+        <w:bidi/>
+        <w:rPr>
+          <w:rFonts w:cs="B Nazanin"/>
+          <w:rtl/>
+          <w:lang w:bidi="fa-IR"/>
+        </w:rPr>
+      </w:pPr>
+    </w:p>
+    <w:p>
+      <w:pPr>
+        <w:bidi/>
+        <w:rPr>
+          <w:rFonts w:cs="B Nazanin"/>
+          <w:rtl/>
+          <w:lang w:bidi="fa-IR"/>
+        </w:rPr>
+      </w:pPr>
+    </w:p>
+    <w:p>
+      <w:pPr>
+        <w:bidi/>
+        <w:rPr>
+          <w:rFonts w:cs="B Nazanin"/>
+          <w:rtl/>
+          <w:lang w:bidi="fa-IR"/>
+        </w:rPr>
+      </w:pPr>
+    </w:p>
+    <w:p>
+      <w:pPr>
+        <w:bidi/>
+        <w:rPr>
+          <w:rFonts w:cs="B Nazanin"/>
+          <w:rtl/>
+          <w:lang w:bidi="fa-IR"/>
+        </w:rPr>
+      </w:pPr>
+    </w:p>
+    <w:p>
+      <w:pPr>
+        <w:bidi/>
+        <w:rPr>
+          <w:rFonts w:cs="B Nazanin"/>
+          <w:rtl/>
+          <w:lang w:bidi="fa-IR"/>
+        </w:rPr>
+      </w:pPr>
+    </w:p>
+    <w:p>
+      <w:pPr>
+        <w:bidi/>
+        <w:rPr>
+          <w:rFonts w:cs="B Nazanin"/>
+          <w:rtl/>
+          <w:lang w:bidi="fa-IR"/>
+        </w:rPr>
+      </w:pPr>
+    </w:p>
+    <w:p>
+      <w:pPr>
+        <w:bidi/>
+        <w:rPr>
+          <w:rFonts w:cs="B Nazanin"/>
+          <w:rtl/>
+          <w:lang w:bidi="fa-IR"/>
+        </w:rPr>
+      </w:pPr>
+    </w:p>
+    <w:p>
+      <w:pPr>
+        <w:bidi/>
+        <w:rPr>
+          <w:rFonts w:cs="B Nazanin"/>
+          <w:rtl/>
+          <w:lang w:bidi="fa-IR"/>
+        </w:rPr>
+      </w:pPr>
+    </w:p>
+    <w:p>
+      <w:pPr>
+        <w:bidi/>
+        <w:rPr>
+          <w:rFonts w:cs="B Nazanin"/>
+          <w:rtl/>
+          <w:lang w:bidi="fa-IR"/>
+        </w:rPr>
+        <w:sectPr>
+          <w:headerReference w:type="default" r:id="rId9"/>
+          <w:pgSz w:w="12240" w:h="15840"/>
+          <w:pgMar w:top="1440" w:right="1440" w:bottom="1440" w:left="1440" w:header="720" w:footer="720" w:gutter="0"/>
+          <w:pgBorders w:offsetFrom="page">
+            <w:top w:val="thinThickSmallGap" w:sz="24" w:space="24" w:color="auto"/>
+            <w:left w:val="thinThickSmallGap" w:sz="24" w:space="24" w:color="auto"/>
+            <w:bottom w:val="thickThinSmallGap" w:sz="24" w:space="24" w:color="auto"/>
+            <w:right w:val="thickThinSmallGap" w:sz="24" w:space="24" w:color="auto"/>
+          </w:pgBorders>
+          <w:cols w:space="720"/>
+          <w:docGrid w:linePitch="360"/>
+        </w:sectPr>
+      </w:pPr>
+    </w:p>
+    <w:p>
+      <w:pPr>
+        <w:bidi/>
+        <w:rPr>
+          <w:rFonts w:cs="B Nazanin"/>
+          <w:rtl/>
+          <w:lang w:bidi="fa-IR"/>
+        </w:rPr>
+      </w:pPr>
+    </w:p>
+    <w:p>
+      <w:pPr>
+        <w:pStyle w:val="Heading1"/>
+        <w:bidi/>
+        <w:rPr>
+          <w:rFonts w:cs="B Nazanin"/>
+          <w:color w:val="000000" w:themeColor="text1"/>
+          <w:sz w:val="28"/>
+          <w:szCs w:val="28"/>
+          <w:rtl/>
+          <w:lang w:bidi="fa-IR"/>
+        </w:rPr>
+      </w:pPr>
+      <w:bookmarkStart w:id="0" w:name="_Toc196062438"/>
+      <w:r>
+        <w:rPr>
+          <w:rFonts w:cs="B Nazanin" w:hint="cs"/>
+          <w:color w:val="000000" w:themeColor="text1"/>
+          <w:sz w:val="28"/>
+          <w:szCs w:val="28"/>
           <w:rtl/>
           <w:lang w:bidi="fa-IR"/>
         </w:rPr>
         <w:t>1)</w:t>
       </w:r>
+      <w:bookmarkEnd w:id="0"/>
     </w:p>
     <w:p>
       <w:pPr>
@@ -335,7 +1259,7 @@
                     <pic:cNvPicPr/>
                   </pic:nvPicPr>
                   <pic:blipFill>
-                    <a:blip r:embed="rId8"/>
+                    <a:blip r:embed="rId10"/>
                     <a:stretch>
                       <a:fillRect/>
                     </a:stretch>
@@ -377,6 +1301,7 @@
     <w:p>
       <w:pPr>
         <w:bidi/>
+        <w:jc w:val="center"/>
         <w:rPr>
           <w:rFonts w:cs="B Nazanin"/>
           <w:rtl/>
@@ -389,9 +1314,9 @@
           <w:noProof/>
         </w:rPr>
         <w:drawing>
-          <wp:inline distT="0" distB="0" distL="0" distR="0" wp14:anchorId="61D37B2B" wp14:editId="22D20CBD">
-            <wp:extent cx="5943600" cy="952500"/>
-            <wp:effectExtent l="0" t="0" r="0" b="0"/>
+          <wp:inline distT="0" distB="0" distL="0" distR="0" wp14:anchorId="61D37B2B" wp14:editId="1A43AF9E">
+            <wp:extent cx="4946904" cy="792773"/>
+            <wp:effectExtent l="0" t="0" r="6350" b="7620"/>
             <wp:docPr id="836465807" name="Picture 1"/>
             <wp:cNvGraphicFramePr>
               <a:graphicFrameLocks xmlns:a="http://schemas.openxmlformats.org/drawingml/2006/main" noChangeAspect="1"/>
@@ -404,7 +1329,7 @@
                     <pic:cNvPicPr/>
                   </pic:nvPicPr>
                   <pic:blipFill>
-                    <a:blip r:embed="rId9"/>
+                    <a:blip r:embed="rId11"/>
                     <a:stretch>
                       <a:fillRect/>
                     </a:stretch>
@@ -412,7 +1337,7 @@
                   <pic:spPr>
                     <a:xfrm>
                       <a:off x="0" y="0"/>
-                      <a:ext cx="5943600" cy="952500"/>
+                      <a:ext cx="4986193" cy="799069"/>
                     </a:xfrm>
                     <a:prstGeom prst="rect">
                       <a:avLst/>
@@ -424,6 +1349,16 @@
           </wp:inline>
         </w:drawing>
       </w:r>
+    </w:p>
+    <w:p>
+      <w:pPr>
+        <w:bidi/>
+        <w:rPr>
+          <w:rFonts w:cs="B Nazanin"/>
+          <w:rtl/>
+          <w:lang w:bidi="fa-IR"/>
+        </w:rPr>
+      </w:pPr>
       <w:r>
         <w:rPr>
           <w:rFonts w:cs="B Nazanin" w:hint="cs"/>
@@ -462,7 +1397,7 @@
                     <pic:cNvPicPr/>
                   </pic:nvPicPr>
                   <pic:blipFill>
-                    <a:blip r:embed="rId10"/>
+                    <a:blip r:embed="rId12"/>
                     <a:stretch>
                       <a:fillRect/>
                     </a:stretch>
@@ -549,7 +1484,7 @@
                     <pic:cNvPicPr/>
                   </pic:nvPicPr>
                   <pic:blipFill>
-                    <a:blip r:embed="rId11"/>
+                    <a:blip r:embed="rId13"/>
                     <a:stretch>
                       <a:fillRect/>
                     </a:stretch>
@@ -580,17 +1515,6 @@
           <w:lang w:bidi="fa-IR"/>
         </w:rPr>
       </w:pPr>
-    </w:p>
-    <w:p>
-      <w:pPr>
-        <w:bidi/>
-        <w:jc w:val="both"/>
-        <w:rPr>
-          <w:rFonts w:cs="B Nazanin"/>
-          <w:rtl/>
-          <w:lang w:bidi="fa-IR"/>
-        </w:rPr>
-      </w:pPr>
       <w:r>
         <w:rPr>
           <w:rFonts w:cs="B Nazanin" w:hint="cs"/>
@@ -691,6 +1615,7 @@
     <w:p>
       <w:pPr>
         <w:bidi/>
+        <w:jc w:val="center"/>
         <w:rPr>
           <w:rFonts w:cs="B Nazanin"/>
           <w:noProof/>
@@ -703,9 +1628,9 @@
           <w:noProof/>
         </w:rPr>
         <w:drawing>
-          <wp:inline distT="0" distB="0" distL="0" distR="0" wp14:anchorId="1DCA507E" wp14:editId="4DD0BF39">
-            <wp:extent cx="5943600" cy="1967230"/>
-            <wp:effectExtent l="0" t="0" r="0" b="0"/>
+          <wp:inline distT="0" distB="0" distL="0" distR="0" wp14:anchorId="1DCA507E" wp14:editId="671A1C89">
+            <wp:extent cx="5577840" cy="1846170"/>
+            <wp:effectExtent l="0" t="0" r="3810" b="1905"/>
             <wp:docPr id="1780501269" name="Picture 1"/>
             <wp:cNvGraphicFramePr>
               <a:graphicFrameLocks xmlns:a="http://schemas.openxmlformats.org/drawingml/2006/main" noChangeAspect="1"/>
@@ -718,7 +1643,7 @@
                     <pic:cNvPicPr/>
                   </pic:nvPicPr>
                   <pic:blipFill>
-                    <a:blip r:embed="rId12"/>
+                    <a:blip r:embed="rId14"/>
                     <a:stretch>
                       <a:fillRect/>
                     </a:stretch>
@@ -726,7 +1651,7 @@
                   <pic:spPr>
                     <a:xfrm>
                       <a:off x="0" y="0"/>
-                      <a:ext cx="5943600" cy="1967230"/>
+                      <a:ext cx="5587265" cy="1849289"/>
                     </a:xfrm>
                     <a:prstGeom prst="rect">
                       <a:avLst/>
@@ -744,7 +1669,6 @@
         <w:bidi/>
         <w:rPr>
           <w:rFonts w:cs="B Nazanin"/>
-          <w:rtl/>
           <w:lang w:bidi="fa-IR"/>
         </w:rPr>
       </w:pPr>
@@ -812,112 +1736,12 @@
           <w:lang w:bidi="fa-IR"/>
         </w:rPr>
       </w:pPr>
-    </w:p>
-    <w:p>
-      <w:pPr>
-        <w:bidi/>
-        <w:rPr>
-          <w:rFonts w:cs="B Nazanin"/>
-          <w:rtl/>
-          <w:lang w:bidi="fa-IR"/>
-        </w:rPr>
-      </w:pPr>
-    </w:p>
-    <w:p>
-      <w:pPr>
-        <w:bidi/>
-        <w:rPr>
-          <w:rFonts w:cs="B Nazanin"/>
-          <w:rtl/>
-          <w:lang w:bidi="fa-IR"/>
-        </w:rPr>
-      </w:pPr>
-    </w:p>
-    <w:p>
-      <w:pPr>
-        <w:bidi/>
-        <w:rPr>
-          <w:rFonts w:cs="B Nazanin"/>
-          <w:rtl/>
-          <w:lang w:bidi="fa-IR"/>
-        </w:rPr>
-      </w:pPr>
-    </w:p>
-    <w:p>
-      <w:pPr>
-        <w:bidi/>
-        <w:rPr>
-          <w:rFonts w:cs="B Nazanin"/>
-          <w:rtl/>
-          <w:lang w:bidi="fa-IR"/>
-        </w:rPr>
-      </w:pPr>
-    </w:p>
-    <w:p>
-      <w:pPr>
-        <w:bidi/>
-        <w:rPr>
-          <w:rFonts w:cs="B Nazanin"/>
-          <w:rtl/>
-          <w:lang w:bidi="fa-IR"/>
-        </w:rPr>
-      </w:pPr>
-    </w:p>
-    <w:p>
-      <w:pPr>
-        <w:bidi/>
-        <w:rPr>
-          <w:rFonts w:cs="B Nazanin"/>
-          <w:rtl/>
-          <w:lang w:bidi="fa-IR"/>
-        </w:rPr>
-      </w:pPr>
-    </w:p>
-    <w:p>
-      <w:pPr>
-        <w:bidi/>
-        <w:rPr>
-          <w:rFonts w:cs="B Nazanin"/>
-          <w:rtl/>
-          <w:lang w:bidi="fa-IR"/>
-        </w:rPr>
-      </w:pPr>
-    </w:p>
-    <w:p>
-      <w:pPr>
-        <w:bidi/>
-        <w:rPr>
-          <w:rFonts w:cs="B Nazanin"/>
-          <w:rtl/>
-          <w:lang w:bidi="fa-IR"/>
-        </w:rPr>
-      </w:pPr>
-    </w:p>
-    <w:p>
-      <w:pPr>
-        <w:bidi/>
-        <w:rPr>
-          <w:rFonts w:cs="B Nazanin"/>
-          <w:lang w:bidi="fa-IR"/>
-        </w:rPr>
-      </w:pPr>
-    </w:p>
-    <w:p>
-      <w:pPr>
-        <w:bidi/>
-        <w:rPr>
-          <w:rFonts w:cs="B Nazanin"/>
-          <w:rtl/>
-          <w:lang w:bidi="fa-IR"/>
-        </w:rPr>
-      </w:pPr>
-      <w:r>
-        <w:rPr>
-          <w:rFonts w:cs="B Nazanin" w:hint="cs"/>
-          <w:rtl/>
-          <w:lang w:bidi="fa-IR"/>
-        </w:rPr>
-        <w:lastRenderedPageBreak/>
+      <w:r>
+        <w:rPr>
+          <w:rFonts w:cs="B Nazanin" w:hint="cs"/>
+          <w:rtl/>
+          <w:lang w:bidi="fa-IR"/>
+        </w:rPr>
         <w:t>3)</w:t>
       </w:r>
     </w:p>
@@ -942,6 +1766,7 @@
     <w:p>
       <w:pPr>
         <w:bidi/>
+        <w:jc w:val="center"/>
         <w:rPr>
           <w:rFonts w:cs="B Nazanin"/>
           <w:noProof/>
@@ -953,9 +1778,9 @@
           <w:noProof/>
         </w:rPr>
         <w:drawing>
-          <wp:inline distT="0" distB="0" distL="0" distR="0" wp14:anchorId="2256378A" wp14:editId="589A3B5E">
-            <wp:extent cx="5943600" cy="4184650"/>
-            <wp:effectExtent l="0" t="0" r="0" b="6350"/>
+          <wp:inline distT="0" distB="0" distL="0" distR="0" wp14:anchorId="2256378A" wp14:editId="6BBC4C32">
+            <wp:extent cx="4288536" cy="3019385"/>
+            <wp:effectExtent l="0" t="0" r="0" b="0"/>
             <wp:docPr id="1741210978" name="Picture 1"/>
             <wp:cNvGraphicFramePr>
               <a:graphicFrameLocks xmlns:a="http://schemas.openxmlformats.org/drawingml/2006/main" noChangeAspect="1"/>
@@ -968,7 +1793,7 @@
                     <pic:cNvPicPr/>
                   </pic:nvPicPr>
                   <pic:blipFill>
-                    <a:blip r:embed="rId13"/>
+                    <a:blip r:embed="rId15"/>
                     <a:stretch>
                       <a:fillRect/>
                     </a:stretch>
@@ -976,7 +1801,7 @@
                   <pic:spPr>
                     <a:xfrm>
                       <a:off x="0" y="0"/>
-                      <a:ext cx="5943600" cy="4184650"/>
+                      <a:ext cx="4299468" cy="3027082"/>
                     </a:xfrm>
                     <a:prstGeom prst="rect">
                       <a:avLst/>
@@ -992,18 +1817,20 @@
     <w:p>
       <w:pPr>
         <w:bidi/>
-        <w:rPr>
-          <w:rFonts w:cs="B Nazanin"/>
-          <w:rtl/>
-          <w:lang w:bidi="fa-IR"/>
-        </w:rPr>
-      </w:pPr>
-      <w:r>
-        <w:rPr>
-          <w:rFonts w:cs="B Nazanin" w:hint="cs"/>
-          <w:rtl/>
-          <w:lang w:bidi="fa-IR"/>
-        </w:rPr>
+        <w:jc w:val="both"/>
+        <w:rPr>
+          <w:rFonts w:cs="B Nazanin"/>
+          <w:rtl/>
+          <w:lang w:bidi="fa-IR"/>
+        </w:rPr>
+      </w:pPr>
+      <w:r>
+        <w:rPr>
+          <w:rFonts w:cs="B Nazanin" w:hint="cs"/>
+          <w:rtl/>
+          <w:lang w:bidi="fa-IR"/>
+        </w:rPr>
+        <w:lastRenderedPageBreak/>
         <w:t>برای مطمعن شدن از ابعاد این ماتریس که به درستی رسم شده دستور زیر را اجرا می کنیم که مشاهده می کنیم ابعاد به صورت 13+1 که 1 همون لیبل ما است نشان داده شده است.</w:t>
       </w:r>
     </w:p>
@@ -1037,7 +1864,7 @@
                     <pic:cNvPicPr/>
                   </pic:nvPicPr>
                   <pic:blipFill>
-                    <a:blip r:embed="rId14"/>
+                    <a:blip r:embed="rId16"/>
                     <a:stretch>
                       <a:fillRect/>
                     </a:stretch>
@@ -1083,7 +1910,6 @@
           <w:rtl/>
           <w:lang w:bidi="fa-IR"/>
         </w:rPr>
-        <w:lastRenderedPageBreak/>
         <w:t xml:space="preserve">همچین راه حلی که می توان فهمید که روابط به درستی هستند از طریق تاثیر مثبت یا منفی ویژگی ها در لیبل ها است که مثلن تعداد اتاق ها باید </w:t>
       </w:r>
       <w:r>
@@ -1133,7 +1959,7 @@
                     <pic:cNvPicPr/>
                   </pic:nvPicPr>
                   <pic:blipFill>
-                    <a:blip r:embed="rId15"/>
+                    <a:blip r:embed="rId17"/>
                     <a:stretch>
                       <a:fillRect/>
                     </a:stretch>
@@ -1201,7 +2027,7 @@
                     <pic:cNvPicPr/>
                   </pic:nvPicPr>
                   <pic:blipFill>
-                    <a:blip r:embed="rId16"/>
+                    <a:blip r:embed="rId18"/>
                     <a:stretch>
                       <a:fillRect/>
                     </a:stretch>
@@ -1230,12 +2056,49 @@
           <w:lang w:bidi="fa-IR"/>
         </w:rPr>
       </w:pPr>
-      <w:r>
-        <w:rPr>
-          <w:rFonts w:cs="B Nazanin" w:hint="cs"/>
-          <w:rtl/>
-          <w:lang w:bidi="fa-IR"/>
-        </w:rPr>
+    </w:p>
+    <w:p>
+      <w:pPr>
+        <w:bidi/>
+        <w:rPr>
+          <w:rFonts w:cs="B Nazanin"/>
+          <w:lang w:bidi="fa-IR"/>
+        </w:rPr>
+      </w:pPr>
+    </w:p>
+    <w:p>
+      <w:pPr>
+        <w:bidi/>
+        <w:rPr>
+          <w:rFonts w:cs="B Nazanin"/>
+          <w:lang w:bidi="fa-IR"/>
+        </w:rPr>
+      </w:pPr>
+    </w:p>
+    <w:p>
+      <w:pPr>
+        <w:bidi/>
+        <w:rPr>
+          <w:rFonts w:cs="B Nazanin"/>
+          <w:lang w:bidi="fa-IR"/>
+        </w:rPr>
+      </w:pPr>
+    </w:p>
+    <w:p>
+      <w:pPr>
+        <w:bidi/>
+        <w:rPr>
+          <w:rFonts w:cs="B Nazanin"/>
+          <w:lang w:bidi="fa-IR"/>
+        </w:rPr>
+      </w:pPr>
+      <w:r>
+        <w:rPr>
+          <w:rFonts w:cs="B Nazanin" w:hint="cs"/>
+          <w:rtl/>
+          <w:lang w:bidi="fa-IR"/>
+        </w:rPr>
+        <w:lastRenderedPageBreak/>
         <w:t xml:space="preserve">نمودار </w:t>
       </w:r>
       <w:r>
@@ -1279,7 +2142,7 @@
                     <pic:cNvPicPr/>
                   </pic:nvPicPr>
                   <pic:blipFill>
-                    <a:blip r:embed="rId17"/>
+                    <a:blip r:embed="rId19"/>
                     <a:stretch>
                       <a:fillRect/>
                     </a:stretch>
@@ -1315,7 +2178,6 @@
           <w:rtl/>
           <w:lang w:bidi="fa-IR"/>
         </w:rPr>
-        <w:lastRenderedPageBreak/>
         <w:t>4)</w:t>
       </w:r>
     </w:p>
@@ -1477,7 +2339,7 @@
                     <pic:cNvPicPr/>
                   </pic:nvPicPr>
                   <pic:blipFill>
-                    <a:blip r:embed="rId18"/>
+                    <a:blip r:embed="rId20"/>
                     <a:stretch>
                       <a:fillRect/>
                     </a:stretch>
@@ -1512,16 +2374,35 @@
         <w:bidi/>
         <w:rPr>
           <w:rFonts w:cs="B Nazanin"/>
-          <w:rtl/>
-          <w:lang w:bidi="fa-IR"/>
-        </w:rPr>
-      </w:pPr>
-      <w:r>
-        <w:rPr>
-          <w:rFonts w:cs="B Nazanin" w:hint="cs"/>
-          <w:rtl/>
-          <w:lang w:bidi="fa-IR"/>
-        </w:rPr>
+          <w:lang w:bidi="fa-IR"/>
+        </w:rPr>
+      </w:pPr>
+    </w:p>
+    <w:p>
+      <w:pPr>
+        <w:bidi/>
+        <w:rPr>
+          <w:rFonts w:cs="B Nazanin"/>
+          <w:lang w:bidi="fa-IR"/>
+        </w:rPr>
+      </w:pPr>
+    </w:p>
+    <w:p>
+      <w:pPr>
+        <w:bidi/>
+        <w:rPr>
+          <w:rFonts w:cs="B Nazanin"/>
+          <w:rtl/>
+          <w:lang w:bidi="fa-IR"/>
+        </w:rPr>
+      </w:pPr>
+      <w:r>
+        <w:rPr>
+          <w:rFonts w:cs="B Nazanin" w:hint="cs"/>
+          <w:rtl/>
+          <w:lang w:bidi="fa-IR"/>
+        </w:rPr>
+        <w:lastRenderedPageBreak/>
         <w:t>5)</w:t>
       </w:r>
     </w:p>
@@ -1592,7 +2473,7 @@
                     <pic:cNvPicPr/>
                   </pic:nvPicPr>
                   <pic:blipFill>
-                    <a:blip r:embed="rId19"/>
+                    <a:blip r:embed="rId21"/>
                     <a:stretch>
                       <a:fillRect/>
                     </a:stretch>
@@ -1661,7 +2542,7 @@
                     <pic:cNvPicPr/>
                   </pic:nvPicPr>
                   <pic:blipFill>
-                    <a:blip r:embed="rId20"/>
+                    <a:blip r:embed="rId22"/>
                     <a:stretch>
                       <a:fillRect/>
                     </a:stretch>
@@ -1744,16 +2625,7 @@
           <w:rtl/>
           <w:lang w:bidi="fa-IR"/>
         </w:rPr>
-        <w:t xml:space="preserve"> نشان </w:t>
-      </w:r>
-      <w:r>
-        <w:rPr>
-          <w:rFonts w:cs="B Nazanin" w:hint="cs"/>
-          <w:rtl/>
-          <w:lang w:bidi="fa-IR"/>
-        </w:rPr>
-        <w:lastRenderedPageBreak/>
-        <w:t>دهنده عرض از مبدا است یعنی که می توان این رو هم برداشت که با صفر بودن این ویژگی مقدار خروجی چقدر خواهد شد.  که برای ویژگی تعداد اتاق این مقدار مثبت و نسبتا تاٍثیر گذار است.</w:t>
+        <w:t xml:space="preserve"> نشان دهنده عرض از مبدا است یعنی که می توان این رو هم برداشت که با صفر بودن این ویژگی مقدار خروجی چقدر خواهد شد.  که برای ویژگی تعداد اتاق این مقدار مثبت و نسبتا تاٍثیر گذار است.</w:t>
       </w:r>
     </w:p>
     <w:p>
@@ -1803,7 +2675,7 @@
                     <pic:cNvPicPr/>
                   </pic:nvPicPr>
                   <pic:blipFill>
-                    <a:blip r:embed="rId21"/>
+                    <a:blip r:embed="rId23"/>
                     <a:stretch>
                       <a:fillRect/>
                     </a:stretch>
@@ -1878,12 +2750,13 @@
           <w:lang w:bidi="fa-IR"/>
         </w:rPr>
       </w:pPr>
-      <w:bookmarkStart w:id="0" w:name="pic2"/>
+      <w:bookmarkStart w:id="1" w:name="pic2"/>
       <w:r>
         <w:rPr>
           <w:rFonts w:cs="B Nazanin"/>
           <w:noProof/>
         </w:rPr>
+        <w:lastRenderedPageBreak/>
         <w:drawing>
           <wp:inline distT="0" distB="0" distL="0" distR="0" wp14:anchorId="7DCCBE33" wp14:editId="5C222D78">
             <wp:extent cx="5943600" cy="2385695"/>
@@ -1900,7 +2773,7 @@
                     <pic:cNvPicPr/>
                   </pic:nvPicPr>
                   <pic:blipFill>
-                    <a:blip r:embed="rId22"/>
+                    <a:blip r:embed="rId24"/>
                     <a:stretch>
                       <a:fillRect/>
                     </a:stretch>
@@ -1920,7 +2793,7 @@
           </wp:inline>
         </w:drawing>
       </w:r>
-      <w:bookmarkEnd w:id="0"/>
+      <w:bookmarkEnd w:id="1"/>
     </w:p>
     <w:p>
       <w:pPr>
@@ -2091,287 +2964,278 @@
           <w:rFonts w:cs="B Nazanin"/>
           <w:lang w:bidi="fa-IR"/>
         </w:rPr>
+        <w:t>MAE</w:t>
+      </w:r>
+    </w:p>
+    <w:p>
+      <w:pPr>
+        <w:bidi/>
+        <w:rPr>
+          <w:rFonts w:cs="B Nazanin"/>
+          <w:rtl/>
+          <w:lang w:bidi="fa-IR"/>
+        </w:rPr>
+      </w:pPr>
+      <w:r>
+        <w:rPr>
+          <w:rFonts w:cs="B Nazanin" w:hint="cs"/>
+          <w:rtl/>
+          <w:lang w:bidi="fa-IR"/>
+        </w:rPr>
+        <w:t xml:space="preserve"> همان میانگین قدر مطلق خطا ( اختلاف داده واقعی و پیشبینی) است که نسبت به </w:t>
+      </w:r>
+      <w:r>
+        <w:rPr>
+          <w:rFonts w:cs="B Nazanin"/>
+          <w:lang w:bidi="fa-IR"/>
+        </w:rPr>
+        <w:t>Outlier</w:t>
+      </w:r>
+      <w:r>
+        <w:rPr>
+          <w:rFonts w:cs="B Nazanin" w:hint="cs"/>
+          <w:rtl/>
+          <w:lang w:bidi="fa-IR"/>
+        </w:rPr>
+        <w:t xml:space="preserve"> ها حساسیت کمتر دارد.</w:t>
+      </w:r>
+    </w:p>
+    <w:p>
+      <w:pPr>
+        <w:rPr>
+          <w:rFonts w:cs="B Nazanin"/>
+          <w:lang w:bidi="fa-IR"/>
+        </w:rPr>
+      </w:pPr>
+      <w:r>
+        <w:rPr>
+          <w:rFonts w:cs="B Nazanin"/>
+          <w:lang w:bidi="fa-IR"/>
+        </w:rPr>
+        <w:t>MSE</w:t>
+      </w:r>
+    </w:p>
+    <w:p>
+      <w:pPr>
+        <w:bidi/>
+        <w:rPr>
+          <w:rFonts w:cs="B Nazanin"/>
+          <w:rtl/>
+          <w:lang w:bidi="fa-IR"/>
+        </w:rPr>
+      </w:pPr>
+      <w:r>
+        <w:rPr>
+          <w:rFonts w:cs="B Nazanin" w:hint="cs"/>
+          <w:rtl/>
+          <w:lang w:bidi="fa-IR"/>
+        </w:rPr>
+        <w:t>همان میانگین مربع خطا است. و از آنجایی که توان دوم دارد خطا را بزرگتر می کند.</w:t>
+      </w:r>
+    </w:p>
+    <w:p>
+      <w:pPr>
+        <w:rPr>
+          <w:rFonts w:cs="B Nazanin"/>
+          <w:rtl/>
+          <w:lang w:bidi="fa-IR"/>
+        </w:rPr>
+      </w:pPr>
+      <w:r>
+        <w:rPr>
+          <w:rFonts w:cs="B Nazanin"/>
+          <w:lang w:bidi="fa-IR"/>
+        </w:rPr>
+        <w:t>RMSE</w:t>
+      </w:r>
+    </w:p>
+    <w:p>
+      <w:pPr>
+        <w:bidi/>
+        <w:rPr>
+          <w:rFonts w:cs="B Nazanin"/>
+          <w:rtl/>
+          <w:lang w:bidi="fa-IR"/>
+        </w:rPr>
+      </w:pPr>
+      <w:r>
+        <w:rPr>
+          <w:rFonts w:cs="B Nazanin" w:hint="cs"/>
+          <w:rtl/>
+          <w:lang w:bidi="fa-IR"/>
+        </w:rPr>
+        <w:t xml:space="preserve">که مجذور </w:t>
+      </w:r>
+      <w:r>
+        <w:rPr>
+          <w:rFonts w:cs="B Nazanin"/>
+          <w:lang w:bidi="fa-IR"/>
+        </w:rPr>
+        <w:t>MSE</w:t>
+      </w:r>
+      <w:r>
+        <w:rPr>
+          <w:rFonts w:cs="B Nazanin" w:hint="cs"/>
+          <w:rtl/>
+          <w:lang w:bidi="fa-IR"/>
+        </w:rPr>
+        <w:t xml:space="preserve"> است که برای اینکه به داده های واقعی نزدیک تر باشد استفاده می شود. و قابل تفسیرتر است.</w:t>
+      </w:r>
+    </w:p>
+    <w:p>
+      <w:pPr>
+        <w:bidi/>
+        <w:rPr>
+          <w:rFonts w:cs="B Nazanin"/>
+          <w:rtl/>
+          <w:lang w:bidi="fa-IR"/>
+        </w:rPr>
+      </w:pPr>
+    </w:p>
+    <w:p>
+      <w:pPr>
+        <w:bidi/>
+        <w:rPr>
+          <w:rFonts w:cs="B Nazanin"/>
+          <w:lang w:bidi="fa-IR"/>
+        </w:rPr>
+      </w:pPr>
+      <w:r>
+        <w:rPr>
+          <w:rFonts w:cs="B Nazanin" w:hint="cs"/>
+          <w:rtl/>
+          <w:lang w:bidi="fa-IR"/>
+        </w:rPr>
+        <w:t xml:space="preserve">در مورد مدل ما این اعداد در </w:t>
+      </w:r>
+      <w:r>
+        <w:rPr>
+          <w:rFonts w:cs="B Nazanin"/>
+          <w:rtl/>
+          <w:lang w:bidi="fa-IR"/>
+        </w:rPr>
+        <w:fldChar w:fldCharType="begin"/>
+      </w:r>
+      <w:r>
+        <w:rPr>
+          <w:rFonts w:cs="B Nazanin" w:hint="cs"/>
+          <w:lang w:bidi="fa-IR"/>
+        </w:rPr>
+        <w:instrText>HYPERLINK</w:instrText>
+      </w:r>
+      <w:r>
+        <w:rPr>
+          <w:rFonts w:cs="B Nazanin" w:hint="cs"/>
+          <w:rtl/>
+          <w:lang w:bidi="fa-IR"/>
+        </w:rPr>
+        <w:instrText xml:space="preserve"> </w:instrText>
+      </w:r>
+      <w:r>
+        <w:rPr>
+          <w:rFonts w:cs="B Nazanin"/>
+          <w:rtl/>
+          <w:lang w:bidi="fa-IR"/>
+        </w:rPr>
+        <w:instrText xml:space="preserve"> \</w:instrText>
+      </w:r>
+      <w:r>
+        <w:rPr>
+          <w:rFonts w:cs="B Nazanin"/>
+          <w:lang w:bidi="fa-IR"/>
+        </w:rPr>
+        <w:instrText>l</w:instrText>
+      </w:r>
+      <w:r>
+        <w:rPr>
+          <w:rFonts w:cs="B Nazanin"/>
+          <w:rtl/>
+          <w:lang w:bidi="fa-IR"/>
+        </w:rPr>
+        <w:instrText xml:space="preserve"> "</w:instrText>
+      </w:r>
+      <w:r>
+        <w:rPr>
+          <w:rFonts w:cs="B Nazanin"/>
+          <w:lang w:bidi="fa-IR"/>
+        </w:rPr>
+        <w:instrText>pic2</w:instrText>
+      </w:r>
+      <w:r>
+        <w:rPr>
+          <w:rFonts w:cs="B Nazanin"/>
+          <w:rtl/>
+          <w:lang w:bidi="fa-IR"/>
+        </w:rPr>
+        <w:instrText>"</w:instrText>
+      </w:r>
+      <w:r>
+        <w:rPr>
+          <w:rFonts w:cs="B Nazanin"/>
+          <w:rtl/>
+          <w:lang w:bidi="fa-IR"/>
+        </w:rPr>
+      </w:r>
+      <w:r>
+        <w:rPr>
+          <w:rFonts w:cs="B Nazanin"/>
+          <w:rtl/>
+          <w:lang w:bidi="fa-IR"/>
+        </w:rPr>
+        <w:fldChar w:fldCharType="separate"/>
+      </w:r>
+      <w:r>
+        <w:rPr>
+          <w:rStyle w:val="Hyperlink"/>
+          <w:rFonts w:cs="B Nazanin" w:hint="cs"/>
+          <w:rtl/>
+          <w:lang w:bidi="fa-IR"/>
+        </w:rPr>
+        <w:t>بالا</w:t>
+      </w:r>
+      <w:r>
+        <w:rPr>
+          <w:rFonts w:cs="B Nazanin"/>
+          <w:rtl/>
+          <w:lang w:bidi="fa-IR"/>
+        </w:rPr>
+        <w:fldChar w:fldCharType="end"/>
+      </w:r>
+      <w:r>
+        <w:rPr>
+          <w:rFonts w:cs="B Nazanin" w:hint="cs"/>
+          <w:rtl/>
+          <w:lang w:bidi="fa-IR"/>
+        </w:rPr>
+        <w:t xml:space="preserve"> قابل مشاهده است و می توان دید که با این یک ویژگی ما می توانیم 50 درصد تغییرات را مدیریت کنیم. و همچنین نزدیک به 4 واحد اختلاف داریم.</w:t>
+      </w:r>
+    </w:p>
+    <w:p>
+      <w:pPr>
+        <w:bidi/>
+        <w:rPr>
+          <w:rFonts w:cs="B Nazanin"/>
+          <w:rtl/>
+          <w:lang w:bidi="fa-IR"/>
+        </w:rPr>
+      </w:pPr>
+    </w:p>
+    <w:p>
+      <w:pPr>
+        <w:bidi/>
+        <w:rPr>
+          <w:rFonts w:cs="B Nazanin"/>
+          <w:rtl/>
+          <w:lang w:bidi="fa-IR"/>
+        </w:rPr>
+      </w:pPr>
+      <w:r>
+        <w:rPr>
+          <w:rFonts w:cs="B Nazanin" w:hint="cs"/>
+          <w:rtl/>
+          <w:lang w:bidi="fa-IR"/>
+        </w:rPr>
         <w:lastRenderedPageBreak/>
-        <w:t>MAE</w:t>
-      </w:r>
-    </w:p>
-    <w:p>
-      <w:pPr>
-        <w:bidi/>
-        <w:rPr>
-          <w:rFonts w:cs="B Nazanin"/>
-          <w:rtl/>
-          <w:lang w:bidi="fa-IR"/>
-        </w:rPr>
-      </w:pPr>
-      <w:r>
-        <w:rPr>
-          <w:rFonts w:cs="B Nazanin" w:hint="cs"/>
-          <w:rtl/>
-          <w:lang w:bidi="fa-IR"/>
-        </w:rPr>
-        <w:t xml:space="preserve"> همان میانگین قدر مطلق خطا ( اختلاف داده واقعی و پیشبینی) است که نسبت به </w:t>
-      </w:r>
-      <w:r>
-        <w:rPr>
-          <w:rFonts w:cs="B Nazanin"/>
-          <w:lang w:bidi="fa-IR"/>
-        </w:rPr>
-        <w:t>Outlier</w:t>
-      </w:r>
-      <w:r>
-        <w:rPr>
-          <w:rFonts w:cs="B Nazanin" w:hint="cs"/>
-          <w:rtl/>
-          <w:lang w:bidi="fa-IR"/>
-        </w:rPr>
-        <w:t xml:space="preserve"> ها حساسیت کمتر دارد.</w:t>
-      </w:r>
-    </w:p>
-    <w:p>
-      <w:pPr>
-        <w:rPr>
-          <w:rFonts w:cs="B Nazanin"/>
-          <w:lang w:bidi="fa-IR"/>
-        </w:rPr>
-      </w:pPr>
-      <w:r>
-        <w:rPr>
-          <w:rFonts w:cs="B Nazanin"/>
-          <w:lang w:bidi="fa-IR"/>
-        </w:rPr>
-        <w:t>MSE</w:t>
-      </w:r>
-    </w:p>
-    <w:p>
-      <w:pPr>
-        <w:bidi/>
-        <w:rPr>
-          <w:rFonts w:cs="B Nazanin"/>
-          <w:rtl/>
-          <w:lang w:bidi="fa-IR"/>
-        </w:rPr>
-      </w:pPr>
-      <w:r>
-        <w:rPr>
-          <w:rFonts w:cs="B Nazanin" w:hint="cs"/>
-          <w:rtl/>
-          <w:lang w:bidi="fa-IR"/>
-        </w:rPr>
-        <w:t>همان میانگین مربع خطا است. و از آنجایی که توان دوم دارد خطا را بزرگتر می کند.</w:t>
-      </w:r>
-    </w:p>
-    <w:p>
-      <w:pPr>
-        <w:rPr>
-          <w:rFonts w:cs="B Nazanin"/>
-          <w:rtl/>
-          <w:lang w:bidi="fa-IR"/>
-        </w:rPr>
-      </w:pPr>
-      <w:r>
-        <w:rPr>
-          <w:rFonts w:cs="B Nazanin"/>
-          <w:lang w:bidi="fa-IR"/>
-        </w:rPr>
-        <w:t>RMSE</w:t>
-      </w:r>
-    </w:p>
-    <w:p>
-      <w:pPr>
-        <w:bidi/>
-        <w:rPr>
-          <w:rFonts w:cs="B Nazanin"/>
-          <w:rtl/>
-          <w:lang w:bidi="fa-IR"/>
-        </w:rPr>
-      </w:pPr>
-      <w:r>
-        <w:rPr>
-          <w:rFonts w:cs="B Nazanin" w:hint="cs"/>
-          <w:rtl/>
-          <w:lang w:bidi="fa-IR"/>
-        </w:rPr>
-        <w:t xml:space="preserve">که مجذور </w:t>
-      </w:r>
-      <w:r>
-        <w:rPr>
-          <w:rFonts w:cs="B Nazanin"/>
-          <w:lang w:bidi="fa-IR"/>
-        </w:rPr>
-        <w:t>MSE</w:t>
-      </w:r>
-      <w:r>
-        <w:rPr>
-          <w:rFonts w:cs="B Nazanin" w:hint="cs"/>
-          <w:rtl/>
-          <w:lang w:bidi="fa-IR"/>
-        </w:rPr>
-        <w:t xml:space="preserve"> است که برای اینکه به داده های واقعی نزدیک تر باشد استفاده می شود. و قابل تفسیرتر است.</w:t>
-      </w:r>
-    </w:p>
-    <w:p>
-      <w:pPr>
-        <w:bidi/>
-        <w:rPr>
-          <w:rFonts w:cs="B Nazanin"/>
-          <w:rtl/>
-          <w:lang w:bidi="fa-IR"/>
-        </w:rPr>
-      </w:pPr>
-    </w:p>
-    <w:p>
-      <w:pPr>
-        <w:bidi/>
-        <w:rPr>
-          <w:rFonts w:cs="B Nazanin"/>
-          <w:rtl/>
-          <w:lang w:bidi="fa-IR"/>
-        </w:rPr>
-      </w:pPr>
-      <w:r>
-        <w:rPr>
-          <w:rFonts w:cs="B Nazanin" w:hint="cs"/>
-          <w:rtl/>
-          <w:lang w:bidi="fa-IR"/>
-        </w:rPr>
-        <w:t xml:space="preserve">در مورد مدل ما این اعداد در </w:t>
-      </w:r>
-      <w:r>
-        <w:rPr>
-          <w:rFonts w:cs="B Nazanin"/>
-          <w:rtl/>
-          <w:lang w:bidi="fa-IR"/>
-        </w:rPr>
-        <w:fldChar w:fldCharType="begin"/>
-      </w:r>
-      <w:r>
-        <w:rPr>
-          <w:rFonts w:cs="B Nazanin" w:hint="cs"/>
-          <w:lang w:bidi="fa-IR"/>
-        </w:rPr>
-        <w:instrText>HYPERLINK</w:instrText>
-      </w:r>
-      <w:r>
-        <w:rPr>
-          <w:rFonts w:cs="B Nazanin" w:hint="cs"/>
-          <w:rtl/>
-          <w:lang w:bidi="fa-IR"/>
-        </w:rPr>
-        <w:instrText xml:space="preserve"> </w:instrText>
-      </w:r>
-      <w:r>
-        <w:rPr>
-          <w:rFonts w:cs="B Nazanin"/>
-          <w:rtl/>
-          <w:lang w:bidi="fa-IR"/>
-        </w:rPr>
-        <w:instrText xml:space="preserve"> \</w:instrText>
-      </w:r>
-      <w:r>
-        <w:rPr>
-          <w:rFonts w:cs="B Nazanin"/>
-          <w:lang w:bidi="fa-IR"/>
-        </w:rPr>
-        <w:instrText>l</w:instrText>
-      </w:r>
-      <w:r>
-        <w:rPr>
-          <w:rFonts w:cs="B Nazanin"/>
-          <w:rtl/>
-          <w:lang w:bidi="fa-IR"/>
-        </w:rPr>
-        <w:instrText xml:space="preserve"> "</w:instrText>
-      </w:r>
-      <w:r>
-        <w:rPr>
-          <w:rFonts w:cs="B Nazanin"/>
-          <w:lang w:bidi="fa-IR"/>
-        </w:rPr>
-        <w:instrText>pic2</w:instrText>
-      </w:r>
-      <w:r>
-        <w:rPr>
-          <w:rFonts w:cs="B Nazanin"/>
-          <w:rtl/>
-          <w:lang w:bidi="fa-IR"/>
-        </w:rPr>
-        <w:instrText>"</w:instrText>
-      </w:r>
-      <w:r>
-        <w:rPr>
-          <w:rFonts w:cs="B Nazanin"/>
-          <w:rtl/>
-          <w:lang w:bidi="fa-IR"/>
-        </w:rPr>
-      </w:r>
-      <w:r>
-        <w:rPr>
-          <w:rFonts w:cs="B Nazanin"/>
-          <w:rtl/>
-          <w:lang w:bidi="fa-IR"/>
-        </w:rPr>
-        <w:fldChar w:fldCharType="separate"/>
-      </w:r>
-      <w:r>
-        <w:rPr>
-          <w:rStyle w:val="Hyperlink"/>
-          <w:rFonts w:cs="B Nazanin" w:hint="cs"/>
-          <w:rtl/>
-          <w:lang w:bidi="fa-IR"/>
-        </w:rPr>
-        <w:t>ب</w:t>
-      </w:r>
-      <w:r>
-        <w:rPr>
-          <w:rStyle w:val="Hyperlink"/>
-          <w:rFonts w:cs="B Nazanin" w:hint="cs"/>
-          <w:rtl/>
-          <w:lang w:bidi="fa-IR"/>
-        </w:rPr>
-        <w:t>ا</w:t>
-      </w:r>
-      <w:r>
-        <w:rPr>
-          <w:rStyle w:val="Hyperlink"/>
-          <w:rFonts w:cs="B Nazanin" w:hint="cs"/>
-          <w:rtl/>
-          <w:lang w:bidi="fa-IR"/>
-        </w:rPr>
-        <w:t>لا</w:t>
-      </w:r>
-      <w:r>
-        <w:rPr>
-          <w:rFonts w:cs="B Nazanin"/>
-          <w:rtl/>
-          <w:lang w:bidi="fa-IR"/>
-        </w:rPr>
-        <w:fldChar w:fldCharType="end"/>
-      </w:r>
-      <w:r>
-        <w:rPr>
-          <w:rFonts w:cs="B Nazanin" w:hint="cs"/>
-          <w:rtl/>
-          <w:lang w:bidi="fa-IR"/>
-        </w:rPr>
-        <w:t xml:space="preserve"> قابل مشاهده است و می توان دید که با این یک ویژگی ما می توانیم 50 درصد تغییرات را مدیریت کنیم. و همچنین نزدیک به 4 واحد اختلاف داریم.</w:t>
-      </w:r>
-    </w:p>
-    <w:p>
-      <w:pPr>
-        <w:bidi/>
-        <w:rPr>
-          <w:rFonts w:cs="B Nazanin"/>
-          <w:rtl/>
-          <w:lang w:bidi="fa-IR"/>
-        </w:rPr>
-      </w:pPr>
-      <w:r>
-        <w:rPr>
-          <w:rFonts w:cs="B Nazanin" w:hint="cs"/>
-          <w:rtl/>
-          <w:lang w:bidi="fa-IR"/>
-        </w:rPr>
         <w:t>8)</w:t>
       </w:r>
     </w:p>
@@ -2501,7 +3365,7 @@
                     <pic:cNvPicPr/>
                   </pic:nvPicPr>
                   <pic:blipFill>
-                    <a:blip r:embed="rId23"/>
+                    <a:blip r:embed="rId25"/>
                     <a:stretch>
                       <a:fillRect/>
                     </a:stretch>
@@ -2538,7 +3402,6 @@
           <w:rtl/>
           <w:lang w:bidi="fa-IR"/>
         </w:rPr>
-        <w:lastRenderedPageBreak/>
         <w:t xml:space="preserve"> در ادامه هر دو روش </w:t>
       </w:r>
       <w:r>
@@ -2689,10 +3552,11 @@
           <w:rFonts w:cs="B Nazanin"/>
           <w:noProof/>
         </w:rPr>
+        <w:lastRenderedPageBreak/>
         <w:drawing>
-          <wp:inline distT="0" distB="0" distL="0" distR="0" wp14:anchorId="1F82371D" wp14:editId="3979E419">
+          <wp:inline distT="0" distB="0" distL="0" distR="0" wp14:anchorId="1F82371D" wp14:editId="276591BB">
             <wp:extent cx="2683379" cy="3425295"/>
-            <wp:effectExtent l="0" t="0" r="3175" b="3810"/>
+            <wp:effectExtent l="0" t="0" r="5715" b="0"/>
             <wp:docPr id="1542083294" name="Picture 1"/>
             <wp:cNvGraphicFramePr>
               <a:graphicFrameLocks xmlns:a="http://schemas.openxmlformats.org/drawingml/2006/main" noChangeAspect="1"/>
@@ -2705,7 +3569,7 @@
                     <pic:cNvPicPr/>
                   </pic:nvPicPr>
                   <pic:blipFill>
-                    <a:blip r:embed="rId24"/>
+                    <a:blip r:embed="rId26"/>
                     <a:stretch>
                       <a:fillRect/>
                     </a:stretch>
@@ -2713,7 +3577,7 @@
                   <pic:spPr>
                     <a:xfrm>
                       <a:off x="0" y="0"/>
-                      <a:ext cx="2686731" cy="3429573"/>
+                      <a:ext cx="2683379" cy="3425295"/>
                     </a:xfrm>
                     <a:prstGeom prst="rect">
                       <a:avLst/>
@@ -2750,6 +3614,7 @@
         <w:jc w:val="center"/>
         <w:rPr>
           <w:rFonts w:cs="B Nazanin"/>
+          <w:rtl/>
           <w:lang w:bidi="fa-IR"/>
         </w:rPr>
       </w:pPr>
@@ -2759,7 +3624,7 @@
           <w:noProof/>
         </w:rPr>
         <w:drawing>
-          <wp:inline distT="0" distB="0" distL="0" distR="0" wp14:anchorId="10DABD48" wp14:editId="266486D1">
+          <wp:inline distT="0" distB="0" distL="0" distR="0" wp14:anchorId="10DABD48" wp14:editId="4CFD2AF3">
             <wp:extent cx="4187952" cy="2237154"/>
             <wp:effectExtent l="0" t="0" r="3175" b="0"/>
             <wp:docPr id="2124466135" name="Picture 1"/>
@@ -2774,7 +3639,7 @@
                     <pic:cNvPicPr/>
                   </pic:nvPicPr>
                   <pic:blipFill>
-                    <a:blip r:embed="rId25"/>
+                    <a:blip r:embed="rId27"/>
                     <a:stretch>
                       <a:fillRect/>
                     </a:stretch>
@@ -2782,7 +3647,7 @@
                   <pic:spPr>
                     <a:xfrm>
                       <a:off x="0" y="0"/>
-                      <a:ext cx="4206253" cy="2246930"/>
+                      <a:ext cx="4187952" cy="2237154"/>
                     </a:xfrm>
                     <a:prstGeom prst="rect">
                       <a:avLst/>
@@ -2798,10 +3663,62 @@
     <w:p>
       <w:pPr>
         <w:bidi/>
-        <w:jc w:val="center"/>
-        <w:rPr>
-          <w:rFonts w:cs="B Nazanin"/>
-          <w:rtl/>
+        <w:rPr>
+          <w:rFonts w:cs="B Nazanin"/>
+          <w:lang w:bidi="fa-IR"/>
+        </w:rPr>
+      </w:pPr>
+    </w:p>
+    <w:p>
+      <w:pPr>
+        <w:bidi/>
+        <w:rPr>
+          <w:rFonts w:cs="B Nazanin"/>
+          <w:lang w:bidi="fa-IR"/>
+        </w:rPr>
+      </w:pPr>
+    </w:p>
+    <w:p>
+      <w:pPr>
+        <w:bidi/>
+        <w:rPr>
+          <w:rFonts w:cs="B Nazanin"/>
+          <w:lang w:bidi="fa-IR"/>
+        </w:rPr>
+      </w:pPr>
+    </w:p>
+    <w:p>
+      <w:pPr>
+        <w:bidi/>
+        <w:rPr>
+          <w:rFonts w:cs="B Nazanin"/>
+          <w:lang w:bidi="fa-IR"/>
+        </w:rPr>
+      </w:pPr>
+    </w:p>
+    <w:p>
+      <w:pPr>
+        <w:bidi/>
+        <w:rPr>
+          <w:rFonts w:cs="B Nazanin"/>
+          <w:lang w:bidi="fa-IR"/>
+        </w:rPr>
+      </w:pPr>
+    </w:p>
+    <w:p>
+      <w:pPr>
+        <w:bidi/>
+        <w:rPr>
+          <w:rFonts w:cs="B Nazanin"/>
+          <w:lang w:bidi="fa-IR"/>
+        </w:rPr>
+      </w:pPr>
+    </w:p>
+    <w:p>
+      <w:pPr>
+        <w:bidi/>
+        <w:rPr>
+          <w:rFonts w:cs="B Nazanin"/>
           <w:lang w:bidi="fa-IR"/>
         </w:rPr>
       </w:pPr>
@@ -2814,6 +3731,16 @@
         <w:lastRenderedPageBreak/>
         <w:t xml:space="preserve">که در پایین می بینیم که متریک های ما نیز بهتر شده اند نسبت به یک ویژگی </w:t>
       </w:r>
+    </w:p>
+    <w:p>
+      <w:pPr>
+        <w:bidi/>
+        <w:jc w:val="center"/>
+        <w:rPr>
+          <w:rFonts w:cs="B Nazanin"/>
+          <w:lang w:bidi="fa-IR"/>
+        </w:rPr>
+      </w:pPr>
       <w:r>
         <w:rPr>
           <w:rFonts w:cs="B Nazanin"/>
@@ -2835,7 +3762,7 @@
                     <pic:cNvPicPr/>
                   </pic:nvPicPr>
                   <pic:blipFill>
-                    <a:blip r:embed="rId26"/>
+                    <a:blip r:embed="rId28"/>
                     <a:stretch>
                       <a:fillRect/>
                     </a:stretch>
@@ -2865,17 +3792,6 @@
           <w:lang w:bidi="fa-IR"/>
         </w:rPr>
       </w:pPr>
-    </w:p>
-    <w:p>
-      <w:pPr>
-        <w:bidi/>
-        <w:jc w:val="center"/>
-        <w:rPr>
-          <w:rFonts w:cs="B Nazanin"/>
-          <w:rtl/>
-          <w:lang w:bidi="fa-IR"/>
-        </w:rPr>
-      </w:pPr>
       <w:r>
         <w:rPr>
           <w:rFonts w:cs="B Nazanin" w:hint="cs"/>
@@ -2905,7 +3821,7 @@
                     <pic:cNvPicPr/>
                   </pic:nvPicPr>
                   <pic:blipFill>
-                    <a:blip r:embed="rId27"/>
+                    <a:blip r:embed="rId29"/>
                     <a:stretch>
                       <a:fillRect/>
                     </a:stretch>
@@ -2950,7 +3866,6 @@
         <w:jc w:val="center"/>
         <w:rPr>
           <w:rFonts w:cs="B Nazanin"/>
-          <w:rtl/>
           <w:lang w:bidi="fa-IR"/>
         </w:rPr>
       </w:pPr>
@@ -2977,7 +3892,7 @@
                     <pic:cNvPicPr/>
                   </pic:nvPicPr>
                   <pic:blipFill>
-                    <a:blip r:embed="rId28"/>
+                    <a:blip r:embed="rId30"/>
                     <a:stretch>
                       <a:fillRect/>
                     </a:stretch>
@@ -3007,6 +3922,14 @@
           <w:lang w:bidi="fa-IR"/>
         </w:rPr>
       </w:pPr>
+      <w:r>
+        <w:rPr>
+          <w:rFonts w:cs="B Nazanin" w:hint="cs"/>
+          <w:rtl/>
+          <w:lang w:bidi="fa-IR"/>
+        </w:rPr>
+        <w:t>که نشان می دهد تعداد نقاط نزدیک به خط بیشتر شده است.</w:t>
+      </w:r>
     </w:p>
     <w:p>
       <w:pPr>
@@ -3024,24 +3947,6 @@
           <w:lang w:bidi="fa-IR"/>
         </w:rPr>
         <w:lastRenderedPageBreak/>
-        <w:t>که نشان می دهد تعداد نقاط نزدیک به خط بیشتر شده است.</w:t>
-      </w:r>
-    </w:p>
-    <w:p>
-      <w:pPr>
-        <w:bidi/>
-        <w:rPr>
-          <w:rFonts w:cs="B Nazanin"/>
-          <w:rtl/>
-          <w:lang w:bidi="fa-IR"/>
-        </w:rPr>
-      </w:pPr>
-      <w:r>
-        <w:rPr>
-          <w:rFonts w:cs="B Nazanin" w:hint="cs"/>
-          <w:rtl/>
-          <w:lang w:bidi="fa-IR"/>
-        </w:rPr>
         <w:t xml:space="preserve">در ادامه برای این که اون </w:t>
       </w:r>
       <w:r>
@@ -3141,7 +4046,7 @@
                     <pic:cNvPicPr/>
                   </pic:nvPicPr>
                   <pic:blipFill>
-                    <a:blip r:embed="rId29"/>
+                    <a:blip r:embed="rId31"/>
                     <a:stretch>
                       <a:fillRect/>
                     </a:stretch>
@@ -3211,7 +4116,7 @@
                     <pic:cNvPicPr/>
                   </pic:nvPicPr>
                   <pic:blipFill>
-                    <a:blip r:embed="rId30"/>
+                    <a:blip r:embed="rId32"/>
                     <a:stretch>
                       <a:fillRect/>
                     </a:stretch>
@@ -3247,24 +4152,24 @@
           <w:rtl/>
           <w:lang w:bidi="fa-IR"/>
         </w:rPr>
+        <w:t xml:space="preserve">در ادامه مدل را با این داده ها آموزش و پارامترهارو حساب کردیم </w:t>
+      </w:r>
+    </w:p>
+    <w:p>
+      <w:pPr>
+        <w:bidi/>
+        <w:rPr>
+          <w:rFonts w:cs="B Nazanin"/>
+          <w:noProof/>
+          <w:rtl/>
+        </w:rPr>
+      </w:pPr>
+      <w:r>
+        <w:rPr>
+          <w:rFonts w:cs="B Nazanin"/>
+          <w:noProof/>
+        </w:rPr>
         <w:lastRenderedPageBreak/>
-        <w:t xml:space="preserve">در ادامه مدل را با این داده ها آموزش و پارامترهارو حساب کردیم </w:t>
-      </w:r>
-    </w:p>
-    <w:p>
-      <w:pPr>
-        <w:bidi/>
-        <w:rPr>
-          <w:rFonts w:cs="B Nazanin"/>
-          <w:noProof/>
-          <w:rtl/>
-        </w:rPr>
-      </w:pPr>
-      <w:r>
-        <w:rPr>
-          <w:rFonts w:cs="B Nazanin"/>
-          <w:noProof/>
-        </w:rPr>
         <w:drawing>
           <wp:inline distT="0" distB="0" distL="0" distR="0" wp14:anchorId="4A32F73B" wp14:editId="273CAADE">
             <wp:extent cx="5943600" cy="3007360"/>
@@ -3281,7 +4186,7 @@
                     <pic:cNvPicPr/>
                   </pic:nvPicPr>
                   <pic:blipFill>
-                    <a:blip r:embed="rId31"/>
+                    <a:blip r:embed="rId33"/>
                     <a:stretch>
                       <a:fillRect/>
                     </a:stretch>
@@ -3360,7 +4265,7 @@
                     <pic:cNvPicPr/>
                   </pic:nvPicPr>
                   <pic:blipFill>
-                    <a:blip r:embed="rId32"/>
+                    <a:blip r:embed="rId34"/>
                     <a:stretch>
                       <a:fillRect/>
                     </a:stretch>
@@ -3431,7 +4336,7 @@
                     <pic:cNvPicPr/>
                   </pic:nvPicPr>
                   <pic:blipFill>
-                    <a:blip r:embed="rId33"/>
+                    <a:blip r:embed="rId35"/>
                     <a:stretch>
                       <a:fillRect/>
                     </a:stretch>
@@ -3636,7 +4541,7 @@
                     <pic:cNvPicPr/>
                   </pic:nvPicPr>
                   <pic:blipFill>
-                    <a:blip r:embed="rId34"/>
+                    <a:blip r:embed="rId36"/>
                     <a:stretch>
                       <a:fillRect/>
                     </a:stretch>
@@ -3705,7 +4610,7 @@
                     <pic:cNvPicPr/>
                   </pic:nvPicPr>
                   <pic:blipFill>
-                    <a:blip r:embed="rId35"/>
+                    <a:blip r:embed="rId37"/>
                     <a:stretch>
                       <a:fillRect/>
                     </a:stretch>
@@ -3777,7 +4682,7 @@
                     <pic:cNvPicPr/>
                   </pic:nvPicPr>
                   <pic:blipFill>
-                    <a:blip r:embed="rId36"/>
+                    <a:blip r:embed="rId38"/>
                     <a:stretch>
                       <a:fillRect/>
                     </a:stretch>
@@ -3928,53 +4833,60 @@
           <w:rtl/>
           <w:lang w:bidi="fa-IR"/>
         </w:rPr>
-      </w:pPr>
-    </w:p>
-    <w:p>
-      <w:pPr>
-        <w:bidi/>
-        <w:rPr>
-          <w:rFonts w:cs="B Nazanin"/>
-          <w:rtl/>
-          <w:lang w:bidi="fa-IR"/>
-        </w:rPr>
-      </w:pPr>
-    </w:p>
-    <w:p>
-      <w:pPr>
-        <w:bidi/>
-        <w:rPr>
-          <w:rFonts w:cs="B Nazanin"/>
-          <w:rtl/>
-          <w:lang w:bidi="fa-IR"/>
-        </w:rPr>
-      </w:pPr>
-      <w:r>
-        <w:rPr>
-          <w:rFonts w:cs="B Nazanin" w:hint="cs"/>
+        <w:sectPr>
+          <w:headerReference w:type="default" r:id="rId39"/>
+          <w:footerReference w:type="default" r:id="rId40"/>
+          <w:pgSz w:w="12240" w:h="15840"/>
+          <w:pgMar w:top="1440" w:right="1440" w:bottom="1440" w:left="1440" w:header="720" w:footer="720" w:gutter="0"/>
+          <w:pgBorders w:offsetFrom="page">
+            <w:top w:val="thinThickSmallGap" w:sz="24" w:space="24" w:color="auto"/>
+            <w:left w:val="thinThickSmallGap" w:sz="24" w:space="24" w:color="auto"/>
+            <w:bottom w:val="thickThinSmallGap" w:sz="24" w:space="24" w:color="auto"/>
+            <w:right w:val="thickThinSmallGap" w:sz="24" w:space="24" w:color="auto"/>
+          </w:pgBorders>
+          <w:pgNumType w:start="1"/>
+          <w:cols w:space="720"/>
+          <w:docGrid w:linePitch="360"/>
+        </w:sectPr>
+      </w:pPr>
+    </w:p>
+    <w:p>
+      <w:pPr>
+        <w:pStyle w:val="Heading1"/>
+        <w:bidi/>
+        <w:rPr>
+          <w:rFonts w:cs="B Nazanin"/>
+          <w:color w:val="000000" w:themeColor="text1"/>
+          <w:sz w:val="24"/>
+          <w:szCs w:val="24"/>
+          <w:rtl/>
+          <w:lang w:bidi="fa-IR"/>
+        </w:rPr>
+      </w:pPr>
+      <w:bookmarkStart w:id="2" w:name="_Toc196062439"/>
+      <w:r>
+        <w:rPr>
+          <w:rFonts w:cs="B Nazanin" w:hint="cs"/>
+          <w:color w:val="000000" w:themeColor="text1"/>
+          <w:sz w:val="24"/>
+          <w:szCs w:val="24"/>
           <w:rtl/>
           <w:lang w:bidi="fa-IR"/>
         </w:rPr>
         <w:lastRenderedPageBreak/>
-        <w:t>سوال 2)</w:t>
-      </w:r>
-    </w:p>
-    <w:p>
-      <w:pPr>
-        <w:bidi/>
-        <w:rPr>
-          <w:rFonts w:cs="B Nazanin"/>
-          <w:rtl/>
-          <w:lang w:bidi="fa-IR"/>
-        </w:rPr>
-      </w:pPr>
-      <w:r>
-        <w:rPr>
-          <w:rFonts w:cs="B Nazanin" w:hint="cs"/>
-          <w:rtl/>
-          <w:lang w:bidi="fa-IR"/>
-        </w:rPr>
-        <w:t xml:space="preserve">1) </w:t>
+        <w:t>1)</w:t>
+      </w:r>
+      <w:bookmarkEnd w:id="2"/>
+      <w:r>
+        <w:rPr>
+          <w:rFonts w:cs="B Nazanin" w:hint="cs"/>
+          <w:color w:val="000000" w:themeColor="text1"/>
+          <w:sz w:val="24"/>
+          <w:szCs w:val="24"/>
+          <w:rtl/>
+          <w:lang w:bidi="fa-IR"/>
+        </w:rPr>
+        <w:t xml:space="preserve"> </w:t>
       </w:r>
     </w:p>
     <w:p>
@@ -4034,7 +4946,7 @@
                     <pic:cNvPicPr/>
                   </pic:nvPicPr>
                   <pic:blipFill>
-                    <a:blip r:embed="rId37"/>
+                    <a:blip r:embed="rId41"/>
                     <a:stretch>
                       <a:fillRect/>
                     </a:stretch>
@@ -4121,7 +5033,7 @@
                     <pic:cNvPicPr/>
                   </pic:nvPicPr>
                   <pic:blipFill>
-                    <a:blip r:embed="rId38"/>
+                    <a:blip r:embed="rId42"/>
                     <a:stretch>
                       <a:fillRect/>
                     </a:stretch>
@@ -4146,6 +5058,14 @@
       <w:pPr>
         <w:rPr>
           <w:rFonts w:cs="B Nazanin"/>
+          <w:lang w:bidi="fa-IR"/>
+        </w:rPr>
+      </w:pPr>
+    </w:p>
+    <w:p>
+      <w:pPr>
+        <w:rPr>
+          <w:rFonts w:cs="B Nazanin"/>
           <w:rtl/>
           <w:lang w:bidi="fa-IR"/>
         </w:rPr>
@@ -4166,7 +5086,6 @@
           <w:rtl/>
           <w:lang w:bidi="fa-IR"/>
         </w:rPr>
-        <w:lastRenderedPageBreak/>
         <w:t xml:space="preserve"> ولی مشکلی وجود دارد بعضی از مقادیر امکان داشتن مقدار صفر را ندارند چون همچین چیزی امکان پذیر نیست</w:t>
       </w:r>
       <w:r>
@@ -4319,7 +5238,7 @@
                     <pic:cNvPicPr/>
                   </pic:nvPicPr>
                   <pic:blipFill>
-                    <a:blip r:embed="rId39"/>
+                    <a:blip r:embed="rId43"/>
                     <a:stretch>
                       <a:fillRect/>
                     </a:stretch>
@@ -4385,7 +5304,7 @@
                     <pic:cNvPicPr/>
                   </pic:nvPicPr>
                   <pic:blipFill>
-                    <a:blip r:embed="rId40"/>
+                    <a:blip r:embed="rId44"/>
                     <a:stretch>
                       <a:fillRect/>
                     </a:stretch>
@@ -4500,7 +5419,7 @@
                     <pic:cNvPicPr/>
                   </pic:nvPicPr>
                   <pic:blipFill>
-                    <a:blip r:embed="rId41"/>
+                    <a:blip r:embed="rId45"/>
                     <a:stretch>
                       <a:fillRect/>
                     </a:stretch>
@@ -4553,7 +5472,7 @@
                     <pic:cNvPicPr/>
                   </pic:nvPicPr>
                   <pic:blipFill>
-                    <a:blip r:embed="rId42"/>
+                    <a:blip r:embed="rId46"/>
                     <a:stretch>
                       <a:fillRect/>
                     </a:stretch>
@@ -4745,7 +5664,7 @@
                     <pic:cNvPicPr/>
                   </pic:nvPicPr>
                   <pic:blipFill>
-                    <a:blip r:embed="rId43"/>
+                    <a:blip r:embed="rId47"/>
                     <a:stretch>
                       <a:fillRect/>
                     </a:stretch>
@@ -4836,7 +5755,7 @@
                     <pic:cNvPicPr/>
                   </pic:nvPicPr>
                   <pic:blipFill>
-                    <a:blip r:embed="rId44"/>
+                    <a:blip r:embed="rId48"/>
                     <a:stretch>
                       <a:fillRect/>
                     </a:stretch>
@@ -5008,7 +5927,7 @@
                     <pic:cNvPicPr/>
                   </pic:nvPicPr>
                   <pic:blipFill>
-                    <a:blip r:embed="rId45"/>
+                    <a:blip r:embed="rId49"/>
                     <a:stretch>
                       <a:fillRect/>
                     </a:stretch>
@@ -5205,7 +6124,7 @@
                     <pic:cNvPicPr/>
                   </pic:nvPicPr>
                   <pic:blipFill>
-                    <a:blip r:embed="rId46"/>
+                    <a:blip r:embed="rId50"/>
                     <a:stretch>
                       <a:fillRect/>
                     </a:stretch>
@@ -5243,27 +6162,17 @@
         </w:rPr>
         <w:t xml:space="preserve">در </w:t>
       </w:r>
-      <w:r>
-        <w:fldChar w:fldCharType="begin"/>
-      </w:r>
-      <w:r>
-        <w:instrText>HYPERLINK "https://towardsdatascience.com/data-leakage-in-preprocessing-explained-a-visual-guide-with-code-examples-33cbf07507b7/" \l ":~:text=KNN%20imputation%20leakage%20occurs%20when,in%20values%206%20and%206)."</w:instrText>
-      </w:r>
-      <w:r>
-        <w:fldChar w:fldCharType="separate"/>
-      </w:r>
-      <w:r>
-        <w:rPr>
-          <w:rStyle w:val="Hyperlink"/>
-          <w:rFonts w:cs="B Nazanin" w:hint="cs"/>
-          <w:rtl/>
-          <w:lang w:bidi="fa-IR"/>
-        </w:rPr>
-        <w:t>لینک</w:t>
-      </w:r>
-      <w:r>
-        <w:fldChar w:fldCharType="end"/>
-      </w:r>
+      <w:hyperlink r:id="rId51" w:anchor=":~:text=KNN%20imputation%20leakage%20occurs%20when,in%20values%206%20and%206)." w:history="1">
+        <w:r>
+          <w:rPr>
+            <w:rStyle w:val="Hyperlink"/>
+            <w:rFonts w:cs="B Nazanin" w:hint="cs"/>
+            <w:rtl/>
+            <w:lang w:bidi="fa-IR"/>
+          </w:rPr>
+          <w:t>لینک</w:t>
+        </w:r>
+      </w:hyperlink>
       <w:r>
         <w:rPr>
           <w:rFonts w:cs="B Nazanin" w:hint="cs"/>
@@ -5343,7 +6252,7 @@
                     <pic:cNvPicPr/>
                   </pic:nvPicPr>
                   <pic:blipFill>
-                    <a:blip r:embed="rId47"/>
+                    <a:blip r:embed="rId52"/>
                     <a:stretch>
                       <a:fillRect/>
                     </a:stretch>
@@ -5458,7 +6367,7 @@
         <w:bidi/>
         <w:jc w:val="both"/>
         <w:rPr>
-          <w:rFonts w:cs="B Nazanin" w:hint="cs"/>
+          <w:rFonts w:cs="B Nazanin"/>
           <w:rtl/>
           <w:lang w:bidi="fa-IR"/>
         </w:rPr>
@@ -5594,7 +6503,7 @@
                     <pic:cNvPicPr/>
                   </pic:nvPicPr>
                   <pic:blipFill>
-                    <a:blip r:embed="rId48"/>
+                    <a:blip r:embed="rId53"/>
                     <a:stretch>
                       <a:fillRect/>
                     </a:stretch>
@@ -5660,7 +6569,7 @@
                     <pic:cNvPicPr/>
                   </pic:nvPicPr>
                   <pic:blipFill>
-                    <a:blip r:embed="rId49"/>
+                    <a:blip r:embed="rId54"/>
                     <a:stretch>
                       <a:fillRect/>
                     </a:stretch>
@@ -5718,7 +6627,7 @@
       <w:pPr>
         <w:bidi/>
         <w:rPr>
-          <w:rFonts w:cs="B Nazanin" w:hint="cs"/>
+          <w:rFonts w:cs="B Nazanin"/>
           <w:rtl/>
           <w:lang w:bidi="fa-IR"/>
         </w:rPr>
@@ -5743,7 +6652,7 @@
                     <pic:cNvPicPr/>
                   </pic:nvPicPr>
                   <pic:blipFill>
-                    <a:blip r:embed="rId50"/>
+                    <a:blip r:embed="rId55"/>
                     <a:stretch>
                       <a:fillRect/>
                     </a:stretch>
@@ -5787,7 +6696,7 @@
       <w:pPr>
         <w:bidi/>
         <w:rPr>
-          <w:rFonts w:cs="B Nazanin" w:hint="cs"/>
+          <w:rFonts w:cs="B Nazanin"/>
           <w:lang w:bidi="fa-IR"/>
         </w:rPr>
       </w:pPr>
@@ -5811,7 +6720,7 @@
                     <pic:cNvPicPr/>
                   </pic:nvPicPr>
                   <pic:blipFill>
-                    <a:blip r:embed="rId51"/>
+                    <a:blip r:embed="rId56"/>
                     <a:stretch>
                       <a:fillRect/>
                     </a:stretch>
@@ -6313,7 +7222,7 @@
                     <pic:cNvPicPr/>
                   </pic:nvPicPr>
                   <pic:blipFill>
-                    <a:blip r:embed="rId52"/>
+                    <a:blip r:embed="rId57"/>
                     <a:stretch>
                       <a:fillRect/>
                     </a:stretch>
@@ -6372,7 +7281,7 @@
         <w:bidi/>
         <w:jc w:val="center"/>
         <w:rPr>
-          <w:rFonts w:cs="B Nazanin" w:hint="cs"/>
+          <w:rFonts w:cs="B Nazanin"/>
           <w:rtl/>
           <w:lang w:bidi="fa-IR"/>
         </w:rPr>
@@ -6397,7 +7306,7 @@
                     <pic:cNvPicPr/>
                   </pic:nvPicPr>
                   <pic:blipFill>
-                    <a:blip r:embed="rId53"/>
+                    <a:blip r:embed="rId58"/>
                     <a:stretch>
                       <a:fillRect/>
                     </a:stretch>
@@ -6589,12 +7498,12 @@
       <w:pPr>
         <w:bidi/>
         <w:rPr>
-          <w:rFonts w:cs="B Nazanin" w:hint="cs"/>
-          <w:rtl/>
-          <w:lang w:bidi="fa-IR"/>
-        </w:rPr>
-      </w:pPr>
-      <w:bookmarkStart w:id="1" w:name="pic1"/>
+          <w:rFonts w:cs="B Nazanin"/>
+          <w:rtl/>
+          <w:lang w:bidi="fa-IR"/>
+        </w:rPr>
+      </w:pPr>
+      <w:bookmarkStart w:id="3" w:name="pic1"/>
       <w:r>
         <w:rPr>
           <w:noProof/>
@@ -6615,7 +7524,7 @@
                     <pic:cNvPicPr/>
                   </pic:nvPicPr>
                   <pic:blipFill>
-                    <a:blip r:embed="rId54"/>
+                    <a:blip r:embed="rId59"/>
                     <a:stretch>
                       <a:fillRect/>
                     </a:stretch>
@@ -6635,7 +7544,7 @@
           </wp:inline>
         </w:drawing>
       </w:r>
-      <w:bookmarkEnd w:id="1"/>
+      <w:bookmarkEnd w:id="3"/>
     </w:p>
     <w:p>
       <w:pPr>
@@ -6767,7 +7676,7 @@
                     <pic:cNvPicPr/>
                   </pic:nvPicPr>
                   <pic:blipFill>
-                    <a:blip r:embed="rId55"/>
+                    <a:blip r:embed="rId60"/>
                     <a:stretch>
                       <a:fillRect/>
                     </a:stretch>
@@ -6931,7 +7840,7 @@
                     <pic:cNvPicPr/>
                   </pic:nvPicPr>
                   <pic:blipFill>
-                    <a:blip r:embed="rId56"/>
+                    <a:blip r:embed="rId61"/>
                     <a:stretch>
                       <a:fillRect/>
                     </a:stretch>
@@ -7079,7 +7988,7 @@
                     <pic:cNvPicPr/>
                   </pic:nvPicPr>
                   <pic:blipFill>
-                    <a:blip r:embed="rId57"/>
+                    <a:blip r:embed="rId62"/>
                     <a:stretch>
                       <a:fillRect/>
                     </a:stretch>
@@ -7140,25 +8049,7 @@
             <w:rtl/>
             <w:lang w:bidi="fa-IR"/>
           </w:rPr>
-          <w:t>مرح</w:t>
-        </w:r>
-        <w:r>
-          <w:rPr>
-            <w:rStyle w:val="Hyperlink"/>
-            <w:rFonts w:cs="B Nazanin" w:hint="cs"/>
-            <w:rtl/>
-            <w:lang w:bidi="fa-IR"/>
-          </w:rPr>
-          <w:t>ل</w:t>
-        </w:r>
-        <w:r>
-          <w:rPr>
-            <w:rStyle w:val="Hyperlink"/>
-            <w:rFonts w:cs="B Nazanin" w:hint="cs"/>
-            <w:rtl/>
-            <w:lang w:bidi="fa-IR"/>
-          </w:rPr>
-          <w:t>ه قبل</w:t>
+          <w:t>مرحله قبل</w:t>
         </w:r>
       </w:hyperlink>
       <w:r>
@@ -8447,7 +9338,7 @@
       <w:pPr>
         <w:bidi/>
         <w:rPr>
-          <w:rFonts w:cs="B Nazanin" w:hint="cs"/>
+          <w:rFonts w:cs="B Nazanin"/>
           <w:rtl/>
           <w:lang w:bidi="fa-IR"/>
         </w:rPr>
@@ -8472,7 +9363,7 @@
                     <pic:cNvPicPr/>
                   </pic:nvPicPr>
                   <pic:blipFill>
-                    <a:blip r:embed="rId58"/>
+                    <a:blip r:embed="rId63"/>
                     <a:stretch>
                       <a:fillRect/>
                     </a:stretch>
@@ -8497,129 +9388,138 @@
       <w:pPr>
         <w:bidi/>
         <w:rPr>
-          <w:rFonts w:cs="B Nazanin" w:hint="cs"/>
-          <w:lang w:bidi="fa-IR"/>
-        </w:rPr>
-      </w:pPr>
-    </w:p>
-    <w:p>
-      <w:pPr>
-        <w:bidi/>
-        <w:rPr>
-          <w:rFonts w:cs="B Nazanin"/>
-          <w:lang w:bidi="fa-IR"/>
-        </w:rPr>
-      </w:pPr>
-    </w:p>
-    <w:p>
-      <w:pPr>
-        <w:bidi/>
-        <w:rPr>
-          <w:rFonts w:cs="B Nazanin"/>
-          <w:lang w:bidi="fa-IR"/>
-        </w:rPr>
-      </w:pPr>
-    </w:p>
-    <w:p>
-      <w:pPr>
-        <w:bidi/>
-        <w:rPr>
-          <w:rFonts w:cs="B Nazanin"/>
-          <w:lang w:bidi="fa-IR"/>
-        </w:rPr>
-      </w:pPr>
-    </w:p>
-    <w:p>
-      <w:pPr>
-        <w:bidi/>
-        <w:rPr>
-          <w:rFonts w:cs="B Nazanin"/>
-          <w:lang w:bidi="fa-IR"/>
-        </w:rPr>
-      </w:pPr>
-    </w:p>
-    <w:p>
-      <w:pPr>
-        <w:bidi/>
-        <w:rPr>
-          <w:rFonts w:cs="B Nazanin"/>
-          <w:lang w:bidi="fa-IR"/>
-        </w:rPr>
-      </w:pPr>
-    </w:p>
-    <w:p>
-      <w:pPr>
-        <w:bidi/>
-        <w:rPr>
-          <w:rFonts w:cs="B Nazanin"/>
-          <w:lang w:bidi="fa-IR"/>
-        </w:rPr>
-      </w:pPr>
-    </w:p>
-    <w:p>
-      <w:pPr>
-        <w:bidi/>
-        <w:rPr>
-          <w:rFonts w:cs="B Nazanin"/>
-          <w:lang w:bidi="fa-IR"/>
-        </w:rPr>
-      </w:pPr>
-    </w:p>
-    <w:p>
-      <w:pPr>
-        <w:bidi/>
-        <w:rPr>
-          <w:rFonts w:cs="B Nazanin"/>
-          <w:lang w:bidi="fa-IR"/>
-        </w:rPr>
-      </w:pPr>
-    </w:p>
-    <w:p>
-      <w:pPr>
-        <w:bidi/>
-        <w:rPr>
-          <w:rFonts w:cs="B Nazanin"/>
-          <w:lang w:bidi="fa-IR"/>
-        </w:rPr>
-      </w:pPr>
-    </w:p>
-    <w:p>
-      <w:pPr>
-        <w:bidi/>
-        <w:rPr>
-          <w:rFonts w:cs="B Nazanin"/>
-          <w:rtl/>
-          <w:lang w:bidi="fa-IR"/>
-        </w:rPr>
-      </w:pPr>
-    </w:p>
-    <w:p>
-      <w:pPr>
-        <w:bidi/>
-        <w:rPr>
-          <w:rFonts w:cs="B Nazanin"/>
-          <w:lang w:bidi="fa-IR"/>
-        </w:rPr>
-      </w:pPr>
-    </w:p>
-    <w:p>
-      <w:pPr>
-        <w:bidi/>
-        <w:rPr>
-          <w:rFonts w:cs="B Nazanin"/>
-          <w:rtl/>
-          <w:lang w:bidi="fa-IR"/>
-        </w:rPr>
-      </w:pPr>
-      <w:r>
-        <w:rPr>
-          <w:rFonts w:cs="B Nazanin" w:hint="cs"/>
+          <w:rFonts w:cs="B Nazanin"/>
+          <w:lang w:bidi="fa-IR"/>
+        </w:rPr>
+      </w:pPr>
+    </w:p>
+    <w:p>
+      <w:pPr>
+        <w:bidi/>
+        <w:rPr>
+          <w:rFonts w:cs="B Nazanin"/>
+          <w:lang w:bidi="fa-IR"/>
+        </w:rPr>
+      </w:pPr>
+    </w:p>
+    <w:p>
+      <w:pPr>
+        <w:bidi/>
+        <w:rPr>
+          <w:rFonts w:cs="B Nazanin"/>
+          <w:lang w:bidi="fa-IR"/>
+        </w:rPr>
+      </w:pPr>
+    </w:p>
+    <w:p>
+      <w:pPr>
+        <w:bidi/>
+        <w:rPr>
+          <w:rFonts w:cs="B Nazanin"/>
+          <w:lang w:bidi="fa-IR"/>
+        </w:rPr>
+      </w:pPr>
+    </w:p>
+    <w:p>
+      <w:pPr>
+        <w:bidi/>
+        <w:rPr>
+          <w:rFonts w:cs="B Nazanin"/>
+          <w:lang w:bidi="fa-IR"/>
+        </w:rPr>
+      </w:pPr>
+    </w:p>
+    <w:p>
+      <w:pPr>
+        <w:bidi/>
+        <w:rPr>
+          <w:rFonts w:cs="B Nazanin"/>
+          <w:lang w:bidi="fa-IR"/>
+        </w:rPr>
+      </w:pPr>
+    </w:p>
+    <w:p>
+      <w:pPr>
+        <w:bidi/>
+        <w:rPr>
+          <w:rFonts w:cs="B Nazanin"/>
+          <w:lang w:bidi="fa-IR"/>
+        </w:rPr>
+      </w:pPr>
+    </w:p>
+    <w:p>
+      <w:pPr>
+        <w:bidi/>
+        <w:rPr>
+          <w:rFonts w:cs="B Nazanin"/>
+          <w:lang w:bidi="fa-IR"/>
+        </w:rPr>
+      </w:pPr>
+    </w:p>
+    <w:p>
+      <w:pPr>
+        <w:bidi/>
+        <w:rPr>
+          <w:rFonts w:cs="B Nazanin"/>
+          <w:lang w:bidi="fa-IR"/>
+        </w:rPr>
+      </w:pPr>
+    </w:p>
+    <w:p>
+      <w:pPr>
+        <w:tabs>
+          <w:tab w:val="left" w:pos="1094"/>
+        </w:tabs>
+        <w:bidi/>
+        <w:rPr>
+          <w:rFonts w:cs="B Nazanin"/>
+          <w:rtl/>
+          <w:lang w:bidi="fa-IR"/>
+        </w:rPr>
+        <w:sectPr>
+          <w:headerReference w:type="default" r:id="rId64"/>
+          <w:footerReference w:type="default" r:id="rId65"/>
+          <w:pgSz w:w="12240" w:h="15840"/>
+          <w:pgMar w:top="1440" w:right="1440" w:bottom="1440" w:left="1440" w:header="720" w:footer="720" w:gutter="0"/>
+          <w:pgBorders w:offsetFrom="page">
+            <w:top w:val="thinThickSmallGap" w:sz="24" w:space="24" w:color="auto"/>
+            <w:left w:val="thinThickSmallGap" w:sz="24" w:space="24" w:color="auto"/>
+            <w:bottom w:val="thickThinSmallGap" w:sz="24" w:space="24" w:color="auto"/>
+            <w:right w:val="thickThinSmallGap" w:sz="24" w:space="24" w:color="auto"/>
+          </w:pgBorders>
+          <w:pgNumType w:start="15"/>
+          <w:cols w:space="720"/>
+          <w:docGrid w:linePitch="360"/>
+        </w:sectPr>
+      </w:pPr>
+    </w:p>
+    <w:p>
+      <w:pPr>
+        <w:pStyle w:val="Heading1"/>
+        <w:bidi/>
+        <w:rPr>
+          <w:rFonts w:cs="B Nazanin"/>
+          <w:color w:val="000000" w:themeColor="text1"/>
+          <w:sz w:val="28"/>
+          <w:szCs w:val="28"/>
+          <w:rtl/>
+          <w:lang w:bidi="fa-IR"/>
+        </w:rPr>
+      </w:pPr>
+      <w:bookmarkStart w:id="4" w:name="_Toc196062440"/>
+      <w:r>
+        <w:rPr>
+          <w:rFonts w:cs="B Nazanin" w:hint="cs"/>
+          <w:color w:val="000000" w:themeColor="text1"/>
+          <w:sz w:val="28"/>
+          <w:szCs w:val="28"/>
           <w:rtl/>
           <w:lang w:bidi="fa-IR"/>
         </w:rPr>
         <w:lastRenderedPageBreak/>
-        <w:t>سوال 3)</w:t>
-      </w:r>
+        <w:t>1)</w:t>
+      </w:r>
+      <w:bookmarkEnd w:id="4"/>
     </w:p>
     <w:p>
       <w:pPr>
@@ -8644,7 +9544,7 @@
         <w:bidi/>
         <w:jc w:val="center"/>
         <w:rPr>
-          <w:rFonts w:cs="B Nazanin" w:hint="cs"/>
+          <w:rFonts w:cs="B Nazanin"/>
           <w:rtl/>
           <w:lang w:bidi="fa-IR"/>
         </w:rPr>
@@ -8669,7 +9569,7 @@
                     <pic:cNvPicPr/>
                   </pic:nvPicPr>
                   <pic:blipFill>
-                    <a:blip r:embed="rId59"/>
+                    <a:blip r:embed="rId66"/>
                     <a:stretch>
                       <a:fillRect/>
                     </a:stretch>
@@ -8694,7 +9594,7 @@
       <w:pPr>
         <w:bidi/>
         <w:rPr>
-          <w:rFonts w:cs="B Nazanin" w:hint="cs"/>
+          <w:rFonts w:cs="B Nazanin"/>
           <w:rtl/>
           <w:lang w:bidi="fa-IR"/>
         </w:rPr>
@@ -8795,7 +9695,7 @@
                     <pic:cNvPicPr/>
                   </pic:nvPicPr>
                   <pic:blipFill>
-                    <a:blip r:embed="rId60"/>
+                    <a:blip r:embed="rId67"/>
                     <a:stretch>
                       <a:fillRect/>
                     </a:stretch>
@@ -8864,7 +9764,7 @@
                     <pic:cNvPicPr/>
                   </pic:nvPicPr>
                   <pic:blipFill>
-                    <a:blip r:embed="rId61"/>
+                    <a:blip r:embed="rId68"/>
                     <a:stretch>
                       <a:fillRect/>
                     </a:stretch>
@@ -8934,7 +9834,7 @@
                     <pic:cNvPicPr/>
                   </pic:nvPicPr>
                   <pic:blipFill>
-                    <a:blip r:embed="rId62"/>
+                    <a:blip r:embed="rId69"/>
                     <a:stretch>
                       <a:fillRect/>
                     </a:stretch>
@@ -9153,7 +10053,7 @@
                     <pic:cNvPicPr/>
                   </pic:nvPicPr>
                   <pic:blipFill>
-                    <a:blip r:embed="rId63"/>
+                    <a:blip r:embed="rId70"/>
                     <a:stretch>
                       <a:fillRect/>
                     </a:stretch>
@@ -9296,7 +10196,7 @@
         <w:bidi/>
         <w:jc w:val="center"/>
         <w:rPr>
-          <w:rFonts w:cs="B Nazanin" w:hint="cs"/>
+          <w:rFonts w:cs="B Nazanin"/>
           <w:rtl/>
           <w:lang w:bidi="fa-IR"/>
         </w:rPr>
@@ -9321,7 +10221,7 @@
                     <pic:cNvPicPr/>
                   </pic:nvPicPr>
                   <pic:blipFill>
-                    <a:blip r:embed="rId64"/>
+                    <a:blip r:embed="rId71"/>
                     <a:stretch>
                       <a:fillRect/>
                     </a:stretch>
@@ -9630,7 +10530,7 @@
                     <pic:cNvPicPr/>
                   </pic:nvPicPr>
                   <pic:blipFill>
-                    <a:blip r:embed="rId65"/>
+                    <a:blip r:embed="rId72"/>
                     <a:stretch>
                       <a:fillRect/>
                     </a:stretch>
@@ -9847,7 +10747,7 @@
                     <pic:cNvPicPr/>
                   </pic:nvPicPr>
                   <pic:blipFill>
-                    <a:blip r:embed="rId66"/>
+                    <a:blip r:embed="rId73"/>
                     <a:stretch>
                       <a:fillRect/>
                     </a:stretch>
@@ -9896,6 +10796,7 @@
       <w:r>
         <w:rPr>
           <w:rFonts w:cs="B Nazanin"/>
+          <w:noProof/>
           <w:rtl/>
         </w:rPr>
         <w:drawing>
@@ -9914,7 +10815,7 @@
                     <pic:cNvPicPr/>
                   </pic:nvPicPr>
                   <pic:blipFill>
-                    <a:blip r:embed="rId67"/>
+                    <a:blip r:embed="rId74"/>
                     <a:stretch>
                       <a:fillRect/>
                     </a:stretch>
@@ -10298,7 +11199,7 @@
         <w:bidi/>
         <w:jc w:val="both"/>
         <w:rPr>
-          <w:rFonts w:cs="B Nazanin" w:hint="cs"/>
+          <w:rFonts w:cs="B Nazanin"/>
           <w:rtl/>
           <w:lang w:bidi="fa-IR"/>
         </w:rPr>
@@ -10396,7 +11297,7 @@
                     <pic:cNvPicPr/>
                   </pic:nvPicPr>
                   <pic:blipFill>
-                    <a:blip r:embed="rId68"/>
+                    <a:blip r:embed="rId75"/>
                     <a:stretch>
                       <a:fillRect/>
                     </a:stretch>
@@ -10499,6 +11400,7 @@
       <w:r>
         <w:rPr>
           <w:rFonts w:cs="B Nazanin"/>
+          <w:noProof/>
           <w:rtl/>
           <w:lang w:bidi="fa-IR"/>
         </w:rPr>
@@ -10518,7 +11420,7 @@
                     <pic:cNvPicPr/>
                   </pic:nvPicPr>
                   <pic:blipFill>
-                    <a:blip r:embed="rId69"/>
+                    <a:blip r:embed="rId76"/>
                     <a:stretch>
                       <a:fillRect/>
                     </a:stretch>
@@ -10602,7 +11504,7 @@
                     <pic:cNvPicPr/>
                   </pic:nvPicPr>
                   <pic:blipFill>
-                    <a:blip r:embed="rId70"/>
+                    <a:blip r:embed="rId77"/>
                     <a:stretch>
                       <a:fillRect/>
                     </a:stretch>
@@ -10791,6 +11693,7 @@
       <w:r>
         <w:rPr>
           <w:rFonts w:cs="B Nazanin"/>
+          <w:noProof/>
           <w:rtl/>
           <w:lang w:bidi="fa-IR"/>
         </w:rPr>
@@ -10810,7 +11713,7 @@
                     <pic:cNvPicPr/>
                   </pic:nvPicPr>
                   <pic:blipFill>
-                    <a:blip r:embed="rId71"/>
+                    <a:blip r:embed="rId78"/>
                     <a:stretch>
                       <a:fillRect/>
                     </a:stretch>
@@ -10900,14 +11803,6 @@
           <w:rtl/>
           <w:lang w:bidi="fa-IR"/>
         </w:rPr>
-        <w:t>س</w:t>
-      </w:r>
-      <w:r>
-        <w:rPr>
-          <w:rFonts w:cs="B Nazanin" w:hint="cs"/>
-          <w:rtl/>
-          <w:lang w:bidi="fa-IR"/>
-        </w:rPr>
         <w:t xml:space="preserve">را همچنان </w:t>
       </w:r>
       <w:r>
@@ -10947,7 +11842,7 @@
                     <pic:cNvPicPr/>
                   </pic:nvPicPr>
                   <pic:blipFill>
-                    <a:blip r:embed="rId72"/>
+                    <a:blip r:embed="rId79"/>
                     <a:stretch>
                       <a:fillRect/>
                     </a:stretch>
@@ -10969,6 +11864,8 @@
       </w:r>
     </w:p>
     <w:sectPr>
+      <w:headerReference w:type="default" r:id="rId80"/>
+      <w:footerReference w:type="default" r:id="rId81"/>
       <w:pgSz w:w="12240" w:h="15840"/>
       <w:pgMar w:top="1440" w:right="1440" w:bottom="1440" w:left="1440" w:header="720" w:footer="720" w:gutter="0"/>
       <w:pgBorders w:offsetFrom="page">
@@ -10977,6 +11874,7 @@
         <w:bottom w:val="thickThinSmallGap" w:sz="24" w:space="24" w:color="auto"/>
         <w:right w:val="thickThinSmallGap" w:sz="24" w:space="24" w:color="auto"/>
       </w:pgBorders>
+      <w:pgNumType w:start="26"/>
       <w:cols w:space="720"/>
       <w:docGrid w:linePitch="360"/>
     </w:sectPr>
@@ -11009,6 +11907,248 @@
 </w:endnotes>
 </file>
 
+<file path=word/footer1.xml><?xml version="1.0" encoding="utf-8"?>
+<w:ftr xmlns:wpc="http://schemas.microsoft.com/office/word/2010/wordprocessingCanvas" xmlns:cx="http://schemas.microsoft.com/office/drawing/2014/chartex" xmlns:cx1="http://schemas.microsoft.com/office/drawing/2015/9/8/chartex" xmlns:cx2="http://schemas.microsoft.com/office/drawing/2015/10/21/chartex" xmlns:cx3="http://schemas.microsoft.com/office/drawing/2016/5/9/chartex" xmlns:cx4="http://schemas.microsoft.com/office/drawing/2016/5/10/chartex" xmlns:cx5="http://schemas.microsoft.com/office/drawing/2016/5/11/chartex" xmlns:cx6="http://schemas.microsoft.com/office/drawing/2016/5/12/chartex" xmlns:cx7="http://schemas.microsoft.com/office/drawing/2016/5/13/chartex" xmlns:cx8="http://schemas.microsoft.com/office/drawing/2016/5/14/chartex" xmlns:mc="http://schemas.openxmlformats.org/markup-compatibility/2006" xmlns:aink="http://schemas.microsoft.com/office/drawing/2016/ink" xmlns:am3d="http://schemas.microsoft.com/office/drawing/2017/model3d" xmlns:o="urn:schemas-microsoft-com:office:office" xmlns:oel="http://schemas.microsoft.com/office/2019/extlst" xmlns:r="http://schemas.openxmlformats.org/officeDocument/2006/relationships" xmlns:m="http://schemas.openxmlformats.org/officeDocument/2006/math" xmlns:v="urn:schemas-microsoft-com:vml" xmlns:wp14="http://schemas.microsoft.com/office/word/2010/wordprocessingDrawing" xmlns:wp="http://schemas.openxmlformats.org/drawingml/2006/wordprocessingDrawing" xmlns:w10="urn:schemas-microsoft-com:office:word" xmlns:w="http://schemas.openxmlformats.org/wordprocessingml/2006/main" xmlns:w14="http://schemas.microsoft.com/office/word/2010/wordml" xmlns:w15="http://schemas.microsoft.com/office/word/2012/wordml" xmlns:w16cex="http://schemas.microsoft.com/office/word/2018/wordml/cex" xmlns:w16cid="http://schemas.microsoft.com/office/word/2016/wordml/cid" xmlns:w16="http://schemas.microsoft.com/office/word/2018/wordml" xmlns:w16du="http://schemas.microsoft.com/office/word/2023/wordml/word16du" xmlns:w16sdtdh="http://schemas.microsoft.com/office/word/2020/wordml/sdtdatahash" xmlns:w16sdtfl="http://schemas.microsoft.com/office/word/2024/wordml/sdtformatlock" xmlns:w16se="http://schemas.microsoft.com/office/word/2015/wordml/symex" xmlns:wpg="http://schemas.microsoft.com/office/word/2010/wordprocessingGroup" xmlns:wpi="http://schemas.microsoft.com/office/word/2010/wordprocessingInk" xmlns:wne="http://schemas.microsoft.com/office/word/2006/wordml" xmlns:wps="http://schemas.microsoft.com/office/word/2010/wordprocessingShape" mc:Ignorable="w14 w15 w16se w16cid w16 w16cex w16sdtdh w16sdtfl w16du wp14">
+  <w:p>
+    <w:pPr>
+      <w:pStyle w:val="Footer"/>
+      <w:tabs>
+        <w:tab w:val="left" w:pos="9216"/>
+      </w:tabs>
+      <w:jc w:val="right"/>
+    </w:pPr>
+    <w:r>
+      <w:tab/>
+    </w:r>
+    <w:sdt>
+      <w:sdtPr>
+        <w:id w:val="-503512892"/>
+        <w:docPartObj>
+          <w:docPartGallery w:val="Page Numbers (Bottom of Page)"/>
+          <w:docPartUnique/>
+        </w:docPartObj>
+      </w:sdtPr>
+      <w:sdtEndPr>
+        <w:rPr>
+          <w:noProof/>
+        </w:rPr>
+      </w:sdtEndPr>
+      <w:sdtContent>
+        <w:r>
+          <w:fldChar w:fldCharType="begin"/>
+        </w:r>
+        <w:r>
+          <w:instrText xml:space="preserve"> PAGE   \* MERGEFORMAT </w:instrText>
+        </w:r>
+        <w:r>
+          <w:fldChar w:fldCharType="separate"/>
+        </w:r>
+        <w:r>
+          <w:rPr>
+            <w:noProof/>
+          </w:rPr>
+          <w:t>2</w:t>
+        </w:r>
+        <w:r>
+          <w:rPr>
+            <w:noProof/>
+          </w:rPr>
+          <w:fldChar w:fldCharType="end"/>
+        </w:r>
+      </w:sdtContent>
+    </w:sdt>
+    <w:r>
+      <w:rPr>
+        <w:noProof/>
+      </w:rPr>
+      <w:tab/>
+    </w:r>
+    <w:r>
+      <w:rPr>
+        <w:noProof/>
+      </w:rPr>
+      <w:tab/>
+    </w:r>
+  </w:p>
+  <w:p>
+    <w:pPr>
+      <w:pStyle w:val="Footer"/>
+      <w:jc w:val="right"/>
+      <w:rPr>
+        <w:rFonts w:cs="B Nazanin" w:hint="cs"/>
+        <w:color w:val="767171" w:themeColor="background2" w:themeShade="80"/>
+        <w:sz w:val="18"/>
+        <w:szCs w:val="18"/>
+        <w:rtl/>
+        <w:lang w:bidi="fa-IR"/>
+      </w:rPr>
+    </w:pPr>
+    <w:r>
+      <w:rPr>
+        <w:rFonts w:cs="B Nazanin" w:hint="cs"/>
+        <w:color w:val="767171" w:themeColor="background2" w:themeShade="80"/>
+        <w:sz w:val="18"/>
+        <w:szCs w:val="18"/>
+        <w:rtl/>
+        <w:lang w:bidi="fa-IR"/>
+      </w:rPr>
+      <w:t>شایان نقی زاده 402131043</w:t>
+    </w:r>
+  </w:p>
+</w:ftr>
+</file>
+
+<file path=word/footer2.xml><?xml version="1.0" encoding="utf-8"?>
+<w:ftr xmlns:wpc="http://schemas.microsoft.com/office/word/2010/wordprocessingCanvas" xmlns:cx="http://schemas.microsoft.com/office/drawing/2014/chartex" xmlns:cx1="http://schemas.microsoft.com/office/drawing/2015/9/8/chartex" xmlns:cx2="http://schemas.microsoft.com/office/drawing/2015/10/21/chartex" xmlns:cx3="http://schemas.microsoft.com/office/drawing/2016/5/9/chartex" xmlns:cx4="http://schemas.microsoft.com/office/drawing/2016/5/10/chartex" xmlns:cx5="http://schemas.microsoft.com/office/drawing/2016/5/11/chartex" xmlns:cx6="http://schemas.microsoft.com/office/drawing/2016/5/12/chartex" xmlns:cx7="http://schemas.microsoft.com/office/drawing/2016/5/13/chartex" xmlns:cx8="http://schemas.microsoft.com/office/drawing/2016/5/14/chartex" xmlns:mc="http://schemas.openxmlformats.org/markup-compatibility/2006" xmlns:aink="http://schemas.microsoft.com/office/drawing/2016/ink" xmlns:am3d="http://schemas.microsoft.com/office/drawing/2017/model3d" xmlns:o="urn:schemas-microsoft-com:office:office" xmlns:oel="http://schemas.microsoft.com/office/2019/extlst" xmlns:r="http://schemas.openxmlformats.org/officeDocument/2006/relationships" xmlns:m="http://schemas.openxmlformats.org/officeDocument/2006/math" xmlns:v="urn:schemas-microsoft-com:vml" xmlns:wp14="http://schemas.microsoft.com/office/word/2010/wordprocessingDrawing" xmlns:wp="http://schemas.openxmlformats.org/drawingml/2006/wordprocessingDrawing" xmlns:w10="urn:schemas-microsoft-com:office:word" xmlns:w="http://schemas.openxmlformats.org/wordprocessingml/2006/main" xmlns:w14="http://schemas.microsoft.com/office/word/2010/wordml" xmlns:w15="http://schemas.microsoft.com/office/word/2012/wordml" xmlns:w16cex="http://schemas.microsoft.com/office/word/2018/wordml/cex" xmlns:w16cid="http://schemas.microsoft.com/office/word/2016/wordml/cid" xmlns:w16="http://schemas.microsoft.com/office/word/2018/wordml" xmlns:w16du="http://schemas.microsoft.com/office/word/2023/wordml/word16du" xmlns:w16sdtdh="http://schemas.microsoft.com/office/word/2020/wordml/sdtdatahash" xmlns:w16sdtfl="http://schemas.microsoft.com/office/word/2024/wordml/sdtformatlock" xmlns:w16se="http://schemas.microsoft.com/office/word/2015/wordml/symex" xmlns:wpg="http://schemas.microsoft.com/office/word/2010/wordprocessingGroup" xmlns:wpi="http://schemas.microsoft.com/office/word/2010/wordprocessingInk" xmlns:wne="http://schemas.microsoft.com/office/word/2006/wordml" xmlns:wps="http://schemas.microsoft.com/office/word/2010/wordprocessingShape" mc:Ignorable="w14 w15 w16se w16cid w16 w16cex w16sdtdh w16sdtfl w16du wp14">
+  <w:p>
+    <w:pPr>
+      <w:pStyle w:val="Footer"/>
+      <w:rPr>
+        <w:rFonts w:hint="cs"/>
+        <w:rtl/>
+        <w:lang w:bidi="fa-IR"/>
+      </w:rPr>
+    </w:pPr>
+    <w:r>
+      <w:tab/>
+    </w:r>
+    <w:sdt>
+      <w:sdtPr>
+        <w:id w:val="818771281"/>
+        <w:docPartObj>
+          <w:docPartGallery w:val="Page Numbers (Bottom of Page)"/>
+          <w:docPartUnique/>
+        </w:docPartObj>
+      </w:sdtPr>
+      <w:sdtEndPr>
+        <w:rPr>
+          <w:noProof/>
+        </w:rPr>
+      </w:sdtEndPr>
+      <w:sdtContent>
+        <w:r>
+          <w:fldChar w:fldCharType="begin"/>
+        </w:r>
+        <w:r>
+          <w:instrText xml:space="preserve"> PAGE   \* MERGEFORMAT </w:instrText>
+        </w:r>
+        <w:r>
+          <w:fldChar w:fldCharType="separate"/>
+        </w:r>
+        <w:r>
+          <w:rPr>
+            <w:noProof/>
+          </w:rPr>
+          <w:t>2</w:t>
+        </w:r>
+        <w:r>
+          <w:rPr>
+            <w:noProof/>
+          </w:rPr>
+          <w:fldChar w:fldCharType="end"/>
+        </w:r>
+      </w:sdtContent>
+    </w:sdt>
+    <w:r>
+      <w:rPr>
+        <w:noProof/>
+      </w:rPr>
+      <w:tab/>
+    </w:r>
+    <w:r>
+      <w:rPr>
+        <w:rFonts w:cs="B Nazanin" w:hint="cs"/>
+        <w:noProof/>
+        <w:color w:val="767171" w:themeColor="background2" w:themeShade="80"/>
+        <w:sz w:val="20"/>
+        <w:szCs w:val="20"/>
+        <w:rtl/>
+        <w:lang w:bidi="fa-IR"/>
+      </w:rPr>
+      <w:t>شایان نقی زاده 402131043</w:t>
+    </w:r>
+  </w:p>
+  <w:p>
+    <w:pPr>
+      <w:pStyle w:val="Footer"/>
+    </w:pPr>
+  </w:p>
+</w:ftr>
+</file>
+
+<file path=word/footer3.xml><?xml version="1.0" encoding="utf-8"?>
+<w:ftr xmlns:wpc="http://schemas.microsoft.com/office/word/2010/wordprocessingCanvas" xmlns:cx="http://schemas.microsoft.com/office/drawing/2014/chartex" xmlns:cx1="http://schemas.microsoft.com/office/drawing/2015/9/8/chartex" xmlns:cx2="http://schemas.microsoft.com/office/drawing/2015/10/21/chartex" xmlns:cx3="http://schemas.microsoft.com/office/drawing/2016/5/9/chartex" xmlns:cx4="http://schemas.microsoft.com/office/drawing/2016/5/10/chartex" xmlns:cx5="http://schemas.microsoft.com/office/drawing/2016/5/11/chartex" xmlns:cx6="http://schemas.microsoft.com/office/drawing/2016/5/12/chartex" xmlns:cx7="http://schemas.microsoft.com/office/drawing/2016/5/13/chartex" xmlns:cx8="http://schemas.microsoft.com/office/drawing/2016/5/14/chartex" xmlns:mc="http://schemas.openxmlformats.org/markup-compatibility/2006" xmlns:aink="http://schemas.microsoft.com/office/drawing/2016/ink" xmlns:am3d="http://schemas.microsoft.com/office/drawing/2017/model3d" xmlns:o="urn:schemas-microsoft-com:office:office" xmlns:oel="http://schemas.microsoft.com/office/2019/extlst" xmlns:r="http://schemas.openxmlformats.org/officeDocument/2006/relationships" xmlns:m="http://schemas.openxmlformats.org/officeDocument/2006/math" xmlns:v="urn:schemas-microsoft-com:vml" xmlns:wp14="http://schemas.microsoft.com/office/word/2010/wordprocessingDrawing" xmlns:wp="http://schemas.openxmlformats.org/drawingml/2006/wordprocessingDrawing" xmlns:w10="urn:schemas-microsoft-com:office:word" xmlns:w="http://schemas.openxmlformats.org/wordprocessingml/2006/main" xmlns:w14="http://schemas.microsoft.com/office/word/2010/wordml" xmlns:w15="http://schemas.microsoft.com/office/word/2012/wordml" xmlns:w16cex="http://schemas.microsoft.com/office/word/2018/wordml/cex" xmlns:w16cid="http://schemas.microsoft.com/office/word/2016/wordml/cid" xmlns:w16="http://schemas.microsoft.com/office/word/2018/wordml" xmlns:w16du="http://schemas.microsoft.com/office/word/2023/wordml/word16du" xmlns:w16sdtdh="http://schemas.microsoft.com/office/word/2020/wordml/sdtdatahash" xmlns:w16sdtfl="http://schemas.microsoft.com/office/word/2024/wordml/sdtformatlock" xmlns:w16se="http://schemas.microsoft.com/office/word/2015/wordml/symex" xmlns:wpg="http://schemas.microsoft.com/office/word/2010/wordprocessingGroup" xmlns:wpi="http://schemas.microsoft.com/office/word/2010/wordprocessingInk" xmlns:wne="http://schemas.microsoft.com/office/word/2006/wordml" xmlns:wps="http://schemas.microsoft.com/office/word/2010/wordprocessingShape" mc:Ignorable="w14 w15 w16se w16cid w16 w16cex w16sdtdh w16sdtfl w16du wp14">
+  <w:sdt>
+    <w:sdtPr>
+      <w:id w:val="2009480606"/>
+      <w:docPartObj>
+        <w:docPartGallery w:val="Page Numbers (Bottom of Page)"/>
+        <w:docPartUnique/>
+      </w:docPartObj>
+    </w:sdtPr>
+    <w:sdtEndPr>
+      <w:rPr>
+        <w:noProof/>
+      </w:rPr>
+    </w:sdtEndPr>
+    <w:sdtContent>
+      <w:p>
+        <w:pPr>
+          <w:pStyle w:val="Footer"/>
+          <w:jc w:val="center"/>
+        </w:pPr>
+        <w:r>
+          <w:fldChar w:fldCharType="begin"/>
+        </w:r>
+        <w:r>
+          <w:instrText xml:space="preserve"> PAGE   \* MERGEFORMAT </w:instrText>
+        </w:r>
+        <w:r>
+          <w:fldChar w:fldCharType="separate"/>
+        </w:r>
+        <w:r>
+          <w:rPr>
+            <w:noProof/>
+          </w:rPr>
+          <w:t>2</w:t>
+        </w:r>
+        <w:r>
+          <w:rPr>
+            <w:noProof/>
+          </w:rPr>
+          <w:fldChar w:fldCharType="end"/>
+        </w:r>
+      </w:p>
+    </w:sdtContent>
+  </w:sdt>
+  <w:p>
+    <w:pPr>
+      <w:pStyle w:val="Footer"/>
+      <w:jc w:val="right"/>
+      <w:rPr>
+        <w:rFonts w:cs="B Nazanin" w:hint="cs"/>
+        <w:color w:val="767171" w:themeColor="background2" w:themeShade="80"/>
+        <w:sz w:val="20"/>
+        <w:szCs w:val="20"/>
+        <w:rtl/>
+        <w:lang w:bidi="fa-IR"/>
+      </w:rPr>
+    </w:pPr>
+    <w:r>
+      <w:rPr>
+        <w:rFonts w:cs="B Nazanin" w:hint="cs"/>
+        <w:color w:val="767171" w:themeColor="background2" w:themeShade="80"/>
+        <w:sz w:val="20"/>
+        <w:szCs w:val="20"/>
+        <w:rtl/>
+        <w:lang w:bidi="fa-IR"/>
+      </w:rPr>
+      <w:t>شایان نقی زاده 402131043</w:t>
+    </w:r>
+  </w:p>
+</w:ftr>
+</file>
+
 <file path=word/footnotes.xml><?xml version="1.0" encoding="utf-8"?>
 <w:footnotes xmlns:wpc="http://schemas.microsoft.com/office/word/2010/wordprocessingCanvas" xmlns:cx="http://schemas.microsoft.com/office/drawing/2014/chartex" xmlns:cx1="http://schemas.microsoft.com/office/drawing/2015/9/8/chartex" xmlns:cx2="http://schemas.microsoft.com/office/drawing/2015/10/21/chartex" xmlns:cx3="http://schemas.microsoft.com/office/drawing/2016/5/9/chartex" xmlns:cx4="http://schemas.microsoft.com/office/drawing/2016/5/10/chartex" xmlns:cx5="http://schemas.microsoft.com/office/drawing/2016/5/11/chartex" xmlns:cx6="http://schemas.microsoft.com/office/drawing/2016/5/12/chartex" xmlns:cx7="http://schemas.microsoft.com/office/drawing/2016/5/13/chartex" xmlns:cx8="http://schemas.microsoft.com/office/drawing/2016/5/14/chartex" xmlns:mc="http://schemas.openxmlformats.org/markup-compatibility/2006" xmlns:aink="http://schemas.microsoft.com/office/drawing/2016/ink" xmlns:am3d="http://schemas.microsoft.com/office/drawing/2017/model3d" xmlns:o="urn:schemas-microsoft-com:office:office" xmlns:oel="http://schemas.microsoft.com/office/2019/extlst" xmlns:r="http://schemas.openxmlformats.org/officeDocument/2006/relationships" xmlns:m="http://schemas.openxmlformats.org/officeDocument/2006/math" xmlns:v="urn:schemas-microsoft-com:vml" xmlns:wp14="http://schemas.microsoft.com/office/word/2010/wordprocessingDrawing" xmlns:wp="http://schemas.openxmlformats.org/drawingml/2006/wordprocessingDrawing" xmlns:w10="urn:schemas-microsoft-com:office:word" xmlns:w="http://schemas.openxmlformats.org/wordprocessingml/2006/main" xmlns:w14="http://schemas.microsoft.com/office/word/2010/wordml" xmlns:w15="http://schemas.microsoft.com/office/word/2012/wordml" xmlns:w16cex="http://schemas.microsoft.com/office/word/2018/wordml/cex" xmlns:w16cid="http://schemas.microsoft.com/office/word/2016/wordml/cid" xmlns:w16="http://schemas.microsoft.com/office/word/2018/wordml" xmlns:w16du="http://schemas.microsoft.com/office/word/2023/wordml/word16du" xmlns:w16sdtdh="http://schemas.microsoft.com/office/word/2020/wordml/sdtdatahash" xmlns:w16sdtfl="http://schemas.microsoft.com/office/word/2024/wordml/sdtformatlock" xmlns:w16se="http://schemas.microsoft.com/office/word/2015/wordml/symex" xmlns:wpg="http://schemas.microsoft.com/office/word/2010/wordprocessingGroup" xmlns:wpi="http://schemas.microsoft.com/office/word/2010/wordprocessingInk" xmlns:wne="http://schemas.microsoft.com/office/word/2006/wordml" xmlns:wps="http://schemas.microsoft.com/office/word/2010/wordprocessingShape" mc:Ignorable="w14 w15 w16se w16cid w16 w16cex w16sdtdh w16sdtfl w16du wp14">
   <w:footnote w:type="separator" w:id="-1">
@@ -11032,6 +12172,365 @@
     </w:p>
   </w:footnote>
 </w:footnotes>
+</file>
+
+<file path=word/header1.xml><?xml version="1.0" encoding="utf-8"?>
+<w:hdr xmlns:wpc="http://schemas.microsoft.com/office/word/2010/wordprocessingCanvas" xmlns:cx="http://schemas.microsoft.com/office/drawing/2014/chartex" xmlns:cx1="http://schemas.microsoft.com/office/drawing/2015/9/8/chartex" xmlns:cx2="http://schemas.microsoft.com/office/drawing/2015/10/21/chartex" xmlns:cx3="http://schemas.microsoft.com/office/drawing/2016/5/9/chartex" xmlns:cx4="http://schemas.microsoft.com/office/drawing/2016/5/10/chartex" xmlns:cx5="http://schemas.microsoft.com/office/drawing/2016/5/11/chartex" xmlns:cx6="http://schemas.microsoft.com/office/drawing/2016/5/12/chartex" xmlns:cx7="http://schemas.microsoft.com/office/drawing/2016/5/13/chartex" xmlns:cx8="http://schemas.microsoft.com/office/drawing/2016/5/14/chartex" xmlns:mc="http://schemas.openxmlformats.org/markup-compatibility/2006" xmlns:aink="http://schemas.microsoft.com/office/drawing/2016/ink" xmlns:am3d="http://schemas.microsoft.com/office/drawing/2017/model3d" xmlns:o="urn:schemas-microsoft-com:office:office" xmlns:oel="http://schemas.microsoft.com/office/2019/extlst" xmlns:r="http://schemas.openxmlformats.org/officeDocument/2006/relationships" xmlns:m="http://schemas.openxmlformats.org/officeDocument/2006/math" xmlns:v="urn:schemas-microsoft-com:vml" xmlns:wp14="http://schemas.microsoft.com/office/word/2010/wordprocessingDrawing" xmlns:wp="http://schemas.openxmlformats.org/drawingml/2006/wordprocessingDrawing" xmlns:w10="urn:schemas-microsoft-com:office:word" xmlns:w="http://schemas.openxmlformats.org/wordprocessingml/2006/main" xmlns:w14="http://schemas.microsoft.com/office/word/2010/wordml" xmlns:w15="http://schemas.microsoft.com/office/word/2012/wordml" xmlns:w16cex="http://schemas.microsoft.com/office/word/2018/wordml/cex" xmlns:w16cid="http://schemas.microsoft.com/office/word/2016/wordml/cid" xmlns:w16="http://schemas.microsoft.com/office/word/2018/wordml" xmlns:w16du="http://schemas.microsoft.com/office/word/2023/wordml/word16du" xmlns:w16sdtdh="http://schemas.microsoft.com/office/word/2020/wordml/sdtdatahash" xmlns:w16sdtfl="http://schemas.microsoft.com/office/word/2024/wordml/sdtformatlock" xmlns:w16se="http://schemas.microsoft.com/office/word/2015/wordml/symex" xmlns:wpg="http://schemas.microsoft.com/office/word/2010/wordprocessingGroup" xmlns:wpi="http://schemas.microsoft.com/office/word/2010/wordprocessingInk" xmlns:wne="http://schemas.microsoft.com/office/word/2006/wordml" xmlns:wps="http://schemas.microsoft.com/office/word/2010/wordprocessingShape" mc:Ignorable="w14 w15 w16se w16cid w16 w16cex w16sdtdh w16sdtfl w16du wp14">
+  <w:p>
+    <w:pPr>
+      <w:pStyle w:val="Header"/>
+      <w:jc w:val="center"/>
+      <w:rPr>
+        <w:rFonts w:cs="B Nazanin" w:hint="cs"/>
+        <w:lang w:bidi="fa-IR"/>
+      </w:rPr>
+    </w:pPr>
+  </w:p>
+</w:hdr>
+</file>
+
+<file path=word/header2.xml><?xml version="1.0" encoding="utf-8"?>
+<w:hdr xmlns:wpc="http://schemas.microsoft.com/office/word/2010/wordprocessingCanvas" xmlns:cx="http://schemas.microsoft.com/office/drawing/2014/chartex" xmlns:cx1="http://schemas.microsoft.com/office/drawing/2015/9/8/chartex" xmlns:cx2="http://schemas.microsoft.com/office/drawing/2015/10/21/chartex" xmlns:cx3="http://schemas.microsoft.com/office/drawing/2016/5/9/chartex" xmlns:cx4="http://schemas.microsoft.com/office/drawing/2016/5/10/chartex" xmlns:cx5="http://schemas.microsoft.com/office/drawing/2016/5/11/chartex" xmlns:cx6="http://schemas.microsoft.com/office/drawing/2016/5/12/chartex" xmlns:cx7="http://schemas.microsoft.com/office/drawing/2016/5/13/chartex" xmlns:cx8="http://schemas.microsoft.com/office/drawing/2016/5/14/chartex" xmlns:mc="http://schemas.openxmlformats.org/markup-compatibility/2006" xmlns:aink="http://schemas.microsoft.com/office/drawing/2016/ink" xmlns:am3d="http://schemas.microsoft.com/office/drawing/2017/model3d" xmlns:o="urn:schemas-microsoft-com:office:office" xmlns:oel="http://schemas.microsoft.com/office/2019/extlst" xmlns:r="http://schemas.openxmlformats.org/officeDocument/2006/relationships" xmlns:m="http://schemas.openxmlformats.org/officeDocument/2006/math" xmlns:v="urn:schemas-microsoft-com:vml" xmlns:wp14="http://schemas.microsoft.com/office/word/2010/wordprocessingDrawing" xmlns:wp="http://schemas.openxmlformats.org/drawingml/2006/wordprocessingDrawing" xmlns:w10="urn:schemas-microsoft-com:office:word" xmlns:w="http://schemas.openxmlformats.org/wordprocessingml/2006/main" xmlns:w14="http://schemas.microsoft.com/office/word/2010/wordml" xmlns:w15="http://schemas.microsoft.com/office/word/2012/wordml" xmlns:w16cex="http://schemas.microsoft.com/office/word/2018/wordml/cex" xmlns:w16cid="http://schemas.microsoft.com/office/word/2016/wordml/cid" xmlns:w16="http://schemas.microsoft.com/office/word/2018/wordml" xmlns:w16du="http://schemas.microsoft.com/office/word/2023/wordml/word16du" xmlns:w16sdtdh="http://schemas.microsoft.com/office/word/2020/wordml/sdtdatahash" xmlns:w16sdtfl="http://schemas.microsoft.com/office/word/2024/wordml/sdtformatlock" xmlns:w16se="http://schemas.microsoft.com/office/word/2015/wordml/symex" xmlns:wpg="http://schemas.microsoft.com/office/word/2010/wordprocessingGroup" xmlns:wpi="http://schemas.microsoft.com/office/word/2010/wordprocessingInk" xmlns:wne="http://schemas.microsoft.com/office/word/2006/wordml" xmlns:wps="http://schemas.microsoft.com/office/word/2010/wordprocessingShape" mc:Ignorable="w14 w15 w16se w16cid w16 w16cex w16sdtdh w16sdtfl w16du wp14">
+  <w:p>
+    <w:pPr>
+      <w:pStyle w:val="Header"/>
+      <w:jc w:val="right"/>
+      <w:rPr>
+        <w:rFonts w:cs="B Nazanin" w:hint="cs"/>
+        <w:lang w:bidi="fa-IR"/>
+      </w:rPr>
+    </w:pPr>
+    <w:r>
+      <w:rPr>
+        <w:rFonts w:cs="B Nazanin" w:hint="cs"/>
+        <w:noProof/>
+        <w:rtl/>
+        <w:lang w:val="fa-IR" w:bidi="fa-IR"/>
+      </w:rPr>
+      <mc:AlternateContent>
+        <mc:Choice Requires="wps">
+          <w:drawing>
+            <wp:anchor distT="0" distB="0" distL="114300" distR="114300" simplePos="0" relativeHeight="251665408" behindDoc="0" locked="0" layoutInCell="1" allowOverlap="1" wp14:anchorId="6E369473" wp14:editId="3EE9E156">
+              <wp:simplePos x="0" y="0"/>
+              <wp:positionH relativeFrom="margin">
+                <wp:posOffset>-393192</wp:posOffset>
+              </wp:positionH>
+              <wp:positionV relativeFrom="paragraph">
+                <wp:posOffset>274320</wp:posOffset>
+              </wp:positionV>
+              <wp:extent cx="6665976" cy="0"/>
+              <wp:effectExtent l="0" t="0" r="0" b="0"/>
+              <wp:wrapNone/>
+              <wp:docPr id="1813622458" name="Straight Connector 1"/>
+              <wp:cNvGraphicFramePr/>
+              <a:graphic xmlns:a="http://schemas.openxmlformats.org/drawingml/2006/main">
+                <a:graphicData uri="http://schemas.microsoft.com/office/word/2010/wordprocessingShape">
+                  <wps:wsp>
+                    <wps:cNvCnPr/>
+                    <wps:spPr>
+                      <a:xfrm>
+                        <a:off x="0" y="0"/>
+                        <a:ext cx="6665976" cy="0"/>
+                      </a:xfrm>
+                      <a:prstGeom prst="line">
+                        <a:avLst/>
+                      </a:prstGeom>
+                    </wps:spPr>
+                    <wps:style>
+                      <a:lnRef idx="3">
+                        <a:schemeClr val="dk1"/>
+                      </a:lnRef>
+                      <a:fillRef idx="0">
+                        <a:schemeClr val="dk1"/>
+                      </a:fillRef>
+                      <a:effectRef idx="2">
+                        <a:schemeClr val="dk1"/>
+                      </a:effectRef>
+                      <a:fontRef idx="minor">
+                        <a:schemeClr val="tx1"/>
+                      </a:fontRef>
+                    </wps:style>
+                    <wps:bodyPr/>
+                  </wps:wsp>
+                </a:graphicData>
+              </a:graphic>
+              <wp14:sizeRelH relativeFrom="margin">
+                <wp14:pctWidth>0</wp14:pctWidth>
+              </wp14:sizeRelH>
+              <wp14:sizeRelV relativeFrom="margin">
+                <wp14:pctHeight>0</wp14:pctHeight>
+              </wp14:sizeRelV>
+            </wp:anchor>
+          </w:drawing>
+        </mc:Choice>
+        <mc:Fallback>
+          <w:pict>
+            <v:line w14:anchorId="3B9689BA" id="Straight Connector 1" o:spid="_x0000_s1026" style="position:absolute;z-index:251665408;visibility:visible;mso-wrap-style:square;mso-width-percent:0;mso-height-percent:0;mso-wrap-distance-left:9pt;mso-wrap-distance-top:0;mso-wrap-distance-right:9pt;mso-wrap-distance-bottom:0;mso-position-horizontal:absolute;mso-position-horizontal-relative:margin;mso-position-vertical:absolute;mso-position-vertical-relative:text;mso-width-percent:0;mso-height-percent:0;mso-width-relative:margin;mso-height-relative:margin" from="-30.95pt,21.6pt" to="493.95pt,21.6pt" o:gfxdata="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" strokecolor="black [3200]" strokeweight="1.5pt">
+              <v:stroke joinstyle="miter"/>
+              <w10:wrap anchorx="margin"/>
+            </v:line>
+          </w:pict>
+        </mc:Fallback>
+      </mc:AlternateContent>
+    </w:r>
+    <w:r>
+      <w:rPr>
+        <w:rFonts w:cs="B Nazanin" w:hint="cs"/>
+        <w:rtl/>
+        <w:lang w:bidi="fa-IR"/>
+      </w:rPr>
+      <w:t xml:space="preserve">سوال </w:t>
+    </w:r>
+    <w:r>
+      <w:rPr>
+        <w:rFonts w:cs="B Nazanin" w:hint="cs"/>
+        <w:rtl/>
+        <w:lang w:bidi="fa-IR"/>
+      </w:rPr>
+      <w:t>اول</w:t>
+    </w:r>
+    <w:r>
+      <w:rPr>
+        <w:rFonts w:cs="B Nazanin" w:hint="cs"/>
+        <w:rtl/>
+        <w:lang w:bidi="fa-IR"/>
+      </w:rPr>
+      <w:t xml:space="preserve"> </w:t>
+    </w:r>
+  </w:p>
+</w:hdr>
+</file>
+
+<file path=word/header3.xml><?xml version="1.0" encoding="utf-8"?>
+<w:hdr xmlns:wpc="http://schemas.microsoft.com/office/word/2010/wordprocessingCanvas" xmlns:cx="http://schemas.microsoft.com/office/drawing/2014/chartex" xmlns:cx1="http://schemas.microsoft.com/office/drawing/2015/9/8/chartex" xmlns:cx2="http://schemas.microsoft.com/office/drawing/2015/10/21/chartex" xmlns:cx3="http://schemas.microsoft.com/office/drawing/2016/5/9/chartex" xmlns:cx4="http://schemas.microsoft.com/office/drawing/2016/5/10/chartex" xmlns:cx5="http://schemas.microsoft.com/office/drawing/2016/5/11/chartex" xmlns:cx6="http://schemas.microsoft.com/office/drawing/2016/5/12/chartex" xmlns:cx7="http://schemas.microsoft.com/office/drawing/2016/5/13/chartex" xmlns:cx8="http://schemas.microsoft.com/office/drawing/2016/5/14/chartex" xmlns:mc="http://schemas.openxmlformats.org/markup-compatibility/2006" xmlns:aink="http://schemas.microsoft.com/office/drawing/2016/ink" xmlns:am3d="http://schemas.microsoft.com/office/drawing/2017/model3d" xmlns:o="urn:schemas-microsoft-com:office:office" xmlns:oel="http://schemas.microsoft.com/office/2019/extlst" xmlns:r="http://schemas.openxmlformats.org/officeDocument/2006/relationships" xmlns:m="http://schemas.openxmlformats.org/officeDocument/2006/math" xmlns:v="urn:schemas-microsoft-com:vml" xmlns:wp14="http://schemas.microsoft.com/office/word/2010/wordprocessingDrawing" xmlns:wp="http://schemas.openxmlformats.org/drawingml/2006/wordprocessingDrawing" xmlns:w10="urn:schemas-microsoft-com:office:word" xmlns:w="http://schemas.openxmlformats.org/wordprocessingml/2006/main" xmlns:w14="http://schemas.microsoft.com/office/word/2010/wordml" xmlns:w15="http://schemas.microsoft.com/office/word/2012/wordml" xmlns:w16cex="http://schemas.microsoft.com/office/word/2018/wordml/cex" xmlns:w16cid="http://schemas.microsoft.com/office/word/2016/wordml/cid" xmlns:w16="http://schemas.microsoft.com/office/word/2018/wordml" xmlns:w16du="http://schemas.microsoft.com/office/word/2023/wordml/word16du" xmlns:w16sdtdh="http://schemas.microsoft.com/office/word/2020/wordml/sdtdatahash" xmlns:w16sdtfl="http://schemas.microsoft.com/office/word/2024/wordml/sdtformatlock" xmlns:w16se="http://schemas.microsoft.com/office/word/2015/wordml/symex" xmlns:wpg="http://schemas.microsoft.com/office/word/2010/wordprocessingGroup" xmlns:wpi="http://schemas.microsoft.com/office/word/2010/wordprocessingInk" xmlns:wne="http://schemas.microsoft.com/office/word/2006/wordml" xmlns:wps="http://schemas.microsoft.com/office/word/2010/wordprocessingShape" mc:Ignorable="w14 w15 w16se w16cid w16 w16cex w16sdtdh w16sdtfl w16du wp14">
+  <w:p>
+    <w:pPr>
+      <w:pStyle w:val="Header"/>
+      <w:jc w:val="right"/>
+      <w:rPr>
+        <w:rFonts w:cs="B Nazanin" w:hint="cs"/>
+        <w:b/>
+        <w:bCs/>
+        <w:color w:val="000000" w:themeColor="text1"/>
+        <w:lang w:bidi="fa-IR"/>
+      </w:rPr>
+    </w:pPr>
+    <w:r>
+      <w:rPr>
+        <w:rFonts w:cs="B Nazanin" w:hint="cs"/>
+        <w:b/>
+        <w:bCs/>
+        <w:noProof/>
+        <w:color w:val="000000" w:themeColor="text1"/>
+        <w:rtl/>
+        <w:lang w:val="fa-IR" w:bidi="fa-IR"/>
+      </w:rPr>
+      <mc:AlternateContent>
+        <mc:Choice Requires="wps">
+          <w:drawing>
+            <wp:anchor distT="0" distB="0" distL="114300" distR="114300" simplePos="0" relativeHeight="251661312" behindDoc="0" locked="0" layoutInCell="1" allowOverlap="1" wp14:anchorId="7AD694EF" wp14:editId="40DF6005">
+              <wp:simplePos x="0" y="0"/>
+              <wp:positionH relativeFrom="margin">
+                <wp:posOffset>-438912</wp:posOffset>
+              </wp:positionH>
+              <wp:positionV relativeFrom="paragraph">
+                <wp:posOffset>320040</wp:posOffset>
+              </wp:positionV>
+              <wp:extent cx="6729984" cy="9144"/>
+              <wp:effectExtent l="0" t="0" r="33020" b="29210"/>
+              <wp:wrapNone/>
+              <wp:docPr id="1888279285" name="Straight Connector 1"/>
+              <wp:cNvGraphicFramePr/>
+              <a:graphic xmlns:a="http://schemas.openxmlformats.org/drawingml/2006/main">
+                <a:graphicData uri="http://schemas.microsoft.com/office/word/2010/wordprocessingShape">
+                  <wps:wsp>
+                    <wps:cNvCnPr/>
+                    <wps:spPr>
+                      <a:xfrm>
+                        <a:off x="0" y="0"/>
+                        <a:ext cx="6729984" cy="9144"/>
+                      </a:xfrm>
+                      <a:prstGeom prst="line">
+                        <a:avLst/>
+                      </a:prstGeom>
+                    </wps:spPr>
+                    <wps:style>
+                      <a:lnRef idx="3">
+                        <a:schemeClr val="dk1"/>
+                      </a:lnRef>
+                      <a:fillRef idx="0">
+                        <a:schemeClr val="dk1"/>
+                      </a:fillRef>
+                      <a:effectRef idx="2">
+                        <a:schemeClr val="dk1"/>
+                      </a:effectRef>
+                      <a:fontRef idx="minor">
+                        <a:schemeClr val="tx1"/>
+                      </a:fontRef>
+                    </wps:style>
+                    <wps:bodyPr/>
+                  </wps:wsp>
+                </a:graphicData>
+              </a:graphic>
+              <wp14:sizeRelH relativeFrom="margin">
+                <wp14:pctWidth>0</wp14:pctWidth>
+              </wp14:sizeRelH>
+              <wp14:sizeRelV relativeFrom="margin">
+                <wp14:pctHeight>0</wp14:pctHeight>
+              </wp14:sizeRelV>
+            </wp:anchor>
+          </w:drawing>
+        </mc:Choice>
+        <mc:Fallback>
+          <w:pict>
+            <v:line w14:anchorId="4DA24956" id="Straight Connector 1" o:spid="_x0000_s1026" style="position:absolute;z-index:251661312;visibility:visible;mso-wrap-style:square;mso-width-percent:0;mso-height-percent:0;mso-wrap-distance-left:9pt;mso-wrap-distance-top:0;mso-wrap-distance-right:9pt;mso-wrap-distance-bottom:0;mso-position-horizontal:absolute;mso-position-horizontal-relative:margin;mso-position-vertical:absolute;mso-position-vertical-relative:text;mso-width-percent:0;mso-height-percent:0;mso-width-relative:margin;mso-height-relative:margin" from="-34.55pt,25.2pt" to="495.35pt,25.9pt" o:gfxdata="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" strokecolor="black [3200]" strokeweight="1.5pt">
+              <v:stroke joinstyle="miter"/>
+              <w10:wrap anchorx="margin"/>
+            </v:line>
+          </w:pict>
+        </mc:Fallback>
+      </mc:AlternateContent>
+    </w:r>
+    <w:r>
+      <w:rPr>
+        <w:rFonts w:cs="B Nazanin" w:hint="cs"/>
+        <w:b/>
+        <w:bCs/>
+        <w:color w:val="000000" w:themeColor="text1"/>
+        <w:rtl/>
+        <w:lang w:bidi="fa-IR"/>
+      </w:rPr>
+      <w:t xml:space="preserve">سوال دوم </w:t>
+    </w:r>
+  </w:p>
+</w:hdr>
+</file>
+
+<file path=word/header4.xml><?xml version="1.0" encoding="utf-8"?>
+<w:hdr xmlns:wpc="http://schemas.microsoft.com/office/word/2010/wordprocessingCanvas" xmlns:cx="http://schemas.microsoft.com/office/drawing/2014/chartex" xmlns:cx1="http://schemas.microsoft.com/office/drawing/2015/9/8/chartex" xmlns:cx2="http://schemas.microsoft.com/office/drawing/2015/10/21/chartex" xmlns:cx3="http://schemas.microsoft.com/office/drawing/2016/5/9/chartex" xmlns:cx4="http://schemas.microsoft.com/office/drawing/2016/5/10/chartex" xmlns:cx5="http://schemas.microsoft.com/office/drawing/2016/5/11/chartex" xmlns:cx6="http://schemas.microsoft.com/office/drawing/2016/5/12/chartex" xmlns:cx7="http://schemas.microsoft.com/office/drawing/2016/5/13/chartex" xmlns:cx8="http://schemas.microsoft.com/office/drawing/2016/5/14/chartex" xmlns:mc="http://schemas.openxmlformats.org/markup-compatibility/2006" xmlns:aink="http://schemas.microsoft.com/office/drawing/2016/ink" xmlns:am3d="http://schemas.microsoft.com/office/drawing/2017/model3d" xmlns:o="urn:schemas-microsoft-com:office:office" xmlns:oel="http://schemas.microsoft.com/office/2019/extlst" xmlns:r="http://schemas.openxmlformats.org/officeDocument/2006/relationships" xmlns:m="http://schemas.openxmlformats.org/officeDocument/2006/math" xmlns:v="urn:schemas-microsoft-com:vml" xmlns:wp14="http://schemas.microsoft.com/office/word/2010/wordprocessingDrawing" xmlns:wp="http://schemas.openxmlformats.org/drawingml/2006/wordprocessingDrawing" xmlns:w10="urn:schemas-microsoft-com:office:word" xmlns:w="http://schemas.openxmlformats.org/wordprocessingml/2006/main" xmlns:w14="http://schemas.microsoft.com/office/word/2010/wordml" xmlns:w15="http://schemas.microsoft.com/office/word/2012/wordml" xmlns:w16cex="http://schemas.microsoft.com/office/word/2018/wordml/cex" xmlns:w16cid="http://schemas.microsoft.com/office/word/2016/wordml/cid" xmlns:w16="http://schemas.microsoft.com/office/word/2018/wordml" xmlns:w16du="http://schemas.microsoft.com/office/word/2023/wordml/word16du" xmlns:w16sdtdh="http://schemas.microsoft.com/office/word/2020/wordml/sdtdatahash" xmlns:w16sdtfl="http://schemas.microsoft.com/office/word/2024/wordml/sdtformatlock" xmlns:w16se="http://schemas.microsoft.com/office/word/2015/wordml/symex" xmlns:wpg="http://schemas.microsoft.com/office/word/2010/wordprocessingGroup" xmlns:wpi="http://schemas.microsoft.com/office/word/2010/wordprocessingInk" xmlns:wne="http://schemas.microsoft.com/office/word/2006/wordml" xmlns:wps="http://schemas.microsoft.com/office/word/2010/wordprocessingShape" mc:Ignorable="w14 w15 w16se w16cid w16 w16cex w16sdtdh w16sdtfl w16du wp14">
+  <w:p>
+    <w:pPr>
+      <w:pStyle w:val="Header"/>
+      <w:jc w:val="right"/>
+      <w:rPr>
+        <w:rFonts w:cs="B Nazanin" w:hint="cs"/>
+        <w:b/>
+        <w:bCs/>
+        <w:color w:val="000000" w:themeColor="text1"/>
+        <w:lang w:bidi="fa-IR"/>
+      </w:rPr>
+    </w:pPr>
+    <w:r>
+      <w:rPr>
+        <w:rFonts w:cs="B Nazanin" w:hint="cs"/>
+        <w:b/>
+        <w:bCs/>
+        <w:noProof/>
+        <w:color w:val="000000" w:themeColor="text1"/>
+        <w:rtl/>
+        <w:lang w:val="fa-IR" w:bidi="fa-IR"/>
+      </w:rPr>
+      <mc:AlternateContent>
+        <mc:Choice Requires="wps">
+          <w:drawing>
+            <wp:anchor distT="0" distB="0" distL="114300" distR="114300" simplePos="0" relativeHeight="251663360" behindDoc="0" locked="0" layoutInCell="1" allowOverlap="1" wp14:anchorId="239BB86C" wp14:editId="27FEC25B">
+              <wp:simplePos x="0" y="0"/>
+              <wp:positionH relativeFrom="margin">
+                <wp:posOffset>-438912</wp:posOffset>
+              </wp:positionH>
+              <wp:positionV relativeFrom="paragraph">
+                <wp:posOffset>320040</wp:posOffset>
+              </wp:positionV>
+              <wp:extent cx="6729984" cy="9144"/>
+              <wp:effectExtent l="0" t="0" r="33020" b="29210"/>
+              <wp:wrapNone/>
+              <wp:docPr id="1307916555" name="Straight Connector 1"/>
+              <wp:cNvGraphicFramePr/>
+              <a:graphic xmlns:a="http://schemas.openxmlformats.org/drawingml/2006/main">
+                <a:graphicData uri="http://schemas.microsoft.com/office/word/2010/wordprocessingShape">
+                  <wps:wsp>
+                    <wps:cNvCnPr/>
+                    <wps:spPr>
+                      <a:xfrm>
+                        <a:off x="0" y="0"/>
+                        <a:ext cx="6729984" cy="9144"/>
+                      </a:xfrm>
+                      <a:prstGeom prst="line">
+                        <a:avLst/>
+                      </a:prstGeom>
+                    </wps:spPr>
+                    <wps:style>
+                      <a:lnRef idx="3">
+                        <a:schemeClr val="dk1"/>
+                      </a:lnRef>
+                      <a:fillRef idx="0">
+                        <a:schemeClr val="dk1"/>
+                      </a:fillRef>
+                      <a:effectRef idx="2">
+                        <a:schemeClr val="dk1"/>
+                      </a:effectRef>
+                      <a:fontRef idx="minor">
+                        <a:schemeClr val="tx1"/>
+                      </a:fontRef>
+                    </wps:style>
+                    <wps:bodyPr/>
+                  </wps:wsp>
+                </a:graphicData>
+              </a:graphic>
+              <wp14:sizeRelH relativeFrom="margin">
+                <wp14:pctWidth>0</wp14:pctWidth>
+              </wp14:sizeRelH>
+              <wp14:sizeRelV relativeFrom="margin">
+                <wp14:pctHeight>0</wp14:pctHeight>
+              </wp14:sizeRelV>
+            </wp:anchor>
+          </w:drawing>
+        </mc:Choice>
+        <mc:Fallback>
+          <w:pict>
+            <v:line w14:anchorId="66989970" id="Straight Connector 1" o:spid="_x0000_s1026" style="position:absolute;z-index:251663360;visibility:visible;mso-wrap-style:square;mso-width-percent:0;mso-height-percent:0;mso-wrap-distance-left:9pt;mso-wrap-distance-top:0;mso-wrap-distance-right:9pt;mso-wrap-distance-bottom:0;mso-position-horizontal:absolute;mso-position-horizontal-relative:margin;mso-position-vertical:absolute;mso-position-vertical-relative:text;mso-width-percent:0;mso-height-percent:0;mso-width-relative:margin;mso-height-relative:margin" from="-34.55pt,25.2pt" to="495.35pt,25.9pt" o:gfxdata="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" strokecolor="black [3200]" strokeweight="1.5pt">
+              <v:stroke joinstyle="miter"/>
+              <w10:wrap anchorx="margin"/>
+            </v:line>
+          </w:pict>
+        </mc:Fallback>
+      </mc:AlternateContent>
+    </w:r>
+    <w:r>
+      <w:rPr>
+        <w:rFonts w:cs="B Nazanin" w:hint="cs"/>
+        <w:b/>
+        <w:bCs/>
+        <w:color w:val="000000" w:themeColor="text1"/>
+        <w:rtl/>
+        <w:lang w:bidi="fa-IR"/>
+      </w:rPr>
+      <w:t xml:space="preserve">سوال </w:t>
+    </w:r>
+    <w:r>
+      <w:rPr>
+        <w:rFonts w:cs="B Nazanin" w:hint="cs"/>
+        <w:b/>
+        <w:bCs/>
+        <w:color w:val="000000" w:themeColor="text1"/>
+        <w:rtl/>
+        <w:lang w:bidi="fa-IR"/>
+      </w:rPr>
+      <w:t>سوم</w:t>
+    </w:r>
+    <w:r>
+      <w:rPr>
+        <w:rFonts w:cs="B Nazanin" w:hint="cs"/>
+        <w:b/>
+        <w:bCs/>
+        <w:color w:val="000000" w:themeColor="text1"/>
+        <w:rtl/>
+        <w:lang w:bidi="fa-IR"/>
+      </w:rPr>
+      <w:t xml:space="preserve"> </w:t>
+    </w:r>
+  </w:p>
+</w:hdr>
 </file>
 
 <file path=word/numbering.xml><?xml version="1.0" encoding="utf-8"?>
@@ -11758,6 +13257,7 @@
   <w:style w:type="character" w:default="1" w:styleId="DefaultParagraphFont">
     <w:name w:val="Default Paragraph Font"/>
     <w:uiPriority w:val="1"/>
+    <w:semiHidden/>
     <w:unhideWhenUsed/>
   </w:style>
   <w:style w:type="table" w:default="1" w:styleId="TableNormal">
@@ -12150,6 +13650,55 @@
       <w:u w:val="single"/>
     </w:rPr>
   </w:style>
+  <w:style w:type="paragraph" w:styleId="NoSpacing">
+    <w:name w:val="No Spacing"/>
+    <w:uiPriority w:val="1"/>
+    <w:qFormat/>
+    <w:rsid w:val="000E01AD"/>
+    <w:pPr>
+      <w:spacing w:after="0" w:line="240" w:lineRule="auto"/>
+    </w:pPr>
+  </w:style>
+  <w:style w:type="paragraph" w:styleId="TOCHeading">
+    <w:name w:val="TOC Heading"/>
+    <w:basedOn w:val="Heading1"/>
+    <w:next w:val="Normal"/>
+    <w:uiPriority w:val="39"/>
+    <w:unhideWhenUsed/>
+    <w:qFormat/>
+    <w:rsid w:val="000E01AD"/>
+    <w:pPr>
+      <w:spacing w:before="240" w:after="0" w:line="259" w:lineRule="auto"/>
+      <w:outlineLvl w:val="9"/>
+    </w:pPr>
+    <w:rPr>
+      <w:kern w:val="0"/>
+      <w:sz w:val="32"/>
+      <w:szCs w:val="32"/>
+      <w14:ligatures w14:val="none"/>
+    </w:rPr>
+  </w:style>
+  <w:style w:type="paragraph" w:styleId="TOC1">
+    <w:name w:val="toc 1"/>
+    <w:basedOn w:val="Normal"/>
+    <w:next w:val="Normal"/>
+    <w:autoRedefine/>
+    <w:uiPriority w:val="39"/>
+    <w:unhideWhenUsed/>
+    <w:rsid w:val="000E01AD"/>
+    <w:pPr>
+      <w:tabs>
+        <w:tab w:val="right" w:leader="dot" w:pos="9350"/>
+      </w:tabs>
+      <w:bidi/>
+      <w:spacing w:after="100"/>
+    </w:pPr>
+    <w:rPr>
+      <w:rFonts w:cs="B Nazanin"/>
+      <w:noProof/>
+      <w:lang w:bidi="fa-IR"/>
+    </w:rPr>
+  </w:style>
 </w:styles>
 </file>
 

--- a/report.docx
+++ b/report.docx
@@ -344,16 +344,7 @@
                                 <w:bCs/>
                                 <w:rtl/>
                               </w:rPr>
-                              <w:t xml:space="preserve">تمرین </w:t>
-                            </w:r>
-                            <w:r>
-                              <w:rPr>
-                                <w:rFonts w:cs="B Nazanin" w:hint="cs"/>
-                                <w:b/>
-                                <w:bCs/>
-                                <w:rtl/>
-                              </w:rPr>
-                              <w:t>دوم</w:t>
+                              <w:t>تمرین دوم</w:t>
                             </w:r>
                           </w:p>
                         </w:txbxContent>
@@ -503,16 +494,7 @@
                           <w:bCs/>
                           <w:rtl/>
                         </w:rPr>
-                        <w:t xml:space="preserve">تمرین </w:t>
-                      </w:r>
-                      <w:r>
-                        <w:rPr>
-                          <w:rFonts w:cs="B Nazanin" w:hint="cs"/>
-                          <w:b/>
-                          <w:bCs/>
-                          <w:rtl/>
-                        </w:rPr>
-                        <w:t>دوم</w:t>
+                        <w:t>تمرین دوم</w:t>
                       </w:r>
                     </w:p>
                   </w:txbxContent>
@@ -694,6 +676,14 @@
     </w:p>
     <w:sdt>
       <w:sdtPr>
+        <w:rPr>
+          <w:rFonts w:asciiTheme="minorHAnsi" w:eastAsiaTheme="minorHAnsi" w:hAnsiTheme="minorHAnsi" w:cstheme="minorBidi"/>
+          <w:color w:val="auto"/>
+          <w:kern w:val="2"/>
+          <w:sz w:val="24"/>
+          <w:szCs w:val="24"/>
+          <w14:ligatures w14:val="standardContextual"/>
+        </w:rPr>
         <w:id w:val="-186453796"/>
         <w:docPartObj>
           <w:docPartGallery w:val="Table of Contents"/>
@@ -702,15 +692,9 @@
       </w:sdtPr>
       <w:sdtEndPr>
         <w:rPr>
-          <w:rFonts w:asciiTheme="minorHAnsi" w:eastAsiaTheme="minorHAnsi" w:hAnsiTheme="minorHAnsi" w:cstheme="minorBidi"/>
           <w:b/>
           <w:bCs/>
           <w:noProof/>
-          <w:color w:val="auto"/>
-          <w:kern w:val="2"/>
-          <w:sz w:val="24"/>
-          <w:szCs w:val="24"/>
-          <w14:ligatures w14:val="standardContextual"/>
         </w:rPr>
       </w:sdtEndPr>
       <w:sdtContent>
@@ -745,17 +729,7 @@
                 <w:bCs/>
                 <w:rtl/>
               </w:rPr>
-              <w:t>سوال اول</w:t>
-            </w:r>
-            <w:r>
-              <w:rPr>
-                <w:rStyle w:val="Hyperlink"/>
-                <w:rFonts w:hint="cs"/>
-                <w:b/>
-                <w:bCs/>
-                <w:rtl/>
-              </w:rPr>
-              <w:t xml:space="preserve"> </w:t>
+              <w:t xml:space="preserve">سوال اول </w:t>
             </w:r>
             <w:r>
               <w:rPr>
@@ -823,106 +797,27 @@
               <w:bCs/>
             </w:rPr>
           </w:pPr>
-          <w:r>
-            <w:rPr>
-              <w:rStyle w:val="Hyperlink"/>
-              <w:b/>
-              <w:bCs/>
-            </w:rPr>
-            <w:fldChar w:fldCharType="begin"/>
-          </w:r>
-          <w:r>
-            <w:rPr>
-              <w:rStyle w:val="Hyperlink"/>
-              <w:b/>
-              <w:bCs/>
-            </w:rPr>
-            <w:instrText xml:space="preserve"> </w:instrText>
-          </w:r>
-          <w:r>
-            <w:rPr>
-              <w:b/>
-              <w:bCs/>
-            </w:rPr>
-            <w:instrText>HYPERLINK \l "_Toc196062439"</w:instrText>
-          </w:r>
-          <w:r>
-            <w:rPr>
-              <w:rStyle w:val="Hyperlink"/>
-              <w:b/>
-              <w:bCs/>
-            </w:rPr>
-            <w:instrText xml:space="preserve"> </w:instrText>
-          </w:r>
-          <w:r>
-            <w:rPr>
-              <w:rStyle w:val="Hyperlink"/>
-              <w:b/>
-              <w:bCs/>
-            </w:rPr>
-          </w:r>
-          <w:r>
-            <w:rPr>
-              <w:rStyle w:val="Hyperlink"/>
-              <w:b/>
-              <w:bCs/>
-            </w:rPr>
-            <w:fldChar w:fldCharType="separate"/>
-          </w:r>
-          <w:r>
-            <w:rPr>
-              <w:rStyle w:val="Hyperlink"/>
-              <w:rFonts w:hint="cs"/>
-              <w:b/>
-              <w:bCs/>
-              <w:rtl/>
-            </w:rPr>
-            <w:t xml:space="preserve">سوال </w:t>
-          </w:r>
-          <w:r>
-            <w:rPr>
-              <w:rStyle w:val="Hyperlink"/>
-              <w:rFonts w:hint="cs"/>
-              <w:b/>
-              <w:bCs/>
-              <w:rtl/>
-            </w:rPr>
-            <w:t>د</w:t>
-          </w:r>
-          <w:r>
-            <w:rPr>
-              <w:rStyle w:val="Hyperlink"/>
-              <w:rFonts w:hint="cs"/>
-              <w:b/>
-              <w:bCs/>
-              <w:rtl/>
-            </w:rPr>
-            <w:t>وم</w:t>
-          </w:r>
-          <w:r>
-            <w:rPr>
-              <w:b/>
-              <w:bCs/>
-              <w:webHidden/>
-            </w:rPr>
-            <w:tab/>
-          </w:r>
-          <w:r>
-            <w:rPr>
-              <w:b/>
-              <w:bCs/>
-              <w:webHidden/>
-            </w:rPr>
-            <w:t>15</w:t>
-          </w:r>
-          <w:r>
-            <w:rPr>
-              <w:rStyle w:val="Hyperlink"/>
-              <w:b/>
-              <w:bCs/>
-            </w:rPr>
-            <w:fldChar w:fldCharType="end"/>
-          </w:r>
+          <w:hyperlink w:anchor="_Toc196062439" w:history="1">
+            <w:r>
+              <w:rPr>
+                <w:rStyle w:val="Hyperlink"/>
+                <w:rFonts w:hint="cs"/>
+                <w:b/>
+                <w:bCs/>
+                <w:rtl/>
+              </w:rPr>
+              <w:t>سوال دوم</w:t>
+            </w:r>
+            <w:r>
+              <w:rPr>
+                <w:b/>
+                <w:bCs/>
+                <w:webHidden/>
+              </w:rPr>
+              <w:tab/>
+              <w:t>15</w:t>
+            </w:r>
+          </w:hyperlink>
         </w:p>
         <w:p>
           <w:pPr>
@@ -941,27 +836,7 @@
                 <w:bCs/>
                 <w:rtl/>
               </w:rPr>
-              <w:t>سوا</w:t>
-            </w:r>
-            <w:r>
-              <w:rPr>
-                <w:rStyle w:val="Hyperlink"/>
-                <w:rFonts w:hint="cs"/>
-                <w:b/>
-                <w:bCs/>
-                <w:rtl/>
-              </w:rPr>
-              <w:t>ل</w:t>
-            </w:r>
-            <w:r>
-              <w:rPr>
-                <w:rStyle w:val="Hyperlink"/>
-                <w:rFonts w:hint="cs"/>
-                <w:b/>
-                <w:bCs/>
-                <w:rtl/>
-              </w:rPr>
-              <w:t xml:space="preserve"> سوم</w:t>
+              <w:t>سوال سوم</w:t>
             </w:r>
             <w:r>
               <w:rPr>
@@ -970,13 +845,6 @@
                 <w:webHidden/>
               </w:rPr>
               <w:tab/>
-            </w:r>
-            <w:r>
-              <w:rPr>
-                <w:b/>
-                <w:bCs/>
-                <w:webHidden/>
-              </w:rPr>
               <w:t>26</w:t>
             </w:r>
           </w:hyperlink>
@@ -6162,17 +6030,27 @@
         </w:rPr>
         <w:t xml:space="preserve">در </w:t>
       </w:r>
-      <w:hyperlink r:id="rId51" w:anchor=":~:text=KNN%20imputation%20leakage%20occurs%20when,in%20values%206%20and%206)." w:history="1">
-        <w:r>
-          <w:rPr>
-            <w:rStyle w:val="Hyperlink"/>
-            <w:rFonts w:cs="B Nazanin" w:hint="cs"/>
-            <w:rtl/>
-            <w:lang w:bidi="fa-IR"/>
-          </w:rPr>
-          <w:t>لینک</w:t>
-        </w:r>
-      </w:hyperlink>
+      <w:r>
+        <w:fldChar w:fldCharType="begin"/>
+      </w:r>
+      <w:r>
+        <w:instrText>HYPERLINK "https://towardsdatascience.com/data-leakage-in-preprocessing-explained-a-visual-guide-with-code-examples-33cbf07507b7/" \l ":~:text=KNN%20imputation%20leakage%20occurs%20when,in%20values%206%20and%206)."</w:instrText>
+      </w:r>
+      <w:r>
+        <w:fldChar w:fldCharType="separate"/>
+      </w:r>
+      <w:r>
+        <w:rPr>
+          <w:rStyle w:val="Hyperlink"/>
+          <w:rFonts w:cs="B Nazanin" w:hint="cs"/>
+          <w:rtl/>
+          <w:lang w:bidi="fa-IR"/>
+        </w:rPr>
+        <w:t>لینک</w:t>
+      </w:r>
+      <w:r>
+        <w:fldChar w:fldCharType="end"/>
+      </w:r>
       <w:r>
         <w:rPr>
           <w:rFonts w:cs="B Nazanin" w:hint="cs"/>
@@ -6252,7 +6130,7 @@
                     <pic:cNvPicPr/>
                   </pic:nvPicPr>
                   <pic:blipFill>
-                    <a:blip r:embed="rId52"/>
+                    <a:blip r:embed="rId51"/>
                     <a:stretch>
                       <a:fillRect/>
                     </a:stretch>
@@ -6503,7 +6381,7 @@
                     <pic:cNvPicPr/>
                   </pic:nvPicPr>
                   <pic:blipFill>
-                    <a:blip r:embed="rId53"/>
+                    <a:blip r:embed="rId52"/>
                     <a:stretch>
                       <a:fillRect/>
                     </a:stretch>
@@ -6569,7 +6447,7 @@
                     <pic:cNvPicPr/>
                   </pic:nvPicPr>
                   <pic:blipFill>
-                    <a:blip r:embed="rId54"/>
+                    <a:blip r:embed="rId53"/>
                     <a:stretch>
                       <a:fillRect/>
                     </a:stretch>
@@ -6652,7 +6530,7 @@
                     <pic:cNvPicPr/>
                   </pic:nvPicPr>
                   <pic:blipFill>
-                    <a:blip r:embed="rId55"/>
+                    <a:blip r:embed="rId54"/>
                     <a:stretch>
                       <a:fillRect/>
                     </a:stretch>
@@ -6720,7 +6598,7 @@
                     <pic:cNvPicPr/>
                   </pic:nvPicPr>
                   <pic:blipFill>
-                    <a:blip r:embed="rId56"/>
+                    <a:blip r:embed="rId55"/>
                     <a:stretch>
                       <a:fillRect/>
                     </a:stretch>
@@ -7222,7 +7100,7 @@
                     <pic:cNvPicPr/>
                   </pic:nvPicPr>
                   <pic:blipFill>
-                    <a:blip r:embed="rId57"/>
+                    <a:blip r:embed="rId56"/>
                     <a:stretch>
                       <a:fillRect/>
                     </a:stretch>
@@ -7306,7 +7184,7 @@
                     <pic:cNvPicPr/>
                   </pic:nvPicPr>
                   <pic:blipFill>
-                    <a:blip r:embed="rId58"/>
+                    <a:blip r:embed="rId57"/>
                     <a:stretch>
                       <a:fillRect/>
                     </a:stretch>
@@ -7524,7 +7402,7 @@
                     <pic:cNvPicPr/>
                   </pic:nvPicPr>
                   <pic:blipFill>
-                    <a:blip r:embed="rId59"/>
+                    <a:blip r:embed="rId58"/>
                     <a:stretch>
                       <a:fillRect/>
                     </a:stretch>
@@ -7676,7 +7554,7 @@
                     <pic:cNvPicPr/>
                   </pic:nvPicPr>
                   <pic:blipFill>
-                    <a:blip r:embed="rId60"/>
+                    <a:blip r:embed="rId59"/>
                     <a:stretch>
                       <a:fillRect/>
                     </a:stretch>
@@ -7840,7 +7718,7 @@
                     <pic:cNvPicPr/>
                   </pic:nvPicPr>
                   <pic:blipFill>
-                    <a:blip r:embed="rId61"/>
+                    <a:blip r:embed="rId60"/>
                     <a:stretch>
                       <a:fillRect/>
                     </a:stretch>
@@ -7988,7 +7866,7 @@
                     <pic:cNvPicPr/>
                   </pic:nvPicPr>
                   <pic:blipFill>
-                    <a:blip r:embed="rId62"/>
+                    <a:blip r:embed="rId61"/>
                     <a:stretch>
                       <a:fillRect/>
                     </a:stretch>
@@ -9363,7 +9241,7 @@
                     <pic:cNvPicPr/>
                   </pic:nvPicPr>
                   <pic:blipFill>
-                    <a:blip r:embed="rId63"/>
+                    <a:blip r:embed="rId62"/>
                     <a:stretch>
                       <a:fillRect/>
                     </a:stretch>
@@ -9477,8 +9355,8 @@
           <w:lang w:bidi="fa-IR"/>
         </w:rPr>
         <w:sectPr>
-          <w:headerReference w:type="default" r:id="rId64"/>
-          <w:footerReference w:type="default" r:id="rId65"/>
+          <w:headerReference w:type="default" r:id="rId63"/>
+          <w:footerReference w:type="default" r:id="rId64"/>
           <w:pgSz w:w="12240" w:h="15840"/>
           <w:pgMar w:top="1440" w:right="1440" w:bottom="1440" w:left="1440" w:header="720" w:footer="720" w:gutter="0"/>
           <w:pgBorders w:offsetFrom="page">
@@ -9569,7 +9447,7 @@
                     <pic:cNvPicPr/>
                   </pic:nvPicPr>
                   <pic:blipFill>
-                    <a:blip r:embed="rId66"/>
+                    <a:blip r:embed="rId65"/>
                     <a:stretch>
                       <a:fillRect/>
                     </a:stretch>
@@ -9695,7 +9573,7 @@
                     <pic:cNvPicPr/>
                   </pic:nvPicPr>
                   <pic:blipFill>
-                    <a:blip r:embed="rId67"/>
+                    <a:blip r:embed="rId66"/>
                     <a:stretch>
                       <a:fillRect/>
                     </a:stretch>
@@ -9764,7 +9642,7 @@
                     <pic:cNvPicPr/>
                   </pic:nvPicPr>
                   <pic:blipFill>
-                    <a:blip r:embed="rId68"/>
+                    <a:blip r:embed="rId67"/>
                     <a:stretch>
                       <a:fillRect/>
                     </a:stretch>
@@ -9834,7 +9712,7 @@
                     <pic:cNvPicPr/>
                   </pic:nvPicPr>
                   <pic:blipFill>
-                    <a:blip r:embed="rId69"/>
+                    <a:blip r:embed="rId68"/>
                     <a:stretch>
                       <a:fillRect/>
                     </a:stretch>
@@ -10053,7 +9931,7 @@
                     <pic:cNvPicPr/>
                   </pic:nvPicPr>
                   <pic:blipFill>
-                    <a:blip r:embed="rId70"/>
+                    <a:blip r:embed="rId69"/>
                     <a:stretch>
                       <a:fillRect/>
                     </a:stretch>
@@ -10221,7 +10099,7 @@
                     <pic:cNvPicPr/>
                   </pic:nvPicPr>
                   <pic:blipFill>
-                    <a:blip r:embed="rId71"/>
+                    <a:blip r:embed="rId70"/>
                     <a:stretch>
                       <a:fillRect/>
                     </a:stretch>
@@ -10530,7 +10408,7 @@
                     <pic:cNvPicPr/>
                   </pic:nvPicPr>
                   <pic:blipFill>
-                    <a:blip r:embed="rId72"/>
+                    <a:blip r:embed="rId71"/>
                     <a:stretch>
                       <a:fillRect/>
                     </a:stretch>
@@ -10747,7 +10625,7 @@
                     <pic:cNvPicPr/>
                   </pic:nvPicPr>
                   <pic:blipFill>
-                    <a:blip r:embed="rId73"/>
+                    <a:blip r:embed="rId72"/>
                     <a:stretch>
                       <a:fillRect/>
                     </a:stretch>
@@ -10815,7 +10693,7 @@
                     <pic:cNvPicPr/>
                   </pic:nvPicPr>
                   <pic:blipFill>
-                    <a:blip r:embed="rId74"/>
+                    <a:blip r:embed="rId73"/>
                     <a:stretch>
                       <a:fillRect/>
                     </a:stretch>
@@ -11297,7 +11175,7 @@
                     <pic:cNvPicPr/>
                   </pic:nvPicPr>
                   <pic:blipFill>
-                    <a:blip r:embed="rId75"/>
+                    <a:blip r:embed="rId74"/>
                     <a:stretch>
                       <a:fillRect/>
                     </a:stretch>
@@ -11420,7 +11298,7 @@
                     <pic:cNvPicPr/>
                   </pic:nvPicPr>
                   <pic:blipFill>
-                    <a:blip r:embed="rId76"/>
+                    <a:blip r:embed="rId75"/>
                     <a:stretch>
                       <a:fillRect/>
                     </a:stretch>
@@ -11504,7 +11382,7 @@
                     <pic:cNvPicPr/>
                   </pic:nvPicPr>
                   <pic:blipFill>
-                    <a:blip r:embed="rId77"/>
+                    <a:blip r:embed="rId76"/>
                     <a:stretch>
                       <a:fillRect/>
                     </a:stretch>
@@ -11713,7 +11591,7 @@
                     <pic:cNvPicPr/>
                   </pic:nvPicPr>
                   <pic:blipFill>
-                    <a:blip r:embed="rId78"/>
+                    <a:blip r:embed="rId77"/>
                     <a:stretch>
                       <a:fillRect/>
                     </a:stretch>
@@ -11842,7 +11720,7 @@
                     <pic:cNvPicPr/>
                   </pic:nvPicPr>
                   <pic:blipFill>
-                    <a:blip r:embed="rId79"/>
+                    <a:blip r:embed="rId78"/>
                     <a:stretch>
                       <a:fillRect/>
                     </a:stretch>
@@ -11864,8 +11742,8 @@
       </w:r>
     </w:p>
     <w:sectPr>
-      <w:headerReference w:type="default" r:id="rId80"/>
-      <w:footerReference w:type="default" r:id="rId81"/>
+      <w:headerReference w:type="default" r:id="rId79"/>
+      <w:footerReference w:type="default" r:id="rId80"/>
       <w:pgSz w:w="12240" w:h="15840"/>
       <w:pgMar w:top="1440" w:right="1440" w:bottom="1440" w:left="1440" w:header="720" w:footer="720" w:gutter="0"/>
       <w:pgBorders w:offsetFrom="page">
@@ -11975,7 +11853,7 @@
       <w:pStyle w:val="Footer"/>
       <w:jc w:val="right"/>
       <w:rPr>
-        <w:rFonts w:cs="B Nazanin" w:hint="cs"/>
+        <w:rFonts w:cs="B Nazanin"/>
         <w:color w:val="767171" w:themeColor="background2" w:themeShade="80"/>
         <w:sz w:val="18"/>
         <w:szCs w:val="18"/>
@@ -12004,7 +11882,6 @@
     <w:pPr>
       <w:pStyle w:val="Footer"/>
       <w:rPr>
-        <w:rFonts w:hint="cs"/>
         <w:rtl/>
         <w:lang w:bidi="fa-IR"/>
       </w:rPr>
@@ -12126,7 +12003,7 @@
       <w:pStyle w:val="Footer"/>
       <w:jc w:val="right"/>
       <w:rPr>
-        <w:rFonts w:cs="B Nazanin" w:hint="cs"/>
+        <w:rFonts w:cs="B Nazanin"/>
         <w:color w:val="767171" w:themeColor="background2" w:themeShade="80"/>
         <w:sz w:val="20"/>
         <w:szCs w:val="20"/>
@@ -12181,7 +12058,7 @@
       <w:pStyle w:val="Header"/>
       <w:jc w:val="center"/>
       <w:rPr>
-        <w:rFonts w:cs="B Nazanin" w:hint="cs"/>
+        <w:rFonts w:cs="B Nazanin"/>
         <w:lang w:bidi="fa-IR"/>
       </w:rPr>
     </w:pPr>
@@ -12196,7 +12073,7 @@
       <w:pStyle w:val="Header"/>
       <w:jc w:val="right"/>
       <w:rPr>
-        <w:rFonts w:cs="B Nazanin" w:hint="cs"/>
+        <w:rFonts w:cs="B Nazanin"/>
         <w:lang w:bidi="fa-IR"/>
       </w:rPr>
     </w:pPr>
@@ -12265,7 +12142,7 @@
         </mc:Choice>
         <mc:Fallback>
           <w:pict>
-            <v:line w14:anchorId="3B9689BA" id="Straight Connector 1" o:spid="_x0000_s1026" style="position:absolute;z-index:251665408;visibility:visible;mso-wrap-style:square;mso-width-percent:0;mso-height-percent:0;mso-wrap-distance-left:9pt;mso-wrap-distance-top:0;mso-wrap-distance-right:9pt;mso-wrap-distance-bottom:0;mso-position-horizontal:absolute;mso-position-horizontal-relative:margin;mso-position-vertical:absolute;mso-position-vertical-relative:text;mso-width-percent:0;mso-height-percent:0;mso-width-relative:margin;mso-height-relative:margin" from="-30.95pt,21.6pt" to="493.95pt,21.6pt" o:gfxdata="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" strokecolor="black [3200]" strokeweight="1.5pt">
+            <v:line w14:anchorId="0245EC54" id="Straight Connector 1" o:spid="_x0000_s1026" style="position:absolute;z-index:251665408;visibility:visible;mso-wrap-style:square;mso-width-percent:0;mso-height-percent:0;mso-wrap-distance-left:9pt;mso-wrap-distance-top:0;mso-wrap-distance-right:9pt;mso-wrap-distance-bottom:0;mso-position-horizontal:absolute;mso-position-horizontal-relative:margin;mso-position-vertical:absolute;mso-position-vertical-relative:text;mso-width-percent:0;mso-height-percent:0;mso-width-relative:margin;mso-height-relative:margin" from="-30.95pt,21.6pt" to="493.95pt,21.6pt" o:gfxdata="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" strokecolor="black [3200]" strokeweight="1.5pt">
               <v:stroke joinstyle="miter"/>
               <w10:wrap anchorx="margin"/>
             </v:line>
@@ -12308,7 +12185,7 @@
       <w:pStyle w:val="Header"/>
       <w:jc w:val="right"/>
       <w:rPr>
-        <w:rFonts w:cs="B Nazanin" w:hint="cs"/>
+        <w:rFonts w:cs="B Nazanin"/>
         <w:b/>
         <w:bCs/>
         <w:color w:val="000000" w:themeColor="text1"/>
@@ -12383,7 +12260,7 @@
         </mc:Choice>
         <mc:Fallback>
           <w:pict>
-            <v:line w14:anchorId="4DA24956" id="Straight Connector 1" o:spid="_x0000_s1026" style="position:absolute;z-index:251661312;visibility:visible;mso-wrap-style:square;mso-width-percent:0;mso-height-percent:0;mso-wrap-distance-left:9pt;mso-wrap-distance-top:0;mso-wrap-distance-right:9pt;mso-wrap-distance-bottom:0;mso-position-horizontal:absolute;mso-position-horizontal-relative:margin;mso-position-vertical:absolute;mso-position-vertical-relative:text;mso-width-percent:0;mso-height-percent:0;mso-width-relative:margin;mso-height-relative:margin" from="-34.55pt,25.2pt" to="495.35pt,25.9pt" o:gfxdata="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" strokecolor="black [3200]" strokeweight="1.5pt">
+            <v:line w14:anchorId="0AAB85A7" id="Straight Connector 1" o:spid="_x0000_s1026" style="position:absolute;z-index:251661312;visibility:visible;mso-wrap-style:square;mso-width-percent:0;mso-height-percent:0;mso-wrap-distance-left:9pt;mso-wrap-distance-top:0;mso-wrap-distance-right:9pt;mso-wrap-distance-bottom:0;mso-position-horizontal:absolute;mso-position-horizontal-relative:margin;mso-position-vertical:absolute;mso-position-vertical-relative:text;mso-width-percent:0;mso-height-percent:0;mso-width-relative:margin;mso-height-relative:margin" from="-34.55pt,25.2pt" to="495.35pt,25.9pt" o:gfxdata="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" strokecolor="black [3200]" strokeweight="1.5pt">
               <v:stroke joinstyle="miter"/>
               <w10:wrap anchorx="margin"/>
             </v:line>
@@ -12413,7 +12290,7 @@
       <w:pStyle w:val="Header"/>
       <w:jc w:val="right"/>
       <w:rPr>
-        <w:rFonts w:cs="B Nazanin" w:hint="cs"/>
+        <w:rFonts w:cs="B Nazanin"/>
         <w:b/>
         <w:bCs/>
         <w:color w:val="000000" w:themeColor="text1"/>
@@ -12488,7 +12365,7 @@
         </mc:Choice>
         <mc:Fallback>
           <w:pict>
-            <v:line w14:anchorId="66989970" id="Straight Connector 1" o:spid="_x0000_s1026" style="position:absolute;z-index:251663360;visibility:visible;mso-wrap-style:square;mso-width-percent:0;mso-height-percent:0;mso-wrap-distance-left:9pt;mso-wrap-distance-top:0;mso-wrap-distance-right:9pt;mso-wrap-distance-bottom:0;mso-position-horizontal:absolute;mso-position-horizontal-relative:margin;mso-position-vertical:absolute;mso-position-vertical-relative:text;mso-width-percent:0;mso-height-percent:0;mso-width-relative:margin;mso-height-relative:margin" from="-34.55pt,25.2pt" to="495.35pt,25.9pt" o:gfxdata="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" strokecolor="black [3200]" strokeweight="1.5pt">
+            <v:line w14:anchorId="312629B9" id="Straight Connector 1" o:spid="_x0000_s1026" style="position:absolute;z-index:251663360;visibility:visible;mso-wrap-style:square;mso-width-percent:0;mso-height-percent:0;mso-wrap-distance-left:9pt;mso-wrap-distance-top:0;mso-wrap-distance-right:9pt;mso-wrap-distance-bottom:0;mso-position-horizontal:absolute;mso-position-horizontal-relative:margin;mso-position-vertical:absolute;mso-position-vertical-relative:text;mso-width-percent:0;mso-height-percent:0;mso-width-relative:margin;mso-height-relative:margin" from="-34.55pt,25.2pt" to="495.35pt,25.9pt" o:gfxdata="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" strokecolor="black [3200]" strokeweight="1.5pt">
               <v:stroke joinstyle="miter"/>
               <w10:wrap anchorx="margin"/>
             </v:line>
